--- a/docs/artifacts/spec-documents/10-implementation-mapping-document.docx
+++ b/docs/artifacts/spec-documents/10-implementation-mapping-document.docx
@@ -23,7 +23,7 @@
         <w:pStyle w:val="Date"/>
       </w:pPr>
       <w:r>
-        <w:t xml:space="preserve">2026-09-12</w:t>
+        <w:t xml:space="preserve">2026-09-13</w:t>
       </w:r>
     </w:p>
     <w:sdt>
@@ -52,7 +52,7 @@
         </w:p>
       </w:sdtContent>
     </w:sdt>
-    <w:bookmarkStart w:id="37" w:name="foxbms-2-implementation-mapping-document"/>
+    <w:bookmarkStart w:id="38" w:name="foxbms-2-implementation-mapping-document"/>
     <w:p>
       <w:pPr>
         <w:pStyle w:val="Heading1"/>
@@ -316,7 +316,7 @@
               <w:jc w:val="left"/>
             </w:pPr>
             <w:r>
-              <w:t xml:space="preserve">2026-09-12T01:01:53Z</w:t>
+              <w:t xml:space="preserve">2026-09-13T02:20:37Z</w:t>
             </w:r>
           </w:p>
         </w:tc>
@@ -336,20 +336,3952 @@
         <w:pStyle w:val="FirstParagraph"/>
       </w:pPr>
       <w:r>
-        <w:t xml:space="preserve">Implementation mapping (design → source) and the complete requirement-to-test coverage matrix for every requirement artifact in both profiles.</w:t>
+        <w:t xml:space="preserve">Implementation mapping: (1) reverse-engineered module → sources → config → unit-test → documentation mapping for all 40 modules; (2) corpus design → source mappings and requirement → design → source → test chains; (3) the complete requirement-to-test coverage matrix for every requirement artifact in both profiles.</w:t>
       </w:r>
     </w:p>
     <w:bookmarkEnd w:id="20"/>
-    <w:bookmarkStart w:id="34" w:name="implementation-mapping"/>
+    <w:bookmarkStart w:id="21" w:name="reverse-engineered-module-mapping"/>
     <w:p>
       <w:pPr>
         <w:pStyle w:val="Heading2"/>
       </w:pPr>
       <w:r>
-        <w:t xml:space="preserve">Implementation Mapping</w:t>
+        <w:t xml:space="preserve">Reverse-Engineered Module Mapping</w:t>
       </w:r>
     </w:p>
-    <w:bookmarkStart w:id="21" w:name="X9a09163a7733de27c778feca9f299b4cce42615"/>
+    <w:p>
+      <w:pPr>
+        <w:pStyle w:val="FirstParagraph"/>
+      </w:pPr>
+      <w:r>
+        <w:t xml:space="preserve">Complete mapping of every implemented module to its source files, configuration, unit tests and module documentation (all paths relative to the repository root):</w:t>
+      </w:r>
+    </w:p>
+    <w:tbl>
+      <w:tblPr>
+        <w:tblStyle w:val="Table"/>
+        <w:tblW w:type="pct" w:w="5000"/>
+        <w:jc w:val="left"/>
+        <w:tblLayout w:type="fixed"/>
+        <w:tblLook w:firstRow="1" w:lastRow="0" w:firstColumn="0" w:lastColumn="0" w:noHBand="0" w:noVBand="0" w:val="0020"/>
+      </w:tblPr>
+      <w:tblGrid>
+        <w:gridCol w:w="1584"/>
+        <w:gridCol w:w="1584"/>
+        <w:gridCol w:w="1584"/>
+        <w:gridCol w:w="1584"/>
+        <w:gridCol w:w="1584"/>
+      </w:tblGrid>
+      <w:tr>
+        <w:trPr>
+          <w:tblHeader w:val="on"/>
+        </w:trPr>
+        <w:tc>
+          <w:tcPr/>
+          <w:p>
+            <w:pPr>
+              <w:pStyle w:val="Compact"/>
+              <w:jc w:val="left"/>
+            </w:pPr>
+            <w:r>
+              <w:t xml:space="preserve">Module</w:t>
+            </w:r>
+          </w:p>
+        </w:tc>
+        <w:tc>
+          <w:tcPr/>
+          <w:p>
+            <w:pPr>
+              <w:pStyle w:val="Compact"/>
+              <w:jc w:val="left"/>
+            </w:pPr>
+            <w:r>
+              <w:t xml:space="preserve">Main sources</w:t>
+            </w:r>
+          </w:p>
+        </w:tc>
+        <w:tc>
+          <w:tcPr/>
+          <w:p>
+            <w:pPr>
+              <w:pStyle w:val="Compact"/>
+              <w:jc w:val="left"/>
+            </w:pPr>
+            <w:r>
+              <w:t xml:space="preserve">Config</w:t>
+            </w:r>
+          </w:p>
+        </w:tc>
+        <w:tc>
+          <w:tcPr/>
+          <w:p>
+            <w:pPr>
+              <w:pStyle w:val="Compact"/>
+              <w:jc w:val="left"/>
+            </w:pPr>
+            <w:r>
+              <w:t xml:space="preserve">Unit tests</w:t>
+            </w:r>
+          </w:p>
+        </w:tc>
+        <w:tc>
+          <w:tcPr/>
+          <w:p>
+            <w:pPr>
+              <w:pStyle w:val="Compact"/>
+              <w:jc w:val="left"/>
+            </w:pPr>
+            <w:r>
+              <w:t xml:space="preserve">Docs</w:t>
+            </w:r>
+          </w:p>
+        </w:tc>
+      </w:tr>
+      <w:tr>
+        <w:tc>
+          <w:tcPr/>
+          <w:p>
+            <w:pPr>
+              <w:pStyle w:val="Compact"/>
+              <w:jc w:val="left"/>
+            </w:pPr>
+            <w:r>
+              <w:rPr>
+                <w:rStyle w:val="VerbatimChar"/>
+              </w:rPr>
+              <w:t xml:space="preserve">application/algorithm</w:t>
+            </w:r>
+          </w:p>
+        </w:tc>
+        <w:tc>
+          <w:tcPr/>
+          <w:p>
+            <w:pPr>
+              <w:pStyle w:val="Compact"/>
+              <w:jc w:val="left"/>
+            </w:pPr>
+            <w:r>
+              <w:rPr>
+                <w:rStyle w:val="VerbatimChar"/>
+              </w:rPr>
+              <w:t xml:space="preserve">src/app/application/algorithm/algorithm.c</w:t>
+            </w:r>
+            <w:r>
+              <w:t xml:space="preserve">,</w:t>
+            </w:r>
+            <w:r>
+              <w:t xml:space="preserve"> </w:t>
+            </w:r>
+            <w:r>
+              <w:rPr>
+                <w:rStyle w:val="VerbatimChar"/>
+              </w:rPr>
+              <w:t xml:space="preserve">src/app/application/algorithm/algorithm.h</w:t>
+            </w:r>
+            <w:r>
+              <w:t xml:space="preserve">,</w:t>
+            </w:r>
+            <w:r>
+              <w:t xml:space="preserve"> </w:t>
+            </w:r>
+            <w:r>
+              <w:rPr>
+                <w:rStyle w:val="VerbatimChar"/>
+              </w:rPr>
+              <w:t xml:space="preserve">src/app/application/algorithm/config/algorithm_cfg.c</w:t>
+            </w:r>
+            <w:r>
+              <w:t xml:space="preserve"> </w:t>
+            </w:r>
+            <w:r>
+              <w:t xml:space="preserve">…</w:t>
+            </w:r>
+          </w:p>
+        </w:tc>
+        <w:tc>
+          <w:tcPr/>
+          <w:p>
+            <w:pPr>
+              <w:pStyle w:val="Compact"/>
+              <w:jc w:val="left"/>
+            </w:pPr>
+            <w:r>
+              <w:t xml:space="preserve">—</w:t>
+            </w:r>
+          </w:p>
+        </w:tc>
+        <w:tc>
+          <w:tcPr/>
+          <w:p>
+            <w:pPr>
+              <w:pStyle w:val="Compact"/>
+              <w:jc w:val="left"/>
+            </w:pPr>
+            <w:r>
+              <w:t xml:space="preserve">1</w:t>
+            </w:r>
+          </w:p>
+        </w:tc>
+        <w:tc>
+          <w:tcPr/>
+          <w:p>
+            <w:pPr>
+              <w:pStyle w:val="Compact"/>
+              <w:jc w:val="left"/>
+            </w:pPr>
+            <w:r>
+              <w:rPr>
+                <w:rStyle w:val="VerbatimChar"/>
+              </w:rPr>
+              <w:t xml:space="preserve">docs/software/modules/application/algorithm/algorithm.rst</w:t>
+            </w:r>
+          </w:p>
+        </w:tc>
+      </w:tr>
+      <w:tr>
+        <w:tc>
+          <w:tcPr/>
+          <w:p>
+            <w:pPr>
+              <w:pStyle w:val="Compact"/>
+              <w:jc w:val="left"/>
+            </w:pPr>
+            <w:r>
+              <w:rPr>
+                <w:rStyle w:val="VerbatimChar"/>
+              </w:rPr>
+              <w:t xml:space="preserve">application/bal</w:t>
+            </w:r>
+          </w:p>
+        </w:tc>
+        <w:tc>
+          <w:tcPr/>
+          <w:p>
+            <w:pPr>
+              <w:pStyle w:val="Compact"/>
+              <w:jc w:val="left"/>
+            </w:pPr>
+            <w:r>
+              <w:rPr>
+                <w:rStyle w:val="VerbatimChar"/>
+              </w:rPr>
+              <w:t xml:space="preserve">src/app/application/bal/bal.c</w:t>
+            </w:r>
+            <w:r>
+              <w:t xml:space="preserve">,</w:t>
+            </w:r>
+            <w:r>
+              <w:t xml:space="preserve"> </w:t>
+            </w:r>
+            <w:r>
+              <w:rPr>
+                <w:rStyle w:val="VerbatimChar"/>
+              </w:rPr>
+              <w:t xml:space="preserve">src/app/application/bal/bal.h</w:t>
+            </w:r>
+            <w:r>
+              <w:t xml:space="preserve">,</w:t>
+            </w:r>
+            <w:r>
+              <w:t xml:space="preserve"> </w:t>
+            </w:r>
+            <w:r>
+              <w:rPr>
+                <w:rStyle w:val="VerbatimChar"/>
+              </w:rPr>
+              <w:t xml:space="preserve">src/app/application/bal/history/bal_strategy_history.c</w:t>
+            </w:r>
+            <w:r>
+              <w:t xml:space="preserve"> </w:t>
+            </w:r>
+            <w:r>
+              <w:t xml:space="preserve">…</w:t>
+            </w:r>
+          </w:p>
+        </w:tc>
+        <w:tc>
+          <w:tcPr/>
+          <w:p>
+            <w:pPr>
+              <w:pStyle w:val="Compact"/>
+              <w:jc w:val="left"/>
+            </w:pPr>
+            <w:r>
+              <w:rPr>
+                <w:rStyle w:val="VerbatimChar"/>
+              </w:rPr>
+              <w:t xml:space="preserve">src/app/application/config/bal_cfg.c</w:t>
+            </w:r>
+            <w:r>
+              <w:t xml:space="preserve">,</w:t>
+            </w:r>
+            <w:r>
+              <w:t xml:space="preserve"> </w:t>
+            </w:r>
+            <w:r>
+              <w:rPr>
+                <w:rStyle w:val="VerbatimChar"/>
+              </w:rPr>
+              <w:t xml:space="preserve">src/app/application/config/bal_cfg.h</w:t>
+            </w:r>
+          </w:p>
+        </w:tc>
+        <w:tc>
+          <w:tcPr/>
+          <w:p>
+            <w:pPr>
+              <w:pStyle w:val="Compact"/>
+              <w:jc w:val="left"/>
+            </w:pPr>
+            <w:r>
+              <w:t xml:space="preserve">1</w:t>
+            </w:r>
+          </w:p>
+        </w:tc>
+        <w:tc>
+          <w:tcPr/>
+          <w:p>
+            <w:pPr>
+              <w:pStyle w:val="Compact"/>
+              <w:jc w:val="left"/>
+            </w:pPr>
+            <w:r>
+              <w:rPr>
+                <w:rStyle w:val="VerbatimChar"/>
+              </w:rPr>
+              <w:t xml:space="preserve">docs/software/modules/application/bal/bal.rst</w:t>
+            </w:r>
+          </w:p>
+        </w:tc>
+      </w:tr>
+      <w:tr>
+        <w:tc>
+          <w:tcPr/>
+          <w:p>
+            <w:pPr>
+              <w:pStyle w:val="Compact"/>
+              <w:jc w:val="left"/>
+            </w:pPr>
+            <w:r>
+              <w:rPr>
+                <w:rStyle w:val="VerbatimChar"/>
+              </w:rPr>
+              <w:t xml:space="preserve">application/bms</w:t>
+            </w:r>
+          </w:p>
+        </w:tc>
+        <w:tc>
+          <w:tcPr/>
+          <w:p>
+            <w:pPr>
+              <w:pStyle w:val="Compact"/>
+              <w:jc w:val="left"/>
+            </w:pPr>
+            <w:r>
+              <w:rPr>
+                <w:rStyle w:val="VerbatimChar"/>
+              </w:rPr>
+              <w:t xml:space="preserve">src/app/application/bms/bms.c</w:t>
+            </w:r>
+            <w:r>
+              <w:t xml:space="preserve">,</w:t>
+            </w:r>
+            <w:r>
+              <w:t xml:space="preserve"> </w:t>
+            </w:r>
+            <w:r>
+              <w:rPr>
+                <w:rStyle w:val="VerbatimChar"/>
+              </w:rPr>
+              <w:t xml:space="preserve">src/app/application/bms/bms.h</w:t>
+            </w:r>
+          </w:p>
+        </w:tc>
+        <w:tc>
+          <w:tcPr/>
+          <w:p>
+            <w:pPr>
+              <w:pStyle w:val="Compact"/>
+              <w:jc w:val="left"/>
+            </w:pPr>
+            <w:r>
+              <w:rPr>
+                <w:rStyle w:val="VerbatimChar"/>
+              </w:rPr>
+              <w:t xml:space="preserve">src/app/application/config/bms_cfg.h</w:t>
+            </w:r>
+          </w:p>
+        </w:tc>
+        <w:tc>
+          <w:tcPr/>
+          <w:p>
+            <w:pPr>
+              <w:pStyle w:val="Compact"/>
+              <w:jc w:val="left"/>
+            </w:pPr>
+            <w:r>
+              <w:t xml:space="preserve">1</w:t>
+            </w:r>
+          </w:p>
+        </w:tc>
+        <w:tc>
+          <w:tcPr/>
+          <w:p>
+            <w:pPr>
+              <w:pStyle w:val="Compact"/>
+              <w:jc w:val="left"/>
+            </w:pPr>
+            <w:r>
+              <w:rPr>
+                <w:rStyle w:val="VerbatimChar"/>
+              </w:rPr>
+              <w:t xml:space="preserve">docs/software/modules/application/bms/bms.rst</w:t>
+            </w:r>
+          </w:p>
+        </w:tc>
+      </w:tr>
+      <w:tr>
+        <w:tc>
+          <w:tcPr/>
+          <w:p>
+            <w:pPr>
+              <w:pStyle w:val="Compact"/>
+              <w:jc w:val="left"/>
+            </w:pPr>
+            <w:r>
+              <w:rPr>
+                <w:rStyle w:val="VerbatimChar"/>
+              </w:rPr>
+              <w:t xml:space="preserve">application/ethernet</w:t>
+            </w:r>
+          </w:p>
+        </w:tc>
+        <w:tc>
+          <w:tcPr/>
+          <w:p>
+            <w:pPr>
+              <w:pStyle w:val="Compact"/>
+              <w:jc w:val="left"/>
+            </w:pPr>
+            <w:r>
+              <w:rPr>
+                <w:rStyle w:val="VerbatimChar"/>
+              </w:rPr>
+              <w:t xml:space="preserve">src/app/application/ethernet/ethernet.c</w:t>
+            </w:r>
+            <w:r>
+              <w:t xml:space="preserve">,</w:t>
+            </w:r>
+            <w:r>
+              <w:t xml:space="preserve"> </w:t>
+            </w:r>
+            <w:r>
+              <w:rPr>
+                <w:rStyle w:val="VerbatimChar"/>
+              </w:rPr>
+              <w:t xml:space="preserve">src/app/application/ethernet/ethernet.h</w:t>
+            </w:r>
+            <w:r>
+              <w:t xml:space="preserve">,</w:t>
+            </w:r>
+            <w:r>
+              <w:t xml:space="preserve"> </w:t>
+            </w:r>
+            <w:r>
+              <w:rPr>
+                <w:rStyle w:val="VerbatimChar"/>
+              </w:rPr>
+              <w:t xml:space="preserve">src/app/application/ethernet/ethernet_freertos.c</w:t>
+            </w:r>
+            <w:r>
+              <w:t xml:space="preserve"> </w:t>
+            </w:r>
+            <w:r>
+              <w:t xml:space="preserve">…</w:t>
+            </w:r>
+          </w:p>
+        </w:tc>
+        <w:tc>
+          <w:tcPr/>
+          <w:p>
+            <w:pPr>
+              <w:pStyle w:val="Compact"/>
+              <w:jc w:val="left"/>
+            </w:pPr>
+            <w:r>
+              <w:rPr>
+                <w:rStyle w:val="VerbatimChar"/>
+              </w:rPr>
+              <w:t xml:space="preserve">src/app/application/config/ethernet_cfg.c</w:t>
+            </w:r>
+            <w:r>
+              <w:t xml:space="preserve">,</w:t>
+            </w:r>
+            <w:r>
+              <w:t xml:space="preserve"> </w:t>
+            </w:r>
+            <w:r>
+              <w:rPr>
+                <w:rStyle w:val="VerbatimChar"/>
+              </w:rPr>
+              <w:t xml:space="preserve">src/app/application/config/ethernet_cfg.h</w:t>
+            </w:r>
+          </w:p>
+        </w:tc>
+        <w:tc>
+          <w:tcPr/>
+          <w:p>
+            <w:pPr>
+              <w:pStyle w:val="Compact"/>
+              <w:jc w:val="left"/>
+            </w:pPr>
+            <w:r>
+              <w:t xml:space="preserve">2</w:t>
+            </w:r>
+          </w:p>
+        </w:tc>
+        <w:tc>
+          <w:tcPr/>
+          <w:p>
+            <w:pPr>
+              <w:pStyle w:val="Compact"/>
+              <w:jc w:val="left"/>
+            </w:pPr>
+            <w:r>
+              <w:rPr>
+                <w:rStyle w:val="VerbatimChar"/>
+              </w:rPr>
+              <w:t xml:space="preserve">docs/software/modules/application/ethernet/ethernet.rst</w:t>
+            </w:r>
+          </w:p>
+        </w:tc>
+      </w:tr>
+      <w:tr>
+        <w:tc>
+          <w:tcPr/>
+          <w:p>
+            <w:pPr>
+              <w:pStyle w:val="Compact"/>
+              <w:jc w:val="left"/>
+            </w:pPr>
+            <w:r>
+              <w:rPr>
+                <w:rStyle w:val="VerbatimChar"/>
+              </w:rPr>
+              <w:t xml:space="preserve">application/plausibility</w:t>
+            </w:r>
+          </w:p>
+        </w:tc>
+        <w:tc>
+          <w:tcPr/>
+          <w:p>
+            <w:pPr>
+              <w:pStyle w:val="Compact"/>
+              <w:jc w:val="left"/>
+            </w:pPr>
+            <w:r>
+              <w:rPr>
+                <w:rStyle w:val="VerbatimChar"/>
+              </w:rPr>
+              <w:t xml:space="preserve">src/app/application/plausibility/plausibility.c</w:t>
+            </w:r>
+            <w:r>
+              <w:t xml:space="preserve">,</w:t>
+            </w:r>
+            <w:r>
+              <w:t xml:space="preserve"> </w:t>
+            </w:r>
+            <w:r>
+              <w:rPr>
+                <w:rStyle w:val="VerbatimChar"/>
+              </w:rPr>
+              <w:t xml:space="preserve">src/app/application/plausibility/plausibility.h</w:t>
+            </w:r>
+          </w:p>
+        </w:tc>
+        <w:tc>
+          <w:tcPr/>
+          <w:p>
+            <w:pPr>
+              <w:pStyle w:val="Compact"/>
+              <w:jc w:val="left"/>
+            </w:pPr>
+            <w:r>
+              <w:rPr>
+                <w:rStyle w:val="VerbatimChar"/>
+              </w:rPr>
+              <w:t xml:space="preserve">src/app/application/config/plausibility_cfg.h</w:t>
+            </w:r>
+          </w:p>
+        </w:tc>
+        <w:tc>
+          <w:tcPr/>
+          <w:p>
+            <w:pPr>
+              <w:pStyle w:val="Compact"/>
+              <w:jc w:val="left"/>
+            </w:pPr>
+            <w:r>
+              <w:t xml:space="preserve">1</w:t>
+            </w:r>
+          </w:p>
+        </w:tc>
+        <w:tc>
+          <w:tcPr/>
+          <w:p>
+            <w:pPr>
+              <w:pStyle w:val="Compact"/>
+              <w:jc w:val="left"/>
+            </w:pPr>
+            <w:r>
+              <w:rPr>
+                <w:rStyle w:val="VerbatimChar"/>
+              </w:rPr>
+              <w:t xml:space="preserve">docs/software/modules/application/plausibility/plausibility.rst</w:t>
+            </w:r>
+          </w:p>
+        </w:tc>
+      </w:tr>
+      <w:tr>
+        <w:tc>
+          <w:tcPr/>
+          <w:p>
+            <w:pPr>
+              <w:pStyle w:val="Compact"/>
+              <w:jc w:val="left"/>
+            </w:pPr>
+            <w:r>
+              <w:rPr>
+                <w:rStyle w:val="VerbatimChar"/>
+              </w:rPr>
+              <w:t xml:space="preserve">application/redundancy</w:t>
+            </w:r>
+          </w:p>
+        </w:tc>
+        <w:tc>
+          <w:tcPr/>
+          <w:p>
+            <w:pPr>
+              <w:pStyle w:val="Compact"/>
+              <w:jc w:val="left"/>
+            </w:pPr>
+            <w:r>
+              <w:rPr>
+                <w:rStyle w:val="VerbatimChar"/>
+              </w:rPr>
+              <w:t xml:space="preserve">src/app/application/redundancy/redundancy.c</w:t>
+            </w:r>
+            <w:r>
+              <w:t xml:space="preserve">,</w:t>
+            </w:r>
+            <w:r>
+              <w:t xml:space="preserve"> </w:t>
+            </w:r>
+            <w:r>
+              <w:rPr>
+                <w:rStyle w:val="VerbatimChar"/>
+              </w:rPr>
+              <w:t xml:space="preserve">src/app/application/redundancy/redundancy.h</w:t>
+            </w:r>
+          </w:p>
+        </w:tc>
+        <w:tc>
+          <w:tcPr/>
+          <w:p>
+            <w:pPr>
+              <w:pStyle w:val="Compact"/>
+              <w:jc w:val="left"/>
+            </w:pPr>
+            <w:r>
+              <w:t xml:space="preserve">—</w:t>
+            </w:r>
+          </w:p>
+        </w:tc>
+        <w:tc>
+          <w:tcPr/>
+          <w:p>
+            <w:pPr>
+              <w:pStyle w:val="Compact"/>
+              <w:jc w:val="left"/>
+            </w:pPr>
+            <w:r>
+              <w:t xml:space="preserve">1</w:t>
+            </w:r>
+          </w:p>
+        </w:tc>
+        <w:tc>
+          <w:tcPr/>
+          <w:p>
+            <w:pPr>
+              <w:pStyle w:val="Compact"/>
+              <w:jc w:val="left"/>
+            </w:pPr>
+            <w:r>
+              <w:rPr>
+                <w:rStyle w:val="VerbatimChar"/>
+              </w:rPr>
+              <w:t xml:space="preserve">docs/software/modules/application/redundancy/redundancy.rst</w:t>
+            </w:r>
+          </w:p>
+        </w:tc>
+      </w:tr>
+      <w:tr>
+        <w:tc>
+          <w:tcPr/>
+          <w:p>
+            <w:pPr>
+              <w:pStyle w:val="Compact"/>
+              <w:jc w:val="left"/>
+            </w:pPr>
+            <w:r>
+              <w:rPr>
+                <w:rStyle w:val="VerbatimChar"/>
+              </w:rPr>
+              <w:t xml:space="preserve">application/soa</w:t>
+            </w:r>
+          </w:p>
+        </w:tc>
+        <w:tc>
+          <w:tcPr/>
+          <w:p>
+            <w:pPr>
+              <w:pStyle w:val="Compact"/>
+              <w:jc w:val="left"/>
+            </w:pPr>
+            <w:r>
+              <w:rPr>
+                <w:rStyle w:val="VerbatimChar"/>
+              </w:rPr>
+              <w:t xml:space="preserve">src/app/application/soa/soa.c</w:t>
+            </w:r>
+            <w:r>
+              <w:t xml:space="preserve">,</w:t>
+            </w:r>
+            <w:r>
+              <w:t xml:space="preserve"> </w:t>
+            </w:r>
+            <w:r>
+              <w:rPr>
+                <w:rStyle w:val="VerbatimChar"/>
+              </w:rPr>
+              <w:t xml:space="preserve">src/app/application/soa/soa.h</w:t>
+            </w:r>
+          </w:p>
+        </w:tc>
+        <w:tc>
+          <w:tcPr/>
+          <w:p>
+            <w:pPr>
+              <w:pStyle w:val="Compact"/>
+              <w:jc w:val="left"/>
+            </w:pPr>
+            <w:r>
+              <w:rPr>
+                <w:rStyle w:val="VerbatimChar"/>
+              </w:rPr>
+              <w:t xml:space="preserve">src/app/application/config/soa_cfg.c</w:t>
+            </w:r>
+            <w:r>
+              <w:t xml:space="preserve">,</w:t>
+            </w:r>
+            <w:r>
+              <w:t xml:space="preserve"> </w:t>
+            </w:r>
+            <w:r>
+              <w:rPr>
+                <w:rStyle w:val="VerbatimChar"/>
+              </w:rPr>
+              <w:t xml:space="preserve">src/app/application/config/soa_cfg.h</w:t>
+            </w:r>
+          </w:p>
+        </w:tc>
+        <w:tc>
+          <w:tcPr/>
+          <w:p>
+            <w:pPr>
+              <w:pStyle w:val="Compact"/>
+              <w:jc w:val="left"/>
+            </w:pPr>
+            <w:r>
+              <w:t xml:space="preserve">1</w:t>
+            </w:r>
+          </w:p>
+        </w:tc>
+        <w:tc>
+          <w:tcPr/>
+          <w:p>
+            <w:pPr>
+              <w:pStyle w:val="Compact"/>
+              <w:jc w:val="left"/>
+            </w:pPr>
+            <w:r>
+              <w:rPr>
+                <w:rStyle w:val="VerbatimChar"/>
+              </w:rPr>
+              <w:t xml:space="preserve">docs/software/modules/application/soa/soa.rst</w:t>
+            </w:r>
+          </w:p>
+        </w:tc>
+      </w:tr>
+      <w:tr>
+        <w:tc>
+          <w:tcPr/>
+          <w:p>
+            <w:pPr>
+              <w:pStyle w:val="Compact"/>
+              <w:jc w:val="left"/>
+            </w:pPr>
+            <w:r>
+              <w:rPr>
+                <w:rStyle w:val="VerbatimChar"/>
+              </w:rPr>
+              <w:t xml:space="preserve">driver/adc</w:t>
+            </w:r>
+          </w:p>
+        </w:tc>
+        <w:tc>
+          <w:tcPr/>
+          <w:p>
+            <w:pPr>
+              <w:pStyle w:val="Compact"/>
+              <w:jc w:val="left"/>
+            </w:pPr>
+            <w:r>
+              <w:rPr>
+                <w:rStyle w:val="VerbatimChar"/>
+              </w:rPr>
+              <w:t xml:space="preserve">src/app/driver/adc/adc.c</w:t>
+            </w:r>
+            <w:r>
+              <w:t xml:space="preserve">,</w:t>
+            </w:r>
+            <w:r>
+              <w:t xml:space="preserve"> </w:t>
+            </w:r>
+            <w:r>
+              <w:rPr>
+                <w:rStyle w:val="VerbatimChar"/>
+              </w:rPr>
+              <w:t xml:space="preserve">src/app/driver/adc/adc.h</w:t>
+            </w:r>
+          </w:p>
+        </w:tc>
+        <w:tc>
+          <w:tcPr/>
+          <w:p>
+            <w:pPr>
+              <w:pStyle w:val="Compact"/>
+              <w:jc w:val="left"/>
+            </w:pPr>
+            <w:r>
+              <w:t xml:space="preserve">—</w:t>
+            </w:r>
+          </w:p>
+        </w:tc>
+        <w:tc>
+          <w:tcPr/>
+          <w:p>
+            <w:pPr>
+              <w:pStyle w:val="Compact"/>
+              <w:jc w:val="left"/>
+            </w:pPr>
+            <w:r>
+              <w:t xml:space="preserve">1</w:t>
+            </w:r>
+          </w:p>
+        </w:tc>
+        <w:tc>
+          <w:tcPr/>
+          <w:p>
+            <w:pPr>
+              <w:pStyle w:val="Compact"/>
+              <w:jc w:val="left"/>
+            </w:pPr>
+            <w:r>
+              <w:rPr>
+                <w:rStyle w:val="VerbatimChar"/>
+              </w:rPr>
+              <w:t xml:space="preserve">docs/software/modules/driver/adc/adc.rst</w:t>
+            </w:r>
+          </w:p>
+        </w:tc>
+      </w:tr>
+      <w:tr>
+        <w:tc>
+          <w:tcPr/>
+          <w:p>
+            <w:pPr>
+              <w:pStyle w:val="Compact"/>
+              <w:jc w:val="left"/>
+            </w:pPr>
+            <w:r>
+              <w:rPr>
+                <w:rStyle w:val="VerbatimChar"/>
+              </w:rPr>
+              <w:t xml:space="preserve">driver/can</w:t>
+            </w:r>
+          </w:p>
+        </w:tc>
+        <w:tc>
+          <w:tcPr/>
+          <w:p>
+            <w:pPr>
+              <w:pStyle w:val="Compact"/>
+              <w:jc w:val="left"/>
+            </w:pPr>
+            <w:r>
+              <w:rPr>
+                <w:rStyle w:val="VerbatimChar"/>
+              </w:rPr>
+              <w:t xml:space="preserve">src/app/driver/can/can.c</w:t>
+            </w:r>
+            <w:r>
+              <w:t xml:space="preserve">,</w:t>
+            </w:r>
+            <w:r>
+              <w:t xml:space="preserve"> </w:t>
+            </w:r>
+            <w:r>
+              <w:rPr>
+                <w:rStyle w:val="VerbatimChar"/>
+              </w:rPr>
+              <w:t xml:space="preserve">src/app/driver/can/can.h</w:t>
+            </w:r>
+            <w:r>
+              <w:t xml:space="preserve">,</w:t>
+            </w:r>
+            <w:r>
+              <w:t xml:space="preserve"> </w:t>
+            </w:r>
+            <w:r>
+              <w:rPr>
+                <w:rStyle w:val="VerbatimChar"/>
+              </w:rPr>
+              <w:t xml:space="preserve">src/app/driver/can/cbs/can_helper.c</w:t>
+            </w:r>
+            <w:r>
+              <w:t xml:space="preserve"> </w:t>
+            </w:r>
+            <w:r>
+              <w:t xml:space="preserve">…</w:t>
+            </w:r>
+          </w:p>
+        </w:tc>
+        <w:tc>
+          <w:tcPr/>
+          <w:p>
+            <w:pPr>
+              <w:pStyle w:val="Compact"/>
+              <w:jc w:val="left"/>
+            </w:pPr>
+            <w:r>
+              <w:rPr>
+                <w:rStyle w:val="VerbatimChar"/>
+              </w:rPr>
+              <w:t xml:space="preserve">src/app/driver/config/can_cfg.c</w:t>
+            </w:r>
+            <w:r>
+              <w:t xml:space="preserve">,</w:t>
+            </w:r>
+            <w:r>
+              <w:t xml:space="preserve"> </w:t>
+            </w:r>
+            <w:r>
+              <w:rPr>
+                <w:rStyle w:val="VerbatimChar"/>
+              </w:rPr>
+              <w:t xml:space="preserve">src/app/driver/config/can_cfg.h</w:t>
+            </w:r>
+          </w:p>
+        </w:tc>
+        <w:tc>
+          <w:tcPr/>
+          <w:p>
+            <w:pPr>
+              <w:pStyle w:val="Compact"/>
+              <w:jc w:val="left"/>
+            </w:pPr>
+            <w:r>
+              <w:t xml:space="preserve">4</w:t>
+            </w:r>
+          </w:p>
+        </w:tc>
+        <w:tc>
+          <w:tcPr/>
+          <w:p>
+            <w:pPr>
+              <w:pStyle w:val="Compact"/>
+              <w:jc w:val="left"/>
+            </w:pPr>
+            <w:r>
+              <w:rPr>
+                <w:rStyle w:val="VerbatimChar"/>
+              </w:rPr>
+              <w:t xml:space="preserve">docs/software/modules/driver/can/can.rst</w:t>
+            </w:r>
+          </w:p>
+        </w:tc>
+      </w:tr>
+      <w:tr>
+        <w:tc>
+          <w:tcPr/>
+          <w:p>
+            <w:pPr>
+              <w:pStyle w:val="Compact"/>
+              <w:jc w:val="left"/>
+            </w:pPr>
+            <w:r>
+              <w:rPr>
+                <w:rStyle w:val="VerbatimChar"/>
+              </w:rPr>
+              <w:t xml:space="preserve">driver/contactor</w:t>
+            </w:r>
+          </w:p>
+        </w:tc>
+        <w:tc>
+          <w:tcPr/>
+          <w:p>
+            <w:pPr>
+              <w:pStyle w:val="Compact"/>
+              <w:jc w:val="left"/>
+            </w:pPr>
+            <w:r>
+              <w:rPr>
+                <w:rStyle w:val="VerbatimChar"/>
+              </w:rPr>
+              <w:t xml:space="preserve">src/app/driver/contactor/contactor.c</w:t>
+            </w:r>
+            <w:r>
+              <w:t xml:space="preserve">,</w:t>
+            </w:r>
+            <w:r>
+              <w:t xml:space="preserve"> </w:t>
+            </w:r>
+            <w:r>
+              <w:rPr>
+                <w:rStyle w:val="VerbatimChar"/>
+              </w:rPr>
+              <w:t xml:space="preserve">src/app/driver/contactor/contactor.h</w:t>
+            </w:r>
+          </w:p>
+        </w:tc>
+        <w:tc>
+          <w:tcPr/>
+          <w:p>
+            <w:pPr>
+              <w:pStyle w:val="Compact"/>
+              <w:jc w:val="left"/>
+            </w:pPr>
+            <w:r>
+              <w:rPr>
+                <w:rStyle w:val="VerbatimChar"/>
+              </w:rPr>
+              <w:t xml:space="preserve">src/app/driver/config/contactor_cfg.c</w:t>
+            </w:r>
+            <w:r>
+              <w:t xml:space="preserve">,</w:t>
+            </w:r>
+            <w:r>
+              <w:t xml:space="preserve"> </w:t>
+            </w:r>
+            <w:r>
+              <w:rPr>
+                <w:rStyle w:val="VerbatimChar"/>
+              </w:rPr>
+              <w:t xml:space="preserve">src/app/driver/config/contactor_cfg.h</w:t>
+            </w:r>
+          </w:p>
+        </w:tc>
+        <w:tc>
+          <w:tcPr/>
+          <w:p>
+            <w:pPr>
+              <w:pStyle w:val="Compact"/>
+              <w:jc w:val="left"/>
+            </w:pPr>
+            <w:r>
+              <w:t xml:space="preserve">1</w:t>
+            </w:r>
+          </w:p>
+        </w:tc>
+        <w:tc>
+          <w:tcPr/>
+          <w:p>
+            <w:pPr>
+              <w:pStyle w:val="Compact"/>
+              <w:jc w:val="left"/>
+            </w:pPr>
+            <w:r>
+              <w:rPr>
+                <w:rStyle w:val="VerbatimChar"/>
+              </w:rPr>
+              <w:t xml:space="preserve">docs/software/modules/driver/contactor/contactor.rst</w:t>
+            </w:r>
+          </w:p>
+        </w:tc>
+      </w:tr>
+      <w:tr>
+        <w:tc>
+          <w:tcPr/>
+          <w:p>
+            <w:pPr>
+              <w:pStyle w:val="Compact"/>
+              <w:jc w:val="left"/>
+            </w:pPr>
+            <w:r>
+              <w:rPr>
+                <w:rStyle w:val="VerbatimChar"/>
+              </w:rPr>
+              <w:t xml:space="preserve">driver/crc</w:t>
+            </w:r>
+          </w:p>
+        </w:tc>
+        <w:tc>
+          <w:tcPr/>
+          <w:p>
+            <w:pPr>
+              <w:pStyle w:val="Compact"/>
+              <w:jc w:val="left"/>
+            </w:pPr>
+            <w:r>
+              <w:rPr>
+                <w:rStyle w:val="VerbatimChar"/>
+              </w:rPr>
+              <w:t xml:space="preserve">src/app/driver/crc/crc.c</w:t>
+            </w:r>
+            <w:r>
+              <w:t xml:space="preserve">,</w:t>
+            </w:r>
+            <w:r>
+              <w:t xml:space="preserve"> </w:t>
+            </w:r>
+            <w:r>
+              <w:rPr>
+                <w:rStyle w:val="VerbatimChar"/>
+              </w:rPr>
+              <w:t xml:space="preserve">src/app/driver/crc/crc.h</w:t>
+            </w:r>
+          </w:p>
+        </w:tc>
+        <w:tc>
+          <w:tcPr/>
+          <w:p>
+            <w:pPr>
+              <w:pStyle w:val="Compact"/>
+              <w:jc w:val="left"/>
+            </w:pPr>
+            <w:r>
+              <w:t xml:space="preserve">—</w:t>
+            </w:r>
+          </w:p>
+        </w:tc>
+        <w:tc>
+          <w:tcPr/>
+          <w:p>
+            <w:pPr>
+              <w:pStyle w:val="Compact"/>
+              <w:jc w:val="left"/>
+            </w:pPr>
+            <w:r>
+              <w:t xml:space="preserve">1</w:t>
+            </w:r>
+          </w:p>
+        </w:tc>
+        <w:tc>
+          <w:tcPr/>
+          <w:p>
+            <w:pPr>
+              <w:pStyle w:val="Compact"/>
+              <w:jc w:val="left"/>
+            </w:pPr>
+            <w:r>
+              <w:rPr>
+                <w:rStyle w:val="VerbatimChar"/>
+              </w:rPr>
+              <w:t xml:space="preserve">docs/software/modules/driver/crc/crc.rst</w:t>
+            </w:r>
+          </w:p>
+        </w:tc>
+      </w:tr>
+      <w:tr>
+        <w:tc>
+          <w:tcPr/>
+          <w:p>
+            <w:pPr>
+              <w:pStyle w:val="Compact"/>
+              <w:jc w:val="left"/>
+            </w:pPr>
+            <w:r>
+              <w:rPr>
+                <w:rStyle w:val="VerbatimChar"/>
+              </w:rPr>
+              <w:t xml:space="preserve">driver/dma</w:t>
+            </w:r>
+          </w:p>
+        </w:tc>
+        <w:tc>
+          <w:tcPr/>
+          <w:p>
+            <w:pPr>
+              <w:pStyle w:val="Compact"/>
+              <w:jc w:val="left"/>
+            </w:pPr>
+            <w:r>
+              <w:rPr>
+                <w:rStyle w:val="VerbatimChar"/>
+              </w:rPr>
+              <w:t xml:space="preserve">src/app/driver/dma/dma.c</w:t>
+            </w:r>
+            <w:r>
+              <w:t xml:space="preserve">,</w:t>
+            </w:r>
+            <w:r>
+              <w:t xml:space="preserve"> </w:t>
+            </w:r>
+            <w:r>
+              <w:rPr>
+                <w:rStyle w:val="VerbatimChar"/>
+              </w:rPr>
+              <w:t xml:space="preserve">src/app/driver/dma/dma.h</w:t>
+            </w:r>
+          </w:p>
+        </w:tc>
+        <w:tc>
+          <w:tcPr/>
+          <w:p>
+            <w:pPr>
+              <w:pStyle w:val="Compact"/>
+              <w:jc w:val="left"/>
+            </w:pPr>
+            <w:r>
+              <w:rPr>
+                <w:rStyle w:val="VerbatimChar"/>
+              </w:rPr>
+              <w:t xml:space="preserve">src/app/driver/config/dma_cfg.c</w:t>
+            </w:r>
+            <w:r>
+              <w:t xml:space="preserve">,</w:t>
+            </w:r>
+            <w:r>
+              <w:t xml:space="preserve"> </w:t>
+            </w:r>
+            <w:r>
+              <w:rPr>
+                <w:rStyle w:val="VerbatimChar"/>
+              </w:rPr>
+              <w:t xml:space="preserve">src/app/driver/config/dma_cfg.h</w:t>
+            </w:r>
+          </w:p>
+        </w:tc>
+        <w:tc>
+          <w:tcPr/>
+          <w:p>
+            <w:pPr>
+              <w:pStyle w:val="Compact"/>
+              <w:jc w:val="left"/>
+            </w:pPr>
+            <w:r>
+              <w:t xml:space="preserve">4</w:t>
+            </w:r>
+          </w:p>
+        </w:tc>
+        <w:tc>
+          <w:tcPr/>
+          <w:p>
+            <w:pPr>
+              <w:pStyle w:val="Compact"/>
+              <w:jc w:val="left"/>
+            </w:pPr>
+            <w:r>
+              <w:rPr>
+                <w:rStyle w:val="VerbatimChar"/>
+              </w:rPr>
+              <w:t xml:space="preserve">docs/software/modules/driver/dma/dma.rst</w:t>
+            </w:r>
+          </w:p>
+        </w:tc>
+      </w:tr>
+      <w:tr>
+        <w:tc>
+          <w:tcPr/>
+          <w:p>
+            <w:pPr>
+              <w:pStyle w:val="Compact"/>
+              <w:jc w:val="left"/>
+            </w:pPr>
+            <w:r>
+              <w:rPr>
+                <w:rStyle w:val="VerbatimChar"/>
+              </w:rPr>
+              <w:t xml:space="preserve">driver/emac</w:t>
+            </w:r>
+          </w:p>
+        </w:tc>
+        <w:tc>
+          <w:tcPr/>
+          <w:p>
+            <w:pPr>
+              <w:pStyle w:val="Compact"/>
+              <w:jc w:val="left"/>
+            </w:pPr>
+            <w:r>
+              <w:rPr>
+                <w:rStyle w:val="VerbatimChar"/>
+              </w:rPr>
+              <w:t xml:space="preserve">src/app/driver/emac/emac-low-level.c</w:t>
+            </w:r>
+            <w:r>
+              <w:t xml:space="preserve">,</w:t>
+            </w:r>
+            <w:r>
+              <w:t xml:space="preserve"> </w:t>
+            </w:r>
+            <w:r>
+              <w:rPr>
+                <w:rStyle w:val="VerbatimChar"/>
+              </w:rPr>
+              <w:t xml:space="preserve">src/app/driver/emac/emac-low-level.h</w:t>
+            </w:r>
+            <w:r>
+              <w:t xml:space="preserve">,</w:t>
+            </w:r>
+            <w:r>
+              <w:t xml:space="preserve"> </w:t>
+            </w:r>
+            <w:r>
+              <w:rPr>
+                <w:rStyle w:val="VerbatimChar"/>
+              </w:rPr>
+              <w:t xml:space="preserve">src/app/driver/emac/emac.c</w:t>
+            </w:r>
+            <w:r>
+              <w:t xml:space="preserve"> </w:t>
+            </w:r>
+            <w:r>
+              <w:t xml:space="preserve">…</w:t>
+            </w:r>
+          </w:p>
+        </w:tc>
+        <w:tc>
+          <w:tcPr/>
+          <w:p>
+            <w:pPr>
+              <w:pStyle w:val="Compact"/>
+              <w:jc w:val="left"/>
+            </w:pPr>
+            <w:r>
+              <w:rPr>
+                <w:rStyle w:val="VerbatimChar"/>
+              </w:rPr>
+              <w:t xml:space="preserve">src/app/driver/config/emac_cfg.h</w:t>
+            </w:r>
+          </w:p>
+        </w:tc>
+        <w:tc>
+          <w:tcPr/>
+          <w:p>
+            <w:pPr>
+              <w:pStyle w:val="Compact"/>
+              <w:jc w:val="left"/>
+            </w:pPr>
+            <w:r>
+              <w:t xml:space="preserve">2</w:t>
+            </w:r>
+          </w:p>
+        </w:tc>
+        <w:tc>
+          <w:tcPr/>
+          <w:p>
+            <w:pPr>
+              <w:pStyle w:val="Compact"/>
+              <w:jc w:val="left"/>
+            </w:pPr>
+            <w:r>
+              <w:rPr>
+                <w:rStyle w:val="VerbatimChar"/>
+              </w:rPr>
+              <w:t xml:space="preserve">docs/software/modules/driver/emac/emac.rst</w:t>
+            </w:r>
+          </w:p>
+        </w:tc>
+      </w:tr>
+      <w:tr>
+        <w:tc>
+          <w:tcPr/>
+          <w:p>
+            <w:pPr>
+              <w:pStyle w:val="Compact"/>
+              <w:jc w:val="left"/>
+            </w:pPr>
+            <w:r>
+              <w:rPr>
+                <w:rStyle w:val="VerbatimChar"/>
+              </w:rPr>
+              <w:t xml:space="preserve">driver/foxmath</w:t>
+            </w:r>
+          </w:p>
+        </w:tc>
+        <w:tc>
+          <w:tcPr/>
+          <w:p>
+            <w:pPr>
+              <w:pStyle w:val="Compact"/>
+              <w:jc w:val="left"/>
+            </w:pPr>
+            <w:r>
+              <w:rPr>
+                <w:rStyle w:val="VerbatimChar"/>
+              </w:rPr>
+              <w:t xml:space="preserve">src/app/driver/foxmath/foxmath.c</w:t>
+            </w:r>
+            <w:r>
+              <w:t xml:space="preserve">,</w:t>
+            </w:r>
+            <w:r>
+              <w:t xml:space="preserve"> </w:t>
+            </w:r>
+            <w:r>
+              <w:rPr>
+                <w:rStyle w:val="VerbatimChar"/>
+              </w:rPr>
+              <w:t xml:space="preserve">src/app/driver/foxmath/foxmath.h</w:t>
+            </w:r>
+            <w:r>
+              <w:t xml:space="preserve">,</w:t>
+            </w:r>
+            <w:r>
+              <w:t xml:space="preserve"> </w:t>
+            </w:r>
+            <w:r>
+              <w:rPr>
+                <w:rStyle w:val="VerbatimChar"/>
+              </w:rPr>
+              <w:t xml:space="preserve">src/app/driver/foxmath/utils.c</w:t>
+            </w:r>
+            <w:r>
+              <w:t xml:space="preserve"> </w:t>
+            </w:r>
+            <w:r>
+              <w:t xml:space="preserve">…</w:t>
+            </w:r>
+          </w:p>
+        </w:tc>
+        <w:tc>
+          <w:tcPr/>
+          <w:p>
+            <w:pPr>
+              <w:pStyle w:val="Compact"/>
+              <w:jc w:val="left"/>
+            </w:pPr>
+            <w:r>
+              <w:t xml:space="preserve">—</w:t>
+            </w:r>
+          </w:p>
+        </w:tc>
+        <w:tc>
+          <w:tcPr/>
+          <w:p>
+            <w:pPr>
+              <w:pStyle w:val="Compact"/>
+              <w:jc w:val="left"/>
+            </w:pPr>
+            <w:r>
+              <w:t xml:space="preserve">2</w:t>
+            </w:r>
+          </w:p>
+        </w:tc>
+        <w:tc>
+          <w:tcPr/>
+          <w:p>
+            <w:pPr>
+              <w:pStyle w:val="Compact"/>
+              <w:jc w:val="left"/>
+            </w:pPr>
+            <w:r>
+              <w:rPr>
+                <w:rStyle w:val="VerbatimChar"/>
+              </w:rPr>
+              <w:t xml:space="preserve">docs/software/modules/driver/foxmath/foxmath.rst</w:t>
+            </w:r>
+          </w:p>
+        </w:tc>
+      </w:tr>
+      <w:tr>
+        <w:tc>
+          <w:tcPr/>
+          <w:p>
+            <w:pPr>
+              <w:pStyle w:val="Compact"/>
+              <w:jc w:val="left"/>
+            </w:pPr>
+            <w:r>
+              <w:rPr>
+                <w:rStyle w:val="VerbatimChar"/>
+              </w:rPr>
+              <w:t xml:space="preserve">driver/fram</w:t>
+            </w:r>
+          </w:p>
+        </w:tc>
+        <w:tc>
+          <w:tcPr/>
+          <w:p>
+            <w:pPr>
+              <w:pStyle w:val="Compact"/>
+              <w:jc w:val="left"/>
+            </w:pPr>
+            <w:r>
+              <w:rPr>
+                <w:rStyle w:val="VerbatimChar"/>
+              </w:rPr>
+              <w:t xml:space="preserve">src/app/driver/fram/fram.c</w:t>
+            </w:r>
+            <w:r>
+              <w:t xml:space="preserve">,</w:t>
+            </w:r>
+            <w:r>
+              <w:t xml:space="preserve"> </w:t>
+            </w:r>
+            <w:r>
+              <w:rPr>
+                <w:rStyle w:val="VerbatimChar"/>
+              </w:rPr>
+              <w:t xml:space="preserve">src/app/driver/fram/fram.h</w:t>
+            </w:r>
+          </w:p>
+        </w:tc>
+        <w:tc>
+          <w:tcPr/>
+          <w:p>
+            <w:pPr>
+              <w:pStyle w:val="Compact"/>
+              <w:jc w:val="left"/>
+            </w:pPr>
+            <w:r>
+              <w:rPr>
+                <w:rStyle w:val="VerbatimChar"/>
+              </w:rPr>
+              <w:t xml:space="preserve">src/app/driver/config/fram_cfg.c</w:t>
+            </w:r>
+            <w:r>
+              <w:t xml:space="preserve">,</w:t>
+            </w:r>
+            <w:r>
+              <w:t xml:space="preserve"> </w:t>
+            </w:r>
+            <w:r>
+              <w:rPr>
+                <w:rStyle w:val="VerbatimChar"/>
+              </w:rPr>
+              <w:t xml:space="preserve">src/app/driver/config/fram_cfg.h</w:t>
+            </w:r>
+          </w:p>
+        </w:tc>
+        <w:tc>
+          <w:tcPr/>
+          <w:p>
+            <w:pPr>
+              <w:pStyle w:val="Compact"/>
+              <w:jc w:val="left"/>
+            </w:pPr>
+            <w:r>
+              <w:t xml:space="preserve">1</w:t>
+            </w:r>
+          </w:p>
+        </w:tc>
+        <w:tc>
+          <w:tcPr/>
+          <w:p>
+            <w:pPr>
+              <w:pStyle w:val="Compact"/>
+              <w:jc w:val="left"/>
+            </w:pPr>
+            <w:r>
+              <w:rPr>
+                <w:rStyle w:val="VerbatimChar"/>
+              </w:rPr>
+              <w:t xml:space="preserve">docs/software/modules/driver/fram/fram.rst</w:t>
+            </w:r>
+          </w:p>
+        </w:tc>
+      </w:tr>
+      <w:tr>
+        <w:tc>
+          <w:tcPr/>
+          <w:p>
+            <w:pPr>
+              <w:pStyle w:val="Compact"/>
+              <w:jc w:val="left"/>
+            </w:pPr>
+            <w:r>
+              <w:rPr>
+                <w:rStyle w:val="VerbatimChar"/>
+              </w:rPr>
+              <w:t xml:space="preserve">driver/htsensor</w:t>
+            </w:r>
+          </w:p>
+        </w:tc>
+        <w:tc>
+          <w:tcPr/>
+          <w:p>
+            <w:pPr>
+              <w:pStyle w:val="Compact"/>
+              <w:jc w:val="left"/>
+            </w:pPr>
+            <w:r>
+              <w:rPr>
+                <w:rStyle w:val="VerbatimChar"/>
+              </w:rPr>
+              <w:t xml:space="preserve">src/app/driver/htsensor/htsensor.c</w:t>
+            </w:r>
+            <w:r>
+              <w:t xml:space="preserve">,</w:t>
+            </w:r>
+            <w:r>
+              <w:t xml:space="preserve"> </w:t>
+            </w:r>
+            <w:r>
+              <w:rPr>
+                <w:rStyle w:val="VerbatimChar"/>
+              </w:rPr>
+              <w:t xml:space="preserve">src/app/driver/htsensor/htsensor.h</w:t>
+            </w:r>
+          </w:p>
+        </w:tc>
+        <w:tc>
+          <w:tcPr/>
+          <w:p>
+            <w:pPr>
+              <w:pStyle w:val="Compact"/>
+              <w:jc w:val="left"/>
+            </w:pPr>
+            <w:r>
+              <w:t xml:space="preserve">—</w:t>
+            </w:r>
+          </w:p>
+        </w:tc>
+        <w:tc>
+          <w:tcPr/>
+          <w:p>
+            <w:pPr>
+              <w:pStyle w:val="Compact"/>
+              <w:jc w:val="left"/>
+            </w:pPr>
+            <w:r>
+              <w:t xml:space="preserve">1</w:t>
+            </w:r>
+          </w:p>
+        </w:tc>
+        <w:tc>
+          <w:tcPr/>
+          <w:p>
+            <w:pPr>
+              <w:pStyle w:val="Compact"/>
+              <w:jc w:val="left"/>
+            </w:pPr>
+            <w:r>
+              <w:rPr>
+                <w:rStyle w:val="VerbatimChar"/>
+              </w:rPr>
+              <w:t xml:space="preserve">docs/software/modules/driver/htsensor/htsensor.rst</w:t>
+            </w:r>
+          </w:p>
+        </w:tc>
+      </w:tr>
+      <w:tr>
+        <w:tc>
+          <w:tcPr/>
+          <w:p>
+            <w:pPr>
+              <w:pStyle w:val="Compact"/>
+              <w:jc w:val="left"/>
+            </w:pPr>
+            <w:r>
+              <w:rPr>
+                <w:rStyle w:val="VerbatimChar"/>
+              </w:rPr>
+              <w:t xml:space="preserve">driver/i2c</w:t>
+            </w:r>
+          </w:p>
+        </w:tc>
+        <w:tc>
+          <w:tcPr/>
+          <w:p>
+            <w:pPr>
+              <w:pStyle w:val="Compact"/>
+              <w:jc w:val="left"/>
+            </w:pPr>
+            <w:r>
+              <w:rPr>
+                <w:rStyle w:val="VerbatimChar"/>
+              </w:rPr>
+              <w:t xml:space="preserve">src/app/driver/i2c/i2c.c</w:t>
+            </w:r>
+            <w:r>
+              <w:t xml:space="preserve">,</w:t>
+            </w:r>
+            <w:r>
+              <w:t xml:space="preserve"> </w:t>
+            </w:r>
+            <w:r>
+              <w:rPr>
+                <w:rStyle w:val="VerbatimChar"/>
+              </w:rPr>
+              <w:t xml:space="preserve">src/app/driver/i2c/i2c.h</w:t>
+            </w:r>
+          </w:p>
+        </w:tc>
+        <w:tc>
+          <w:tcPr/>
+          <w:p>
+            <w:pPr>
+              <w:pStyle w:val="Compact"/>
+              <w:jc w:val="left"/>
+            </w:pPr>
+            <w:r>
+              <w:t xml:space="preserve">—</w:t>
+            </w:r>
+          </w:p>
+        </w:tc>
+        <w:tc>
+          <w:tcPr/>
+          <w:p>
+            <w:pPr>
+              <w:pStyle w:val="Compact"/>
+              <w:jc w:val="left"/>
+            </w:pPr>
+            <w:r>
+              <w:t xml:space="preserve">1</w:t>
+            </w:r>
+          </w:p>
+        </w:tc>
+        <w:tc>
+          <w:tcPr/>
+          <w:p>
+            <w:pPr>
+              <w:pStyle w:val="Compact"/>
+              <w:jc w:val="left"/>
+            </w:pPr>
+            <w:r>
+              <w:rPr>
+                <w:rStyle w:val="VerbatimChar"/>
+              </w:rPr>
+              <w:t xml:space="preserve">docs/software/modules/driver/i2c/i2c.rst</w:t>
+            </w:r>
+          </w:p>
+        </w:tc>
+      </w:tr>
+      <w:tr>
+        <w:tc>
+          <w:tcPr/>
+          <w:p>
+            <w:pPr>
+              <w:pStyle w:val="Compact"/>
+              <w:jc w:val="left"/>
+            </w:pPr>
+            <w:r>
+              <w:rPr>
+                <w:rStyle w:val="VerbatimChar"/>
+              </w:rPr>
+              <w:t xml:space="preserve">driver/imd</w:t>
+            </w:r>
+          </w:p>
+        </w:tc>
+        <w:tc>
+          <w:tcPr/>
+          <w:p>
+            <w:pPr>
+              <w:pStyle w:val="Compact"/>
+              <w:jc w:val="left"/>
+            </w:pPr>
+            <w:r>
+              <w:rPr>
+                <w:rStyle w:val="VerbatimChar"/>
+              </w:rPr>
+              <w:t xml:space="preserve">src/app/driver/imd/bender/ir155/bender_ir155.c</w:t>
+            </w:r>
+            <w:r>
+              <w:t xml:space="preserve">,</w:t>
+            </w:r>
+            <w:r>
+              <w:t xml:space="preserve"> </w:t>
+            </w:r>
+            <w:r>
+              <w:rPr>
+                <w:rStyle w:val="VerbatimChar"/>
+              </w:rPr>
+              <w:t xml:space="preserve">src/app/driver/imd/bender/ir155/bender_ir155.h</w:t>
+            </w:r>
+            <w:r>
+              <w:t xml:space="preserve">,</w:t>
+            </w:r>
+            <w:r>
+              <w:t xml:space="preserve"> </w:t>
+            </w:r>
+            <w:r>
+              <w:rPr>
+                <w:rStyle w:val="VerbatimChar"/>
+              </w:rPr>
+              <w:t xml:space="preserve">src/app/driver/imd/bender/ir155/bender_ir155_helper.c</w:t>
+            </w:r>
+            <w:r>
+              <w:t xml:space="preserve"> </w:t>
+            </w:r>
+            <w:r>
+              <w:t xml:space="preserve">…</w:t>
+            </w:r>
+          </w:p>
+        </w:tc>
+        <w:tc>
+          <w:tcPr/>
+          <w:p>
+            <w:pPr>
+              <w:pStyle w:val="Compact"/>
+              <w:jc w:val="left"/>
+            </w:pPr>
+            <w:r>
+              <w:t xml:space="preserve">—</w:t>
+            </w:r>
+          </w:p>
+        </w:tc>
+        <w:tc>
+          <w:tcPr/>
+          <w:p>
+            <w:pPr>
+              <w:pStyle w:val="Compact"/>
+              <w:jc w:val="left"/>
+            </w:pPr>
+            <w:r>
+              <w:t xml:space="preserve">1</w:t>
+            </w:r>
+          </w:p>
+        </w:tc>
+        <w:tc>
+          <w:tcPr/>
+          <w:p>
+            <w:pPr>
+              <w:pStyle w:val="Compact"/>
+              <w:jc w:val="left"/>
+            </w:pPr>
+            <w:r>
+              <w:rPr>
+                <w:rStyle w:val="VerbatimChar"/>
+              </w:rPr>
+              <w:t xml:space="preserve">docs/software/modules/driver/imd/imd.rst</w:t>
+            </w:r>
+          </w:p>
+        </w:tc>
+      </w:tr>
+      <w:tr>
+        <w:tc>
+          <w:tcPr/>
+          <w:p>
+            <w:pPr>
+              <w:pStyle w:val="Compact"/>
+              <w:jc w:val="left"/>
+            </w:pPr>
+            <w:r>
+              <w:rPr>
+                <w:rStyle w:val="VerbatimChar"/>
+              </w:rPr>
+              <w:t xml:space="preserve">driver/interlock</w:t>
+            </w:r>
+          </w:p>
+        </w:tc>
+        <w:tc>
+          <w:tcPr/>
+          <w:p>
+            <w:pPr>
+              <w:pStyle w:val="Compact"/>
+              <w:jc w:val="left"/>
+            </w:pPr>
+            <w:r>
+              <w:rPr>
+                <w:rStyle w:val="VerbatimChar"/>
+              </w:rPr>
+              <w:t xml:space="preserve">src/app/driver/interlock/interlock.c</w:t>
+            </w:r>
+            <w:r>
+              <w:t xml:space="preserve">,</w:t>
+            </w:r>
+            <w:r>
+              <w:t xml:space="preserve"> </w:t>
+            </w:r>
+            <w:r>
+              <w:rPr>
+                <w:rStyle w:val="VerbatimChar"/>
+              </w:rPr>
+              <w:t xml:space="preserve">src/app/driver/interlock/interlock.h</w:t>
+            </w:r>
+          </w:p>
+        </w:tc>
+        <w:tc>
+          <w:tcPr/>
+          <w:p>
+            <w:pPr>
+              <w:pStyle w:val="Compact"/>
+              <w:jc w:val="left"/>
+            </w:pPr>
+            <w:r>
+              <w:rPr>
+                <w:rStyle w:val="VerbatimChar"/>
+              </w:rPr>
+              <w:t xml:space="preserve">src/app/driver/config/interlock_cfg.h</w:t>
+            </w:r>
+          </w:p>
+        </w:tc>
+        <w:tc>
+          <w:tcPr/>
+          <w:p>
+            <w:pPr>
+              <w:pStyle w:val="Compact"/>
+              <w:jc w:val="left"/>
+            </w:pPr>
+            <w:r>
+              <w:t xml:space="preserve">1</w:t>
+            </w:r>
+          </w:p>
+        </w:tc>
+        <w:tc>
+          <w:tcPr/>
+          <w:p>
+            <w:pPr>
+              <w:pStyle w:val="Compact"/>
+              <w:jc w:val="left"/>
+            </w:pPr>
+            <w:r>
+              <w:rPr>
+                <w:rStyle w:val="VerbatimChar"/>
+              </w:rPr>
+              <w:t xml:space="preserve">docs/software/modules/driver/interlock/interlock.rst</w:t>
+            </w:r>
+          </w:p>
+        </w:tc>
+      </w:tr>
+      <w:tr>
+        <w:tc>
+          <w:tcPr/>
+          <w:p>
+            <w:pPr>
+              <w:pStyle w:val="Compact"/>
+              <w:jc w:val="left"/>
+            </w:pPr>
+            <w:r>
+              <w:rPr>
+                <w:rStyle w:val="VerbatimChar"/>
+              </w:rPr>
+              <w:t xml:space="preserve">driver/io</w:t>
+            </w:r>
+          </w:p>
+        </w:tc>
+        <w:tc>
+          <w:tcPr/>
+          <w:p>
+            <w:pPr>
+              <w:pStyle w:val="Compact"/>
+              <w:jc w:val="left"/>
+            </w:pPr>
+            <w:r>
+              <w:rPr>
+                <w:rStyle w:val="VerbatimChar"/>
+              </w:rPr>
+              <w:t xml:space="preserve">src/app/driver/io/io.c</w:t>
+            </w:r>
+            <w:r>
+              <w:t xml:space="preserve">,</w:t>
+            </w:r>
+            <w:r>
+              <w:t xml:space="preserve"> </w:t>
+            </w:r>
+            <w:r>
+              <w:rPr>
+                <w:rStyle w:val="VerbatimChar"/>
+              </w:rPr>
+              <w:t xml:space="preserve">src/app/driver/io/io.h</w:t>
+            </w:r>
+          </w:p>
+        </w:tc>
+        <w:tc>
+          <w:tcPr/>
+          <w:p>
+            <w:pPr>
+              <w:pStyle w:val="Compact"/>
+              <w:jc w:val="left"/>
+            </w:pPr>
+            <w:r>
+              <w:t xml:space="preserve">—</w:t>
+            </w:r>
+          </w:p>
+        </w:tc>
+        <w:tc>
+          <w:tcPr/>
+          <w:p>
+            <w:pPr>
+              <w:pStyle w:val="Compact"/>
+              <w:jc w:val="left"/>
+            </w:pPr>
+            <w:r>
+              <w:t xml:space="preserve">1</w:t>
+            </w:r>
+          </w:p>
+        </w:tc>
+        <w:tc>
+          <w:tcPr/>
+          <w:p>
+            <w:pPr>
+              <w:pStyle w:val="Compact"/>
+              <w:jc w:val="left"/>
+            </w:pPr>
+            <w:r>
+              <w:rPr>
+                <w:rStyle w:val="VerbatimChar"/>
+              </w:rPr>
+              <w:t xml:space="preserve">docs/software/modules/driver/io/io.rst</w:t>
+            </w:r>
+          </w:p>
+        </w:tc>
+      </w:tr>
+      <w:tr>
+        <w:tc>
+          <w:tcPr/>
+          <w:p>
+            <w:pPr>
+              <w:pStyle w:val="Compact"/>
+              <w:jc w:val="left"/>
+            </w:pPr>
+            <w:r>
+              <w:rPr>
+                <w:rStyle w:val="VerbatimChar"/>
+              </w:rPr>
+              <w:t xml:space="preserve">driver/led</w:t>
+            </w:r>
+          </w:p>
+        </w:tc>
+        <w:tc>
+          <w:tcPr/>
+          <w:p>
+            <w:pPr>
+              <w:pStyle w:val="Compact"/>
+              <w:jc w:val="left"/>
+            </w:pPr>
+            <w:r>
+              <w:rPr>
+                <w:rStyle w:val="VerbatimChar"/>
+              </w:rPr>
+              <w:t xml:space="preserve">src/app/driver/led/led.c</w:t>
+            </w:r>
+            <w:r>
+              <w:t xml:space="preserve">,</w:t>
+            </w:r>
+            <w:r>
+              <w:t xml:space="preserve"> </w:t>
+            </w:r>
+            <w:r>
+              <w:rPr>
+                <w:rStyle w:val="VerbatimChar"/>
+              </w:rPr>
+              <w:t xml:space="preserve">src/app/driver/led/led.h</w:t>
+            </w:r>
+          </w:p>
+        </w:tc>
+        <w:tc>
+          <w:tcPr/>
+          <w:p>
+            <w:pPr>
+              <w:pStyle w:val="Compact"/>
+              <w:jc w:val="left"/>
+            </w:pPr>
+            <w:r>
+              <w:t xml:space="preserve">—</w:t>
+            </w:r>
+          </w:p>
+        </w:tc>
+        <w:tc>
+          <w:tcPr/>
+          <w:p>
+            <w:pPr>
+              <w:pStyle w:val="Compact"/>
+              <w:jc w:val="left"/>
+            </w:pPr>
+            <w:r>
+              <w:t xml:space="preserve">1</w:t>
+            </w:r>
+          </w:p>
+        </w:tc>
+        <w:tc>
+          <w:tcPr/>
+          <w:p>
+            <w:pPr>
+              <w:pStyle w:val="Compact"/>
+              <w:jc w:val="left"/>
+            </w:pPr>
+            <w:r>
+              <w:rPr>
+                <w:rStyle w:val="VerbatimChar"/>
+              </w:rPr>
+              <w:t xml:space="preserve">docs/software/modules/driver/led/led.rst</w:t>
+            </w:r>
+          </w:p>
+        </w:tc>
+      </w:tr>
+      <w:tr>
+        <w:tc>
+          <w:tcPr/>
+          <w:p>
+            <w:pPr>
+              <w:pStyle w:val="Compact"/>
+              <w:jc w:val="left"/>
+            </w:pPr>
+            <w:r>
+              <w:rPr>
+                <w:rStyle w:val="VerbatimChar"/>
+              </w:rPr>
+              <w:t xml:space="preserve">driver/mcu</w:t>
+            </w:r>
+          </w:p>
+        </w:tc>
+        <w:tc>
+          <w:tcPr/>
+          <w:p>
+            <w:pPr>
+              <w:pStyle w:val="Compact"/>
+              <w:jc w:val="left"/>
+            </w:pPr>
+            <w:r>
+              <w:rPr>
+                <w:rStyle w:val="VerbatimChar"/>
+              </w:rPr>
+              <w:t xml:space="preserve">src/app/driver/mcu/mcu.c</w:t>
+            </w:r>
+            <w:r>
+              <w:t xml:space="preserve">,</w:t>
+            </w:r>
+            <w:r>
+              <w:t xml:space="preserve"> </w:t>
+            </w:r>
+            <w:r>
+              <w:rPr>
+                <w:rStyle w:val="VerbatimChar"/>
+              </w:rPr>
+              <w:t xml:space="preserve">src/app/driver/mcu/mcu.h</w:t>
+            </w:r>
+          </w:p>
+        </w:tc>
+        <w:tc>
+          <w:tcPr/>
+          <w:p>
+            <w:pPr>
+              <w:pStyle w:val="Compact"/>
+              <w:jc w:val="left"/>
+            </w:pPr>
+            <w:r>
+              <w:t xml:space="preserve">—</w:t>
+            </w:r>
+          </w:p>
+        </w:tc>
+        <w:tc>
+          <w:tcPr/>
+          <w:p>
+            <w:pPr>
+              <w:pStyle w:val="Compact"/>
+              <w:jc w:val="left"/>
+            </w:pPr>
+            <w:r>
+              <w:t xml:space="preserve">1</w:t>
+            </w:r>
+          </w:p>
+        </w:tc>
+        <w:tc>
+          <w:tcPr/>
+          <w:p>
+            <w:pPr>
+              <w:pStyle w:val="Compact"/>
+              <w:jc w:val="left"/>
+            </w:pPr>
+            <w:r>
+              <w:rPr>
+                <w:rStyle w:val="VerbatimChar"/>
+              </w:rPr>
+              <w:t xml:space="preserve">docs/software/modules/driver/mcu/mcu.rst</w:t>
+            </w:r>
+          </w:p>
+        </w:tc>
+      </w:tr>
+      <w:tr>
+        <w:tc>
+          <w:tcPr/>
+          <w:p>
+            <w:pPr>
+              <w:pStyle w:val="Compact"/>
+              <w:jc w:val="left"/>
+            </w:pPr>
+            <w:r>
+              <w:rPr>
+                <w:rStyle w:val="VerbatimChar"/>
+              </w:rPr>
+              <w:t xml:space="preserve">driver/meas</w:t>
+            </w:r>
+          </w:p>
+        </w:tc>
+        <w:tc>
+          <w:tcPr/>
+          <w:p>
+            <w:pPr>
+              <w:pStyle w:val="Compact"/>
+              <w:jc w:val="left"/>
+            </w:pPr>
+            <w:r>
+              <w:rPr>
+                <w:rStyle w:val="VerbatimChar"/>
+              </w:rPr>
+              <w:t xml:space="preserve">src/app/driver/meas/meas.c</w:t>
+            </w:r>
+            <w:r>
+              <w:t xml:space="preserve">,</w:t>
+            </w:r>
+            <w:r>
+              <w:t xml:space="preserve"> </w:t>
+            </w:r>
+            <w:r>
+              <w:rPr>
+                <w:rStyle w:val="VerbatimChar"/>
+              </w:rPr>
+              <w:t xml:space="preserve">src/app/driver/meas/meas.h</w:t>
+            </w:r>
+          </w:p>
+        </w:tc>
+        <w:tc>
+          <w:tcPr/>
+          <w:p>
+            <w:pPr>
+              <w:pStyle w:val="Compact"/>
+              <w:jc w:val="left"/>
+            </w:pPr>
+            <w:r>
+              <w:t xml:space="preserve">—</w:t>
+            </w:r>
+          </w:p>
+        </w:tc>
+        <w:tc>
+          <w:tcPr/>
+          <w:p>
+            <w:pPr>
+              <w:pStyle w:val="Compact"/>
+              <w:jc w:val="left"/>
+            </w:pPr>
+            <w:r>
+              <w:t xml:space="preserve">1</w:t>
+            </w:r>
+          </w:p>
+        </w:tc>
+        <w:tc>
+          <w:tcPr/>
+          <w:p>
+            <w:pPr>
+              <w:pStyle w:val="Compact"/>
+              <w:jc w:val="left"/>
+            </w:pPr>
+            <w:r>
+              <w:rPr>
+                <w:rStyle w:val="VerbatimChar"/>
+              </w:rPr>
+              <w:t xml:space="preserve">docs/software/modules/driver/meas/meas.rst</w:t>
+            </w:r>
+          </w:p>
+        </w:tc>
+      </w:tr>
+      <w:tr>
+        <w:tc>
+          <w:tcPr/>
+          <w:p>
+            <w:pPr>
+              <w:pStyle w:val="Compact"/>
+              <w:jc w:val="left"/>
+            </w:pPr>
+            <w:r>
+              <w:rPr>
+                <w:rStyle w:val="VerbatimChar"/>
+              </w:rPr>
+              <w:t xml:space="preserve">driver/pex</w:t>
+            </w:r>
+          </w:p>
+        </w:tc>
+        <w:tc>
+          <w:tcPr/>
+          <w:p>
+            <w:pPr>
+              <w:pStyle w:val="Compact"/>
+              <w:jc w:val="left"/>
+            </w:pPr>
+            <w:r>
+              <w:rPr>
+                <w:rStyle w:val="VerbatimChar"/>
+              </w:rPr>
+              <w:t xml:space="preserve">src/app/driver/pex/pex.c</w:t>
+            </w:r>
+            <w:r>
+              <w:t xml:space="preserve">,</w:t>
+            </w:r>
+            <w:r>
+              <w:t xml:space="preserve"> </w:t>
+            </w:r>
+            <w:r>
+              <w:rPr>
+                <w:rStyle w:val="VerbatimChar"/>
+              </w:rPr>
+              <w:t xml:space="preserve">src/app/driver/pex/pex.h</w:t>
+            </w:r>
+          </w:p>
+        </w:tc>
+        <w:tc>
+          <w:tcPr/>
+          <w:p>
+            <w:pPr>
+              <w:pStyle w:val="Compact"/>
+              <w:jc w:val="left"/>
+            </w:pPr>
+            <w:r>
+              <w:rPr>
+                <w:rStyle w:val="VerbatimChar"/>
+              </w:rPr>
+              <w:t xml:space="preserve">src/app/driver/config/pex_cfg.c</w:t>
+            </w:r>
+            <w:r>
+              <w:t xml:space="preserve">,</w:t>
+            </w:r>
+            <w:r>
+              <w:t xml:space="preserve"> </w:t>
+            </w:r>
+            <w:r>
+              <w:rPr>
+                <w:rStyle w:val="VerbatimChar"/>
+              </w:rPr>
+              <w:t xml:space="preserve">src/app/driver/config/pex_cfg.h</w:t>
+            </w:r>
+          </w:p>
+        </w:tc>
+        <w:tc>
+          <w:tcPr/>
+          <w:p>
+            <w:pPr>
+              <w:pStyle w:val="Compact"/>
+              <w:jc w:val="left"/>
+            </w:pPr>
+            <w:r>
+              <w:t xml:space="preserve">1</w:t>
+            </w:r>
+          </w:p>
+        </w:tc>
+        <w:tc>
+          <w:tcPr/>
+          <w:p>
+            <w:pPr>
+              <w:pStyle w:val="Compact"/>
+              <w:jc w:val="left"/>
+            </w:pPr>
+            <w:r>
+              <w:rPr>
+                <w:rStyle w:val="VerbatimChar"/>
+              </w:rPr>
+              <w:t xml:space="preserve">docs/software/modules/driver/pex/pex.rst</w:t>
+            </w:r>
+          </w:p>
+        </w:tc>
+      </w:tr>
+      <w:tr>
+        <w:tc>
+          <w:tcPr/>
+          <w:p>
+            <w:pPr>
+              <w:pStyle w:val="Compact"/>
+              <w:jc w:val="left"/>
+            </w:pPr>
+            <w:r>
+              <w:rPr>
+                <w:rStyle w:val="VerbatimChar"/>
+              </w:rPr>
+              <w:t xml:space="preserve">driver/phy</w:t>
+            </w:r>
+          </w:p>
+        </w:tc>
+        <w:tc>
+          <w:tcPr/>
+          <w:p>
+            <w:pPr>
+              <w:pStyle w:val="Compact"/>
+              <w:jc w:val="left"/>
+            </w:pPr>
+            <w:r>
+              <w:rPr>
+                <w:rStyle w:val="VerbatimChar"/>
+              </w:rPr>
+              <w:t xml:space="preserve">src/app/driver/phy/dp83869.c</w:t>
+            </w:r>
+            <w:r>
+              <w:t xml:space="preserve">,</w:t>
+            </w:r>
+            <w:r>
+              <w:t xml:space="preserve"> </w:t>
+            </w:r>
+            <w:r>
+              <w:rPr>
+                <w:rStyle w:val="VerbatimChar"/>
+              </w:rPr>
+              <w:t xml:space="preserve">src/app/driver/phy/dp83869.h</w:t>
+            </w:r>
+          </w:p>
+        </w:tc>
+        <w:tc>
+          <w:tcPr/>
+          <w:p>
+            <w:pPr>
+              <w:pStyle w:val="Compact"/>
+              <w:jc w:val="left"/>
+            </w:pPr>
+            <w:r>
+              <w:rPr>
+                <w:rStyle w:val="VerbatimChar"/>
+              </w:rPr>
+              <w:t xml:space="preserve">src/app/driver/config/phy_cfg.h</w:t>
+            </w:r>
+          </w:p>
+        </w:tc>
+        <w:tc>
+          <w:tcPr/>
+          <w:p>
+            <w:pPr>
+              <w:pStyle w:val="Compact"/>
+              <w:jc w:val="left"/>
+            </w:pPr>
+            <w:r>
+              <w:t xml:space="preserve">1</w:t>
+            </w:r>
+          </w:p>
+        </w:tc>
+        <w:tc>
+          <w:tcPr/>
+          <w:p>
+            <w:pPr>
+              <w:pStyle w:val="Compact"/>
+              <w:jc w:val="left"/>
+            </w:pPr>
+            <w:r>
+              <w:rPr>
+                <w:rStyle w:val="VerbatimChar"/>
+              </w:rPr>
+              <w:t xml:space="preserve">docs/software/modules/driver/phy/phy.rst</w:t>
+            </w:r>
+          </w:p>
+        </w:tc>
+      </w:tr>
+      <w:tr>
+        <w:tc>
+          <w:tcPr/>
+          <w:p>
+            <w:pPr>
+              <w:pStyle w:val="Compact"/>
+              <w:jc w:val="left"/>
+            </w:pPr>
+            <w:r>
+              <w:rPr>
+                <w:rStyle w:val="VerbatimChar"/>
+              </w:rPr>
+              <w:t xml:space="preserve">driver/pwm</w:t>
+            </w:r>
+          </w:p>
+        </w:tc>
+        <w:tc>
+          <w:tcPr/>
+          <w:p>
+            <w:pPr>
+              <w:pStyle w:val="Compact"/>
+              <w:jc w:val="left"/>
+            </w:pPr>
+            <w:r>
+              <w:rPr>
+                <w:rStyle w:val="VerbatimChar"/>
+              </w:rPr>
+              <w:t xml:space="preserve">src/app/driver/pwm/pwm.c</w:t>
+            </w:r>
+            <w:r>
+              <w:t xml:space="preserve">,</w:t>
+            </w:r>
+            <w:r>
+              <w:t xml:space="preserve"> </w:t>
+            </w:r>
+            <w:r>
+              <w:rPr>
+                <w:rStyle w:val="VerbatimChar"/>
+              </w:rPr>
+              <w:t xml:space="preserve">src/app/driver/pwm/pwm.h</w:t>
+            </w:r>
+          </w:p>
+        </w:tc>
+        <w:tc>
+          <w:tcPr/>
+          <w:p>
+            <w:pPr>
+              <w:pStyle w:val="Compact"/>
+              <w:jc w:val="left"/>
+            </w:pPr>
+            <w:r>
+              <w:t xml:space="preserve">—</w:t>
+            </w:r>
+          </w:p>
+        </w:tc>
+        <w:tc>
+          <w:tcPr/>
+          <w:p>
+            <w:pPr>
+              <w:pStyle w:val="Compact"/>
+              <w:jc w:val="left"/>
+            </w:pPr>
+            <w:r>
+              <w:t xml:space="preserve">1</w:t>
+            </w:r>
+          </w:p>
+        </w:tc>
+        <w:tc>
+          <w:tcPr/>
+          <w:p>
+            <w:pPr>
+              <w:pStyle w:val="Compact"/>
+              <w:jc w:val="left"/>
+            </w:pPr>
+            <w:r>
+              <w:rPr>
+                <w:rStyle w:val="VerbatimChar"/>
+              </w:rPr>
+              <w:t xml:space="preserve">docs/software/modules/driver/pwm/pwm.rst</w:t>
+            </w:r>
+          </w:p>
+        </w:tc>
+      </w:tr>
+      <w:tr>
+        <w:tc>
+          <w:tcPr/>
+          <w:p>
+            <w:pPr>
+              <w:pStyle w:val="Compact"/>
+              <w:jc w:val="left"/>
+            </w:pPr>
+            <w:r>
+              <w:rPr>
+                <w:rStyle w:val="VerbatimChar"/>
+              </w:rPr>
+              <w:t xml:space="preserve">driver/rtc</w:t>
+            </w:r>
+          </w:p>
+        </w:tc>
+        <w:tc>
+          <w:tcPr/>
+          <w:p>
+            <w:pPr>
+              <w:pStyle w:val="Compact"/>
+              <w:jc w:val="left"/>
+            </w:pPr>
+            <w:r>
+              <w:rPr>
+                <w:rStyle w:val="VerbatimChar"/>
+              </w:rPr>
+              <w:t xml:space="preserve">src/app/driver/rtc/rtc.c</w:t>
+            </w:r>
+            <w:r>
+              <w:t xml:space="preserve">,</w:t>
+            </w:r>
+            <w:r>
+              <w:t xml:space="preserve"> </w:t>
+            </w:r>
+            <w:r>
+              <w:rPr>
+                <w:rStyle w:val="VerbatimChar"/>
+              </w:rPr>
+              <w:t xml:space="preserve">src/app/driver/rtc/rtc.h</w:t>
+            </w:r>
+          </w:p>
+        </w:tc>
+        <w:tc>
+          <w:tcPr/>
+          <w:p>
+            <w:pPr>
+              <w:pStyle w:val="Compact"/>
+              <w:jc w:val="left"/>
+            </w:pPr>
+            <w:r>
+              <w:t xml:space="preserve">—</w:t>
+            </w:r>
+          </w:p>
+        </w:tc>
+        <w:tc>
+          <w:tcPr/>
+          <w:p>
+            <w:pPr>
+              <w:pStyle w:val="Compact"/>
+              <w:jc w:val="left"/>
+            </w:pPr>
+            <w:r>
+              <w:t xml:space="preserve">1</w:t>
+            </w:r>
+          </w:p>
+        </w:tc>
+        <w:tc>
+          <w:tcPr/>
+          <w:p>
+            <w:pPr>
+              <w:pStyle w:val="Compact"/>
+              <w:jc w:val="left"/>
+            </w:pPr>
+            <w:r>
+              <w:rPr>
+                <w:rStyle w:val="VerbatimChar"/>
+              </w:rPr>
+              <w:t xml:space="preserve">docs/software/modules/driver/rtc/rtc.rst</w:t>
+            </w:r>
+          </w:p>
+        </w:tc>
+      </w:tr>
+      <w:tr>
+        <w:tc>
+          <w:tcPr/>
+          <w:p>
+            <w:pPr>
+              <w:pStyle w:val="Compact"/>
+              <w:jc w:val="left"/>
+            </w:pPr>
+            <w:r>
+              <w:rPr>
+                <w:rStyle w:val="VerbatimChar"/>
+              </w:rPr>
+              <w:t xml:space="preserve">driver/sbc</w:t>
+            </w:r>
+          </w:p>
+        </w:tc>
+        <w:tc>
+          <w:tcPr/>
+          <w:p>
+            <w:pPr>
+              <w:pStyle w:val="Compact"/>
+              <w:jc w:val="left"/>
+            </w:pPr>
+            <w:r>
+              <w:rPr>
+                <w:rStyle w:val="VerbatimChar"/>
+              </w:rPr>
+              <w:t xml:space="preserve">src/app/driver/sbc/fs8x_driver/sbc_fs8x.c</w:t>
+            </w:r>
+            <w:r>
+              <w:t xml:space="preserve">,</w:t>
+            </w:r>
+            <w:r>
+              <w:t xml:space="preserve"> </w:t>
+            </w:r>
+            <w:r>
+              <w:rPr>
+                <w:rStyle w:val="VerbatimChar"/>
+              </w:rPr>
+              <w:t xml:space="preserve">src/app/driver/sbc/fs8x_driver/sbc_fs8x.h</w:t>
+            </w:r>
+            <w:r>
+              <w:t xml:space="preserve">,</w:t>
+            </w:r>
+            <w:r>
+              <w:t xml:space="preserve"> </w:t>
+            </w:r>
+            <w:r>
+              <w:rPr>
+                <w:rStyle w:val="VerbatimChar"/>
+              </w:rPr>
+              <w:t xml:space="preserve">src/app/driver/sbc/fs8x_driver/sbc_fs8x_assert.h</w:t>
+            </w:r>
+            <w:r>
+              <w:t xml:space="preserve"> </w:t>
+            </w:r>
+            <w:r>
+              <w:t xml:space="preserve">…</w:t>
+            </w:r>
+          </w:p>
+        </w:tc>
+        <w:tc>
+          <w:tcPr/>
+          <w:p>
+            <w:pPr>
+              <w:pStyle w:val="Compact"/>
+              <w:jc w:val="left"/>
+            </w:pPr>
+            <w:r>
+              <w:t xml:space="preserve">—</w:t>
+            </w:r>
+          </w:p>
+        </w:tc>
+        <w:tc>
+          <w:tcPr/>
+          <w:p>
+            <w:pPr>
+              <w:pStyle w:val="Compact"/>
+              <w:jc w:val="left"/>
+            </w:pPr>
+            <w:r>
+              <w:t xml:space="preserve">3</w:t>
+            </w:r>
+          </w:p>
+        </w:tc>
+        <w:tc>
+          <w:tcPr/>
+          <w:p>
+            <w:pPr>
+              <w:pStyle w:val="Compact"/>
+              <w:jc w:val="left"/>
+            </w:pPr>
+            <w:r>
+              <w:rPr>
+                <w:rStyle w:val="VerbatimChar"/>
+              </w:rPr>
+              <w:t xml:space="preserve">docs/software/modules/driver/sbc/sbc.rst</w:t>
+            </w:r>
+          </w:p>
+        </w:tc>
+      </w:tr>
+      <w:tr>
+        <w:tc>
+          <w:tcPr/>
+          <w:p>
+            <w:pPr>
+              <w:pStyle w:val="Compact"/>
+              <w:jc w:val="left"/>
+            </w:pPr>
+            <w:r>
+              <w:rPr>
+                <w:rStyle w:val="VerbatimChar"/>
+              </w:rPr>
+              <w:t xml:space="preserve">driver/spi</w:t>
+            </w:r>
+          </w:p>
+        </w:tc>
+        <w:tc>
+          <w:tcPr/>
+          <w:p>
+            <w:pPr>
+              <w:pStyle w:val="Compact"/>
+              <w:jc w:val="left"/>
+            </w:pPr>
+            <w:r>
+              <w:rPr>
+                <w:rStyle w:val="VerbatimChar"/>
+              </w:rPr>
+              <w:t xml:space="preserve">src/app/driver/spi/spi.c</w:t>
+            </w:r>
+            <w:r>
+              <w:t xml:space="preserve">,</w:t>
+            </w:r>
+            <w:r>
+              <w:t xml:space="preserve"> </w:t>
+            </w:r>
+            <w:r>
+              <w:rPr>
+                <w:rStyle w:val="VerbatimChar"/>
+              </w:rPr>
+              <w:t xml:space="preserve">src/app/driver/spi/spi.h</w:t>
+            </w:r>
+            <w:r>
+              <w:t xml:space="preserve">,</w:t>
+            </w:r>
+            <w:r>
+              <w:t xml:space="preserve"> </w:t>
+            </w:r>
+            <w:r>
+              <w:rPr>
+                <w:rStyle w:val="VerbatimChar"/>
+              </w:rPr>
+              <w:t xml:space="preserve">src/app/driver/spi/spi_cfg-helper.h</w:t>
+            </w:r>
+          </w:p>
+        </w:tc>
+        <w:tc>
+          <w:tcPr/>
+          <w:p>
+            <w:pPr>
+              <w:pStyle w:val="Compact"/>
+              <w:jc w:val="left"/>
+            </w:pPr>
+            <w:r>
+              <w:rPr>
+                <w:rStyle w:val="VerbatimChar"/>
+              </w:rPr>
+              <w:t xml:space="preserve">src/app/driver/config/spi_cfg.c</w:t>
+            </w:r>
+            <w:r>
+              <w:t xml:space="preserve">,</w:t>
+            </w:r>
+            <w:r>
+              <w:t xml:space="preserve"> </w:t>
+            </w:r>
+            <w:r>
+              <w:rPr>
+                <w:rStyle w:val="VerbatimChar"/>
+              </w:rPr>
+              <w:t xml:space="preserve">src/app/driver/config/spi_cfg.h</w:t>
+            </w:r>
+          </w:p>
+        </w:tc>
+        <w:tc>
+          <w:tcPr/>
+          <w:p>
+            <w:pPr>
+              <w:pStyle w:val="Compact"/>
+              <w:jc w:val="left"/>
+            </w:pPr>
+            <w:r>
+              <w:t xml:space="preserve">9</w:t>
+            </w:r>
+          </w:p>
+        </w:tc>
+        <w:tc>
+          <w:tcPr/>
+          <w:p>
+            <w:pPr>
+              <w:pStyle w:val="Compact"/>
+              <w:jc w:val="left"/>
+            </w:pPr>
+            <w:r>
+              <w:rPr>
+                <w:rStyle w:val="VerbatimChar"/>
+              </w:rPr>
+              <w:t xml:space="preserve">docs/software/modules/driver/spi/spi.rst</w:t>
+            </w:r>
+          </w:p>
+        </w:tc>
+      </w:tr>
+      <w:tr>
+        <w:tc>
+          <w:tcPr/>
+          <w:p>
+            <w:pPr>
+              <w:pStyle w:val="Compact"/>
+              <w:jc w:val="left"/>
+            </w:pPr>
+            <w:r>
+              <w:rPr>
+                <w:rStyle w:val="VerbatimChar"/>
+              </w:rPr>
+              <w:t xml:space="preserve">driver/sps</w:t>
+            </w:r>
+          </w:p>
+        </w:tc>
+        <w:tc>
+          <w:tcPr/>
+          <w:p>
+            <w:pPr>
+              <w:pStyle w:val="Compact"/>
+              <w:jc w:val="left"/>
+            </w:pPr>
+            <w:r>
+              <w:rPr>
+                <w:rStyle w:val="VerbatimChar"/>
+              </w:rPr>
+              <w:t xml:space="preserve">src/app/driver/sps/sps.c</w:t>
+            </w:r>
+            <w:r>
+              <w:t xml:space="preserve">,</w:t>
+            </w:r>
+            <w:r>
+              <w:t xml:space="preserve"> </w:t>
+            </w:r>
+            <w:r>
+              <w:rPr>
+                <w:rStyle w:val="VerbatimChar"/>
+              </w:rPr>
+              <w:t xml:space="preserve">src/app/driver/sps/sps.h</w:t>
+            </w:r>
+            <w:r>
+              <w:t xml:space="preserve">,</w:t>
+            </w:r>
+            <w:r>
+              <w:t xml:space="preserve"> </w:t>
+            </w:r>
+            <w:r>
+              <w:rPr>
+                <w:rStyle w:val="VerbatimChar"/>
+              </w:rPr>
+              <w:t xml:space="preserve">src/app/driver/sps/sps_types.h</w:t>
+            </w:r>
+          </w:p>
+        </w:tc>
+        <w:tc>
+          <w:tcPr/>
+          <w:p>
+            <w:pPr>
+              <w:pStyle w:val="Compact"/>
+              <w:jc w:val="left"/>
+            </w:pPr>
+            <w:r>
+              <w:rPr>
+                <w:rStyle w:val="VerbatimChar"/>
+              </w:rPr>
+              <w:t xml:space="preserve">src/app/driver/config/sps_cfg.c</w:t>
+            </w:r>
+            <w:r>
+              <w:t xml:space="preserve">,</w:t>
+            </w:r>
+            <w:r>
+              <w:t xml:space="preserve"> </w:t>
+            </w:r>
+            <w:r>
+              <w:rPr>
+                <w:rStyle w:val="VerbatimChar"/>
+              </w:rPr>
+              <w:t xml:space="preserve">src/app/driver/config/sps_cfg.h</w:t>
+            </w:r>
+          </w:p>
+        </w:tc>
+        <w:tc>
+          <w:tcPr/>
+          <w:p>
+            <w:pPr>
+              <w:pStyle w:val="Compact"/>
+              <w:jc w:val="left"/>
+            </w:pPr>
+            <w:r>
+              <w:t xml:space="preserve">1</w:t>
+            </w:r>
+          </w:p>
+        </w:tc>
+        <w:tc>
+          <w:tcPr/>
+          <w:p>
+            <w:pPr>
+              <w:pStyle w:val="Compact"/>
+              <w:jc w:val="left"/>
+            </w:pPr>
+            <w:r>
+              <w:rPr>
+                <w:rStyle w:val="VerbatimChar"/>
+              </w:rPr>
+              <w:t xml:space="preserve">docs/software/modules/driver/sps/sps.rst</w:t>
+            </w:r>
+          </w:p>
+        </w:tc>
+      </w:tr>
+      <w:tr>
+        <w:tc>
+          <w:tcPr/>
+          <w:p>
+            <w:pPr>
+              <w:pStyle w:val="Compact"/>
+              <w:jc w:val="left"/>
+            </w:pPr>
+            <w:r>
+              <w:rPr>
+                <w:rStyle w:val="VerbatimChar"/>
+              </w:rPr>
+              <w:t xml:space="preserve">driver/ts</w:t>
+            </w:r>
+          </w:p>
+        </w:tc>
+        <w:tc>
+          <w:tcPr/>
+          <w:p>
+            <w:pPr>
+              <w:pStyle w:val="Compact"/>
+              <w:jc w:val="left"/>
+            </w:pPr>
+            <w:r>
+              <w:rPr>
+                <w:rStyle w:val="VerbatimChar"/>
+              </w:rPr>
+              <w:t xml:space="preserve">src/app/driver/ts/api/tsi.h</w:t>
+            </w:r>
+            <w:r>
+              <w:t xml:space="preserve">,</w:t>
+            </w:r>
+            <w:r>
+              <w:t xml:space="preserve"> </w:t>
+            </w:r>
+            <w:r>
+              <w:rPr>
+                <w:rStyle w:val="VerbatimChar"/>
+              </w:rPr>
+              <w:t xml:space="preserve">src/app/driver/ts/api/tsi_limits.c</w:t>
+            </w:r>
+            <w:r>
+              <w:t xml:space="preserve">,</w:t>
+            </w:r>
+            <w:r>
+              <w:t xml:space="preserve"> </w:t>
+            </w:r>
+            <w:r>
+              <w:rPr>
+                <w:rStyle w:val="VerbatimChar"/>
+              </w:rPr>
+              <w:t xml:space="preserve">src/app/driver/ts/beta.c</w:t>
+            </w:r>
+            <w:r>
+              <w:t xml:space="preserve"> </w:t>
+            </w:r>
+            <w:r>
+              <w:t xml:space="preserve">…</w:t>
+            </w:r>
+          </w:p>
+        </w:tc>
+        <w:tc>
+          <w:tcPr/>
+          <w:p>
+            <w:pPr>
+              <w:pStyle w:val="Compact"/>
+              <w:jc w:val="left"/>
+            </w:pPr>
+            <w:r>
+              <w:t xml:space="preserve">—</w:t>
+            </w:r>
+          </w:p>
+        </w:tc>
+        <w:tc>
+          <w:tcPr/>
+          <w:p>
+            <w:pPr>
+              <w:pStyle w:val="Compact"/>
+              <w:jc w:val="left"/>
+            </w:pPr>
+            <w:r>
+              <w:t xml:space="preserve">1</w:t>
+            </w:r>
+          </w:p>
+        </w:tc>
+        <w:tc>
+          <w:tcPr/>
+          <w:p>
+            <w:pPr>
+              <w:pStyle w:val="Compact"/>
+              <w:jc w:val="left"/>
+            </w:pPr>
+            <w:r>
+              <w:rPr>
+                <w:rStyle w:val="VerbatimChar"/>
+              </w:rPr>
+              <w:t xml:space="preserve">docs/software/modules/driver/ts/ts.rst</w:t>
+            </w:r>
+          </w:p>
+        </w:tc>
+      </w:tr>
+      <w:tr>
+        <w:tc>
+          <w:tcPr/>
+          <w:p>
+            <w:pPr>
+              <w:pStyle w:val="Compact"/>
+              <w:jc w:val="left"/>
+            </w:pPr>
+            <w:r>
+              <w:rPr>
+                <w:rStyle w:val="VerbatimChar"/>
+              </w:rPr>
+              <w:t xml:space="preserve">driver/uart</w:t>
+            </w:r>
+          </w:p>
+        </w:tc>
+        <w:tc>
+          <w:tcPr/>
+          <w:p>
+            <w:pPr>
+              <w:pStyle w:val="Compact"/>
+              <w:jc w:val="left"/>
+            </w:pPr>
+            <w:r>
+              <w:rPr>
+                <w:rStyle w:val="VerbatimChar"/>
+              </w:rPr>
+              <w:t xml:space="preserve">src/app/driver/uart/uart.c</w:t>
+            </w:r>
+            <w:r>
+              <w:t xml:space="preserve">,</w:t>
+            </w:r>
+            <w:r>
+              <w:t xml:space="preserve"> </w:t>
+            </w:r>
+            <w:r>
+              <w:rPr>
+                <w:rStyle w:val="VerbatimChar"/>
+              </w:rPr>
+              <w:t xml:space="preserve">src/app/driver/uart/uart.h</w:t>
+            </w:r>
+          </w:p>
+        </w:tc>
+        <w:tc>
+          <w:tcPr/>
+          <w:p>
+            <w:pPr>
+              <w:pStyle w:val="Compact"/>
+              <w:jc w:val="left"/>
+            </w:pPr>
+            <w:r>
+              <w:rPr>
+                <w:rStyle w:val="VerbatimChar"/>
+              </w:rPr>
+              <w:t xml:space="preserve">src/app/driver/config/uart_cfg.h</w:t>
+            </w:r>
+          </w:p>
+        </w:tc>
+        <w:tc>
+          <w:tcPr/>
+          <w:p>
+            <w:pPr>
+              <w:pStyle w:val="Compact"/>
+              <w:jc w:val="left"/>
+            </w:pPr>
+            <w:r>
+              <w:t xml:space="preserve">2</w:t>
+            </w:r>
+          </w:p>
+        </w:tc>
+        <w:tc>
+          <w:tcPr/>
+          <w:p>
+            <w:pPr>
+              <w:pStyle w:val="Compact"/>
+              <w:jc w:val="left"/>
+            </w:pPr>
+            <w:r>
+              <w:rPr>
+                <w:rStyle w:val="VerbatimChar"/>
+              </w:rPr>
+              <w:t xml:space="preserve">docs/software/modules/driver/uart/uart.rst</w:t>
+            </w:r>
+          </w:p>
+        </w:tc>
+      </w:tr>
+      <w:tr>
+        <w:tc>
+          <w:tcPr/>
+          <w:p>
+            <w:pPr>
+              <w:pStyle w:val="Compact"/>
+              <w:jc w:val="left"/>
+            </w:pPr>
+            <w:r>
+              <w:rPr>
+                <w:rStyle w:val="VerbatimChar"/>
+              </w:rPr>
+              <w:t xml:space="preserve">engine/database</w:t>
+            </w:r>
+          </w:p>
+        </w:tc>
+        <w:tc>
+          <w:tcPr/>
+          <w:p>
+            <w:pPr>
+              <w:pStyle w:val="Compact"/>
+              <w:jc w:val="left"/>
+            </w:pPr>
+            <w:r>
+              <w:rPr>
+                <w:rStyle w:val="VerbatimChar"/>
+              </w:rPr>
+              <w:t xml:space="preserve">src/app/engine/database/database.c</w:t>
+            </w:r>
+            <w:r>
+              <w:t xml:space="preserve">,</w:t>
+            </w:r>
+            <w:r>
+              <w:t xml:space="preserve"> </w:t>
+            </w:r>
+            <w:r>
+              <w:rPr>
+                <w:rStyle w:val="VerbatimChar"/>
+              </w:rPr>
+              <w:t xml:space="preserve">src/app/engine/database/database.h</w:t>
+            </w:r>
+            <w:r>
+              <w:t xml:space="preserve">,</w:t>
+            </w:r>
+            <w:r>
+              <w:t xml:space="preserve"> </w:t>
+            </w:r>
+            <w:r>
+              <w:rPr>
+                <w:rStyle w:val="VerbatimChar"/>
+              </w:rPr>
+              <w:t xml:space="preserve">src/app/engine/database/database_helper.c</w:t>
+            </w:r>
+            <w:r>
+              <w:t xml:space="preserve"> </w:t>
+            </w:r>
+            <w:r>
+              <w:t xml:space="preserve">…</w:t>
+            </w:r>
+          </w:p>
+        </w:tc>
+        <w:tc>
+          <w:tcPr/>
+          <w:p>
+            <w:pPr>
+              <w:pStyle w:val="Compact"/>
+              <w:jc w:val="left"/>
+            </w:pPr>
+            <w:r>
+              <w:rPr>
+                <w:rStyle w:val="VerbatimChar"/>
+              </w:rPr>
+              <w:t xml:space="preserve">src/app/engine/config/database_cfg.c</w:t>
+            </w:r>
+            <w:r>
+              <w:t xml:space="preserve">,</w:t>
+            </w:r>
+            <w:r>
+              <w:t xml:space="preserve"> </w:t>
+            </w:r>
+            <w:r>
+              <w:rPr>
+                <w:rStyle w:val="VerbatimChar"/>
+              </w:rPr>
+              <w:t xml:space="preserve">src/app/engine/config/database_cfg.h</w:t>
+            </w:r>
+          </w:p>
+        </w:tc>
+        <w:tc>
+          <w:tcPr/>
+          <w:p>
+            <w:pPr>
+              <w:pStyle w:val="Compact"/>
+              <w:jc w:val="left"/>
+            </w:pPr>
+            <w:r>
+              <w:t xml:space="preserve">2</w:t>
+            </w:r>
+          </w:p>
+        </w:tc>
+        <w:tc>
+          <w:tcPr/>
+          <w:p>
+            <w:pPr>
+              <w:pStyle w:val="Compact"/>
+              <w:jc w:val="left"/>
+            </w:pPr>
+            <w:r>
+              <w:rPr>
+                <w:rStyle w:val="VerbatimChar"/>
+              </w:rPr>
+              <w:t xml:space="preserve">docs/software/modules/engine/database/database.rst</w:t>
+            </w:r>
+          </w:p>
+        </w:tc>
+      </w:tr>
+      <w:tr>
+        <w:tc>
+          <w:tcPr/>
+          <w:p>
+            <w:pPr>
+              <w:pStyle w:val="Compact"/>
+              <w:jc w:val="left"/>
+            </w:pPr>
+            <w:r>
+              <w:rPr>
+                <w:rStyle w:val="VerbatimChar"/>
+              </w:rPr>
+              <w:t xml:space="preserve">engine/diag</w:t>
+            </w:r>
+          </w:p>
+        </w:tc>
+        <w:tc>
+          <w:tcPr/>
+          <w:p>
+            <w:pPr>
+              <w:pStyle w:val="Compact"/>
+              <w:jc w:val="left"/>
+            </w:pPr>
+            <w:r>
+              <w:rPr>
+                <w:rStyle w:val="VerbatimChar"/>
+              </w:rPr>
+              <w:t xml:space="preserve">src/app/engine/diag/cbs/diag_cbs.h</w:t>
+            </w:r>
+            <w:r>
+              <w:t xml:space="preserve">,</w:t>
+            </w:r>
+            <w:r>
+              <w:t xml:space="preserve"> </w:t>
+            </w:r>
+            <w:r>
+              <w:rPr>
+                <w:rStyle w:val="VerbatimChar"/>
+              </w:rPr>
+              <w:t xml:space="preserve">src/app/engine/diag/cbs/diag_cbs_aerosol-sensor.c</w:t>
+            </w:r>
+            <w:r>
+              <w:t xml:space="preserve">,</w:t>
+            </w:r>
+            <w:r>
+              <w:t xml:space="preserve"> </w:t>
+            </w:r>
+            <w:r>
+              <w:rPr>
+                <w:rStyle w:val="VerbatimChar"/>
+              </w:rPr>
+              <w:t xml:space="preserve">src/app/engine/diag/cbs/diag_cbs_afe.c</w:t>
+            </w:r>
+            <w:r>
+              <w:t xml:space="preserve"> </w:t>
+            </w:r>
+            <w:r>
+              <w:t xml:space="preserve">…</w:t>
+            </w:r>
+          </w:p>
+        </w:tc>
+        <w:tc>
+          <w:tcPr/>
+          <w:p>
+            <w:pPr>
+              <w:pStyle w:val="Compact"/>
+              <w:jc w:val="left"/>
+            </w:pPr>
+            <w:r>
+              <w:rPr>
+                <w:rStyle w:val="VerbatimChar"/>
+              </w:rPr>
+              <w:t xml:space="preserve">src/app/engine/config/diag_cfg.c</w:t>
+            </w:r>
+            <w:r>
+              <w:t xml:space="preserve">,</w:t>
+            </w:r>
+            <w:r>
+              <w:t xml:space="preserve"> </w:t>
+            </w:r>
+            <w:r>
+              <w:rPr>
+                <w:rStyle w:val="VerbatimChar"/>
+              </w:rPr>
+              <w:t xml:space="preserve">src/app/engine/config/diag_cfg.h</w:t>
+            </w:r>
+          </w:p>
+        </w:tc>
+        <w:tc>
+          <w:tcPr/>
+          <w:p>
+            <w:pPr>
+              <w:pStyle w:val="Compact"/>
+              <w:jc w:val="left"/>
+            </w:pPr>
+            <w:r>
+              <w:t xml:space="preserve">1</w:t>
+            </w:r>
+          </w:p>
+        </w:tc>
+        <w:tc>
+          <w:tcPr/>
+          <w:p>
+            <w:pPr>
+              <w:pStyle w:val="Compact"/>
+              <w:jc w:val="left"/>
+            </w:pPr>
+            <w:r>
+              <w:rPr>
+                <w:rStyle w:val="VerbatimChar"/>
+              </w:rPr>
+              <w:t xml:space="preserve">docs/software/modules/engine/diag/diag.rst</w:t>
+            </w:r>
+          </w:p>
+        </w:tc>
+      </w:tr>
+      <w:tr>
+        <w:tc>
+          <w:tcPr/>
+          <w:p>
+            <w:pPr>
+              <w:pStyle w:val="Compact"/>
+              <w:jc w:val="left"/>
+            </w:pPr>
+            <w:r>
+              <w:rPr>
+                <w:rStyle w:val="VerbatimChar"/>
+              </w:rPr>
+              <w:t xml:space="preserve">engine/hw_info</w:t>
+            </w:r>
+          </w:p>
+        </w:tc>
+        <w:tc>
+          <w:tcPr/>
+          <w:p>
+            <w:pPr>
+              <w:pStyle w:val="Compact"/>
+              <w:jc w:val="left"/>
+            </w:pPr>
+            <w:r>
+              <w:rPr>
+                <w:rStyle w:val="VerbatimChar"/>
+              </w:rPr>
+              <w:t xml:space="preserve">src/app/engine/hw_info/master_info.c</w:t>
+            </w:r>
+            <w:r>
+              <w:t xml:space="preserve">,</w:t>
+            </w:r>
+            <w:r>
+              <w:t xml:space="preserve"> </w:t>
+            </w:r>
+            <w:r>
+              <w:rPr>
+                <w:rStyle w:val="VerbatimChar"/>
+              </w:rPr>
+              <w:t xml:space="preserve">src/app/engine/hw_info/master_info.h</w:t>
+            </w:r>
+          </w:p>
+        </w:tc>
+        <w:tc>
+          <w:tcPr/>
+          <w:p>
+            <w:pPr>
+              <w:pStyle w:val="Compact"/>
+              <w:jc w:val="left"/>
+            </w:pPr>
+            <w:r>
+              <w:t xml:space="preserve">—</w:t>
+            </w:r>
+          </w:p>
+        </w:tc>
+        <w:tc>
+          <w:tcPr/>
+          <w:p>
+            <w:pPr>
+              <w:pStyle w:val="Compact"/>
+              <w:jc w:val="left"/>
+            </w:pPr>
+            <w:r>
+              <w:t xml:space="preserve">1</w:t>
+            </w:r>
+          </w:p>
+        </w:tc>
+        <w:tc>
+          <w:tcPr/>
+          <w:p>
+            <w:pPr>
+              <w:pStyle w:val="Compact"/>
+              <w:jc w:val="left"/>
+            </w:pPr>
+            <w:r>
+              <w:rPr>
+                <w:rStyle w:val="VerbatimChar"/>
+              </w:rPr>
+              <w:t xml:space="preserve">docs/software/modules/engine/hw_info/hw_info.rst</w:t>
+            </w:r>
+          </w:p>
+        </w:tc>
+      </w:tr>
+      <w:tr>
+        <w:tc>
+          <w:tcPr/>
+          <w:p>
+            <w:pPr>
+              <w:pStyle w:val="Compact"/>
+              <w:jc w:val="left"/>
+            </w:pPr>
+            <w:r>
+              <w:rPr>
+                <w:rStyle w:val="VerbatimChar"/>
+              </w:rPr>
+              <w:t xml:space="preserve">engine/sys</w:t>
+            </w:r>
+          </w:p>
+        </w:tc>
+        <w:tc>
+          <w:tcPr/>
+          <w:p>
+            <w:pPr>
+              <w:pStyle w:val="Compact"/>
+              <w:jc w:val="left"/>
+            </w:pPr>
+            <w:r>
+              <w:rPr>
+                <w:rStyle w:val="VerbatimChar"/>
+              </w:rPr>
+              <w:t xml:space="preserve">src/app/engine/sys/reset.c</w:t>
+            </w:r>
+            <w:r>
+              <w:t xml:space="preserve">,</w:t>
+            </w:r>
+            <w:r>
+              <w:t xml:space="preserve"> </w:t>
+            </w:r>
+            <w:r>
+              <w:rPr>
+                <w:rStyle w:val="VerbatimChar"/>
+              </w:rPr>
+              <w:t xml:space="preserve">src/app/engine/sys/reset.h</w:t>
+            </w:r>
+            <w:r>
+              <w:t xml:space="preserve">,</w:t>
+            </w:r>
+            <w:r>
+              <w:t xml:space="preserve"> </w:t>
+            </w:r>
+            <w:r>
+              <w:rPr>
+                <w:rStyle w:val="VerbatimChar"/>
+              </w:rPr>
+              <w:t xml:space="preserve">src/app/engine/sys/sys.c</w:t>
+            </w:r>
+            <w:r>
+              <w:t xml:space="preserve"> </w:t>
+            </w:r>
+            <w:r>
+              <w:t xml:space="preserve">…</w:t>
+            </w:r>
+          </w:p>
+        </w:tc>
+        <w:tc>
+          <w:tcPr/>
+          <w:p>
+            <w:pPr>
+              <w:pStyle w:val="Compact"/>
+              <w:jc w:val="left"/>
+            </w:pPr>
+            <w:r>
+              <w:rPr>
+                <w:rStyle w:val="VerbatimChar"/>
+              </w:rPr>
+              <w:t xml:space="preserve">src/app/engine/config/sys_cfg.c</w:t>
+            </w:r>
+            <w:r>
+              <w:t xml:space="preserve">,</w:t>
+            </w:r>
+            <w:r>
+              <w:t xml:space="preserve"> </w:t>
+            </w:r>
+            <w:r>
+              <w:rPr>
+                <w:rStyle w:val="VerbatimChar"/>
+              </w:rPr>
+              <w:t xml:space="preserve">src/app/engine/config/sys_cfg.h</w:t>
+            </w:r>
+          </w:p>
+        </w:tc>
+        <w:tc>
+          <w:tcPr/>
+          <w:p>
+            <w:pPr>
+              <w:pStyle w:val="Compact"/>
+              <w:jc w:val="left"/>
+            </w:pPr>
+            <w:r>
+              <w:t xml:space="preserve">2</w:t>
+            </w:r>
+          </w:p>
+        </w:tc>
+        <w:tc>
+          <w:tcPr/>
+          <w:p>
+            <w:pPr>
+              <w:pStyle w:val="Compact"/>
+              <w:jc w:val="left"/>
+            </w:pPr>
+            <w:r>
+              <w:rPr>
+                <w:rStyle w:val="VerbatimChar"/>
+              </w:rPr>
+              <w:t xml:space="preserve">docs/software/modules/engine/sys/sys.rst</w:t>
+            </w:r>
+          </w:p>
+        </w:tc>
+      </w:tr>
+      <w:tr>
+        <w:tc>
+          <w:tcPr/>
+          <w:p>
+            <w:pPr>
+              <w:pStyle w:val="Compact"/>
+              <w:jc w:val="left"/>
+            </w:pPr>
+            <w:r>
+              <w:rPr>
+                <w:rStyle w:val="VerbatimChar"/>
+              </w:rPr>
+              <w:t xml:space="preserve">engine/sys_mon</w:t>
+            </w:r>
+          </w:p>
+        </w:tc>
+        <w:tc>
+          <w:tcPr/>
+          <w:p>
+            <w:pPr>
+              <w:pStyle w:val="Compact"/>
+              <w:jc w:val="left"/>
+            </w:pPr>
+            <w:r>
+              <w:rPr>
+                <w:rStyle w:val="VerbatimChar"/>
+              </w:rPr>
+              <w:t xml:space="preserve">src/app/engine/sys_mon/sys_mon.c</w:t>
+            </w:r>
+            <w:r>
+              <w:t xml:space="preserve">,</w:t>
+            </w:r>
+            <w:r>
+              <w:t xml:space="preserve"> </w:t>
+            </w:r>
+            <w:r>
+              <w:rPr>
+                <w:rStyle w:val="VerbatimChar"/>
+              </w:rPr>
+              <w:t xml:space="preserve">src/app/engine/sys_mon/sys_mon.h</w:t>
+            </w:r>
+          </w:p>
+        </w:tc>
+        <w:tc>
+          <w:tcPr/>
+          <w:p>
+            <w:pPr>
+              <w:pStyle w:val="Compact"/>
+              <w:jc w:val="left"/>
+            </w:pPr>
+            <w:r>
+              <w:rPr>
+                <w:rStyle w:val="VerbatimChar"/>
+              </w:rPr>
+              <w:t xml:space="preserve">src/app/engine/config/sys_mon_cfg.c</w:t>
+            </w:r>
+            <w:r>
+              <w:t xml:space="preserve">,</w:t>
+            </w:r>
+            <w:r>
+              <w:t xml:space="preserve"> </w:t>
+            </w:r>
+            <w:r>
+              <w:rPr>
+                <w:rStyle w:val="VerbatimChar"/>
+              </w:rPr>
+              <w:t xml:space="preserve">src/app/engine/config/sys_mon_cfg.h</w:t>
+            </w:r>
+          </w:p>
+        </w:tc>
+        <w:tc>
+          <w:tcPr/>
+          <w:p>
+            <w:pPr>
+              <w:pStyle w:val="Compact"/>
+              <w:jc w:val="left"/>
+            </w:pPr>
+            <w:r>
+              <w:t xml:space="preserve">1</w:t>
+            </w:r>
+          </w:p>
+        </w:tc>
+        <w:tc>
+          <w:tcPr/>
+          <w:p>
+            <w:pPr>
+              <w:pStyle w:val="Compact"/>
+              <w:jc w:val="left"/>
+            </w:pPr>
+            <w:r>
+              <w:rPr>
+                <w:rStyle w:val="VerbatimChar"/>
+              </w:rPr>
+              <w:t xml:space="preserve">docs/software/modules/engine/sys_mon/sys_mon.rst</w:t>
+            </w:r>
+          </w:p>
+        </w:tc>
+      </w:tr>
+      <w:tr>
+        <w:tc>
+          <w:tcPr/>
+          <w:p>
+            <w:pPr>
+              <w:pStyle w:val="Compact"/>
+              <w:jc w:val="left"/>
+            </w:pPr>
+            <w:r>
+              <w:rPr>
+                <w:rStyle w:val="VerbatimChar"/>
+              </w:rPr>
+              <w:t xml:space="preserve">task/ftask</w:t>
+            </w:r>
+          </w:p>
+        </w:tc>
+        <w:tc>
+          <w:tcPr/>
+          <w:p>
+            <w:pPr>
+              <w:pStyle w:val="Compact"/>
+              <w:jc w:val="left"/>
+            </w:pPr>
+            <w:r>
+              <w:rPr>
+                <w:rStyle w:val="VerbatimChar"/>
+              </w:rPr>
+              <w:t xml:space="preserve">src/app/task/ftask/freertos/ftask_freertos.c</w:t>
+            </w:r>
+            <w:r>
+              <w:t xml:space="preserve">,</w:t>
+            </w:r>
+            <w:r>
+              <w:t xml:space="preserve"> </w:t>
+            </w:r>
+            <w:r>
+              <w:rPr>
+                <w:rStyle w:val="VerbatimChar"/>
+              </w:rPr>
+              <w:t xml:space="preserve">src/app/task/ftask/ftask.c</w:t>
+            </w:r>
+            <w:r>
+              <w:t xml:space="preserve">,</w:t>
+            </w:r>
+            <w:r>
+              <w:t xml:space="preserve"> </w:t>
+            </w:r>
+            <w:r>
+              <w:rPr>
+                <w:rStyle w:val="VerbatimChar"/>
+              </w:rPr>
+              <w:t xml:space="preserve">src/app/task/ftask/ftask.h</w:t>
+            </w:r>
+          </w:p>
+        </w:tc>
+        <w:tc>
+          <w:tcPr/>
+          <w:p>
+            <w:pPr>
+              <w:pStyle w:val="Compact"/>
+              <w:jc w:val="left"/>
+            </w:pPr>
+            <w:r>
+              <w:rPr>
+                <w:rStyle w:val="VerbatimChar"/>
+              </w:rPr>
+              <w:t xml:space="preserve">src/app/task/config/ftask_cfg.c</w:t>
+            </w:r>
+            <w:r>
+              <w:t xml:space="preserve">,</w:t>
+            </w:r>
+            <w:r>
+              <w:t xml:space="preserve"> </w:t>
+            </w:r>
+            <w:r>
+              <w:rPr>
+                <w:rStyle w:val="VerbatimChar"/>
+              </w:rPr>
+              <w:t xml:space="preserve">src/app/task/config/ftask_cfg.h</w:t>
+            </w:r>
+          </w:p>
+        </w:tc>
+        <w:tc>
+          <w:tcPr/>
+          <w:p>
+            <w:pPr>
+              <w:pStyle w:val="Compact"/>
+              <w:jc w:val="left"/>
+            </w:pPr>
+            <w:r>
+              <w:t xml:space="preserve">2</w:t>
+            </w:r>
+          </w:p>
+        </w:tc>
+        <w:tc>
+          <w:tcPr/>
+          <w:p>
+            <w:pPr>
+              <w:pStyle w:val="Compact"/>
+              <w:jc w:val="left"/>
+            </w:pPr>
+            <w:r>
+              <w:rPr>
+                <w:rStyle w:val="VerbatimChar"/>
+              </w:rPr>
+              <w:t xml:space="preserve">docs/software/modules/task/ftask/ftask.rst</w:t>
+            </w:r>
+          </w:p>
+        </w:tc>
+      </w:tr>
+      <w:tr>
+        <w:tc>
+          <w:tcPr/>
+          <w:p>
+            <w:pPr>
+              <w:pStyle w:val="Compact"/>
+              <w:jc w:val="left"/>
+            </w:pPr>
+            <w:r>
+              <w:rPr>
+                <w:rStyle w:val="VerbatimChar"/>
+              </w:rPr>
+              <w:t xml:space="preserve">task/os</w:t>
+            </w:r>
+          </w:p>
+        </w:tc>
+        <w:tc>
+          <w:tcPr/>
+          <w:p>
+            <w:pPr>
+              <w:pStyle w:val="Compact"/>
+              <w:jc w:val="left"/>
+            </w:pPr>
+            <w:r>
+              <w:rPr>
+                <w:rStyle w:val="VerbatimChar"/>
+              </w:rPr>
+              <w:t xml:space="preserve">src/app/task/os/freertos/os_freertos.c</w:t>
+            </w:r>
+            <w:r>
+              <w:t xml:space="preserve">,</w:t>
+            </w:r>
+            <w:r>
+              <w:t xml:space="preserve"> </w:t>
+            </w:r>
+            <w:r>
+              <w:rPr>
+                <w:rStyle w:val="VerbatimChar"/>
+              </w:rPr>
+              <w:t xml:space="preserve">src/app/task/os/freertos/os_freertos_config-validation.h</w:t>
+            </w:r>
+            <w:r>
+              <w:t xml:space="preserve">,</w:t>
+            </w:r>
+            <w:r>
+              <w:t xml:space="preserve"> </w:t>
+            </w:r>
+            <w:r>
+              <w:rPr>
+                <w:rStyle w:val="VerbatimChar"/>
+              </w:rPr>
+              <w:t xml:space="preserve">src/app/task/os/os.c</w:t>
+            </w:r>
+            <w:r>
+              <w:t xml:space="preserve"> </w:t>
+            </w:r>
+            <w:r>
+              <w:t xml:space="preserve">…</w:t>
+            </w:r>
+          </w:p>
+        </w:tc>
+        <w:tc>
+          <w:tcPr/>
+          <w:p>
+            <w:pPr>
+              <w:pStyle w:val="Compact"/>
+              <w:jc w:val="left"/>
+            </w:pPr>
+            <w:r>
+              <w:t xml:space="preserve">—</w:t>
+            </w:r>
+          </w:p>
+        </w:tc>
+        <w:tc>
+          <w:tcPr/>
+          <w:p>
+            <w:pPr>
+              <w:pStyle w:val="Compact"/>
+              <w:jc w:val="left"/>
+            </w:pPr>
+            <w:r>
+              <w:t xml:space="preserve">1</w:t>
+            </w:r>
+          </w:p>
+        </w:tc>
+        <w:tc>
+          <w:tcPr/>
+          <w:p>
+            <w:pPr>
+              <w:pStyle w:val="Compact"/>
+              <w:jc w:val="left"/>
+            </w:pPr>
+            <w:r>
+              <w:rPr>
+                <w:rStyle w:val="VerbatimChar"/>
+              </w:rPr>
+              <w:t xml:space="preserve">docs/software/modules/task/os/os.rst</w:t>
+            </w:r>
+          </w:p>
+        </w:tc>
+      </w:tr>
+      <w:tr>
+        <w:tc>
+          <w:tcPr/>
+          <w:p>
+            <w:pPr>
+              <w:pStyle w:val="Compact"/>
+              <w:jc w:val="left"/>
+            </w:pPr>
+            <w:r>
+              <w:rPr>
+                <w:rStyle w:val="VerbatimChar"/>
+              </w:rPr>
+              <w:t xml:space="preserve">task/timer</w:t>
+            </w:r>
+          </w:p>
+        </w:tc>
+        <w:tc>
+          <w:tcPr/>
+          <w:p>
+            <w:pPr>
+              <w:pStyle w:val="Compact"/>
+              <w:jc w:val="left"/>
+            </w:pPr>
+            <w:r>
+              <w:rPr>
+                <w:rStyle w:val="VerbatimChar"/>
+              </w:rPr>
+              <w:t xml:space="preserve">src/app/task/timer/timer.c</w:t>
+            </w:r>
+            <w:r>
+              <w:t xml:space="preserve">,</w:t>
+            </w:r>
+            <w:r>
+              <w:t xml:space="preserve"> </w:t>
+            </w:r>
+            <w:r>
+              <w:rPr>
+                <w:rStyle w:val="VerbatimChar"/>
+              </w:rPr>
+              <w:t xml:space="preserve">src/app/task/timer/timer.h</w:t>
+            </w:r>
+          </w:p>
+        </w:tc>
+        <w:tc>
+          <w:tcPr/>
+          <w:p>
+            <w:pPr>
+              <w:pStyle w:val="Compact"/>
+              <w:jc w:val="left"/>
+            </w:pPr>
+            <w:r>
+              <w:t xml:space="preserve">—</w:t>
+            </w:r>
+          </w:p>
+        </w:tc>
+        <w:tc>
+          <w:tcPr/>
+          <w:p>
+            <w:pPr>
+              <w:pStyle w:val="Compact"/>
+              <w:jc w:val="left"/>
+            </w:pPr>
+            <w:r>
+              <w:t xml:space="preserve">1</w:t>
+            </w:r>
+          </w:p>
+        </w:tc>
+        <w:tc>
+          <w:tcPr/>
+          <w:p>
+            <w:pPr>
+              <w:pStyle w:val="Compact"/>
+              <w:jc w:val="left"/>
+            </w:pPr>
+            <w:r>
+              <w:rPr>
+                <w:rStyle w:val="VerbatimChar"/>
+              </w:rPr>
+              <w:t xml:space="preserve">docs/software/modules/task/timer/timer.rst</w:t>
+            </w:r>
+          </w:p>
+        </w:tc>
+      </w:tr>
+    </w:tbl>
+    <w:bookmarkEnd w:id="21"/>
+    <w:bookmarkStart w:id="35" w:name="corpus-implementation-mapping"/>
+    <w:p>
+      <w:pPr>
+        <w:pStyle w:val="Heading2"/>
+      </w:pPr>
+      <w:r>
+        <w:t xml:space="preserve">Corpus Implementation Mapping</w:t>
+      </w:r>
+    </w:p>
+    <w:bookmarkStart w:id="22" w:name="X9a09163a7733de27c778feca9f299b4cce42615"/>
     <w:p>
       <w:pPr>
         <w:pStyle w:val="Heading3"/>
@@ -610,8 +4542,8 @@
         </w:tc>
       </w:tr>
     </w:tbl>
-    <w:bookmarkEnd w:id="21"/>
-    <w:bookmarkStart w:id="22" w:name="X8b63106aea7fc2f9e3e3d993182f8a2776372df"/>
+    <w:bookmarkEnd w:id="22"/>
+    <w:bookmarkStart w:id="23" w:name="X8b63106aea7fc2f9e3e3d993182f8a2776372df"/>
     <w:p>
       <w:pPr>
         <w:pStyle w:val="Heading3"/>
@@ -872,8 +4804,8 @@
         </w:tc>
       </w:tr>
     </w:tbl>
-    <w:bookmarkEnd w:id="22"/>
-    <w:bookmarkStart w:id="23" w:name="X25b4c67a22880d2f5425fe198c349e83791aa8b"/>
+    <w:bookmarkEnd w:id="23"/>
+    <w:bookmarkStart w:id="24" w:name="X25b4c67a22880d2f5425fe198c349e83791aa8b"/>
     <w:p>
       <w:pPr>
         <w:pStyle w:val="Heading3"/>
@@ -1134,8 +5066,8 @@
         </w:tc>
       </w:tr>
     </w:tbl>
-    <w:bookmarkEnd w:id="23"/>
-    <w:bookmarkStart w:id="24" w:name="X17806e65c8e8d92adab1bdcfec6df6fc7c6efd7"/>
+    <w:bookmarkEnd w:id="24"/>
+    <w:bookmarkStart w:id="25" w:name="X17806e65c8e8d92adab1bdcfec6df6fc7c6efd7"/>
     <w:p>
       <w:pPr>
         <w:pStyle w:val="Heading3"/>
@@ -1396,8 +5328,8 @@
         </w:tc>
       </w:tr>
     </w:tbl>
-    <w:bookmarkEnd w:id="24"/>
-    <w:bookmarkStart w:id="25" w:name="X09c594b2e1a91a908feefaa8af35a4754e8a8bb"/>
+    <w:bookmarkEnd w:id="25"/>
+    <w:bookmarkStart w:id="26" w:name="X09c594b2e1a91a908feefaa8af35a4754e8a8bb"/>
     <w:p>
       <w:pPr>
         <w:pStyle w:val="Heading3"/>
@@ -1658,8 +5590,8 @@
         </w:tc>
       </w:tr>
     </w:tbl>
-    <w:bookmarkEnd w:id="25"/>
-    <w:bookmarkStart w:id="26" w:name="Xb07ee239e7776e0fb93519b750efb3a31836033"/>
+    <w:bookmarkEnd w:id="26"/>
+    <w:bookmarkStart w:id="27" w:name="Xb07ee239e7776e0fb93519b750efb3a31836033"/>
     <w:p>
       <w:pPr>
         <w:pStyle w:val="Heading3"/>
@@ -1920,8 +5852,8 @@
         </w:tc>
       </w:tr>
     </w:tbl>
-    <w:bookmarkEnd w:id="26"/>
-    <w:bookmarkStart w:id="33" w:name="requirement-design-source-test-chains"/>
+    <w:bookmarkEnd w:id="27"/>
+    <w:bookmarkStart w:id="34" w:name="requirement-design-source-test-chains"/>
     <w:p>
       <w:pPr>
         <w:pStyle w:val="Heading3"/>
@@ -1930,7 +5862,7 @@
         <w:t xml:space="preserve">Requirement → Design → Source → Test Chains</w:t>
       </w:r>
     </w:p>
-    <w:bookmarkStart w:id="27" w:name="fb2-sw-swr-000001-as_is"/>
+    <w:bookmarkStart w:id="28" w:name="fb2-sw-swr-000001-as_is"/>
     <w:p>
       <w:pPr>
         <w:pStyle w:val="Heading4"/>
@@ -2057,8 +5989,8 @@
         <w:t xml:space="preserve">UNCOVERED — no test</w:t>
       </w:r>
     </w:p>
-    <w:bookmarkEnd w:id="27"/>
-    <w:bookmarkStart w:id="28" w:name="fb2-sw-swr-000002-as_is"/>
+    <w:bookmarkEnd w:id="28"/>
+    <w:bookmarkStart w:id="29" w:name="fb2-sw-swr-000002-as_is"/>
     <w:p>
       <w:pPr>
         <w:pStyle w:val="Heading4"/>
@@ -2160,8 +6092,8 @@
         <w:t xml:space="preserve">FB2-VER-TMS-000001</w:t>
       </w:r>
     </w:p>
-    <w:bookmarkEnd w:id="28"/>
-    <w:bookmarkStart w:id="29" w:name="fb2-sw-swr-000003-as_is"/>
+    <w:bookmarkEnd w:id="29"/>
+    <w:bookmarkStart w:id="30" w:name="fb2-sw-swr-000003-as_is"/>
     <w:p>
       <w:pPr>
         <w:pStyle w:val="Heading4"/>
@@ -2275,8 +6207,8 @@
         <w:t xml:space="preserve">FB2-VER-TMS-000002</w:t>
       </w:r>
     </w:p>
-    <w:bookmarkEnd w:id="29"/>
-    <w:bookmarkStart w:id="30" w:name="fb2-sw-swr-000001-synthetic_reference"/>
+    <w:bookmarkEnd w:id="30"/>
+    <w:bookmarkStart w:id="31" w:name="fb2-sw-swr-000001-synthetic_reference"/>
     <w:p>
       <w:pPr>
         <w:pStyle w:val="Heading4"/>
@@ -2403,8 +6335,8 @@
         <w:t xml:space="preserve">UNCOVERED — no test</w:t>
       </w:r>
     </w:p>
-    <w:bookmarkEnd w:id="30"/>
-    <w:bookmarkStart w:id="31" w:name="fb2-sw-swr-000002-synthetic_reference"/>
+    <w:bookmarkEnd w:id="31"/>
+    <w:bookmarkStart w:id="32" w:name="fb2-sw-swr-000002-synthetic_reference"/>
     <w:p>
       <w:pPr>
         <w:pStyle w:val="Heading4"/>
@@ -2507,8 +6439,8 @@
         <w:t xml:space="preserve">UNCOVERED — no test</w:t>
       </w:r>
     </w:p>
-    <w:bookmarkEnd w:id="31"/>
-    <w:bookmarkStart w:id="32" w:name="fb2-sw-swr-000003-synthetic_reference"/>
+    <w:bookmarkEnd w:id="32"/>
+    <w:bookmarkStart w:id="33" w:name="fb2-sw-swr-000003-synthetic_reference"/>
     <w:p>
       <w:pPr>
         <w:pStyle w:val="Heading4"/>
@@ -2623,10 +6555,10 @@
         <w:t xml:space="preserve">UNCOVERED — no test</w:t>
       </w:r>
     </w:p>
-    <w:bookmarkEnd w:id="32"/>
     <w:bookmarkEnd w:id="33"/>
     <w:bookmarkEnd w:id="34"/>
-    <w:bookmarkStart w:id="36" w:name="requirement-to-test-coverage-matrix"/>
+    <w:bookmarkEnd w:id="35"/>
+    <w:bookmarkStart w:id="37" w:name="requirement-to-test-coverage-matrix"/>
     <w:p>
       <w:pPr>
         <w:pStyle w:val="Heading2"/>
@@ -5066,7 +8998,7 @@
         </w:tc>
       </w:tr>
     </w:tbl>
-    <w:bookmarkStart w:id="35" w:name="coverage-summary"/>
+    <w:bookmarkStart w:id="36" w:name="coverage-summary"/>
     <w:p>
       <w:pPr>
         <w:pStyle w:val="Heading3"/>
@@ -5681,7 +9613,7 @@
           <w:i/>
           <w:iCs/>
         </w:rPr>
-        <w:t xml:space="preserve">Generated: 2026-09-12T01:01:53Z — auto-generated from the machine-verifiable corpus. Regenerate with</w:t>
+        <w:t xml:space="preserve">Generated: 2026-09-13T02:20:37Z — auto-generated from the machine-verifiable corpus. Regenerate with</w:t>
       </w:r>
       <w:r>
         <w:rPr>
@@ -5706,9 +9638,9 @@
         <w:t xml:space="preserve">.</w:t>
       </w:r>
     </w:p>
-    <w:bookmarkEnd w:id="35"/>
     <w:bookmarkEnd w:id="36"/>
     <w:bookmarkEnd w:id="37"/>
+    <w:bookmarkEnd w:id="38"/>
     <w:sectPr/>
   </w:body>
 </w:document>

--- a/docs/artifacts/spec-documents/10-implementation-mapping-document.docx
+++ b/docs/artifacts/spec-documents/10-implementation-mapping-document.docx
@@ -316,7 +316,7 @@
               <w:jc w:val="left"/>
             </w:pPr>
             <w:r>
-              <w:t xml:space="preserve">2026-09-13T02:20:37Z</w:t>
+              <w:t xml:space="preserve">2026-09-13T04:11:53Z</w:t>
             </w:r>
           </w:p>
         </w:tc>
@@ -5983,10 +5983,9 @@
       </w:r>
       <w:r>
         <w:rPr>
-          <w:b/>
-          <w:bCs/>
+          <w:rStyle w:val="VerbatimChar"/>
         </w:rPr>
-        <w:t xml:space="preserve">UNCOVERED — no test</w:t>
+        <w:t xml:space="preserve">FB2-VER-TMS-000003</w:t>
       </w:r>
     </w:p>
     <w:bookmarkEnd w:id="28"/>
@@ -6329,10 +6328,9 @@
       </w:r>
       <w:r>
         <w:rPr>
-          <w:b/>
-          <w:bCs/>
+          <w:rStyle w:val="VerbatimChar"/>
         </w:rPr>
-        <w:t xml:space="preserve">UNCOVERED — no test</w:t>
+        <w:t xml:space="preserve">FB2-VER-TMS-000003</w:t>
       </w:r>
     </w:p>
     <w:bookmarkEnd w:id="31"/>
@@ -6433,10 +6431,9 @@
       </w:r>
       <w:r>
         <w:rPr>
-          <w:b/>
-          <w:bCs/>
+          <w:rStyle w:val="VerbatimChar"/>
         </w:rPr>
-        <w:t xml:space="preserve">UNCOVERED — no test</w:t>
+        <w:t xml:space="preserve">FB2-VER-TMS-000001</w:t>
       </w:r>
     </w:p>
     <w:bookmarkEnd w:id="32"/>
@@ -6549,10 +6546,9 @@
       </w:r>
       <w:r>
         <w:rPr>
-          <w:b/>
-          <w:bCs/>
+          <w:rStyle w:val="VerbatimChar"/>
         </w:rPr>
-        <w:t xml:space="preserve">UNCOVERED — no test</w:t>
+        <w:t xml:space="preserve">FB2-VER-TMS-000002</w:t>
       </w:r>
     </w:p>
     <w:bookmarkEnd w:id="33"/>
@@ -6764,7 +6760,22 @@
                 <w:b/>
                 <w:bCs/>
               </w:rPr>
-              <w:t xml:space="preserve">UNCOVERED</w:t>
+              <w:t xml:space="preserve">COVERED-DIRECT</w:t>
+            </w:r>
+          </w:p>
+        </w:tc>
+        <w:tc>
+          <w:tcPr/>
+          <w:p>
+            <w:pPr>
+              <w:pStyle w:val="Compact"/>
+              <w:jc w:val="left"/>
+            </w:pPr>
+            <w:r>
+              <w:rPr>
+                <w:rStyle w:val="VerbatimChar"/>
+              </w:rPr>
+              <w:t xml:space="preserve">FB2-VER-TMS-000004</w:t>
             </w:r>
           </w:p>
         </w:tc>
@@ -6788,32 +6799,19 @@
               <w:jc w:val="left"/>
             </w:pPr>
             <w:r>
-              <w:t xml:space="preserve">—</w:t>
-            </w:r>
-          </w:p>
-        </w:tc>
-        <w:tc>
-          <w:tcPr/>
-          <w:p>
-            <w:pPr>
-              <w:pStyle w:val="Compact"/>
-              <w:jc w:val="left"/>
-            </w:pPr>
-            <w:r>
-              <w:t xml:space="preserve">—</w:t>
-            </w:r>
-          </w:p>
-        </w:tc>
-        <w:tc>
-          <w:tcPr/>
-          <w:p>
-            <w:pPr>
-              <w:pStyle w:val="Compact"/>
-              <w:jc w:val="left"/>
-            </w:pPr>
-            <w:r>
-              <w:t xml:space="preserve">No direct, indirect, or embedded test coverage in corpus</w:t>
-            </w:r>
+              <w:rPr>
+                <w:rStyle w:val="VerbatimChar"/>
+              </w:rPr>
+              <w:t xml:space="preserve">FB2-VER-TMS-000004</w:t>
+            </w:r>
+          </w:p>
+        </w:tc>
+        <w:tc>
+          <w:tcPr/>
+          <w:p>
+            <w:pPr>
+              <w:pStyle w:val="Compact"/>
+            </w:pPr>
           </w:p>
         </w:tc>
       </w:tr>
@@ -6872,7 +6870,22 @@
                 <w:b/>
                 <w:bCs/>
               </w:rPr>
-              <w:t xml:space="preserve">UNCOVERED</w:t>
+              <w:t xml:space="preserve">COVERED-DIRECT</w:t>
+            </w:r>
+          </w:p>
+        </w:tc>
+        <w:tc>
+          <w:tcPr/>
+          <w:p>
+            <w:pPr>
+              <w:pStyle w:val="Compact"/>
+              <w:jc w:val="left"/>
+            </w:pPr>
+            <w:r>
+              <w:rPr>
+                <w:rStyle w:val="VerbatimChar"/>
+              </w:rPr>
+              <w:t xml:space="preserve">FB2-VER-TMS-000004</w:t>
             </w:r>
           </w:p>
         </w:tc>
@@ -6896,32 +6909,19 @@
               <w:jc w:val="left"/>
             </w:pPr>
             <w:r>
-              <w:t xml:space="preserve">—</w:t>
-            </w:r>
-          </w:p>
-        </w:tc>
-        <w:tc>
-          <w:tcPr/>
-          <w:p>
-            <w:pPr>
-              <w:pStyle w:val="Compact"/>
-              <w:jc w:val="left"/>
-            </w:pPr>
-            <w:r>
-              <w:t xml:space="preserve">—</w:t>
-            </w:r>
-          </w:p>
-        </w:tc>
-        <w:tc>
-          <w:tcPr/>
-          <w:p>
-            <w:pPr>
-              <w:pStyle w:val="Compact"/>
-              <w:jc w:val="left"/>
-            </w:pPr>
-            <w:r>
-              <w:t xml:space="preserve">No direct, indirect, or embedded test coverage in corpus</w:t>
-            </w:r>
+              <w:rPr>
+                <w:rStyle w:val="VerbatimChar"/>
+              </w:rPr>
+              <w:t xml:space="preserve">FB2-VER-TMS-000004</w:t>
+            </w:r>
+          </w:p>
+        </w:tc>
+        <w:tc>
+          <w:tcPr/>
+          <w:p>
+            <w:pPr>
+              <w:pStyle w:val="Compact"/>
+            </w:pPr>
           </w:p>
         </w:tc>
       </w:tr>
@@ -6980,7 +6980,22 @@
                 <w:b/>
                 <w:bCs/>
               </w:rPr>
-              <w:t xml:space="preserve">UNCOVERED</w:t>
+              <w:t xml:space="preserve">COVERED-DIRECT</w:t>
+            </w:r>
+          </w:p>
+        </w:tc>
+        <w:tc>
+          <w:tcPr/>
+          <w:p>
+            <w:pPr>
+              <w:pStyle w:val="Compact"/>
+              <w:jc w:val="left"/>
+            </w:pPr>
+            <w:r>
+              <w:rPr>
+                <w:rStyle w:val="VerbatimChar"/>
+              </w:rPr>
+              <w:t xml:space="preserve">FB2-VER-TMS-000005</w:t>
             </w:r>
           </w:p>
         </w:tc>
@@ -7004,32 +7019,19 @@
               <w:jc w:val="left"/>
             </w:pPr>
             <w:r>
-              <w:t xml:space="preserve">—</w:t>
-            </w:r>
-          </w:p>
-        </w:tc>
-        <w:tc>
-          <w:tcPr/>
-          <w:p>
-            <w:pPr>
-              <w:pStyle w:val="Compact"/>
-              <w:jc w:val="left"/>
-            </w:pPr>
-            <w:r>
-              <w:t xml:space="preserve">—</w:t>
-            </w:r>
-          </w:p>
-        </w:tc>
-        <w:tc>
-          <w:tcPr/>
-          <w:p>
-            <w:pPr>
-              <w:pStyle w:val="Compact"/>
-              <w:jc w:val="left"/>
-            </w:pPr>
-            <w:r>
-              <w:t xml:space="preserve">No direct, indirect, or embedded test coverage in corpus</w:t>
-            </w:r>
+              <w:rPr>
+                <w:rStyle w:val="VerbatimChar"/>
+              </w:rPr>
+              <w:t xml:space="preserve">FB2-VER-TMS-000005</w:t>
+            </w:r>
+          </w:p>
+        </w:tc>
+        <w:tc>
+          <w:tcPr/>
+          <w:p>
+            <w:pPr>
+              <w:pStyle w:val="Compact"/>
+            </w:pPr>
           </w:p>
         </w:tc>
       </w:tr>
@@ -7088,56 +7090,100 @@
                 <w:b/>
                 <w:bCs/>
               </w:rPr>
-              <w:t xml:space="preserve">UNCOVERED</w:t>
-            </w:r>
-          </w:p>
-        </w:tc>
-        <w:tc>
-          <w:tcPr/>
-          <w:p>
-            <w:pPr>
-              <w:pStyle w:val="Compact"/>
-              <w:jc w:val="left"/>
-            </w:pPr>
-            <w:r>
-              <w:t xml:space="preserve">—</w:t>
-            </w:r>
-          </w:p>
-        </w:tc>
-        <w:tc>
-          <w:tcPr/>
-          <w:p>
-            <w:pPr>
-              <w:pStyle w:val="Compact"/>
-              <w:jc w:val="left"/>
-            </w:pPr>
-            <w:r>
-              <w:t xml:space="preserve">—</w:t>
-            </w:r>
-          </w:p>
-        </w:tc>
-        <w:tc>
-          <w:tcPr/>
-          <w:p>
-            <w:pPr>
-              <w:pStyle w:val="Compact"/>
-              <w:jc w:val="left"/>
-            </w:pPr>
-            <w:r>
-              <w:t xml:space="preserve">—</w:t>
-            </w:r>
-          </w:p>
-        </w:tc>
-        <w:tc>
-          <w:tcPr/>
-          <w:p>
-            <w:pPr>
-              <w:pStyle w:val="Compact"/>
-              <w:jc w:val="left"/>
-            </w:pPr>
-            <w:r>
-              <w:t xml:space="preserve">No direct, indirect, or embedded test coverage in corpus</w:t>
-            </w:r>
+              <w:t xml:space="preserve">COVERED-DIRECT</w:t>
+            </w:r>
+          </w:p>
+        </w:tc>
+        <w:tc>
+          <w:tcPr/>
+          <w:p>
+            <w:pPr>
+              <w:pStyle w:val="Compact"/>
+              <w:jc w:val="left"/>
+            </w:pPr>
+            <w:r>
+              <w:rPr>
+                <w:rStyle w:val="VerbatimChar"/>
+              </w:rPr>
+              <w:t xml:space="preserve">FB2-VER-TMS-000003</w:t>
+            </w:r>
+          </w:p>
+        </w:tc>
+        <w:tc>
+          <w:tcPr/>
+          <w:p>
+            <w:pPr>
+              <w:pStyle w:val="Compact"/>
+              <w:jc w:val="left"/>
+            </w:pPr>
+            <w:r>
+              <w:rPr>
+                <w:rStyle w:val="VerbatimChar"/>
+              </w:rPr>
+              <w:t xml:space="preserve">FB2-HW-TSR-000001</w:t>
+            </w:r>
+            <w:r>
+              <w:t xml:space="preserve">←FB2-VER-TMS-000004,</w:t>
+            </w:r>
+            <w:r>
+              <w:t xml:space="preserve"> </w:t>
+            </w:r>
+            <w:r>
+              <w:rPr>
+                <w:rStyle w:val="VerbatimChar"/>
+              </w:rPr>
+              <w:t xml:space="preserve">FB2-HW-TSR-000002</w:t>
+            </w:r>
+            <w:r>
+              <w:t xml:space="preserve">←FB2-VER-TMS-000004,</w:t>
+            </w:r>
+            <w:r>
+              <w:t xml:space="preserve"> </w:t>
+            </w:r>
+            <w:r>
+              <w:rPr>
+                <w:rStyle w:val="VerbatimChar"/>
+              </w:rPr>
+              <w:t xml:space="preserve">FB2-SW-SWR-000001</w:t>
+            </w:r>
+            <w:r>
+              <w:t xml:space="preserve">←FB2-VER-TMS-000003</w:t>
+            </w:r>
+          </w:p>
+        </w:tc>
+        <w:tc>
+          <w:tcPr/>
+          <w:p>
+            <w:pPr>
+              <w:pStyle w:val="Compact"/>
+              <w:jc w:val="left"/>
+            </w:pPr>
+            <w:r>
+              <w:rPr>
+                <w:rStyle w:val="VerbatimChar"/>
+              </w:rPr>
+              <w:t xml:space="preserve">FB2-VER-TMS-000003</w:t>
+            </w:r>
+            <w:r>
+              <w:t xml:space="preserve">,</w:t>
+            </w:r>
+            <w:r>
+              <w:t xml:space="preserve"> </w:t>
+            </w:r>
+            <w:r>
+              <w:rPr>
+                <w:rStyle w:val="VerbatimChar"/>
+              </w:rPr>
+              <w:t xml:space="preserve">FB2-VER-TMS-000004</w:t>
+            </w:r>
+          </w:p>
+        </w:tc>
+        <w:tc>
+          <w:tcPr/>
+          <w:p>
+            <w:pPr>
+              <w:pStyle w:val="Compact"/>
+            </w:pPr>
           </w:p>
         </w:tc>
       </w:tr>
@@ -7342,6 +7388,18 @@
               <w:rPr>
                 <w:rStyle w:val="VerbatimChar"/>
               </w:rPr>
+              <w:t xml:space="preserve">FB2-HW-TSR-000003</w:t>
+            </w:r>
+            <w:r>
+              <w:t xml:space="preserve">←FB2-VER-TMS-000005,</w:t>
+            </w:r>
+            <w:r>
+              <w:t xml:space="preserve"> </w:t>
+            </w:r>
+            <w:r>
+              <w:rPr>
+                <w:rStyle w:val="VerbatimChar"/>
+              </w:rPr>
               <w:t xml:space="preserve">FB2-SW-SWR-000003</w:t>
             </w:r>
             <w:r>
@@ -7361,6 +7419,18 @@
                 <w:rStyle w:val="VerbatimChar"/>
               </w:rPr>
               <w:t xml:space="preserve">FB2-VER-TMS-000002</w:t>
+            </w:r>
+            <w:r>
+              <w:t xml:space="preserve">,</w:t>
+            </w:r>
+            <w:r>
+              <w:t xml:space="preserve"> </w:t>
+            </w:r>
+            <w:r>
+              <w:rPr>
+                <w:rStyle w:val="VerbatimChar"/>
+              </w:rPr>
+              <w:t xml:space="preserve">FB2-VER-TMS-000005</w:t>
             </w:r>
           </w:p>
         </w:tc>
@@ -7428,7 +7498,22 @@
                 <w:b/>
                 <w:bCs/>
               </w:rPr>
-              <w:t xml:space="preserve">UNCOVERED</w:t>
+              <w:t xml:space="preserve">COVERED-DIRECT</w:t>
+            </w:r>
+          </w:p>
+        </w:tc>
+        <w:tc>
+          <w:tcPr/>
+          <w:p>
+            <w:pPr>
+              <w:pStyle w:val="Compact"/>
+              <w:jc w:val="left"/>
+            </w:pPr>
+            <w:r>
+              <w:rPr>
+                <w:rStyle w:val="VerbatimChar"/>
+              </w:rPr>
+              <w:t xml:space="preserve">FB2-VER-TMS-000003</w:t>
             </w:r>
           </w:p>
         </w:tc>
@@ -7452,32 +7537,19 @@
               <w:jc w:val="left"/>
             </w:pPr>
             <w:r>
-              <w:t xml:space="preserve">—</w:t>
-            </w:r>
-          </w:p>
-        </w:tc>
-        <w:tc>
-          <w:tcPr/>
-          <w:p>
-            <w:pPr>
-              <w:pStyle w:val="Compact"/>
-              <w:jc w:val="left"/>
-            </w:pPr>
-            <w:r>
-              <w:t xml:space="preserve">—</w:t>
-            </w:r>
-          </w:p>
-        </w:tc>
-        <w:tc>
-          <w:tcPr/>
-          <w:p>
-            <w:pPr>
-              <w:pStyle w:val="Compact"/>
-              <w:jc w:val="left"/>
-            </w:pPr>
-            <w:r>
-              <w:t xml:space="preserve">No direct, indirect, or embedded test coverage in corpus</w:t>
-            </w:r>
+              <w:rPr>
+                <w:rStyle w:val="VerbatimChar"/>
+              </w:rPr>
+              <w:t xml:space="preserve">FB2-VER-TMS-000003</w:t>
+            </w:r>
+          </w:p>
+        </w:tc>
+        <w:tc>
+          <w:tcPr/>
+          <w:p>
+            <w:pPr>
+              <w:pStyle w:val="Compact"/>
+            </w:pPr>
           </w:p>
         </w:tc>
       </w:tr>
@@ -7756,7 +7828,22 @@
                 <w:b/>
                 <w:bCs/>
               </w:rPr>
-              <w:t xml:space="preserve">UNCOVERED</w:t>
+              <w:t xml:space="preserve">COVERED-DIRECT</w:t>
+            </w:r>
+          </w:p>
+        </w:tc>
+        <w:tc>
+          <w:tcPr/>
+          <w:p>
+            <w:pPr>
+              <w:pStyle w:val="Compact"/>
+              <w:jc w:val="left"/>
+            </w:pPr>
+            <w:r>
+              <w:rPr>
+                <w:rStyle w:val="VerbatimChar"/>
+              </w:rPr>
+              <w:t xml:space="preserve">FB2-VER-TMS-000003</w:t>
             </w:r>
           </w:p>
         </w:tc>
@@ -7780,32 +7867,19 @@
               <w:jc w:val="left"/>
             </w:pPr>
             <w:r>
-              <w:t xml:space="preserve">—</w:t>
-            </w:r>
-          </w:p>
-        </w:tc>
-        <w:tc>
-          <w:tcPr/>
-          <w:p>
-            <w:pPr>
-              <w:pStyle w:val="Compact"/>
-              <w:jc w:val="left"/>
-            </w:pPr>
-            <w:r>
-              <w:t xml:space="preserve">—</w:t>
-            </w:r>
-          </w:p>
-        </w:tc>
-        <w:tc>
-          <w:tcPr/>
-          <w:p>
-            <w:pPr>
-              <w:pStyle w:val="Compact"/>
-              <w:jc w:val="left"/>
-            </w:pPr>
-            <w:r>
-              <w:t xml:space="preserve">No direct, indirect, or embedded test coverage in corpus</w:t>
-            </w:r>
+              <w:rPr>
+                <w:rStyle w:val="VerbatimChar"/>
+              </w:rPr>
+              <w:t xml:space="preserve">FB2-VER-TMS-000003</w:t>
+            </w:r>
+          </w:p>
+        </w:tc>
+        <w:tc>
+          <w:tcPr/>
+          <w:p>
+            <w:pPr>
+              <w:pStyle w:val="Compact"/>
+            </w:pPr>
           </w:p>
         </w:tc>
       </w:tr>
@@ -7864,7 +7938,22 @@
                 <w:b/>
                 <w:bCs/>
               </w:rPr>
-              <w:t xml:space="preserve">UNCOVERED</w:t>
+              <w:t xml:space="preserve">COVERED-DIRECT</w:t>
+            </w:r>
+          </w:p>
+        </w:tc>
+        <w:tc>
+          <w:tcPr/>
+          <w:p>
+            <w:pPr>
+              <w:pStyle w:val="Compact"/>
+              <w:jc w:val="left"/>
+            </w:pPr>
+            <w:r>
+              <w:rPr>
+                <w:rStyle w:val="VerbatimChar"/>
+              </w:rPr>
+              <w:t xml:space="preserve">FB2-VER-TMS-000005</w:t>
             </w:r>
           </w:p>
         </w:tc>
@@ -7888,32 +7977,19 @@
               <w:jc w:val="left"/>
             </w:pPr>
             <w:r>
-              <w:t xml:space="preserve">—</w:t>
-            </w:r>
-          </w:p>
-        </w:tc>
-        <w:tc>
-          <w:tcPr/>
-          <w:p>
-            <w:pPr>
-              <w:pStyle w:val="Compact"/>
-              <w:jc w:val="left"/>
-            </w:pPr>
-            <w:r>
-              <w:t xml:space="preserve">—</w:t>
-            </w:r>
-          </w:p>
-        </w:tc>
-        <w:tc>
-          <w:tcPr/>
-          <w:p>
-            <w:pPr>
-              <w:pStyle w:val="Compact"/>
-              <w:jc w:val="left"/>
-            </w:pPr>
-            <w:r>
-              <w:t xml:space="preserve">No direct, indirect, or embedded test coverage in corpus</w:t>
-            </w:r>
+              <w:rPr>
+                <w:rStyle w:val="VerbatimChar"/>
+              </w:rPr>
+              <w:t xml:space="preserve">FB2-VER-TMS-000005</w:t>
+            </w:r>
+          </w:p>
+        </w:tc>
+        <w:tc>
+          <w:tcPr/>
+          <w:p>
+            <w:pPr>
+              <w:pStyle w:val="Compact"/>
+            </w:pPr>
           </w:p>
         </w:tc>
       </w:tr>
@@ -7972,7 +8048,22 @@
                 <w:b/>
                 <w:bCs/>
               </w:rPr>
-              <w:t xml:space="preserve">UNCOVERED</w:t>
+              <w:t xml:space="preserve">COVERED-DIRECT</w:t>
+            </w:r>
+          </w:p>
+        </w:tc>
+        <w:tc>
+          <w:tcPr/>
+          <w:p>
+            <w:pPr>
+              <w:pStyle w:val="Compact"/>
+              <w:jc w:val="left"/>
+            </w:pPr>
+            <w:r>
+              <w:rPr>
+                <w:rStyle w:val="VerbatimChar"/>
+              </w:rPr>
+              <w:t xml:space="preserve">FB2-VER-TMS-000006</w:t>
             </w:r>
           </w:p>
         </w:tc>
@@ -7996,32 +8087,19 @@
               <w:jc w:val="left"/>
             </w:pPr>
             <w:r>
-              <w:t xml:space="preserve">—</w:t>
-            </w:r>
-          </w:p>
-        </w:tc>
-        <w:tc>
-          <w:tcPr/>
-          <w:p>
-            <w:pPr>
-              <w:pStyle w:val="Compact"/>
-              <w:jc w:val="left"/>
-            </w:pPr>
-            <w:r>
-              <w:t xml:space="preserve">—</w:t>
-            </w:r>
-          </w:p>
-        </w:tc>
-        <w:tc>
-          <w:tcPr/>
-          <w:p>
-            <w:pPr>
-              <w:pStyle w:val="Compact"/>
-              <w:jc w:val="left"/>
-            </w:pPr>
-            <w:r>
-              <w:t xml:space="preserve">No direct, indirect, or embedded test coverage in corpus</w:t>
-            </w:r>
+              <w:rPr>
+                <w:rStyle w:val="VerbatimChar"/>
+              </w:rPr>
+              <w:t xml:space="preserve">FB2-VER-TMS-000006</w:t>
+            </w:r>
+          </w:p>
+        </w:tc>
+        <w:tc>
+          <w:tcPr/>
+          <w:p>
+            <w:pPr>
+              <w:pStyle w:val="Compact"/>
+            </w:pPr>
           </w:p>
         </w:tc>
       </w:tr>
@@ -8080,7 +8158,22 @@
                 <w:b/>
                 <w:bCs/>
               </w:rPr>
-              <w:t xml:space="preserve">UNCOVERED</w:t>
+              <w:t xml:space="preserve">COVERED-DIRECT</w:t>
+            </w:r>
+          </w:p>
+        </w:tc>
+        <w:tc>
+          <w:tcPr/>
+          <w:p>
+            <w:pPr>
+              <w:pStyle w:val="Compact"/>
+              <w:jc w:val="left"/>
+            </w:pPr>
+            <w:r>
+              <w:rPr>
+                <w:rStyle w:val="VerbatimChar"/>
+              </w:rPr>
+              <w:t xml:space="preserve">FB2-VER-TMS-000004</w:t>
             </w:r>
           </w:p>
         </w:tc>
@@ -8104,32 +8197,19 @@
               <w:jc w:val="left"/>
             </w:pPr>
             <w:r>
-              <w:t xml:space="preserve">—</w:t>
-            </w:r>
-          </w:p>
-        </w:tc>
-        <w:tc>
-          <w:tcPr/>
-          <w:p>
-            <w:pPr>
-              <w:pStyle w:val="Compact"/>
-              <w:jc w:val="left"/>
-            </w:pPr>
-            <w:r>
-              <w:t xml:space="preserve">—</w:t>
-            </w:r>
-          </w:p>
-        </w:tc>
-        <w:tc>
-          <w:tcPr/>
-          <w:p>
-            <w:pPr>
-              <w:pStyle w:val="Compact"/>
-              <w:jc w:val="left"/>
-            </w:pPr>
-            <w:r>
-              <w:t xml:space="preserve">No direct, indirect, or embedded test coverage in corpus</w:t>
-            </w:r>
+              <w:rPr>
+                <w:rStyle w:val="VerbatimChar"/>
+              </w:rPr>
+              <w:t xml:space="preserve">FB2-VER-TMS-000004</w:t>
+            </w:r>
+          </w:p>
+        </w:tc>
+        <w:tc>
+          <w:tcPr/>
+          <w:p>
+            <w:pPr>
+              <w:pStyle w:val="Compact"/>
+            </w:pPr>
           </w:p>
         </w:tc>
       </w:tr>
@@ -8296,56 +8376,100 @@
                 <w:b/>
                 <w:bCs/>
               </w:rPr>
-              <w:t xml:space="preserve">UNCOVERED</w:t>
-            </w:r>
-          </w:p>
-        </w:tc>
-        <w:tc>
-          <w:tcPr/>
-          <w:p>
-            <w:pPr>
-              <w:pStyle w:val="Compact"/>
-              <w:jc w:val="left"/>
-            </w:pPr>
-            <w:r>
-              <w:t xml:space="preserve">—</w:t>
-            </w:r>
-          </w:p>
-        </w:tc>
-        <w:tc>
-          <w:tcPr/>
-          <w:p>
-            <w:pPr>
-              <w:pStyle w:val="Compact"/>
-              <w:jc w:val="left"/>
-            </w:pPr>
-            <w:r>
-              <w:t xml:space="preserve">—</w:t>
-            </w:r>
-          </w:p>
-        </w:tc>
-        <w:tc>
-          <w:tcPr/>
-          <w:p>
-            <w:pPr>
-              <w:pStyle w:val="Compact"/>
-              <w:jc w:val="left"/>
-            </w:pPr>
-            <w:r>
-              <w:t xml:space="preserve">—</w:t>
-            </w:r>
-          </w:p>
-        </w:tc>
-        <w:tc>
-          <w:tcPr/>
-          <w:p>
-            <w:pPr>
-              <w:pStyle w:val="Compact"/>
-              <w:jc w:val="left"/>
-            </w:pPr>
-            <w:r>
-              <w:t xml:space="preserve">No direct, indirect, or embedded test coverage in corpus</w:t>
-            </w:r>
+              <w:t xml:space="preserve">COVERED-DIRECT</w:t>
+            </w:r>
+          </w:p>
+        </w:tc>
+        <w:tc>
+          <w:tcPr/>
+          <w:p>
+            <w:pPr>
+              <w:pStyle w:val="Compact"/>
+              <w:jc w:val="left"/>
+            </w:pPr>
+            <w:r>
+              <w:rPr>
+                <w:rStyle w:val="VerbatimChar"/>
+              </w:rPr>
+              <w:t xml:space="preserve">FB2-VER-TMS-000003</w:t>
+            </w:r>
+          </w:p>
+        </w:tc>
+        <w:tc>
+          <w:tcPr/>
+          <w:p>
+            <w:pPr>
+              <w:pStyle w:val="Compact"/>
+              <w:jc w:val="left"/>
+            </w:pPr>
+            <w:r>
+              <w:rPr>
+                <w:rStyle w:val="VerbatimChar"/>
+              </w:rPr>
+              <w:t xml:space="preserve">FB2-HW-TSR-000001</w:t>
+            </w:r>
+            <w:r>
+              <w:t xml:space="preserve">←FB2-VER-TMS-000003,</w:t>
+            </w:r>
+            <w:r>
+              <w:t xml:space="preserve"> </w:t>
+            </w:r>
+            <w:r>
+              <w:rPr>
+                <w:rStyle w:val="VerbatimChar"/>
+              </w:rPr>
+              <w:t xml:space="preserve">FB2-HW-TSR-000002</w:t>
+            </w:r>
+            <w:r>
+              <w:t xml:space="preserve">←FB2-VER-TMS-000005,</w:t>
+            </w:r>
+            <w:r>
+              <w:t xml:space="preserve"> </w:t>
+            </w:r>
+            <w:r>
+              <w:rPr>
+                <w:rStyle w:val="VerbatimChar"/>
+              </w:rPr>
+              <w:t xml:space="preserve">FB2-SW-SWR-000001</w:t>
+            </w:r>
+            <w:r>
+              <w:t xml:space="preserve">←FB2-VER-TMS-000003</w:t>
+            </w:r>
+          </w:p>
+        </w:tc>
+        <w:tc>
+          <w:tcPr/>
+          <w:p>
+            <w:pPr>
+              <w:pStyle w:val="Compact"/>
+              <w:jc w:val="left"/>
+            </w:pPr>
+            <w:r>
+              <w:rPr>
+                <w:rStyle w:val="VerbatimChar"/>
+              </w:rPr>
+              <w:t xml:space="preserve">FB2-VER-TMS-000003</w:t>
+            </w:r>
+            <w:r>
+              <w:t xml:space="preserve">,</w:t>
+            </w:r>
+            <w:r>
+              <w:t xml:space="preserve"> </w:t>
+            </w:r>
+            <w:r>
+              <w:rPr>
+                <w:rStyle w:val="VerbatimChar"/>
+              </w:rPr>
+              <w:t xml:space="preserve">FB2-VER-TMS-000005</w:t>
+            </w:r>
+          </w:p>
+        </w:tc>
+        <w:tc>
+          <w:tcPr/>
+          <w:p>
+            <w:pPr>
+              <w:pStyle w:val="Compact"/>
+            </w:pPr>
           </w:p>
         </w:tc>
       </w:tr>
@@ -8404,56 +8528,64 @@
                 <w:b/>
                 <w:bCs/>
               </w:rPr>
-              <w:t xml:space="preserve">UNCOVERED</w:t>
-            </w:r>
-          </w:p>
-        </w:tc>
-        <w:tc>
-          <w:tcPr/>
-          <w:p>
-            <w:pPr>
-              <w:pStyle w:val="Compact"/>
-              <w:jc w:val="left"/>
-            </w:pPr>
-            <w:r>
-              <w:t xml:space="preserve">—</w:t>
-            </w:r>
-          </w:p>
-        </w:tc>
-        <w:tc>
-          <w:tcPr/>
-          <w:p>
-            <w:pPr>
-              <w:pStyle w:val="Compact"/>
-              <w:jc w:val="left"/>
-            </w:pPr>
-            <w:r>
-              <w:t xml:space="preserve">—</w:t>
-            </w:r>
-          </w:p>
-        </w:tc>
-        <w:tc>
-          <w:tcPr/>
-          <w:p>
-            <w:pPr>
-              <w:pStyle w:val="Compact"/>
-              <w:jc w:val="left"/>
-            </w:pPr>
-            <w:r>
-              <w:t xml:space="preserve">—</w:t>
-            </w:r>
-          </w:p>
-        </w:tc>
-        <w:tc>
-          <w:tcPr/>
-          <w:p>
-            <w:pPr>
-              <w:pStyle w:val="Compact"/>
-              <w:jc w:val="left"/>
-            </w:pPr>
-            <w:r>
-              <w:t xml:space="preserve">No direct, indirect, or embedded test coverage in corpus</w:t>
-            </w:r>
+              <w:t xml:space="preserve">COVERED-DIRECT</w:t>
+            </w:r>
+          </w:p>
+        </w:tc>
+        <w:tc>
+          <w:tcPr/>
+          <w:p>
+            <w:pPr>
+              <w:pStyle w:val="Compact"/>
+              <w:jc w:val="left"/>
+            </w:pPr>
+            <w:r>
+              <w:rPr>
+                <w:rStyle w:val="VerbatimChar"/>
+              </w:rPr>
+              <w:t xml:space="preserve">FB2-VER-TMS-000001</w:t>
+            </w:r>
+          </w:p>
+        </w:tc>
+        <w:tc>
+          <w:tcPr/>
+          <w:p>
+            <w:pPr>
+              <w:pStyle w:val="Compact"/>
+              <w:jc w:val="left"/>
+            </w:pPr>
+            <w:r>
+              <w:rPr>
+                <w:rStyle w:val="VerbatimChar"/>
+              </w:rPr>
+              <w:t xml:space="preserve">FB2-SW-SWR-000002</w:t>
+            </w:r>
+            <w:r>
+              <w:t xml:space="preserve">←FB2-VER-TMS-000001</w:t>
+            </w:r>
+          </w:p>
+        </w:tc>
+        <w:tc>
+          <w:tcPr/>
+          <w:p>
+            <w:pPr>
+              <w:pStyle w:val="Compact"/>
+              <w:jc w:val="left"/>
+            </w:pPr>
+            <w:r>
+              <w:rPr>
+                <w:rStyle w:val="VerbatimChar"/>
+              </w:rPr>
+              <w:t xml:space="preserve">FB2-VER-TMS-000001</w:t>
+            </w:r>
+          </w:p>
+        </w:tc>
+        <w:tc>
+          <w:tcPr/>
+          <w:p>
+            <w:pPr>
+              <w:pStyle w:val="Compact"/>
+            </w:pPr>
           </w:p>
         </w:tc>
       </w:tr>
@@ -8512,56 +8644,88 @@
                 <w:b/>
                 <w:bCs/>
               </w:rPr>
-              <w:t xml:space="preserve">UNCOVERED</w:t>
-            </w:r>
-          </w:p>
-        </w:tc>
-        <w:tc>
-          <w:tcPr/>
-          <w:p>
-            <w:pPr>
-              <w:pStyle w:val="Compact"/>
-              <w:jc w:val="left"/>
-            </w:pPr>
-            <w:r>
-              <w:t xml:space="preserve">—</w:t>
-            </w:r>
-          </w:p>
-        </w:tc>
-        <w:tc>
-          <w:tcPr/>
-          <w:p>
-            <w:pPr>
-              <w:pStyle w:val="Compact"/>
-              <w:jc w:val="left"/>
-            </w:pPr>
-            <w:r>
-              <w:t xml:space="preserve">—</w:t>
-            </w:r>
-          </w:p>
-        </w:tc>
-        <w:tc>
-          <w:tcPr/>
-          <w:p>
-            <w:pPr>
-              <w:pStyle w:val="Compact"/>
-              <w:jc w:val="left"/>
-            </w:pPr>
-            <w:r>
-              <w:t xml:space="preserve">—</w:t>
-            </w:r>
-          </w:p>
-        </w:tc>
-        <w:tc>
-          <w:tcPr/>
-          <w:p>
-            <w:pPr>
-              <w:pStyle w:val="Compact"/>
-              <w:jc w:val="left"/>
-            </w:pPr>
-            <w:r>
-              <w:t xml:space="preserve">No direct, indirect, or embedded test coverage in corpus</w:t>
-            </w:r>
+              <w:t xml:space="preserve">COVERED-DIRECT</w:t>
+            </w:r>
+          </w:p>
+        </w:tc>
+        <w:tc>
+          <w:tcPr/>
+          <w:p>
+            <w:pPr>
+              <w:pStyle w:val="Compact"/>
+              <w:jc w:val="left"/>
+            </w:pPr>
+            <w:r>
+              <w:rPr>
+                <w:rStyle w:val="VerbatimChar"/>
+              </w:rPr>
+              <w:t xml:space="preserve">FB2-VER-TMS-000002</w:t>
+            </w:r>
+          </w:p>
+        </w:tc>
+        <w:tc>
+          <w:tcPr/>
+          <w:p>
+            <w:pPr>
+              <w:pStyle w:val="Compact"/>
+              <w:jc w:val="left"/>
+            </w:pPr>
+            <w:r>
+              <w:rPr>
+                <w:rStyle w:val="VerbatimChar"/>
+              </w:rPr>
+              <w:t xml:space="preserve">FB2-HW-TSR-000003</w:t>
+            </w:r>
+            <w:r>
+              <w:t xml:space="preserve">←FB2-VER-TMS-000006,</w:t>
+            </w:r>
+            <w:r>
+              <w:t xml:space="preserve"> </w:t>
+            </w:r>
+            <w:r>
+              <w:rPr>
+                <w:rStyle w:val="VerbatimChar"/>
+              </w:rPr>
+              <w:t xml:space="preserve">FB2-SW-SWR-000003</w:t>
+            </w:r>
+            <w:r>
+              <w:t xml:space="preserve">←FB2-VER-TMS-000002</w:t>
+            </w:r>
+          </w:p>
+        </w:tc>
+        <w:tc>
+          <w:tcPr/>
+          <w:p>
+            <w:pPr>
+              <w:pStyle w:val="Compact"/>
+              <w:jc w:val="left"/>
+            </w:pPr>
+            <w:r>
+              <w:rPr>
+                <w:rStyle w:val="VerbatimChar"/>
+              </w:rPr>
+              <w:t xml:space="preserve">FB2-VER-TMS-000002</w:t>
+            </w:r>
+            <w:r>
+              <w:t xml:space="preserve">,</w:t>
+            </w:r>
+            <w:r>
+              <w:t xml:space="preserve"> </w:t>
+            </w:r>
+            <w:r>
+              <w:rPr>
+                <w:rStyle w:val="VerbatimChar"/>
+              </w:rPr>
+              <w:t xml:space="preserve">FB2-VER-TMS-000006</w:t>
+            </w:r>
+          </w:p>
+        </w:tc>
+        <w:tc>
+          <w:tcPr/>
+          <w:p>
+            <w:pPr>
+              <w:pStyle w:val="Compact"/>
+            </w:pPr>
           </w:p>
         </w:tc>
       </w:tr>
@@ -8620,7 +8784,22 @@
                 <w:b/>
                 <w:bCs/>
               </w:rPr>
-              <w:t xml:space="preserve">UNCOVERED</w:t>
+              <w:t xml:space="preserve">COVERED-DIRECT</w:t>
+            </w:r>
+          </w:p>
+        </w:tc>
+        <w:tc>
+          <w:tcPr/>
+          <w:p>
+            <w:pPr>
+              <w:pStyle w:val="Compact"/>
+              <w:jc w:val="left"/>
+            </w:pPr>
+            <w:r>
+              <w:rPr>
+                <w:rStyle w:val="VerbatimChar"/>
+              </w:rPr>
+              <w:t xml:space="preserve">FB2-VER-TMS-000004</w:t>
             </w:r>
           </w:p>
         </w:tc>
@@ -8644,32 +8823,19 @@
               <w:jc w:val="left"/>
             </w:pPr>
             <w:r>
-              <w:t xml:space="preserve">—</w:t>
-            </w:r>
-          </w:p>
-        </w:tc>
-        <w:tc>
-          <w:tcPr/>
-          <w:p>
-            <w:pPr>
-              <w:pStyle w:val="Compact"/>
-              <w:jc w:val="left"/>
-            </w:pPr>
-            <w:r>
-              <w:t xml:space="preserve">—</w:t>
-            </w:r>
-          </w:p>
-        </w:tc>
-        <w:tc>
-          <w:tcPr/>
-          <w:p>
-            <w:pPr>
-              <w:pStyle w:val="Compact"/>
-              <w:jc w:val="left"/>
-            </w:pPr>
-            <w:r>
-              <w:t xml:space="preserve">No direct, indirect, or embedded test coverage in corpus</w:t>
-            </w:r>
+              <w:rPr>
+                <w:rStyle w:val="VerbatimChar"/>
+              </w:rPr>
+              <w:t xml:space="preserve">FB2-VER-TMS-000004</w:t>
+            </w:r>
+          </w:p>
+        </w:tc>
+        <w:tc>
+          <w:tcPr/>
+          <w:p>
+            <w:pPr>
+              <w:pStyle w:val="Compact"/>
+            </w:pPr>
           </w:p>
         </w:tc>
       </w:tr>
@@ -8728,7 +8894,22 @@
                 <w:b/>
                 <w:bCs/>
               </w:rPr>
-              <w:t xml:space="preserve">UNCOVERED</w:t>
+              <w:t xml:space="preserve">COVERED-DIRECT</w:t>
+            </w:r>
+          </w:p>
+        </w:tc>
+        <w:tc>
+          <w:tcPr/>
+          <w:p>
+            <w:pPr>
+              <w:pStyle w:val="Compact"/>
+              <w:jc w:val="left"/>
+            </w:pPr>
+            <w:r>
+              <w:rPr>
+                <w:rStyle w:val="VerbatimChar"/>
+              </w:rPr>
+              <w:t xml:space="preserve">FB2-VER-TMS-000003</w:t>
             </w:r>
           </w:p>
         </w:tc>
@@ -8752,32 +8933,19 @@
               <w:jc w:val="left"/>
             </w:pPr>
             <w:r>
-              <w:t xml:space="preserve">—</w:t>
-            </w:r>
-          </w:p>
-        </w:tc>
-        <w:tc>
-          <w:tcPr/>
-          <w:p>
-            <w:pPr>
-              <w:pStyle w:val="Compact"/>
-              <w:jc w:val="left"/>
-            </w:pPr>
-            <w:r>
-              <w:t xml:space="preserve">—</w:t>
-            </w:r>
-          </w:p>
-        </w:tc>
-        <w:tc>
-          <w:tcPr/>
-          <w:p>
-            <w:pPr>
-              <w:pStyle w:val="Compact"/>
-              <w:jc w:val="left"/>
-            </w:pPr>
-            <w:r>
-              <w:t xml:space="preserve">No direct, indirect, or embedded test coverage in corpus</w:t>
-            </w:r>
+              <w:rPr>
+                <w:rStyle w:val="VerbatimChar"/>
+              </w:rPr>
+              <w:t xml:space="preserve">FB2-VER-TMS-000003</w:t>
+            </w:r>
+          </w:p>
+        </w:tc>
+        <w:tc>
+          <w:tcPr/>
+          <w:p>
+            <w:pPr>
+              <w:pStyle w:val="Compact"/>
+            </w:pPr>
           </w:p>
         </w:tc>
       </w:tr>
@@ -8836,7 +9004,22 @@
                 <w:b/>
                 <w:bCs/>
               </w:rPr>
-              <w:t xml:space="preserve">UNCOVERED</w:t>
+              <w:t xml:space="preserve">COVERED-DIRECT</w:t>
+            </w:r>
+          </w:p>
+        </w:tc>
+        <w:tc>
+          <w:tcPr/>
+          <w:p>
+            <w:pPr>
+              <w:pStyle w:val="Compact"/>
+              <w:jc w:val="left"/>
+            </w:pPr>
+            <w:r>
+              <w:rPr>
+                <w:rStyle w:val="VerbatimChar"/>
+              </w:rPr>
+              <w:t xml:space="preserve">FB2-VER-TMS-000001</w:t>
             </w:r>
           </w:p>
         </w:tc>
@@ -8860,32 +9043,19 @@
               <w:jc w:val="left"/>
             </w:pPr>
             <w:r>
-              <w:t xml:space="preserve">—</w:t>
-            </w:r>
-          </w:p>
-        </w:tc>
-        <w:tc>
-          <w:tcPr/>
-          <w:p>
-            <w:pPr>
-              <w:pStyle w:val="Compact"/>
-              <w:jc w:val="left"/>
-            </w:pPr>
-            <w:r>
-              <w:t xml:space="preserve">—</w:t>
-            </w:r>
-          </w:p>
-        </w:tc>
-        <w:tc>
-          <w:tcPr/>
-          <w:p>
-            <w:pPr>
-              <w:pStyle w:val="Compact"/>
-              <w:jc w:val="left"/>
-            </w:pPr>
-            <w:r>
-              <w:t xml:space="preserve">No direct, indirect, or embedded test coverage in corpus</w:t>
-            </w:r>
+              <w:rPr>
+                <w:rStyle w:val="VerbatimChar"/>
+              </w:rPr>
+              <w:t xml:space="preserve">FB2-VER-TMS-000001</w:t>
+            </w:r>
+          </w:p>
+        </w:tc>
+        <w:tc>
+          <w:tcPr/>
+          <w:p>
+            <w:pPr>
+              <w:pStyle w:val="Compact"/>
+            </w:pPr>
           </w:p>
         </w:tc>
       </w:tr>
@@ -8944,7 +9114,22 @@
                 <w:b/>
                 <w:bCs/>
               </w:rPr>
-              <w:t xml:space="preserve">UNCOVERED</w:t>
+              <w:t xml:space="preserve">COVERED-DIRECT</w:t>
+            </w:r>
+          </w:p>
+        </w:tc>
+        <w:tc>
+          <w:tcPr/>
+          <w:p>
+            <w:pPr>
+              <w:pStyle w:val="Compact"/>
+              <w:jc w:val="left"/>
+            </w:pPr>
+            <w:r>
+              <w:rPr>
+                <w:rStyle w:val="VerbatimChar"/>
+              </w:rPr>
+              <w:t xml:space="preserve">FB2-VER-TMS-000002</w:t>
             </w:r>
           </w:p>
         </w:tc>
@@ -8968,32 +9153,19 @@
               <w:jc w:val="left"/>
             </w:pPr>
             <w:r>
-              <w:t xml:space="preserve">—</w:t>
-            </w:r>
-          </w:p>
-        </w:tc>
-        <w:tc>
-          <w:tcPr/>
-          <w:p>
-            <w:pPr>
-              <w:pStyle w:val="Compact"/>
-              <w:jc w:val="left"/>
-            </w:pPr>
-            <w:r>
-              <w:t xml:space="preserve">—</w:t>
-            </w:r>
-          </w:p>
-        </w:tc>
-        <w:tc>
-          <w:tcPr/>
-          <w:p>
-            <w:pPr>
-              <w:pStyle w:val="Compact"/>
-              <w:jc w:val="left"/>
-            </w:pPr>
-            <w:r>
-              <w:t xml:space="preserve">No direct, indirect, or embedded test coverage in corpus</w:t>
-            </w:r>
+              <w:rPr>
+                <w:rStyle w:val="VerbatimChar"/>
+              </w:rPr>
+              <w:t xml:space="preserve">FB2-VER-TMS-000002</w:t>
+            </w:r>
+          </w:p>
+        </w:tc>
+        <w:tc>
+          <w:tcPr/>
+          <w:p>
+            <w:pPr>
+              <w:pStyle w:val="Compact"/>
+            </w:pPr>
           </w:p>
         </w:tc>
       </w:tr>
@@ -9042,7 +9214,7 @@
         <w:t xml:space="preserve">Covered (any status)</w:t>
       </w:r>
       <w:r>
-        <w:t xml:space="preserve">: 4 (19%)</w:t>
+        <w:t xml:space="preserve">: 20 (95%)</w:t>
       </w:r>
     </w:p>
     <w:p>
@@ -9061,7 +9233,7 @@
         <w:t xml:space="preserve">UNCOVERED</w:t>
       </w:r>
       <w:r>
-        <w:t xml:space="preserve">: 17</w:t>
+        <w:t xml:space="preserve">: 1</w:t>
       </w:r>
     </w:p>
     <w:p>
@@ -9076,487 +9248,7 @@
         <w:rPr>
           <w:rStyle w:val="VerbatimChar"/>
         </w:rPr>
-        <w:t xml:space="preserve">FB2-HW-TSR-000001</w:t>
-      </w:r>
-      <w:r>
-        <w:t xml:space="preserve"> </w:t>
-      </w:r>
-      <w:r>
-        <w:t xml:space="preserve">(</w:t>
-      </w:r>
-      <w:r>
-        <w:rPr>
-          <w:rStyle w:val="VerbatimChar"/>
-        </w:rPr>
-        <w:t xml:space="preserve">as_is</w:t>
-      </w:r>
-      <w:r>
-        <w:t xml:space="preserve">)</w:t>
-      </w:r>
-    </w:p>
-    <w:p>
-      <w:pPr>
-        <w:pStyle w:val="Compact"/>
-        <w:numPr>
-          <w:ilvl w:val="1"/>
-          <w:numId w:val="1008"/>
-        </w:numPr>
-      </w:pPr>
-      <w:r>
-        <w:rPr>
-          <w:rStyle w:val="VerbatimChar"/>
-        </w:rPr>
-        <w:t xml:space="preserve">FB2-HW-TSR-000002</w:t>
-      </w:r>
-      <w:r>
-        <w:t xml:space="preserve"> </w:t>
-      </w:r>
-      <w:r>
-        <w:t xml:space="preserve">(</w:t>
-      </w:r>
-      <w:r>
-        <w:rPr>
-          <w:rStyle w:val="VerbatimChar"/>
-        </w:rPr>
-        <w:t xml:space="preserve">as_is</w:t>
-      </w:r>
-      <w:r>
-        <w:t xml:space="preserve">)</w:t>
-      </w:r>
-    </w:p>
-    <w:p>
-      <w:pPr>
-        <w:pStyle w:val="Compact"/>
-        <w:numPr>
-          <w:ilvl w:val="1"/>
-          <w:numId w:val="1008"/>
-        </w:numPr>
-      </w:pPr>
-      <w:r>
-        <w:rPr>
-          <w:rStyle w:val="VerbatimChar"/>
-        </w:rPr>
-        <w:t xml:space="preserve">FB2-HW-TSR-000003</w:t>
-      </w:r>
-      <w:r>
-        <w:t xml:space="preserve"> </w:t>
-      </w:r>
-      <w:r>
-        <w:t xml:space="preserve">(</w:t>
-      </w:r>
-      <w:r>
-        <w:rPr>
-          <w:rStyle w:val="VerbatimChar"/>
-        </w:rPr>
-        <w:t xml:space="preserve">as_is</w:t>
-      </w:r>
-      <w:r>
-        <w:t xml:space="preserve">)</w:t>
-      </w:r>
-    </w:p>
-    <w:p>
-      <w:pPr>
-        <w:pStyle w:val="Compact"/>
-        <w:numPr>
-          <w:ilvl w:val="1"/>
-          <w:numId w:val="1008"/>
-        </w:numPr>
-      </w:pPr>
-      <w:r>
-        <w:rPr>
-          <w:rStyle w:val="VerbatimChar"/>
-        </w:rPr>
-        <w:t xml:space="preserve">FB2-SAF-FSR-000001</w:t>
-      </w:r>
-      <w:r>
-        <w:t xml:space="preserve"> </w:t>
-      </w:r>
-      <w:r>
-        <w:t xml:space="preserve">(</w:t>
-      </w:r>
-      <w:r>
-        <w:rPr>
-          <w:rStyle w:val="VerbatimChar"/>
-        </w:rPr>
-        <w:t xml:space="preserve">as_is</w:t>
-      </w:r>
-      <w:r>
-        <w:t xml:space="preserve">)</w:t>
-      </w:r>
-    </w:p>
-    <w:p>
-      <w:pPr>
-        <w:pStyle w:val="Compact"/>
-        <w:numPr>
-          <w:ilvl w:val="1"/>
-          <w:numId w:val="1008"/>
-        </w:numPr>
-      </w:pPr>
-      <w:r>
-        <w:rPr>
-          <w:rStyle w:val="VerbatimChar"/>
-        </w:rPr>
-        <w:t xml:space="preserve">FB2-SW-SWR-000001</w:t>
-      </w:r>
-      <w:r>
-        <w:t xml:space="preserve"> </w:t>
-      </w:r>
-      <w:r>
-        <w:t xml:space="preserve">(</w:t>
-      </w:r>
-      <w:r>
-        <w:rPr>
-          <w:rStyle w:val="VerbatimChar"/>
-        </w:rPr>
-        <w:t xml:space="preserve">as_is</w:t>
-      </w:r>
-      <w:r>
-        <w:t xml:space="preserve">)</w:t>
-      </w:r>
-    </w:p>
-    <w:p>
-      <w:pPr>
-        <w:pStyle w:val="Compact"/>
-        <w:numPr>
-          <w:ilvl w:val="1"/>
-          <w:numId w:val="1008"/>
-        </w:numPr>
-      </w:pPr>
-      <w:r>
-        <w:rPr>
-          <w:rStyle w:val="VerbatimChar"/>
-        </w:rPr>
-        <w:t xml:space="preserve">FB2-HW-TSR-000001</w:t>
-      </w:r>
-      <w:r>
-        <w:t xml:space="preserve"> </w:t>
-      </w:r>
-      <w:r>
-        <w:t xml:space="preserve">(</w:t>
-      </w:r>
-      <w:r>
-        <w:rPr>
-          <w:rStyle w:val="VerbatimChar"/>
-        </w:rPr>
-        <w:t xml:space="preserve">synthetic_reference</w:t>
-      </w:r>
-      <w:r>
-        <w:t xml:space="preserve">)</w:t>
-      </w:r>
-    </w:p>
-    <w:p>
-      <w:pPr>
-        <w:pStyle w:val="Compact"/>
-        <w:numPr>
-          <w:ilvl w:val="1"/>
-          <w:numId w:val="1008"/>
-        </w:numPr>
-      </w:pPr>
-      <w:r>
-        <w:rPr>
-          <w:rStyle w:val="VerbatimChar"/>
-        </w:rPr>
-        <w:t xml:space="preserve">FB2-HW-TSR-000002</w:t>
-      </w:r>
-      <w:r>
-        <w:t xml:space="preserve"> </w:t>
-      </w:r>
-      <w:r>
-        <w:t xml:space="preserve">(</w:t>
-      </w:r>
-      <w:r>
-        <w:rPr>
-          <w:rStyle w:val="VerbatimChar"/>
-        </w:rPr>
-        <w:t xml:space="preserve">synthetic_reference</w:t>
-      </w:r>
-      <w:r>
-        <w:t xml:space="preserve">)</w:t>
-      </w:r>
-    </w:p>
-    <w:p>
-      <w:pPr>
-        <w:pStyle w:val="Compact"/>
-        <w:numPr>
-          <w:ilvl w:val="1"/>
-          <w:numId w:val="1008"/>
-        </w:numPr>
-      </w:pPr>
-      <w:r>
-        <w:rPr>
-          <w:rStyle w:val="VerbatimChar"/>
-        </w:rPr>
-        <w:t xml:space="preserve">FB2-HW-TSR-000003</w:t>
-      </w:r>
-      <w:r>
-        <w:t xml:space="preserve"> </w:t>
-      </w:r>
-      <w:r>
-        <w:t xml:space="preserve">(</w:t>
-      </w:r>
-      <w:r>
-        <w:rPr>
-          <w:rStyle w:val="VerbatimChar"/>
-        </w:rPr>
-        <w:t xml:space="preserve">synthetic_reference</w:t>
-      </w:r>
-      <w:r>
-        <w:t xml:space="preserve">)</w:t>
-      </w:r>
-    </w:p>
-    <w:p>
-      <w:pPr>
-        <w:pStyle w:val="Compact"/>
-        <w:numPr>
-          <w:ilvl w:val="1"/>
-          <w:numId w:val="1008"/>
-        </w:numPr>
-      </w:pPr>
-      <w:r>
-        <w:rPr>
-          <w:rStyle w:val="VerbatimChar"/>
-        </w:rPr>
-        <w:t xml:space="preserve">FB2-HW-TSR-000004</w:t>
-      </w:r>
-      <w:r>
-        <w:t xml:space="preserve"> </w:t>
-      </w:r>
-      <w:r>
-        <w:t xml:space="preserve">(</w:t>
-      </w:r>
-      <w:r>
-        <w:rPr>
-          <w:rStyle w:val="VerbatimChar"/>
-        </w:rPr>
-        <w:t xml:space="preserve">synthetic_reference</w:t>
-      </w:r>
-      <w:r>
-        <w:t xml:space="preserve">)</w:t>
-      </w:r>
-    </w:p>
-    <w:p>
-      <w:pPr>
-        <w:pStyle w:val="Compact"/>
-        <w:numPr>
-          <w:ilvl w:val="1"/>
-          <w:numId w:val="1008"/>
-        </w:numPr>
-      </w:pPr>
-      <w:r>
-        <w:rPr>
-          <w:rStyle w:val="VerbatimChar"/>
-        </w:rPr>
         <w:t xml:space="preserve">FB2-MAN-SCO-000001</w:t>
-      </w:r>
-      <w:r>
-        <w:t xml:space="preserve"> </w:t>
-      </w:r>
-      <w:r>
-        <w:t xml:space="preserve">(</w:t>
-      </w:r>
-      <w:r>
-        <w:rPr>
-          <w:rStyle w:val="VerbatimChar"/>
-        </w:rPr>
-        <w:t xml:space="preserve">synthetic_reference</w:t>
-      </w:r>
-      <w:r>
-        <w:t xml:space="preserve">)</w:t>
-      </w:r>
-    </w:p>
-    <w:p>
-      <w:pPr>
-        <w:pStyle w:val="Compact"/>
-        <w:numPr>
-          <w:ilvl w:val="1"/>
-          <w:numId w:val="1008"/>
-        </w:numPr>
-      </w:pPr>
-      <w:r>
-        <w:rPr>
-          <w:rStyle w:val="VerbatimChar"/>
-        </w:rPr>
-        <w:t xml:space="preserve">FB2-SAF-FSR-000001</w:t>
-      </w:r>
-      <w:r>
-        <w:t xml:space="preserve"> </w:t>
-      </w:r>
-      <w:r>
-        <w:t xml:space="preserve">(</w:t>
-      </w:r>
-      <w:r>
-        <w:rPr>
-          <w:rStyle w:val="VerbatimChar"/>
-        </w:rPr>
-        <w:t xml:space="preserve">synthetic_reference</w:t>
-      </w:r>
-      <w:r>
-        <w:t xml:space="preserve">)</w:t>
-      </w:r>
-    </w:p>
-    <w:p>
-      <w:pPr>
-        <w:pStyle w:val="Compact"/>
-        <w:numPr>
-          <w:ilvl w:val="1"/>
-          <w:numId w:val="1008"/>
-        </w:numPr>
-      </w:pPr>
-      <w:r>
-        <w:rPr>
-          <w:rStyle w:val="VerbatimChar"/>
-        </w:rPr>
-        <w:t xml:space="preserve">FB2-SAF-FSR-000002</w:t>
-      </w:r>
-      <w:r>
-        <w:t xml:space="preserve"> </w:t>
-      </w:r>
-      <w:r>
-        <w:t xml:space="preserve">(</w:t>
-      </w:r>
-      <w:r>
-        <w:rPr>
-          <w:rStyle w:val="VerbatimChar"/>
-        </w:rPr>
-        <w:t xml:space="preserve">synthetic_reference</w:t>
-      </w:r>
-      <w:r>
-        <w:t xml:space="preserve">)</w:t>
-      </w:r>
-    </w:p>
-    <w:p>
-      <w:pPr>
-        <w:pStyle w:val="Compact"/>
-        <w:numPr>
-          <w:ilvl w:val="1"/>
-          <w:numId w:val="1008"/>
-        </w:numPr>
-      </w:pPr>
-      <w:r>
-        <w:rPr>
-          <w:rStyle w:val="VerbatimChar"/>
-        </w:rPr>
-        <w:t xml:space="preserve">FB2-SAF-FSR-000003</w:t>
-      </w:r>
-      <w:r>
-        <w:t xml:space="preserve"> </w:t>
-      </w:r>
-      <w:r>
-        <w:t xml:space="preserve">(</w:t>
-      </w:r>
-      <w:r>
-        <w:rPr>
-          <w:rStyle w:val="VerbatimChar"/>
-        </w:rPr>
-        <w:t xml:space="preserve">synthetic_reference</w:t>
-      </w:r>
-      <w:r>
-        <w:t xml:space="preserve">)</w:t>
-      </w:r>
-    </w:p>
-    <w:p>
-      <w:pPr>
-        <w:pStyle w:val="Compact"/>
-        <w:numPr>
-          <w:ilvl w:val="1"/>
-          <w:numId w:val="1008"/>
-        </w:numPr>
-      </w:pPr>
-      <w:r>
-        <w:rPr>
-          <w:rStyle w:val="VerbatimChar"/>
-        </w:rPr>
-        <w:t xml:space="preserve">FB2-SAF-FSR-000004</w:t>
-      </w:r>
-      <w:r>
-        <w:t xml:space="preserve"> </w:t>
-      </w:r>
-      <w:r>
-        <w:t xml:space="preserve">(</w:t>
-      </w:r>
-      <w:r>
-        <w:rPr>
-          <w:rStyle w:val="VerbatimChar"/>
-        </w:rPr>
-        <w:t xml:space="preserve">synthetic_reference</w:t>
-      </w:r>
-      <w:r>
-        <w:t xml:space="preserve">)</w:t>
-      </w:r>
-    </w:p>
-    <w:p>
-      <w:pPr>
-        <w:pStyle w:val="Compact"/>
-        <w:numPr>
-          <w:ilvl w:val="1"/>
-          <w:numId w:val="1008"/>
-        </w:numPr>
-      </w:pPr>
-      <w:r>
-        <w:rPr>
-          <w:rStyle w:val="VerbatimChar"/>
-        </w:rPr>
-        <w:t xml:space="preserve">FB2-SW-SWR-000001</w:t>
-      </w:r>
-      <w:r>
-        <w:t xml:space="preserve"> </w:t>
-      </w:r>
-      <w:r>
-        <w:t xml:space="preserve">(</w:t>
-      </w:r>
-      <w:r>
-        <w:rPr>
-          <w:rStyle w:val="VerbatimChar"/>
-        </w:rPr>
-        <w:t xml:space="preserve">synthetic_reference</w:t>
-      </w:r>
-      <w:r>
-        <w:t xml:space="preserve">)</w:t>
-      </w:r>
-    </w:p>
-    <w:p>
-      <w:pPr>
-        <w:pStyle w:val="Compact"/>
-        <w:numPr>
-          <w:ilvl w:val="1"/>
-          <w:numId w:val="1008"/>
-        </w:numPr>
-      </w:pPr>
-      <w:r>
-        <w:rPr>
-          <w:rStyle w:val="VerbatimChar"/>
-        </w:rPr>
-        <w:t xml:space="preserve">FB2-SW-SWR-000002</w:t>
-      </w:r>
-      <w:r>
-        <w:t xml:space="preserve"> </w:t>
-      </w:r>
-      <w:r>
-        <w:t xml:space="preserve">(</w:t>
-      </w:r>
-      <w:r>
-        <w:rPr>
-          <w:rStyle w:val="VerbatimChar"/>
-        </w:rPr>
-        <w:t xml:space="preserve">synthetic_reference</w:t>
-      </w:r>
-      <w:r>
-        <w:t xml:space="preserve">)</w:t>
-      </w:r>
-    </w:p>
-    <w:p>
-      <w:pPr>
-        <w:pStyle w:val="Compact"/>
-        <w:numPr>
-          <w:ilvl w:val="1"/>
-          <w:numId w:val="1008"/>
-        </w:numPr>
-      </w:pPr>
-      <w:r>
-        <w:rPr>
-          <w:rStyle w:val="VerbatimChar"/>
-        </w:rPr>
-        <w:t xml:space="preserve">FB2-SW-SWR-000003</w:t>
       </w:r>
       <w:r>
         <w:t xml:space="preserve"> </w:t>
@@ -9613,7 +9305,7 @@
           <w:i/>
           <w:iCs/>
         </w:rPr>
-        <w:t xml:space="preserve">Generated: 2026-09-13T02:20:37Z — auto-generated from the machine-verifiable corpus. Regenerate with</w:t>
+        <w:t xml:space="preserve">Generated: 2026-09-13T04:11:53Z — auto-generated from the machine-verifiable corpus. Regenerate with</w:t>
       </w:r>
       <w:r>
         <w:rPr>

--- a/docs/artifacts/spec-documents/10-implementation-mapping-document.docx
+++ b/docs/artifacts/spec-documents/10-implementation-mapping-document.docx
@@ -316,7 +316,7 @@
               <w:jc w:val="left"/>
             </w:pPr>
             <w:r>
-              <w:t xml:space="preserve">2026-09-13T04:11:53Z</w:t>
+              <w:t xml:space="preserve">2026-09-13T15:17:46Z</w:t>
             </w:r>
           </w:p>
         </w:tc>
@@ -9305,7 +9305,7 @@
           <w:i/>
           <w:iCs/>
         </w:rPr>
-        <w:t xml:space="preserve">Generated: 2026-09-13T04:11:53Z — auto-generated from the machine-verifiable corpus. Regenerate with</w:t>
+        <w:t xml:space="preserve">Generated: 2026-09-13T15:17:46Z — auto-generated from the machine-verifiable corpus. Regenerate with</w:t>
       </w:r>
       <w:r>
         <w:rPr>

--- a/docs/artifacts/spec-documents/10-implementation-mapping-document.docx
+++ b/docs/artifacts/spec-documents/10-implementation-mapping-document.docx
@@ -23,7 +23,7 @@
         <w:pStyle w:val="Date"/>
       </w:pPr>
       <w:r>
-        <w:t xml:space="preserve">2026-09-13</w:t>
+        <w:t xml:space="preserve">2026-09-18</w:t>
       </w:r>
     </w:p>
     <w:sdt>
@@ -52,7 +52,7 @@
         </w:p>
       </w:sdtContent>
     </w:sdt>
-    <w:bookmarkStart w:id="38" w:name="foxbms-2-implementation-mapping-document"/>
+    <w:bookmarkStart w:id="35" w:name="foxbms-2-implementation-mapping-document"/>
     <w:p>
       <w:pPr>
         <w:pStyle w:val="Heading1"/>
@@ -4272,7 +4272,7 @@
       </w:tr>
     </w:tbl>
     <w:bookmarkEnd w:id="21"/>
-    <w:bookmarkStart w:id="35" w:name="corpus-implementation-mapping"/>
+    <w:bookmarkStart w:id="31" w:name="corpus-implementation-mapping"/>
     <w:p>
       <w:pPr>
         <w:pStyle w:val="Heading2"/>
@@ -5853,7 +5853,7 @@
       </w:tr>
     </w:tbl>
     <w:bookmarkEnd w:id="27"/>
-    <w:bookmarkStart w:id="34" w:name="requirement-design-source-test-chains"/>
+    <w:bookmarkStart w:id="30" w:name="requirement-design-source-test-chains"/>
     <w:p>
       <w:pPr>
         <w:pStyle w:val="Heading3"/>
@@ -5862,22 +5862,237 @@
         <w:t xml:space="preserve">Requirement → Design → Source → Test Chains</w:t>
       </w:r>
     </w:p>
-    <w:bookmarkStart w:id="28" w:name="fb2-sw-swr-000001-as_is"/>
+    <w:p>
+      <w:pPr>
+        <w:pStyle w:val="FirstParagraph"/>
+      </w:pPr>
+      <w:r>
+        <w:rPr>
+          <w:rStyle w:val="VerbatimChar"/>
+        </w:rPr>
+        <w:t xml:space="preserve">implements</w:t>
+      </w:r>
+      <w:r>
+        <w:t xml:space="preserve"> </w:t>
+      </w:r>
+      <w:r>
+        <w:t xml:space="preserve">/</w:t>
+      </w:r>
+      <w:r>
+        <w:t xml:space="preserve"> </w:t>
+      </w:r>
+      <w:r>
+        <w:rPr>
+          <w:rStyle w:val="VerbatimChar"/>
+        </w:rPr>
+        <w:t xml:space="preserve">verifies</w:t>
+      </w:r>
+      <w:r>
+        <w:t xml:space="preserve"> </w:t>
+      </w:r>
+      <w:r>
+        <w:t xml:space="preserve">/</w:t>
+      </w:r>
+      <w:r>
+        <w:t xml:space="preserve"> </w:t>
+      </w:r>
+      <w:r>
+        <w:rPr>
+          <w:rStyle w:val="VerbatimChar"/>
+        </w:rPr>
+        <w:t xml:space="preserve">result_of</w:t>
+      </w:r>
+      <w:r>
+        <w:t xml:space="preserve"> </w:t>
+      </w:r>
+      <w:r>
+        <w:t xml:space="preserve">link IDs in parentheses.</w:t>
+      </w:r>
+      <w:r>
+        <w:t xml:space="preserve"> </w:t>
+      </w:r>
+      <w:r>
+        <w:rPr>
+          <w:rStyle w:val="VerbatimChar"/>
+        </w:rPr>
+        <w:t xml:space="preserve">verifies</w:t>
+      </w:r>
+      <w:r>
+        <w:t xml:space="preserve"> </w:t>
+      </w:r>
+      <w:r>
+        <w:t xml:space="preserve">links target requirements, never DSNs. Upstream parent chain shared by all rows:</w:t>
+      </w:r>
+      <w:r>
+        <w:t xml:space="preserve"> </w:t>
+      </w:r>
+      <w:r>
+        <w:rPr>
+          <w:rStyle w:val="VerbatimChar"/>
+        </w:rPr>
+        <w:t xml:space="preserve">SGO-000001</w:t>
+      </w:r>
+      <w:r>
+        <w:t xml:space="preserve"> </w:t>
+      </w:r>
+      <w:r>
+        <w:rPr>
+          <w:rStyle w:val="VerbatimChar"/>
+        </w:rPr>
+        <w:t xml:space="preserve">mitigates</w:t>
+      </w:r>
+      <w:r>
+        <w:t xml:space="preserve"> </w:t>
+      </w:r>
+      <w:r>
+        <w:rPr>
+          <w:rStyle w:val="VerbatimChar"/>
+        </w:rPr>
+        <w:t xml:space="preserve">HAZ-000001</w:t>
+      </w:r>
+      <w:r>
+        <w:t xml:space="preserve"> </w:t>
+      </w:r>
+      <w:r>
+        <w:t xml:space="preserve">(</w:t>
+      </w:r>
+      <w:r>
+        <w:rPr>
+          <w:rStyle w:val="VerbatimChar"/>
+        </w:rPr>
+        <w:t xml:space="preserve">LNK-001</w:t>
+      </w:r>
+      <w:r>
+        <w:t xml:space="preserve">);</w:t>
+      </w:r>
+      <w:r>
+        <w:t xml:space="preserve"> </w:t>
+      </w:r>
+      <w:r>
+        <w:rPr>
+          <w:rStyle w:val="VerbatimChar"/>
+        </w:rPr>
+        <w:t xml:space="preserve">FSR-000001/002/003</w:t>
+      </w:r>
+      <w:r>
+        <w:t xml:space="preserve"> </w:t>
+      </w:r>
+      <w:r>
+        <w:rPr>
+          <w:rStyle w:val="VerbatimChar"/>
+        </w:rPr>
+        <w:t xml:space="preserve">refines</w:t>
+      </w:r>
+      <w:r>
+        <w:t xml:space="preserve"> </w:t>
+      </w:r>
+      <w:r>
+        <w:rPr>
+          <w:rStyle w:val="VerbatimChar"/>
+        </w:rPr>
+        <w:t xml:space="preserve">SGO-000001</w:t>
+      </w:r>
+      <w:r>
+        <w:t xml:space="preserve"> </w:t>
+      </w:r>
+      <w:r>
+        <w:t xml:space="preserve">(</w:t>
+      </w:r>
+      <w:r>
+        <w:rPr>
+          <w:rStyle w:val="VerbatimChar"/>
+        </w:rPr>
+        <w:t xml:space="preserve">LNK-002/003/004</w:t>
+      </w:r>
+      <w:r>
+        <w:t xml:space="preserve">);</w:t>
+      </w:r>
+      <w:r>
+        <w:t xml:space="preserve"> </w:t>
+      </w:r>
+      <w:r>
+        <w:rPr>
+          <w:rStyle w:val="VerbatimChar"/>
+        </w:rPr>
+        <w:t xml:space="preserve">FSR-000004</w:t>
+      </w:r>
+      <w:r>
+        <w:t xml:space="preserve"> </w:t>
+      </w:r>
+      <w:r>
+        <w:rPr>
+          <w:rStyle w:val="VerbatimChar"/>
+        </w:rPr>
+        <w:t xml:space="preserve">refines</w:t>
+      </w:r>
+      <w:r>
+        <w:t xml:space="preserve"> </w:t>
+      </w:r>
+      <w:r>
+        <w:rPr>
+          <w:rStyle w:val="VerbatimChar"/>
+        </w:rPr>
+        <w:t xml:space="preserve">SGO-000001</w:t>
+      </w:r>
+      <w:r>
+        <w:t xml:space="preserve"> </w:t>
+      </w:r>
+      <w:r>
+        <w:t xml:space="preserve">(</w:t>
+      </w:r>
+      <w:r>
+        <w:rPr>
+          <w:rStyle w:val="VerbatimChar"/>
+        </w:rPr>
+        <w:t xml:space="preserve">LNK-021</w:t>
+      </w:r>
+      <w:r>
+        <w:t xml:space="preserve">,</w:t>
+      </w:r>
+      <w:r>
+        <w:t xml:space="preserve"> </w:t>
+      </w:r>
+      <w:r>
+        <w:rPr>
+          <w:rStyle w:val="VerbatimChar"/>
+        </w:rPr>
+        <w:t xml:space="preserve">synthetic_reference</w:t>
+      </w:r>
+      <w:r>
+        <w:t xml:space="preserve"> </w:t>
+      </w:r>
+      <w:r>
+        <w:t xml:space="preserve">only).</w:t>
+      </w:r>
+    </w:p>
+    <w:bookmarkStart w:id="28" w:name="X6bff3a7cb32e4b54748a1bbc183e57d00f6d583"/>
     <w:p>
       <w:pPr>
         <w:pStyle w:val="Heading4"/>
       </w:pPr>
       <w:r>
-        <w:rPr>
-          <w:rStyle w:val="VerbatimChar"/>
-        </w:rPr>
-        <w:t xml:space="preserve">FB2-SW-SWR-000001</w:t>
-      </w:r>
-      <w:r>
-        <w:t xml:space="preserve"> </w:t>
-      </w:r>
-      <w:r>
-        <w:t xml:space="preserve">(as_is)</w:t>
+        <w:t xml:space="preserve">Chains (</w:t>
+      </w:r>
+      <w:r>
+        <w:rPr>
+          <w:rStyle w:val="VerbatimChar"/>
+        </w:rPr>
+        <w:t xml:space="preserve">as_is</w:t>
+      </w:r>
+      <w:r>
+        <w:t xml:space="preserve">, test measures</w:t>
+      </w:r>
+      <w:r>
+        <w:t xml:space="preserve"> </w:t>
+      </w:r>
+      <w:r>
+        <w:rPr>
+          <w:rStyle w:val="VerbatimChar"/>
+        </w:rPr>
+        <w:t xml:space="preserve">source_grounded</w:t>
+      </w:r>
+      <w:r>
+        <w:t xml:space="preserve">)</w:t>
       </w:r>
     </w:p>
     <w:p>
@@ -5889,7 +6104,16 @@
         </w:numPr>
       </w:pPr>
       <w:r>
-        <w:t xml:space="preserve">Design</w:t>
+        <w:rPr>
+          <w:rStyle w:val="VerbatimChar"/>
+        </w:rPr>
+        <w:t xml:space="preserve">FB2-SW-SWR-000001</w:t>
+      </w:r>
+      <w:r>
+        <w:t xml:space="preserve"> </w:t>
+      </w:r>
+      <w:r>
+        <w:t xml:space="preserve">←implements—</w:t>
       </w:r>
       <w:r>
         <w:t xml:space="preserve"> </w:t>
@@ -5904,22 +6128,16 @@
         <w:t xml:space="preserve"> </w:t>
       </w:r>
       <w:r>
-        <w:t xml:space="preserve">implements</w:t>
-      </w:r>
-      <w:r>
-        <w:t xml:space="preserve"> </w:t>
-      </w:r>
-      <w:r>
-        <w:rPr>
-          <w:rStyle w:val="VerbatimChar"/>
-        </w:rPr>
-        <w:t xml:space="preserve">FB2-SW-SWR-000001</w:t>
-      </w:r>
-      <w:r>
-        <w:t xml:space="preserve"> </w:t>
-      </w:r>
-      <w:r>
-        <w:t xml:space="preserve">→ sources:</w:t>
+        <w:t xml:space="preserve">(</w:t>
+      </w:r>
+      <w:r>
+        <w:rPr>
+          <w:rStyle w:val="VerbatimChar"/>
+        </w:rPr>
+        <w:t xml:space="preserve">FB2-LNK-SAF-000011</w:t>
+      </w:r>
+      <w:r>
+        <w:t xml:space="preserve">) → sources:</w:t>
       </w:r>
       <w:r>
         <w:t xml:space="preserve"> </w:t>
@@ -5965,6 +6183,75 @@
           <w:rStyle w:val="VerbatimChar"/>
         </w:rPr>
         <w:t xml:space="preserve">src/app/driver/afe/ltc/common/ltc_pec.c</w:t>
+      </w:r>
+      <w:r>
+        <w:t xml:space="preserve"> </w:t>
+      </w:r>
+      <w:r>
+        <w:t xml:space="preserve">— allocation</w:t>
+      </w:r>
+      <w:r>
+        <w:t xml:space="preserve"> </w:t>
+      </w:r>
+      <w:r>
+        <w:rPr>
+          <w:rStyle w:val="VerbatimChar"/>
+        </w:rPr>
+        <w:t xml:space="preserve">SWR-000001</w:t>
+      </w:r>
+      <w:r>
+        <w:t xml:space="preserve"> </w:t>
+      </w:r>
+      <w:r>
+        <w:t xml:space="preserve">→</w:t>
+      </w:r>
+      <w:r>
+        <w:t xml:space="preserve"> </w:t>
+      </w:r>
+      <w:r>
+        <w:rPr>
+          <w:rStyle w:val="VerbatimChar"/>
+        </w:rPr>
+        <w:t xml:space="preserve">FSR-000001</w:t>
+      </w:r>
+      <w:r>
+        <w:t xml:space="preserve"> </w:t>
+      </w:r>
+      <w:r>
+        <w:t xml:space="preserve">(</w:t>
+      </w:r>
+      <w:r>
+        <w:rPr>
+          <w:rStyle w:val="VerbatimChar"/>
+        </w:rPr>
+        <w:t xml:space="preserve">LNK-008</w:t>
+      </w:r>
+      <w:r>
+        <w:t xml:space="preserve">); verified by</w:t>
+      </w:r>
+      <w:r>
+        <w:t xml:space="preserve"> </w:t>
+      </w:r>
+      <w:r>
+        <w:rPr>
+          <w:rStyle w:val="VerbatimChar"/>
+        </w:rPr>
+        <w:t xml:space="preserve">FB2-VER-TMS-000003</w:t>
+      </w:r>
+      <w:r>
+        <w:t xml:space="preserve"> </w:t>
+      </w:r>
+      <w:r>
+        <w:t xml:space="preserve">(</w:t>
+      </w:r>
+      <w:r>
+        <w:rPr>
+          <w:rStyle w:val="VerbatimChar"/>
+        </w:rPr>
+        <w:t xml:space="preserve">LNK-021/022</w:t>
+      </w:r>
+      <w:r>
+        <w:t xml:space="preserve">); execution: none recorded.</w:t>
       </w:r>
     </w:p>
     <w:p>
@@ -5976,35 +6263,521 @@
         </w:numPr>
       </w:pPr>
       <w:r>
-        <w:t xml:space="preserve">Verifying test measures:</w:t>
-      </w:r>
-      <w:r>
-        <w:t xml:space="preserve"> </w:t>
-      </w:r>
-      <w:r>
-        <w:rPr>
-          <w:rStyle w:val="VerbatimChar"/>
-        </w:rPr>
-        <w:t xml:space="preserve">FB2-VER-TMS-000003</w:t>
+        <w:rPr>
+          <w:rStyle w:val="VerbatimChar"/>
+        </w:rPr>
+        <w:t xml:space="preserve">FB2-SW-SWR-000002</w:t>
+      </w:r>
+      <w:r>
+        <w:t xml:space="preserve"> </w:t>
+      </w:r>
+      <w:r>
+        <w:t xml:space="preserve">←implements—</w:t>
+      </w:r>
+      <w:r>
+        <w:t xml:space="preserve"> </w:t>
+      </w:r>
+      <w:r>
+        <w:rPr>
+          <w:rStyle w:val="VerbatimChar"/>
+        </w:rPr>
+        <w:t xml:space="preserve">FB2-SW-DSN-000002</w:t>
+      </w:r>
+      <w:r>
+        <w:t xml:space="preserve"> </w:t>
+      </w:r>
+      <w:r>
+        <w:t xml:space="preserve">(</w:t>
+      </w:r>
+      <w:r>
+        <w:rPr>
+          <w:rStyle w:val="VerbatimChar"/>
+        </w:rPr>
+        <w:t xml:space="preserve">FB2-LNK-SAF-000012</w:t>
+      </w:r>
+      <w:r>
+        <w:t xml:space="preserve">) → sources:</w:t>
+      </w:r>
+      <w:r>
+        <w:t xml:space="preserve"> </w:t>
+      </w:r>
+      <w:r>
+        <w:rPr>
+          <w:rStyle w:val="VerbatimChar"/>
+        </w:rPr>
+        <w:t xml:space="preserve">src/app/application/soa/soa.c</w:t>
+      </w:r>
+      <w:r>
+        <w:t xml:space="preserve">,</w:t>
+      </w:r>
+      <w:r>
+        <w:t xml:space="preserve"> </w:t>
+      </w:r>
+      <w:r>
+        <w:rPr>
+          <w:rStyle w:val="VerbatimChar"/>
+        </w:rPr>
+        <w:t xml:space="preserve">src/app/engine/diag/cbs/diag_cbs_voltage.c</w:t>
+      </w:r>
+      <w:r>
+        <w:t xml:space="preserve"> </w:t>
+      </w:r>
+      <w:r>
+        <w:t xml:space="preserve">— allocation</w:t>
+      </w:r>
+      <w:r>
+        <w:t xml:space="preserve"> </w:t>
+      </w:r>
+      <w:r>
+        <w:rPr>
+          <w:rStyle w:val="VerbatimChar"/>
+        </w:rPr>
+        <w:t xml:space="preserve">SWR-000002</w:t>
+      </w:r>
+      <w:r>
+        <w:t xml:space="preserve"> </w:t>
+      </w:r>
+      <w:r>
+        <w:t xml:space="preserve">→</w:t>
+      </w:r>
+      <w:r>
+        <w:t xml:space="preserve"> </w:t>
+      </w:r>
+      <w:r>
+        <w:rPr>
+          <w:rStyle w:val="VerbatimChar"/>
+        </w:rPr>
+        <w:t xml:space="preserve">FSR-000002</w:t>
+      </w:r>
+      <w:r>
+        <w:t xml:space="preserve"> </w:t>
+      </w:r>
+      <w:r>
+        <w:t xml:space="preserve">(</w:t>
+      </w:r>
+      <w:r>
+        <w:rPr>
+          <w:rStyle w:val="VerbatimChar"/>
+        </w:rPr>
+        <w:t xml:space="preserve">LNK-009</w:t>
+      </w:r>
+      <w:r>
+        <w:t xml:space="preserve">); verified by</w:t>
+      </w:r>
+      <w:r>
+        <w:t xml:space="preserve"> </w:t>
+      </w:r>
+      <w:r>
+        <w:rPr>
+          <w:rStyle w:val="VerbatimChar"/>
+        </w:rPr>
+        <w:t xml:space="preserve">FB2-VER-TMS-000001</w:t>
+      </w:r>
+      <w:r>
+        <w:t xml:space="preserve"> </w:t>
+      </w:r>
+      <w:r>
+        <w:t xml:space="preserve">(</w:t>
+      </w:r>
+      <w:r>
+        <w:rPr>
+          <w:rStyle w:val="VerbatimChar"/>
+        </w:rPr>
+        <w:t xml:space="preserve">LNK-014/015</w:t>
+      </w:r>
+      <w:r>
+        <w:t xml:space="preserve">); execution</w:t>
+      </w:r>
+      <w:r>
+        <w:t xml:space="preserve"> </w:t>
+      </w:r>
+      <w:r>
+        <w:rPr>
+          <w:rStyle w:val="VerbatimChar"/>
+        </w:rPr>
+        <w:t xml:space="preserve">FB2-VER-EXE-000001</w:t>
+      </w:r>
+      <w:r>
+        <w:t xml:space="preserve"> </w:t>
+      </w:r>
+      <w:r>
+        <w:t xml:space="preserve">(</w:t>
+      </w:r>
+      <w:r>
+        <w:rPr>
+          <w:rStyle w:val="VerbatimChar"/>
+        </w:rPr>
+        <w:t xml:space="preserve">LNK-018</w:t>
+      </w:r>
+      <w:r>
+        <w:t xml:space="preserve">),</w:t>
+      </w:r>
+      <w:r>
+        <w:t xml:space="preserve"> </w:t>
+      </w:r>
+      <w:r>
+        <w:rPr>
+          <w:rStyle w:val="VerbatimChar"/>
+        </w:rPr>
+        <w:t xml:space="preserve">actual_host_run</w:t>
+      </w:r>
+      <w:r>
+        <w:t xml:space="preserve">,</w:t>
+      </w:r>
+      <w:r>
+        <w:t xml:space="preserve"> </w:t>
+      </w:r>
+      <w:r>
+        <w:rPr>
+          <w:rStyle w:val="VerbatimChar"/>
+        </w:rPr>
+        <w:t xml:space="preserve">pass</w:t>
+      </w:r>
+      <w:r>
+        <w:t xml:space="preserve"> </w:t>
+      </w:r>
+      <w:r>
+        <w:t xml:space="preserve">— hashes</w:t>
+      </w:r>
+      <w:r>
+        <w:t xml:space="preserve"> </w:t>
+      </w:r>
+      <w:r>
+        <w:rPr>
+          <w:rStyle w:val="VerbatimChar"/>
+        </w:rPr>
+        <w:t xml:space="preserve">sha256:placeholder</w:t>
+      </w:r>
+      <w:r>
+        <w:t xml:space="preserve">,</w:t>
+      </w:r>
+      <w:r>
+        <w:t xml:space="preserve"> </w:t>
+      </w:r>
+      <w:r>
+        <w:rPr>
+          <w:rStyle w:val="VerbatimChar"/>
+        </w:rPr>
+        <w:t xml:space="preserve">output_hashes</w:t>
+      </w:r>
+      <w:r>
+        <w:t xml:space="preserve"> </w:t>
+      </w:r>
+      <w:r>
+        <w:t xml:space="preserve">empty.</w:t>
+      </w:r>
+    </w:p>
+    <w:p>
+      <w:pPr>
+        <w:pStyle w:val="Compact"/>
+        <w:numPr>
+          <w:ilvl w:val="0"/>
+          <w:numId w:val="1001"/>
+        </w:numPr>
+      </w:pPr>
+      <w:r>
+        <w:rPr>
+          <w:rStyle w:val="VerbatimChar"/>
+        </w:rPr>
+        <w:t xml:space="preserve">FB2-SW-SWR-000003</w:t>
+      </w:r>
+      <w:r>
+        <w:t xml:space="preserve"> </w:t>
+      </w:r>
+      <w:r>
+        <w:t xml:space="preserve">←implements—</w:t>
+      </w:r>
+      <w:r>
+        <w:t xml:space="preserve"> </w:t>
+      </w:r>
+      <w:r>
+        <w:rPr>
+          <w:rStyle w:val="VerbatimChar"/>
+        </w:rPr>
+        <w:t xml:space="preserve">FB2-SW-DSN-000003</w:t>
+      </w:r>
+      <w:r>
+        <w:t xml:space="preserve"> </w:t>
+      </w:r>
+      <w:r>
+        <w:t xml:space="preserve">(</w:t>
+      </w:r>
+      <w:r>
+        <w:rPr>
+          <w:rStyle w:val="VerbatimChar"/>
+        </w:rPr>
+        <w:t xml:space="preserve">FB2-LNK-SAF-000013</w:t>
+      </w:r>
+      <w:r>
+        <w:t xml:space="preserve">) → sources:</w:t>
+      </w:r>
+      <w:r>
+        <w:t xml:space="preserve"> </w:t>
+      </w:r>
+      <w:r>
+        <w:rPr>
+          <w:rStyle w:val="VerbatimChar"/>
+        </w:rPr>
+        <w:t xml:space="preserve">src/app/driver/contactor/contactor.c</w:t>
+      </w:r>
+      <w:r>
+        <w:t xml:space="preserve">,</w:t>
+      </w:r>
+      <w:r>
+        <w:t xml:space="preserve"> </w:t>
+      </w:r>
+      <w:r>
+        <w:rPr>
+          <w:rStyle w:val="VerbatimChar"/>
+        </w:rPr>
+        <w:t xml:space="preserve">src/app/driver/sbc/fs8x_driver/sbc_fs8x.c</w:t>
+      </w:r>
+      <w:r>
+        <w:t xml:space="preserve">,</w:t>
+      </w:r>
+      <w:r>
+        <w:t xml:space="preserve"> </w:t>
+      </w:r>
+      <w:r>
+        <w:rPr>
+          <w:rStyle w:val="VerbatimChar"/>
+        </w:rPr>
+        <w:t xml:space="preserve">src/app/engine/diag/cbs/diag_cbs_contactor.c</w:t>
+      </w:r>
+      <w:r>
+        <w:t xml:space="preserve"> </w:t>
+      </w:r>
+      <w:r>
+        <w:t xml:space="preserve">— allocation</w:t>
+      </w:r>
+      <w:r>
+        <w:t xml:space="preserve"> </w:t>
+      </w:r>
+      <w:r>
+        <w:rPr>
+          <w:rStyle w:val="VerbatimChar"/>
+        </w:rPr>
+        <w:t xml:space="preserve">SWR-000003</w:t>
+      </w:r>
+      <w:r>
+        <w:t xml:space="preserve"> </w:t>
+      </w:r>
+      <w:r>
+        <w:t xml:space="preserve">→</w:t>
+      </w:r>
+      <w:r>
+        <w:t xml:space="preserve"> </w:t>
+      </w:r>
+      <w:r>
+        <w:rPr>
+          <w:rStyle w:val="VerbatimChar"/>
+        </w:rPr>
+        <w:t xml:space="preserve">FSR-000003</w:t>
+      </w:r>
+      <w:r>
+        <w:t xml:space="preserve"> </w:t>
+      </w:r>
+      <w:r>
+        <w:t xml:space="preserve">(</w:t>
+      </w:r>
+      <w:r>
+        <w:rPr>
+          <w:rStyle w:val="VerbatimChar"/>
+        </w:rPr>
+        <w:t xml:space="preserve">LNK-010</w:t>
+      </w:r>
+      <w:r>
+        <w:t xml:space="preserve">); verified by</w:t>
+      </w:r>
+      <w:r>
+        <w:t xml:space="preserve"> </w:t>
+      </w:r>
+      <w:r>
+        <w:rPr>
+          <w:rStyle w:val="VerbatimChar"/>
+        </w:rPr>
+        <w:t xml:space="preserve">FB2-VER-TMS-000002</w:t>
+      </w:r>
+      <w:r>
+        <w:t xml:space="preserve"> </w:t>
+      </w:r>
+      <w:r>
+        <w:t xml:space="preserve">(</w:t>
+      </w:r>
+      <w:r>
+        <w:rPr>
+          <w:rStyle w:val="VerbatimChar"/>
+        </w:rPr>
+        <w:t xml:space="preserve">LNK-016/017</w:t>
+      </w:r>
+      <w:r>
+        <w:t xml:space="preserve">); execution: none recorded.</w:t>
+      </w:r>
+    </w:p>
+    <w:p>
+      <w:pPr>
+        <w:pStyle w:val="Compact"/>
+        <w:numPr>
+          <w:ilvl w:val="0"/>
+          <w:numId w:val="1001"/>
+        </w:numPr>
+      </w:pPr>
+      <w:r>
+        <w:rPr>
+          <w:rStyle w:val="VerbatimChar"/>
+        </w:rPr>
+        <w:t xml:space="preserve">FB2-HW-TSR-000001</w:t>
+      </w:r>
+      <w:r>
+        <w:t xml:space="preserve"> </w:t>
+      </w:r>
+      <w:r>
+        <w:t xml:space="preserve">/</w:t>
+      </w:r>
+      <w:r>
+        <w:t xml:space="preserve"> </w:t>
+      </w:r>
+      <w:r>
+        <w:rPr>
+          <w:rStyle w:val="VerbatimChar"/>
+        </w:rPr>
+        <w:t xml:space="preserve">FB2-HW-TSR-000002</w:t>
+      </w:r>
+      <w:r>
+        <w:t xml:space="preserve"> </w:t>
+      </w:r>
+      <w:r>
+        <w:t xml:space="preserve">(allocation</w:t>
+      </w:r>
+      <w:r>
+        <w:t xml:space="preserve"> </w:t>
+      </w:r>
+      <w:r>
+        <w:rPr>
+          <w:rStyle w:val="VerbatimChar"/>
+        </w:rPr>
+        <w:t xml:space="preserve">LNK-005/006</w:t>
+      </w:r>
+      <w:r>
+        <w:t xml:space="preserve">) verified by</w:t>
+      </w:r>
+      <w:r>
+        <w:t xml:space="preserve"> </w:t>
+      </w:r>
+      <w:r>
+        <w:rPr>
+          <w:rStyle w:val="VerbatimChar"/>
+        </w:rPr>
+        <w:t xml:space="preserve">FB2-VER-TMS-000004</w:t>
+      </w:r>
+      <w:r>
+        <w:t xml:space="preserve"> </w:t>
+      </w:r>
+      <w:r>
+        <w:t xml:space="preserve">(</w:t>
+      </w:r>
+      <w:r>
+        <w:rPr>
+          <w:rStyle w:val="VerbatimChar"/>
+        </w:rPr>
+        <w:t xml:space="preserve">LNK-023/024</w:t>
+      </w:r>
+      <w:r>
+        <w:t xml:space="preserve">);</w:t>
+      </w:r>
+      <w:r>
+        <w:t xml:space="preserve"> </w:t>
+      </w:r>
+      <w:r>
+        <w:rPr>
+          <w:rStyle w:val="VerbatimChar"/>
+        </w:rPr>
+        <w:t xml:space="preserve">FB2-HW-TSR-000003</w:t>
+      </w:r>
+      <w:r>
+        <w:t xml:space="preserve"> </w:t>
+      </w:r>
+      <w:r>
+        <w:t xml:space="preserve">(allocation</w:t>
+      </w:r>
+      <w:r>
+        <w:t xml:space="preserve"> </w:t>
+      </w:r>
+      <w:r>
+        <w:rPr>
+          <w:rStyle w:val="VerbatimChar"/>
+        </w:rPr>
+        <w:t xml:space="preserve">LNK-007</w:t>
+      </w:r>
+      <w:r>
+        <w:t xml:space="preserve">) verified by</w:t>
+      </w:r>
+      <w:r>
+        <w:t xml:space="preserve"> </w:t>
+      </w:r>
+      <w:r>
+        <w:rPr>
+          <w:rStyle w:val="VerbatimChar"/>
+        </w:rPr>
+        <w:t xml:space="preserve">FB2-VER-TMS-000005</w:t>
+      </w:r>
+      <w:r>
+        <w:t xml:space="preserve"> </w:t>
+      </w:r>
+      <w:r>
+        <w:t xml:space="preserve">(</w:t>
+      </w:r>
+      <w:r>
+        <w:rPr>
+          <w:rStyle w:val="VerbatimChar"/>
+        </w:rPr>
+        <w:t xml:space="preserve">LNK-025</w:t>
+      </w:r>
+      <w:r>
+        <w:t xml:space="preserve">); execution: none recorded.</w:t>
       </w:r>
     </w:p>
     <w:bookmarkEnd w:id="28"/>
-    <w:bookmarkStart w:id="29" w:name="fb2-sw-swr-000002-as_is"/>
+    <w:bookmarkStart w:id="29" w:name="X231c392a481d3ed4ede7034138697e7f9156b5e"/>
     <w:p>
       <w:pPr>
         <w:pStyle w:val="Heading4"/>
       </w:pPr>
       <w:r>
-        <w:rPr>
-          <w:rStyle w:val="VerbatimChar"/>
-        </w:rPr>
-        <w:t xml:space="preserve">FB2-SW-SWR-000002</w:t>
-      </w:r>
-      <w:r>
-        <w:t xml:space="preserve"> </w:t>
-      </w:r>
-      <w:r>
-        <w:t xml:space="preserve">(as_is)</w:t>
+        <w:t xml:space="preserve">Chains (</w:t>
+      </w:r>
+      <w:r>
+        <w:rPr>
+          <w:rStyle w:val="VerbatimChar"/>
+        </w:rPr>
+        <w:t xml:space="preserve">synthetic_reference</w:t>
+      </w:r>
+      <w:r>
+        <w:t xml:space="preserve">, test measures</w:t>
+      </w:r>
+      <w:r>
+        <w:t xml:space="preserve"> </w:t>
+      </w:r>
+      <w:r>
+        <w:rPr>
+          <w:rStyle w:val="VerbatimChar"/>
+        </w:rPr>
+        <w:t xml:space="preserve">synthetic_assumption</w:t>
+      </w:r>
+      <w:r>
+        <w:t xml:space="preserve">, executions</w:t>
+      </w:r>
+      <w:r>
+        <w:t xml:space="preserve"> </w:t>
+      </w:r>
+      <w:r>
+        <w:rPr>
+          <w:rStyle w:val="VerbatimChar"/>
+        </w:rPr>
+        <w:t xml:space="preserve">synthetic_fixture</w:t>
+      </w:r>
+      <w:r>
+        <w:t xml:space="preserve">)</w:t>
       </w:r>
     </w:p>
     <w:p>
@@ -6016,46 +6789,49 @@
         </w:numPr>
       </w:pPr>
       <w:r>
-        <w:t xml:space="preserve">Design</w:t>
-      </w:r>
-      <w:r>
-        <w:t xml:space="preserve"> </w:t>
-      </w:r>
-      <w:r>
-        <w:rPr>
-          <w:rStyle w:val="VerbatimChar"/>
-        </w:rPr>
-        <w:t xml:space="preserve">FB2-SW-DSN-000002</w:t>
-      </w:r>
-      <w:r>
-        <w:t xml:space="preserve"> </w:t>
-      </w:r>
-      <w:r>
-        <w:t xml:space="preserve">implements</w:t>
-      </w:r>
-      <w:r>
-        <w:t xml:space="preserve"> </w:t>
-      </w:r>
-      <w:r>
-        <w:rPr>
-          <w:rStyle w:val="VerbatimChar"/>
-        </w:rPr>
-        <w:t xml:space="preserve">FB2-SW-SWR-000002</w:t>
-      </w:r>
-      <w:r>
-        <w:t xml:space="preserve"> </w:t>
-      </w:r>
-      <w:r>
-        <w:t xml:space="preserve">→ sources:</w:t>
-      </w:r>
-      <w:r>
-        <w:t xml:space="preserve"> </w:t>
-      </w:r>
-      <w:r>
-        <w:rPr>
-          <w:rStyle w:val="VerbatimChar"/>
-        </w:rPr>
-        <w:t xml:space="preserve">src/app/application/soa/soa.c</w:t>
+        <w:rPr>
+          <w:rStyle w:val="VerbatimChar"/>
+        </w:rPr>
+        <w:t xml:space="preserve">FB2-SW-SWR-000001</w:t>
+      </w:r>
+      <w:r>
+        <w:t xml:space="preserve"> </w:t>
+      </w:r>
+      <w:r>
+        <w:t xml:space="preserve">←implements—</w:t>
+      </w:r>
+      <w:r>
+        <w:t xml:space="preserve"> </w:t>
+      </w:r>
+      <w:r>
+        <w:rPr>
+          <w:rStyle w:val="VerbatimChar"/>
+        </w:rPr>
+        <w:t xml:space="preserve">FB2-SW-DSN-000001</w:t>
+      </w:r>
+      <w:r>
+        <w:t xml:space="preserve"> </w:t>
+      </w:r>
+      <w:r>
+        <w:t xml:space="preserve">(</w:t>
+      </w:r>
+      <w:r>
+        <w:rPr>
+          <w:rStyle w:val="VerbatimChar"/>
+        </w:rPr>
+        <w:t xml:space="preserve">FB2-LNK-SAF-000011</w:t>
+      </w:r>
+      <w:r>
+        <w:t xml:space="preserve">) → sources:</w:t>
+      </w:r>
+      <w:r>
+        <w:t xml:space="preserve"> </w:t>
+      </w:r>
+      <w:r>
+        <w:rPr>
+          <w:rStyle w:val="VerbatimChar"/>
+        </w:rPr>
+        <w:t xml:space="preserve">src/app/driver/afe/ltc/6813-1/ltc_6813-1.c</w:t>
       </w:r>
       <w:r>
         <w:t xml:space="preserve">,</w:t>
@@ -6067,7 +6843,106 @@
         <w:rPr>
           <w:rStyle w:val="VerbatimChar"/>
         </w:rPr>
-        <w:t xml:space="preserve">src/app/engine/diag/cbs/diag_cbs_voltage.c</w:t>
+        <w:t xml:space="preserve">src/app/driver/afe/ltc/common/ltc_afe.c</w:t>
+      </w:r>
+      <w:r>
+        <w:t xml:space="preserve">,</w:t>
+      </w:r>
+      <w:r>
+        <w:t xml:space="preserve"> </w:t>
+      </w:r>
+      <w:r>
+        <w:rPr>
+          <w:rStyle w:val="VerbatimChar"/>
+        </w:rPr>
+        <w:t xml:space="preserve">src/app/driver/afe/ltc/common/ltc_afe_dma.c</w:t>
+      </w:r>
+      <w:r>
+        <w:t xml:space="preserve">,</w:t>
+      </w:r>
+      <w:r>
+        <w:t xml:space="preserve"> </w:t>
+      </w:r>
+      <w:r>
+        <w:rPr>
+          <w:rStyle w:val="VerbatimChar"/>
+        </w:rPr>
+        <w:t xml:space="preserve">src/app/driver/afe/ltc/common/ltc_pec.c</w:t>
+      </w:r>
+      <w:r>
+        <w:t xml:space="preserve"> </w:t>
+      </w:r>
+      <w:r>
+        <w:t xml:space="preserve">— allocation (</w:t>
+      </w:r>
+      <w:r>
+        <w:rPr>
+          <w:rStyle w:val="VerbatimChar"/>
+        </w:rPr>
+        <w:t xml:space="preserve">LNK-008</w:t>
+      </w:r>
+      <w:r>
+        <w:t xml:space="preserve">); verified by</w:t>
+      </w:r>
+      <w:r>
+        <w:t xml:space="preserve"> </w:t>
+      </w:r>
+      <w:r>
+        <w:rPr>
+          <w:rStyle w:val="VerbatimChar"/>
+        </w:rPr>
+        <w:t xml:space="preserve">FB2-VER-TMS-000003</w:t>
+      </w:r>
+      <w:r>
+        <w:t xml:space="preserve"> </w:t>
+      </w:r>
+      <w:r>
+        <w:t xml:space="preserve">(</w:t>
+      </w:r>
+      <w:r>
+        <w:rPr>
+          <w:rStyle w:val="VerbatimChar"/>
+        </w:rPr>
+        <w:t xml:space="preserve">LNK-026/027/028</w:t>
+      </w:r>
+      <w:r>
+        <w:t xml:space="preserve">); execution</w:t>
+      </w:r>
+      <w:r>
+        <w:t xml:space="preserve"> </w:t>
+      </w:r>
+      <w:r>
+        <w:rPr>
+          <w:rStyle w:val="VerbatimChar"/>
+        </w:rPr>
+        <w:t xml:space="preserve">FB2-VER-EXE-000003</w:t>
+      </w:r>
+      <w:r>
+        <w:t xml:space="preserve"> </w:t>
+      </w:r>
+      <w:r>
+        <w:t xml:space="preserve">(</w:t>
+      </w:r>
+      <w:r>
+        <w:rPr>
+          <w:rStyle w:val="VerbatimChar"/>
+        </w:rPr>
+        <w:t xml:space="preserve">LNK-035</w:t>
+      </w:r>
+      <w:r>
+        <w:t xml:space="preserve">),</w:t>
+      </w:r>
+      <w:r>
+        <w:t xml:space="preserve"> </w:t>
+      </w:r>
+      <w:r>
+        <w:rPr>
+          <w:rStyle w:val="VerbatimChar"/>
+        </w:rPr>
+        <w:t xml:space="preserve">pass</w:t>
+      </w:r>
+      <w:r>
+        <w:t xml:space="preserve">.</w:t>
       </w:r>
     </w:p>
     <w:p>
@@ -6079,7 +6954,76 @@
         </w:numPr>
       </w:pPr>
       <w:r>
-        <w:t xml:space="preserve">Verifying test measures:</w:t>
+        <w:rPr>
+          <w:rStyle w:val="VerbatimChar"/>
+        </w:rPr>
+        <w:t xml:space="preserve">FB2-SW-SWR-000002</w:t>
+      </w:r>
+      <w:r>
+        <w:t xml:space="preserve"> </w:t>
+      </w:r>
+      <w:r>
+        <w:t xml:space="preserve">←implements—</w:t>
+      </w:r>
+      <w:r>
+        <w:t xml:space="preserve"> </w:t>
+      </w:r>
+      <w:r>
+        <w:rPr>
+          <w:rStyle w:val="VerbatimChar"/>
+        </w:rPr>
+        <w:t xml:space="preserve">FB2-SW-DSN-000002</w:t>
+      </w:r>
+      <w:r>
+        <w:t xml:space="preserve"> </w:t>
+      </w:r>
+      <w:r>
+        <w:t xml:space="preserve">(</w:t>
+      </w:r>
+      <w:r>
+        <w:rPr>
+          <w:rStyle w:val="VerbatimChar"/>
+        </w:rPr>
+        <w:t xml:space="preserve">FB2-LNK-SAF-000012</w:t>
+      </w:r>
+      <w:r>
+        <w:t xml:space="preserve">) → sources:</w:t>
+      </w:r>
+      <w:r>
+        <w:t xml:space="preserve"> </w:t>
+      </w:r>
+      <w:r>
+        <w:rPr>
+          <w:rStyle w:val="VerbatimChar"/>
+        </w:rPr>
+        <w:t xml:space="preserve">src/app/application/soa/soa.c</w:t>
+      </w:r>
+      <w:r>
+        <w:t xml:space="preserve">,</w:t>
+      </w:r>
+      <w:r>
+        <w:t xml:space="preserve"> </w:t>
+      </w:r>
+      <w:r>
+        <w:rPr>
+          <w:rStyle w:val="VerbatimChar"/>
+        </w:rPr>
+        <w:t xml:space="preserve">src/app/engine/diag/cbs/diag_cbs_voltage.c</w:t>
+      </w:r>
+      <w:r>
+        <w:t xml:space="preserve"> </w:t>
+      </w:r>
+      <w:r>
+        <w:t xml:space="preserve">— allocation (</w:t>
+      </w:r>
+      <w:r>
+        <w:rPr>
+          <w:rStyle w:val="VerbatimChar"/>
+        </w:rPr>
+        <w:t xml:space="preserve">LNK-009</w:t>
+      </w:r>
+      <w:r>
+        <w:t xml:space="preserve">); verified by</w:t>
       </w:r>
       <w:r>
         <w:t xml:space="preserve"> </w:t>
@@ -6090,24 +7034,56 @@
         </w:rPr>
         <w:t xml:space="preserve">FB2-VER-TMS-000001</w:t>
       </w:r>
-    </w:p>
-    <w:bookmarkEnd w:id="29"/>
-    <w:bookmarkStart w:id="30" w:name="fb2-sw-swr-000003-as_is"/>
-    <w:p>
-      <w:pPr>
-        <w:pStyle w:val="Heading4"/>
-      </w:pPr>
-      <w:r>
-        <w:rPr>
-          <w:rStyle w:val="VerbatimChar"/>
-        </w:rPr>
-        <w:t xml:space="preserve">FB2-SW-SWR-000003</w:t>
-      </w:r>
-      <w:r>
-        <w:t xml:space="preserve"> </w:t>
-      </w:r>
-      <w:r>
-        <w:t xml:space="preserve">(as_is)</w:t>
+      <w:r>
+        <w:t xml:space="preserve"> </w:t>
+      </w:r>
+      <w:r>
+        <w:t xml:space="preserve">(</w:t>
+      </w:r>
+      <w:r>
+        <w:rPr>
+          <w:rStyle w:val="VerbatimChar"/>
+        </w:rPr>
+        <w:t xml:space="preserve">LNK-022/023</w:t>
+      </w:r>
+      <w:r>
+        <w:t xml:space="preserve">); execution</w:t>
+      </w:r>
+      <w:r>
+        <w:t xml:space="preserve"> </w:t>
+      </w:r>
+      <w:r>
+        <w:rPr>
+          <w:rStyle w:val="VerbatimChar"/>
+        </w:rPr>
+        <w:t xml:space="preserve">FB2-VER-EXE-000001</w:t>
+      </w:r>
+      <w:r>
+        <w:t xml:space="preserve"> </w:t>
+      </w:r>
+      <w:r>
+        <w:t xml:space="preserve">(</w:t>
+      </w:r>
+      <w:r>
+        <w:rPr>
+          <w:rStyle w:val="VerbatimChar"/>
+        </w:rPr>
+        <w:t xml:space="preserve">LNK-033</w:t>
+      </w:r>
+      <w:r>
+        <w:t xml:space="preserve">),</w:t>
+      </w:r>
+      <w:r>
+        <w:t xml:space="preserve"> </w:t>
+      </w:r>
+      <w:r>
+        <w:rPr>
+          <w:rStyle w:val="VerbatimChar"/>
+        </w:rPr>
+        <w:t xml:space="preserve">pass</w:t>
+      </w:r>
+      <w:r>
+        <w:t xml:space="preserve">.</w:t>
       </w:r>
     </w:p>
     <w:p>
@@ -6115,11 +7091,20 @@
         <w:pStyle w:val="Compact"/>
         <w:numPr>
           <w:ilvl w:val="0"/>
-          <w:numId w:val="1003"/>
+          <w:numId w:val="1002"/>
         </w:numPr>
       </w:pPr>
       <w:r>
-        <w:t xml:space="preserve">Design</w:t>
+        <w:rPr>
+          <w:rStyle w:val="VerbatimChar"/>
+        </w:rPr>
+        <w:t xml:space="preserve">FB2-SW-SWR-000003</w:t>
+      </w:r>
+      <w:r>
+        <w:t xml:space="preserve"> </w:t>
+      </w:r>
+      <w:r>
+        <w:t xml:space="preserve">←implements—</w:t>
       </w:r>
       <w:r>
         <w:t xml:space="preserve"> </w:t>
@@ -6134,22 +7119,16 @@
         <w:t xml:space="preserve"> </w:t>
       </w:r>
       <w:r>
-        <w:t xml:space="preserve">implements</w:t>
-      </w:r>
-      <w:r>
-        <w:t xml:space="preserve"> </w:t>
-      </w:r>
-      <w:r>
-        <w:rPr>
-          <w:rStyle w:val="VerbatimChar"/>
-        </w:rPr>
-        <w:t xml:space="preserve">FB2-SW-SWR-000003</w:t>
-      </w:r>
-      <w:r>
-        <w:t xml:space="preserve"> </w:t>
-      </w:r>
-      <w:r>
-        <w:t xml:space="preserve">→ sources:</w:t>
+        <w:t xml:space="preserve">(</w:t>
+      </w:r>
+      <w:r>
+        <w:rPr>
+          <w:rStyle w:val="VerbatimChar"/>
+        </w:rPr>
+        <w:t xml:space="preserve">FB2-LNK-SAF-000013</w:t>
+      </w:r>
+      <w:r>
+        <w:t xml:space="preserve">) → sources:</w:t>
       </w:r>
       <w:r>
         <w:t xml:space="preserve"> </w:t>
@@ -6183,6 +7162,81 @@
           <w:rStyle w:val="VerbatimChar"/>
         </w:rPr>
         <w:t xml:space="preserve">src/app/engine/diag/cbs/diag_cbs_contactor.c</w:t>
+      </w:r>
+      <w:r>
+        <w:t xml:space="preserve"> </w:t>
+      </w:r>
+      <w:r>
+        <w:t xml:space="preserve">— allocation (</w:t>
+      </w:r>
+      <w:r>
+        <w:rPr>
+          <w:rStyle w:val="VerbatimChar"/>
+        </w:rPr>
+        <w:t xml:space="preserve">LNK-010</w:t>
+      </w:r>
+      <w:r>
+        <w:t xml:space="preserve">); verified by</w:t>
+      </w:r>
+      <w:r>
+        <w:t xml:space="preserve"> </w:t>
+      </w:r>
+      <w:r>
+        <w:rPr>
+          <w:rStyle w:val="VerbatimChar"/>
+        </w:rPr>
+        <w:t xml:space="preserve">FB2-VER-TMS-000002</w:t>
+      </w:r>
+      <w:r>
+        <w:t xml:space="preserve"> </w:t>
+      </w:r>
+      <w:r>
+        <w:t xml:space="preserve">(</w:t>
+      </w:r>
+      <w:r>
+        <w:rPr>
+          <w:rStyle w:val="VerbatimChar"/>
+        </w:rPr>
+        <w:t xml:space="preserve">LNK-024/025</w:t>
+      </w:r>
+      <w:r>
+        <w:t xml:space="preserve">); execution</w:t>
+      </w:r>
+      <w:r>
+        <w:t xml:space="preserve"> </w:t>
+      </w:r>
+      <w:r>
+        <w:rPr>
+          <w:rStyle w:val="VerbatimChar"/>
+        </w:rPr>
+        <w:t xml:space="preserve">FB2-VER-EXE-000002</w:t>
+      </w:r>
+      <w:r>
+        <w:t xml:space="preserve"> </w:t>
+      </w:r>
+      <w:r>
+        <w:t xml:space="preserve">(</w:t>
+      </w:r>
+      <w:r>
+        <w:rPr>
+          <w:rStyle w:val="VerbatimChar"/>
+        </w:rPr>
+        <w:t xml:space="preserve">LNK-034</w:t>
+      </w:r>
+      <w:r>
+        <w:t xml:space="preserve">),</w:t>
+      </w:r>
+      <w:r>
+        <w:t xml:space="preserve"> </w:t>
+      </w:r>
+      <w:r>
+        <w:rPr>
+          <w:rStyle w:val="VerbatimChar"/>
+        </w:rPr>
+        <w:t xml:space="preserve">pass</w:t>
+      </w:r>
+      <w:r>
+        <w:t xml:space="preserve">.</w:t>
       </w:r>
     </w:p>
     <w:p>
@@ -6190,39 +7244,155 @@
         <w:pStyle w:val="Compact"/>
         <w:numPr>
           <w:ilvl w:val="0"/>
-          <w:numId w:val="1003"/>
+          <w:numId w:val="1002"/>
         </w:numPr>
       </w:pPr>
       <w:r>
-        <w:t xml:space="preserve">Verifying test measures:</w:t>
-      </w:r>
-      <w:r>
-        <w:t xml:space="preserve"> </w:t>
-      </w:r>
-      <w:r>
-        <w:rPr>
-          <w:rStyle w:val="VerbatimChar"/>
-        </w:rPr>
-        <w:t xml:space="preserve">FB2-VER-TMS-000002</w:t>
-      </w:r>
-    </w:p>
-    <w:bookmarkEnd w:id="30"/>
-    <w:bookmarkStart w:id="31" w:name="fb2-sw-swr-000001-synthetic_reference"/>
-    <w:p>
-      <w:pPr>
-        <w:pStyle w:val="Heading4"/>
-      </w:pPr>
-      <w:r>
-        <w:rPr>
-          <w:rStyle w:val="VerbatimChar"/>
-        </w:rPr>
-        <w:t xml:space="preserve">FB2-SW-SWR-000001</w:t>
-      </w:r>
-      <w:r>
-        <w:t xml:space="preserve"> </w:t>
-      </w:r>
-      <w:r>
-        <w:t xml:space="preserve">(synthetic_reference)</w:t>
+        <w:rPr>
+          <w:rStyle w:val="VerbatimChar"/>
+        </w:rPr>
+        <w:t xml:space="preserve">FB2-HW-TSR-000002</w:t>
+      </w:r>
+      <w:r>
+        <w:t xml:space="preserve"> </w:t>
+      </w:r>
+      <w:r>
+        <w:t xml:space="preserve">verified by</w:t>
+      </w:r>
+      <w:r>
+        <w:t xml:space="preserve"> </w:t>
+      </w:r>
+      <w:r>
+        <w:rPr>
+          <w:rStyle w:val="VerbatimChar"/>
+        </w:rPr>
+        <w:t xml:space="preserve">FB2-VER-TMS-000005</w:t>
+      </w:r>
+      <w:r>
+        <w:t xml:space="preserve"> </w:t>
+      </w:r>
+      <w:r>
+        <w:t xml:space="preserve">(</w:t>
+      </w:r>
+      <w:r>
+        <w:rPr>
+          <w:rStyle w:val="VerbatimChar"/>
+        </w:rPr>
+        <w:t xml:space="preserve">LNK-031</w:t>
+      </w:r>
+      <w:r>
+        <w:t xml:space="preserve">) →</w:t>
+      </w:r>
+      <w:r>
+        <w:t xml:space="preserve"> </w:t>
+      </w:r>
+      <w:r>
+        <w:rPr>
+          <w:rStyle w:val="VerbatimChar"/>
+        </w:rPr>
+        <w:t xml:space="preserve">FB2-VER-EXE-000005</w:t>
+      </w:r>
+      <w:r>
+        <w:t xml:space="preserve"> </w:t>
+      </w:r>
+      <w:r>
+        <w:t xml:space="preserve">(</w:t>
+      </w:r>
+      <w:r>
+        <w:rPr>
+          <w:rStyle w:val="VerbatimChar"/>
+        </w:rPr>
+        <w:t xml:space="preserve">LNK-037</w:t>
+      </w:r>
+      <w:r>
+        <w:t xml:space="preserve">),</w:t>
+      </w:r>
+      <w:r>
+        <w:t xml:space="preserve"> </w:t>
+      </w:r>
+      <w:r>
+        <w:rPr>
+          <w:rStyle w:val="VerbatimChar"/>
+        </w:rPr>
+        <w:t xml:space="preserve">pass</w:t>
+      </w:r>
+      <w:r>
+        <w:t xml:space="preserve">;</w:t>
+      </w:r>
+      <w:r>
+        <w:t xml:space="preserve"> </w:t>
+      </w:r>
+      <w:r>
+        <w:rPr>
+          <w:rStyle w:val="VerbatimChar"/>
+        </w:rPr>
+        <w:t xml:space="preserve">FB2-HW-TSR-000003</w:t>
+      </w:r>
+      <w:r>
+        <w:t xml:space="preserve"> </w:t>
+      </w:r>
+      <w:r>
+        <w:t xml:space="preserve">verified by</w:t>
+      </w:r>
+      <w:r>
+        <w:t xml:space="preserve"> </w:t>
+      </w:r>
+      <w:r>
+        <w:rPr>
+          <w:rStyle w:val="VerbatimChar"/>
+        </w:rPr>
+        <w:t xml:space="preserve">FB2-VER-TMS-000006</w:t>
+      </w:r>
+      <w:r>
+        <w:t xml:space="preserve"> </w:t>
+      </w:r>
+      <w:r>
+        <w:t xml:space="preserve">(</w:t>
+      </w:r>
+      <w:r>
+        <w:rPr>
+          <w:rStyle w:val="VerbatimChar"/>
+        </w:rPr>
+        <w:t xml:space="preserve">LNK-032</w:t>
+      </w:r>
+      <w:r>
+        <w:t xml:space="preserve">) →</w:t>
+      </w:r>
+      <w:r>
+        <w:t xml:space="preserve"> </w:t>
+      </w:r>
+      <w:r>
+        <w:rPr>
+          <w:rStyle w:val="VerbatimChar"/>
+        </w:rPr>
+        <w:t xml:space="preserve">FB2-VER-EXE-000006</w:t>
+      </w:r>
+      <w:r>
+        <w:t xml:space="preserve"> </w:t>
+      </w:r>
+      <w:r>
+        <w:t xml:space="preserve">(</w:t>
+      </w:r>
+      <w:r>
+        <w:rPr>
+          <w:rStyle w:val="VerbatimChar"/>
+        </w:rPr>
+        <w:t xml:space="preserve">LNK-038</w:t>
+      </w:r>
+      <w:r>
+        <w:t xml:space="preserve">),</w:t>
+      </w:r>
+      <w:r>
+        <w:t xml:space="preserve"> </w:t>
+      </w:r>
+      <w:r>
+        <w:rPr>
+          <w:rStyle w:val="VerbatimChar"/>
+        </w:rPr>
+        <w:t xml:space="preserve">pass</w:t>
+      </w:r>
+      <w:r>
+        <w:t xml:space="preserve">.</w:t>
       </w:r>
     </w:p>
     <w:p>
@@ -6230,331 +7400,143 @@
         <w:pStyle w:val="Compact"/>
         <w:numPr>
           <w:ilvl w:val="0"/>
-          <w:numId w:val="1004"/>
+          <w:numId w:val="1002"/>
         </w:numPr>
       </w:pPr>
       <w:r>
-        <w:t xml:space="preserve">Design</w:t>
-      </w:r>
-      <w:r>
-        <w:t xml:space="preserve"> </w:t>
-      </w:r>
-      <w:r>
-        <w:rPr>
-          <w:rStyle w:val="VerbatimChar"/>
-        </w:rPr>
-        <w:t xml:space="preserve">FB2-SW-DSN-000001</w:t>
-      </w:r>
-      <w:r>
-        <w:t xml:space="preserve"> </w:t>
-      </w:r>
-      <w:r>
-        <w:t xml:space="preserve">implements</w:t>
-      </w:r>
-      <w:r>
-        <w:t xml:space="preserve"> </w:t>
-      </w:r>
-      <w:r>
-        <w:rPr>
-          <w:rStyle w:val="VerbatimChar"/>
-        </w:rPr>
-        <w:t xml:space="preserve">FB2-SW-SWR-000001</w:t>
-      </w:r>
-      <w:r>
-        <w:t xml:space="preserve"> </w:t>
-      </w:r>
-      <w:r>
-        <w:t xml:space="preserve">→ sources:</w:t>
-      </w:r>
-      <w:r>
-        <w:t xml:space="preserve"> </w:t>
-      </w:r>
-      <w:r>
-        <w:rPr>
-          <w:rStyle w:val="VerbatimChar"/>
-        </w:rPr>
-        <w:t xml:space="preserve">src/app/driver/afe/ltc/6813-1/ltc_6813-1.c</w:t>
-      </w:r>
-      <w:r>
-        <w:t xml:space="preserve">,</w:t>
-      </w:r>
-      <w:r>
-        <w:t xml:space="preserve"> </w:t>
-      </w:r>
-      <w:r>
-        <w:rPr>
-          <w:rStyle w:val="VerbatimChar"/>
-        </w:rPr>
-        <w:t xml:space="preserve">src/app/driver/afe/ltc/common/ltc_afe.c</w:t>
-      </w:r>
-      <w:r>
-        <w:t xml:space="preserve">,</w:t>
-      </w:r>
-      <w:r>
-        <w:t xml:space="preserve"> </w:t>
-      </w:r>
-      <w:r>
-        <w:rPr>
-          <w:rStyle w:val="VerbatimChar"/>
-        </w:rPr>
-        <w:t xml:space="preserve">src/app/driver/afe/ltc/common/ltc_afe_dma.c</w:t>
-      </w:r>
-      <w:r>
-        <w:t xml:space="preserve">,</w:t>
-      </w:r>
-      <w:r>
-        <w:t xml:space="preserve"> </w:t>
-      </w:r>
-      <w:r>
-        <w:rPr>
-          <w:rStyle w:val="VerbatimChar"/>
-        </w:rPr>
-        <w:t xml:space="preserve">src/app/driver/afe/ltc/common/ltc_pec.c</w:t>
+        <w:rPr>
+          <w:rStyle w:val="VerbatimChar"/>
+        </w:rPr>
+        <w:t xml:space="preserve">FB2-SAF-FSR-000004</w:t>
+      </w:r>
+      <w:r>
+        <w:t xml:space="preserve"> </w:t>
+      </w:r>
+      <w:r>
+        <w:t xml:space="preserve">/</w:t>
+      </w:r>
+      <w:r>
+        <w:t xml:space="preserve"> </w:t>
+      </w:r>
+      <w:r>
+        <w:rPr>
+          <w:rStyle w:val="VerbatimChar"/>
+        </w:rPr>
+        <w:t xml:space="preserve">FB2-HW-TSR-000004</w:t>
+      </w:r>
+      <w:r>
+        <w:t xml:space="preserve">: no allocated SWR or DSN exists; verified by</w:t>
+      </w:r>
+      <w:r>
+        <w:t xml:space="preserve"> </w:t>
+      </w:r>
+      <w:r>
+        <w:rPr>
+          <w:rStyle w:val="VerbatimChar"/>
+        </w:rPr>
+        <w:t xml:space="preserve">FB2-VER-TMS-000004</w:t>
+      </w:r>
+      <w:r>
+        <w:t xml:space="preserve"> </w:t>
+      </w:r>
+      <w:r>
+        <w:t xml:space="preserve">(</w:t>
+      </w:r>
+      <w:r>
+        <w:rPr>
+          <w:rStyle w:val="VerbatimChar"/>
+        </w:rPr>
+        <w:t xml:space="preserve">LNK-029/030</w:t>
+      </w:r>
+      <w:r>
+        <w:t xml:space="preserve">) →</w:t>
+      </w:r>
+      <w:r>
+        <w:t xml:space="preserve"> </w:t>
+      </w:r>
+      <w:r>
+        <w:rPr>
+          <w:rStyle w:val="VerbatimChar"/>
+        </w:rPr>
+        <w:t xml:space="preserve">FB2-VER-EXE-000004</w:t>
+      </w:r>
+      <w:r>
+        <w:t xml:space="preserve"> </w:t>
+      </w:r>
+      <w:r>
+        <w:t xml:space="preserve">(</w:t>
+      </w:r>
+      <w:r>
+        <w:rPr>
+          <w:rStyle w:val="VerbatimChar"/>
+        </w:rPr>
+        <w:t xml:space="preserve">LNK-036</w:t>
+      </w:r>
+      <w:r>
+        <w:t xml:space="preserve">),</w:t>
+      </w:r>
+      <w:r>
+        <w:t xml:space="preserve"> </w:t>
+      </w:r>
+      <w:r>
+        <w:rPr>
+          <w:rStyle w:val="VerbatimChar"/>
+        </w:rPr>
+        <w:t xml:space="preserve">pass</w:t>
+      </w:r>
+      <w:r>
+        <w:t xml:space="preserve">. No</w:t>
+      </w:r>
+      <w:r>
+        <w:t xml:space="preserve"> </w:t>
+      </w:r>
+      <w:r>
+        <w:rPr>
+          <w:rStyle w:val="VerbatimChar"/>
+        </w:rPr>
+        <w:t xml:space="preserve">allocated_to</w:t>
+      </w:r>
+      <w:r>
+        <w:t xml:space="preserve"> </w:t>
+      </w:r>
+      <w:r>
+        <w:t xml:space="preserve">link from</w:t>
+      </w:r>
+      <w:r>
+        <w:t xml:space="preserve"> </w:t>
+      </w:r>
+      <w:r>
+        <w:rPr>
+          <w:rStyle w:val="VerbatimChar"/>
+        </w:rPr>
+        <w:t xml:space="preserve">TSR-004</w:t>
+      </w:r>
+      <w:r>
+        <w:t xml:space="preserve"> </w:t>
+      </w:r>
+      <w:r>
+        <w:t xml:space="preserve">to</w:t>
+      </w:r>
+      <w:r>
+        <w:t xml:space="preserve"> </w:t>
+      </w:r>
+      <w:r>
+        <w:rPr>
+          <w:rStyle w:val="VerbatimChar"/>
+        </w:rPr>
+        <w:t xml:space="preserve">FSR-004</w:t>
+      </w:r>
+      <w:r>
+        <w:t xml:space="preserve"> </w:t>
+      </w:r>
+      <w:r>
+        <w:t xml:space="preserve">in registry.</w:t>
       </w:r>
     </w:p>
-    <w:p>
-      <w:pPr>
-        <w:pStyle w:val="Compact"/>
-        <w:numPr>
-          <w:ilvl w:val="0"/>
-          <w:numId w:val="1004"/>
-        </w:numPr>
-      </w:pPr>
-      <w:r>
-        <w:t xml:space="preserve">Verifying test measures:</w:t>
-      </w:r>
-      <w:r>
-        <w:t xml:space="preserve"> </w:t>
-      </w:r>
-      <w:r>
-        <w:rPr>
-          <w:rStyle w:val="VerbatimChar"/>
-        </w:rPr>
-        <w:t xml:space="preserve">FB2-VER-TMS-000003</w:t>
-      </w:r>
-    </w:p>
+    <w:bookmarkEnd w:id="29"/>
+    <w:bookmarkEnd w:id="30"/>
     <w:bookmarkEnd w:id="31"/>
-    <w:bookmarkStart w:id="32" w:name="fb2-sw-swr-000002-synthetic_reference"/>
-    <w:p>
-      <w:pPr>
-        <w:pStyle w:val="Heading4"/>
-      </w:pPr>
-      <w:r>
-        <w:rPr>
-          <w:rStyle w:val="VerbatimChar"/>
-        </w:rPr>
-        <w:t xml:space="preserve">FB2-SW-SWR-000002</w:t>
-      </w:r>
-      <w:r>
-        <w:t xml:space="preserve"> </w:t>
-      </w:r>
-      <w:r>
-        <w:t xml:space="preserve">(synthetic_reference)</w:t>
-      </w:r>
-    </w:p>
-    <w:p>
-      <w:pPr>
-        <w:pStyle w:val="Compact"/>
-        <w:numPr>
-          <w:ilvl w:val="0"/>
-          <w:numId w:val="1005"/>
-        </w:numPr>
-      </w:pPr>
-      <w:r>
-        <w:t xml:space="preserve">Design</w:t>
-      </w:r>
-      <w:r>
-        <w:t xml:space="preserve"> </w:t>
-      </w:r>
-      <w:r>
-        <w:rPr>
-          <w:rStyle w:val="VerbatimChar"/>
-        </w:rPr>
-        <w:t xml:space="preserve">FB2-SW-DSN-000002</w:t>
-      </w:r>
-      <w:r>
-        <w:t xml:space="preserve"> </w:t>
-      </w:r>
-      <w:r>
-        <w:t xml:space="preserve">implements</w:t>
-      </w:r>
-      <w:r>
-        <w:t xml:space="preserve"> </w:t>
-      </w:r>
-      <w:r>
-        <w:rPr>
-          <w:rStyle w:val="VerbatimChar"/>
-        </w:rPr>
-        <w:t xml:space="preserve">FB2-SW-SWR-000002</w:t>
-      </w:r>
-      <w:r>
-        <w:t xml:space="preserve"> </w:t>
-      </w:r>
-      <w:r>
-        <w:t xml:space="preserve">→ sources:</w:t>
-      </w:r>
-      <w:r>
-        <w:t xml:space="preserve"> </w:t>
-      </w:r>
-      <w:r>
-        <w:rPr>
-          <w:rStyle w:val="VerbatimChar"/>
-        </w:rPr>
-        <w:t xml:space="preserve">src/app/application/soa/soa.c</w:t>
-      </w:r>
-      <w:r>
-        <w:t xml:space="preserve">,</w:t>
-      </w:r>
-      <w:r>
-        <w:t xml:space="preserve"> </w:t>
-      </w:r>
-      <w:r>
-        <w:rPr>
-          <w:rStyle w:val="VerbatimChar"/>
-        </w:rPr>
-        <w:t xml:space="preserve">src/app/engine/diag/cbs/diag_cbs_voltage.c</w:t>
-      </w:r>
-    </w:p>
-    <w:p>
-      <w:pPr>
-        <w:pStyle w:val="Compact"/>
-        <w:numPr>
-          <w:ilvl w:val="0"/>
-          <w:numId w:val="1005"/>
-        </w:numPr>
-      </w:pPr>
-      <w:r>
-        <w:t xml:space="preserve">Verifying test measures:</w:t>
-      </w:r>
-      <w:r>
-        <w:t xml:space="preserve"> </w:t>
-      </w:r>
-      <w:r>
-        <w:rPr>
-          <w:rStyle w:val="VerbatimChar"/>
-        </w:rPr>
-        <w:t xml:space="preserve">FB2-VER-TMS-000001</w:t>
-      </w:r>
-    </w:p>
-    <w:bookmarkEnd w:id="32"/>
-    <w:bookmarkStart w:id="33" w:name="fb2-sw-swr-000003-synthetic_reference"/>
-    <w:p>
-      <w:pPr>
-        <w:pStyle w:val="Heading4"/>
-      </w:pPr>
-      <w:r>
-        <w:rPr>
-          <w:rStyle w:val="VerbatimChar"/>
-        </w:rPr>
-        <w:t xml:space="preserve">FB2-SW-SWR-000003</w:t>
-      </w:r>
-      <w:r>
-        <w:t xml:space="preserve"> </w:t>
-      </w:r>
-      <w:r>
-        <w:t xml:space="preserve">(synthetic_reference)</w:t>
-      </w:r>
-    </w:p>
-    <w:p>
-      <w:pPr>
-        <w:pStyle w:val="Compact"/>
-        <w:numPr>
-          <w:ilvl w:val="0"/>
-          <w:numId w:val="1006"/>
-        </w:numPr>
-      </w:pPr>
-      <w:r>
-        <w:t xml:space="preserve">Design</w:t>
-      </w:r>
-      <w:r>
-        <w:t xml:space="preserve"> </w:t>
-      </w:r>
-      <w:r>
-        <w:rPr>
-          <w:rStyle w:val="VerbatimChar"/>
-        </w:rPr>
-        <w:t xml:space="preserve">FB2-SW-DSN-000003</w:t>
-      </w:r>
-      <w:r>
-        <w:t xml:space="preserve"> </w:t>
-      </w:r>
-      <w:r>
-        <w:t xml:space="preserve">implements</w:t>
-      </w:r>
-      <w:r>
-        <w:t xml:space="preserve"> </w:t>
-      </w:r>
-      <w:r>
-        <w:rPr>
-          <w:rStyle w:val="VerbatimChar"/>
-        </w:rPr>
-        <w:t xml:space="preserve">FB2-SW-SWR-000003</w:t>
-      </w:r>
-      <w:r>
-        <w:t xml:space="preserve"> </w:t>
-      </w:r>
-      <w:r>
-        <w:t xml:space="preserve">→ sources:</w:t>
-      </w:r>
-      <w:r>
-        <w:t xml:space="preserve"> </w:t>
-      </w:r>
-      <w:r>
-        <w:rPr>
-          <w:rStyle w:val="VerbatimChar"/>
-        </w:rPr>
-        <w:t xml:space="preserve">src/app/driver/contactor/contactor.c</w:t>
-      </w:r>
-      <w:r>
-        <w:t xml:space="preserve">,</w:t>
-      </w:r>
-      <w:r>
-        <w:t xml:space="preserve"> </w:t>
-      </w:r>
-      <w:r>
-        <w:rPr>
-          <w:rStyle w:val="VerbatimChar"/>
-        </w:rPr>
-        <w:t xml:space="preserve">src/app/driver/sbc/fs8x_driver/sbc_fs8x.c</w:t>
-      </w:r>
-      <w:r>
-        <w:t xml:space="preserve">,</w:t>
-      </w:r>
-      <w:r>
-        <w:t xml:space="preserve"> </w:t>
-      </w:r>
-      <w:r>
-        <w:rPr>
-          <w:rStyle w:val="VerbatimChar"/>
-        </w:rPr>
-        <w:t xml:space="preserve">src/app/engine/diag/cbs/diag_cbs_contactor.c</w:t>
-      </w:r>
-    </w:p>
-    <w:p>
-      <w:pPr>
-        <w:pStyle w:val="Compact"/>
-        <w:numPr>
-          <w:ilvl w:val="0"/>
-          <w:numId w:val="1006"/>
-        </w:numPr>
-      </w:pPr>
-      <w:r>
-        <w:t xml:space="preserve">Verifying test measures:</w:t>
-      </w:r>
-      <w:r>
-        <w:t xml:space="preserve"> </w:t>
-      </w:r>
-      <w:r>
-        <w:rPr>
-          <w:rStyle w:val="VerbatimChar"/>
-        </w:rPr>
-        <w:t xml:space="preserve">FB2-VER-TMS-000002</w:t>
-      </w:r>
-    </w:p>
-    <w:bookmarkEnd w:id="33"/>
-    <w:bookmarkEnd w:id="34"/>
-    <w:bookmarkEnd w:id="35"/>
-    <w:bookmarkStart w:id="37" w:name="requirement-to-test-coverage-matrix"/>
+    <w:bookmarkStart w:id="34" w:name="requirement-to-test-coverage-matrix"/>
     <w:p>
       <w:pPr>
         <w:pStyle w:val="Heading2"/>
@@ -8268,7 +9250,49 @@
                 <w:b/>
                 <w:bCs/>
               </w:rPr>
-              <w:t xml:space="preserve">UNCOVERED</w:t>
+              <w:t xml:space="preserve">COVERED-DIRECT</w:t>
+            </w:r>
+          </w:p>
+        </w:tc>
+        <w:tc>
+          <w:tcPr/>
+          <w:p>
+            <w:pPr>
+              <w:pStyle w:val="Compact"/>
+              <w:jc w:val="left"/>
+            </w:pPr>
+            <w:r>
+              <w:rPr>
+                <w:rStyle w:val="VerbatimChar"/>
+              </w:rPr>
+              <w:t xml:space="preserve">FB2-VER-TMS-000009</w:t>
+            </w:r>
+            <w:r>
+              <w:t xml:space="preserve"> </w:t>
+            </w:r>
+            <w:r>
+              <w:t xml:space="preserve">(</w:t>
+            </w:r>
+            <w:r>
+              <w:rPr>
+                <w:rStyle w:val="VerbatimChar"/>
+              </w:rPr>
+              <w:t xml:space="preserve">validates</w:t>
+            </w:r>
+            <w:r>
+              <w:t xml:space="preserve">,</w:t>
+            </w:r>
+            <w:r>
+              <w:t xml:space="preserve"> </w:t>
+            </w:r>
+            <w:r>
+              <w:rPr>
+                <w:rStyle w:val="VerbatimChar"/>
+              </w:rPr>
+              <w:t xml:space="preserve">LNK-047</w:t>
+            </w:r>
+            <w:r>
+              <w:t xml:space="preserve">)</w:t>
             </w:r>
           </w:p>
         </w:tc>
@@ -8292,31 +9316,22 @@
               <w:jc w:val="left"/>
             </w:pPr>
             <w:r>
-              <w:t xml:space="preserve">—</w:t>
-            </w:r>
-          </w:p>
-        </w:tc>
-        <w:tc>
-          <w:tcPr/>
-          <w:p>
-            <w:pPr>
-              <w:pStyle w:val="Compact"/>
-              <w:jc w:val="left"/>
-            </w:pPr>
-            <w:r>
-              <w:t xml:space="preserve">—</w:t>
-            </w:r>
-          </w:p>
-        </w:tc>
-        <w:tc>
-          <w:tcPr/>
-          <w:p>
-            <w:pPr>
-              <w:pStyle w:val="Compact"/>
-              <w:jc w:val="left"/>
-            </w:pPr>
-            <w:r>
-              <w:t xml:space="preserve">No direct, indirect, or embedded test coverage in corpus</w:t>
+              <w:rPr>
+                <w:rStyle w:val="VerbatimChar"/>
+              </w:rPr>
+              <w:t xml:space="preserve">FB2-VER-TMS-000009</w:t>
+            </w:r>
+          </w:p>
+        </w:tc>
+        <w:tc>
+          <w:tcPr/>
+          <w:p>
+            <w:pPr>
+              <w:pStyle w:val="Compact"/>
+              <w:jc w:val="left"/>
+            </w:pPr>
+            <w:r>
+              <w:t xml:space="preserve">Draft planning stub; no execution</w:t>
             </w:r>
           </w:p>
         </w:tc>
@@ -9170,7 +10185,7 @@
         </w:tc>
       </w:tr>
     </w:tbl>
-    <w:bookmarkStart w:id="36" w:name="coverage-summary"/>
+    <w:bookmarkStart w:id="32" w:name="coverage-summary"/>
     <w:p>
       <w:pPr>
         <w:pStyle w:val="Heading3"/>
@@ -9184,7 +10199,7 @@
         <w:pStyle w:val="Compact"/>
         <w:numPr>
           <w:ilvl w:val="0"/>
-          <w:numId w:val="1007"/>
+          <w:numId w:val="1003"/>
         </w:numPr>
       </w:pPr>
       <w:r>
@@ -9203,7 +10218,7 @@
         <w:pStyle w:val="Compact"/>
         <w:numPr>
           <w:ilvl w:val="0"/>
-          <w:numId w:val="1007"/>
+          <w:numId w:val="1003"/>
         </w:numPr>
       </w:pPr>
       <w:r>
@@ -9214,7 +10229,7 @@
         <w:t xml:space="preserve">Covered (any status)</w:t>
       </w:r>
       <w:r>
-        <w:t xml:space="preserve">: 20 (95%)</w:t>
+        <w:t xml:space="preserve">: 21 (100%)</w:t>
       </w:r>
     </w:p>
     <w:p>
@@ -9222,7 +10237,7 @@
         <w:pStyle w:val="Compact"/>
         <w:numPr>
           <w:ilvl w:val="0"/>
-          <w:numId w:val="1007"/>
+          <w:numId w:val="1003"/>
         </w:numPr>
       </w:pPr>
       <w:r>
@@ -9233,28 +10248,213 @@
         <w:t xml:space="preserve">UNCOVERED</w:t>
       </w:r>
       <w:r>
-        <w:t xml:space="preserve">: 1</w:t>
+        <w:t xml:space="preserve">: 0</w:t>
+      </w:r>
+    </w:p>
+    <w:p>
+      <w:pPr>
+        <w:pStyle w:val="FirstParagraph"/>
+      </w:pPr>
+      <w:r>
+        <w:t xml:space="preserve">Statuses above mean test-measure linkage only (see Evidence limits); execution coverage is tracked separately per test measure.</w:t>
+      </w:r>
+    </w:p>
+    <w:p>
+      <w:pPr>
+        <w:pStyle w:val="BodyText"/>
+      </w:pPr>
+      <w:r>
+        <w:t xml:space="preserve">UNCOVERED requirements are the honest corpus state; the gaps are tracked by review dispositions in</w:t>
+      </w:r>
+      <w:r>
+        <w:t xml:space="preserve"> </w:t>
+      </w:r>
+      <w:r>
+        <w:rPr>
+          <w:rStyle w:val="VerbatimChar"/>
+        </w:rPr>
+        <w:t xml:space="preserve">FB2-REV-000001</w:t>
+      </w:r>
+      <w:r>
+        <w:t xml:space="preserve"> </w:t>
+      </w:r>
+      <w:r>
+        <w:t xml:space="preserve">and the gap report. No coverage is fabricated.</w:t>
+      </w:r>
+    </w:p>
+    <w:bookmarkEnd w:id="32"/>
+    <w:bookmarkStart w:id="33" w:name="evidence-limits"/>
+    <w:p>
+      <w:pPr>
+        <w:pStyle w:val="Heading3"/>
+      </w:pPr>
+      <w:r>
+        <w:t xml:space="preserve">Evidence limits</w:t>
       </w:r>
     </w:p>
     <w:p>
       <w:pPr>
         <w:pStyle w:val="Compact"/>
         <w:numPr>
-          <w:ilvl w:val="1"/>
-          <w:numId w:val="1008"/>
+          <w:ilvl w:val="0"/>
+          <w:numId w:val="1004"/>
         </w:numPr>
       </w:pPr>
       <w:r>
-        <w:rPr>
-          <w:rStyle w:val="VerbatimChar"/>
-        </w:rPr>
-        <w:t xml:space="preserve">FB2-MAN-SCO-000001</w:t>
-      </w:r>
-      <w:r>
-        <w:t xml:space="preserve"> </w:t>
-      </w:r>
-      <w:r>
-        <w:t xml:space="preserve">(</w:t>
+        <w:t xml:space="preserve">COVERED in the matrix above means test-measure linkage (</w:t>
+      </w:r>
+      <w:r>
+        <w:rPr>
+          <w:rStyle w:val="VerbatimChar"/>
+        </w:rPr>
+        <w:t xml:space="preserve">verifies</w:t>
+      </w:r>
+      <w:r>
+        <w:t xml:space="preserve">), not execution evidence. Execution credit requires a</w:t>
+      </w:r>
+      <w:r>
+        <w:t xml:space="preserve"> </w:t>
+      </w:r>
+      <w:r>
+        <w:rPr>
+          <w:rStyle w:val="VerbatimChar"/>
+        </w:rPr>
+        <w:t xml:space="preserve">result_of</w:t>
+      </w:r>
+      <w:r>
+        <w:t xml:space="preserve">-linked execution record with retained, checkable evidence.</w:t>
+      </w:r>
+    </w:p>
+    <w:p>
+      <w:pPr>
+        <w:pStyle w:val="Compact"/>
+        <w:numPr>
+          <w:ilvl w:val="0"/>
+          <w:numId w:val="1004"/>
+        </w:numPr>
+      </w:pPr>
+      <w:r>
+        <w:t xml:space="preserve">In</w:t>
+      </w:r>
+      <w:r>
+        <w:t xml:space="preserve"> </w:t>
+      </w:r>
+      <w:r>
+        <w:rPr>
+          <w:rStyle w:val="VerbatimChar"/>
+        </w:rPr>
+        <w:t xml:space="preserve">as_is</w:t>
+      </w:r>
+      <w:r>
+        <w:t xml:space="preserve">, only</w:t>
+      </w:r>
+      <w:r>
+        <w:t xml:space="preserve"> </w:t>
+      </w:r>
+      <w:r>
+        <w:rPr>
+          <w:rStyle w:val="VerbatimChar"/>
+        </w:rPr>
+        <w:t xml:space="preserve">FB2-VER-TMS-000001</w:t>
+      </w:r>
+      <w:r>
+        <w:t xml:space="preserve"> </w:t>
+      </w:r>
+      <w:r>
+        <w:t xml:space="preserve">has an execution record (</w:t>
+      </w:r>
+      <w:r>
+        <w:rPr>
+          <w:rStyle w:val="VerbatimChar"/>
+        </w:rPr>
+        <w:t xml:space="preserve">actual_host_run</w:t>
+      </w:r>
+      <w:r>
+        <w:t xml:space="preserve">,</w:t>
+      </w:r>
+      <w:r>
+        <w:t xml:space="preserve"> </w:t>
+      </w:r>
+      <w:r>
+        <w:rPr>
+          <w:rStyle w:val="VerbatimChar"/>
+        </w:rPr>
+        <w:t xml:space="preserve">pass</w:t>
+      </w:r>
+      <w:r>
+        <w:t xml:space="preserve">), which is not independently substantiated (hashes</w:t>
+      </w:r>
+      <w:r>
+        <w:t xml:space="preserve"> </w:t>
+      </w:r>
+      <w:r>
+        <w:rPr>
+          <w:rStyle w:val="VerbatimChar"/>
+        </w:rPr>
+        <w:t xml:space="preserve">sha256:placeholder</w:t>
+      </w:r>
+      <w:r>
+        <w:t xml:space="preserve">,</w:t>
+      </w:r>
+      <w:r>
+        <w:t xml:space="preserve"> </w:t>
+      </w:r>
+      <w:r>
+        <w:rPr>
+          <w:rStyle w:val="VerbatimChar"/>
+        </w:rPr>
+        <w:t xml:space="preserve">output_hashes</w:t>
+      </w:r>
+      <w:r>
+        <w:t xml:space="preserve"> </w:t>
+      </w:r>
+      <w:r>
+        <w:t xml:space="preserve">empty, no retained per-run logs);</w:t>
+      </w:r>
+      <w:r>
+        <w:t xml:space="preserve"> </w:t>
+      </w:r>
+      <w:r>
+        <w:rPr>
+          <w:rStyle w:val="VerbatimChar"/>
+        </w:rPr>
+        <w:t xml:space="preserve">FB2-VER-TMS-000002</w:t>
+      </w:r>
+      <w:r>
+        <w:t xml:space="preserve"> </w:t>
+      </w:r>
+      <w:r>
+        <w:t xml:space="preserve">through</w:t>
+      </w:r>
+      <w:r>
+        <w:t xml:space="preserve"> </w:t>
+      </w:r>
+      <w:r>
+        <w:rPr>
+          <w:rStyle w:val="VerbatimChar"/>
+        </w:rPr>
+        <w:t xml:space="preserve">FB2-VER-TMS-000005</w:t>
+      </w:r>
+      <w:r>
+        <w:t xml:space="preserve"> </w:t>
+      </w:r>
+      <w:r>
+        <w:t xml:space="preserve">have no execution records.</w:t>
+      </w:r>
+    </w:p>
+    <w:p>
+      <w:pPr>
+        <w:pStyle w:val="Compact"/>
+        <w:numPr>
+          <w:ilvl w:val="0"/>
+          <w:numId w:val="1004"/>
+        </w:numPr>
+      </w:pPr>
+      <w:r>
+        <w:t xml:space="preserve">In</w:t>
+      </w:r>
+      <w:r>
+        <w:t xml:space="preserve"> </w:t>
       </w:r>
       <w:r>
         <w:rPr>
@@ -9263,7 +10463,59 @@
         <w:t xml:space="preserve">synthetic_reference</w:t>
       </w:r>
       <w:r>
-        <w:t xml:space="preserve">)</w:t>
+        <w:t xml:space="preserve">, all executions are</w:t>
+      </w:r>
+      <w:r>
+        <w:t xml:space="preserve"> </w:t>
+      </w:r>
+      <w:r>
+        <w:rPr>
+          <w:rStyle w:val="VerbatimChar"/>
+        </w:rPr>
+        <w:t xml:space="preserve">synthetic_fixture</w:t>
+      </w:r>
+      <w:r>
+        <w:t xml:space="preserve"> </w:t>
+      </w:r>
+      <w:r>
+        <w:rPr>
+          <w:rStyle w:val="VerbatimChar"/>
+        </w:rPr>
+        <w:t xml:space="preserve">pass</w:t>
+      </w:r>
+      <w:r>
+        <w:t xml:space="preserve"> </w:t>
+      </w:r>
+      <w:r>
+        <w:t xml:space="preserve">results demonstrating corpus structure only (</w:t>
+      </w:r>
+      <w:r>
+        <w:rPr>
+          <w:rStyle w:val="VerbatimChar"/>
+        </w:rPr>
+        <w:t xml:space="preserve">product_verification_credit: false</w:t>
+      </w:r>
+      <w:r>
+        <w:t xml:space="preserve">,</w:t>
+      </w:r>
+      <w:r>
+        <w:t xml:space="preserve"> </w:t>
+      </w:r>
+      <w:r>
+        <w:rPr>
+          <w:rStyle w:val="VerbatimChar"/>
+        </w:rPr>
+        <w:t xml:space="preserve">human_approval_status: pending</w:t>
+      </w:r>
+      <w:r>
+        <w:t xml:space="preserve">).</w:t>
+      </w:r>
+    </w:p>
+    <w:p>
+      <w:r>
+        <w:pict>
+          <v:rect style="width:0;height:1.5pt" o:hralign="center" o:hrstd="t" o:hr="t"/>
+        </w:pict>
       </w:r>
     </w:p>
     <w:p>
@@ -9271,36 +10523,6 @@
         <w:pStyle w:val="FirstParagraph"/>
       </w:pPr>
       <w:r>
-        <w:t xml:space="preserve">UNCOVERED requirements are the honest corpus state; the gaps are tracked by review dispositions in</w:t>
-      </w:r>
-      <w:r>
-        <w:t xml:space="preserve"> </w:t>
-      </w:r>
-      <w:r>
-        <w:rPr>
-          <w:rStyle w:val="VerbatimChar"/>
-        </w:rPr>
-        <w:t xml:space="preserve">FB2-REV-000001</w:t>
-      </w:r>
-      <w:r>
-        <w:t xml:space="preserve"> </w:t>
-      </w:r>
-      <w:r>
-        <w:t xml:space="preserve">and the gap report. No coverage is fabricated.</w:t>
-      </w:r>
-    </w:p>
-    <w:p>
-      <w:r>
-        <w:pict>
-          <v:rect style="width:0;height:1.5pt" o:hralign="center" o:hrstd="t" o:hr="t"/>
-        </w:pict>
-      </w:r>
-    </w:p>
-    <w:p>
-      <w:pPr>
-        <w:pStyle w:val="FirstParagraph"/>
-      </w:pPr>
-      <w:r>
         <w:rPr>
           <w:i/>
           <w:iCs/>
@@ -9330,9 +10552,9 @@
         <w:t xml:space="preserve">.</w:t>
       </w:r>
     </w:p>
-    <w:bookmarkEnd w:id="36"/>
-    <w:bookmarkEnd w:id="37"/>
-    <w:bookmarkEnd w:id="38"/>
+    <w:bookmarkEnd w:id="33"/>
+    <w:bookmarkEnd w:id="34"/>
+    <w:bookmarkEnd w:id="35"/>
     <w:sectPr/>
   </w:body>
 </w:document>
@@ -9528,18 +10750,6 @@
     <w:abstractNumId w:val="991"/>
   </w:num>
   <w:num w:numId="1004">
-    <w:abstractNumId w:val="991"/>
-  </w:num>
-  <w:num w:numId="1005">
-    <w:abstractNumId w:val="991"/>
-  </w:num>
-  <w:num w:numId="1006">
-    <w:abstractNumId w:val="991"/>
-  </w:num>
-  <w:num w:numId="1007">
-    <w:abstractNumId w:val="991"/>
-  </w:num>
-  <w:num w:numId="1008">
     <w:abstractNumId w:val="991"/>
   </w:num>
 </w:numbering>

--- a/docs/artifacts/spec-documents/10-implementation-mapping-document.docx
+++ b/docs/artifacts/spec-documents/10-implementation-mapping-document.docx
@@ -23,7 +23,7 @@
         <w:pStyle w:val="Date"/>
       </w:pPr>
       <w:r>
-        <w:t xml:space="preserve">2026-09-18</w:t>
+        <w:t xml:space="preserve">2026-09-20</w:t>
       </w:r>
     </w:p>
     <w:sdt>
@@ -7485,7 +7485,7 @@
         <w:t xml:space="preserve">pass</w:t>
       </w:r>
       <w:r>
-        <w:t xml:space="preserve">. No</w:t>
+        <w:t xml:space="preserve">. TSR-004</w:t>
       </w:r>
       <w:r>
         <w:t xml:space="preserve"> </w:t>
@@ -7500,37 +7500,16 @@
         <w:t xml:space="preserve"> </w:t>
       </w:r>
       <w:r>
-        <w:t xml:space="preserve">link from</w:t>
-      </w:r>
-      <w:r>
-        <w:t xml:space="preserve"> </w:t>
-      </w:r>
-      <w:r>
-        <w:rPr>
-          <w:rStyle w:val="VerbatimChar"/>
-        </w:rPr>
-        <w:t xml:space="preserve">TSR-004</w:t>
-      </w:r>
-      <w:r>
-        <w:t xml:space="preserve"> </w:t>
-      </w:r>
-      <w:r>
-        <w:t xml:space="preserve">to</w:t>
-      </w:r>
-      <w:r>
-        <w:t xml:space="preserve"> </w:t>
-      </w:r>
-      <w:r>
-        <w:rPr>
-          <w:rStyle w:val="VerbatimChar"/>
-        </w:rPr>
-        <w:t xml:space="preserve">FSR-004</w:t>
-      </w:r>
-      <w:r>
-        <w:t xml:space="preserve"> </w:t>
-      </w:r>
-      <w:r>
-        <w:t xml:space="preserve">in registry.</w:t>
+        <w:t xml:space="preserve">FSR-004 (</w:t>
+      </w:r>
+      <w:r>
+        <w:rPr>
+          <w:rStyle w:val="VerbatimChar"/>
+        </w:rPr>
+        <w:t xml:space="preserve">LNK-058</w:t>
+      </w:r>
+      <w:r>
+        <w:t xml:space="preserve">).</w:t>
       </w:r>
     </w:p>
     <w:bookmarkEnd w:id="29"/>

--- a/docs/artifacts/spec-documents/10-implementation-mapping-document.docx
+++ b/docs/artifacts/spec-documents/10-implementation-mapping-document.docx
@@ -23,7 +23,7 @@
         <w:pStyle w:val="Date"/>
       </w:pPr>
       <w:r>
-        <w:t xml:space="preserve">2026-09-20</w:t>
+        <w:t xml:space="preserve">2026-09-29</w:t>
       </w:r>
     </w:p>
     <w:sdt>
@@ -52,7 +52,7 @@
         </w:p>
       </w:sdtContent>
     </w:sdt>
-    <w:bookmarkStart w:id="35" w:name="foxbms-2-implementation-mapping-document"/>
+    <w:bookmarkStart w:id="42" w:name="foxbms-2-implementation-mapping-document"/>
     <w:p>
       <w:pPr>
         <w:pStyle w:val="Heading1"/>
@@ -316,7 +316,7 @@
               <w:jc w:val="left"/>
             </w:pPr>
             <w:r>
-              <w:t xml:space="preserve">2026-09-13T15:17:46Z</w:t>
+              <w:t xml:space="preserve">2026-09-29T10:08:35Z</w:t>
             </w:r>
           </w:p>
         </w:tc>
@@ -4272,7 +4272,7 @@
       </w:tr>
     </w:tbl>
     <w:bookmarkEnd w:id="21"/>
-    <w:bookmarkStart w:id="31" w:name="corpus-implementation-mapping"/>
+    <w:bookmarkStart w:id="35" w:name="corpus-implementation-mapping"/>
     <w:p>
       <w:pPr>
         <w:pStyle w:val="Heading2"/>
@@ -5853,7 +5853,7 @@
       </w:tr>
     </w:tbl>
     <w:bookmarkEnd w:id="27"/>
-    <w:bookmarkStart w:id="30" w:name="requirement-design-source-test-chains"/>
+    <w:bookmarkStart w:id="34" w:name="requirement-design-source-test-chains"/>
     <w:p>
       <w:pPr>
         <w:pStyle w:val="Heading3"/>
@@ -5862,237 +5862,22 @@
         <w:t xml:space="preserve">Requirement → Design → Source → Test Chains</w:t>
       </w:r>
     </w:p>
-    <w:p>
-      <w:pPr>
-        <w:pStyle w:val="FirstParagraph"/>
-      </w:pPr>
-      <w:r>
-        <w:rPr>
-          <w:rStyle w:val="VerbatimChar"/>
-        </w:rPr>
-        <w:t xml:space="preserve">implements</w:t>
-      </w:r>
-      <w:r>
-        <w:t xml:space="preserve"> </w:t>
-      </w:r>
-      <w:r>
-        <w:t xml:space="preserve">/</w:t>
-      </w:r>
-      <w:r>
-        <w:t xml:space="preserve"> </w:t>
-      </w:r>
-      <w:r>
-        <w:rPr>
-          <w:rStyle w:val="VerbatimChar"/>
-        </w:rPr>
-        <w:t xml:space="preserve">verifies</w:t>
-      </w:r>
-      <w:r>
-        <w:t xml:space="preserve"> </w:t>
-      </w:r>
-      <w:r>
-        <w:t xml:space="preserve">/</w:t>
-      </w:r>
-      <w:r>
-        <w:t xml:space="preserve"> </w:t>
-      </w:r>
-      <w:r>
-        <w:rPr>
-          <w:rStyle w:val="VerbatimChar"/>
-        </w:rPr>
-        <w:t xml:space="preserve">result_of</w:t>
-      </w:r>
-      <w:r>
-        <w:t xml:space="preserve"> </w:t>
-      </w:r>
-      <w:r>
-        <w:t xml:space="preserve">link IDs in parentheses.</w:t>
-      </w:r>
-      <w:r>
-        <w:t xml:space="preserve"> </w:t>
-      </w:r>
-      <w:r>
-        <w:rPr>
-          <w:rStyle w:val="VerbatimChar"/>
-        </w:rPr>
-        <w:t xml:space="preserve">verifies</w:t>
-      </w:r>
-      <w:r>
-        <w:t xml:space="preserve"> </w:t>
-      </w:r>
-      <w:r>
-        <w:t xml:space="preserve">links target requirements, never DSNs. Upstream parent chain shared by all rows:</w:t>
-      </w:r>
-      <w:r>
-        <w:t xml:space="preserve"> </w:t>
-      </w:r>
-      <w:r>
-        <w:rPr>
-          <w:rStyle w:val="VerbatimChar"/>
-        </w:rPr>
-        <w:t xml:space="preserve">SGO-000001</w:t>
-      </w:r>
-      <w:r>
-        <w:t xml:space="preserve"> </w:t>
-      </w:r>
-      <w:r>
-        <w:rPr>
-          <w:rStyle w:val="VerbatimChar"/>
-        </w:rPr>
-        <w:t xml:space="preserve">mitigates</w:t>
-      </w:r>
-      <w:r>
-        <w:t xml:space="preserve"> </w:t>
-      </w:r>
-      <w:r>
-        <w:rPr>
-          <w:rStyle w:val="VerbatimChar"/>
-        </w:rPr>
-        <w:t xml:space="preserve">HAZ-000001</w:t>
-      </w:r>
-      <w:r>
-        <w:t xml:space="preserve"> </w:t>
-      </w:r>
-      <w:r>
-        <w:t xml:space="preserve">(</w:t>
-      </w:r>
-      <w:r>
-        <w:rPr>
-          <w:rStyle w:val="VerbatimChar"/>
-        </w:rPr>
-        <w:t xml:space="preserve">LNK-001</w:t>
-      </w:r>
-      <w:r>
-        <w:t xml:space="preserve">);</w:t>
-      </w:r>
-      <w:r>
-        <w:t xml:space="preserve"> </w:t>
-      </w:r>
-      <w:r>
-        <w:rPr>
-          <w:rStyle w:val="VerbatimChar"/>
-        </w:rPr>
-        <w:t xml:space="preserve">FSR-000001/002/003</w:t>
-      </w:r>
-      <w:r>
-        <w:t xml:space="preserve"> </w:t>
-      </w:r>
-      <w:r>
-        <w:rPr>
-          <w:rStyle w:val="VerbatimChar"/>
-        </w:rPr>
-        <w:t xml:space="preserve">refines</w:t>
-      </w:r>
-      <w:r>
-        <w:t xml:space="preserve"> </w:t>
-      </w:r>
-      <w:r>
-        <w:rPr>
-          <w:rStyle w:val="VerbatimChar"/>
-        </w:rPr>
-        <w:t xml:space="preserve">SGO-000001</w:t>
-      </w:r>
-      <w:r>
-        <w:t xml:space="preserve"> </w:t>
-      </w:r>
-      <w:r>
-        <w:t xml:space="preserve">(</w:t>
-      </w:r>
-      <w:r>
-        <w:rPr>
-          <w:rStyle w:val="VerbatimChar"/>
-        </w:rPr>
-        <w:t xml:space="preserve">LNK-002/003/004</w:t>
-      </w:r>
-      <w:r>
-        <w:t xml:space="preserve">);</w:t>
-      </w:r>
-      <w:r>
-        <w:t xml:space="preserve"> </w:t>
-      </w:r>
-      <w:r>
-        <w:rPr>
-          <w:rStyle w:val="VerbatimChar"/>
-        </w:rPr>
-        <w:t xml:space="preserve">FSR-000004</w:t>
-      </w:r>
-      <w:r>
-        <w:t xml:space="preserve"> </w:t>
-      </w:r>
-      <w:r>
-        <w:rPr>
-          <w:rStyle w:val="VerbatimChar"/>
-        </w:rPr>
-        <w:t xml:space="preserve">refines</w:t>
-      </w:r>
-      <w:r>
-        <w:t xml:space="preserve"> </w:t>
-      </w:r>
-      <w:r>
-        <w:rPr>
-          <w:rStyle w:val="VerbatimChar"/>
-        </w:rPr>
-        <w:t xml:space="preserve">SGO-000001</w:t>
-      </w:r>
-      <w:r>
-        <w:t xml:space="preserve"> </w:t>
-      </w:r>
-      <w:r>
-        <w:t xml:space="preserve">(</w:t>
-      </w:r>
-      <w:r>
-        <w:rPr>
-          <w:rStyle w:val="VerbatimChar"/>
-        </w:rPr>
-        <w:t xml:space="preserve">LNK-021</w:t>
-      </w:r>
-      <w:r>
-        <w:t xml:space="preserve">,</w:t>
-      </w:r>
-      <w:r>
-        <w:t xml:space="preserve"> </w:t>
-      </w:r>
-      <w:r>
-        <w:rPr>
-          <w:rStyle w:val="VerbatimChar"/>
-        </w:rPr>
-        <w:t xml:space="preserve">synthetic_reference</w:t>
-      </w:r>
-      <w:r>
-        <w:t xml:space="preserve"> </w:t>
-      </w:r>
-      <w:r>
-        <w:t xml:space="preserve">only).</w:t>
-      </w:r>
-    </w:p>
-    <w:bookmarkStart w:id="28" w:name="X6bff3a7cb32e4b54748a1bbc183e57d00f6d583"/>
+    <w:bookmarkStart w:id="28" w:name="fb2-sw-swr-000001-as_is"/>
     <w:p>
       <w:pPr>
         <w:pStyle w:val="Heading4"/>
       </w:pPr>
       <w:r>
-        <w:t xml:space="preserve">Chains (</w:t>
-      </w:r>
-      <w:r>
         <w:rPr>
           <w:rStyle w:val="VerbatimChar"/>
         </w:rPr>
-        <w:t xml:space="preserve">as_is</w:t>
-      </w:r>
-      <w:r>
-        <w:t xml:space="preserve">, test measures</w:t>
+        <w:t xml:space="preserve">FB2-SW-SWR-000001</w:t>
       </w:r>
       <w:r>
         <w:t xml:space="preserve"> </w:t>
       </w:r>
       <w:r>
-        <w:rPr>
-          <w:rStyle w:val="VerbatimChar"/>
-        </w:rPr>
-        <w:t xml:space="preserve">source_grounded</w:t>
-      </w:r>
-      <w:r>
-        <w:t xml:space="preserve">)</w:t>
+        <w:t xml:space="preserve">(as_is)</w:t>
       </w:r>
     </w:p>
     <w:p>
@@ -6104,6 +5889,27 @@
         </w:numPr>
       </w:pPr>
       <w:r>
+        <w:t xml:space="preserve">Design</w:t>
+      </w:r>
+      <w:r>
+        <w:t xml:space="preserve"> </w:t>
+      </w:r>
+      <w:r>
+        <w:rPr>
+          <w:rStyle w:val="VerbatimChar"/>
+        </w:rPr>
+        <w:t xml:space="preserve">FB2-SW-DSN-000001</w:t>
+      </w:r>
+      <w:r>
+        <w:t xml:space="preserve"> </w:t>
+      </w:r>
+      <w:r>
+        <w:t xml:space="preserve">implements</w:t>
+      </w:r>
+      <w:r>
+        <w:t xml:space="preserve"> </w:t>
+      </w:r>
+      <w:r>
         <w:rPr>
           <w:rStyle w:val="VerbatimChar"/>
         </w:rPr>
@@ -6113,31 +5919,7 @@
         <w:t xml:space="preserve"> </w:t>
       </w:r>
       <w:r>
-        <w:t xml:space="preserve">←implements—</w:t>
-      </w:r>
-      <w:r>
-        <w:t xml:space="preserve"> </w:t>
-      </w:r>
-      <w:r>
-        <w:rPr>
-          <w:rStyle w:val="VerbatimChar"/>
-        </w:rPr>
-        <w:t xml:space="preserve">FB2-SW-DSN-000001</w:t>
-      </w:r>
-      <w:r>
-        <w:t xml:space="preserve"> </w:t>
-      </w:r>
-      <w:r>
-        <w:t xml:space="preserve">(</w:t>
-      </w:r>
-      <w:r>
-        <w:rPr>
-          <w:rStyle w:val="VerbatimChar"/>
-        </w:rPr>
-        <w:t xml:space="preserve">FB2-LNK-SAF-000011</w:t>
-      </w:r>
-      <w:r>
-        <w:t xml:space="preserve">) → sources:</w:t>
+        <w:t xml:space="preserve">→ sources:</w:t>
       </w:r>
       <w:r>
         <w:t xml:space="preserve"> </w:t>
@@ -6183,75 +5965,6 @@
           <w:rStyle w:val="VerbatimChar"/>
         </w:rPr>
         <w:t xml:space="preserve">src/app/driver/afe/ltc/common/ltc_pec.c</w:t>
-      </w:r>
-      <w:r>
-        <w:t xml:space="preserve"> </w:t>
-      </w:r>
-      <w:r>
-        <w:t xml:space="preserve">— allocation</w:t>
-      </w:r>
-      <w:r>
-        <w:t xml:space="preserve"> </w:t>
-      </w:r>
-      <w:r>
-        <w:rPr>
-          <w:rStyle w:val="VerbatimChar"/>
-        </w:rPr>
-        <w:t xml:space="preserve">SWR-000001</w:t>
-      </w:r>
-      <w:r>
-        <w:t xml:space="preserve"> </w:t>
-      </w:r>
-      <w:r>
-        <w:t xml:space="preserve">→</w:t>
-      </w:r>
-      <w:r>
-        <w:t xml:space="preserve"> </w:t>
-      </w:r>
-      <w:r>
-        <w:rPr>
-          <w:rStyle w:val="VerbatimChar"/>
-        </w:rPr>
-        <w:t xml:space="preserve">FSR-000001</w:t>
-      </w:r>
-      <w:r>
-        <w:t xml:space="preserve"> </w:t>
-      </w:r>
-      <w:r>
-        <w:t xml:space="preserve">(</w:t>
-      </w:r>
-      <w:r>
-        <w:rPr>
-          <w:rStyle w:val="VerbatimChar"/>
-        </w:rPr>
-        <w:t xml:space="preserve">LNK-008</w:t>
-      </w:r>
-      <w:r>
-        <w:t xml:space="preserve">); verified by</w:t>
-      </w:r>
-      <w:r>
-        <w:t xml:space="preserve"> </w:t>
-      </w:r>
-      <w:r>
-        <w:rPr>
-          <w:rStyle w:val="VerbatimChar"/>
-        </w:rPr>
-        <w:t xml:space="preserve">FB2-VER-TMS-000003</w:t>
-      </w:r>
-      <w:r>
-        <w:t xml:space="preserve"> </w:t>
-      </w:r>
-      <w:r>
-        <w:t xml:space="preserve">(</w:t>
-      </w:r>
-      <w:r>
-        <w:rPr>
-          <w:rStyle w:val="VerbatimChar"/>
-        </w:rPr>
-        <w:t xml:space="preserve">LNK-021/022</w:t>
-      </w:r>
-      <w:r>
-        <w:t xml:space="preserve">); execution: none recorded.</w:t>
       </w:r>
     </w:p>
     <w:p>
@@ -6263,6 +5976,25 @@
         </w:numPr>
       </w:pPr>
       <w:r>
+        <w:t xml:space="preserve">Verifying test measures:</w:t>
+      </w:r>
+      <w:r>
+        <w:t xml:space="preserve"> </w:t>
+      </w:r>
+      <w:r>
+        <w:rPr>
+          <w:rStyle w:val="VerbatimChar"/>
+        </w:rPr>
+        <w:t xml:space="preserve">FB2-VER-TMS-000003</w:t>
+      </w:r>
+    </w:p>
+    <w:bookmarkEnd w:id="28"/>
+    <w:bookmarkStart w:id="29" w:name="fb2-sw-swr-000002-as_is"/>
+    <w:p>
+      <w:pPr>
+        <w:pStyle w:val="Heading4"/>
+      </w:pPr>
+      <w:r>
         <w:rPr>
           <w:rStyle w:val="VerbatimChar"/>
         </w:rPr>
@@ -6272,512 +6004,7 @@
         <w:t xml:space="preserve"> </w:t>
       </w:r>
       <w:r>
-        <w:t xml:space="preserve">←implements—</w:t>
-      </w:r>
-      <w:r>
-        <w:t xml:space="preserve"> </w:t>
-      </w:r>
-      <w:r>
-        <w:rPr>
-          <w:rStyle w:val="VerbatimChar"/>
-        </w:rPr>
-        <w:t xml:space="preserve">FB2-SW-DSN-000002</w:t>
-      </w:r>
-      <w:r>
-        <w:t xml:space="preserve"> </w:t>
-      </w:r>
-      <w:r>
-        <w:t xml:space="preserve">(</w:t>
-      </w:r>
-      <w:r>
-        <w:rPr>
-          <w:rStyle w:val="VerbatimChar"/>
-        </w:rPr>
-        <w:t xml:space="preserve">FB2-LNK-SAF-000012</w:t>
-      </w:r>
-      <w:r>
-        <w:t xml:space="preserve">) → sources:</w:t>
-      </w:r>
-      <w:r>
-        <w:t xml:space="preserve"> </w:t>
-      </w:r>
-      <w:r>
-        <w:rPr>
-          <w:rStyle w:val="VerbatimChar"/>
-        </w:rPr>
-        <w:t xml:space="preserve">src/app/application/soa/soa.c</w:t>
-      </w:r>
-      <w:r>
-        <w:t xml:space="preserve">,</w:t>
-      </w:r>
-      <w:r>
-        <w:t xml:space="preserve"> </w:t>
-      </w:r>
-      <w:r>
-        <w:rPr>
-          <w:rStyle w:val="VerbatimChar"/>
-        </w:rPr>
-        <w:t xml:space="preserve">src/app/engine/diag/cbs/diag_cbs_voltage.c</w:t>
-      </w:r>
-      <w:r>
-        <w:t xml:space="preserve"> </w:t>
-      </w:r>
-      <w:r>
-        <w:t xml:space="preserve">— allocation</w:t>
-      </w:r>
-      <w:r>
-        <w:t xml:space="preserve"> </w:t>
-      </w:r>
-      <w:r>
-        <w:rPr>
-          <w:rStyle w:val="VerbatimChar"/>
-        </w:rPr>
-        <w:t xml:space="preserve">SWR-000002</w:t>
-      </w:r>
-      <w:r>
-        <w:t xml:space="preserve"> </w:t>
-      </w:r>
-      <w:r>
-        <w:t xml:space="preserve">→</w:t>
-      </w:r>
-      <w:r>
-        <w:t xml:space="preserve"> </w:t>
-      </w:r>
-      <w:r>
-        <w:rPr>
-          <w:rStyle w:val="VerbatimChar"/>
-        </w:rPr>
-        <w:t xml:space="preserve">FSR-000002</w:t>
-      </w:r>
-      <w:r>
-        <w:t xml:space="preserve"> </w:t>
-      </w:r>
-      <w:r>
-        <w:t xml:space="preserve">(</w:t>
-      </w:r>
-      <w:r>
-        <w:rPr>
-          <w:rStyle w:val="VerbatimChar"/>
-        </w:rPr>
-        <w:t xml:space="preserve">LNK-009</w:t>
-      </w:r>
-      <w:r>
-        <w:t xml:space="preserve">); verified by</w:t>
-      </w:r>
-      <w:r>
-        <w:t xml:space="preserve"> </w:t>
-      </w:r>
-      <w:r>
-        <w:rPr>
-          <w:rStyle w:val="VerbatimChar"/>
-        </w:rPr>
-        <w:t xml:space="preserve">FB2-VER-TMS-000001</w:t>
-      </w:r>
-      <w:r>
-        <w:t xml:space="preserve"> </w:t>
-      </w:r>
-      <w:r>
-        <w:t xml:space="preserve">(</w:t>
-      </w:r>
-      <w:r>
-        <w:rPr>
-          <w:rStyle w:val="VerbatimChar"/>
-        </w:rPr>
-        <w:t xml:space="preserve">LNK-014/015</w:t>
-      </w:r>
-      <w:r>
-        <w:t xml:space="preserve">); execution</w:t>
-      </w:r>
-      <w:r>
-        <w:t xml:space="preserve"> </w:t>
-      </w:r>
-      <w:r>
-        <w:rPr>
-          <w:rStyle w:val="VerbatimChar"/>
-        </w:rPr>
-        <w:t xml:space="preserve">FB2-VER-EXE-000001</w:t>
-      </w:r>
-      <w:r>
-        <w:t xml:space="preserve"> </w:t>
-      </w:r>
-      <w:r>
-        <w:t xml:space="preserve">(</w:t>
-      </w:r>
-      <w:r>
-        <w:rPr>
-          <w:rStyle w:val="VerbatimChar"/>
-        </w:rPr>
-        <w:t xml:space="preserve">LNK-018</w:t>
-      </w:r>
-      <w:r>
-        <w:t xml:space="preserve">),</w:t>
-      </w:r>
-      <w:r>
-        <w:t xml:space="preserve"> </w:t>
-      </w:r>
-      <w:r>
-        <w:rPr>
-          <w:rStyle w:val="VerbatimChar"/>
-        </w:rPr>
-        <w:t xml:space="preserve">actual_host_run</w:t>
-      </w:r>
-      <w:r>
-        <w:t xml:space="preserve">,</w:t>
-      </w:r>
-      <w:r>
-        <w:t xml:space="preserve"> </w:t>
-      </w:r>
-      <w:r>
-        <w:rPr>
-          <w:rStyle w:val="VerbatimChar"/>
-        </w:rPr>
-        <w:t xml:space="preserve">pass</w:t>
-      </w:r>
-      <w:r>
-        <w:t xml:space="preserve"> </w:t>
-      </w:r>
-      <w:r>
-        <w:t xml:space="preserve">— hashes</w:t>
-      </w:r>
-      <w:r>
-        <w:t xml:space="preserve"> </w:t>
-      </w:r>
-      <w:r>
-        <w:rPr>
-          <w:rStyle w:val="VerbatimChar"/>
-        </w:rPr>
-        <w:t xml:space="preserve">sha256:placeholder</w:t>
-      </w:r>
-      <w:r>
-        <w:t xml:space="preserve">,</w:t>
-      </w:r>
-      <w:r>
-        <w:t xml:space="preserve"> </w:t>
-      </w:r>
-      <w:r>
-        <w:rPr>
-          <w:rStyle w:val="VerbatimChar"/>
-        </w:rPr>
-        <w:t xml:space="preserve">output_hashes</w:t>
-      </w:r>
-      <w:r>
-        <w:t xml:space="preserve"> </w:t>
-      </w:r>
-      <w:r>
-        <w:t xml:space="preserve">empty.</w:t>
-      </w:r>
-    </w:p>
-    <w:p>
-      <w:pPr>
-        <w:pStyle w:val="Compact"/>
-        <w:numPr>
-          <w:ilvl w:val="0"/>
-          <w:numId w:val="1001"/>
-        </w:numPr>
-      </w:pPr>
-      <w:r>
-        <w:rPr>
-          <w:rStyle w:val="VerbatimChar"/>
-        </w:rPr>
-        <w:t xml:space="preserve">FB2-SW-SWR-000003</w:t>
-      </w:r>
-      <w:r>
-        <w:t xml:space="preserve"> </w:t>
-      </w:r>
-      <w:r>
-        <w:t xml:space="preserve">←implements—</w:t>
-      </w:r>
-      <w:r>
-        <w:t xml:space="preserve"> </w:t>
-      </w:r>
-      <w:r>
-        <w:rPr>
-          <w:rStyle w:val="VerbatimChar"/>
-        </w:rPr>
-        <w:t xml:space="preserve">FB2-SW-DSN-000003</w:t>
-      </w:r>
-      <w:r>
-        <w:t xml:space="preserve"> </w:t>
-      </w:r>
-      <w:r>
-        <w:t xml:space="preserve">(</w:t>
-      </w:r>
-      <w:r>
-        <w:rPr>
-          <w:rStyle w:val="VerbatimChar"/>
-        </w:rPr>
-        <w:t xml:space="preserve">FB2-LNK-SAF-000013</w:t>
-      </w:r>
-      <w:r>
-        <w:t xml:space="preserve">) → sources:</w:t>
-      </w:r>
-      <w:r>
-        <w:t xml:space="preserve"> </w:t>
-      </w:r>
-      <w:r>
-        <w:rPr>
-          <w:rStyle w:val="VerbatimChar"/>
-        </w:rPr>
-        <w:t xml:space="preserve">src/app/driver/contactor/contactor.c</w:t>
-      </w:r>
-      <w:r>
-        <w:t xml:space="preserve">,</w:t>
-      </w:r>
-      <w:r>
-        <w:t xml:space="preserve"> </w:t>
-      </w:r>
-      <w:r>
-        <w:rPr>
-          <w:rStyle w:val="VerbatimChar"/>
-        </w:rPr>
-        <w:t xml:space="preserve">src/app/driver/sbc/fs8x_driver/sbc_fs8x.c</w:t>
-      </w:r>
-      <w:r>
-        <w:t xml:space="preserve">,</w:t>
-      </w:r>
-      <w:r>
-        <w:t xml:space="preserve"> </w:t>
-      </w:r>
-      <w:r>
-        <w:rPr>
-          <w:rStyle w:val="VerbatimChar"/>
-        </w:rPr>
-        <w:t xml:space="preserve">src/app/engine/diag/cbs/diag_cbs_contactor.c</w:t>
-      </w:r>
-      <w:r>
-        <w:t xml:space="preserve"> </w:t>
-      </w:r>
-      <w:r>
-        <w:t xml:space="preserve">— allocation</w:t>
-      </w:r>
-      <w:r>
-        <w:t xml:space="preserve"> </w:t>
-      </w:r>
-      <w:r>
-        <w:rPr>
-          <w:rStyle w:val="VerbatimChar"/>
-        </w:rPr>
-        <w:t xml:space="preserve">SWR-000003</w:t>
-      </w:r>
-      <w:r>
-        <w:t xml:space="preserve"> </w:t>
-      </w:r>
-      <w:r>
-        <w:t xml:space="preserve">→</w:t>
-      </w:r>
-      <w:r>
-        <w:t xml:space="preserve"> </w:t>
-      </w:r>
-      <w:r>
-        <w:rPr>
-          <w:rStyle w:val="VerbatimChar"/>
-        </w:rPr>
-        <w:t xml:space="preserve">FSR-000003</w:t>
-      </w:r>
-      <w:r>
-        <w:t xml:space="preserve"> </w:t>
-      </w:r>
-      <w:r>
-        <w:t xml:space="preserve">(</w:t>
-      </w:r>
-      <w:r>
-        <w:rPr>
-          <w:rStyle w:val="VerbatimChar"/>
-        </w:rPr>
-        <w:t xml:space="preserve">LNK-010</w:t>
-      </w:r>
-      <w:r>
-        <w:t xml:space="preserve">); verified by</w:t>
-      </w:r>
-      <w:r>
-        <w:t xml:space="preserve"> </w:t>
-      </w:r>
-      <w:r>
-        <w:rPr>
-          <w:rStyle w:val="VerbatimChar"/>
-        </w:rPr>
-        <w:t xml:space="preserve">FB2-VER-TMS-000002</w:t>
-      </w:r>
-      <w:r>
-        <w:t xml:space="preserve"> </w:t>
-      </w:r>
-      <w:r>
-        <w:t xml:space="preserve">(</w:t>
-      </w:r>
-      <w:r>
-        <w:rPr>
-          <w:rStyle w:val="VerbatimChar"/>
-        </w:rPr>
-        <w:t xml:space="preserve">LNK-016/017</w:t>
-      </w:r>
-      <w:r>
-        <w:t xml:space="preserve">); execution: none recorded.</w:t>
-      </w:r>
-    </w:p>
-    <w:p>
-      <w:pPr>
-        <w:pStyle w:val="Compact"/>
-        <w:numPr>
-          <w:ilvl w:val="0"/>
-          <w:numId w:val="1001"/>
-        </w:numPr>
-      </w:pPr>
-      <w:r>
-        <w:rPr>
-          <w:rStyle w:val="VerbatimChar"/>
-        </w:rPr>
-        <w:t xml:space="preserve">FB2-HW-TSR-000001</w:t>
-      </w:r>
-      <w:r>
-        <w:t xml:space="preserve"> </w:t>
-      </w:r>
-      <w:r>
-        <w:t xml:space="preserve">/</w:t>
-      </w:r>
-      <w:r>
-        <w:t xml:space="preserve"> </w:t>
-      </w:r>
-      <w:r>
-        <w:rPr>
-          <w:rStyle w:val="VerbatimChar"/>
-        </w:rPr>
-        <w:t xml:space="preserve">FB2-HW-TSR-000002</w:t>
-      </w:r>
-      <w:r>
-        <w:t xml:space="preserve"> </w:t>
-      </w:r>
-      <w:r>
-        <w:t xml:space="preserve">(allocation</w:t>
-      </w:r>
-      <w:r>
-        <w:t xml:space="preserve"> </w:t>
-      </w:r>
-      <w:r>
-        <w:rPr>
-          <w:rStyle w:val="VerbatimChar"/>
-        </w:rPr>
-        <w:t xml:space="preserve">LNK-005/006</w:t>
-      </w:r>
-      <w:r>
-        <w:t xml:space="preserve">) verified by</w:t>
-      </w:r>
-      <w:r>
-        <w:t xml:space="preserve"> </w:t>
-      </w:r>
-      <w:r>
-        <w:rPr>
-          <w:rStyle w:val="VerbatimChar"/>
-        </w:rPr>
-        <w:t xml:space="preserve">FB2-VER-TMS-000004</w:t>
-      </w:r>
-      <w:r>
-        <w:t xml:space="preserve"> </w:t>
-      </w:r>
-      <w:r>
-        <w:t xml:space="preserve">(</w:t>
-      </w:r>
-      <w:r>
-        <w:rPr>
-          <w:rStyle w:val="VerbatimChar"/>
-        </w:rPr>
-        <w:t xml:space="preserve">LNK-023/024</w:t>
-      </w:r>
-      <w:r>
-        <w:t xml:space="preserve">);</w:t>
-      </w:r>
-      <w:r>
-        <w:t xml:space="preserve"> </w:t>
-      </w:r>
-      <w:r>
-        <w:rPr>
-          <w:rStyle w:val="VerbatimChar"/>
-        </w:rPr>
-        <w:t xml:space="preserve">FB2-HW-TSR-000003</w:t>
-      </w:r>
-      <w:r>
-        <w:t xml:space="preserve"> </w:t>
-      </w:r>
-      <w:r>
-        <w:t xml:space="preserve">(allocation</w:t>
-      </w:r>
-      <w:r>
-        <w:t xml:space="preserve"> </w:t>
-      </w:r>
-      <w:r>
-        <w:rPr>
-          <w:rStyle w:val="VerbatimChar"/>
-        </w:rPr>
-        <w:t xml:space="preserve">LNK-007</w:t>
-      </w:r>
-      <w:r>
-        <w:t xml:space="preserve">) verified by</w:t>
-      </w:r>
-      <w:r>
-        <w:t xml:space="preserve"> </w:t>
-      </w:r>
-      <w:r>
-        <w:rPr>
-          <w:rStyle w:val="VerbatimChar"/>
-        </w:rPr>
-        <w:t xml:space="preserve">FB2-VER-TMS-000005</w:t>
-      </w:r>
-      <w:r>
-        <w:t xml:space="preserve"> </w:t>
-      </w:r>
-      <w:r>
-        <w:t xml:space="preserve">(</w:t>
-      </w:r>
-      <w:r>
-        <w:rPr>
-          <w:rStyle w:val="VerbatimChar"/>
-        </w:rPr>
-        <w:t xml:space="preserve">LNK-025</w:t>
-      </w:r>
-      <w:r>
-        <w:t xml:space="preserve">); execution: none recorded.</w:t>
-      </w:r>
-    </w:p>
-    <w:bookmarkEnd w:id="28"/>
-    <w:bookmarkStart w:id="29" w:name="X231c392a481d3ed4ede7034138697e7f9156b5e"/>
-    <w:p>
-      <w:pPr>
-        <w:pStyle w:val="Heading4"/>
-      </w:pPr>
-      <w:r>
-        <w:t xml:space="preserve">Chains (</w:t>
-      </w:r>
-      <w:r>
-        <w:rPr>
-          <w:rStyle w:val="VerbatimChar"/>
-        </w:rPr>
-        <w:t xml:space="preserve">synthetic_reference</w:t>
-      </w:r>
-      <w:r>
-        <w:t xml:space="preserve">, test measures</w:t>
-      </w:r>
-      <w:r>
-        <w:t xml:space="preserve"> </w:t>
-      </w:r>
-      <w:r>
-        <w:rPr>
-          <w:rStyle w:val="VerbatimChar"/>
-        </w:rPr>
-        <w:t xml:space="preserve">synthetic_assumption</w:t>
-      </w:r>
-      <w:r>
-        <w:t xml:space="preserve">, executions</w:t>
-      </w:r>
-      <w:r>
-        <w:t xml:space="preserve"> </w:t>
-      </w:r>
-      <w:r>
-        <w:rPr>
-          <w:rStyle w:val="VerbatimChar"/>
-        </w:rPr>
-        <w:t xml:space="preserve">synthetic_fixture</w:t>
-      </w:r>
-      <w:r>
-        <w:t xml:space="preserve">)</w:t>
+        <w:t xml:space="preserve">(as_is)</w:t>
       </w:r>
     </w:p>
     <w:p>
@@ -6789,16 +6016,22 @@
         </w:numPr>
       </w:pPr>
       <w:r>
+        <w:t xml:space="preserve">Design</w:t>
+      </w:r>
+      <w:r>
+        <w:t xml:space="preserve"> </w:t>
+      </w:r>
+      <w:r>
         <w:rPr>
           <w:rStyle w:val="VerbatimChar"/>
         </w:rPr>
-        <w:t xml:space="preserve">FB2-SW-SWR-000001</w:t>
+        <w:t xml:space="preserve">FB2-SW-DSN-000002</w:t>
       </w:r>
       <w:r>
         <w:t xml:space="preserve"> </w:t>
       </w:r>
       <w:r>
-        <w:t xml:space="preserve">←implements—</w:t>
+        <w:t xml:space="preserve">implements</w:t>
       </w:r>
       <w:r>
         <w:t xml:space="preserve"> </w:t>
@@ -6807,22 +6040,25 @@
         <w:rPr>
           <w:rStyle w:val="VerbatimChar"/>
         </w:rPr>
-        <w:t xml:space="preserve">FB2-SW-DSN-000001</w:t>
+        <w:t xml:space="preserve">FB2-SW-SWR-000002</w:t>
       </w:r>
       <w:r>
         <w:t xml:space="preserve"> </w:t>
       </w:r>
       <w:r>
-        <w:t xml:space="preserve">(</w:t>
+        <w:t xml:space="preserve">→ sources:</w:t>
+      </w:r>
+      <w:r>
+        <w:t xml:space="preserve"> </w:t>
       </w:r>
       <w:r>
         <w:rPr>
           <w:rStyle w:val="VerbatimChar"/>
         </w:rPr>
-        <w:t xml:space="preserve">FB2-LNK-SAF-000011</w:t>
-      </w:r>
-      <w:r>
-        <w:t xml:space="preserve">) → sources:</w:t>
+        <w:t xml:space="preserve">src/app/application/soa/soa.c</w:t>
+      </w:r>
+      <w:r>
+        <w:t xml:space="preserve">,</w:t>
       </w:r>
       <w:r>
         <w:t xml:space="preserve"> </w:t>
@@ -6831,118 +6067,7 @@
         <w:rPr>
           <w:rStyle w:val="VerbatimChar"/>
         </w:rPr>
-        <w:t xml:space="preserve">src/app/driver/afe/ltc/6813-1/ltc_6813-1.c</w:t>
-      </w:r>
-      <w:r>
-        <w:t xml:space="preserve">,</w:t>
-      </w:r>
-      <w:r>
-        <w:t xml:space="preserve"> </w:t>
-      </w:r>
-      <w:r>
-        <w:rPr>
-          <w:rStyle w:val="VerbatimChar"/>
-        </w:rPr>
-        <w:t xml:space="preserve">src/app/driver/afe/ltc/common/ltc_afe.c</w:t>
-      </w:r>
-      <w:r>
-        <w:t xml:space="preserve">,</w:t>
-      </w:r>
-      <w:r>
-        <w:t xml:space="preserve"> </w:t>
-      </w:r>
-      <w:r>
-        <w:rPr>
-          <w:rStyle w:val="VerbatimChar"/>
-        </w:rPr>
-        <w:t xml:space="preserve">src/app/driver/afe/ltc/common/ltc_afe_dma.c</w:t>
-      </w:r>
-      <w:r>
-        <w:t xml:space="preserve">,</w:t>
-      </w:r>
-      <w:r>
-        <w:t xml:space="preserve"> </w:t>
-      </w:r>
-      <w:r>
-        <w:rPr>
-          <w:rStyle w:val="VerbatimChar"/>
-        </w:rPr>
-        <w:t xml:space="preserve">src/app/driver/afe/ltc/common/ltc_pec.c</w:t>
-      </w:r>
-      <w:r>
-        <w:t xml:space="preserve"> </w:t>
-      </w:r>
-      <w:r>
-        <w:t xml:space="preserve">— allocation (</w:t>
-      </w:r>
-      <w:r>
-        <w:rPr>
-          <w:rStyle w:val="VerbatimChar"/>
-        </w:rPr>
-        <w:t xml:space="preserve">LNK-008</w:t>
-      </w:r>
-      <w:r>
-        <w:t xml:space="preserve">); verified by</w:t>
-      </w:r>
-      <w:r>
-        <w:t xml:space="preserve"> </w:t>
-      </w:r>
-      <w:r>
-        <w:rPr>
-          <w:rStyle w:val="VerbatimChar"/>
-        </w:rPr>
-        <w:t xml:space="preserve">FB2-VER-TMS-000003</w:t>
-      </w:r>
-      <w:r>
-        <w:t xml:space="preserve"> </w:t>
-      </w:r>
-      <w:r>
-        <w:t xml:space="preserve">(</w:t>
-      </w:r>
-      <w:r>
-        <w:rPr>
-          <w:rStyle w:val="VerbatimChar"/>
-        </w:rPr>
-        <w:t xml:space="preserve">LNK-026/027/028</w:t>
-      </w:r>
-      <w:r>
-        <w:t xml:space="preserve">); execution</w:t>
-      </w:r>
-      <w:r>
-        <w:t xml:space="preserve"> </w:t>
-      </w:r>
-      <w:r>
-        <w:rPr>
-          <w:rStyle w:val="VerbatimChar"/>
-        </w:rPr>
-        <w:t xml:space="preserve">FB2-VER-EXE-000003</w:t>
-      </w:r>
-      <w:r>
-        <w:t xml:space="preserve"> </w:t>
-      </w:r>
-      <w:r>
-        <w:t xml:space="preserve">(</w:t>
-      </w:r>
-      <w:r>
-        <w:rPr>
-          <w:rStyle w:val="VerbatimChar"/>
-        </w:rPr>
-        <w:t xml:space="preserve">LNK-035</w:t>
-      </w:r>
-      <w:r>
-        <w:t xml:space="preserve">),</w:t>
-      </w:r>
-      <w:r>
-        <w:t xml:space="preserve"> </w:t>
-      </w:r>
-      <w:r>
-        <w:rPr>
-          <w:rStyle w:val="VerbatimChar"/>
-        </w:rPr>
-        <w:t xml:space="preserve">pass</w:t>
-      </w:r>
-      <w:r>
-        <w:t xml:space="preserve">.</w:t>
+        <w:t xml:space="preserve">src/app/engine/diag/cbs/diag_cbs_voltage.c</w:t>
       </w:r>
     </w:p>
     <w:p>
@@ -6954,76 +6079,7 @@
         </w:numPr>
       </w:pPr>
       <w:r>
-        <w:rPr>
-          <w:rStyle w:val="VerbatimChar"/>
-        </w:rPr>
-        <w:t xml:space="preserve">FB2-SW-SWR-000002</w:t>
-      </w:r>
-      <w:r>
-        <w:t xml:space="preserve"> </w:t>
-      </w:r>
-      <w:r>
-        <w:t xml:space="preserve">←implements—</w:t>
-      </w:r>
-      <w:r>
-        <w:t xml:space="preserve"> </w:t>
-      </w:r>
-      <w:r>
-        <w:rPr>
-          <w:rStyle w:val="VerbatimChar"/>
-        </w:rPr>
-        <w:t xml:space="preserve">FB2-SW-DSN-000002</w:t>
-      </w:r>
-      <w:r>
-        <w:t xml:space="preserve"> </w:t>
-      </w:r>
-      <w:r>
-        <w:t xml:space="preserve">(</w:t>
-      </w:r>
-      <w:r>
-        <w:rPr>
-          <w:rStyle w:val="VerbatimChar"/>
-        </w:rPr>
-        <w:t xml:space="preserve">FB2-LNK-SAF-000012</w:t>
-      </w:r>
-      <w:r>
-        <w:t xml:space="preserve">) → sources:</w:t>
-      </w:r>
-      <w:r>
-        <w:t xml:space="preserve"> </w:t>
-      </w:r>
-      <w:r>
-        <w:rPr>
-          <w:rStyle w:val="VerbatimChar"/>
-        </w:rPr>
-        <w:t xml:space="preserve">src/app/application/soa/soa.c</w:t>
-      </w:r>
-      <w:r>
-        <w:t xml:space="preserve">,</w:t>
-      </w:r>
-      <w:r>
-        <w:t xml:space="preserve"> </w:t>
-      </w:r>
-      <w:r>
-        <w:rPr>
-          <w:rStyle w:val="VerbatimChar"/>
-        </w:rPr>
-        <w:t xml:space="preserve">src/app/engine/diag/cbs/diag_cbs_voltage.c</w:t>
-      </w:r>
-      <w:r>
-        <w:t xml:space="preserve"> </w:t>
-      </w:r>
-      <w:r>
-        <w:t xml:space="preserve">— allocation (</w:t>
-      </w:r>
-      <w:r>
-        <w:rPr>
-          <w:rStyle w:val="VerbatimChar"/>
-        </w:rPr>
-        <w:t xml:space="preserve">LNK-009</w:t>
-      </w:r>
-      <w:r>
-        <w:t xml:space="preserve">); verified by</w:t>
+        <w:t xml:space="preserve">Verifying test measures:</w:t>
       </w:r>
       <w:r>
         <w:t xml:space="preserve"> </w:t>
@@ -7034,56 +6090,24 @@
         </w:rPr>
         <w:t xml:space="preserve">FB2-VER-TMS-000001</w:t>
       </w:r>
-      <w:r>
-        <w:t xml:space="preserve"> </w:t>
-      </w:r>
-      <w:r>
-        <w:t xml:space="preserve">(</w:t>
-      </w:r>
+    </w:p>
+    <w:bookmarkEnd w:id="29"/>
+    <w:bookmarkStart w:id="30" w:name="fb2-sw-swr-000003-as_is"/>
+    <w:p>
+      <w:pPr>
+        <w:pStyle w:val="Heading4"/>
+      </w:pPr>
       <w:r>
         <w:rPr>
           <w:rStyle w:val="VerbatimChar"/>
         </w:rPr>
-        <w:t xml:space="preserve">LNK-022/023</w:t>
-      </w:r>
-      <w:r>
-        <w:t xml:space="preserve">); execution</w:t>
+        <w:t xml:space="preserve">FB2-SW-SWR-000003</w:t>
       </w:r>
       <w:r>
         <w:t xml:space="preserve"> </w:t>
       </w:r>
       <w:r>
-        <w:rPr>
-          <w:rStyle w:val="VerbatimChar"/>
-        </w:rPr>
-        <w:t xml:space="preserve">FB2-VER-EXE-000001</w:t>
-      </w:r>
-      <w:r>
-        <w:t xml:space="preserve"> </w:t>
-      </w:r>
-      <w:r>
-        <w:t xml:space="preserve">(</w:t>
-      </w:r>
-      <w:r>
-        <w:rPr>
-          <w:rStyle w:val="VerbatimChar"/>
-        </w:rPr>
-        <w:t xml:space="preserve">LNK-033</w:t>
-      </w:r>
-      <w:r>
-        <w:t xml:space="preserve">),</w:t>
-      </w:r>
-      <w:r>
-        <w:t xml:space="preserve"> </w:t>
-      </w:r>
-      <w:r>
-        <w:rPr>
-          <w:rStyle w:val="VerbatimChar"/>
-        </w:rPr>
-        <w:t xml:space="preserve">pass</w:t>
-      </w:r>
-      <w:r>
-        <w:t xml:space="preserve">.</w:t>
+        <w:t xml:space="preserve">(as_is)</w:t>
       </w:r>
     </w:p>
     <w:p>
@@ -7091,9 +6115,30 @@
         <w:pStyle w:val="Compact"/>
         <w:numPr>
           <w:ilvl w:val="0"/>
-          <w:numId w:val="1002"/>
+          <w:numId w:val="1003"/>
         </w:numPr>
       </w:pPr>
+      <w:r>
+        <w:t xml:space="preserve">Design</w:t>
+      </w:r>
+      <w:r>
+        <w:t xml:space="preserve"> </w:t>
+      </w:r>
+      <w:r>
+        <w:rPr>
+          <w:rStyle w:val="VerbatimChar"/>
+        </w:rPr>
+        <w:t xml:space="preserve">FB2-SW-DSN-000003</w:t>
+      </w:r>
+      <w:r>
+        <w:t xml:space="preserve"> </w:t>
+      </w:r>
+      <w:r>
+        <w:t xml:space="preserve">implements</w:t>
+      </w:r>
+      <w:r>
+        <w:t xml:space="preserve"> </w:t>
+      </w:r>
       <w:r>
         <w:rPr>
           <w:rStyle w:val="VerbatimChar"/>
@@ -7104,31 +6149,7 @@
         <w:t xml:space="preserve"> </w:t>
       </w:r>
       <w:r>
-        <w:t xml:space="preserve">←implements—</w:t>
-      </w:r>
-      <w:r>
-        <w:t xml:space="preserve"> </w:t>
-      </w:r>
-      <w:r>
-        <w:rPr>
-          <w:rStyle w:val="VerbatimChar"/>
-        </w:rPr>
-        <w:t xml:space="preserve">FB2-SW-DSN-000003</w:t>
-      </w:r>
-      <w:r>
-        <w:t xml:space="preserve"> </w:t>
-      </w:r>
-      <w:r>
-        <w:t xml:space="preserve">(</w:t>
-      </w:r>
-      <w:r>
-        <w:rPr>
-          <w:rStyle w:val="VerbatimChar"/>
-        </w:rPr>
-        <w:t xml:space="preserve">FB2-LNK-SAF-000013</w:t>
-      </w:r>
-      <w:r>
-        <w:t xml:space="preserve">) → sources:</w:t>
+        <w:t xml:space="preserve">→ sources:</w:t>
       </w:r>
       <w:r>
         <w:t xml:space="preserve"> </w:t>
@@ -7162,81 +6183,6 @@
           <w:rStyle w:val="VerbatimChar"/>
         </w:rPr>
         <w:t xml:space="preserve">src/app/engine/diag/cbs/diag_cbs_contactor.c</w:t>
-      </w:r>
-      <w:r>
-        <w:t xml:space="preserve"> </w:t>
-      </w:r>
-      <w:r>
-        <w:t xml:space="preserve">— allocation (</w:t>
-      </w:r>
-      <w:r>
-        <w:rPr>
-          <w:rStyle w:val="VerbatimChar"/>
-        </w:rPr>
-        <w:t xml:space="preserve">LNK-010</w:t>
-      </w:r>
-      <w:r>
-        <w:t xml:space="preserve">); verified by</w:t>
-      </w:r>
-      <w:r>
-        <w:t xml:space="preserve"> </w:t>
-      </w:r>
-      <w:r>
-        <w:rPr>
-          <w:rStyle w:val="VerbatimChar"/>
-        </w:rPr>
-        <w:t xml:space="preserve">FB2-VER-TMS-000002</w:t>
-      </w:r>
-      <w:r>
-        <w:t xml:space="preserve"> </w:t>
-      </w:r>
-      <w:r>
-        <w:t xml:space="preserve">(</w:t>
-      </w:r>
-      <w:r>
-        <w:rPr>
-          <w:rStyle w:val="VerbatimChar"/>
-        </w:rPr>
-        <w:t xml:space="preserve">LNK-024/025</w:t>
-      </w:r>
-      <w:r>
-        <w:t xml:space="preserve">); execution</w:t>
-      </w:r>
-      <w:r>
-        <w:t xml:space="preserve"> </w:t>
-      </w:r>
-      <w:r>
-        <w:rPr>
-          <w:rStyle w:val="VerbatimChar"/>
-        </w:rPr>
-        <w:t xml:space="preserve">FB2-VER-EXE-000002</w:t>
-      </w:r>
-      <w:r>
-        <w:t xml:space="preserve"> </w:t>
-      </w:r>
-      <w:r>
-        <w:t xml:space="preserve">(</w:t>
-      </w:r>
-      <w:r>
-        <w:rPr>
-          <w:rStyle w:val="VerbatimChar"/>
-        </w:rPr>
-        <w:t xml:space="preserve">LNK-034</w:t>
-      </w:r>
-      <w:r>
-        <w:t xml:space="preserve">),</w:t>
-      </w:r>
-      <w:r>
-        <w:t xml:space="preserve"> </w:t>
-      </w:r>
-      <w:r>
-        <w:rPr>
-          <w:rStyle w:val="VerbatimChar"/>
-        </w:rPr>
-        <w:t xml:space="preserve">pass</w:t>
-      </w:r>
-      <w:r>
-        <w:t xml:space="preserve">.</w:t>
       </w:r>
     </w:p>
     <w:p>
@@ -7244,155 +6190,39 @@
         <w:pStyle w:val="Compact"/>
         <w:numPr>
           <w:ilvl w:val="0"/>
-          <w:numId w:val="1002"/>
+          <w:numId w:val="1003"/>
         </w:numPr>
       </w:pPr>
+      <w:r>
+        <w:t xml:space="preserve">Verifying test measures:</w:t>
+      </w:r>
+      <w:r>
+        <w:t xml:space="preserve"> </w:t>
+      </w:r>
       <w:r>
         <w:rPr>
           <w:rStyle w:val="VerbatimChar"/>
         </w:rPr>
-        <w:t xml:space="preserve">FB2-HW-TSR-000002</w:t>
-      </w:r>
-      <w:r>
-        <w:t xml:space="preserve"> </w:t>
-      </w:r>
-      <w:r>
-        <w:t xml:space="preserve">verified by</w:t>
-      </w:r>
-      <w:r>
-        <w:t xml:space="preserve"> </w:t>
-      </w:r>
+        <w:t xml:space="preserve">FB2-VER-TMS-000002</w:t>
+      </w:r>
+    </w:p>
+    <w:bookmarkEnd w:id="30"/>
+    <w:bookmarkStart w:id="31" w:name="fb2-sw-swr-000001-synthetic_reference"/>
+    <w:p>
+      <w:pPr>
+        <w:pStyle w:val="Heading4"/>
+      </w:pPr>
       <w:r>
         <w:rPr>
           <w:rStyle w:val="VerbatimChar"/>
         </w:rPr>
-        <w:t xml:space="preserve">FB2-VER-TMS-000005</w:t>
+        <w:t xml:space="preserve">FB2-SW-SWR-000001</w:t>
       </w:r>
       <w:r>
         <w:t xml:space="preserve"> </w:t>
       </w:r>
       <w:r>
-        <w:t xml:space="preserve">(</w:t>
-      </w:r>
-      <w:r>
-        <w:rPr>
-          <w:rStyle w:val="VerbatimChar"/>
-        </w:rPr>
-        <w:t xml:space="preserve">LNK-031</w:t>
-      </w:r>
-      <w:r>
-        <w:t xml:space="preserve">) →</w:t>
-      </w:r>
-      <w:r>
-        <w:t xml:space="preserve"> </w:t>
-      </w:r>
-      <w:r>
-        <w:rPr>
-          <w:rStyle w:val="VerbatimChar"/>
-        </w:rPr>
-        <w:t xml:space="preserve">FB2-VER-EXE-000005</w:t>
-      </w:r>
-      <w:r>
-        <w:t xml:space="preserve"> </w:t>
-      </w:r>
-      <w:r>
-        <w:t xml:space="preserve">(</w:t>
-      </w:r>
-      <w:r>
-        <w:rPr>
-          <w:rStyle w:val="VerbatimChar"/>
-        </w:rPr>
-        <w:t xml:space="preserve">LNK-037</w:t>
-      </w:r>
-      <w:r>
-        <w:t xml:space="preserve">),</w:t>
-      </w:r>
-      <w:r>
-        <w:t xml:space="preserve"> </w:t>
-      </w:r>
-      <w:r>
-        <w:rPr>
-          <w:rStyle w:val="VerbatimChar"/>
-        </w:rPr>
-        <w:t xml:space="preserve">pass</w:t>
-      </w:r>
-      <w:r>
-        <w:t xml:space="preserve">;</w:t>
-      </w:r>
-      <w:r>
-        <w:t xml:space="preserve"> </w:t>
-      </w:r>
-      <w:r>
-        <w:rPr>
-          <w:rStyle w:val="VerbatimChar"/>
-        </w:rPr>
-        <w:t xml:space="preserve">FB2-HW-TSR-000003</w:t>
-      </w:r>
-      <w:r>
-        <w:t xml:space="preserve"> </w:t>
-      </w:r>
-      <w:r>
-        <w:t xml:space="preserve">verified by</w:t>
-      </w:r>
-      <w:r>
-        <w:t xml:space="preserve"> </w:t>
-      </w:r>
-      <w:r>
-        <w:rPr>
-          <w:rStyle w:val="VerbatimChar"/>
-        </w:rPr>
-        <w:t xml:space="preserve">FB2-VER-TMS-000006</w:t>
-      </w:r>
-      <w:r>
-        <w:t xml:space="preserve"> </w:t>
-      </w:r>
-      <w:r>
-        <w:t xml:space="preserve">(</w:t>
-      </w:r>
-      <w:r>
-        <w:rPr>
-          <w:rStyle w:val="VerbatimChar"/>
-        </w:rPr>
-        <w:t xml:space="preserve">LNK-032</w:t>
-      </w:r>
-      <w:r>
-        <w:t xml:space="preserve">) →</w:t>
-      </w:r>
-      <w:r>
-        <w:t xml:space="preserve"> </w:t>
-      </w:r>
-      <w:r>
-        <w:rPr>
-          <w:rStyle w:val="VerbatimChar"/>
-        </w:rPr>
-        <w:t xml:space="preserve">FB2-VER-EXE-000006</w:t>
-      </w:r>
-      <w:r>
-        <w:t xml:space="preserve"> </w:t>
-      </w:r>
-      <w:r>
-        <w:t xml:space="preserve">(</w:t>
-      </w:r>
-      <w:r>
-        <w:rPr>
-          <w:rStyle w:val="VerbatimChar"/>
-        </w:rPr>
-        <w:t xml:space="preserve">LNK-038</w:t>
-      </w:r>
-      <w:r>
-        <w:t xml:space="preserve">),</w:t>
-      </w:r>
-      <w:r>
-        <w:t xml:space="preserve"> </w:t>
-      </w:r>
-      <w:r>
-        <w:rPr>
-          <w:rStyle w:val="VerbatimChar"/>
-        </w:rPr>
-        <w:t xml:space="preserve">pass</w:t>
-      </w:r>
-      <w:r>
-        <w:t xml:space="preserve">.</w:t>
+        <w:t xml:space="preserve">(synthetic_reference)</w:t>
       </w:r>
     </w:p>
     <w:p>
@@ -7400,20 +6230,26 @@
         <w:pStyle w:val="Compact"/>
         <w:numPr>
           <w:ilvl w:val="0"/>
-          <w:numId w:val="1002"/>
+          <w:numId w:val="1004"/>
         </w:numPr>
       </w:pPr>
+      <w:r>
+        <w:t xml:space="preserve">Design</w:t>
+      </w:r>
+      <w:r>
+        <w:t xml:space="preserve"> </w:t>
+      </w:r>
       <w:r>
         <w:rPr>
           <w:rStyle w:val="VerbatimChar"/>
         </w:rPr>
-        <w:t xml:space="preserve">FB2-SAF-FSR-000004</w:t>
+        <w:t xml:space="preserve">FB2-SW-DSN-000001</w:t>
       </w:r>
       <w:r>
         <w:t xml:space="preserve"> </w:t>
       </w:r>
       <w:r>
-        <w:t xml:space="preserve">/</w:t>
+        <w:t xml:space="preserve">implements</w:t>
       </w:r>
       <w:r>
         <w:t xml:space="preserve"> </w:t>
@@ -7422,10 +6258,13 @@
         <w:rPr>
           <w:rStyle w:val="VerbatimChar"/>
         </w:rPr>
-        <w:t xml:space="preserve">FB2-HW-TSR-000004</w:t>
-      </w:r>
-      <w:r>
-        <w:t xml:space="preserve">: no allocated SWR or DSN exists; verified by</w:t>
+        <w:t xml:space="preserve">FB2-SW-SWR-000001</w:t>
+      </w:r>
+      <w:r>
+        <w:t xml:space="preserve"> </w:t>
+      </w:r>
+      <w:r>
+        <w:t xml:space="preserve">→ sources:</w:t>
       </w:r>
       <w:r>
         <w:t xml:space="preserve"> </w:t>
@@ -7434,22 +6273,22 @@
         <w:rPr>
           <w:rStyle w:val="VerbatimChar"/>
         </w:rPr>
-        <w:t xml:space="preserve">FB2-VER-TMS-000004</w:t>
+        <w:t xml:space="preserve">src/app/driver/afe/ltc/6813-1/ltc_6813-1.c</w:t>
+      </w:r>
+      <w:r>
+        <w:t xml:space="preserve">,</w:t>
       </w:r>
       <w:r>
         <w:t xml:space="preserve"> </w:t>
-      </w:r>
-      <w:r>
-        <w:t xml:space="preserve">(</w:t>
       </w:r>
       <w:r>
         <w:rPr>
           <w:rStyle w:val="VerbatimChar"/>
         </w:rPr>
-        <w:t xml:space="preserve">LNK-029/030</w:t>
-      </w:r>
-      <w:r>
-        <w:t xml:space="preserve">) →</w:t>
+        <w:t xml:space="preserve">src/app/driver/afe/ltc/common/ltc_afe.c</w:t>
+      </w:r>
+      <w:r>
+        <w:t xml:space="preserve">,</w:t>
       </w:r>
       <w:r>
         <w:t xml:space="preserve"> </w:t>
@@ -7458,22 +6297,31 @@
         <w:rPr>
           <w:rStyle w:val="VerbatimChar"/>
         </w:rPr>
-        <w:t xml:space="preserve">FB2-VER-EXE-000004</w:t>
+        <w:t xml:space="preserve">src/app/driver/afe/ltc/common/ltc_afe_dma.c</w:t>
+      </w:r>
+      <w:r>
+        <w:t xml:space="preserve">,</w:t>
       </w:r>
       <w:r>
         <w:t xml:space="preserve"> </w:t>
-      </w:r>
-      <w:r>
-        <w:t xml:space="preserve">(</w:t>
       </w:r>
       <w:r>
         <w:rPr>
           <w:rStyle w:val="VerbatimChar"/>
         </w:rPr>
-        <w:t xml:space="preserve">LNK-036</w:t>
-      </w:r>
-      <w:r>
-        <w:t xml:space="preserve">),</w:t>
+        <w:t xml:space="preserve">src/app/driver/afe/ltc/common/ltc_pec.c</w:t>
+      </w:r>
+    </w:p>
+    <w:p>
+      <w:pPr>
+        <w:pStyle w:val="Compact"/>
+        <w:numPr>
+          <w:ilvl w:val="0"/>
+          <w:numId w:val="1004"/>
+        </w:numPr>
+      </w:pPr>
+      <w:r>
+        <w:t xml:space="preserve">Verifying test measures:</w:t>
       </w:r>
       <w:r>
         <w:t xml:space="preserve"> </w:t>
@@ -7482,10 +6330,10 @@
         <w:rPr>
           <w:rStyle w:val="VerbatimChar"/>
         </w:rPr>
-        <w:t xml:space="preserve">pass</w:t>
-      </w:r>
-      <w:r>
-        <w:t xml:space="preserve">. TSR-004</w:t>
+        <w:t xml:space="preserve">FB2-VER-TMS-000003</w:t>
+      </w:r>
+      <w:r>
+        <w:t xml:space="preserve">,</w:t>
       </w:r>
       <w:r>
         <w:t xml:space="preserve"> </w:t>
@@ -7494,28 +6342,267 @@
         <w:rPr>
           <w:rStyle w:val="VerbatimChar"/>
         </w:rPr>
-        <w:t xml:space="preserve">allocated_to</w:t>
-      </w:r>
-      <w:r>
-        <w:t xml:space="preserve"> </w:t>
-      </w:r>
-      <w:r>
-        <w:t xml:space="preserve">FSR-004 (</w:t>
-      </w:r>
+        <w:t xml:space="preserve">FB2-VER-TMS-000007</w:t>
+      </w:r>
+    </w:p>
+    <w:bookmarkEnd w:id="31"/>
+    <w:bookmarkStart w:id="32" w:name="fb2-sw-swr-000002-synthetic_reference"/>
+    <w:p>
+      <w:pPr>
+        <w:pStyle w:val="Heading4"/>
+      </w:pPr>
       <w:r>
         <w:rPr>
           <w:rStyle w:val="VerbatimChar"/>
         </w:rPr>
-        <w:t xml:space="preserve">LNK-058</w:t>
-      </w:r>
-      <w:r>
-        <w:t xml:space="preserve">).</w:t>
+        <w:t xml:space="preserve">FB2-SW-SWR-000002</w:t>
+      </w:r>
+      <w:r>
+        <w:t xml:space="preserve"> </w:t>
+      </w:r>
+      <w:r>
+        <w:t xml:space="preserve">(synthetic_reference)</w:t>
       </w:r>
     </w:p>
-    <w:bookmarkEnd w:id="29"/>
-    <w:bookmarkEnd w:id="30"/>
-    <w:bookmarkEnd w:id="31"/>
-    <w:bookmarkStart w:id="34" w:name="requirement-to-test-coverage-matrix"/>
+    <w:p>
+      <w:pPr>
+        <w:pStyle w:val="Compact"/>
+        <w:numPr>
+          <w:ilvl w:val="0"/>
+          <w:numId w:val="1005"/>
+        </w:numPr>
+      </w:pPr>
+      <w:r>
+        <w:t xml:space="preserve">Design</w:t>
+      </w:r>
+      <w:r>
+        <w:t xml:space="preserve"> </w:t>
+      </w:r>
+      <w:r>
+        <w:rPr>
+          <w:rStyle w:val="VerbatimChar"/>
+        </w:rPr>
+        <w:t xml:space="preserve">FB2-SW-DSN-000002</w:t>
+      </w:r>
+      <w:r>
+        <w:t xml:space="preserve"> </w:t>
+      </w:r>
+      <w:r>
+        <w:t xml:space="preserve">implements</w:t>
+      </w:r>
+      <w:r>
+        <w:t xml:space="preserve"> </w:t>
+      </w:r>
+      <w:r>
+        <w:rPr>
+          <w:rStyle w:val="VerbatimChar"/>
+        </w:rPr>
+        <w:t xml:space="preserve">FB2-SW-SWR-000002</w:t>
+      </w:r>
+      <w:r>
+        <w:t xml:space="preserve"> </w:t>
+      </w:r>
+      <w:r>
+        <w:t xml:space="preserve">→ sources:</w:t>
+      </w:r>
+      <w:r>
+        <w:t xml:space="preserve"> </w:t>
+      </w:r>
+      <w:r>
+        <w:rPr>
+          <w:rStyle w:val="VerbatimChar"/>
+        </w:rPr>
+        <w:t xml:space="preserve">src/app/application/soa/soa.c</w:t>
+      </w:r>
+      <w:r>
+        <w:t xml:space="preserve">,</w:t>
+      </w:r>
+      <w:r>
+        <w:t xml:space="preserve"> </w:t>
+      </w:r>
+      <w:r>
+        <w:rPr>
+          <w:rStyle w:val="VerbatimChar"/>
+        </w:rPr>
+        <w:t xml:space="preserve">src/app/engine/diag/cbs/diag_cbs_voltage.c</w:t>
+      </w:r>
+    </w:p>
+    <w:p>
+      <w:pPr>
+        <w:pStyle w:val="Compact"/>
+        <w:numPr>
+          <w:ilvl w:val="0"/>
+          <w:numId w:val="1005"/>
+        </w:numPr>
+      </w:pPr>
+      <w:r>
+        <w:t xml:space="preserve">Verifying test measures:</w:t>
+      </w:r>
+      <w:r>
+        <w:t xml:space="preserve"> </w:t>
+      </w:r>
+      <w:r>
+        <w:rPr>
+          <w:rStyle w:val="VerbatimChar"/>
+        </w:rPr>
+        <w:t xml:space="preserve">FB2-VER-TMS-000001</w:t>
+      </w:r>
+      <w:r>
+        <w:t xml:space="preserve">,</w:t>
+      </w:r>
+      <w:r>
+        <w:t xml:space="preserve"> </w:t>
+      </w:r>
+      <w:r>
+        <w:rPr>
+          <w:rStyle w:val="VerbatimChar"/>
+        </w:rPr>
+        <w:t xml:space="preserve">FB2-VER-TMS-000007</w:t>
+      </w:r>
+      <w:r>
+        <w:t xml:space="preserve">,</w:t>
+      </w:r>
+      <w:r>
+        <w:t xml:space="preserve"> </w:t>
+      </w:r>
+      <w:r>
+        <w:rPr>
+          <w:rStyle w:val="VerbatimChar"/>
+        </w:rPr>
+        <w:t xml:space="preserve">FB2-VER-TMS-000010</w:t>
+      </w:r>
+    </w:p>
+    <w:bookmarkEnd w:id="32"/>
+    <w:bookmarkStart w:id="33" w:name="fb2-sw-swr-000003-synthetic_reference"/>
+    <w:p>
+      <w:pPr>
+        <w:pStyle w:val="Heading4"/>
+      </w:pPr>
+      <w:r>
+        <w:rPr>
+          <w:rStyle w:val="VerbatimChar"/>
+        </w:rPr>
+        <w:t xml:space="preserve">FB2-SW-SWR-000003</w:t>
+      </w:r>
+      <w:r>
+        <w:t xml:space="preserve"> </w:t>
+      </w:r>
+      <w:r>
+        <w:t xml:space="preserve">(synthetic_reference)</w:t>
+      </w:r>
+    </w:p>
+    <w:p>
+      <w:pPr>
+        <w:pStyle w:val="Compact"/>
+        <w:numPr>
+          <w:ilvl w:val="0"/>
+          <w:numId w:val="1006"/>
+        </w:numPr>
+      </w:pPr>
+      <w:r>
+        <w:t xml:space="preserve">Design</w:t>
+      </w:r>
+      <w:r>
+        <w:t xml:space="preserve"> </w:t>
+      </w:r>
+      <w:r>
+        <w:rPr>
+          <w:rStyle w:val="VerbatimChar"/>
+        </w:rPr>
+        <w:t xml:space="preserve">FB2-SW-DSN-000003</w:t>
+      </w:r>
+      <w:r>
+        <w:t xml:space="preserve"> </w:t>
+      </w:r>
+      <w:r>
+        <w:t xml:space="preserve">implements</w:t>
+      </w:r>
+      <w:r>
+        <w:t xml:space="preserve"> </w:t>
+      </w:r>
+      <w:r>
+        <w:rPr>
+          <w:rStyle w:val="VerbatimChar"/>
+        </w:rPr>
+        <w:t xml:space="preserve">FB2-SW-SWR-000003</w:t>
+      </w:r>
+      <w:r>
+        <w:t xml:space="preserve"> </w:t>
+      </w:r>
+      <w:r>
+        <w:t xml:space="preserve">→ sources:</w:t>
+      </w:r>
+      <w:r>
+        <w:t xml:space="preserve"> </w:t>
+      </w:r>
+      <w:r>
+        <w:rPr>
+          <w:rStyle w:val="VerbatimChar"/>
+        </w:rPr>
+        <w:t xml:space="preserve">src/app/driver/contactor/contactor.c</w:t>
+      </w:r>
+      <w:r>
+        <w:t xml:space="preserve">,</w:t>
+      </w:r>
+      <w:r>
+        <w:t xml:space="preserve"> </w:t>
+      </w:r>
+      <w:r>
+        <w:rPr>
+          <w:rStyle w:val="VerbatimChar"/>
+        </w:rPr>
+        <w:t xml:space="preserve">src/app/driver/sbc/fs8x_driver/sbc_fs8x.c</w:t>
+      </w:r>
+      <w:r>
+        <w:t xml:space="preserve">,</w:t>
+      </w:r>
+      <w:r>
+        <w:t xml:space="preserve"> </w:t>
+      </w:r>
+      <w:r>
+        <w:rPr>
+          <w:rStyle w:val="VerbatimChar"/>
+        </w:rPr>
+        <w:t xml:space="preserve">src/app/engine/diag/cbs/diag_cbs_contactor.c</w:t>
+      </w:r>
+    </w:p>
+    <w:p>
+      <w:pPr>
+        <w:pStyle w:val="Compact"/>
+        <w:numPr>
+          <w:ilvl w:val="0"/>
+          <w:numId w:val="1006"/>
+        </w:numPr>
+      </w:pPr>
+      <w:r>
+        <w:t xml:space="preserve">Verifying test measures:</w:t>
+      </w:r>
+      <w:r>
+        <w:t xml:space="preserve"> </w:t>
+      </w:r>
+      <w:r>
+        <w:rPr>
+          <w:rStyle w:val="VerbatimChar"/>
+        </w:rPr>
+        <w:t xml:space="preserve">FB2-VER-TMS-000002</w:t>
+      </w:r>
+      <w:r>
+        <w:t xml:space="preserve">,</w:t>
+      </w:r>
+      <w:r>
+        <w:t xml:space="preserve"> </w:t>
+      </w:r>
+      <w:r>
+        <w:rPr>
+          <w:rStyle w:val="VerbatimChar"/>
+        </w:rPr>
+        <w:t xml:space="preserve">FB2-VER-TMS-000007</w:t>
+      </w:r>
+    </w:p>
+    <w:bookmarkEnd w:id="33"/>
+    <w:bookmarkEnd w:id="34"/>
+    <w:bookmarkEnd w:id="35"/>
+    <w:bookmarkStart w:id="37" w:name="requirement-to-test-coverage-matrix"/>
     <w:p>
       <w:pPr>
         <w:pStyle w:val="Heading2"/>
@@ -9246,33 +8333,6 @@
               </w:rPr>
               <w:t xml:space="preserve">FB2-VER-TMS-000009</w:t>
             </w:r>
-            <w:r>
-              <w:t xml:space="preserve"> </w:t>
-            </w:r>
-            <w:r>
-              <w:t xml:space="preserve">(</w:t>
-            </w:r>
-            <w:r>
-              <w:rPr>
-                <w:rStyle w:val="VerbatimChar"/>
-              </w:rPr>
-              <w:t xml:space="preserve">validates</w:t>
-            </w:r>
-            <w:r>
-              <w:t xml:space="preserve">,</w:t>
-            </w:r>
-            <w:r>
-              <w:t xml:space="preserve"> </w:t>
-            </w:r>
-            <w:r>
-              <w:rPr>
-                <w:rStyle w:val="VerbatimChar"/>
-              </w:rPr>
-              <w:t xml:space="preserve">LNK-047</w:t>
-            </w:r>
-            <w:r>
-              <w:t xml:space="preserve">)</w:t>
-            </w:r>
           </w:p>
         </w:tc>
         <w:tc>
@@ -9307,11 +8367,7 @@
           <w:p>
             <w:pPr>
               <w:pStyle w:val="Compact"/>
-              <w:jc w:val="left"/>
-            </w:pPr>
-            <w:r>
-              <w:t xml:space="preserve">Draft planning stub; no execution</w:t>
-            </w:r>
+            </w:pPr>
           </w:p>
         </w:tc>
       </w:tr>
@@ -9387,6 +8443,30 @@
               </w:rPr>
               <w:t xml:space="preserve">FB2-VER-TMS-000003</w:t>
             </w:r>
+            <w:r>
+              <w:t xml:space="preserve">,</w:t>
+            </w:r>
+            <w:r>
+              <w:t xml:space="preserve"> </w:t>
+            </w:r>
+            <w:r>
+              <w:rPr>
+                <w:rStyle w:val="VerbatimChar"/>
+              </w:rPr>
+              <w:t xml:space="preserve">FB2-VER-TMS-000008</w:t>
+            </w:r>
+            <w:r>
+              <w:t xml:space="preserve">,</w:t>
+            </w:r>
+            <w:r>
+              <w:t xml:space="preserve"> </w:t>
+            </w:r>
+            <w:r>
+              <w:rPr>
+                <w:rStyle w:val="VerbatimChar"/>
+              </w:rPr>
+              <w:t xml:space="preserve">FB2-VER-TMS-000011</w:t>
+            </w:r>
           </w:p>
         </w:tc>
         <w:tc>
@@ -9427,7 +8507,7 @@
               <w:t xml:space="preserve">FB2-SW-SWR-000001</w:t>
             </w:r>
             <w:r>
-              <w:t xml:space="preserve">←FB2-VER-TMS-000003</w:t>
+              <w:t xml:space="preserve">←FB2-VER-TMS-000003,FB2-VER-TMS-000007</w:t>
             </w:r>
           </w:p>
         </w:tc>
@@ -9455,6 +8535,42 @@
                 <w:rStyle w:val="VerbatimChar"/>
               </w:rPr>
               <w:t xml:space="preserve">FB2-VER-TMS-000005</w:t>
+            </w:r>
+            <w:r>
+              <w:t xml:space="preserve">,</w:t>
+            </w:r>
+            <w:r>
+              <w:t xml:space="preserve"> </w:t>
+            </w:r>
+            <w:r>
+              <w:rPr>
+                <w:rStyle w:val="VerbatimChar"/>
+              </w:rPr>
+              <w:t xml:space="preserve">FB2-VER-TMS-000007</w:t>
+            </w:r>
+            <w:r>
+              <w:t xml:space="preserve">,</w:t>
+            </w:r>
+            <w:r>
+              <w:t xml:space="preserve"> </w:t>
+            </w:r>
+            <w:r>
+              <w:rPr>
+                <w:rStyle w:val="VerbatimChar"/>
+              </w:rPr>
+              <w:t xml:space="preserve">FB2-VER-TMS-000008</w:t>
+            </w:r>
+            <w:r>
+              <w:t xml:space="preserve">,</w:t>
+            </w:r>
+            <w:r>
+              <w:t xml:space="preserve"> </w:t>
+            </w:r>
+            <w:r>
+              <w:rPr>
+                <w:rStyle w:val="VerbatimChar"/>
+              </w:rPr>
+              <w:t xml:space="preserve">FB2-VER-TMS-000011</w:t>
             </w:r>
           </w:p>
         </w:tc>
@@ -9539,6 +8655,30 @@
               </w:rPr>
               <w:t xml:space="preserve">FB2-VER-TMS-000001</w:t>
             </w:r>
+            <w:r>
+              <w:t xml:space="preserve">,</w:t>
+            </w:r>
+            <w:r>
+              <w:t xml:space="preserve"> </w:t>
+            </w:r>
+            <w:r>
+              <w:rPr>
+                <w:rStyle w:val="VerbatimChar"/>
+              </w:rPr>
+              <w:t xml:space="preserve">FB2-VER-TMS-000008</w:t>
+            </w:r>
+            <w:r>
+              <w:t xml:space="preserve">,</w:t>
+            </w:r>
+            <w:r>
+              <w:t xml:space="preserve"> </w:t>
+            </w:r>
+            <w:r>
+              <w:rPr>
+                <w:rStyle w:val="VerbatimChar"/>
+              </w:rPr>
+              <w:t xml:space="preserve">FB2-VER-TMS-000011</w:t>
+            </w:r>
           </w:p>
         </w:tc>
         <w:tc>
@@ -9555,7 +8695,7 @@
               <w:t xml:space="preserve">FB2-SW-SWR-000002</w:t>
             </w:r>
             <w:r>
-              <w:t xml:space="preserve">←FB2-VER-TMS-000001</w:t>
+              <w:t xml:space="preserve">←FB2-VER-TMS-000001,FB2-VER-TMS-000007,FB2-VER-TMS-000010</w:t>
             </w:r>
           </w:p>
         </w:tc>
@@ -9571,6 +8711,54 @@
                 <w:rStyle w:val="VerbatimChar"/>
               </w:rPr>
               <w:t xml:space="preserve">FB2-VER-TMS-000001</w:t>
+            </w:r>
+            <w:r>
+              <w:t xml:space="preserve">,</w:t>
+            </w:r>
+            <w:r>
+              <w:t xml:space="preserve"> </w:t>
+            </w:r>
+            <w:r>
+              <w:rPr>
+                <w:rStyle w:val="VerbatimChar"/>
+              </w:rPr>
+              <w:t xml:space="preserve">FB2-VER-TMS-000007</w:t>
+            </w:r>
+            <w:r>
+              <w:t xml:space="preserve">,</w:t>
+            </w:r>
+            <w:r>
+              <w:t xml:space="preserve"> </w:t>
+            </w:r>
+            <w:r>
+              <w:rPr>
+                <w:rStyle w:val="VerbatimChar"/>
+              </w:rPr>
+              <w:t xml:space="preserve">FB2-VER-TMS-000008</w:t>
+            </w:r>
+            <w:r>
+              <w:t xml:space="preserve">,</w:t>
+            </w:r>
+            <w:r>
+              <w:t xml:space="preserve"> </w:t>
+            </w:r>
+            <w:r>
+              <w:rPr>
+                <w:rStyle w:val="VerbatimChar"/>
+              </w:rPr>
+              <w:t xml:space="preserve">FB2-VER-TMS-000010</w:t>
+            </w:r>
+            <w:r>
+              <w:t xml:space="preserve">,</w:t>
+            </w:r>
+            <w:r>
+              <w:t xml:space="preserve"> </w:t>
+            </w:r>
+            <w:r>
+              <w:rPr>
+                <w:rStyle w:val="VerbatimChar"/>
+              </w:rPr>
+              <w:t xml:space="preserve">FB2-VER-TMS-000011</w:t>
             </w:r>
           </w:p>
         </w:tc>
@@ -9655,6 +8843,30 @@
               </w:rPr>
               <w:t xml:space="preserve">FB2-VER-TMS-000002</w:t>
             </w:r>
+            <w:r>
+              <w:t xml:space="preserve">,</w:t>
+            </w:r>
+            <w:r>
+              <w:t xml:space="preserve"> </w:t>
+            </w:r>
+            <w:r>
+              <w:rPr>
+                <w:rStyle w:val="VerbatimChar"/>
+              </w:rPr>
+              <w:t xml:space="preserve">FB2-VER-TMS-000008</w:t>
+            </w:r>
+            <w:r>
+              <w:t xml:space="preserve">,</w:t>
+            </w:r>
+            <w:r>
+              <w:t xml:space="preserve"> </w:t>
+            </w:r>
+            <w:r>
+              <w:rPr>
+                <w:rStyle w:val="VerbatimChar"/>
+              </w:rPr>
+              <w:t xml:space="preserve">FB2-VER-TMS-000011</w:t>
+            </w:r>
           </w:p>
         </w:tc>
         <w:tc>
@@ -9683,7 +8895,7 @@
               <w:t xml:space="preserve">FB2-SW-SWR-000003</w:t>
             </w:r>
             <w:r>
-              <w:t xml:space="preserve">←FB2-VER-TMS-000002</w:t>
+              <w:t xml:space="preserve">←FB2-VER-TMS-000002,FB2-VER-TMS-000007</w:t>
             </w:r>
           </w:p>
         </w:tc>
@@ -9711,6 +8923,42 @@
                 <w:rStyle w:val="VerbatimChar"/>
               </w:rPr>
               <w:t xml:space="preserve">FB2-VER-TMS-000006</w:t>
+            </w:r>
+            <w:r>
+              <w:t xml:space="preserve">,</w:t>
+            </w:r>
+            <w:r>
+              <w:t xml:space="preserve"> </w:t>
+            </w:r>
+            <w:r>
+              <w:rPr>
+                <w:rStyle w:val="VerbatimChar"/>
+              </w:rPr>
+              <w:t xml:space="preserve">FB2-VER-TMS-000007</w:t>
+            </w:r>
+            <w:r>
+              <w:t xml:space="preserve">,</w:t>
+            </w:r>
+            <w:r>
+              <w:t xml:space="preserve"> </w:t>
+            </w:r>
+            <w:r>
+              <w:rPr>
+                <w:rStyle w:val="VerbatimChar"/>
+              </w:rPr>
+              <w:t xml:space="preserve">FB2-VER-TMS-000008</w:t>
+            </w:r>
+            <w:r>
+              <w:t xml:space="preserve">,</w:t>
+            </w:r>
+            <w:r>
+              <w:t xml:space="preserve"> </w:t>
+            </w:r>
+            <w:r>
+              <w:rPr>
+                <w:rStyle w:val="VerbatimChar"/>
+              </w:rPr>
+              <w:t xml:space="preserve">FB2-VER-TMS-000011</w:t>
             </w:r>
           </w:p>
         </w:tc>
@@ -9795,17 +9043,47 @@
               </w:rPr>
               <w:t xml:space="preserve">FB2-VER-TMS-000004</w:t>
             </w:r>
-          </w:p>
-        </w:tc>
-        <w:tc>
-          <w:tcPr/>
-          <w:p>
-            <w:pPr>
-              <w:pStyle w:val="Compact"/>
-              <w:jc w:val="left"/>
-            </w:pPr>
-            <w:r>
-              <w:t xml:space="preserve">—</w:t>
+            <w:r>
+              <w:t xml:space="preserve">,</w:t>
+            </w:r>
+            <w:r>
+              <w:t xml:space="preserve"> </w:t>
+            </w:r>
+            <w:r>
+              <w:rPr>
+                <w:rStyle w:val="VerbatimChar"/>
+              </w:rPr>
+              <w:t xml:space="preserve">FB2-VER-TMS-000008</w:t>
+            </w:r>
+            <w:r>
+              <w:t xml:space="preserve">,</w:t>
+            </w:r>
+            <w:r>
+              <w:t xml:space="preserve"> </w:t>
+            </w:r>
+            <w:r>
+              <w:rPr>
+                <w:rStyle w:val="VerbatimChar"/>
+              </w:rPr>
+              <w:t xml:space="preserve">FB2-VER-TMS-000011</w:t>
+            </w:r>
+          </w:p>
+        </w:tc>
+        <w:tc>
+          <w:tcPr/>
+          <w:p>
+            <w:pPr>
+              <w:pStyle w:val="Compact"/>
+              <w:jc w:val="left"/>
+            </w:pPr>
+            <w:r>
+              <w:rPr>
+                <w:rStyle w:val="VerbatimChar"/>
+              </w:rPr>
+              <w:t xml:space="preserve">FB2-HW-TSR-000004</w:t>
+            </w:r>
+            <w:r>
+              <w:t xml:space="preserve">←FB2-VER-TMS-000004</w:t>
             </w:r>
           </w:p>
         </w:tc>
@@ -9821,6 +9099,30 @@
                 <w:rStyle w:val="VerbatimChar"/>
               </w:rPr>
               <w:t xml:space="preserve">FB2-VER-TMS-000004</w:t>
+            </w:r>
+            <w:r>
+              <w:t xml:space="preserve">,</w:t>
+            </w:r>
+            <w:r>
+              <w:t xml:space="preserve"> </w:t>
+            </w:r>
+            <w:r>
+              <w:rPr>
+                <w:rStyle w:val="VerbatimChar"/>
+              </w:rPr>
+              <w:t xml:space="preserve">FB2-VER-TMS-000008</w:t>
+            </w:r>
+            <w:r>
+              <w:t xml:space="preserve">,</w:t>
+            </w:r>
+            <w:r>
+              <w:t xml:space="preserve"> </w:t>
+            </w:r>
+            <w:r>
+              <w:rPr>
+                <w:rStyle w:val="VerbatimChar"/>
+              </w:rPr>
+              <w:t xml:space="preserve">FB2-VER-TMS-000011</w:t>
             </w:r>
           </w:p>
         </w:tc>
@@ -9860,19 +9162,19 @@
               <w:rPr>
                 <w:rStyle w:val="VerbatimChar"/>
               </w:rPr>
-              <w:t xml:space="preserve">FB2-SW-SWR-000001</w:t>
-            </w:r>
-          </w:p>
-        </w:tc>
-        <w:tc>
-          <w:tcPr/>
-          <w:p>
-            <w:pPr>
-              <w:pStyle w:val="Compact"/>
-              <w:jc w:val="left"/>
-            </w:pPr>
-            <w:r>
-              <w:t xml:space="preserve">SWR</w:t>
+              <w:t xml:space="preserve">FB2-SAF-SEC-000001</w:t>
+            </w:r>
+          </w:p>
+        </w:tc>
+        <w:tc>
+          <w:tcPr/>
+          <w:p>
+            <w:pPr>
+              <w:pStyle w:val="Compact"/>
+              <w:jc w:val="left"/>
+            </w:pPr>
+            <w:r>
+              <w:t xml:space="preserve">SEC</w:t>
             </w:r>
           </w:p>
         </w:tc>
@@ -9888,22 +9190,7 @@
                 <w:b/>
                 <w:bCs/>
               </w:rPr>
-              <w:t xml:space="preserve">COVERED-DIRECT</w:t>
-            </w:r>
-          </w:p>
-        </w:tc>
-        <w:tc>
-          <w:tcPr/>
-          <w:p>
-            <w:pPr>
-              <w:pStyle w:val="Compact"/>
-              <w:jc w:val="left"/>
-            </w:pPr>
-            <w:r>
-              <w:rPr>
-                <w:rStyle w:val="VerbatimChar"/>
-              </w:rPr>
-              <w:t xml:space="preserve">FB2-VER-TMS-000003</w:t>
+              <w:t xml:space="preserve">UNCOVERED</w:t>
             </w:r>
           </w:p>
         </w:tc>
@@ -9927,19 +9214,32 @@
               <w:jc w:val="left"/>
             </w:pPr>
             <w:r>
-              <w:rPr>
-                <w:rStyle w:val="VerbatimChar"/>
-              </w:rPr>
-              <w:t xml:space="preserve">FB2-VER-TMS-000003</w:t>
-            </w:r>
-          </w:p>
-        </w:tc>
-        <w:tc>
-          <w:tcPr/>
-          <w:p>
-            <w:pPr>
-              <w:pStyle w:val="Compact"/>
-            </w:pPr>
+              <w:t xml:space="preserve">—</w:t>
+            </w:r>
+          </w:p>
+        </w:tc>
+        <w:tc>
+          <w:tcPr/>
+          <w:p>
+            <w:pPr>
+              <w:pStyle w:val="Compact"/>
+              <w:jc w:val="left"/>
+            </w:pPr>
+            <w:r>
+              <w:t xml:space="preserve">—</w:t>
+            </w:r>
+          </w:p>
+        </w:tc>
+        <w:tc>
+          <w:tcPr/>
+          <w:p>
+            <w:pPr>
+              <w:pStyle w:val="Compact"/>
+              <w:jc w:val="left"/>
+            </w:pPr>
+            <w:r>
+              <w:t xml:space="preserve">No direct, indirect, or embedded test coverage in corpus</w:t>
+            </w:r>
           </w:p>
         </w:tc>
       </w:tr>
@@ -9970,19 +9270,19 @@
               <w:rPr>
                 <w:rStyle w:val="VerbatimChar"/>
               </w:rPr>
-              <w:t xml:space="preserve">FB2-SW-SWR-000002</w:t>
-            </w:r>
-          </w:p>
-        </w:tc>
-        <w:tc>
-          <w:tcPr/>
-          <w:p>
-            <w:pPr>
-              <w:pStyle w:val="Compact"/>
-              <w:jc w:val="left"/>
-            </w:pPr>
-            <w:r>
-              <w:t xml:space="preserve">SWR</w:t>
+              <w:t xml:space="preserve">FB2-SAF-SEC-000002</w:t>
+            </w:r>
+          </w:p>
+        </w:tc>
+        <w:tc>
+          <w:tcPr/>
+          <w:p>
+            <w:pPr>
+              <w:pStyle w:val="Compact"/>
+              <w:jc w:val="left"/>
+            </w:pPr>
+            <w:r>
+              <w:t xml:space="preserve">SEC</w:t>
             </w:r>
           </w:p>
         </w:tc>
@@ -9998,22 +9298,7 @@
                 <w:b/>
                 <w:bCs/>
               </w:rPr>
-              <w:t xml:space="preserve">COVERED-DIRECT</w:t>
-            </w:r>
-          </w:p>
-        </w:tc>
-        <w:tc>
-          <w:tcPr/>
-          <w:p>
-            <w:pPr>
-              <w:pStyle w:val="Compact"/>
-              <w:jc w:val="left"/>
-            </w:pPr>
-            <w:r>
-              <w:rPr>
-                <w:rStyle w:val="VerbatimChar"/>
-              </w:rPr>
-              <w:t xml:space="preserve">FB2-VER-TMS-000001</w:t>
+              <w:t xml:space="preserve">UNCOVERED</w:t>
             </w:r>
           </w:p>
         </w:tc>
@@ -10037,19 +9322,32 @@
               <w:jc w:val="left"/>
             </w:pPr>
             <w:r>
-              <w:rPr>
-                <w:rStyle w:val="VerbatimChar"/>
-              </w:rPr>
-              <w:t xml:space="preserve">FB2-VER-TMS-000001</w:t>
-            </w:r>
-          </w:p>
-        </w:tc>
-        <w:tc>
-          <w:tcPr/>
-          <w:p>
-            <w:pPr>
-              <w:pStyle w:val="Compact"/>
-            </w:pPr>
+              <w:t xml:space="preserve">—</w:t>
+            </w:r>
+          </w:p>
+        </w:tc>
+        <w:tc>
+          <w:tcPr/>
+          <w:p>
+            <w:pPr>
+              <w:pStyle w:val="Compact"/>
+              <w:jc w:val="left"/>
+            </w:pPr>
+            <w:r>
+              <w:t xml:space="preserve">—</w:t>
+            </w:r>
+          </w:p>
+        </w:tc>
+        <w:tc>
+          <w:tcPr/>
+          <w:p>
+            <w:pPr>
+              <w:pStyle w:val="Compact"/>
+              <w:jc w:val="left"/>
+            </w:pPr>
+            <w:r>
+              <w:t xml:space="preserve">No direct, indirect, or embedded test coverage in corpus</w:t>
+            </w:r>
           </w:p>
         </w:tc>
       </w:tr>
@@ -10080,19 +9378,19 @@
               <w:rPr>
                 <w:rStyle w:val="VerbatimChar"/>
               </w:rPr>
-              <w:t xml:space="preserve">FB2-SW-SWR-000003</w:t>
-            </w:r>
-          </w:p>
-        </w:tc>
-        <w:tc>
-          <w:tcPr/>
-          <w:p>
-            <w:pPr>
-              <w:pStyle w:val="Compact"/>
-              <w:jc w:val="left"/>
-            </w:pPr>
-            <w:r>
-              <w:t xml:space="preserve">SWR</w:t>
+              <w:t xml:space="preserve">FB2-SAF-SEC-000003</w:t>
+            </w:r>
+          </w:p>
+        </w:tc>
+        <w:tc>
+          <w:tcPr/>
+          <w:p>
+            <w:pPr>
+              <w:pStyle w:val="Compact"/>
+              <w:jc w:val="left"/>
+            </w:pPr>
+            <w:r>
+              <w:t xml:space="preserve">SEC</w:t>
             </w:r>
           </w:p>
         </w:tc>
@@ -10108,6 +9406,330 @@
                 <w:b/>
                 <w:bCs/>
               </w:rPr>
+              <w:t xml:space="preserve">UNCOVERED</w:t>
+            </w:r>
+          </w:p>
+        </w:tc>
+        <w:tc>
+          <w:tcPr/>
+          <w:p>
+            <w:pPr>
+              <w:pStyle w:val="Compact"/>
+              <w:jc w:val="left"/>
+            </w:pPr>
+            <w:r>
+              <w:t xml:space="preserve">—</w:t>
+            </w:r>
+          </w:p>
+        </w:tc>
+        <w:tc>
+          <w:tcPr/>
+          <w:p>
+            <w:pPr>
+              <w:pStyle w:val="Compact"/>
+              <w:jc w:val="left"/>
+            </w:pPr>
+            <w:r>
+              <w:t xml:space="preserve">—</w:t>
+            </w:r>
+          </w:p>
+        </w:tc>
+        <w:tc>
+          <w:tcPr/>
+          <w:p>
+            <w:pPr>
+              <w:pStyle w:val="Compact"/>
+              <w:jc w:val="left"/>
+            </w:pPr>
+            <w:r>
+              <w:t xml:space="preserve">—</w:t>
+            </w:r>
+          </w:p>
+        </w:tc>
+        <w:tc>
+          <w:tcPr/>
+          <w:p>
+            <w:pPr>
+              <w:pStyle w:val="Compact"/>
+              <w:jc w:val="left"/>
+            </w:pPr>
+            <w:r>
+              <w:t xml:space="preserve">No direct, indirect, or embedded test coverage in corpus</w:t>
+            </w:r>
+          </w:p>
+        </w:tc>
+      </w:tr>
+      <w:tr>
+        <w:tc>
+          <w:tcPr/>
+          <w:p>
+            <w:pPr>
+              <w:pStyle w:val="Compact"/>
+              <w:jc w:val="left"/>
+            </w:pPr>
+            <w:r>
+              <w:rPr>
+                <w:rStyle w:val="VerbatimChar"/>
+              </w:rPr>
+              <w:t xml:space="preserve">synthetic_reference</w:t>
+            </w:r>
+          </w:p>
+        </w:tc>
+        <w:tc>
+          <w:tcPr/>
+          <w:p>
+            <w:pPr>
+              <w:pStyle w:val="Compact"/>
+              <w:jc w:val="left"/>
+            </w:pPr>
+            <w:r>
+              <w:rPr>
+                <w:rStyle w:val="VerbatimChar"/>
+              </w:rPr>
+              <w:t xml:space="preserve">FB2-SAF-SEC-000004</w:t>
+            </w:r>
+          </w:p>
+        </w:tc>
+        <w:tc>
+          <w:tcPr/>
+          <w:p>
+            <w:pPr>
+              <w:pStyle w:val="Compact"/>
+              <w:jc w:val="left"/>
+            </w:pPr>
+            <w:r>
+              <w:t xml:space="preserve">SEC</w:t>
+            </w:r>
+          </w:p>
+        </w:tc>
+        <w:tc>
+          <w:tcPr/>
+          <w:p>
+            <w:pPr>
+              <w:pStyle w:val="Compact"/>
+              <w:jc w:val="left"/>
+            </w:pPr>
+            <w:r>
+              <w:rPr>
+                <w:b/>
+                <w:bCs/>
+              </w:rPr>
+              <w:t xml:space="preserve">UNCOVERED</w:t>
+            </w:r>
+          </w:p>
+        </w:tc>
+        <w:tc>
+          <w:tcPr/>
+          <w:p>
+            <w:pPr>
+              <w:pStyle w:val="Compact"/>
+              <w:jc w:val="left"/>
+            </w:pPr>
+            <w:r>
+              <w:t xml:space="preserve">—</w:t>
+            </w:r>
+          </w:p>
+        </w:tc>
+        <w:tc>
+          <w:tcPr/>
+          <w:p>
+            <w:pPr>
+              <w:pStyle w:val="Compact"/>
+              <w:jc w:val="left"/>
+            </w:pPr>
+            <w:r>
+              <w:t xml:space="preserve">—</w:t>
+            </w:r>
+          </w:p>
+        </w:tc>
+        <w:tc>
+          <w:tcPr/>
+          <w:p>
+            <w:pPr>
+              <w:pStyle w:val="Compact"/>
+              <w:jc w:val="left"/>
+            </w:pPr>
+            <w:r>
+              <w:t xml:space="preserve">—</w:t>
+            </w:r>
+          </w:p>
+        </w:tc>
+        <w:tc>
+          <w:tcPr/>
+          <w:p>
+            <w:pPr>
+              <w:pStyle w:val="Compact"/>
+              <w:jc w:val="left"/>
+            </w:pPr>
+            <w:r>
+              <w:t xml:space="preserve">No direct, indirect, or embedded test coverage in corpus</w:t>
+            </w:r>
+          </w:p>
+        </w:tc>
+      </w:tr>
+      <w:tr>
+        <w:tc>
+          <w:tcPr/>
+          <w:p>
+            <w:pPr>
+              <w:pStyle w:val="Compact"/>
+              <w:jc w:val="left"/>
+            </w:pPr>
+            <w:r>
+              <w:rPr>
+                <w:rStyle w:val="VerbatimChar"/>
+              </w:rPr>
+              <w:t xml:space="preserve">synthetic_reference</w:t>
+            </w:r>
+          </w:p>
+        </w:tc>
+        <w:tc>
+          <w:tcPr/>
+          <w:p>
+            <w:pPr>
+              <w:pStyle w:val="Compact"/>
+              <w:jc w:val="left"/>
+            </w:pPr>
+            <w:r>
+              <w:rPr>
+                <w:rStyle w:val="VerbatimChar"/>
+              </w:rPr>
+              <w:t xml:space="preserve">FB2-SAF-SEC-000005</w:t>
+            </w:r>
+          </w:p>
+        </w:tc>
+        <w:tc>
+          <w:tcPr/>
+          <w:p>
+            <w:pPr>
+              <w:pStyle w:val="Compact"/>
+              <w:jc w:val="left"/>
+            </w:pPr>
+            <w:r>
+              <w:t xml:space="preserve">SEC</w:t>
+            </w:r>
+          </w:p>
+        </w:tc>
+        <w:tc>
+          <w:tcPr/>
+          <w:p>
+            <w:pPr>
+              <w:pStyle w:val="Compact"/>
+              <w:jc w:val="left"/>
+            </w:pPr>
+            <w:r>
+              <w:rPr>
+                <w:b/>
+                <w:bCs/>
+              </w:rPr>
+              <w:t xml:space="preserve">UNCOVERED</w:t>
+            </w:r>
+          </w:p>
+        </w:tc>
+        <w:tc>
+          <w:tcPr/>
+          <w:p>
+            <w:pPr>
+              <w:pStyle w:val="Compact"/>
+              <w:jc w:val="left"/>
+            </w:pPr>
+            <w:r>
+              <w:t xml:space="preserve">—</w:t>
+            </w:r>
+          </w:p>
+        </w:tc>
+        <w:tc>
+          <w:tcPr/>
+          <w:p>
+            <w:pPr>
+              <w:pStyle w:val="Compact"/>
+              <w:jc w:val="left"/>
+            </w:pPr>
+            <w:r>
+              <w:t xml:space="preserve">—</w:t>
+            </w:r>
+          </w:p>
+        </w:tc>
+        <w:tc>
+          <w:tcPr/>
+          <w:p>
+            <w:pPr>
+              <w:pStyle w:val="Compact"/>
+              <w:jc w:val="left"/>
+            </w:pPr>
+            <w:r>
+              <w:t xml:space="preserve">—</w:t>
+            </w:r>
+          </w:p>
+        </w:tc>
+        <w:tc>
+          <w:tcPr/>
+          <w:p>
+            <w:pPr>
+              <w:pStyle w:val="Compact"/>
+              <w:jc w:val="left"/>
+            </w:pPr>
+            <w:r>
+              <w:t xml:space="preserve">No direct, indirect, or embedded test coverage in corpus</w:t>
+            </w:r>
+          </w:p>
+        </w:tc>
+      </w:tr>
+      <w:tr>
+        <w:tc>
+          <w:tcPr/>
+          <w:p>
+            <w:pPr>
+              <w:pStyle w:val="Compact"/>
+              <w:jc w:val="left"/>
+            </w:pPr>
+            <w:r>
+              <w:rPr>
+                <w:rStyle w:val="VerbatimChar"/>
+              </w:rPr>
+              <w:t xml:space="preserve">synthetic_reference</w:t>
+            </w:r>
+          </w:p>
+        </w:tc>
+        <w:tc>
+          <w:tcPr/>
+          <w:p>
+            <w:pPr>
+              <w:pStyle w:val="Compact"/>
+              <w:jc w:val="left"/>
+            </w:pPr>
+            <w:r>
+              <w:rPr>
+                <w:rStyle w:val="VerbatimChar"/>
+              </w:rPr>
+              <w:t xml:space="preserve">FB2-SW-SWR-000001</w:t>
+            </w:r>
+          </w:p>
+        </w:tc>
+        <w:tc>
+          <w:tcPr/>
+          <w:p>
+            <w:pPr>
+              <w:pStyle w:val="Compact"/>
+              <w:jc w:val="left"/>
+            </w:pPr>
+            <w:r>
+              <w:t xml:space="preserve">SWR</w:t>
+            </w:r>
+          </w:p>
+        </w:tc>
+        <w:tc>
+          <w:tcPr/>
+          <w:p>
+            <w:pPr>
+              <w:pStyle w:val="Compact"/>
+              <w:jc w:val="left"/>
+            </w:pPr>
+            <w:r>
+              <w:rPr>
+                <w:b/>
+                <w:bCs/>
+              </w:rPr>
               <w:t xml:space="preserve">COVERED-DIRECT</w:t>
             </w:r>
           </w:p>
@@ -10123,8 +9745,312 @@
               <w:rPr>
                 <w:rStyle w:val="VerbatimChar"/>
               </w:rPr>
+              <w:t xml:space="preserve">FB2-VER-TMS-000003</w:t>
+            </w:r>
+            <w:r>
+              <w:t xml:space="preserve">,</w:t>
+            </w:r>
+            <w:r>
+              <w:t xml:space="preserve"> </w:t>
+            </w:r>
+            <w:r>
+              <w:rPr>
+                <w:rStyle w:val="VerbatimChar"/>
+              </w:rPr>
+              <w:t xml:space="preserve">FB2-VER-TMS-000007</w:t>
+            </w:r>
+          </w:p>
+        </w:tc>
+        <w:tc>
+          <w:tcPr/>
+          <w:p>
+            <w:pPr>
+              <w:pStyle w:val="Compact"/>
+              <w:jc w:val="left"/>
+            </w:pPr>
+            <w:r>
+              <w:t xml:space="preserve">—</w:t>
+            </w:r>
+          </w:p>
+        </w:tc>
+        <w:tc>
+          <w:tcPr/>
+          <w:p>
+            <w:pPr>
+              <w:pStyle w:val="Compact"/>
+              <w:jc w:val="left"/>
+            </w:pPr>
+            <w:r>
+              <w:rPr>
+                <w:rStyle w:val="VerbatimChar"/>
+              </w:rPr>
+              <w:t xml:space="preserve">FB2-VER-TMS-000003</w:t>
+            </w:r>
+            <w:r>
+              <w:t xml:space="preserve">,</w:t>
+            </w:r>
+            <w:r>
+              <w:t xml:space="preserve"> </w:t>
+            </w:r>
+            <w:r>
+              <w:rPr>
+                <w:rStyle w:val="VerbatimChar"/>
+              </w:rPr>
+              <w:t xml:space="preserve">FB2-VER-TMS-000007</w:t>
+            </w:r>
+          </w:p>
+        </w:tc>
+        <w:tc>
+          <w:tcPr/>
+          <w:p>
+            <w:pPr>
+              <w:pStyle w:val="Compact"/>
+            </w:pPr>
+          </w:p>
+        </w:tc>
+      </w:tr>
+      <w:tr>
+        <w:tc>
+          <w:tcPr/>
+          <w:p>
+            <w:pPr>
+              <w:pStyle w:val="Compact"/>
+              <w:jc w:val="left"/>
+            </w:pPr>
+            <w:r>
+              <w:rPr>
+                <w:rStyle w:val="VerbatimChar"/>
+              </w:rPr>
+              <w:t xml:space="preserve">synthetic_reference</w:t>
+            </w:r>
+          </w:p>
+        </w:tc>
+        <w:tc>
+          <w:tcPr/>
+          <w:p>
+            <w:pPr>
+              <w:pStyle w:val="Compact"/>
+              <w:jc w:val="left"/>
+            </w:pPr>
+            <w:r>
+              <w:rPr>
+                <w:rStyle w:val="VerbatimChar"/>
+              </w:rPr>
+              <w:t xml:space="preserve">FB2-SW-SWR-000002</w:t>
+            </w:r>
+          </w:p>
+        </w:tc>
+        <w:tc>
+          <w:tcPr/>
+          <w:p>
+            <w:pPr>
+              <w:pStyle w:val="Compact"/>
+              <w:jc w:val="left"/>
+            </w:pPr>
+            <w:r>
+              <w:t xml:space="preserve">SWR</w:t>
+            </w:r>
+          </w:p>
+        </w:tc>
+        <w:tc>
+          <w:tcPr/>
+          <w:p>
+            <w:pPr>
+              <w:pStyle w:val="Compact"/>
+              <w:jc w:val="left"/>
+            </w:pPr>
+            <w:r>
+              <w:rPr>
+                <w:b/>
+                <w:bCs/>
+              </w:rPr>
+              <w:t xml:space="preserve">COVERED-DIRECT</w:t>
+            </w:r>
+          </w:p>
+        </w:tc>
+        <w:tc>
+          <w:tcPr/>
+          <w:p>
+            <w:pPr>
+              <w:pStyle w:val="Compact"/>
+              <w:jc w:val="left"/>
+            </w:pPr>
+            <w:r>
+              <w:rPr>
+                <w:rStyle w:val="VerbatimChar"/>
+              </w:rPr>
+              <w:t xml:space="preserve">FB2-VER-TMS-000001</w:t>
+            </w:r>
+            <w:r>
+              <w:t xml:space="preserve">,</w:t>
+            </w:r>
+            <w:r>
+              <w:t xml:space="preserve"> </w:t>
+            </w:r>
+            <w:r>
+              <w:rPr>
+                <w:rStyle w:val="VerbatimChar"/>
+              </w:rPr>
+              <w:t xml:space="preserve">FB2-VER-TMS-000007</w:t>
+            </w:r>
+            <w:r>
+              <w:t xml:space="preserve">,</w:t>
+            </w:r>
+            <w:r>
+              <w:t xml:space="preserve"> </w:t>
+            </w:r>
+            <w:r>
+              <w:rPr>
+                <w:rStyle w:val="VerbatimChar"/>
+              </w:rPr>
+              <w:t xml:space="preserve">FB2-VER-TMS-000010</w:t>
+            </w:r>
+          </w:p>
+        </w:tc>
+        <w:tc>
+          <w:tcPr/>
+          <w:p>
+            <w:pPr>
+              <w:pStyle w:val="Compact"/>
+              <w:jc w:val="left"/>
+            </w:pPr>
+            <w:r>
+              <w:t xml:space="preserve">—</w:t>
+            </w:r>
+          </w:p>
+        </w:tc>
+        <w:tc>
+          <w:tcPr/>
+          <w:p>
+            <w:pPr>
+              <w:pStyle w:val="Compact"/>
+              <w:jc w:val="left"/>
+            </w:pPr>
+            <w:r>
+              <w:rPr>
+                <w:rStyle w:val="VerbatimChar"/>
+              </w:rPr>
+              <w:t xml:space="preserve">FB2-VER-TMS-000001</w:t>
+            </w:r>
+            <w:r>
+              <w:t xml:space="preserve">,</w:t>
+            </w:r>
+            <w:r>
+              <w:t xml:space="preserve"> </w:t>
+            </w:r>
+            <w:r>
+              <w:rPr>
+                <w:rStyle w:val="VerbatimChar"/>
+              </w:rPr>
+              <w:t xml:space="preserve">FB2-VER-TMS-000007</w:t>
+            </w:r>
+            <w:r>
+              <w:t xml:space="preserve">,</w:t>
+            </w:r>
+            <w:r>
+              <w:t xml:space="preserve"> </w:t>
+            </w:r>
+            <w:r>
+              <w:rPr>
+                <w:rStyle w:val="VerbatimChar"/>
+              </w:rPr>
+              <w:t xml:space="preserve">FB2-VER-TMS-000010</w:t>
+            </w:r>
+          </w:p>
+        </w:tc>
+        <w:tc>
+          <w:tcPr/>
+          <w:p>
+            <w:pPr>
+              <w:pStyle w:val="Compact"/>
+            </w:pPr>
+          </w:p>
+        </w:tc>
+      </w:tr>
+      <w:tr>
+        <w:tc>
+          <w:tcPr/>
+          <w:p>
+            <w:pPr>
+              <w:pStyle w:val="Compact"/>
+              <w:jc w:val="left"/>
+            </w:pPr>
+            <w:r>
+              <w:rPr>
+                <w:rStyle w:val="VerbatimChar"/>
+              </w:rPr>
+              <w:t xml:space="preserve">synthetic_reference</w:t>
+            </w:r>
+          </w:p>
+        </w:tc>
+        <w:tc>
+          <w:tcPr/>
+          <w:p>
+            <w:pPr>
+              <w:pStyle w:val="Compact"/>
+              <w:jc w:val="left"/>
+            </w:pPr>
+            <w:r>
+              <w:rPr>
+                <w:rStyle w:val="VerbatimChar"/>
+              </w:rPr>
+              <w:t xml:space="preserve">FB2-SW-SWR-000003</w:t>
+            </w:r>
+          </w:p>
+        </w:tc>
+        <w:tc>
+          <w:tcPr/>
+          <w:p>
+            <w:pPr>
+              <w:pStyle w:val="Compact"/>
+              <w:jc w:val="left"/>
+            </w:pPr>
+            <w:r>
+              <w:t xml:space="preserve">SWR</w:t>
+            </w:r>
+          </w:p>
+        </w:tc>
+        <w:tc>
+          <w:tcPr/>
+          <w:p>
+            <w:pPr>
+              <w:pStyle w:val="Compact"/>
+              <w:jc w:val="left"/>
+            </w:pPr>
+            <w:r>
+              <w:rPr>
+                <w:b/>
+                <w:bCs/>
+              </w:rPr>
+              <w:t xml:space="preserve">COVERED-DIRECT</w:t>
+            </w:r>
+          </w:p>
+        </w:tc>
+        <w:tc>
+          <w:tcPr/>
+          <w:p>
+            <w:pPr>
+              <w:pStyle w:val="Compact"/>
+              <w:jc w:val="left"/>
+            </w:pPr>
+            <w:r>
+              <w:rPr>
+                <w:rStyle w:val="VerbatimChar"/>
+              </w:rPr>
               <w:t xml:space="preserve">FB2-VER-TMS-000002</w:t>
             </w:r>
+            <w:r>
+              <w:t xml:space="preserve">,</w:t>
+            </w:r>
+            <w:r>
+              <w:t xml:space="preserve"> </w:t>
+            </w:r>
+            <w:r>
+              <w:rPr>
+                <w:rStyle w:val="VerbatimChar"/>
+              </w:rPr>
+              <w:t xml:space="preserve">FB2-VER-TMS-000007</w:t>
+            </w:r>
           </w:p>
         </w:tc>
         <w:tc>
@@ -10151,6 +10077,18 @@
                 <w:rStyle w:val="VerbatimChar"/>
               </w:rPr>
               <w:t xml:space="preserve">FB2-VER-TMS-000002</w:t>
+            </w:r>
+            <w:r>
+              <w:t xml:space="preserve">,</w:t>
+            </w:r>
+            <w:r>
+              <w:t xml:space="preserve"> </w:t>
+            </w:r>
+            <w:r>
+              <w:rPr>
+                <w:rStyle w:val="VerbatimChar"/>
+              </w:rPr>
+              <w:t xml:space="preserve">FB2-VER-TMS-000007</w:t>
             </w:r>
           </w:p>
         </w:tc>
@@ -10164,7 +10102,7 @@
         </w:tc>
       </w:tr>
     </w:tbl>
-    <w:bookmarkStart w:id="32" w:name="coverage-summary"/>
+    <w:bookmarkStart w:id="36" w:name="coverage-summary"/>
     <w:p>
       <w:pPr>
         <w:pStyle w:val="Heading3"/>
@@ -10178,7 +10116,7 @@
         <w:pStyle w:val="Compact"/>
         <w:numPr>
           <w:ilvl w:val="0"/>
-          <w:numId w:val="1003"/>
+          <w:numId w:val="1007"/>
         </w:numPr>
       </w:pPr>
       <w:r>
@@ -10189,7 +10127,7 @@
         <w:t xml:space="preserve">Total requirement artifacts</w:t>
       </w:r>
       <w:r>
-        <w:t xml:space="preserve">: 21</w:t>
+        <w:t xml:space="preserve">: 26</w:t>
       </w:r>
     </w:p>
     <w:p>
@@ -10197,7 +10135,7 @@
         <w:pStyle w:val="Compact"/>
         <w:numPr>
           <w:ilvl w:val="0"/>
-          <w:numId w:val="1003"/>
+          <w:numId w:val="1007"/>
         </w:numPr>
       </w:pPr>
       <w:r>
@@ -10208,7 +10146,7 @@
         <w:t xml:space="preserve">Covered (any status)</w:t>
       </w:r>
       <w:r>
-        <w:t xml:space="preserve">: 21 (100%)</w:t>
+        <w:t xml:space="preserve">: 21 (80%)</w:t>
       </w:r>
     </w:p>
     <w:p>
@@ -10216,7 +10154,7 @@
         <w:pStyle w:val="Compact"/>
         <w:numPr>
           <w:ilvl w:val="0"/>
-          <w:numId w:val="1003"/>
+          <w:numId w:val="1007"/>
         </w:numPr>
       </w:pPr>
       <w:r>
@@ -10227,7 +10165,157 @@
         <w:t xml:space="preserve">UNCOVERED</w:t>
       </w:r>
       <w:r>
-        <w:t xml:space="preserve">: 0</w:t>
+        <w:t xml:space="preserve">: 5</w:t>
+      </w:r>
+    </w:p>
+    <w:p>
+      <w:pPr>
+        <w:pStyle w:val="Compact"/>
+        <w:numPr>
+          <w:ilvl w:val="1"/>
+          <w:numId w:val="1008"/>
+        </w:numPr>
+      </w:pPr>
+      <w:r>
+        <w:rPr>
+          <w:rStyle w:val="VerbatimChar"/>
+        </w:rPr>
+        <w:t xml:space="preserve">FB2-SAF-SEC-000001</w:t>
+      </w:r>
+      <w:r>
+        <w:t xml:space="preserve"> </w:t>
+      </w:r>
+      <w:r>
+        <w:t xml:space="preserve">(</w:t>
+      </w:r>
+      <w:r>
+        <w:rPr>
+          <w:rStyle w:val="VerbatimChar"/>
+        </w:rPr>
+        <w:t xml:space="preserve">synthetic_reference</w:t>
+      </w:r>
+      <w:r>
+        <w:t xml:space="preserve">)</w:t>
+      </w:r>
+    </w:p>
+    <w:p>
+      <w:pPr>
+        <w:pStyle w:val="Compact"/>
+        <w:numPr>
+          <w:ilvl w:val="1"/>
+          <w:numId w:val="1008"/>
+        </w:numPr>
+      </w:pPr>
+      <w:r>
+        <w:rPr>
+          <w:rStyle w:val="VerbatimChar"/>
+        </w:rPr>
+        <w:t xml:space="preserve">FB2-SAF-SEC-000002</w:t>
+      </w:r>
+      <w:r>
+        <w:t xml:space="preserve"> </w:t>
+      </w:r>
+      <w:r>
+        <w:t xml:space="preserve">(</w:t>
+      </w:r>
+      <w:r>
+        <w:rPr>
+          <w:rStyle w:val="VerbatimChar"/>
+        </w:rPr>
+        <w:t xml:space="preserve">synthetic_reference</w:t>
+      </w:r>
+      <w:r>
+        <w:t xml:space="preserve">)</w:t>
+      </w:r>
+    </w:p>
+    <w:p>
+      <w:pPr>
+        <w:pStyle w:val="Compact"/>
+        <w:numPr>
+          <w:ilvl w:val="1"/>
+          <w:numId w:val="1008"/>
+        </w:numPr>
+      </w:pPr>
+      <w:r>
+        <w:rPr>
+          <w:rStyle w:val="VerbatimChar"/>
+        </w:rPr>
+        <w:t xml:space="preserve">FB2-SAF-SEC-000003</w:t>
+      </w:r>
+      <w:r>
+        <w:t xml:space="preserve"> </w:t>
+      </w:r>
+      <w:r>
+        <w:t xml:space="preserve">(</w:t>
+      </w:r>
+      <w:r>
+        <w:rPr>
+          <w:rStyle w:val="VerbatimChar"/>
+        </w:rPr>
+        <w:t xml:space="preserve">synthetic_reference</w:t>
+      </w:r>
+      <w:r>
+        <w:t xml:space="preserve">)</w:t>
+      </w:r>
+    </w:p>
+    <w:p>
+      <w:pPr>
+        <w:pStyle w:val="Compact"/>
+        <w:numPr>
+          <w:ilvl w:val="1"/>
+          <w:numId w:val="1008"/>
+        </w:numPr>
+      </w:pPr>
+      <w:r>
+        <w:rPr>
+          <w:rStyle w:val="VerbatimChar"/>
+        </w:rPr>
+        <w:t xml:space="preserve">FB2-SAF-SEC-000004</w:t>
+      </w:r>
+      <w:r>
+        <w:t xml:space="preserve"> </w:t>
+      </w:r>
+      <w:r>
+        <w:t xml:space="preserve">(</w:t>
+      </w:r>
+      <w:r>
+        <w:rPr>
+          <w:rStyle w:val="VerbatimChar"/>
+        </w:rPr>
+        <w:t xml:space="preserve">synthetic_reference</w:t>
+      </w:r>
+      <w:r>
+        <w:t xml:space="preserve">)</w:t>
+      </w:r>
+    </w:p>
+    <w:p>
+      <w:pPr>
+        <w:pStyle w:val="Compact"/>
+        <w:numPr>
+          <w:ilvl w:val="1"/>
+          <w:numId w:val="1008"/>
+        </w:numPr>
+      </w:pPr>
+      <w:r>
+        <w:rPr>
+          <w:rStyle w:val="VerbatimChar"/>
+        </w:rPr>
+        <w:t xml:space="preserve">FB2-SAF-SEC-000005</w:t>
+      </w:r>
+      <w:r>
+        <w:t xml:space="preserve"> </w:t>
+      </w:r>
+      <w:r>
+        <w:t xml:space="preserve">(</w:t>
+      </w:r>
+      <w:r>
+        <w:rPr>
+          <w:rStyle w:val="VerbatimChar"/>
+        </w:rPr>
+        <w:t xml:space="preserve">synthetic_reference</w:t>
+      </w:r>
+      <w:r>
+        <w:t xml:space="preserve">)</w:t>
       </w:r>
     </w:p>
     <w:p>
@@ -10235,7 +10323,66 @@
         <w:pStyle w:val="FirstParagraph"/>
       </w:pPr>
       <w:r>
-        <w:t xml:space="preserve">Statuses above mean test-measure linkage only (see Evidence limits); execution coverage is tracked separately per test measure.</w:t>
+        <w:t xml:space="preserve">UNCOVERED requirements are the honest corpus state; the gaps are tracked by review dispositions in</w:t>
+      </w:r>
+      <w:r>
+        <w:t xml:space="preserve"> </w:t>
+      </w:r>
+      <w:r>
+        <w:rPr>
+          <w:rStyle w:val="VerbatimChar"/>
+        </w:rPr>
+        <w:t xml:space="preserve">FB2-REV-000001</w:t>
+      </w:r>
+      <w:r>
+        <w:t xml:space="preserve"> </w:t>
+      </w:r>
+      <w:r>
+        <w:t xml:space="preserve">and the gap report. No coverage is fabricated.</w:t>
+      </w:r>
+    </w:p>
+    <w:bookmarkEnd w:id="36"/>
+    <w:bookmarkEnd w:id="37"/>
+    <w:bookmarkStart w:id="41" w:name="change-impact-mapping"/>
+    <w:p>
+      <w:pPr>
+        <w:pStyle w:val="Heading2"/>
+      </w:pPr>
+      <w:r>
+        <w:t xml:space="preserve">Change Impact Mapping</w:t>
+      </w:r>
+    </w:p>
+    <w:p>
+      <w:pPr>
+        <w:pStyle w:val="FirstParagraph"/>
+      </w:pPr>
+      <w:r>
+        <w:t xml:space="preserve">The corpus holds</w:t>
+      </w:r>
+      <w:r>
+        <w:t xml:space="preserve"> </w:t>
+      </w:r>
+      <w:r>
+        <w:rPr>
+          <w:b/>
+          <w:bCs/>
+        </w:rPr>
+        <w:t xml:space="preserve">3 canonical change records</w:t>
+      </w:r>
+      <w:r>
+        <w:t xml:space="preserve"> </w:t>
+      </w:r>
+      <w:r>
+        <w:t xml:space="preserve">(</w:t>
+      </w:r>
+      <w:r>
+        <w:rPr>
+          <w:rStyle w:val="VerbatimChar"/>
+        </w:rPr>
+        <w:t xml:space="preserve">FB2-MAN-CHG-*</w:t>
+      </w:r>
+      <w:r>
+        <w:t xml:space="preserve">) for the synthetic-reference project. Each is the change-management record of record for one change request and carries the full chain: trigger, impact analysis, decision, the artifacts moved to a new revision, the links placed under suspicion, the required updates, the re-verification selection, and the planned post-change baseline.</w:t>
       </w:r>
     </w:p>
     <w:p>
@@ -10243,7 +10390,41 @@
         <w:pStyle w:val="BodyText"/>
       </w:pPr>
       <w:r>
-        <w:t xml:space="preserve">UNCOVERED requirements are the honest corpus state; the gaps are tracked by review dispositions in</w:t>
+        <w:t xml:space="preserve">They are</w:t>
+      </w:r>
+      <w:r>
+        <w:t xml:space="preserve"> </w:t>
+      </w:r>
+      <w:r>
+        <w:rPr>
+          <w:b/>
+          <w:bCs/>
+        </w:rPr>
+        <w:t xml:space="preserve">change-management records, not verification results</w:t>
+      </w:r>
+      <w:r>
+        <w:t xml:space="preserve">. None of the three has been executed, none of the revisions it names has been raised, and none of the post-change baselines it names exists. A row below is a statement of intended work, not a report of work done.</w:t>
+      </w:r>
+    </w:p>
+    <w:p>
+      <w:pPr>
+        <w:pStyle w:val="BodyText"/>
+      </w:pPr>
+      <w:r>
+        <w:t xml:space="preserve">These are not the change-lifecycle</w:t>
+      </w:r>
+      <w:r>
+        <w:t xml:space="preserve"> </w:t>
+      </w:r>
+      <w:r>
+        <w:rPr>
+          <w:i/>
+          <w:iCs/>
+        </w:rPr>
+        <w:t xml:space="preserve">demonstrations</w:t>
+      </w:r>
+      <w:r>
+        <w:t xml:space="preserve">. The demonstrations are</w:t>
       </w:r>
       <w:r>
         <w:t xml:space="preserve"> </w:t>
@@ -10252,23 +10433,3315 @@
         <w:rPr>
           <w:rStyle w:val="VerbatimChar"/>
         </w:rPr>
-        <w:t xml:space="preserve">FB2-REV-000001</w:t>
+        <w:t xml:space="preserve">FB2-SCN-CHG-000001</w:t>
+      </w:r>
+      <w:r>
+        <w:t xml:space="preserve">,</w:t>
       </w:r>
       <w:r>
         <w:t xml:space="preserve"> </w:t>
       </w:r>
       <w:r>
-        <w:t xml:space="preserve">and the gap report. No coverage is fabricated.</w:t>
+        <w:rPr>
+          <w:rStyle w:val="VerbatimChar"/>
+        </w:rPr>
+        <w:t xml:space="preserve">FB2-SCN-CHG-000002</w:t>
+      </w:r>
+      <w:r>
+        <w:t xml:space="preserve"> </w:t>
+      </w:r>
+      <w:r>
+        <w:t xml:space="preserve">and</w:t>
+      </w:r>
+      <w:r>
+        <w:t xml:space="preserve"> </w:t>
+      </w:r>
+      <w:r>
+        <w:rPr>
+          <w:rStyle w:val="VerbatimChar"/>
+        </w:rPr>
+        <w:t xml:space="preserve">FB2-SCN-CHG-000003</w:t>
+      </w:r>
+      <w:r>
+        <w:t xml:space="preserve"> </w:t>
+      </w:r>
+      <w:r>
+        <w:t xml:space="preserve">under</w:t>
+      </w:r>
+      <w:r>
+        <w:t xml:space="preserve"> </w:t>
+      </w:r>
+      <w:r>
+        <w:rPr>
+          <w:rStyle w:val="VerbatimChar"/>
+        </w:rPr>
+        <w:t xml:space="preserve">docs/artifacts/scenarios/change-lifecycles/</w:t>
+      </w:r>
+      <w:r>
+        <w:t xml:space="preserve">, which exist to exercise the corpus scenario gate and are checked for structural completeness only. The records below describe the same three subjects as engineering work; the two sets are deliberately separate artifacts with different jobs, and each record states its own relationship to its demonstration in its</w:t>
+      </w:r>
+      <w:r>
+        <w:t xml:space="preserve"> </w:t>
+      </w:r>
+      <w:r>
+        <w:rPr>
+          <w:rStyle w:val="VerbatimChar"/>
+        </w:rPr>
+        <w:t xml:space="preserve">relationship_to_scenario_fixture</w:t>
+      </w:r>
+      <w:r>
+        <w:t xml:space="preserve"> </w:t>
+      </w:r>
+      <w:r>
+        <w:t xml:space="preserve">field.</w:t>
       </w:r>
     </w:p>
-    <w:bookmarkEnd w:id="32"/>
-    <w:bookmarkStart w:id="33" w:name="evidence-limits"/>
+    <w:tbl>
+      <w:tblPr>
+        <w:tblStyle w:val="Table"/>
+        <w:tblW w:type="pct" w:w="5000"/>
+        <w:jc w:val="left"/>
+        <w:tblLayout w:type="fixed"/>
+        <w:tblLook w:firstRow="1" w:lastRow="0" w:firstColumn="0" w:lastColumn="0" w:noHBand="0" w:noVBand="0" w:val="0020"/>
+      </w:tblPr>
+      <w:tblGrid>
+        <w:gridCol w:w="990"/>
+        <w:gridCol w:w="990"/>
+        <w:gridCol w:w="990"/>
+        <w:gridCol w:w="990"/>
+        <w:gridCol w:w="990"/>
+        <w:gridCol w:w="990"/>
+        <w:gridCol w:w="990"/>
+        <w:gridCol w:w="990"/>
+      </w:tblGrid>
+      <w:tr>
+        <w:trPr>
+          <w:tblHeader w:val="on"/>
+        </w:trPr>
+        <w:tc>
+          <w:tcPr/>
+          <w:p>
+            <w:pPr>
+              <w:pStyle w:val="Compact"/>
+              <w:jc w:val="left"/>
+            </w:pPr>
+            <w:r>
+              <w:t xml:space="preserve">Record</w:t>
+            </w:r>
+          </w:p>
+        </w:tc>
+        <w:tc>
+          <w:tcPr/>
+          <w:p>
+            <w:pPr>
+              <w:pStyle w:val="Compact"/>
+              <w:jc w:val="left"/>
+            </w:pPr>
+            <w:r>
+              <w:t xml:space="preserve">Change type</w:t>
+            </w:r>
+          </w:p>
+        </w:tc>
+        <w:tc>
+          <w:tcPr/>
+          <w:p>
+            <w:pPr>
+              <w:pStyle w:val="Compact"/>
+              <w:jc w:val="left"/>
+            </w:pPr>
+            <w:r>
+              <w:t xml:space="preserve">Trigger class</w:t>
+            </w:r>
+          </w:p>
+        </w:tc>
+        <w:tc>
+          <w:tcPr/>
+          <w:p>
+            <w:pPr>
+              <w:pStyle w:val="Compact"/>
+              <w:jc w:val="left"/>
+            </w:pPr>
+            <w:r>
+              <w:t xml:space="preserve">Affected artifacts</w:t>
+            </w:r>
+          </w:p>
+        </w:tc>
+        <w:tc>
+          <w:tcPr/>
+          <w:p>
+            <w:pPr>
+              <w:pStyle w:val="Compact"/>
+              <w:jc w:val="left"/>
+            </w:pPr>
+            <w:r>
+              <w:t xml:space="preserve">New revisions</w:t>
+            </w:r>
+          </w:p>
+        </w:tc>
+        <w:tc>
+          <w:tcPr/>
+          <w:p>
+            <w:pPr>
+              <w:pStyle w:val="Compact"/>
+              <w:jc w:val="left"/>
+            </w:pPr>
+            <w:r>
+              <w:t xml:space="preserve">Suspect links</w:t>
+            </w:r>
+          </w:p>
+        </w:tc>
+        <w:tc>
+          <w:tcPr/>
+          <w:p>
+            <w:pPr>
+              <w:pStyle w:val="Compact"/>
+              <w:jc w:val="left"/>
+            </w:pPr>
+            <w:r>
+              <w:t xml:space="preserve">Re-verification</w:t>
+            </w:r>
+          </w:p>
+        </w:tc>
+        <w:tc>
+          <w:tcPr/>
+          <w:p>
+            <w:pPr>
+              <w:pStyle w:val="Compact"/>
+              <w:jc w:val="left"/>
+            </w:pPr>
+            <w:r>
+              <w:t xml:space="preserve">Post-change baseline</w:t>
+            </w:r>
+          </w:p>
+        </w:tc>
+      </w:tr>
+      <w:tr>
+        <w:tc>
+          <w:tcPr/>
+          <w:p>
+            <w:pPr>
+              <w:pStyle w:val="Compact"/>
+              <w:jc w:val="left"/>
+            </w:pPr>
+            <w:r>
+              <w:rPr>
+                <w:rStyle w:val="VerbatimChar"/>
+              </w:rPr>
+              <w:t xml:space="preserve">FB2-MAN-CHG-000001</w:t>
+            </w:r>
+            <w:r>
+              <w:t xml:space="preserve"> </w:t>
+            </w:r>
+            <w:r>
+              <w:t xml:space="preserve">(synthetic_reference)</w:t>
+            </w:r>
+          </w:p>
+        </w:tc>
+        <w:tc>
+          <w:tcPr/>
+          <w:p>
+            <w:pPr>
+              <w:pStyle w:val="Compact"/>
+              <w:jc w:val="left"/>
+            </w:pPr>
+            <w:r>
+              <w:rPr>
+                <w:rStyle w:val="VerbatimChar"/>
+              </w:rPr>
+              <w:t xml:space="preserve">safety_threshold</w:t>
+            </w:r>
+          </w:p>
+        </w:tc>
+        <w:tc>
+          <w:tcPr/>
+          <w:p>
+            <w:pPr>
+              <w:pStyle w:val="Compact"/>
+              <w:jc w:val="left"/>
+            </w:pPr>
+            <w:r>
+              <w:t xml:space="preserve">external_mandatory</w:t>
+            </w:r>
+          </w:p>
+        </w:tc>
+        <w:tc>
+          <w:tcPr/>
+          <w:p>
+            <w:pPr>
+              <w:pStyle w:val="Compact"/>
+              <w:jc w:val="left"/>
+            </w:pPr>
+            <w:r>
+              <w:rPr>
+                <w:rStyle w:val="VerbatimChar"/>
+              </w:rPr>
+              <w:t xml:space="preserve">FB2-SAF-FSR-000002</w:t>
+            </w:r>
+            <w:r>
+              <w:t xml:space="preserve">,</w:t>
+            </w:r>
+            <w:r>
+              <w:t xml:space="preserve"> </w:t>
+            </w:r>
+            <w:r>
+              <w:rPr>
+                <w:rStyle w:val="VerbatimChar"/>
+              </w:rPr>
+              <w:t xml:space="preserve">FB2-SAF-HAZ-000001</w:t>
+            </w:r>
+            <w:r>
+              <w:t xml:space="preserve">,</w:t>
+            </w:r>
+            <w:r>
+              <w:t xml:space="preserve"> </w:t>
+            </w:r>
+            <w:r>
+              <w:rPr>
+                <w:rStyle w:val="VerbatimChar"/>
+              </w:rPr>
+              <w:t xml:space="preserve">FB2-HW-TSR-000001</w:t>
+            </w:r>
+            <w:r>
+              <w:t xml:space="preserve">,</w:t>
+            </w:r>
+            <w:r>
+              <w:t xml:space="preserve"> </w:t>
+            </w:r>
+            <w:r>
+              <w:rPr>
+                <w:rStyle w:val="VerbatimChar"/>
+              </w:rPr>
+              <w:t xml:space="preserve">FB2-SW-DSN-000002</w:t>
+            </w:r>
+            <w:r>
+              <w:t xml:space="preserve">,</w:t>
+            </w:r>
+            <w:r>
+              <w:t xml:space="preserve"> </w:t>
+            </w:r>
+            <w:r>
+              <w:rPr>
+                <w:rStyle w:val="VerbatimChar"/>
+              </w:rPr>
+              <w:t xml:space="preserve">FB2-VER-TMS-000001</w:t>
+            </w:r>
+          </w:p>
+        </w:tc>
+        <w:tc>
+          <w:tcPr/>
+          <w:p>
+            <w:pPr>
+              <w:pStyle w:val="Compact"/>
+              <w:jc w:val="left"/>
+            </w:pPr>
+            <w:r>
+              <w:rPr>
+                <w:rStyle w:val="VerbatimChar"/>
+              </w:rPr>
+              <w:t xml:space="preserve">FB2-SAF-FSR-000002</w:t>
+            </w:r>
+            <w:r>
+              <w:t xml:space="preserve"> </w:t>
+            </w:r>
+            <w:r>
+              <w:t xml:space="preserve">1→2,</w:t>
+            </w:r>
+            <w:r>
+              <w:t xml:space="preserve"> </w:t>
+            </w:r>
+            <w:r>
+              <w:rPr>
+                <w:rStyle w:val="VerbatimChar"/>
+              </w:rPr>
+              <w:t xml:space="preserve">FB2-SAF-HAZ-000001</w:t>
+            </w:r>
+            <w:r>
+              <w:t xml:space="preserve"> </w:t>
+            </w:r>
+            <w:r>
+              <w:t xml:space="preserve">1→2,</w:t>
+            </w:r>
+            <w:r>
+              <w:t xml:space="preserve"> </w:t>
+            </w:r>
+            <w:r>
+              <w:rPr>
+                <w:rStyle w:val="VerbatimChar"/>
+              </w:rPr>
+              <w:t xml:space="preserve">FB2-HW-TSR-000001</w:t>
+            </w:r>
+            <w:r>
+              <w:t xml:space="preserve"> </w:t>
+            </w:r>
+            <w:r>
+              <w:t xml:space="preserve">1→2,</w:t>
+            </w:r>
+            <w:r>
+              <w:t xml:space="preserve"> </w:t>
+            </w:r>
+            <w:r>
+              <w:rPr>
+                <w:rStyle w:val="VerbatimChar"/>
+              </w:rPr>
+              <w:t xml:space="preserve">FB2-SW-DSN-000002</w:t>
+            </w:r>
+            <w:r>
+              <w:t xml:space="preserve"> </w:t>
+            </w:r>
+            <w:r>
+              <w:t xml:space="preserve">1→2,</w:t>
+            </w:r>
+            <w:r>
+              <w:t xml:space="preserve"> </w:t>
+            </w:r>
+            <w:r>
+              <w:rPr>
+                <w:rStyle w:val="VerbatimChar"/>
+              </w:rPr>
+              <w:t xml:space="preserve">FB2-VER-TMS-000001</w:t>
+            </w:r>
+            <w:r>
+              <w:t xml:space="preserve"> </w:t>
+            </w:r>
+            <w:r>
+              <w:t xml:space="preserve">1→2</w:t>
+            </w:r>
+          </w:p>
+        </w:tc>
+        <w:tc>
+          <w:tcPr/>
+          <w:p>
+            <w:pPr>
+              <w:pStyle w:val="Compact"/>
+              <w:jc w:val="left"/>
+            </w:pPr>
+            <w:r>
+              <w:rPr>
+                <w:rStyle w:val="VerbatimChar"/>
+              </w:rPr>
+              <w:t xml:space="preserve">FB2-LNK-SAF-000001</w:t>
+            </w:r>
+            <w:r>
+              <w:t xml:space="preserve">,</w:t>
+            </w:r>
+            <w:r>
+              <w:t xml:space="preserve"> </w:t>
+            </w:r>
+            <w:r>
+              <w:rPr>
+                <w:rStyle w:val="VerbatimChar"/>
+              </w:rPr>
+              <w:t xml:space="preserve">FB2-LNK-SAF-000003</w:t>
+            </w:r>
+            <w:r>
+              <w:t xml:space="preserve">,</w:t>
+            </w:r>
+            <w:r>
+              <w:t xml:space="preserve"> </w:t>
+            </w:r>
+            <w:r>
+              <w:rPr>
+                <w:rStyle w:val="VerbatimChar"/>
+              </w:rPr>
+              <w:t xml:space="preserve">FB2-LNK-SAF-000009</w:t>
+            </w:r>
+            <w:r>
+              <w:t xml:space="preserve">,</w:t>
+            </w:r>
+            <w:r>
+              <w:t xml:space="preserve"> </w:t>
+            </w:r>
+            <w:r>
+              <w:rPr>
+                <w:rStyle w:val="VerbatimChar"/>
+              </w:rPr>
+              <w:t xml:space="preserve">FB2-LNK-SAF-000012</w:t>
+            </w:r>
+            <w:r>
+              <w:t xml:space="preserve">,</w:t>
+            </w:r>
+            <w:r>
+              <w:t xml:space="preserve"> </w:t>
+            </w:r>
+            <w:r>
+              <w:rPr>
+                <w:rStyle w:val="VerbatimChar"/>
+              </w:rPr>
+              <w:t xml:space="preserve">FB2-LNK-SAF-000022</w:t>
+            </w:r>
+            <w:r>
+              <w:t xml:space="preserve">,</w:t>
+            </w:r>
+            <w:r>
+              <w:t xml:space="preserve"> </w:t>
+            </w:r>
+            <w:r>
+              <w:rPr>
+                <w:rStyle w:val="VerbatimChar"/>
+              </w:rPr>
+              <w:t xml:space="preserve">FB2-LNK-SAF-000023</w:t>
+            </w:r>
+            <w:r>
+              <w:t xml:space="preserve">,</w:t>
+            </w:r>
+            <w:r>
+              <w:t xml:space="preserve"> </w:t>
+            </w:r>
+            <w:r>
+              <w:rPr>
+                <w:rStyle w:val="VerbatimChar"/>
+              </w:rPr>
+              <w:t xml:space="preserve">FB2-LNK-SAF-000033</w:t>
+            </w:r>
+          </w:p>
+        </w:tc>
+        <w:tc>
+          <w:tcPr/>
+          <w:p>
+            <w:pPr>
+              <w:pStyle w:val="Compact"/>
+              <w:jc w:val="left"/>
+            </w:pPr>
+            <w:r>
+              <w:rPr>
+                <w:rStyle w:val="VerbatimChar"/>
+              </w:rPr>
+              <w:t xml:space="preserve">FB2-VER-TMS-000001</w:t>
+            </w:r>
+            <w:r>
+              <w:t xml:space="preserve">,</w:t>
+            </w:r>
+            <w:r>
+              <w:t xml:space="preserve"> </w:t>
+            </w:r>
+            <w:r>
+              <w:rPr>
+                <w:rStyle w:val="VerbatimChar"/>
+              </w:rPr>
+              <w:t xml:space="preserve">FB2-VER-TMS-000002</w:t>
+            </w:r>
+            <w:r>
+              <w:t xml:space="preserve">,</w:t>
+            </w:r>
+            <w:r>
+              <w:t xml:space="preserve"> </w:t>
+            </w:r>
+            <w:r>
+              <w:rPr>
+                <w:rStyle w:val="VerbatimChar"/>
+              </w:rPr>
+              <w:t xml:space="preserve">FB2-VER-TMS-000003</w:t>
+            </w:r>
+          </w:p>
+        </w:tc>
+        <w:tc>
+          <w:tcPr/>
+          <w:p>
+            <w:pPr>
+              <w:pStyle w:val="Compact"/>
+              <w:jc w:val="left"/>
+            </w:pPr>
+            <w:r>
+              <w:rPr>
+                <w:rStyle w:val="VerbatimChar"/>
+              </w:rPr>
+              <w:t xml:space="preserve">BAS-REF-002</w:t>
+            </w:r>
+          </w:p>
+        </w:tc>
+      </w:tr>
+      <w:tr>
+        <w:tc>
+          <w:tcPr/>
+          <w:p>
+            <w:pPr>
+              <w:pStyle w:val="Compact"/>
+              <w:jc w:val="left"/>
+            </w:pPr>
+            <w:r>
+              <w:rPr>
+                <w:rStyle w:val="VerbatimChar"/>
+              </w:rPr>
+              <w:t xml:space="preserve">FB2-MAN-CHG-000002</w:t>
+            </w:r>
+            <w:r>
+              <w:t xml:space="preserve"> </w:t>
+            </w:r>
+            <w:r>
+              <w:t xml:space="preserve">(synthetic_reference)</w:t>
+            </w:r>
+          </w:p>
+        </w:tc>
+        <w:tc>
+          <w:tcPr/>
+          <w:p>
+            <w:pPr>
+              <w:pStyle w:val="Compact"/>
+              <w:jc w:val="left"/>
+            </w:pPr>
+            <w:r>
+              <w:rPr>
+                <w:rStyle w:val="VerbatimChar"/>
+              </w:rPr>
+              <w:t xml:space="preserve">hsi_interface</w:t>
+            </w:r>
+          </w:p>
+        </w:tc>
+        <w:tc>
+          <w:tcPr/>
+          <w:p>
+            <w:pPr>
+              <w:pStyle w:val="Compact"/>
+              <w:jc w:val="left"/>
+            </w:pPr>
+            <w:r>
+              <w:t xml:space="preserve">external_mandatory</w:t>
+            </w:r>
+          </w:p>
+        </w:tc>
+        <w:tc>
+          <w:tcPr/>
+          <w:p>
+            <w:pPr>
+              <w:pStyle w:val="Compact"/>
+              <w:jc w:val="left"/>
+            </w:pPr>
+            <w:r>
+              <w:rPr>
+                <w:rStyle w:val="VerbatimChar"/>
+              </w:rPr>
+              <w:t xml:space="preserve">FB2-SYS-HSI-000001</w:t>
+            </w:r>
+            <w:r>
+              <w:t xml:space="preserve">,</w:t>
+            </w:r>
+            <w:r>
+              <w:t xml:space="preserve"> </w:t>
+            </w:r>
+            <w:r>
+              <w:rPr>
+                <w:rStyle w:val="VerbatimChar"/>
+              </w:rPr>
+              <w:t xml:space="preserve">FB2-HW-TSR-000001</w:t>
+            </w:r>
+            <w:r>
+              <w:t xml:space="preserve">,</w:t>
+            </w:r>
+            <w:r>
+              <w:t xml:space="preserve"> </w:t>
+            </w:r>
+            <w:r>
+              <w:rPr>
+                <w:rStyle w:val="VerbatimChar"/>
+              </w:rPr>
+              <w:t xml:space="preserve">FB2-HW-TSR-000002</w:t>
+            </w:r>
+            <w:r>
+              <w:t xml:space="preserve">,</w:t>
+            </w:r>
+            <w:r>
+              <w:t xml:space="preserve"> </w:t>
+            </w:r>
+            <w:r>
+              <w:rPr>
+                <w:rStyle w:val="VerbatimChar"/>
+              </w:rPr>
+              <w:t xml:space="preserve">FB2-SW-SWR-000001</w:t>
+            </w:r>
+            <w:r>
+              <w:t xml:space="preserve">,</w:t>
+            </w:r>
+            <w:r>
+              <w:t xml:space="preserve"> </w:t>
+            </w:r>
+            <w:r>
+              <w:rPr>
+                <w:rStyle w:val="VerbatimChar"/>
+              </w:rPr>
+              <w:t xml:space="preserve">FB2-SW-DSN-000001</w:t>
+            </w:r>
+            <w:r>
+              <w:t xml:space="preserve">,</w:t>
+            </w:r>
+            <w:r>
+              <w:t xml:space="preserve"> </w:t>
+            </w:r>
+            <w:r>
+              <w:rPr>
+                <w:rStyle w:val="VerbatimChar"/>
+              </w:rPr>
+              <w:t xml:space="preserve">FB2-VER-TMS-000003</w:t>
+            </w:r>
+            <w:r>
+              <w:t xml:space="preserve">,</w:t>
+            </w:r>
+            <w:r>
+              <w:t xml:space="preserve"> </w:t>
+            </w:r>
+            <w:r>
+              <w:rPr>
+                <w:rStyle w:val="VerbatimChar"/>
+              </w:rPr>
+              <w:t xml:space="preserve">FB2-VER-TMS-000005</w:t>
+            </w:r>
+          </w:p>
+        </w:tc>
+        <w:tc>
+          <w:tcPr/>
+          <w:p>
+            <w:pPr>
+              <w:pStyle w:val="Compact"/>
+              <w:jc w:val="left"/>
+            </w:pPr>
+            <w:r>
+              <w:rPr>
+                <w:rStyle w:val="VerbatimChar"/>
+              </w:rPr>
+              <w:t xml:space="preserve">FB2-SYS-HSI-000001</w:t>
+            </w:r>
+            <w:r>
+              <w:t xml:space="preserve"> </w:t>
+            </w:r>
+            <w:r>
+              <w:t xml:space="preserve">1→2,</w:t>
+            </w:r>
+            <w:r>
+              <w:t xml:space="preserve"> </w:t>
+            </w:r>
+            <w:r>
+              <w:rPr>
+                <w:rStyle w:val="VerbatimChar"/>
+              </w:rPr>
+              <w:t xml:space="preserve">FB2-HW-TSR-000001</w:t>
+            </w:r>
+            <w:r>
+              <w:t xml:space="preserve"> </w:t>
+            </w:r>
+            <w:r>
+              <w:t xml:space="preserve">1→2,</w:t>
+            </w:r>
+            <w:r>
+              <w:t xml:space="preserve"> </w:t>
+            </w:r>
+            <w:r>
+              <w:rPr>
+                <w:rStyle w:val="VerbatimChar"/>
+              </w:rPr>
+              <w:t xml:space="preserve">FB2-HW-TSR-000002</w:t>
+            </w:r>
+            <w:r>
+              <w:t xml:space="preserve"> </w:t>
+            </w:r>
+            <w:r>
+              <w:t xml:space="preserve">1→2,</w:t>
+            </w:r>
+            <w:r>
+              <w:t xml:space="preserve"> </w:t>
+            </w:r>
+            <w:r>
+              <w:rPr>
+                <w:rStyle w:val="VerbatimChar"/>
+              </w:rPr>
+              <w:t xml:space="preserve">FB2-SW-SWR-000001</w:t>
+            </w:r>
+            <w:r>
+              <w:t xml:space="preserve"> </w:t>
+            </w:r>
+            <w:r>
+              <w:t xml:space="preserve">1→2,</w:t>
+            </w:r>
+            <w:r>
+              <w:t xml:space="preserve"> </w:t>
+            </w:r>
+            <w:r>
+              <w:rPr>
+                <w:rStyle w:val="VerbatimChar"/>
+              </w:rPr>
+              <w:t xml:space="preserve">FB2-SW-DSN-000001</w:t>
+            </w:r>
+            <w:r>
+              <w:t xml:space="preserve"> </w:t>
+            </w:r>
+            <w:r>
+              <w:t xml:space="preserve">1→2,</w:t>
+            </w:r>
+            <w:r>
+              <w:t xml:space="preserve"> </w:t>
+            </w:r>
+            <w:r>
+              <w:rPr>
+                <w:rStyle w:val="VerbatimChar"/>
+              </w:rPr>
+              <w:t xml:space="preserve">FB2-VER-TMS-000003</w:t>
+            </w:r>
+            <w:r>
+              <w:t xml:space="preserve"> </w:t>
+            </w:r>
+            <w:r>
+              <w:t xml:space="preserve">1→2,</w:t>
+            </w:r>
+            <w:r>
+              <w:t xml:space="preserve"> </w:t>
+            </w:r>
+            <w:r>
+              <w:rPr>
+                <w:rStyle w:val="VerbatimChar"/>
+              </w:rPr>
+              <w:t xml:space="preserve">FB2-VER-TMS-000005</w:t>
+            </w:r>
+            <w:r>
+              <w:t xml:space="preserve"> </w:t>
+            </w:r>
+            <w:r>
+              <w:t xml:space="preserve">1→2</w:t>
+            </w:r>
+          </w:p>
+        </w:tc>
+        <w:tc>
+          <w:tcPr/>
+          <w:p>
+            <w:pPr>
+              <w:pStyle w:val="Compact"/>
+              <w:jc w:val="left"/>
+            </w:pPr>
+            <w:r>
+              <w:rPr>
+                <w:rStyle w:val="VerbatimChar"/>
+              </w:rPr>
+              <w:t xml:space="preserve">FB2-LNK-SAF-000005</w:t>
+            </w:r>
+            <w:r>
+              <w:t xml:space="preserve">,</w:t>
+            </w:r>
+            <w:r>
+              <w:t xml:space="preserve"> </w:t>
+            </w:r>
+            <w:r>
+              <w:rPr>
+                <w:rStyle w:val="VerbatimChar"/>
+              </w:rPr>
+              <w:t xml:space="preserve">FB2-LNK-SAF-000006</w:t>
+            </w:r>
+            <w:r>
+              <w:t xml:space="preserve">,</w:t>
+            </w:r>
+            <w:r>
+              <w:t xml:space="preserve"> </w:t>
+            </w:r>
+            <w:r>
+              <w:rPr>
+                <w:rStyle w:val="VerbatimChar"/>
+              </w:rPr>
+              <w:t xml:space="preserve">FB2-LNK-SAF-000008</w:t>
+            </w:r>
+            <w:r>
+              <w:t xml:space="preserve">,</w:t>
+            </w:r>
+            <w:r>
+              <w:t xml:space="preserve"> </w:t>
+            </w:r>
+            <w:r>
+              <w:rPr>
+                <w:rStyle w:val="VerbatimChar"/>
+              </w:rPr>
+              <w:t xml:space="preserve">FB2-LNK-SAF-000011</w:t>
+            </w:r>
+            <w:r>
+              <w:t xml:space="preserve">,</w:t>
+            </w:r>
+            <w:r>
+              <w:t xml:space="preserve"> </w:t>
+            </w:r>
+            <w:r>
+              <w:rPr>
+                <w:rStyle w:val="VerbatimChar"/>
+              </w:rPr>
+              <w:t xml:space="preserve">FB2-LNK-SAF-000027</w:t>
+            </w:r>
+            <w:r>
+              <w:t xml:space="preserve">,</w:t>
+            </w:r>
+            <w:r>
+              <w:t xml:space="preserve"> </w:t>
+            </w:r>
+            <w:r>
+              <w:rPr>
+                <w:rStyle w:val="VerbatimChar"/>
+              </w:rPr>
+              <w:t xml:space="preserve">FB2-LNK-SAF-000028</w:t>
+            </w:r>
+            <w:r>
+              <w:t xml:space="preserve">,</w:t>
+            </w:r>
+            <w:r>
+              <w:t xml:space="preserve"> </w:t>
+            </w:r>
+            <w:r>
+              <w:rPr>
+                <w:rStyle w:val="VerbatimChar"/>
+              </w:rPr>
+              <w:t xml:space="preserve">FB2-LNK-SAF-000031</w:t>
+            </w:r>
+          </w:p>
+        </w:tc>
+        <w:tc>
+          <w:tcPr/>
+          <w:p>
+            <w:pPr>
+              <w:pStyle w:val="Compact"/>
+              <w:jc w:val="left"/>
+            </w:pPr>
+            <w:r>
+              <w:rPr>
+                <w:rStyle w:val="VerbatimChar"/>
+              </w:rPr>
+              <w:t xml:space="preserve">FB2-VER-TMS-000003</w:t>
+            </w:r>
+            <w:r>
+              <w:t xml:space="preserve">,</w:t>
+            </w:r>
+            <w:r>
+              <w:t xml:space="preserve"> </w:t>
+            </w:r>
+            <w:r>
+              <w:rPr>
+                <w:rStyle w:val="VerbatimChar"/>
+              </w:rPr>
+              <w:t xml:space="preserve">FB2-VER-TMS-000005</w:t>
+            </w:r>
+            <w:r>
+              <w:t xml:space="preserve">,</w:t>
+            </w:r>
+            <w:r>
+              <w:t xml:space="preserve"> </w:t>
+            </w:r>
+            <w:r>
+              <w:rPr>
+                <w:rStyle w:val="VerbatimChar"/>
+              </w:rPr>
+              <w:t xml:space="preserve">FB2-VER-TMS-000001</w:t>
+            </w:r>
+            <w:r>
+              <w:t xml:space="preserve">,</w:t>
+            </w:r>
+            <w:r>
+              <w:t xml:space="preserve"> </w:t>
+            </w:r>
+            <w:r>
+              <w:rPr>
+                <w:rStyle w:val="VerbatimChar"/>
+              </w:rPr>
+              <w:t xml:space="preserve">FB2-VER-TMS-000002</w:t>
+            </w:r>
+          </w:p>
+        </w:tc>
+        <w:tc>
+          <w:tcPr/>
+          <w:p>
+            <w:pPr>
+              <w:pStyle w:val="Compact"/>
+              <w:jc w:val="left"/>
+            </w:pPr>
+            <w:r>
+              <w:rPr>
+                <w:rStyle w:val="VerbatimChar"/>
+              </w:rPr>
+              <w:t xml:space="preserve">BAS-REF-003</w:t>
+            </w:r>
+          </w:p>
+        </w:tc>
+      </w:tr>
+      <w:tr>
+        <w:tc>
+          <w:tcPr/>
+          <w:p>
+            <w:pPr>
+              <w:pStyle w:val="Compact"/>
+              <w:jc w:val="left"/>
+            </w:pPr>
+            <w:r>
+              <w:rPr>
+                <w:rStyle w:val="VerbatimChar"/>
+              </w:rPr>
+              <w:t xml:space="preserve">FB2-MAN-CHG-000003</w:t>
+            </w:r>
+            <w:r>
+              <w:t xml:space="preserve"> </w:t>
+            </w:r>
+            <w:r>
+              <w:t xml:space="preserve">(synthetic_reference)</w:t>
+            </w:r>
+          </w:p>
+        </w:tc>
+        <w:tc>
+          <w:tcPr/>
+          <w:p>
+            <w:pPr>
+              <w:pStyle w:val="Compact"/>
+              <w:jc w:val="left"/>
+            </w:pPr>
+            <w:r>
+              <w:rPr>
+                <w:rStyle w:val="VerbatimChar"/>
+              </w:rPr>
+              <w:t xml:space="preserve">software_behavior</w:t>
+            </w:r>
+          </w:p>
+        </w:tc>
+        <w:tc>
+          <w:tcPr/>
+          <w:p>
+            <w:pPr>
+              <w:pStyle w:val="Compact"/>
+              <w:jc w:val="left"/>
+            </w:pPr>
+            <w:r>
+              <w:t xml:space="preserve">internal_defect</w:t>
+            </w:r>
+          </w:p>
+        </w:tc>
+        <w:tc>
+          <w:tcPr/>
+          <w:p>
+            <w:pPr>
+              <w:pStyle w:val="Compact"/>
+              <w:jc w:val="left"/>
+            </w:pPr>
+            <w:r>
+              <w:rPr>
+                <w:rStyle w:val="VerbatimChar"/>
+              </w:rPr>
+              <w:t xml:space="preserve">FB2-SAF-FSR-000002</w:t>
+            </w:r>
+            <w:r>
+              <w:t xml:space="preserve">,</w:t>
+            </w:r>
+            <w:r>
+              <w:t xml:space="preserve"> </w:t>
+            </w:r>
+            <w:r>
+              <w:rPr>
+                <w:rStyle w:val="VerbatimChar"/>
+              </w:rPr>
+              <w:t xml:space="preserve">FB2-SW-DSN-000002</w:t>
+            </w:r>
+            <w:r>
+              <w:t xml:space="preserve">,</w:t>
+            </w:r>
+            <w:r>
+              <w:t xml:space="preserve"> </w:t>
+            </w:r>
+            <w:r>
+              <w:rPr>
+                <w:rStyle w:val="VerbatimChar"/>
+              </w:rPr>
+              <w:t xml:space="preserve">FB2-SW-SWR-000002</w:t>
+            </w:r>
+            <w:r>
+              <w:t xml:space="preserve">,</w:t>
+            </w:r>
+            <w:r>
+              <w:t xml:space="preserve"> </w:t>
+            </w:r>
+            <w:r>
+              <w:rPr>
+                <w:rStyle w:val="VerbatimChar"/>
+              </w:rPr>
+              <w:t xml:space="preserve">FB2-VER-TMS-000001</w:t>
+            </w:r>
+          </w:p>
+        </w:tc>
+        <w:tc>
+          <w:tcPr/>
+          <w:p>
+            <w:pPr>
+              <w:pStyle w:val="Compact"/>
+              <w:jc w:val="left"/>
+            </w:pPr>
+            <w:r>
+              <w:rPr>
+                <w:rStyle w:val="VerbatimChar"/>
+              </w:rPr>
+              <w:t xml:space="preserve">FB2-SAF-FSR-000002</w:t>
+            </w:r>
+            <w:r>
+              <w:t xml:space="preserve"> </w:t>
+            </w:r>
+            <w:r>
+              <w:t xml:space="preserve">1→2,</w:t>
+            </w:r>
+            <w:r>
+              <w:t xml:space="preserve"> </w:t>
+            </w:r>
+            <w:r>
+              <w:rPr>
+                <w:rStyle w:val="VerbatimChar"/>
+              </w:rPr>
+              <w:t xml:space="preserve">FB2-SW-SWR-000002</w:t>
+            </w:r>
+            <w:r>
+              <w:t xml:space="preserve"> </w:t>
+            </w:r>
+            <w:r>
+              <w:t xml:space="preserve">1→2,</w:t>
+            </w:r>
+            <w:r>
+              <w:t xml:space="preserve"> </w:t>
+            </w:r>
+            <w:r>
+              <w:rPr>
+                <w:rStyle w:val="VerbatimChar"/>
+              </w:rPr>
+              <w:t xml:space="preserve">FB2-VER-TMS-000001</w:t>
+            </w:r>
+            <w:r>
+              <w:t xml:space="preserve"> </w:t>
+            </w:r>
+            <w:r>
+              <w:t xml:space="preserve">1→2</w:t>
+            </w:r>
+          </w:p>
+        </w:tc>
+        <w:tc>
+          <w:tcPr/>
+          <w:p>
+            <w:pPr>
+              <w:pStyle w:val="Compact"/>
+              <w:jc w:val="left"/>
+            </w:pPr>
+            <w:r>
+              <w:rPr>
+                <w:rStyle w:val="VerbatimChar"/>
+              </w:rPr>
+              <w:t xml:space="preserve">FB2-LNK-SAF-000009</w:t>
+            </w:r>
+            <w:r>
+              <w:t xml:space="preserve">,</w:t>
+            </w:r>
+            <w:r>
+              <w:t xml:space="preserve"> </w:t>
+            </w:r>
+            <w:r>
+              <w:rPr>
+                <w:rStyle w:val="VerbatimChar"/>
+              </w:rPr>
+              <w:t xml:space="preserve">FB2-LNK-SAF-000012</w:t>
+            </w:r>
+            <w:r>
+              <w:t xml:space="preserve">,</w:t>
+            </w:r>
+            <w:r>
+              <w:t xml:space="preserve"> </w:t>
+            </w:r>
+            <w:r>
+              <w:rPr>
+                <w:rStyle w:val="VerbatimChar"/>
+              </w:rPr>
+              <w:t xml:space="preserve">FB2-LNK-SAF-000022</w:t>
+            </w:r>
+            <w:r>
+              <w:t xml:space="preserve">,</w:t>
+            </w:r>
+            <w:r>
+              <w:t xml:space="preserve"> </w:t>
+            </w:r>
+            <w:r>
+              <w:rPr>
+                <w:rStyle w:val="VerbatimChar"/>
+              </w:rPr>
+              <w:t xml:space="preserve">FB2-LNK-SAF-000023</w:t>
+            </w:r>
+            <w:r>
+              <w:t xml:space="preserve">,</w:t>
+            </w:r>
+            <w:r>
+              <w:t xml:space="preserve"> </w:t>
+            </w:r>
+            <w:r>
+              <w:rPr>
+                <w:rStyle w:val="VerbatimChar"/>
+              </w:rPr>
+              <w:t xml:space="preserve">FB2-LNK-SAF-000033</w:t>
+            </w:r>
+          </w:p>
+        </w:tc>
+        <w:tc>
+          <w:tcPr/>
+          <w:p>
+            <w:pPr>
+              <w:pStyle w:val="Compact"/>
+              <w:jc w:val="left"/>
+            </w:pPr>
+            <w:r>
+              <w:rPr>
+                <w:rStyle w:val="VerbatimChar"/>
+              </w:rPr>
+              <w:t xml:space="preserve">FB2-VER-TMS-000001</w:t>
+            </w:r>
+            <w:r>
+              <w:t xml:space="preserve">,</w:t>
+            </w:r>
+            <w:r>
+              <w:t xml:space="preserve"> </w:t>
+            </w:r>
+            <w:r>
+              <w:rPr>
+                <w:rStyle w:val="VerbatimChar"/>
+              </w:rPr>
+              <w:t xml:space="preserve">FB2-VER-TMS-000002</w:t>
+            </w:r>
+          </w:p>
+        </w:tc>
+        <w:tc>
+          <w:tcPr/>
+          <w:p>
+            <w:pPr>
+              <w:pStyle w:val="Compact"/>
+              <w:jc w:val="left"/>
+            </w:pPr>
+            <w:r>
+              <w:rPr>
+                <w:rStyle w:val="VerbatimChar"/>
+              </w:rPr>
+              <w:t xml:space="preserve">BAS-REF-004</w:t>
+            </w:r>
+          </w:p>
+        </w:tc>
+      </w:tr>
+    </w:tbl>
+    <w:bookmarkStart w:id="38" w:name="suspect-links"/>
     <w:p>
       <w:pPr>
         <w:pStyle w:val="Heading3"/>
       </w:pPr>
       <w:r>
-        <w:t xml:space="preserve">Evidence limits</w:t>
+        <w:t xml:space="preserve">Suspect Links</w:t>
+      </w:r>
+    </w:p>
+    <w:p>
+      <w:pPr>
+        <w:pStyle w:val="FirstParagraph"/>
+      </w:pPr>
+      <w:r>
+        <w:rPr>
+          <w:rStyle w:val="VerbatimChar"/>
+        </w:rPr>
+        <w:t xml:space="preserve">suspect_links</w:t>
+      </w:r>
+      <w:r>
+        <w:t xml:space="preserve"> </w:t>
+      </w:r>
+      <w:r>
+        <w:t xml:space="preserve">names links whose endpoint revisions or whose claims the change puts in question. The baseline link registry still records</w:t>
+      </w:r>
+      <w:r>
+        <w:t xml:space="preserve"> </w:t>
+      </w:r>
+      <w:r>
+        <w:rPr>
+          <w:rStyle w:val="VerbatimChar"/>
+        </w:rPr>
+        <w:t xml:space="preserve">change_suspect_status: false</w:t>
+      </w:r>
+      <w:r>
+        <w:t xml:space="preserve"> </w:t>
+      </w:r>
+      <w:r>
+        <w:t xml:space="preserve">on every one of them, and that is the correct state: the decisions below are fictional workflow outcomes, no affected artifact has been revised, and no post-change baseline exists. The flag becomes true as part of establishing the post-change baseline, at which point the registry flag and the record’s suspect list must agree. Note that all of these links have existing endpoints at existing revisions, so no dangling-endpoint check will ever flag them - they are the links that survive a change unnoticed.</w:t>
+      </w:r>
+    </w:p>
+    <w:tbl>
+      <w:tblPr>
+        <w:tblStyle w:val="Table"/>
+        <w:tblW w:type="pct" w:w="5000"/>
+        <w:jc w:val="left"/>
+        <w:tblLayout w:type="fixed"/>
+        <w:tblLook w:firstRow="1" w:lastRow="0" w:firstColumn="0" w:lastColumn="0" w:noHBand="0" w:noVBand="0" w:val="0020"/>
+      </w:tblPr>
+      <w:tblGrid>
+        <w:gridCol w:w="1584"/>
+        <w:gridCol w:w="1584"/>
+        <w:gridCol w:w="1584"/>
+        <w:gridCol w:w="1584"/>
+        <w:gridCol w:w="1584"/>
+      </w:tblGrid>
+      <w:tr>
+        <w:trPr>
+          <w:tblHeader w:val="on"/>
+        </w:trPr>
+        <w:tc>
+          <w:tcPr/>
+          <w:p>
+            <w:pPr>
+              <w:pStyle w:val="Compact"/>
+              <w:jc w:val="left"/>
+            </w:pPr>
+            <w:r>
+              <w:t xml:space="preserve">Record</w:t>
+            </w:r>
+          </w:p>
+        </w:tc>
+        <w:tc>
+          <w:tcPr/>
+          <w:p>
+            <w:pPr>
+              <w:pStyle w:val="Compact"/>
+              <w:jc w:val="left"/>
+            </w:pPr>
+            <w:r>
+              <w:t xml:space="preserve">Link</w:t>
+            </w:r>
+          </w:p>
+        </w:tc>
+        <w:tc>
+          <w:tcPr/>
+          <w:p>
+            <w:pPr>
+              <w:pStyle w:val="Compact"/>
+              <w:jc w:val="left"/>
+            </w:pPr>
+            <w:r>
+              <w:t xml:space="preserve">Relation</w:t>
+            </w:r>
+          </w:p>
+        </w:tc>
+        <w:tc>
+          <w:tcPr/>
+          <w:p>
+            <w:pPr>
+              <w:pStyle w:val="Compact"/>
+              <w:jc w:val="left"/>
+            </w:pPr>
+            <w:r>
+              <w:t xml:space="preserve">Endpoints</w:t>
+            </w:r>
+          </w:p>
+        </w:tc>
+        <w:tc>
+          <w:tcPr/>
+          <w:p>
+            <w:pPr>
+              <w:pStyle w:val="Compact"/>
+              <w:jc w:val="left"/>
+            </w:pPr>
+            <w:r>
+              <w:t xml:space="preserve">Why it is suspect</w:t>
+            </w:r>
+          </w:p>
+        </w:tc>
+      </w:tr>
+      <w:tr>
+        <w:tc>
+          <w:tcPr/>
+          <w:p>
+            <w:pPr>
+              <w:pStyle w:val="Compact"/>
+              <w:jc w:val="left"/>
+            </w:pPr>
+            <w:r>
+              <w:rPr>
+                <w:rStyle w:val="VerbatimChar"/>
+              </w:rPr>
+              <w:t xml:space="preserve">FB2-MAN-CHG-000001</w:t>
+            </w:r>
+          </w:p>
+        </w:tc>
+        <w:tc>
+          <w:tcPr/>
+          <w:p>
+            <w:pPr>
+              <w:pStyle w:val="Compact"/>
+              <w:jc w:val="left"/>
+            </w:pPr>
+            <w:r>
+              <w:rPr>
+                <w:rStyle w:val="VerbatimChar"/>
+              </w:rPr>
+              <w:t xml:space="preserve">FB2-LNK-SAF-000001</w:t>
+            </w:r>
+          </w:p>
+        </w:tc>
+        <w:tc>
+          <w:tcPr/>
+          <w:p>
+            <w:pPr>
+              <w:pStyle w:val="Compact"/>
+              <w:jc w:val="left"/>
+            </w:pPr>
+            <w:r>
+              <w:rPr>
+                <w:rStyle w:val="VerbatimChar"/>
+              </w:rPr>
+              <w:t xml:space="preserve">mitigates</w:t>
+            </w:r>
+          </w:p>
+        </w:tc>
+        <w:tc>
+          <w:tcPr/>
+          <w:p>
+            <w:pPr>
+              <w:pStyle w:val="Compact"/>
+              <w:jc w:val="left"/>
+            </w:pPr>
+            <w:r>
+              <w:t xml:space="preserve">FB2-SAF-SGO-000001 -&gt; FB2-SAF-HAZ-000001</w:t>
+            </w:r>
+          </w:p>
+        </w:tc>
+        <w:tc>
+          <w:tcPr/>
+          <w:p>
+            <w:pPr>
+              <w:pStyle w:val="Compact"/>
+              <w:jc w:val="left"/>
+            </w:pPr>
+            <w:r>
+              <w:t xml:space="preserve">The goal mitigates the hazard by making contactors open on a confirmed limit violation. The mechanism is unchanged, but the value at which it fires moves, so the goal’s adequacy argument is re-argued at the new margin (150 mV instead of 100 mV to the FB2-ASM-002 boundary). Suspect means</w:t>
+            </w:r>
+            <w:r>
+              <w:t xml:space="preserve"> </w:t>
+            </w:r>
+            <w:r>
+              <w:t xml:space="preserve">‘</w:t>
+            </w:r>
+            <w:r>
+              <w:t xml:space="preserve">the reasoning must be re-shown</w:t>
+            </w:r>
+            <w:r>
+              <w:t xml:space="preserve">’</w:t>
+            </w:r>
+            <w:r>
+              <w:t xml:space="preserve">…</w:t>
+            </w:r>
+          </w:p>
+        </w:tc>
+      </w:tr>
+      <w:tr>
+        <w:tc>
+          <w:tcPr/>
+          <w:p>
+            <w:pPr>
+              <w:pStyle w:val="Compact"/>
+              <w:jc w:val="left"/>
+            </w:pPr>
+            <w:r>
+              <w:rPr>
+                <w:rStyle w:val="VerbatimChar"/>
+              </w:rPr>
+              <w:t xml:space="preserve">FB2-MAN-CHG-000001</w:t>
+            </w:r>
+          </w:p>
+        </w:tc>
+        <w:tc>
+          <w:tcPr/>
+          <w:p>
+            <w:pPr>
+              <w:pStyle w:val="Compact"/>
+              <w:jc w:val="left"/>
+            </w:pPr>
+            <w:r>
+              <w:rPr>
+                <w:rStyle w:val="VerbatimChar"/>
+              </w:rPr>
+              <w:t xml:space="preserve">FB2-LNK-SAF-000003</w:t>
+            </w:r>
+          </w:p>
+        </w:tc>
+        <w:tc>
+          <w:tcPr/>
+          <w:p>
+            <w:pPr>
+              <w:pStyle w:val="Compact"/>
+              <w:jc w:val="left"/>
+            </w:pPr>
+            <w:r>
+              <w:rPr>
+                <w:rStyle w:val="VerbatimChar"/>
+              </w:rPr>
+              <w:t xml:space="preserve">refines</w:t>
+            </w:r>
+          </w:p>
+        </w:tc>
+        <w:tc>
+          <w:tcPr/>
+          <w:p>
+            <w:pPr>
+              <w:pStyle w:val="Compact"/>
+              <w:jc w:val="left"/>
+            </w:pPr>
+            <w:r>
+              <w:t xml:space="preserve">FB2-SAF-FSR-000002 -&gt; FB2-SAF-SGO-000001</w:t>
+            </w:r>
+          </w:p>
+        </w:tc>
+        <w:tc>
+          <w:tcPr/>
+          <w:p>
+            <w:pPr>
+              <w:pStyle w:val="Compact"/>
+              <w:jc w:val="left"/>
+            </w:pPr>
+            <w:r>
+              <w:t xml:space="preserve">The FSR’s derivation from the goal rests on detecting an overvoltage within the hazard’s operational situation. The FSR statement changes (debounce count), so the refinement must be re-derived rather than inherited.</w:t>
+            </w:r>
+          </w:p>
+        </w:tc>
+      </w:tr>
+      <w:tr>
+        <w:tc>
+          <w:tcPr/>
+          <w:p>
+            <w:pPr>
+              <w:pStyle w:val="Compact"/>
+              <w:jc w:val="left"/>
+            </w:pPr>
+            <w:r>
+              <w:rPr>
+                <w:rStyle w:val="VerbatimChar"/>
+              </w:rPr>
+              <w:t xml:space="preserve">FB2-MAN-CHG-000001</w:t>
+            </w:r>
+          </w:p>
+        </w:tc>
+        <w:tc>
+          <w:tcPr/>
+          <w:p>
+            <w:pPr>
+              <w:pStyle w:val="Compact"/>
+              <w:jc w:val="left"/>
+            </w:pPr>
+            <w:r>
+              <w:rPr>
+                <w:rStyle w:val="VerbatimChar"/>
+              </w:rPr>
+              <w:t xml:space="preserve">FB2-LNK-SAF-000009</w:t>
+            </w:r>
+          </w:p>
+        </w:tc>
+        <w:tc>
+          <w:tcPr/>
+          <w:p>
+            <w:pPr>
+              <w:pStyle w:val="Compact"/>
+              <w:jc w:val="left"/>
+            </w:pPr>
+            <w:r>
+              <w:rPr>
+                <w:rStyle w:val="VerbatimChar"/>
+              </w:rPr>
+              <w:t xml:space="preserve">allocated_to</w:t>
+            </w:r>
+          </w:p>
+        </w:tc>
+        <w:tc>
+          <w:tcPr/>
+          <w:p>
+            <w:pPr>
+              <w:pStyle w:val="Compact"/>
+              <w:jc w:val="left"/>
+            </w:pPr>
+            <w:r>
+              <w:t xml:space="preserve">FB2-SW-SWR-000002 -&gt; FB2-SAF-FSR-000002</w:t>
+            </w:r>
+          </w:p>
+        </w:tc>
+        <w:tc>
+          <w:tcPr/>
+          <w:p>
+            <w:pPr>
+              <w:pStyle w:val="Compact"/>
+              <w:jc w:val="left"/>
+            </w:pPr>
+            <w:r>
+              <w:t xml:space="preserve">The software requirement hard-codes both the 4.2 V ceiling and the 2-consecutive debounce in its own statement. The allocation is by statement, so once the FSR says 3, this link asserts an allocation to text that no longer says what the FSR says. The link’s endpoints are both unchanged, which is exactly why it is easy …</w:t>
+            </w:r>
+          </w:p>
+        </w:tc>
+      </w:tr>
+      <w:tr>
+        <w:tc>
+          <w:tcPr/>
+          <w:p>
+            <w:pPr>
+              <w:pStyle w:val="Compact"/>
+              <w:jc w:val="left"/>
+            </w:pPr>
+            <w:r>
+              <w:rPr>
+                <w:rStyle w:val="VerbatimChar"/>
+              </w:rPr>
+              <w:t xml:space="preserve">FB2-MAN-CHG-000001</w:t>
+            </w:r>
+          </w:p>
+        </w:tc>
+        <w:tc>
+          <w:tcPr/>
+          <w:p>
+            <w:pPr>
+              <w:pStyle w:val="Compact"/>
+              <w:jc w:val="left"/>
+            </w:pPr>
+            <w:r>
+              <w:rPr>
+                <w:rStyle w:val="VerbatimChar"/>
+              </w:rPr>
+              <w:t xml:space="preserve">FB2-LNK-SAF-000012</w:t>
+            </w:r>
+          </w:p>
+        </w:tc>
+        <w:tc>
+          <w:tcPr/>
+          <w:p>
+            <w:pPr>
+              <w:pStyle w:val="Compact"/>
+              <w:jc w:val="left"/>
+            </w:pPr>
+            <w:r>
+              <w:rPr>
+                <w:rStyle w:val="VerbatimChar"/>
+              </w:rPr>
+              <w:t xml:space="preserve">implements</w:t>
+            </w:r>
+          </w:p>
+        </w:tc>
+        <w:tc>
+          <w:tcPr/>
+          <w:p>
+            <w:pPr>
+              <w:pStyle w:val="Compact"/>
+              <w:jc w:val="left"/>
+            </w:pPr>
+            <w:r>
+              <w:t xml:space="preserve">FB2-SW-DSN-000002 -&gt; FB2-SW-SWR-000002</w:t>
+            </w:r>
+          </w:p>
+        </w:tc>
+        <w:tc>
+          <w:tcPr/>
+          <w:p>
+            <w:pPr>
+              <w:pStyle w:val="Compact"/>
+              <w:jc w:val="left"/>
+            </w:pPr>
+            <w:r>
+              <w:t xml:space="preserve">The design’s default debounce count is the number this change moves. An implements link whose design still says 2 while the requirement says 3 is a live claim that the design does not satisfy the requirement.</w:t>
+            </w:r>
+          </w:p>
+        </w:tc>
+      </w:tr>
+      <w:tr>
+        <w:tc>
+          <w:tcPr/>
+          <w:p>
+            <w:pPr>
+              <w:pStyle w:val="Compact"/>
+              <w:jc w:val="left"/>
+            </w:pPr>
+            <w:r>
+              <w:rPr>
+                <w:rStyle w:val="VerbatimChar"/>
+              </w:rPr>
+              <w:t xml:space="preserve">FB2-MAN-CHG-000001</w:t>
+            </w:r>
+          </w:p>
+        </w:tc>
+        <w:tc>
+          <w:tcPr/>
+          <w:p>
+            <w:pPr>
+              <w:pStyle w:val="Compact"/>
+              <w:jc w:val="left"/>
+            </w:pPr>
+            <w:r>
+              <w:rPr>
+                <w:rStyle w:val="VerbatimChar"/>
+              </w:rPr>
+              <w:t xml:space="preserve">FB2-LNK-SAF-000022</w:t>
+            </w:r>
+          </w:p>
+        </w:tc>
+        <w:tc>
+          <w:tcPr/>
+          <w:p>
+            <w:pPr>
+              <w:pStyle w:val="Compact"/>
+              <w:jc w:val="left"/>
+            </w:pPr>
+            <w:r>
+              <w:rPr>
+                <w:rStyle w:val="VerbatimChar"/>
+              </w:rPr>
+              <w:t xml:space="preserve">verifies</w:t>
+            </w:r>
+          </w:p>
+        </w:tc>
+        <w:tc>
+          <w:tcPr/>
+          <w:p>
+            <w:pPr>
+              <w:pStyle w:val="Compact"/>
+              <w:jc w:val="left"/>
+            </w:pPr>
+            <w:r>
+              <w:t xml:space="preserve">FB2-VER-TMS-000001 -&gt; FB2-SAF-FSR-000002</w:t>
+            </w:r>
+          </w:p>
+        </w:tc>
+        <w:tc>
+          <w:tcPr/>
+          <w:p>
+            <w:pPr>
+              <w:pStyle w:val="Compact"/>
+              <w:jc w:val="left"/>
+            </w:pPr>
+            <w:r>
+              <w:t xml:space="preserve">The only direct verifies link to the ASIL D limit-monitoring requirement, and the test stimulus names the old ceiling. The link currently asserts coverage that the stimulus no longer provides.</w:t>
+            </w:r>
+          </w:p>
+        </w:tc>
+      </w:tr>
+      <w:tr>
+        <w:tc>
+          <w:tcPr/>
+          <w:p>
+            <w:pPr>
+              <w:pStyle w:val="Compact"/>
+              <w:jc w:val="left"/>
+            </w:pPr>
+            <w:r>
+              <w:rPr>
+                <w:rStyle w:val="VerbatimChar"/>
+              </w:rPr>
+              <w:t xml:space="preserve">FB2-MAN-CHG-000001</w:t>
+            </w:r>
+          </w:p>
+        </w:tc>
+        <w:tc>
+          <w:tcPr/>
+          <w:p>
+            <w:pPr>
+              <w:pStyle w:val="Compact"/>
+              <w:jc w:val="left"/>
+            </w:pPr>
+            <w:r>
+              <w:rPr>
+                <w:rStyle w:val="VerbatimChar"/>
+              </w:rPr>
+              <w:t xml:space="preserve">FB2-LNK-SAF-000023</w:t>
+            </w:r>
+          </w:p>
+        </w:tc>
+        <w:tc>
+          <w:tcPr/>
+          <w:p>
+            <w:pPr>
+              <w:pStyle w:val="Compact"/>
+              <w:jc w:val="left"/>
+            </w:pPr>
+            <w:r>
+              <w:rPr>
+                <w:rStyle w:val="VerbatimChar"/>
+              </w:rPr>
+              <w:t xml:space="preserve">verifies</w:t>
+            </w:r>
+          </w:p>
+        </w:tc>
+        <w:tc>
+          <w:tcPr/>
+          <w:p>
+            <w:pPr>
+              <w:pStyle w:val="Compact"/>
+              <w:jc w:val="left"/>
+            </w:pPr>
+            <w:r>
+              <w:t xml:space="preserve">FB2-VER-TMS-000001 -&gt; FB2-SW-SWR-000002</w:t>
+            </w:r>
+          </w:p>
+        </w:tc>
+        <w:tc>
+          <w:tcPr/>
+          <w:p>
+            <w:pPr>
+              <w:pStyle w:val="Compact"/>
+              <w:jc w:val="left"/>
+            </w:pPr>
+            <w:r>
+              <w:t xml:space="preserve">Same test, second target. The software requirement duplicates the ceiling and debounce count in its own text, so the test must be re-checked against both targets, not one.</w:t>
+            </w:r>
+          </w:p>
+        </w:tc>
+      </w:tr>
+      <w:tr>
+        <w:tc>
+          <w:tcPr/>
+          <w:p>
+            <w:pPr>
+              <w:pStyle w:val="Compact"/>
+              <w:jc w:val="left"/>
+            </w:pPr>
+            <w:r>
+              <w:rPr>
+                <w:rStyle w:val="VerbatimChar"/>
+              </w:rPr>
+              <w:t xml:space="preserve">FB2-MAN-CHG-000001</w:t>
+            </w:r>
+          </w:p>
+        </w:tc>
+        <w:tc>
+          <w:tcPr/>
+          <w:p>
+            <w:pPr>
+              <w:pStyle w:val="Compact"/>
+              <w:jc w:val="left"/>
+            </w:pPr>
+            <w:r>
+              <w:rPr>
+                <w:rStyle w:val="VerbatimChar"/>
+              </w:rPr>
+              <w:t xml:space="preserve">FB2-LNK-SAF-000033</w:t>
+            </w:r>
+          </w:p>
+        </w:tc>
+        <w:tc>
+          <w:tcPr/>
+          <w:p>
+            <w:pPr>
+              <w:pStyle w:val="Compact"/>
+              <w:jc w:val="left"/>
+            </w:pPr>
+            <w:r>
+              <w:rPr>
+                <w:rStyle w:val="VerbatimChar"/>
+              </w:rPr>
+              <w:t xml:space="preserve">result_of</w:t>
+            </w:r>
+          </w:p>
+        </w:tc>
+        <w:tc>
+          <w:tcPr/>
+          <w:p>
+            <w:pPr>
+              <w:pStyle w:val="Compact"/>
+              <w:jc w:val="left"/>
+            </w:pPr>
+            <w:r>
+              <w:t xml:space="preserve">FB2-VER-EXE-000001 -&gt; FB2-VER-TMS-000001</w:t>
+            </w:r>
+          </w:p>
+        </w:tc>
+        <w:tc>
+          <w:tcPr/>
+          <w:p>
+            <w:pPr>
+              <w:pStyle w:val="Compact"/>
+              <w:jc w:val="left"/>
+            </w:pPr>
+            <w:r>
+              <w:t xml:space="preserve">The execution record is the evidence that the verifies links above rested on. If the measure changes, the result is no longer a result of the new measure; this is the link that carries the evidence invalidation.</w:t>
+            </w:r>
+          </w:p>
+        </w:tc>
+      </w:tr>
+      <w:tr>
+        <w:tc>
+          <w:tcPr/>
+          <w:p>
+            <w:pPr>
+              <w:pStyle w:val="Compact"/>
+              <w:jc w:val="left"/>
+            </w:pPr>
+            <w:r>
+              <w:rPr>
+                <w:rStyle w:val="VerbatimChar"/>
+              </w:rPr>
+              <w:t xml:space="preserve">FB2-MAN-CHG-000002</w:t>
+            </w:r>
+          </w:p>
+        </w:tc>
+        <w:tc>
+          <w:tcPr/>
+          <w:p>
+            <w:pPr>
+              <w:pStyle w:val="Compact"/>
+              <w:jc w:val="left"/>
+            </w:pPr>
+            <w:r>
+              <w:rPr>
+                <w:rStyle w:val="VerbatimChar"/>
+              </w:rPr>
+              <w:t xml:space="preserve">FB2-LNK-SAF-000005</w:t>
+            </w:r>
+          </w:p>
+        </w:tc>
+        <w:tc>
+          <w:tcPr/>
+          <w:p>
+            <w:pPr>
+              <w:pStyle w:val="Compact"/>
+              <w:jc w:val="left"/>
+            </w:pPr>
+            <w:r>
+              <w:rPr>
+                <w:rStyle w:val="VerbatimChar"/>
+              </w:rPr>
+              <w:t xml:space="preserve">allocated_to</w:t>
+            </w:r>
+          </w:p>
+        </w:tc>
+        <w:tc>
+          <w:tcPr/>
+          <w:p>
+            <w:pPr>
+              <w:pStyle w:val="Compact"/>
+              <w:jc w:val="left"/>
+            </w:pPr>
+            <w:r>
+              <w:t xml:space="preserve">FB2-HW-TSR-000001 -&gt; FB2-SAF-FSR-000001</w:t>
+            </w:r>
+          </w:p>
+        </w:tc>
+        <w:tc>
+          <w:tcPr/>
+          <w:p>
+            <w:pPr>
+              <w:pStyle w:val="Compact"/>
+              <w:jc w:val="left"/>
+            </w:pPr>
+            <w:r>
+              <w:t xml:space="preserve">The accuracy requirement is the hardware element that carries the ASIL D acquisition requirement. After the migration the FSR is satisfied by two requirements rather than one, and the link asserts that one requirement is its allocation. The allocation is incomplete, not wrong, and incompleteness in an allocation is the…</w:t>
+            </w:r>
+          </w:p>
+        </w:tc>
+      </w:tr>
+      <w:tr>
+        <w:tc>
+          <w:tcPr/>
+          <w:p>
+            <w:pPr>
+              <w:pStyle w:val="Compact"/>
+              <w:jc w:val="left"/>
+            </w:pPr>
+            <w:r>
+              <w:rPr>
+                <w:rStyle w:val="VerbatimChar"/>
+              </w:rPr>
+              <w:t xml:space="preserve">FB2-MAN-CHG-000002</w:t>
+            </w:r>
+          </w:p>
+        </w:tc>
+        <w:tc>
+          <w:tcPr/>
+          <w:p>
+            <w:pPr>
+              <w:pStyle w:val="Compact"/>
+              <w:jc w:val="left"/>
+            </w:pPr>
+            <w:r>
+              <w:rPr>
+                <w:rStyle w:val="VerbatimChar"/>
+              </w:rPr>
+              <w:t xml:space="preserve">FB2-LNK-SAF-000006</w:t>
+            </w:r>
+          </w:p>
+        </w:tc>
+        <w:tc>
+          <w:tcPr/>
+          <w:p>
+            <w:pPr>
+              <w:pStyle w:val="Compact"/>
+              <w:jc w:val="left"/>
+            </w:pPr>
+            <w:r>
+              <w:rPr>
+                <w:rStyle w:val="VerbatimChar"/>
+              </w:rPr>
+              <w:t xml:space="preserve">allocated_to</w:t>
+            </w:r>
+          </w:p>
+        </w:tc>
+        <w:tc>
+          <w:tcPr/>
+          <w:p>
+            <w:pPr>
+              <w:pStyle w:val="Compact"/>
+              <w:jc w:val="left"/>
+            </w:pPr>
+            <w:r>
+              <w:t xml:space="preserve">FB2-HW-TSR-000002 -&gt; FB2-SAF-FSR-000001</w:t>
+            </w:r>
+          </w:p>
+        </w:tc>
+        <w:tc>
+          <w:tcPr/>
+          <w:p>
+            <w:pPr>
+              <w:pStyle w:val="Compact"/>
+              <w:jc w:val="left"/>
+            </w:pPr>
+            <w:r>
+              <w:t xml:space="preserve">Same incompleteness, and more sharply: the requirement being allocated is entirely about an isoSPI link that the new front end does not have. After this change, asserting that HW-TSR-000002 alone covers the ASIL D acquisition requirement would be false for the new configuration.</w:t>
+            </w:r>
+          </w:p>
+        </w:tc>
+      </w:tr>
+      <w:tr>
+        <w:tc>
+          <w:tcPr/>
+          <w:p>
+            <w:pPr>
+              <w:pStyle w:val="Compact"/>
+              <w:jc w:val="left"/>
+            </w:pPr>
+            <w:r>
+              <w:rPr>
+                <w:rStyle w:val="VerbatimChar"/>
+              </w:rPr>
+              <w:t xml:space="preserve">FB2-MAN-CHG-000002</w:t>
+            </w:r>
+          </w:p>
+        </w:tc>
+        <w:tc>
+          <w:tcPr/>
+          <w:p>
+            <w:pPr>
+              <w:pStyle w:val="Compact"/>
+              <w:jc w:val="left"/>
+            </w:pPr>
+            <w:r>
+              <w:rPr>
+                <w:rStyle w:val="VerbatimChar"/>
+              </w:rPr>
+              <w:t xml:space="preserve">FB2-LNK-SAF-000008</w:t>
+            </w:r>
+          </w:p>
+        </w:tc>
+        <w:tc>
+          <w:tcPr/>
+          <w:p>
+            <w:pPr>
+              <w:pStyle w:val="Compact"/>
+              <w:jc w:val="left"/>
+            </w:pPr>
+            <w:r>
+              <w:rPr>
+                <w:rStyle w:val="VerbatimChar"/>
+              </w:rPr>
+              <w:t xml:space="preserve">allocated_to</w:t>
+            </w:r>
+          </w:p>
+        </w:tc>
+        <w:tc>
+          <w:tcPr/>
+          <w:p>
+            <w:pPr>
+              <w:pStyle w:val="Compact"/>
+              <w:jc w:val="left"/>
+            </w:pPr>
+            <w:r>
+              <w:t xml:space="preserve">FB2-SW-SWR-000001 -&gt; FB2-SAF-FSR-000001</w:t>
+            </w:r>
+          </w:p>
+        </w:tc>
+        <w:tc>
+          <w:tcPr/>
+          <w:p>
+            <w:pPr>
+              <w:pStyle w:val="Compact"/>
+              <w:jc w:val="left"/>
+            </w:pPr>
+            <w:r>
+              <w:t xml:space="preserve">The software requirement is the element that actually enforces</w:t>
+            </w:r>
+            <w:r>
+              <w:t xml:space="preserve"> </w:t>
+            </w:r>
+            <w:r>
+              <w:t xml:space="preserve">‘</w:t>
+            </w:r>
+            <w:r>
+              <w:t xml:space="preserve">no database write without validation</w:t>
+            </w:r>
+            <w:r>
+              <w:t xml:space="preserve">’</w:t>
+            </w:r>
+            <w:r>
+              <w:t xml:space="preserve"> </w:t>
+            </w:r>
+            <w:r>
+              <w:t xml:space="preserve">for the acquisition path. Two drivers means two enforcement points, and a single allocated_to link does not say which driver enforces it in which configuration.</w:t>
+            </w:r>
+          </w:p>
+        </w:tc>
+      </w:tr>
+      <w:tr>
+        <w:tc>
+          <w:tcPr/>
+          <w:p>
+            <w:pPr>
+              <w:pStyle w:val="Compact"/>
+              <w:jc w:val="left"/>
+            </w:pPr>
+            <w:r>
+              <w:rPr>
+                <w:rStyle w:val="VerbatimChar"/>
+              </w:rPr>
+              <w:t xml:space="preserve">FB2-MAN-CHG-000002</w:t>
+            </w:r>
+          </w:p>
+        </w:tc>
+        <w:tc>
+          <w:tcPr/>
+          <w:p>
+            <w:pPr>
+              <w:pStyle w:val="Compact"/>
+              <w:jc w:val="left"/>
+            </w:pPr>
+            <w:r>
+              <w:rPr>
+                <w:rStyle w:val="VerbatimChar"/>
+              </w:rPr>
+              <w:t xml:space="preserve">FB2-LNK-SAF-000011</w:t>
+            </w:r>
+          </w:p>
+        </w:tc>
+        <w:tc>
+          <w:tcPr/>
+          <w:p>
+            <w:pPr>
+              <w:pStyle w:val="Compact"/>
+              <w:jc w:val="left"/>
+            </w:pPr>
+            <w:r>
+              <w:rPr>
+                <w:rStyle w:val="VerbatimChar"/>
+              </w:rPr>
+              <w:t xml:space="preserve">implements</w:t>
+            </w:r>
+          </w:p>
+        </w:tc>
+        <w:tc>
+          <w:tcPr/>
+          <w:p>
+            <w:pPr>
+              <w:pStyle w:val="Compact"/>
+              <w:jc w:val="left"/>
+            </w:pPr>
+            <w:r>
+              <w:t xml:space="preserve">FB2-SW-DSN-000001 -&gt; FB2-SW-SWR-000001</w:t>
+            </w:r>
+          </w:p>
+        </w:tc>
+        <w:tc>
+          <w:tcPr/>
+          <w:p>
+            <w:pPr>
+              <w:pStyle w:val="Compact"/>
+              <w:jc w:val="left"/>
+            </w:pPr>
+            <w:r>
+              <w:t xml:space="preserve">An implements link asserts that this design satisfies this requirement. After a second driver is raised, this link is only true of one of them, and a reader of the link alone cannot tell which. The corpus validator’s dangling-endpoint check will not catch this: both endpoints still exist.</w:t>
+            </w:r>
+          </w:p>
+        </w:tc>
+      </w:tr>
+      <w:tr>
+        <w:tc>
+          <w:tcPr/>
+          <w:p>
+            <w:pPr>
+              <w:pStyle w:val="Compact"/>
+              <w:jc w:val="left"/>
+            </w:pPr>
+            <w:r>
+              <w:rPr>
+                <w:rStyle w:val="VerbatimChar"/>
+              </w:rPr>
+              <w:t xml:space="preserve">FB2-MAN-CHG-000002</w:t>
+            </w:r>
+          </w:p>
+        </w:tc>
+        <w:tc>
+          <w:tcPr/>
+          <w:p>
+            <w:pPr>
+              <w:pStyle w:val="Compact"/>
+              <w:jc w:val="left"/>
+            </w:pPr>
+            <w:r>
+              <w:rPr>
+                <w:rStyle w:val="VerbatimChar"/>
+              </w:rPr>
+              <w:t xml:space="preserve">FB2-LNK-SAF-000027</w:t>
+            </w:r>
+          </w:p>
+        </w:tc>
+        <w:tc>
+          <w:tcPr/>
+          <w:p>
+            <w:pPr>
+              <w:pStyle w:val="Compact"/>
+              <w:jc w:val="left"/>
+            </w:pPr>
+            <w:r>
+              <w:rPr>
+                <w:rStyle w:val="VerbatimChar"/>
+              </w:rPr>
+              <w:t xml:space="preserve">verifies</w:t>
+            </w:r>
+          </w:p>
+        </w:tc>
+        <w:tc>
+          <w:tcPr/>
+          <w:p>
+            <w:pPr>
+              <w:pStyle w:val="Compact"/>
+              <w:jc w:val="left"/>
+            </w:pPr>
+            <w:r>
+              <w:t xml:space="preserve">FB2-VER-TMS-000003 -&gt; FB2-SW-SWR-000001</w:t>
+            </w:r>
+          </w:p>
+        </w:tc>
+        <w:tc>
+          <w:tcPr/>
+          <w:p>
+            <w:pPr>
+              <w:pStyle w:val="Compact"/>
+              <w:jc w:val="left"/>
+            </w:pPr>
+            <w:r>
+              <w:t xml:space="preserve">The plausibility test verifies the driver requirement. Its stimulus was derived from the retained front end’s error budget, so after the migration it verifies the requirement for a configuration it no longer represents.</w:t>
+            </w:r>
+          </w:p>
+        </w:tc>
+      </w:tr>
+      <w:tr>
+        <w:tc>
+          <w:tcPr/>
+          <w:p>
+            <w:pPr>
+              <w:pStyle w:val="Compact"/>
+              <w:jc w:val="left"/>
+            </w:pPr>
+            <w:r>
+              <w:rPr>
+                <w:rStyle w:val="VerbatimChar"/>
+              </w:rPr>
+              <w:t xml:space="preserve">FB2-MAN-CHG-000002</w:t>
+            </w:r>
+          </w:p>
+        </w:tc>
+        <w:tc>
+          <w:tcPr/>
+          <w:p>
+            <w:pPr>
+              <w:pStyle w:val="Compact"/>
+              <w:jc w:val="left"/>
+            </w:pPr>
+            <w:r>
+              <w:rPr>
+                <w:rStyle w:val="VerbatimChar"/>
+              </w:rPr>
+              <w:t xml:space="preserve">FB2-LNK-SAF-000028</w:t>
+            </w:r>
+          </w:p>
+        </w:tc>
+        <w:tc>
+          <w:tcPr/>
+          <w:p>
+            <w:pPr>
+              <w:pStyle w:val="Compact"/>
+              <w:jc w:val="left"/>
+            </w:pPr>
+            <w:r>
+              <w:rPr>
+                <w:rStyle w:val="VerbatimChar"/>
+              </w:rPr>
+              <w:t xml:space="preserve">verifies</w:t>
+            </w:r>
+          </w:p>
+        </w:tc>
+        <w:tc>
+          <w:tcPr/>
+          <w:p>
+            <w:pPr>
+              <w:pStyle w:val="Compact"/>
+              <w:jc w:val="left"/>
+            </w:pPr>
+            <w:r>
+              <w:t xml:space="preserve">FB2-VER-TMS-000003 -&gt; FB2-HW-TSR-000001</w:t>
+            </w:r>
+          </w:p>
+        </w:tc>
+        <w:tc>
+          <w:tcPr/>
+          <w:p>
+            <w:pPr>
+              <w:pStyle w:val="Compact"/>
+              <w:jc w:val="left"/>
+            </w:pPr>
+            <w:r>
+              <w:t xml:space="preserve">Same test, hardware target. The 4900 mV implausibility case sits far outside both devices’ ranges, so this link can be satisfied by a test that discriminates nothing between them.</w:t>
+            </w:r>
+          </w:p>
+        </w:tc>
+      </w:tr>
+      <w:tr>
+        <w:tc>
+          <w:tcPr/>
+          <w:p>
+            <w:pPr>
+              <w:pStyle w:val="Compact"/>
+              <w:jc w:val="left"/>
+            </w:pPr>
+            <w:r>
+              <w:rPr>
+                <w:rStyle w:val="VerbatimChar"/>
+              </w:rPr>
+              <w:t xml:space="preserve">FB2-MAN-CHG-000002</w:t>
+            </w:r>
+          </w:p>
+        </w:tc>
+        <w:tc>
+          <w:tcPr/>
+          <w:p>
+            <w:pPr>
+              <w:pStyle w:val="Compact"/>
+              <w:jc w:val="left"/>
+            </w:pPr>
+            <w:r>
+              <w:rPr>
+                <w:rStyle w:val="VerbatimChar"/>
+              </w:rPr>
+              <w:t xml:space="preserve">FB2-LNK-SAF-000031</w:t>
+            </w:r>
+          </w:p>
+        </w:tc>
+        <w:tc>
+          <w:tcPr/>
+          <w:p>
+            <w:pPr>
+              <w:pStyle w:val="Compact"/>
+              <w:jc w:val="left"/>
+            </w:pPr>
+            <w:r>
+              <w:rPr>
+                <w:rStyle w:val="VerbatimChar"/>
+              </w:rPr>
+              <w:t xml:space="preserve">verifies</w:t>
+            </w:r>
+          </w:p>
+        </w:tc>
+        <w:tc>
+          <w:tcPr/>
+          <w:p>
+            <w:pPr>
+              <w:pStyle w:val="Compact"/>
+              <w:jc w:val="left"/>
+            </w:pPr>
+            <w:r>
+              <w:t xml:space="preserve">FB2-VER-TMS-000005 -&gt; FB2-HW-TSR-000002</w:t>
+            </w:r>
+          </w:p>
+        </w:tc>
+        <w:tc>
+          <w:tcPr/>
+          <w:p>
+            <w:pPr>
+              <w:pStyle w:val="Compact"/>
+              <w:jc w:val="left"/>
+            </w:pPr>
+            <w:r>
+              <w:t xml:space="preserve">The only direct verification of the communication-integrity requirement, and the injection mechanism is tied to the isolated link’s framing. A pass after the migration would be evidence about the harness.</w:t>
+            </w:r>
+          </w:p>
+        </w:tc>
+      </w:tr>
+      <w:tr>
+        <w:tc>
+          <w:tcPr/>
+          <w:p>
+            <w:pPr>
+              <w:pStyle w:val="Compact"/>
+              <w:jc w:val="left"/>
+            </w:pPr>
+            <w:r>
+              <w:rPr>
+                <w:rStyle w:val="VerbatimChar"/>
+              </w:rPr>
+              <w:t xml:space="preserve">FB2-MAN-CHG-000003</w:t>
+            </w:r>
+          </w:p>
+        </w:tc>
+        <w:tc>
+          <w:tcPr/>
+          <w:p>
+            <w:pPr>
+              <w:pStyle w:val="Compact"/>
+              <w:jc w:val="left"/>
+            </w:pPr>
+            <w:r>
+              <w:rPr>
+                <w:rStyle w:val="VerbatimChar"/>
+              </w:rPr>
+              <w:t xml:space="preserve">FB2-LNK-SAF-000009</w:t>
+            </w:r>
+          </w:p>
+        </w:tc>
+        <w:tc>
+          <w:tcPr/>
+          <w:p>
+            <w:pPr>
+              <w:pStyle w:val="Compact"/>
+              <w:jc w:val="left"/>
+            </w:pPr>
+            <w:r>
+              <w:rPr>
+                <w:rStyle w:val="VerbatimChar"/>
+              </w:rPr>
+              <w:t xml:space="preserve">allocated_to</w:t>
+            </w:r>
+          </w:p>
+        </w:tc>
+        <w:tc>
+          <w:tcPr/>
+          <w:p>
+            <w:pPr>
+              <w:pStyle w:val="Compact"/>
+              <w:jc w:val="left"/>
+            </w:pPr>
+            <w:r>
+              <w:t xml:space="preserve">FB2-SW-SWR-000002 -&gt; FB2-SAF-FSR-000002</w:t>
+            </w:r>
+          </w:p>
+        </w:tc>
+        <w:tc>
+          <w:tcPr/>
+          <w:p>
+            <w:pPr>
+              <w:pStyle w:val="Compact"/>
+              <w:jc w:val="left"/>
+            </w:pPr>
+            <w:r>
+              <w:t xml:space="preserve">The allocation is between two requirements that are both being clarified in the same way, and today they are clear in the same way: neither mentions the reset. An allocation between two identically incomplete requirements is internally consistent and externally wrong, which is the hardest kind of traceability defect to…</w:t>
+            </w:r>
+          </w:p>
+        </w:tc>
+      </w:tr>
+      <w:tr>
+        <w:tc>
+          <w:tcPr/>
+          <w:p>
+            <w:pPr>
+              <w:pStyle w:val="Compact"/>
+              <w:jc w:val="left"/>
+            </w:pPr>
+            <w:r>
+              <w:rPr>
+                <w:rStyle w:val="VerbatimChar"/>
+              </w:rPr>
+              <w:t xml:space="preserve">FB2-MAN-CHG-000003</w:t>
+            </w:r>
+          </w:p>
+        </w:tc>
+        <w:tc>
+          <w:tcPr/>
+          <w:p>
+            <w:pPr>
+              <w:pStyle w:val="Compact"/>
+              <w:jc w:val="left"/>
+            </w:pPr>
+            <w:r>
+              <w:rPr>
+                <w:rStyle w:val="VerbatimChar"/>
+              </w:rPr>
+              <w:t xml:space="preserve">FB2-LNK-SAF-000012</w:t>
+            </w:r>
+          </w:p>
+        </w:tc>
+        <w:tc>
+          <w:tcPr/>
+          <w:p>
+            <w:pPr>
+              <w:pStyle w:val="Compact"/>
+              <w:jc w:val="left"/>
+            </w:pPr>
+            <w:r>
+              <w:rPr>
+                <w:rStyle w:val="VerbatimChar"/>
+              </w:rPr>
+              <w:t xml:space="preserve">implements</w:t>
+            </w:r>
+          </w:p>
+        </w:tc>
+        <w:tc>
+          <w:tcPr/>
+          <w:p>
+            <w:pPr>
+              <w:pStyle w:val="Compact"/>
+              <w:jc w:val="left"/>
+            </w:pPr>
+            <w:r>
+              <w:t xml:space="preserve">FB2-SW-DSN-000002 -&gt; FB2-SW-SWR-000002</w:t>
+            </w:r>
+          </w:p>
+        </w:tc>
+        <w:tc>
+          <w:tcPr/>
+          <w:p>
+            <w:pPr>
+              <w:pStyle w:val="Compact"/>
+              <w:jc w:val="left"/>
+            </w:pPr>
+            <w:r>
+              <w:t xml:space="preserve">This is the link that should have caught the defect and did not. The design specifies the reset action; the requirement does not mention it; the implementation does not perform it. The link asserts the design implements the requirement, which was true, while the design also specified something the requirement never ask…</w:t>
+            </w:r>
+          </w:p>
+        </w:tc>
+      </w:tr>
+      <w:tr>
+        <w:tc>
+          <w:tcPr/>
+          <w:p>
+            <w:pPr>
+              <w:pStyle w:val="Compact"/>
+              <w:jc w:val="left"/>
+            </w:pPr>
+            <w:r>
+              <w:rPr>
+                <w:rStyle w:val="VerbatimChar"/>
+              </w:rPr>
+              <w:t xml:space="preserve">FB2-MAN-CHG-000003</w:t>
+            </w:r>
+          </w:p>
+        </w:tc>
+        <w:tc>
+          <w:tcPr/>
+          <w:p>
+            <w:pPr>
+              <w:pStyle w:val="Compact"/>
+              <w:jc w:val="left"/>
+            </w:pPr>
+            <w:r>
+              <w:rPr>
+                <w:rStyle w:val="VerbatimChar"/>
+              </w:rPr>
+              <w:t xml:space="preserve">FB2-LNK-SAF-000022</w:t>
+            </w:r>
+          </w:p>
+        </w:tc>
+        <w:tc>
+          <w:tcPr/>
+          <w:p>
+            <w:pPr>
+              <w:pStyle w:val="Compact"/>
+              <w:jc w:val="left"/>
+            </w:pPr>
+            <w:r>
+              <w:rPr>
+                <w:rStyle w:val="VerbatimChar"/>
+              </w:rPr>
+              <w:t xml:space="preserve">verifies</w:t>
+            </w:r>
+          </w:p>
+        </w:tc>
+        <w:tc>
+          <w:tcPr/>
+          <w:p>
+            <w:pPr>
+              <w:pStyle w:val="Compact"/>
+              <w:jc w:val="left"/>
+            </w:pPr>
+            <w:r>
+              <w:t xml:space="preserve">FB2-VER-TMS-000001 -&gt; FB2-SAF-FSR-000002</w:t>
+            </w:r>
+          </w:p>
+        </w:tc>
+        <w:tc>
+          <w:tcPr/>
+          <w:p>
+            <w:pPr>
+              <w:pStyle w:val="Compact"/>
+              <w:jc w:val="left"/>
+            </w:pPr>
+            <w:r>
+              <w:t xml:space="preserve">The link asserts that the requirement is verified. It was verified only on the confirmation path, and the requirement’s acceptance criteria contain nothing about recovery, so the link asserted more coverage than the test provided. This is the specific reason a behavioural defect reached a baselined design: the link exi…</w:t>
+            </w:r>
+          </w:p>
+        </w:tc>
+      </w:tr>
+      <w:tr>
+        <w:tc>
+          <w:tcPr/>
+          <w:p>
+            <w:pPr>
+              <w:pStyle w:val="Compact"/>
+              <w:jc w:val="left"/>
+            </w:pPr>
+            <w:r>
+              <w:rPr>
+                <w:rStyle w:val="VerbatimChar"/>
+              </w:rPr>
+              <w:t xml:space="preserve">FB2-MAN-CHG-000003</w:t>
+            </w:r>
+          </w:p>
+        </w:tc>
+        <w:tc>
+          <w:tcPr/>
+          <w:p>
+            <w:pPr>
+              <w:pStyle w:val="Compact"/>
+              <w:jc w:val="left"/>
+            </w:pPr>
+            <w:r>
+              <w:rPr>
+                <w:rStyle w:val="VerbatimChar"/>
+              </w:rPr>
+              <w:t xml:space="preserve">FB2-LNK-SAF-000023</w:t>
+            </w:r>
+          </w:p>
+        </w:tc>
+        <w:tc>
+          <w:tcPr/>
+          <w:p>
+            <w:pPr>
+              <w:pStyle w:val="Compact"/>
+              <w:jc w:val="left"/>
+            </w:pPr>
+            <w:r>
+              <w:rPr>
+                <w:rStyle w:val="VerbatimChar"/>
+              </w:rPr>
+              <w:t xml:space="preserve">verifies</w:t>
+            </w:r>
+          </w:p>
+        </w:tc>
+        <w:tc>
+          <w:tcPr/>
+          <w:p>
+            <w:pPr>
+              <w:pStyle w:val="Compact"/>
+              <w:jc w:val="left"/>
+            </w:pPr>
+            <w:r>
+              <w:t xml:space="preserve">FB2-VER-TMS-000001 -&gt; FB2-SW-SWR-000002</w:t>
+            </w:r>
+          </w:p>
+        </w:tc>
+        <w:tc>
+          <w:tcPr/>
+          <w:p>
+            <w:pPr>
+              <w:pStyle w:val="Compact"/>
+              <w:jc w:val="left"/>
+            </w:pPr>
+            <w:r>
+              <w:t xml:space="preserve">The same measure against the software requirement, and therefore the same overstatement of coverage. Both verifies links must be re-affirmed together or the requirement is left half-verified, which is worse than leaving both suspect.</w:t>
+            </w:r>
+          </w:p>
+        </w:tc>
+      </w:tr>
+      <w:tr>
+        <w:tc>
+          <w:tcPr/>
+          <w:p>
+            <w:pPr>
+              <w:pStyle w:val="Compact"/>
+              <w:jc w:val="left"/>
+            </w:pPr>
+            <w:r>
+              <w:rPr>
+                <w:rStyle w:val="VerbatimChar"/>
+              </w:rPr>
+              <w:t xml:space="preserve">FB2-MAN-CHG-000003</w:t>
+            </w:r>
+          </w:p>
+        </w:tc>
+        <w:tc>
+          <w:tcPr/>
+          <w:p>
+            <w:pPr>
+              <w:pStyle w:val="Compact"/>
+              <w:jc w:val="left"/>
+            </w:pPr>
+            <w:r>
+              <w:rPr>
+                <w:rStyle w:val="VerbatimChar"/>
+              </w:rPr>
+              <w:t xml:space="preserve">FB2-LNK-SAF-000033</w:t>
+            </w:r>
+          </w:p>
+        </w:tc>
+        <w:tc>
+          <w:tcPr/>
+          <w:p>
+            <w:pPr>
+              <w:pStyle w:val="Compact"/>
+              <w:jc w:val="left"/>
+            </w:pPr>
+            <w:r>
+              <w:rPr>
+                <w:rStyle w:val="VerbatimChar"/>
+              </w:rPr>
+              <w:t xml:space="preserve">result_of</w:t>
+            </w:r>
+          </w:p>
+        </w:tc>
+        <w:tc>
+          <w:tcPr/>
+          <w:p>
+            <w:pPr>
+              <w:pStyle w:val="Compact"/>
+              <w:jc w:val="left"/>
+            </w:pPr>
+            <w:r>
+              <w:t xml:space="preserve">FB2-VER-EXE-000001 -&gt; FB2-VER-TMS-000001</w:t>
+            </w:r>
+          </w:p>
+        </w:tc>
+        <w:tc>
+          <w:tcPr/>
+          <w:p>
+            <w:pPr>
+              <w:pStyle w:val="Compact"/>
+              <w:jc w:val="left"/>
+            </w:pPr>
+            <w:r>
+              <w:t xml:space="preserve">The execution evidence rests on a measure that cannot express the defect. It is therefore not evidence that the behaviour is correct; it is evidence that the measure was run. Keeping it as live coverage is how a defect survives a passing test suite.</w:t>
+            </w:r>
+          </w:p>
+        </w:tc>
+      </w:tr>
+    </w:tbl>
+    <w:bookmarkEnd w:id="38"/>
+    <w:bookmarkStart w:id="39" w:name="decision-and-approval-state"/>
+    <w:p>
+      <w:pPr>
+        <w:pStyle w:val="Heading3"/>
+      </w:pPr>
+      <w:r>
+        <w:t xml:space="preserve">Decision and Approval State</w:t>
+      </w:r>
+    </w:p>
+    <w:tbl>
+      <w:tblPr>
+        <w:tblStyle w:val="Table"/>
+        <w:tblW w:type="pct" w:w="5000"/>
+        <w:jc w:val="left"/>
+        <w:tblLayout w:type="fixed"/>
+        <w:tblLook w:firstRow="1" w:lastRow="0" w:firstColumn="0" w:lastColumn="0" w:noHBand="0" w:noVBand="0" w:val="0020"/>
+      </w:tblPr>
+      <w:tblGrid>
+        <w:gridCol w:w="1320"/>
+        <w:gridCol w:w="1320"/>
+        <w:gridCol w:w="1320"/>
+        <w:gridCol w:w="1320"/>
+        <w:gridCol w:w="1320"/>
+        <w:gridCol w:w="1320"/>
+      </w:tblGrid>
+      <w:tr>
+        <w:trPr>
+          <w:tblHeader w:val="on"/>
+        </w:trPr>
+        <w:tc>
+          <w:tcPr/>
+          <w:p>
+            <w:pPr>
+              <w:pStyle w:val="Compact"/>
+              <w:jc w:val="left"/>
+            </w:pPr>
+            <w:r>
+              <w:t xml:space="preserve">Record</w:t>
+            </w:r>
+          </w:p>
+        </w:tc>
+        <w:tc>
+          <w:tcPr/>
+          <w:p>
+            <w:pPr>
+              <w:pStyle w:val="Compact"/>
+              <w:jc w:val="left"/>
+            </w:pPr>
+            <w:r>
+              <w:t xml:space="preserve">Decision id</w:t>
+            </w:r>
+          </w:p>
+        </w:tc>
+        <w:tc>
+          <w:tcPr/>
+          <w:p>
+            <w:pPr>
+              <w:pStyle w:val="Compact"/>
+              <w:jc w:val="left"/>
+            </w:pPr>
+            <w:r>
+              <w:t xml:space="preserve">Decision maker</w:t>
+            </w:r>
+          </w:p>
+        </w:tc>
+        <w:tc>
+          <w:tcPr/>
+          <w:p>
+            <w:pPr>
+              <w:pStyle w:val="Compact"/>
+              <w:jc w:val="left"/>
+            </w:pPr>
+            <w:r>
+              <w:t xml:space="preserve">Disposition</w:t>
+            </w:r>
+          </w:p>
+        </w:tc>
+        <w:tc>
+          <w:tcPr/>
+          <w:p>
+            <w:pPr>
+              <w:pStyle w:val="Compact"/>
+              <w:jc w:val="left"/>
+            </w:pPr>
+            <w:r>
+              <w:t xml:space="preserve">Approvals recorded</w:t>
+            </w:r>
+          </w:p>
+        </w:tc>
+        <w:tc>
+          <w:tcPr/>
+          <w:p>
+            <w:pPr>
+              <w:pStyle w:val="Compact"/>
+              <w:jc w:val="left"/>
+            </w:pPr>
+            <w:r>
+              <w:t xml:space="preserve">Re-verification executed</w:t>
+            </w:r>
+          </w:p>
+        </w:tc>
+      </w:tr>
+      <w:tr>
+        <w:tc>
+          <w:tcPr/>
+          <w:p>
+            <w:pPr>
+              <w:pStyle w:val="Compact"/>
+              <w:jc w:val="left"/>
+            </w:pPr>
+            <w:r>
+              <w:rPr>
+                <w:rStyle w:val="VerbatimChar"/>
+              </w:rPr>
+              <w:t xml:space="preserve">FB2-MAN-CHG-000001</w:t>
+            </w:r>
+          </w:p>
+        </w:tc>
+        <w:tc>
+          <w:tcPr/>
+          <w:p>
+            <w:pPr>
+              <w:pStyle w:val="Compact"/>
+              <w:jc w:val="left"/>
+            </w:pPr>
+            <w:r>
+              <w:rPr>
+                <w:rStyle w:val="VerbatimChar"/>
+              </w:rPr>
+              <w:t xml:space="preserve">FB2-CHG-REF-000001</w:t>
+            </w:r>
+          </w:p>
+        </w:tc>
+        <w:tc>
+          <w:tcPr/>
+          <w:p>
+            <w:pPr>
+              <w:pStyle w:val="Compact"/>
+              <w:jc w:val="left"/>
+            </w:pPr>
+            <w:r>
+              <w:t xml:space="preserve">change_control_board chair, fictional role identity</w:t>
+            </w:r>
+            <w:r>
+              <w:t xml:space="preserve"> </w:t>
+            </w:r>
+            <w:r>
+              <w:t xml:space="preserve">‘</w:t>
+            </w:r>
+            <w:r>
+              <w:t xml:space="preserve">A. Renner</w:t>
+            </w:r>
+            <w:r>
+              <w:t xml:space="preserve">’</w:t>
+            </w:r>
+            <w:r>
+              <w:t xml:space="preserve"> </w:t>
+            </w:r>
+            <w:r>
+              <w:t xml:space="preserve">(synthetic scenario character; not a…</w:t>
+            </w:r>
+          </w:p>
+        </w:tc>
+        <w:tc>
+          <w:tcPr/>
+          <w:p>
+            <w:pPr>
+              <w:pStyle w:val="Compact"/>
+              <w:jc w:val="left"/>
+            </w:pPr>
+            <w:r>
+              <w:rPr>
+                <w:rStyle w:val="VerbatimChar"/>
+              </w:rPr>
+              <w:t xml:space="preserve">approved</w:t>
+            </w:r>
+          </w:p>
+        </w:tc>
+        <w:tc>
+          <w:tcPr/>
+          <w:p>
+            <w:pPr>
+              <w:pStyle w:val="Compact"/>
+              <w:jc w:val="left"/>
+            </w:pPr>
+            <w:r>
+              <w:t xml:space="preserve">0 of 5</w:t>
+            </w:r>
+          </w:p>
+        </w:tc>
+        <w:tc>
+          <w:tcPr/>
+          <w:p>
+            <w:pPr>
+              <w:pStyle w:val="Compact"/>
+              <w:jc w:val="left"/>
+            </w:pPr>
+            <w:r>
+              <w:t xml:space="preserve">no</w:t>
+            </w:r>
+          </w:p>
+        </w:tc>
+      </w:tr>
+      <w:tr>
+        <w:tc>
+          <w:tcPr/>
+          <w:p>
+            <w:pPr>
+              <w:pStyle w:val="Compact"/>
+              <w:jc w:val="left"/>
+            </w:pPr>
+            <w:r>
+              <w:rPr>
+                <w:rStyle w:val="VerbatimChar"/>
+              </w:rPr>
+              <w:t xml:space="preserve">FB2-MAN-CHG-000002</w:t>
+            </w:r>
+          </w:p>
+        </w:tc>
+        <w:tc>
+          <w:tcPr/>
+          <w:p>
+            <w:pPr>
+              <w:pStyle w:val="Compact"/>
+              <w:jc w:val="left"/>
+            </w:pPr>
+            <w:r>
+              <w:rPr>
+                <w:rStyle w:val="VerbatimChar"/>
+              </w:rPr>
+              <w:t xml:space="preserve">FB2-CHG-REF-000002</w:t>
+            </w:r>
+          </w:p>
+        </w:tc>
+        <w:tc>
+          <w:tcPr/>
+          <w:p>
+            <w:pPr>
+              <w:pStyle w:val="Compact"/>
+              <w:jc w:val="left"/>
+            </w:pPr>
+            <w:r>
+              <w:t xml:space="preserve">change_control_board chair, fictional role identity</w:t>
+            </w:r>
+            <w:r>
+              <w:t xml:space="preserve"> </w:t>
+            </w:r>
+            <w:r>
+              <w:t xml:space="preserve">‘</w:t>
+            </w:r>
+            <w:r>
+              <w:t xml:space="preserve">A. Renner</w:t>
+            </w:r>
+            <w:r>
+              <w:t xml:space="preserve">’</w:t>
+            </w:r>
+            <w:r>
+              <w:t xml:space="preserve"> </w:t>
+            </w:r>
+            <w:r>
+              <w:t xml:space="preserve">(synthetic scenario character; not a…</w:t>
+            </w:r>
+          </w:p>
+        </w:tc>
+        <w:tc>
+          <w:tcPr/>
+          <w:p>
+            <w:pPr>
+              <w:pStyle w:val="Compact"/>
+              <w:jc w:val="left"/>
+            </w:pPr>
+            <w:r>
+              <w:rPr>
+                <w:rStyle w:val="VerbatimChar"/>
+              </w:rPr>
+              <w:t xml:space="preserve">partial</w:t>
+            </w:r>
+          </w:p>
+        </w:tc>
+        <w:tc>
+          <w:tcPr/>
+          <w:p>
+            <w:pPr>
+              <w:pStyle w:val="Compact"/>
+              <w:jc w:val="left"/>
+            </w:pPr>
+            <w:r>
+              <w:t xml:space="preserve">0 of 7</w:t>
+            </w:r>
+          </w:p>
+        </w:tc>
+        <w:tc>
+          <w:tcPr/>
+          <w:p>
+            <w:pPr>
+              <w:pStyle w:val="Compact"/>
+              <w:jc w:val="left"/>
+            </w:pPr>
+            <w:r>
+              <w:t xml:space="preserve">no</w:t>
+            </w:r>
+          </w:p>
+        </w:tc>
+      </w:tr>
+      <w:tr>
+        <w:tc>
+          <w:tcPr/>
+          <w:p>
+            <w:pPr>
+              <w:pStyle w:val="Compact"/>
+              <w:jc w:val="left"/>
+            </w:pPr>
+            <w:r>
+              <w:rPr>
+                <w:rStyle w:val="VerbatimChar"/>
+              </w:rPr>
+              <w:t xml:space="preserve">FB2-MAN-CHG-000003</w:t>
+            </w:r>
+          </w:p>
+        </w:tc>
+        <w:tc>
+          <w:tcPr/>
+          <w:p>
+            <w:pPr>
+              <w:pStyle w:val="Compact"/>
+              <w:jc w:val="left"/>
+            </w:pPr>
+            <w:r>
+              <w:rPr>
+                <w:rStyle w:val="VerbatimChar"/>
+              </w:rPr>
+              <w:t xml:space="preserve">FB2-CHG-REF-000003</w:t>
+            </w:r>
+          </w:p>
+        </w:tc>
+        <w:tc>
+          <w:tcPr/>
+          <w:p>
+            <w:pPr>
+              <w:pStyle w:val="Compact"/>
+              <w:jc w:val="left"/>
+            </w:pPr>
+            <w:r>
+              <w:t xml:space="preserve">change_control_board chair, fictional role identity</w:t>
+            </w:r>
+            <w:r>
+              <w:t xml:space="preserve"> </w:t>
+            </w:r>
+            <w:r>
+              <w:t xml:space="preserve">‘</w:t>
+            </w:r>
+            <w:r>
+              <w:t xml:space="preserve">A. Renner</w:t>
+            </w:r>
+            <w:r>
+              <w:t xml:space="preserve">’</w:t>
+            </w:r>
+            <w:r>
+              <w:t xml:space="preserve"> </w:t>
+            </w:r>
+            <w:r>
+              <w:t xml:space="preserve">(synthetic scenario character; not a…</w:t>
+            </w:r>
+          </w:p>
+        </w:tc>
+        <w:tc>
+          <w:tcPr/>
+          <w:p>
+            <w:pPr>
+              <w:pStyle w:val="Compact"/>
+              <w:jc w:val="left"/>
+            </w:pPr>
+            <w:r>
+              <w:rPr>
+                <w:rStyle w:val="VerbatimChar"/>
+              </w:rPr>
+              <w:t xml:space="preserve">approved</w:t>
+            </w:r>
+          </w:p>
+        </w:tc>
+        <w:tc>
+          <w:tcPr/>
+          <w:p>
+            <w:pPr>
+              <w:pStyle w:val="Compact"/>
+              <w:jc w:val="left"/>
+            </w:pPr>
+            <w:r>
+              <w:t xml:space="preserve">0 of 4</w:t>
+            </w:r>
+          </w:p>
+        </w:tc>
+        <w:tc>
+          <w:tcPr/>
+          <w:p>
+            <w:pPr>
+              <w:pStyle w:val="Compact"/>
+              <w:jc w:val="left"/>
+            </w:pPr>
+            <w:r>
+              <w:t xml:space="preserve">no</w:t>
+            </w:r>
+          </w:p>
+        </w:tc>
+      </w:tr>
+    </w:tbl>
+    <w:p>
+      <w:pPr>
+        <w:pStyle w:val="BodyText"/>
+      </w:pPr>
+      <w:r>
+        <w:t xml:space="preserve">Every record carries</w:t>
+      </w:r>
+      <w:r>
+        <w:t xml:space="preserve"> </w:t>
+      </w:r>
+      <w:r>
+        <w:rPr>
+          <w:rStyle w:val="VerbatimChar"/>
+        </w:rPr>
+        <w:t xml:space="preserve">profile: synthetic_reference</w:t>
+      </w:r>
+      <w:r>
+        <w:t xml:space="preserve">,</w:t>
+      </w:r>
+      <w:r>
+        <w:t xml:space="preserve"> </w:t>
+      </w:r>
+      <w:r>
+        <w:rPr>
+          <w:rStyle w:val="VerbatimChar"/>
+        </w:rPr>
+        <w:t xml:space="preserve">origin: synthetic</w:t>
+      </w:r>
+      <w:r>
+        <w:t xml:space="preserve">,</w:t>
+      </w:r>
+      <w:r>
+        <w:t xml:space="preserve"> </w:t>
+      </w:r>
+      <w:r>
+        <w:rPr>
+          <w:rStyle w:val="VerbatimChar"/>
+        </w:rPr>
+        <w:t xml:space="preserve">human_approval_status: pending</w:t>
+      </w:r>
+      <w:r>
+        <w:t xml:space="preserve">,</w:t>
+      </w:r>
+      <w:r>
+        <w:t xml:space="preserve"> </w:t>
+      </w:r>
+      <w:r>
+        <w:rPr>
+          <w:rStyle w:val="VerbatimChar"/>
+        </w:rPr>
+        <w:t xml:space="preserve">production_authorized: false</w:t>
+      </w:r>
+      <w:r>
+        <w:t xml:space="preserve"> </w:t>
+      </w:r>
+      <w:r>
+        <w:t xml:space="preserve">and</w:t>
+      </w:r>
+      <w:r>
+        <w:t xml:space="preserve"> </w:t>
+      </w:r>
+      <w:r>
+        <w:rPr>
+          <w:rStyle w:val="VerbatimChar"/>
+        </w:rPr>
+        <w:t xml:space="preserve">product_verification_credit: false</w:t>
+      </w:r>
+      <w:r>
+        <w:t xml:space="preserve">. Each</w:t>
+      </w:r>
+      <w:r>
+        <w:t xml:space="preserve"> </w:t>
+      </w:r>
+      <w:r>
+        <w:rPr>
+          <w:rStyle w:val="VerbatimChar"/>
+        </w:rPr>
+        <w:t xml:space="preserve">decision_maker</w:t>
+      </w:r>
+      <w:r>
+        <w:t xml:space="preserve"> </w:t>
+      </w:r>
+      <w:r>
+        <w:t xml:space="preserve">is a fictional role identity in the synthetic project and each</w:t>
+      </w:r>
+      <w:r>
+        <w:t xml:space="preserve"> </w:t>
+      </w:r>
+      <w:r>
+        <w:rPr>
+          <w:rStyle w:val="VerbatimChar"/>
+        </w:rPr>
+        <w:t xml:space="preserve">disposition</w:t>
+      </w:r>
+      <w:r>
+        <w:t xml:space="preserve"> </w:t>
+      </w:r>
+      <w:r>
+        <w:t xml:space="preserve">is a</w:t>
+      </w:r>
+      <w:r>
+        <w:t xml:space="preserve"> </w:t>
+      </w:r>
+      <w:r>
+        <w:rPr>
+          <w:rStyle w:val="VerbatimChar"/>
+        </w:rPr>
+        <w:t xml:space="preserve">synthetic_decision</w:t>
+      </w:r>
+      <w:r>
+        <w:t xml:space="preserve"> </w:t>
+      </w:r>
+      <w:r>
+        <w:t xml:space="preserve">in the sense of</w:t>
+      </w:r>
+      <w:r>
+        <w:t xml:space="preserve"> </w:t>
+      </w:r>
+      <w:r>
+        <w:rPr>
+          <w:rStyle w:val="VerbatimChar"/>
+        </w:rPr>
+        <w:t xml:space="preserve">governance/corpus-policy.json</w:t>
+      </w:r>
+      <w:r>
+        <w:t xml:space="preserve"> </w:t>
+      </w:r>
+      <w:r>
+        <w:t xml:space="preserve">(</w:t>
+      </w:r>
+      <w:r>
+        <w:rPr>
+          <w:rStyle w:val="VerbatimChar"/>
+        </w:rPr>
+        <w:t xml:space="preserve">synthetic_decision:{fictional_role}:{decision_id}</w:t>
+      </w:r>
+      <w:r>
+        <w:t xml:space="preserve">): not a human approval, not a foxBMS maintainer decision, and not a SoftwareDevLabs decision. All three records are</w:t>
+      </w:r>
+      <w:r>
+        <w:t xml:space="preserve"> </w:t>
+      </w:r>
+      <w:r>
+        <w:rPr>
+          <w:rStyle w:val="VerbatimChar"/>
+        </w:rPr>
+        <w:t xml:space="preserve">implementation_status: not_in_source</w:t>
+      </w:r>
+      <w:r>
+        <w:t xml:space="preserve">, and no file under</w:t>
+      </w:r>
+      <w:r>
+        <w:t xml:space="preserve"> </w:t>
+      </w:r>
+      <w:r>
+        <w:rPr>
+          <w:rStyle w:val="VerbatimChar"/>
+        </w:rPr>
+        <w:t xml:space="preserve">src/</w:t>
+      </w:r>
+      <w:r>
+        <w:t xml:space="preserve">,</w:t>
+      </w:r>
+      <w:r>
+        <w:t xml:space="preserve"> </w:t>
+      </w:r>
+      <w:r>
+        <w:rPr>
+          <w:rStyle w:val="VerbatimChar"/>
+        </w:rPr>
+        <w:t xml:space="preserve">tests/</w:t>
+      </w:r>
+      <w:r>
+        <w:t xml:space="preserve">,</w:t>
+      </w:r>
+      <w:r>
+        <w:t xml:space="preserve"> </w:t>
+      </w:r>
+      <w:r>
+        <w:rPr>
+          <w:rStyle w:val="VerbatimChar"/>
+        </w:rPr>
+        <w:t xml:space="preserve">conf/</w:t>
+      </w:r>
+      <w:r>
+        <w:t xml:space="preserve"> </w:t>
+      </w:r>
+      <w:r>
+        <w:t xml:space="preserve">or</w:t>
+      </w:r>
+      <w:r>
+        <w:t xml:space="preserve"> </w:t>
+      </w:r>
+      <w:r>
+        <w:rPr>
+          <w:rStyle w:val="VerbatimChar"/>
+        </w:rPr>
+        <w:t xml:space="preserve">wscript</w:t>
+      </w:r>
+      <w:r>
+        <w:t xml:space="preserve"> </w:t>
+      </w:r>
+      <w:r>
+        <w:t xml:space="preserve">is touched by them. No row in this section asserts that any change was made, approved or verified in any real project, and no row asserts a measured test result.</w:t>
+      </w:r>
+    </w:p>
+    <w:bookmarkEnd w:id="39"/>
+    <w:bookmarkStart w:id="40" w:name="corpus-consistency-notes"/>
+    <w:p>
+      <w:pPr>
+        <w:pStyle w:val="Heading3"/>
+      </w:pPr>
+      <w:r>
+        <w:t xml:space="preserve">Corpus-Consistency Notes</w:t>
+      </w:r>
+    </w:p>
+    <w:p>
+      <w:pPr>
+        <w:pStyle w:val="FirstParagraph"/>
+      </w:pPr>
+      <w:r>
+        <w:t xml:space="preserve">Three slots in these records are empty by schema rather than by omission, and the reasoning is recorded in the records themselves so the emptiness is not read as an incomplete analysis:</w:t>
       </w:r>
     </w:p>
     <w:p>
@@ -10276,20 +13749,20 @@
         <w:pStyle w:val="Compact"/>
         <w:numPr>
           <w:ilvl w:val="0"/>
-          <w:numId w:val="1004"/>
+          <w:numId w:val="1009"/>
         </w:numPr>
       </w:pPr>
-      <w:r>
-        <w:t xml:space="preserve">COVERED in the matrix above means test-measure linkage (</w:t>
-      </w:r>
       <w:r>
         <w:rPr>
           <w:rStyle w:val="VerbatimChar"/>
         </w:rPr>
-        <w:t xml:space="preserve">verifies</w:t>
-      </w:r>
-      <w:r>
-        <w:t xml:space="preserve">), not execution evidence. Execution credit requires a</w:t>
+        <w:t xml:space="preserve">impact_analysis.affected_reviews</w:t>
+      </w:r>
+      <w:r>
+        <w:t xml:space="preserve"> </w:t>
+      </w:r>
+      <w:r>
+        <w:t xml:space="preserve">is empty in all three. The change schema admits only ids matching</w:t>
       </w:r>
       <w:r>
         <w:t xml:space="preserve"> </w:t>
@@ -10298,10 +13771,67 @@
         <w:rPr>
           <w:rStyle w:val="VerbatimChar"/>
         </w:rPr>
-        <w:t xml:space="preserve">result_of</w:t>
-      </w:r>
-      <w:r>
-        <w:t xml:space="preserve">-linked execution record with retained, checkable evidence.</w:t>
+        <w:t xml:space="preserve">^FB2-REV-[A-Z]{2,4}-[0-9]{6}$</w:t>
+      </w:r>
+      <w:r>
+        <w:t xml:space="preserve">, i.e. a review id carrying a two-to-four letter type segment. The corpus contains exactly one review artifact,</w:t>
+      </w:r>
+      <w:r>
+        <w:t xml:space="preserve"> </w:t>
+      </w:r>
+      <w:r>
+        <w:rPr>
+          <w:rStyle w:val="VerbatimChar"/>
+        </w:rPr>
+        <w:t xml:space="preserve">FB2-REV-000001</w:t>
+      </w:r>
+      <w:r>
+        <w:t xml:space="preserve">, which has no such segment and belongs to the</w:t>
+      </w:r>
+      <w:r>
+        <w:t xml:space="preserve"> </w:t>
+      </w:r>
+      <w:r>
+        <w:rPr>
+          <w:rStyle w:val="VerbatimChar"/>
+        </w:rPr>
+        <w:t xml:space="preserve">as_is</w:t>
+      </w:r>
+      <w:r>
+        <w:t xml:space="preserve"> </w:t>
+      </w:r>
+      <w:r>
+        <w:t xml:space="preserve">profile as an automated review of the reconstructed foxBMS artifacts. There is therefore no review in the</w:t>
+      </w:r>
+      <w:r>
+        <w:t xml:space="preserve"> </w:t>
+      </w:r>
+      <w:r>
+        <w:rPr>
+          <w:rStyle w:val="VerbatimChar"/>
+        </w:rPr>
+        <w:t xml:space="preserve">synthetic_reference</w:t>
+      </w:r>
+      <w:r>
+        <w:t xml:space="preserve"> </w:t>
+      </w:r>
+      <w:r>
+        <w:t xml:space="preserve">profile for these changes to invalidate, and the review work they do require is enumerated in each record’s</w:t>
+      </w:r>
+      <w:r>
+        <w:t xml:space="preserve"> </w:t>
+      </w:r>
+      <w:r>
+        <w:rPr>
+          <w:rStyle w:val="VerbatimChar"/>
+        </w:rPr>
+        <w:t xml:space="preserve">re_review_scope</w:t>
+      </w:r>
+      <w:r>
+        <w:t xml:space="preserve"> </w:t>
+      </w:r>
+      <w:r>
+        <w:t xml:space="preserve">field.</w:t>
       </w:r>
     </w:p>
     <w:p>
@@ -10309,23 +13839,20 @@
         <w:pStyle w:val="Compact"/>
         <w:numPr>
           <w:ilvl w:val="0"/>
-          <w:numId w:val="1004"/>
+          <w:numId w:val="1009"/>
         </w:numPr>
       </w:pPr>
-      <w:r>
-        <w:t xml:space="preserve">In</w:t>
-      </w:r>
-      <w:r>
-        <w:t xml:space="preserve"> </w:t>
-      </w:r>
       <w:r>
         <w:rPr>
           <w:rStyle w:val="VerbatimChar"/>
         </w:rPr>
-        <w:t xml:space="preserve">as_is</w:t>
-      </w:r>
-      <w:r>
-        <w:t xml:space="preserve">, only</w:t>
+        <w:t xml:space="preserve">impact_analysis.affected_evidence</w:t>
+      </w:r>
+      <w:r>
+        <w:t xml:space="preserve"> </w:t>
+      </w:r>
+      <w:r>
+        <w:t xml:space="preserve">is empty in all three, for the same shape of reason: the schema admits only</w:t>
       </w:r>
       <w:r>
         <w:t xml:space="preserve"> </w:t>
@@ -10334,34 +13861,37 @@
         <w:rPr>
           <w:rStyle w:val="VerbatimChar"/>
         </w:rPr>
-        <w:t xml:space="preserve">FB2-VER-TMS-000001</w:t>
+        <w:t xml:space="preserve">^FB2-EVD-[A-Z]{2,4}-[0-9]{6}$</w:t>
       </w:r>
       <w:r>
         <w:t xml:space="preserve"> </w:t>
       </w:r>
       <w:r>
-        <w:t xml:space="preserve">has an execution record (</w:t>
+        <w:t xml:space="preserve">and no</w:t>
+      </w:r>
+      <w:r>
+        <w:t xml:space="preserve"> </w:t>
       </w:r>
       <w:r>
         <w:rPr>
           <w:rStyle w:val="VerbatimChar"/>
         </w:rPr>
-        <w:t xml:space="preserve">actual_host_run</w:t>
-      </w:r>
-      <w:r>
-        <w:t xml:space="preserve">,</w:t>
+        <w:t xml:space="preserve">FB2-EVD-</w:t>
       </w:r>
       <w:r>
         <w:t xml:space="preserve"> </w:t>
+      </w:r>
+      <w:r>
+        <w:t xml:space="preserve">artifact exists in either profile. The executions these changes really do invalidate (</w:t>
       </w:r>
       <w:r>
         <w:rPr>
           <w:rStyle w:val="VerbatimChar"/>
         </w:rPr>
-        <w:t xml:space="preserve">pass</w:t>
-      </w:r>
-      <w:r>
-        <w:t xml:space="preserve">), which is not independently substantiated (hashes</w:t>
+        <w:t xml:space="preserve">FB2-VER-EXE-000001</w:t>
+      </w:r>
+      <w:r>
+        <w:t xml:space="preserve">, and for</w:t>
       </w:r>
       <w:r>
         <w:t xml:space="preserve"> </w:t>
@@ -10370,10 +13900,13 @@
         <w:rPr>
           <w:rStyle w:val="VerbatimChar"/>
         </w:rPr>
-        <w:t xml:space="preserve">sha256:placeholder</w:t>
-      </w:r>
-      <w:r>
-        <w:t xml:space="preserve">,</w:t>
+        <w:t xml:space="preserve">FB2-MAN-CHG-000002</w:t>
+      </w:r>
+      <w:r>
+        <w:t xml:space="preserve"> </w:t>
+      </w:r>
+      <w:r>
+        <w:t xml:space="preserve">also</w:t>
       </w:r>
       <w:r>
         <w:t xml:space="preserve"> </w:t>
@@ -10382,13 +13915,13 @@
         <w:rPr>
           <w:rStyle w:val="VerbatimChar"/>
         </w:rPr>
-        <w:t xml:space="preserve">output_hashes</w:t>
+        <w:t xml:space="preserve">FB2-VER-EXE-000003</w:t>
       </w:r>
       <w:r>
         <w:t xml:space="preserve"> </w:t>
       </w:r>
       <w:r>
-        <w:t xml:space="preserve">empty, no retained per-run logs);</w:t>
+        <w:t xml:space="preserve">and</w:t>
       </w:r>
       <w:r>
         <w:t xml:space="preserve"> </w:t>
@@ -10397,13 +13930,10 @@
         <w:rPr>
           <w:rStyle w:val="VerbatimChar"/>
         </w:rPr>
-        <w:t xml:space="preserve">FB2-VER-TMS-000002</w:t>
-      </w:r>
-      <w:r>
-        <w:t xml:space="preserve"> </w:t>
-      </w:r>
-      <w:r>
-        <w:t xml:space="preserve">through</w:t>
+        <w:t xml:space="preserve">FB2-VER-EXE-000005</w:t>
+      </w:r>
+      <w:r>
+        <w:t xml:space="preserve">) do exist in</w:t>
       </w:r>
       <w:r>
         <w:t xml:space="preserve"> </w:t>
@@ -10412,13 +13942,28 @@
         <w:rPr>
           <w:rStyle w:val="VerbatimChar"/>
         </w:rPr>
-        <w:t xml:space="preserve">FB2-VER-TMS-000005</w:t>
+        <w:t xml:space="preserve">synthetic_reference</w:t>
       </w:r>
       <w:r>
         <w:t xml:space="preserve"> </w:t>
       </w:r>
       <w:r>
-        <w:t xml:space="preserve">have no execution records.</w:t>
+        <w:t xml:space="preserve">and are named in each record’s</w:t>
+      </w:r>
+      <w:r>
+        <w:t xml:space="preserve"> </w:t>
+      </w:r>
+      <w:r>
+        <w:rPr>
+          <w:rStyle w:val="VerbatimChar"/>
+        </w:rPr>
+        <w:t xml:space="preserve">evidence_invalidation</w:t>
+      </w:r>
+      <w:r>
+        <w:t xml:space="preserve"> </w:t>
+      </w:r>
+      <w:r>
+        <w:t xml:space="preserve">field instead.</w:t>
       </w:r>
     </w:p>
     <w:p>
@@ -10426,23 +13971,20 @@
         <w:pStyle w:val="Compact"/>
         <w:numPr>
           <w:ilvl w:val="0"/>
-          <w:numId w:val="1004"/>
+          <w:numId w:val="1009"/>
         </w:numPr>
       </w:pPr>
-      <w:r>
-        <w:t xml:space="preserve">In</w:t>
-      </w:r>
-      <w:r>
-        <w:t xml:space="preserve"> </w:t>
-      </w:r>
       <w:r>
         <w:rPr>
           <w:rStyle w:val="VerbatimChar"/>
         </w:rPr>
-        <w:t xml:space="preserve">synthetic_reference</w:t>
-      </w:r>
-      <w:r>
-        <w:t xml:space="preserve">, all executions are</w:t>
+        <w:t xml:space="preserve">FB2-PRM-000001</w:t>
+      </w:r>
+      <w:r>
+        <w:t xml:space="preserve"> </w:t>
+      </w:r>
+      <w:r>
+        <w:t xml:space="preserve">(parameter-registry entry), the</w:t>
       </w:r>
       <w:r>
         <w:t xml:space="preserve"> </w:t>
@@ -10451,7 +13993,13 @@
         <w:rPr>
           <w:rStyle w:val="VerbatimChar"/>
         </w:rPr>
-        <w:t xml:space="preserve">synthetic_fixture</w:t>
+        <w:t xml:space="preserve">FB2-SRC-*</w:t>
+      </w:r>
+      <w:r>
+        <w:t xml:space="preserve"> </w:t>
+      </w:r>
+      <w:r>
+        <w:t xml:space="preserve">identifiers (source anchors) and</w:t>
       </w:r>
       <w:r>
         <w:t xml:space="preserve"> </w:t>
@@ -10460,34 +14008,28 @@
         <w:rPr>
           <w:rStyle w:val="VerbatimChar"/>
         </w:rPr>
-        <w:t xml:space="preserve">pass</w:t>
+        <w:t xml:space="preserve">VAR-AFE-ADI-1830</w:t>
       </w:r>
       <w:r>
         <w:t xml:space="preserve"> </w:t>
       </w:r>
       <w:r>
-        <w:t xml:space="preserve">results demonstrating corpus structure only (</w:t>
+        <w:t xml:space="preserve">(a variant-matrix row) all resolve, but as rows of registries rather than as artifacts with revisions and lifecycle states. A</w:t>
+      </w:r>
+      <w:r>
+        <w:t xml:space="preserve"> </w:t>
       </w:r>
       <w:r>
         <w:rPr>
           <w:rStyle w:val="VerbatimChar"/>
         </w:rPr>
-        <w:t xml:space="preserve">product_verification_credit: false</w:t>
-      </w:r>
-      <w:r>
-        <w:t xml:space="preserve">,</w:t>
+        <w:t xml:space="preserve">changes</w:t>
       </w:r>
       <w:r>
         <w:t xml:space="preserve"> </w:t>
       </w:r>
       <w:r>
-        <w:rPr>
-          <w:rStyle w:val="VerbatimChar"/>
-        </w:rPr>
-        <w:t xml:space="preserve">human_approval_status: pending</w:t>
-      </w:r>
-      <w:r>
-        <w:t xml:space="preserve">).</w:t>
+        <w:t xml:space="preserve">link pointed at any of them would dangle, so each is recorded in a typed sibling field of the record that concerns it. Several of them even satisfy the change schema’s id pattern, which makes this the easiest category error in the corpus to commit.</w:t>
       </w:r>
     </w:p>
     <w:p>
@@ -10506,7 +14048,7 @@
           <w:i/>
           <w:iCs/>
         </w:rPr>
-        <w:t xml:space="preserve">Generated: 2026-09-13T15:17:46Z — auto-generated from the machine-verifiable corpus. Regenerate with</w:t>
+        <w:t xml:space="preserve">Generated: 2026-09-29T10:08:35Z — auto-generated from the machine-verifiable corpus. Regenerate with</w:t>
       </w:r>
       <w:r>
         <w:rPr>
@@ -10531,9 +14073,9 @@
         <w:t xml:space="preserve">.</w:t>
       </w:r>
     </w:p>
-    <w:bookmarkEnd w:id="33"/>
-    <w:bookmarkEnd w:id="34"/>
-    <w:bookmarkEnd w:id="35"/>
+    <w:bookmarkEnd w:id="40"/>
+    <w:bookmarkEnd w:id="41"/>
+    <w:bookmarkEnd w:id="42"/>
     <w:sectPr/>
   </w:body>
 </w:document>
@@ -10729,6 +14271,21 @@
     <w:abstractNumId w:val="991"/>
   </w:num>
   <w:num w:numId="1004">
+    <w:abstractNumId w:val="991"/>
+  </w:num>
+  <w:num w:numId="1005">
+    <w:abstractNumId w:val="991"/>
+  </w:num>
+  <w:num w:numId="1006">
+    <w:abstractNumId w:val="991"/>
+  </w:num>
+  <w:num w:numId="1007">
+    <w:abstractNumId w:val="991"/>
+  </w:num>
+  <w:num w:numId="1008">
+    <w:abstractNumId w:val="991"/>
+  </w:num>
+  <w:num w:numId="1009">
     <w:abstractNumId w:val="991"/>
   </w:num>
 </w:numbering>

--- a/docs/artifacts/spec-documents/10-implementation-mapping-document.docx
+++ b/docs/artifacts/spec-documents/10-implementation-mapping-document.docx
@@ -316,7 +316,7 @@
               <w:jc w:val="left"/>
             </w:pPr>
             <w:r>
-              <w:t xml:space="preserve">2026-09-29T10:08:35Z</w:t>
+              <w:t xml:space="preserve">2026-09-29T12:17:43Z</w:t>
             </w:r>
           </w:p>
         </w:tc>
@@ -9190,7 +9190,22 @@
                 <w:b/>
                 <w:bCs/>
               </w:rPr>
-              <w:t xml:space="preserve">UNCOVERED</w:t>
+              <w:t xml:space="preserve">COVERED-DIRECT</w:t>
+            </w:r>
+          </w:p>
+        </w:tc>
+        <w:tc>
+          <w:tcPr/>
+          <w:p>
+            <w:pPr>
+              <w:pStyle w:val="Compact"/>
+              <w:jc w:val="left"/>
+            </w:pPr>
+            <w:r>
+              <w:rPr>
+                <w:rStyle w:val="VerbatimChar"/>
+              </w:rPr>
+              <w:t xml:space="preserve">FB2-VER-TMS-000016</w:t>
             </w:r>
           </w:p>
         </w:tc>
@@ -9214,32 +9229,19 @@
               <w:jc w:val="left"/>
             </w:pPr>
             <w:r>
-              <w:t xml:space="preserve">—</w:t>
-            </w:r>
-          </w:p>
-        </w:tc>
-        <w:tc>
-          <w:tcPr/>
-          <w:p>
-            <w:pPr>
-              <w:pStyle w:val="Compact"/>
-              <w:jc w:val="left"/>
-            </w:pPr>
-            <w:r>
-              <w:t xml:space="preserve">—</w:t>
-            </w:r>
-          </w:p>
-        </w:tc>
-        <w:tc>
-          <w:tcPr/>
-          <w:p>
-            <w:pPr>
-              <w:pStyle w:val="Compact"/>
-              <w:jc w:val="left"/>
-            </w:pPr>
-            <w:r>
-              <w:t xml:space="preserve">No direct, indirect, or embedded test coverage in corpus</w:t>
-            </w:r>
+              <w:rPr>
+                <w:rStyle w:val="VerbatimChar"/>
+              </w:rPr>
+              <w:t xml:space="preserve">FB2-VER-TMS-000016</w:t>
+            </w:r>
+          </w:p>
+        </w:tc>
+        <w:tc>
+          <w:tcPr/>
+          <w:p>
+            <w:pPr>
+              <w:pStyle w:val="Compact"/>
+            </w:pPr>
           </w:p>
         </w:tc>
       </w:tr>
@@ -9298,7 +9300,22 @@
                 <w:b/>
                 <w:bCs/>
               </w:rPr>
-              <w:t xml:space="preserve">UNCOVERED</w:t>
+              <w:t xml:space="preserve">COVERED-DIRECT</w:t>
+            </w:r>
+          </w:p>
+        </w:tc>
+        <w:tc>
+          <w:tcPr/>
+          <w:p>
+            <w:pPr>
+              <w:pStyle w:val="Compact"/>
+              <w:jc w:val="left"/>
+            </w:pPr>
+            <w:r>
+              <w:rPr>
+                <w:rStyle w:val="VerbatimChar"/>
+              </w:rPr>
+              <w:t xml:space="preserve">FB2-VER-TMS-000017</w:t>
             </w:r>
           </w:p>
         </w:tc>
@@ -9322,32 +9339,19 @@
               <w:jc w:val="left"/>
             </w:pPr>
             <w:r>
-              <w:t xml:space="preserve">—</w:t>
-            </w:r>
-          </w:p>
-        </w:tc>
-        <w:tc>
-          <w:tcPr/>
-          <w:p>
-            <w:pPr>
-              <w:pStyle w:val="Compact"/>
-              <w:jc w:val="left"/>
-            </w:pPr>
-            <w:r>
-              <w:t xml:space="preserve">—</w:t>
-            </w:r>
-          </w:p>
-        </w:tc>
-        <w:tc>
-          <w:tcPr/>
-          <w:p>
-            <w:pPr>
-              <w:pStyle w:val="Compact"/>
-              <w:jc w:val="left"/>
-            </w:pPr>
-            <w:r>
-              <w:t xml:space="preserve">No direct, indirect, or embedded test coverage in corpus</w:t>
-            </w:r>
+              <w:rPr>
+                <w:rStyle w:val="VerbatimChar"/>
+              </w:rPr>
+              <w:t xml:space="preserve">FB2-VER-TMS-000017</w:t>
+            </w:r>
+          </w:p>
+        </w:tc>
+        <w:tc>
+          <w:tcPr/>
+          <w:p>
+            <w:pPr>
+              <w:pStyle w:val="Compact"/>
+            </w:pPr>
           </w:p>
         </w:tc>
       </w:tr>
@@ -9406,7 +9410,22 @@
                 <w:b/>
                 <w:bCs/>
               </w:rPr>
-              <w:t xml:space="preserve">UNCOVERED</w:t>
+              <w:t xml:space="preserve">COVERED-DIRECT</w:t>
+            </w:r>
+          </w:p>
+        </w:tc>
+        <w:tc>
+          <w:tcPr/>
+          <w:p>
+            <w:pPr>
+              <w:pStyle w:val="Compact"/>
+              <w:jc w:val="left"/>
+            </w:pPr>
+            <w:r>
+              <w:rPr>
+                <w:rStyle w:val="VerbatimChar"/>
+              </w:rPr>
+              <w:t xml:space="preserve">FB2-VER-TMS-000018</w:t>
             </w:r>
           </w:p>
         </w:tc>
@@ -9430,32 +9449,19 @@
               <w:jc w:val="left"/>
             </w:pPr>
             <w:r>
-              <w:t xml:space="preserve">—</w:t>
-            </w:r>
-          </w:p>
-        </w:tc>
-        <w:tc>
-          <w:tcPr/>
-          <w:p>
-            <w:pPr>
-              <w:pStyle w:val="Compact"/>
-              <w:jc w:val="left"/>
-            </w:pPr>
-            <w:r>
-              <w:t xml:space="preserve">—</w:t>
-            </w:r>
-          </w:p>
-        </w:tc>
-        <w:tc>
-          <w:tcPr/>
-          <w:p>
-            <w:pPr>
-              <w:pStyle w:val="Compact"/>
-              <w:jc w:val="left"/>
-            </w:pPr>
-            <w:r>
-              <w:t xml:space="preserve">No direct, indirect, or embedded test coverage in corpus</w:t>
-            </w:r>
+              <w:rPr>
+                <w:rStyle w:val="VerbatimChar"/>
+              </w:rPr>
+              <w:t xml:space="preserve">FB2-VER-TMS-000018</w:t>
+            </w:r>
+          </w:p>
+        </w:tc>
+        <w:tc>
+          <w:tcPr/>
+          <w:p>
+            <w:pPr>
+              <w:pStyle w:val="Compact"/>
+            </w:pPr>
           </w:p>
         </w:tc>
       </w:tr>
@@ -9514,7 +9520,22 @@
                 <w:b/>
                 <w:bCs/>
               </w:rPr>
-              <w:t xml:space="preserve">UNCOVERED</w:t>
+              <w:t xml:space="preserve">COVERED-DIRECT</w:t>
+            </w:r>
+          </w:p>
+        </w:tc>
+        <w:tc>
+          <w:tcPr/>
+          <w:p>
+            <w:pPr>
+              <w:pStyle w:val="Compact"/>
+              <w:jc w:val="left"/>
+            </w:pPr>
+            <w:r>
+              <w:rPr>
+                <w:rStyle w:val="VerbatimChar"/>
+              </w:rPr>
+              <w:t xml:space="preserve">FB2-VER-TMS-000019</w:t>
             </w:r>
           </w:p>
         </w:tc>
@@ -9538,32 +9559,19 @@
               <w:jc w:val="left"/>
             </w:pPr>
             <w:r>
-              <w:t xml:space="preserve">—</w:t>
-            </w:r>
-          </w:p>
-        </w:tc>
-        <w:tc>
-          <w:tcPr/>
-          <w:p>
-            <w:pPr>
-              <w:pStyle w:val="Compact"/>
-              <w:jc w:val="left"/>
-            </w:pPr>
-            <w:r>
-              <w:t xml:space="preserve">—</w:t>
-            </w:r>
-          </w:p>
-        </w:tc>
-        <w:tc>
-          <w:tcPr/>
-          <w:p>
-            <w:pPr>
-              <w:pStyle w:val="Compact"/>
-              <w:jc w:val="left"/>
-            </w:pPr>
-            <w:r>
-              <w:t xml:space="preserve">No direct, indirect, or embedded test coverage in corpus</w:t>
-            </w:r>
+              <w:rPr>
+                <w:rStyle w:val="VerbatimChar"/>
+              </w:rPr>
+              <w:t xml:space="preserve">FB2-VER-TMS-000019</w:t>
+            </w:r>
+          </w:p>
+        </w:tc>
+        <w:tc>
+          <w:tcPr/>
+          <w:p>
+            <w:pPr>
+              <w:pStyle w:val="Compact"/>
+            </w:pPr>
           </w:p>
         </w:tc>
       </w:tr>
@@ -9622,7 +9630,22 @@
                 <w:b/>
                 <w:bCs/>
               </w:rPr>
-              <w:t xml:space="preserve">UNCOVERED</w:t>
+              <w:t xml:space="preserve">COVERED-DIRECT</w:t>
+            </w:r>
+          </w:p>
+        </w:tc>
+        <w:tc>
+          <w:tcPr/>
+          <w:p>
+            <w:pPr>
+              <w:pStyle w:val="Compact"/>
+              <w:jc w:val="left"/>
+            </w:pPr>
+            <w:r>
+              <w:rPr>
+                <w:rStyle w:val="VerbatimChar"/>
+              </w:rPr>
+              <w:t xml:space="preserve">FB2-VER-TMS-000020</w:t>
             </w:r>
           </w:p>
         </w:tc>
@@ -9646,32 +9669,19 @@
               <w:jc w:val="left"/>
             </w:pPr>
             <w:r>
-              <w:t xml:space="preserve">—</w:t>
-            </w:r>
-          </w:p>
-        </w:tc>
-        <w:tc>
-          <w:tcPr/>
-          <w:p>
-            <w:pPr>
-              <w:pStyle w:val="Compact"/>
-              <w:jc w:val="left"/>
-            </w:pPr>
-            <w:r>
-              <w:t xml:space="preserve">—</w:t>
-            </w:r>
-          </w:p>
-        </w:tc>
-        <w:tc>
-          <w:tcPr/>
-          <w:p>
-            <w:pPr>
-              <w:pStyle w:val="Compact"/>
-              <w:jc w:val="left"/>
-            </w:pPr>
-            <w:r>
-              <w:t xml:space="preserve">No direct, indirect, or embedded test coverage in corpus</w:t>
-            </w:r>
+              <w:rPr>
+                <w:rStyle w:val="VerbatimChar"/>
+              </w:rPr>
+              <w:t xml:space="preserve">FB2-VER-TMS-000020</w:t>
+            </w:r>
+          </w:p>
+        </w:tc>
+        <w:tc>
+          <w:tcPr/>
+          <w:p>
+            <w:pPr>
+              <w:pStyle w:val="Compact"/>
+            </w:pPr>
           </w:p>
         </w:tc>
       </w:tr>
@@ -10089,6 +10099,1420 @@
                 <w:rStyle w:val="VerbatimChar"/>
               </w:rPr>
               <w:t xml:space="preserve">FB2-VER-TMS-000007</w:t>
+            </w:r>
+          </w:p>
+        </w:tc>
+        <w:tc>
+          <w:tcPr/>
+          <w:p>
+            <w:pPr>
+              <w:pStyle w:val="Compact"/>
+            </w:pPr>
+          </w:p>
+        </w:tc>
+      </w:tr>
+      <w:tr>
+        <w:tc>
+          <w:tcPr/>
+          <w:p>
+            <w:pPr>
+              <w:pStyle w:val="Compact"/>
+              <w:jc w:val="left"/>
+            </w:pPr>
+            <w:r>
+              <w:rPr>
+                <w:rStyle w:val="VerbatimChar"/>
+              </w:rPr>
+              <w:t xml:space="preserve">synthetic_reference</w:t>
+            </w:r>
+          </w:p>
+        </w:tc>
+        <w:tc>
+          <w:tcPr/>
+          <w:p>
+            <w:pPr>
+              <w:pStyle w:val="Compact"/>
+              <w:jc w:val="left"/>
+            </w:pPr>
+            <w:r>
+              <w:rPr>
+                <w:rStyle w:val="VerbatimChar"/>
+              </w:rPr>
+              <w:t xml:space="preserve">FB2-SYS-SYR-000001</w:t>
+            </w:r>
+          </w:p>
+        </w:tc>
+        <w:tc>
+          <w:tcPr/>
+          <w:p>
+            <w:pPr>
+              <w:pStyle w:val="Compact"/>
+              <w:jc w:val="left"/>
+            </w:pPr>
+            <w:r>
+              <w:t xml:space="preserve">SYR</w:t>
+            </w:r>
+          </w:p>
+        </w:tc>
+        <w:tc>
+          <w:tcPr/>
+          <w:p>
+            <w:pPr>
+              <w:pStyle w:val="Compact"/>
+              <w:jc w:val="left"/>
+            </w:pPr>
+            <w:r>
+              <w:rPr>
+                <w:b/>
+                <w:bCs/>
+              </w:rPr>
+              <w:t xml:space="preserve">COVERED-INDIRECT</w:t>
+            </w:r>
+          </w:p>
+        </w:tc>
+        <w:tc>
+          <w:tcPr/>
+          <w:p>
+            <w:pPr>
+              <w:pStyle w:val="Compact"/>
+              <w:jc w:val="left"/>
+            </w:pPr>
+            <w:r>
+              <w:t xml:space="preserve">—</w:t>
+            </w:r>
+          </w:p>
+        </w:tc>
+        <w:tc>
+          <w:tcPr/>
+          <w:p>
+            <w:pPr>
+              <w:pStyle w:val="Compact"/>
+              <w:jc w:val="left"/>
+            </w:pPr>
+            <w:r>
+              <w:rPr>
+                <w:rStyle w:val="VerbatimChar"/>
+              </w:rPr>
+              <w:t xml:space="preserve">FB2-HW-TSR-000001</w:t>
+            </w:r>
+            <w:r>
+              <w:t xml:space="preserve">←FB2-VER-TMS-000003,</w:t>
+            </w:r>
+            <w:r>
+              <w:t xml:space="preserve"> </w:t>
+            </w:r>
+            <w:r>
+              <w:rPr>
+                <w:rStyle w:val="VerbatimChar"/>
+              </w:rPr>
+              <w:t xml:space="preserve">FB2-SW-SWR-000001</w:t>
+            </w:r>
+            <w:r>
+              <w:t xml:space="preserve">←FB2-VER-TMS-000003,FB2-VER-TMS-000007</w:t>
+            </w:r>
+          </w:p>
+        </w:tc>
+        <w:tc>
+          <w:tcPr/>
+          <w:p>
+            <w:pPr>
+              <w:pStyle w:val="Compact"/>
+              <w:jc w:val="left"/>
+            </w:pPr>
+            <w:r>
+              <w:rPr>
+                <w:rStyle w:val="VerbatimChar"/>
+              </w:rPr>
+              <w:t xml:space="preserve">FB2-VER-TMS-000003</w:t>
+            </w:r>
+            <w:r>
+              <w:t xml:space="preserve">,</w:t>
+            </w:r>
+            <w:r>
+              <w:t xml:space="preserve"> </w:t>
+            </w:r>
+            <w:r>
+              <w:rPr>
+                <w:rStyle w:val="VerbatimChar"/>
+              </w:rPr>
+              <w:t xml:space="preserve">FB2-VER-TMS-000007</w:t>
+            </w:r>
+          </w:p>
+        </w:tc>
+        <w:tc>
+          <w:tcPr/>
+          <w:p>
+            <w:pPr>
+              <w:pStyle w:val="Compact"/>
+            </w:pPr>
+          </w:p>
+        </w:tc>
+      </w:tr>
+      <w:tr>
+        <w:tc>
+          <w:tcPr/>
+          <w:p>
+            <w:pPr>
+              <w:pStyle w:val="Compact"/>
+              <w:jc w:val="left"/>
+            </w:pPr>
+            <w:r>
+              <w:rPr>
+                <w:rStyle w:val="VerbatimChar"/>
+              </w:rPr>
+              <w:t xml:space="preserve">synthetic_reference</w:t>
+            </w:r>
+          </w:p>
+        </w:tc>
+        <w:tc>
+          <w:tcPr/>
+          <w:p>
+            <w:pPr>
+              <w:pStyle w:val="Compact"/>
+              <w:jc w:val="left"/>
+            </w:pPr>
+            <w:r>
+              <w:rPr>
+                <w:rStyle w:val="VerbatimChar"/>
+              </w:rPr>
+              <w:t xml:space="preserve">FB2-SYS-SYR-000002</w:t>
+            </w:r>
+          </w:p>
+        </w:tc>
+        <w:tc>
+          <w:tcPr/>
+          <w:p>
+            <w:pPr>
+              <w:pStyle w:val="Compact"/>
+              <w:jc w:val="left"/>
+            </w:pPr>
+            <w:r>
+              <w:t xml:space="preserve">SYR</w:t>
+            </w:r>
+          </w:p>
+        </w:tc>
+        <w:tc>
+          <w:tcPr/>
+          <w:p>
+            <w:pPr>
+              <w:pStyle w:val="Compact"/>
+              <w:jc w:val="left"/>
+            </w:pPr>
+            <w:r>
+              <w:rPr>
+                <w:b/>
+                <w:bCs/>
+              </w:rPr>
+              <w:t xml:space="preserve">COVERED-INDIRECT</w:t>
+            </w:r>
+          </w:p>
+        </w:tc>
+        <w:tc>
+          <w:tcPr/>
+          <w:p>
+            <w:pPr>
+              <w:pStyle w:val="Compact"/>
+              <w:jc w:val="left"/>
+            </w:pPr>
+            <w:r>
+              <w:t xml:space="preserve">—</w:t>
+            </w:r>
+          </w:p>
+        </w:tc>
+        <w:tc>
+          <w:tcPr/>
+          <w:p>
+            <w:pPr>
+              <w:pStyle w:val="Compact"/>
+              <w:jc w:val="left"/>
+            </w:pPr>
+            <w:r>
+              <w:rPr>
+                <w:rStyle w:val="VerbatimChar"/>
+              </w:rPr>
+              <w:t xml:space="preserve">FB2-HW-TSR-000001</w:t>
+            </w:r>
+            <w:r>
+              <w:t xml:space="preserve">←FB2-VER-TMS-000003,</w:t>
+            </w:r>
+            <w:r>
+              <w:t xml:space="preserve"> </w:t>
+            </w:r>
+            <w:r>
+              <w:rPr>
+                <w:rStyle w:val="VerbatimChar"/>
+              </w:rPr>
+              <w:t xml:space="preserve">FB2-SW-SWR-000001</w:t>
+            </w:r>
+            <w:r>
+              <w:t xml:space="preserve">←FB2-VER-TMS-000003,FB2-VER-TMS-000007,</w:t>
+            </w:r>
+            <w:r>
+              <w:t xml:space="preserve"> </w:t>
+            </w:r>
+            <w:r>
+              <w:rPr>
+                <w:rStyle w:val="VerbatimChar"/>
+              </w:rPr>
+              <w:t xml:space="preserve">FB2-SW-SWR-000002</w:t>
+            </w:r>
+            <w:r>
+              <w:t xml:space="preserve">←FB2-VER-TMS-000001,FB2-VER-TMS-000007,FB2-VER-TMS-000010</w:t>
+            </w:r>
+          </w:p>
+        </w:tc>
+        <w:tc>
+          <w:tcPr/>
+          <w:p>
+            <w:pPr>
+              <w:pStyle w:val="Compact"/>
+              <w:jc w:val="left"/>
+            </w:pPr>
+            <w:r>
+              <w:rPr>
+                <w:rStyle w:val="VerbatimChar"/>
+              </w:rPr>
+              <w:t xml:space="preserve">FB2-VER-TMS-000001</w:t>
+            </w:r>
+            <w:r>
+              <w:t xml:space="preserve">,</w:t>
+            </w:r>
+            <w:r>
+              <w:t xml:space="preserve"> </w:t>
+            </w:r>
+            <w:r>
+              <w:rPr>
+                <w:rStyle w:val="VerbatimChar"/>
+              </w:rPr>
+              <w:t xml:space="preserve">FB2-VER-TMS-000003</w:t>
+            </w:r>
+            <w:r>
+              <w:t xml:space="preserve">,</w:t>
+            </w:r>
+            <w:r>
+              <w:t xml:space="preserve"> </w:t>
+            </w:r>
+            <w:r>
+              <w:rPr>
+                <w:rStyle w:val="VerbatimChar"/>
+              </w:rPr>
+              <w:t xml:space="preserve">FB2-VER-TMS-000007</w:t>
+            </w:r>
+            <w:r>
+              <w:t xml:space="preserve">,</w:t>
+            </w:r>
+            <w:r>
+              <w:t xml:space="preserve"> </w:t>
+            </w:r>
+            <w:r>
+              <w:rPr>
+                <w:rStyle w:val="VerbatimChar"/>
+              </w:rPr>
+              <w:t xml:space="preserve">FB2-VER-TMS-000010</w:t>
+            </w:r>
+          </w:p>
+        </w:tc>
+        <w:tc>
+          <w:tcPr/>
+          <w:p>
+            <w:pPr>
+              <w:pStyle w:val="Compact"/>
+            </w:pPr>
+          </w:p>
+        </w:tc>
+      </w:tr>
+      <w:tr>
+        <w:tc>
+          <w:tcPr/>
+          <w:p>
+            <w:pPr>
+              <w:pStyle w:val="Compact"/>
+              <w:jc w:val="left"/>
+            </w:pPr>
+            <w:r>
+              <w:rPr>
+                <w:rStyle w:val="VerbatimChar"/>
+              </w:rPr>
+              <w:t xml:space="preserve">synthetic_reference</w:t>
+            </w:r>
+          </w:p>
+        </w:tc>
+        <w:tc>
+          <w:tcPr/>
+          <w:p>
+            <w:pPr>
+              <w:pStyle w:val="Compact"/>
+              <w:jc w:val="left"/>
+            </w:pPr>
+            <w:r>
+              <w:rPr>
+                <w:rStyle w:val="VerbatimChar"/>
+              </w:rPr>
+              <w:t xml:space="preserve">FB2-SYS-SYR-000003</w:t>
+            </w:r>
+          </w:p>
+        </w:tc>
+        <w:tc>
+          <w:tcPr/>
+          <w:p>
+            <w:pPr>
+              <w:pStyle w:val="Compact"/>
+              <w:jc w:val="left"/>
+            </w:pPr>
+            <w:r>
+              <w:t xml:space="preserve">SYR</w:t>
+            </w:r>
+          </w:p>
+        </w:tc>
+        <w:tc>
+          <w:tcPr/>
+          <w:p>
+            <w:pPr>
+              <w:pStyle w:val="Compact"/>
+              <w:jc w:val="left"/>
+            </w:pPr>
+            <w:r>
+              <w:rPr>
+                <w:b/>
+                <w:bCs/>
+              </w:rPr>
+              <w:t xml:space="preserve">COVERED-INDIRECT</w:t>
+            </w:r>
+          </w:p>
+        </w:tc>
+        <w:tc>
+          <w:tcPr/>
+          <w:p>
+            <w:pPr>
+              <w:pStyle w:val="Compact"/>
+              <w:jc w:val="left"/>
+            </w:pPr>
+            <w:r>
+              <w:t xml:space="preserve">—</w:t>
+            </w:r>
+          </w:p>
+        </w:tc>
+        <w:tc>
+          <w:tcPr/>
+          <w:p>
+            <w:pPr>
+              <w:pStyle w:val="Compact"/>
+              <w:jc w:val="left"/>
+            </w:pPr>
+            <w:r>
+              <w:rPr>
+                <w:rStyle w:val="VerbatimChar"/>
+              </w:rPr>
+              <w:t xml:space="preserve">FB2-HW-TSR-000003</w:t>
+            </w:r>
+            <w:r>
+              <w:t xml:space="preserve">←FB2-VER-TMS-000006,</w:t>
+            </w:r>
+            <w:r>
+              <w:t xml:space="preserve"> </w:t>
+            </w:r>
+            <w:r>
+              <w:rPr>
+                <w:rStyle w:val="VerbatimChar"/>
+              </w:rPr>
+              <w:t xml:space="preserve">FB2-HW-TSR-000004</w:t>
+            </w:r>
+            <w:r>
+              <w:t xml:space="preserve">←FB2-VER-TMS-000004,</w:t>
+            </w:r>
+            <w:r>
+              <w:t xml:space="preserve"> </w:t>
+            </w:r>
+            <w:r>
+              <w:rPr>
+                <w:rStyle w:val="VerbatimChar"/>
+              </w:rPr>
+              <w:t xml:space="preserve">FB2-SW-SWR-000003</w:t>
+            </w:r>
+            <w:r>
+              <w:t xml:space="preserve">←FB2-VER-TMS-000002,FB2-VER-TMS-000007</w:t>
+            </w:r>
+          </w:p>
+        </w:tc>
+        <w:tc>
+          <w:tcPr/>
+          <w:p>
+            <w:pPr>
+              <w:pStyle w:val="Compact"/>
+              <w:jc w:val="left"/>
+            </w:pPr>
+            <w:r>
+              <w:rPr>
+                <w:rStyle w:val="VerbatimChar"/>
+              </w:rPr>
+              <w:t xml:space="preserve">FB2-VER-TMS-000002</w:t>
+            </w:r>
+            <w:r>
+              <w:t xml:space="preserve">,</w:t>
+            </w:r>
+            <w:r>
+              <w:t xml:space="preserve"> </w:t>
+            </w:r>
+            <w:r>
+              <w:rPr>
+                <w:rStyle w:val="VerbatimChar"/>
+              </w:rPr>
+              <w:t xml:space="preserve">FB2-VER-TMS-000004</w:t>
+            </w:r>
+            <w:r>
+              <w:t xml:space="preserve">,</w:t>
+            </w:r>
+            <w:r>
+              <w:t xml:space="preserve"> </w:t>
+            </w:r>
+            <w:r>
+              <w:rPr>
+                <w:rStyle w:val="VerbatimChar"/>
+              </w:rPr>
+              <w:t xml:space="preserve">FB2-VER-TMS-000006</w:t>
+            </w:r>
+            <w:r>
+              <w:t xml:space="preserve">,</w:t>
+            </w:r>
+            <w:r>
+              <w:t xml:space="preserve"> </w:t>
+            </w:r>
+            <w:r>
+              <w:rPr>
+                <w:rStyle w:val="VerbatimChar"/>
+              </w:rPr>
+              <w:t xml:space="preserve">FB2-VER-TMS-000007</w:t>
+            </w:r>
+          </w:p>
+        </w:tc>
+        <w:tc>
+          <w:tcPr/>
+          <w:p>
+            <w:pPr>
+              <w:pStyle w:val="Compact"/>
+            </w:pPr>
+          </w:p>
+        </w:tc>
+      </w:tr>
+      <w:tr>
+        <w:tc>
+          <w:tcPr/>
+          <w:p>
+            <w:pPr>
+              <w:pStyle w:val="Compact"/>
+              <w:jc w:val="left"/>
+            </w:pPr>
+            <w:r>
+              <w:rPr>
+                <w:rStyle w:val="VerbatimChar"/>
+              </w:rPr>
+              <w:t xml:space="preserve">synthetic_reference</w:t>
+            </w:r>
+          </w:p>
+        </w:tc>
+        <w:tc>
+          <w:tcPr/>
+          <w:p>
+            <w:pPr>
+              <w:pStyle w:val="Compact"/>
+              <w:jc w:val="left"/>
+            </w:pPr>
+            <w:r>
+              <w:rPr>
+                <w:rStyle w:val="VerbatimChar"/>
+              </w:rPr>
+              <w:t xml:space="preserve">FB2-SYS-SYR-000004</w:t>
+            </w:r>
+          </w:p>
+        </w:tc>
+        <w:tc>
+          <w:tcPr/>
+          <w:p>
+            <w:pPr>
+              <w:pStyle w:val="Compact"/>
+              <w:jc w:val="left"/>
+            </w:pPr>
+            <w:r>
+              <w:t xml:space="preserve">SYR</w:t>
+            </w:r>
+          </w:p>
+        </w:tc>
+        <w:tc>
+          <w:tcPr/>
+          <w:p>
+            <w:pPr>
+              <w:pStyle w:val="Compact"/>
+              <w:jc w:val="left"/>
+            </w:pPr>
+            <w:r>
+              <w:rPr>
+                <w:b/>
+                <w:bCs/>
+              </w:rPr>
+              <w:t xml:space="preserve">COVERED-INDIRECT</w:t>
+            </w:r>
+          </w:p>
+        </w:tc>
+        <w:tc>
+          <w:tcPr/>
+          <w:p>
+            <w:pPr>
+              <w:pStyle w:val="Compact"/>
+              <w:jc w:val="left"/>
+            </w:pPr>
+            <w:r>
+              <w:t xml:space="preserve">—</w:t>
+            </w:r>
+          </w:p>
+        </w:tc>
+        <w:tc>
+          <w:tcPr/>
+          <w:p>
+            <w:pPr>
+              <w:pStyle w:val="Compact"/>
+              <w:jc w:val="left"/>
+            </w:pPr>
+            <w:r>
+              <w:rPr>
+                <w:rStyle w:val="VerbatimChar"/>
+              </w:rPr>
+              <w:t xml:space="preserve">FB2-HW-TSR-000003</w:t>
+            </w:r>
+            <w:r>
+              <w:t xml:space="preserve">←FB2-VER-TMS-000006,</w:t>
+            </w:r>
+            <w:r>
+              <w:t xml:space="preserve"> </w:t>
+            </w:r>
+            <w:r>
+              <w:rPr>
+                <w:rStyle w:val="VerbatimChar"/>
+              </w:rPr>
+              <w:t xml:space="preserve">FB2-SW-SWR-000003</w:t>
+            </w:r>
+            <w:r>
+              <w:t xml:space="preserve">←FB2-VER-TMS-000002,FB2-VER-TMS-000007</w:t>
+            </w:r>
+          </w:p>
+        </w:tc>
+        <w:tc>
+          <w:tcPr/>
+          <w:p>
+            <w:pPr>
+              <w:pStyle w:val="Compact"/>
+              <w:jc w:val="left"/>
+            </w:pPr>
+            <w:r>
+              <w:rPr>
+                <w:rStyle w:val="VerbatimChar"/>
+              </w:rPr>
+              <w:t xml:space="preserve">FB2-VER-TMS-000002</w:t>
+            </w:r>
+            <w:r>
+              <w:t xml:space="preserve">,</w:t>
+            </w:r>
+            <w:r>
+              <w:t xml:space="preserve"> </w:t>
+            </w:r>
+            <w:r>
+              <w:rPr>
+                <w:rStyle w:val="VerbatimChar"/>
+              </w:rPr>
+              <w:t xml:space="preserve">FB2-VER-TMS-000006</w:t>
+            </w:r>
+            <w:r>
+              <w:t xml:space="preserve">,</w:t>
+            </w:r>
+            <w:r>
+              <w:t xml:space="preserve"> </w:t>
+            </w:r>
+            <w:r>
+              <w:rPr>
+                <w:rStyle w:val="VerbatimChar"/>
+              </w:rPr>
+              <w:t xml:space="preserve">FB2-VER-TMS-000007</w:t>
+            </w:r>
+          </w:p>
+        </w:tc>
+        <w:tc>
+          <w:tcPr/>
+          <w:p>
+            <w:pPr>
+              <w:pStyle w:val="Compact"/>
+            </w:pPr>
+          </w:p>
+        </w:tc>
+      </w:tr>
+      <w:tr>
+        <w:tc>
+          <w:tcPr/>
+          <w:p>
+            <w:pPr>
+              <w:pStyle w:val="Compact"/>
+              <w:jc w:val="left"/>
+            </w:pPr>
+            <w:r>
+              <w:rPr>
+                <w:rStyle w:val="VerbatimChar"/>
+              </w:rPr>
+              <w:t xml:space="preserve">synthetic_reference</w:t>
+            </w:r>
+          </w:p>
+        </w:tc>
+        <w:tc>
+          <w:tcPr/>
+          <w:p>
+            <w:pPr>
+              <w:pStyle w:val="Compact"/>
+              <w:jc w:val="left"/>
+            </w:pPr>
+            <w:r>
+              <w:rPr>
+                <w:rStyle w:val="VerbatimChar"/>
+              </w:rPr>
+              <w:t xml:space="preserve">FB2-SYS-SYR-000005</w:t>
+            </w:r>
+          </w:p>
+        </w:tc>
+        <w:tc>
+          <w:tcPr/>
+          <w:p>
+            <w:pPr>
+              <w:pStyle w:val="Compact"/>
+              <w:jc w:val="left"/>
+            </w:pPr>
+            <w:r>
+              <w:t xml:space="preserve">SYR</w:t>
+            </w:r>
+          </w:p>
+        </w:tc>
+        <w:tc>
+          <w:tcPr/>
+          <w:p>
+            <w:pPr>
+              <w:pStyle w:val="Compact"/>
+              <w:jc w:val="left"/>
+            </w:pPr>
+            <w:r>
+              <w:rPr>
+                <w:b/>
+                <w:bCs/>
+              </w:rPr>
+              <w:t xml:space="preserve">COVERED-INDIRECT</w:t>
+            </w:r>
+          </w:p>
+        </w:tc>
+        <w:tc>
+          <w:tcPr/>
+          <w:p>
+            <w:pPr>
+              <w:pStyle w:val="Compact"/>
+              <w:jc w:val="left"/>
+            </w:pPr>
+            <w:r>
+              <w:t xml:space="preserve">—</w:t>
+            </w:r>
+          </w:p>
+        </w:tc>
+        <w:tc>
+          <w:tcPr/>
+          <w:p>
+            <w:pPr>
+              <w:pStyle w:val="Compact"/>
+              <w:jc w:val="left"/>
+            </w:pPr>
+            <w:r>
+              <w:rPr>
+                <w:rStyle w:val="VerbatimChar"/>
+              </w:rPr>
+              <w:t xml:space="preserve">FB2-HW-TSR-000004</w:t>
+            </w:r>
+            <w:r>
+              <w:t xml:space="preserve">←FB2-VER-TMS-000004</w:t>
+            </w:r>
+          </w:p>
+        </w:tc>
+        <w:tc>
+          <w:tcPr/>
+          <w:p>
+            <w:pPr>
+              <w:pStyle w:val="Compact"/>
+              <w:jc w:val="left"/>
+            </w:pPr>
+            <w:r>
+              <w:rPr>
+                <w:rStyle w:val="VerbatimChar"/>
+              </w:rPr>
+              <w:t xml:space="preserve">FB2-VER-TMS-000004</w:t>
+            </w:r>
+          </w:p>
+        </w:tc>
+        <w:tc>
+          <w:tcPr/>
+          <w:p>
+            <w:pPr>
+              <w:pStyle w:val="Compact"/>
+            </w:pPr>
+          </w:p>
+        </w:tc>
+      </w:tr>
+      <w:tr>
+        <w:tc>
+          <w:tcPr/>
+          <w:p>
+            <w:pPr>
+              <w:pStyle w:val="Compact"/>
+              <w:jc w:val="left"/>
+            </w:pPr>
+            <w:r>
+              <w:rPr>
+                <w:rStyle w:val="VerbatimChar"/>
+              </w:rPr>
+              <w:t xml:space="preserve">synthetic_reference</w:t>
+            </w:r>
+          </w:p>
+        </w:tc>
+        <w:tc>
+          <w:tcPr/>
+          <w:p>
+            <w:pPr>
+              <w:pStyle w:val="Compact"/>
+              <w:jc w:val="left"/>
+            </w:pPr>
+            <w:r>
+              <w:rPr>
+                <w:rStyle w:val="VerbatimChar"/>
+              </w:rPr>
+              <w:t xml:space="preserve">FB2-SYS-SYR-000006</w:t>
+            </w:r>
+          </w:p>
+        </w:tc>
+        <w:tc>
+          <w:tcPr/>
+          <w:p>
+            <w:pPr>
+              <w:pStyle w:val="Compact"/>
+              <w:jc w:val="left"/>
+            </w:pPr>
+            <w:r>
+              <w:t xml:space="preserve">SYR</w:t>
+            </w:r>
+          </w:p>
+        </w:tc>
+        <w:tc>
+          <w:tcPr/>
+          <w:p>
+            <w:pPr>
+              <w:pStyle w:val="Compact"/>
+              <w:jc w:val="left"/>
+            </w:pPr>
+            <w:r>
+              <w:rPr>
+                <w:b/>
+                <w:bCs/>
+              </w:rPr>
+              <w:t xml:space="preserve">COVERED-INDIRECT</w:t>
+            </w:r>
+          </w:p>
+        </w:tc>
+        <w:tc>
+          <w:tcPr/>
+          <w:p>
+            <w:pPr>
+              <w:pStyle w:val="Compact"/>
+              <w:jc w:val="left"/>
+            </w:pPr>
+            <w:r>
+              <w:t xml:space="preserve">—</w:t>
+            </w:r>
+          </w:p>
+        </w:tc>
+        <w:tc>
+          <w:tcPr/>
+          <w:p>
+            <w:pPr>
+              <w:pStyle w:val="Compact"/>
+              <w:jc w:val="left"/>
+            </w:pPr>
+            <w:r>
+              <w:rPr>
+                <w:rStyle w:val="VerbatimChar"/>
+              </w:rPr>
+              <w:t xml:space="preserve">FB2-HW-TSR-000002</w:t>
+            </w:r>
+            <w:r>
+              <w:t xml:space="preserve">←FB2-VER-TMS-000005,</w:t>
+            </w:r>
+            <w:r>
+              <w:t xml:space="preserve"> </w:t>
+            </w:r>
+            <w:r>
+              <w:rPr>
+                <w:rStyle w:val="VerbatimChar"/>
+              </w:rPr>
+              <w:t xml:space="preserve">FB2-SW-SWR-000001</w:t>
+            </w:r>
+            <w:r>
+              <w:t xml:space="preserve">←FB2-VER-TMS-000003,FB2-VER-TMS-000007</w:t>
+            </w:r>
+          </w:p>
+        </w:tc>
+        <w:tc>
+          <w:tcPr/>
+          <w:p>
+            <w:pPr>
+              <w:pStyle w:val="Compact"/>
+              <w:jc w:val="left"/>
+            </w:pPr>
+            <w:r>
+              <w:rPr>
+                <w:rStyle w:val="VerbatimChar"/>
+              </w:rPr>
+              <w:t xml:space="preserve">FB2-VER-TMS-000003</w:t>
+            </w:r>
+            <w:r>
+              <w:t xml:space="preserve">,</w:t>
+            </w:r>
+            <w:r>
+              <w:t xml:space="preserve"> </w:t>
+            </w:r>
+            <w:r>
+              <w:rPr>
+                <w:rStyle w:val="VerbatimChar"/>
+              </w:rPr>
+              <w:t xml:space="preserve">FB2-VER-TMS-000005</w:t>
+            </w:r>
+            <w:r>
+              <w:t xml:space="preserve">,</w:t>
+            </w:r>
+            <w:r>
+              <w:t xml:space="preserve"> </w:t>
+            </w:r>
+            <w:r>
+              <w:rPr>
+                <w:rStyle w:val="VerbatimChar"/>
+              </w:rPr>
+              <w:t xml:space="preserve">FB2-VER-TMS-000007</w:t>
+            </w:r>
+          </w:p>
+        </w:tc>
+        <w:tc>
+          <w:tcPr/>
+          <w:p>
+            <w:pPr>
+              <w:pStyle w:val="Compact"/>
+            </w:pPr>
+          </w:p>
+        </w:tc>
+      </w:tr>
+      <w:tr>
+        <w:tc>
+          <w:tcPr/>
+          <w:p>
+            <w:pPr>
+              <w:pStyle w:val="Compact"/>
+              <w:jc w:val="left"/>
+            </w:pPr>
+            <w:r>
+              <w:rPr>
+                <w:rStyle w:val="VerbatimChar"/>
+              </w:rPr>
+              <w:t xml:space="preserve">synthetic_reference</w:t>
+            </w:r>
+          </w:p>
+        </w:tc>
+        <w:tc>
+          <w:tcPr/>
+          <w:p>
+            <w:pPr>
+              <w:pStyle w:val="Compact"/>
+              <w:jc w:val="left"/>
+            </w:pPr>
+            <w:r>
+              <w:rPr>
+                <w:rStyle w:val="VerbatimChar"/>
+              </w:rPr>
+              <w:t xml:space="preserve">FB2-SYS-SYR-000007</w:t>
+            </w:r>
+          </w:p>
+        </w:tc>
+        <w:tc>
+          <w:tcPr/>
+          <w:p>
+            <w:pPr>
+              <w:pStyle w:val="Compact"/>
+              <w:jc w:val="left"/>
+            </w:pPr>
+            <w:r>
+              <w:t xml:space="preserve">SYR</w:t>
+            </w:r>
+          </w:p>
+        </w:tc>
+        <w:tc>
+          <w:tcPr/>
+          <w:p>
+            <w:pPr>
+              <w:pStyle w:val="Compact"/>
+              <w:jc w:val="left"/>
+            </w:pPr>
+            <w:r>
+              <w:rPr>
+                <w:b/>
+                <w:bCs/>
+              </w:rPr>
+              <w:t xml:space="preserve">COVERED-DIRECT</w:t>
+            </w:r>
+          </w:p>
+        </w:tc>
+        <w:tc>
+          <w:tcPr/>
+          <w:p>
+            <w:pPr>
+              <w:pStyle w:val="Compact"/>
+              <w:jc w:val="left"/>
+            </w:pPr>
+            <w:r>
+              <w:rPr>
+                <w:rStyle w:val="VerbatimChar"/>
+              </w:rPr>
+              <w:t xml:space="preserve">FB2-VER-TMS-000016</w:t>
+            </w:r>
+            <w:r>
+              <w:t xml:space="preserve">,</w:t>
+            </w:r>
+            <w:r>
+              <w:t xml:space="preserve"> </w:t>
+            </w:r>
+            <w:r>
+              <w:rPr>
+                <w:rStyle w:val="VerbatimChar"/>
+              </w:rPr>
+              <w:t xml:space="preserve">FB2-VER-TMS-000017</w:t>
+            </w:r>
+            <w:r>
+              <w:t xml:space="preserve">,</w:t>
+            </w:r>
+            <w:r>
+              <w:t xml:space="preserve"> </w:t>
+            </w:r>
+            <w:r>
+              <w:rPr>
+                <w:rStyle w:val="VerbatimChar"/>
+              </w:rPr>
+              <w:t xml:space="preserve">FB2-VER-TMS-000018</w:t>
+            </w:r>
+            <w:r>
+              <w:t xml:space="preserve">,</w:t>
+            </w:r>
+            <w:r>
+              <w:t xml:space="preserve"> </w:t>
+            </w:r>
+            <w:r>
+              <w:rPr>
+                <w:rStyle w:val="VerbatimChar"/>
+              </w:rPr>
+              <w:t xml:space="preserve">FB2-VER-TMS-000019</w:t>
+            </w:r>
+            <w:r>
+              <w:t xml:space="preserve">,</w:t>
+            </w:r>
+            <w:r>
+              <w:t xml:space="preserve"> </w:t>
+            </w:r>
+            <w:r>
+              <w:rPr>
+                <w:rStyle w:val="VerbatimChar"/>
+              </w:rPr>
+              <w:t xml:space="preserve">FB2-VER-TMS-000020</w:t>
+            </w:r>
+          </w:p>
+        </w:tc>
+        <w:tc>
+          <w:tcPr/>
+          <w:p>
+            <w:pPr>
+              <w:pStyle w:val="Compact"/>
+              <w:jc w:val="left"/>
+            </w:pPr>
+            <w:r>
+              <w:rPr>
+                <w:rStyle w:val="VerbatimChar"/>
+              </w:rPr>
+              <w:t xml:space="preserve">FB2-HW-TSR-000002</w:t>
+            </w:r>
+            <w:r>
+              <w:t xml:space="preserve">←FB2-VER-TMS-000005,</w:t>
+            </w:r>
+            <w:r>
+              <w:t xml:space="preserve"> </w:t>
+            </w:r>
+            <w:r>
+              <w:rPr>
+                <w:rStyle w:val="VerbatimChar"/>
+              </w:rPr>
+              <w:t xml:space="preserve">FB2-SW-SWR-000001</w:t>
+            </w:r>
+            <w:r>
+              <w:t xml:space="preserve">←FB2-VER-TMS-000003,FB2-VER-TMS-000007</w:t>
+            </w:r>
+          </w:p>
+        </w:tc>
+        <w:tc>
+          <w:tcPr/>
+          <w:p>
+            <w:pPr>
+              <w:pStyle w:val="Compact"/>
+              <w:jc w:val="left"/>
+            </w:pPr>
+            <w:r>
+              <w:rPr>
+                <w:rStyle w:val="VerbatimChar"/>
+              </w:rPr>
+              <w:t xml:space="preserve">FB2-VER-TMS-000003</w:t>
+            </w:r>
+            <w:r>
+              <w:t xml:space="preserve">,</w:t>
+            </w:r>
+            <w:r>
+              <w:t xml:space="preserve"> </w:t>
+            </w:r>
+            <w:r>
+              <w:rPr>
+                <w:rStyle w:val="VerbatimChar"/>
+              </w:rPr>
+              <w:t xml:space="preserve">FB2-VER-TMS-000005</w:t>
+            </w:r>
+            <w:r>
+              <w:t xml:space="preserve">,</w:t>
+            </w:r>
+            <w:r>
+              <w:t xml:space="preserve"> </w:t>
+            </w:r>
+            <w:r>
+              <w:rPr>
+                <w:rStyle w:val="VerbatimChar"/>
+              </w:rPr>
+              <w:t xml:space="preserve">FB2-VER-TMS-000007</w:t>
+            </w:r>
+            <w:r>
+              <w:t xml:space="preserve">,</w:t>
+            </w:r>
+            <w:r>
+              <w:t xml:space="preserve"> </w:t>
+            </w:r>
+            <w:r>
+              <w:rPr>
+                <w:rStyle w:val="VerbatimChar"/>
+              </w:rPr>
+              <w:t xml:space="preserve">FB2-VER-TMS-000016</w:t>
+            </w:r>
+            <w:r>
+              <w:t xml:space="preserve">,</w:t>
+            </w:r>
+            <w:r>
+              <w:t xml:space="preserve"> </w:t>
+            </w:r>
+            <w:r>
+              <w:rPr>
+                <w:rStyle w:val="VerbatimChar"/>
+              </w:rPr>
+              <w:t xml:space="preserve">FB2-VER-TMS-000017</w:t>
+            </w:r>
+            <w:r>
+              <w:t xml:space="preserve">,</w:t>
+            </w:r>
+            <w:r>
+              <w:t xml:space="preserve"> </w:t>
+            </w:r>
+            <w:r>
+              <w:rPr>
+                <w:rStyle w:val="VerbatimChar"/>
+              </w:rPr>
+              <w:t xml:space="preserve">FB2-VER-TMS-000018</w:t>
+            </w:r>
+            <w:r>
+              <w:t xml:space="preserve">,</w:t>
+            </w:r>
+            <w:r>
+              <w:t xml:space="preserve"> </w:t>
+            </w:r>
+            <w:r>
+              <w:rPr>
+                <w:rStyle w:val="VerbatimChar"/>
+              </w:rPr>
+              <w:t xml:space="preserve">FB2-VER-TMS-000019</w:t>
+            </w:r>
+            <w:r>
+              <w:t xml:space="preserve">,</w:t>
+            </w:r>
+            <w:r>
+              <w:t xml:space="preserve"> </w:t>
+            </w:r>
+            <w:r>
+              <w:rPr>
+                <w:rStyle w:val="VerbatimChar"/>
+              </w:rPr>
+              <w:t xml:space="preserve">FB2-VER-TMS-000020</w:t>
+            </w:r>
+          </w:p>
+        </w:tc>
+        <w:tc>
+          <w:tcPr/>
+          <w:p>
+            <w:pPr>
+              <w:pStyle w:val="Compact"/>
+            </w:pPr>
+          </w:p>
+        </w:tc>
+      </w:tr>
+      <w:tr>
+        <w:tc>
+          <w:tcPr/>
+          <w:p>
+            <w:pPr>
+              <w:pStyle w:val="Compact"/>
+              <w:jc w:val="left"/>
+            </w:pPr>
+            <w:r>
+              <w:rPr>
+                <w:rStyle w:val="VerbatimChar"/>
+              </w:rPr>
+              <w:t xml:space="preserve">synthetic_reference</w:t>
+            </w:r>
+          </w:p>
+        </w:tc>
+        <w:tc>
+          <w:tcPr/>
+          <w:p>
+            <w:pPr>
+              <w:pStyle w:val="Compact"/>
+              <w:jc w:val="left"/>
+            </w:pPr>
+            <w:r>
+              <w:rPr>
+                <w:rStyle w:val="VerbatimChar"/>
+              </w:rPr>
+              <w:t xml:space="preserve">FB2-SYS-SYR-000008</w:t>
+            </w:r>
+          </w:p>
+        </w:tc>
+        <w:tc>
+          <w:tcPr/>
+          <w:p>
+            <w:pPr>
+              <w:pStyle w:val="Compact"/>
+              <w:jc w:val="left"/>
+            </w:pPr>
+            <w:r>
+              <w:t xml:space="preserve">SYR</w:t>
+            </w:r>
+          </w:p>
+        </w:tc>
+        <w:tc>
+          <w:tcPr/>
+          <w:p>
+            <w:pPr>
+              <w:pStyle w:val="Compact"/>
+              <w:jc w:val="left"/>
+            </w:pPr>
+            <w:r>
+              <w:rPr>
+                <w:b/>
+                <w:bCs/>
+              </w:rPr>
+              <w:t xml:space="preserve">COVERED-DIRECT</w:t>
+            </w:r>
+          </w:p>
+        </w:tc>
+        <w:tc>
+          <w:tcPr/>
+          <w:p>
+            <w:pPr>
+              <w:pStyle w:val="Compact"/>
+              <w:jc w:val="left"/>
+            </w:pPr>
+            <w:r>
+              <w:rPr>
+                <w:rStyle w:val="VerbatimChar"/>
+              </w:rPr>
+              <w:t xml:space="preserve">FB2-VER-TMS-000016</w:t>
+            </w:r>
+            <w:r>
+              <w:t xml:space="preserve">,</w:t>
+            </w:r>
+            <w:r>
+              <w:t xml:space="preserve"> </w:t>
+            </w:r>
+            <w:r>
+              <w:rPr>
+                <w:rStyle w:val="VerbatimChar"/>
+              </w:rPr>
+              <w:t xml:space="preserve">FB2-VER-TMS-000017</w:t>
+            </w:r>
+            <w:r>
+              <w:t xml:space="preserve">,</w:t>
+            </w:r>
+            <w:r>
+              <w:t xml:space="preserve"> </w:t>
+            </w:r>
+            <w:r>
+              <w:rPr>
+                <w:rStyle w:val="VerbatimChar"/>
+              </w:rPr>
+              <w:t xml:space="preserve">FB2-VER-TMS-000018</w:t>
+            </w:r>
+            <w:r>
+              <w:t xml:space="preserve">,</w:t>
+            </w:r>
+            <w:r>
+              <w:t xml:space="preserve"> </w:t>
+            </w:r>
+            <w:r>
+              <w:rPr>
+                <w:rStyle w:val="VerbatimChar"/>
+              </w:rPr>
+              <w:t xml:space="preserve">FB2-VER-TMS-000019</w:t>
+            </w:r>
+            <w:r>
+              <w:t xml:space="preserve">,</w:t>
+            </w:r>
+            <w:r>
+              <w:t xml:space="preserve"> </w:t>
+            </w:r>
+            <w:r>
+              <w:rPr>
+                <w:rStyle w:val="VerbatimChar"/>
+              </w:rPr>
+              <w:t xml:space="preserve">FB2-VER-TMS-000020</w:t>
+            </w:r>
+          </w:p>
+        </w:tc>
+        <w:tc>
+          <w:tcPr/>
+          <w:p>
+            <w:pPr>
+              <w:pStyle w:val="Compact"/>
+              <w:jc w:val="left"/>
+            </w:pPr>
+            <w:r>
+              <w:rPr>
+                <w:rStyle w:val="VerbatimChar"/>
+              </w:rPr>
+              <w:t xml:space="preserve">FB2-SAF-SEC-000001</w:t>
+            </w:r>
+            <w:r>
+              <w:t xml:space="preserve">←FB2-VER-TMS-000016,</w:t>
+            </w:r>
+            <w:r>
+              <w:t xml:space="preserve"> </w:t>
+            </w:r>
+            <w:r>
+              <w:rPr>
+                <w:rStyle w:val="VerbatimChar"/>
+              </w:rPr>
+              <w:t xml:space="preserve">FB2-SAF-SEC-000004</w:t>
+            </w:r>
+            <w:r>
+              <w:t xml:space="preserve">←FB2-VER-TMS-000019,</w:t>
+            </w:r>
+            <w:r>
+              <w:t xml:space="preserve"> </w:t>
+            </w:r>
+            <w:r>
+              <w:rPr>
+                <w:rStyle w:val="VerbatimChar"/>
+              </w:rPr>
+              <w:t xml:space="preserve">FB2-SW-SWR-000003</w:t>
+            </w:r>
+            <w:r>
+              <w:t xml:space="preserve">←FB2-VER-TMS-000002,FB2-VER-TMS-000007</w:t>
+            </w:r>
+          </w:p>
+        </w:tc>
+        <w:tc>
+          <w:tcPr/>
+          <w:p>
+            <w:pPr>
+              <w:pStyle w:val="Compact"/>
+              <w:jc w:val="left"/>
+            </w:pPr>
+            <w:r>
+              <w:rPr>
+                <w:rStyle w:val="VerbatimChar"/>
+              </w:rPr>
+              <w:t xml:space="preserve">FB2-VER-TMS-000002</w:t>
+            </w:r>
+            <w:r>
+              <w:t xml:space="preserve">,</w:t>
+            </w:r>
+            <w:r>
+              <w:t xml:space="preserve"> </w:t>
+            </w:r>
+            <w:r>
+              <w:rPr>
+                <w:rStyle w:val="VerbatimChar"/>
+              </w:rPr>
+              <w:t xml:space="preserve">FB2-VER-TMS-000007</w:t>
+            </w:r>
+            <w:r>
+              <w:t xml:space="preserve">,</w:t>
+            </w:r>
+            <w:r>
+              <w:t xml:space="preserve"> </w:t>
+            </w:r>
+            <w:r>
+              <w:rPr>
+                <w:rStyle w:val="VerbatimChar"/>
+              </w:rPr>
+              <w:t xml:space="preserve">FB2-VER-TMS-000016</w:t>
+            </w:r>
+            <w:r>
+              <w:t xml:space="preserve">,</w:t>
+            </w:r>
+            <w:r>
+              <w:t xml:space="preserve"> </w:t>
+            </w:r>
+            <w:r>
+              <w:rPr>
+                <w:rStyle w:val="VerbatimChar"/>
+              </w:rPr>
+              <w:t xml:space="preserve">FB2-VER-TMS-000017</w:t>
+            </w:r>
+            <w:r>
+              <w:t xml:space="preserve">,</w:t>
+            </w:r>
+            <w:r>
+              <w:t xml:space="preserve"> </w:t>
+            </w:r>
+            <w:r>
+              <w:rPr>
+                <w:rStyle w:val="VerbatimChar"/>
+              </w:rPr>
+              <w:t xml:space="preserve">FB2-VER-TMS-000018</w:t>
+            </w:r>
+            <w:r>
+              <w:t xml:space="preserve">,</w:t>
+            </w:r>
+            <w:r>
+              <w:t xml:space="preserve"> </w:t>
+            </w:r>
+            <w:r>
+              <w:rPr>
+                <w:rStyle w:val="VerbatimChar"/>
+              </w:rPr>
+              <w:t xml:space="preserve">FB2-VER-TMS-000019</w:t>
+            </w:r>
+            <w:r>
+              <w:t xml:space="preserve">,</w:t>
+            </w:r>
+            <w:r>
+              <w:t xml:space="preserve"> </w:t>
+            </w:r>
+            <w:r>
+              <w:rPr>
+                <w:rStyle w:val="VerbatimChar"/>
+              </w:rPr>
+              <w:t xml:space="preserve">FB2-VER-TMS-000020</w:t>
             </w:r>
           </w:p>
         </w:tc>
@@ -10127,7 +11551,7 @@
         <w:t xml:space="preserve">Total requirement artifacts</w:t>
       </w:r>
       <w:r>
-        <w:t xml:space="preserve">: 26</w:t>
+        <w:t xml:space="preserve">: 34</w:t>
       </w:r>
     </w:p>
     <w:p>
@@ -10146,7 +11570,7 @@
         <w:t xml:space="preserve">Covered (any status)</w:t>
       </w:r>
       <w:r>
-        <w:t xml:space="preserve">: 21 (80%)</w:t>
+        <w:t xml:space="preserve">: 34 (100%)</w:t>
       </w:r>
     </w:p>
     <w:p>
@@ -10165,157 +11589,7 @@
         <w:t xml:space="preserve">UNCOVERED</w:t>
       </w:r>
       <w:r>
-        <w:t xml:space="preserve">: 5</w:t>
-      </w:r>
-    </w:p>
-    <w:p>
-      <w:pPr>
-        <w:pStyle w:val="Compact"/>
-        <w:numPr>
-          <w:ilvl w:val="1"/>
-          <w:numId w:val="1008"/>
-        </w:numPr>
-      </w:pPr>
-      <w:r>
-        <w:rPr>
-          <w:rStyle w:val="VerbatimChar"/>
-        </w:rPr>
-        <w:t xml:space="preserve">FB2-SAF-SEC-000001</w:t>
-      </w:r>
-      <w:r>
-        <w:t xml:space="preserve"> </w:t>
-      </w:r>
-      <w:r>
-        <w:t xml:space="preserve">(</w:t>
-      </w:r>
-      <w:r>
-        <w:rPr>
-          <w:rStyle w:val="VerbatimChar"/>
-        </w:rPr>
-        <w:t xml:space="preserve">synthetic_reference</w:t>
-      </w:r>
-      <w:r>
-        <w:t xml:space="preserve">)</w:t>
-      </w:r>
-    </w:p>
-    <w:p>
-      <w:pPr>
-        <w:pStyle w:val="Compact"/>
-        <w:numPr>
-          <w:ilvl w:val="1"/>
-          <w:numId w:val="1008"/>
-        </w:numPr>
-      </w:pPr>
-      <w:r>
-        <w:rPr>
-          <w:rStyle w:val="VerbatimChar"/>
-        </w:rPr>
-        <w:t xml:space="preserve">FB2-SAF-SEC-000002</w:t>
-      </w:r>
-      <w:r>
-        <w:t xml:space="preserve"> </w:t>
-      </w:r>
-      <w:r>
-        <w:t xml:space="preserve">(</w:t>
-      </w:r>
-      <w:r>
-        <w:rPr>
-          <w:rStyle w:val="VerbatimChar"/>
-        </w:rPr>
-        <w:t xml:space="preserve">synthetic_reference</w:t>
-      </w:r>
-      <w:r>
-        <w:t xml:space="preserve">)</w:t>
-      </w:r>
-    </w:p>
-    <w:p>
-      <w:pPr>
-        <w:pStyle w:val="Compact"/>
-        <w:numPr>
-          <w:ilvl w:val="1"/>
-          <w:numId w:val="1008"/>
-        </w:numPr>
-      </w:pPr>
-      <w:r>
-        <w:rPr>
-          <w:rStyle w:val="VerbatimChar"/>
-        </w:rPr>
-        <w:t xml:space="preserve">FB2-SAF-SEC-000003</w:t>
-      </w:r>
-      <w:r>
-        <w:t xml:space="preserve"> </w:t>
-      </w:r>
-      <w:r>
-        <w:t xml:space="preserve">(</w:t>
-      </w:r>
-      <w:r>
-        <w:rPr>
-          <w:rStyle w:val="VerbatimChar"/>
-        </w:rPr>
-        <w:t xml:space="preserve">synthetic_reference</w:t>
-      </w:r>
-      <w:r>
-        <w:t xml:space="preserve">)</w:t>
-      </w:r>
-    </w:p>
-    <w:p>
-      <w:pPr>
-        <w:pStyle w:val="Compact"/>
-        <w:numPr>
-          <w:ilvl w:val="1"/>
-          <w:numId w:val="1008"/>
-        </w:numPr>
-      </w:pPr>
-      <w:r>
-        <w:rPr>
-          <w:rStyle w:val="VerbatimChar"/>
-        </w:rPr>
-        <w:t xml:space="preserve">FB2-SAF-SEC-000004</w:t>
-      </w:r>
-      <w:r>
-        <w:t xml:space="preserve"> </w:t>
-      </w:r>
-      <w:r>
-        <w:t xml:space="preserve">(</w:t>
-      </w:r>
-      <w:r>
-        <w:rPr>
-          <w:rStyle w:val="VerbatimChar"/>
-        </w:rPr>
-        <w:t xml:space="preserve">synthetic_reference</w:t>
-      </w:r>
-      <w:r>
-        <w:t xml:space="preserve">)</w:t>
-      </w:r>
-    </w:p>
-    <w:p>
-      <w:pPr>
-        <w:pStyle w:val="Compact"/>
-        <w:numPr>
-          <w:ilvl w:val="1"/>
-          <w:numId w:val="1008"/>
-        </w:numPr>
-      </w:pPr>
-      <w:r>
-        <w:rPr>
-          <w:rStyle w:val="VerbatimChar"/>
-        </w:rPr>
-        <w:t xml:space="preserve">FB2-SAF-SEC-000005</w:t>
-      </w:r>
-      <w:r>
-        <w:t xml:space="preserve"> </w:t>
-      </w:r>
-      <w:r>
-        <w:t xml:space="preserve">(</w:t>
-      </w:r>
-      <w:r>
-        <w:rPr>
-          <w:rStyle w:val="VerbatimChar"/>
-        </w:rPr>
-        <w:t xml:space="preserve">synthetic_reference</w:t>
-      </w:r>
-      <w:r>
-        <w:t xml:space="preserve">)</w:t>
+        <w:t xml:space="preserve">: 0</w:t>
       </w:r>
     </w:p>
     <w:p>
@@ -10323,7 +11597,7 @@
         <w:pStyle w:val="FirstParagraph"/>
       </w:pPr>
       <w:r>
-        <w:t xml:space="preserve">UNCOVERED requirements are the honest corpus state; the gaps are tracked by review dispositions in</w:t>
+        <w:t xml:space="preserve">Every requirement artifact has at least one verification route: a direct</w:t>
       </w:r>
       <w:r>
         <w:t xml:space="preserve"> </w:t>
@@ -10332,13 +11606,65 @@
         <w:rPr>
           <w:rStyle w:val="VerbatimChar"/>
         </w:rPr>
-        <w:t xml:space="preserve">FB2-REV-000001</w:t>
+        <w:t xml:space="preserve">verifies</w:t>
       </w:r>
       <w:r>
         <w:t xml:space="preserve"> </w:t>
       </w:r>
       <w:r>
-        <w:t xml:space="preserve">and the gap report. No coverage is fabricated.</w:t>
+        <w:t xml:space="preserve">link, an allocated child that is verified, or a test measure that names it.</w:t>
+      </w:r>
+      <w:r>
+        <w:t xml:space="preserve"> </w:t>
+      </w:r>
+      <w:r>
+        <w:rPr>
+          <w:b/>
+          <w:bCs/>
+        </w:rPr>
+        <w:t xml:space="preserve">This is a statement about the traceability graph and not about verification evidence.</w:t>
+      </w:r>
+      <w:r>
+        <w:t xml:space="preserve"> </w:t>
+      </w:r>
+      <w:r>
+        <w:t xml:space="preserve">COVERED-INDIRECT means a lower-level requirement is verified by some measure; it says nothing about whether that measure was executed, and in this corpus most were not. The executions that exist carry</w:t>
+      </w:r>
+      <w:r>
+        <w:t xml:space="preserve"> </w:t>
+      </w:r>
+      <w:r>
+        <w:rPr>
+          <w:rStyle w:val="VerbatimChar"/>
+        </w:rPr>
+        <w:t xml:space="preserve">execution_kind</w:t>
+      </w:r>
+      <w:r>
+        <w:t xml:space="preserve"> </w:t>
+      </w:r>
+      <w:r>
+        <w:rPr>
+          <w:rStyle w:val="VerbatimChar"/>
+        </w:rPr>
+        <w:t xml:space="preserve">synthetic_fixture</w:t>
+      </w:r>
+      <w:r>
+        <w:t xml:space="preserve">,</w:t>
+      </w:r>
+      <w:r>
+        <w:t xml:space="preserve"> </w:t>
+      </w:r>
+      <w:r>
+        <w:rPr>
+          <w:rStyle w:val="VerbatimChar"/>
+        </w:rPr>
+        <w:t xml:space="preserve">none</w:t>
+      </w:r>
+      <w:r>
+        <w:t xml:space="preserve"> </w:t>
+      </w:r>
+      <w:r>
+        <w:t xml:space="preserve">or a host run of the real product code, and none of them is a run on the target hardware. A requirement whose only route is an allocated child that is itself blocked is uncovered in substance and covered in form, and the coverage matrix reports the form because that is what it measures.</w:t>
       </w:r>
     </w:p>
     <w:bookmarkEnd w:id="36"/>
@@ -13749,7 +15075,7 @@
         <w:pStyle w:val="Compact"/>
         <w:numPr>
           <w:ilvl w:val="0"/>
-          <w:numId w:val="1009"/>
+          <w:numId w:val="1008"/>
         </w:numPr>
       </w:pPr>
       <w:r>
@@ -13839,7 +15165,7 @@
         <w:pStyle w:val="Compact"/>
         <w:numPr>
           <w:ilvl w:val="0"/>
-          <w:numId w:val="1009"/>
+          <w:numId w:val="1008"/>
         </w:numPr>
       </w:pPr>
       <w:r>
@@ -13971,7 +15297,7 @@
         <w:pStyle w:val="Compact"/>
         <w:numPr>
           <w:ilvl w:val="0"/>
-          <w:numId w:val="1009"/>
+          <w:numId w:val="1008"/>
         </w:numPr>
       </w:pPr>
       <w:r>
@@ -14048,7 +15374,7 @@
           <w:i/>
           <w:iCs/>
         </w:rPr>
-        <w:t xml:space="preserve">Generated: 2026-09-29T10:08:35Z — auto-generated from the machine-verifiable corpus. Regenerate with</w:t>
+        <w:t xml:space="preserve">Generated: 2026-09-29T12:17:43Z — auto-generated from the machine-verifiable corpus. Regenerate with</w:t>
       </w:r>
       <w:r>
         <w:rPr>
@@ -14283,9 +15609,6 @@
     <w:abstractNumId w:val="991"/>
   </w:num>
   <w:num w:numId="1008">
-    <w:abstractNumId w:val="991"/>
-  </w:num>
-  <w:num w:numId="1009">
     <w:abstractNumId w:val="991"/>
   </w:num>
 </w:numbering>

--- a/docs/artifacts/spec-documents/10-implementation-mapping-document.docx
+++ b/docs/artifacts/spec-documents/10-implementation-mapping-document.docx
@@ -316,7 +316,7 @@
               <w:jc w:val="left"/>
             </w:pPr>
             <w:r>
-              <w:t xml:space="preserve">2026-09-29T12:17:43Z</w:t>
+              <w:t xml:space="preserve">2026-09-29T14:03:49Z</w:t>
             </w:r>
           </w:p>
         </w:tc>
@@ -15374,7 +15374,7 @@
           <w:i/>
           <w:iCs/>
         </w:rPr>
-        <w:t xml:space="preserve">Generated: 2026-09-29T12:17:43Z — auto-generated from the machine-verifiable corpus. Regenerate with</w:t>
+        <w:t xml:space="preserve">Generated: 2026-09-29T14:03:49Z — auto-generated from the machine-verifiable corpus. Regenerate with</w:t>
       </w:r>
       <w:r>
         <w:rPr>

--- a/docs/artifacts/spec-documents/10-implementation-mapping-document.docx
+++ b/docs/artifacts/spec-documents/10-implementation-mapping-document.docx
@@ -316,7 +316,7 @@
               <w:jc w:val="left"/>
             </w:pPr>
             <w:r>
-              <w:t xml:space="preserve">2026-09-29T14:03:49Z</w:t>
+              <w:t xml:space="preserve">2026-09-29T17:10:59Z</w:t>
             </w:r>
           </w:p>
         </w:tc>
@@ -15374,7 +15374,7 @@
           <w:i/>
           <w:iCs/>
         </w:rPr>
-        <w:t xml:space="preserve">Generated: 2026-09-29T14:03:49Z — auto-generated from the machine-verifiable corpus. Regenerate with</w:t>
+        <w:t xml:space="preserve">Generated: 2026-09-29T17:10:59Z — auto-generated from the machine-verifiable corpus. Regenerate with</w:t>
       </w:r>
       <w:r>
         <w:rPr>

--- a/docs/artifacts/spec-documents/10-implementation-mapping-document.docx
+++ b/docs/artifacts/spec-documents/10-implementation-mapping-document.docx
@@ -23,7 +23,7 @@
         <w:pStyle w:val="Date"/>
       </w:pPr>
       <w:r>
-        <w:t xml:space="preserve">2026-09-29</w:t>
+        <w:t xml:space="preserve">2026-09-30</w:t>
       </w:r>
     </w:p>
     <w:sdt>
@@ -316,7 +316,7 @@
               <w:jc w:val="left"/>
             </w:pPr>
             <w:r>
-              <w:t xml:space="preserve">2026-09-29T17:10:59Z</w:t>
+              <w:t xml:space="preserve">2026-09-30T01:21:29Z</w:t>
             </w:r>
           </w:p>
         </w:tc>
@@ -15374,7 +15374,7 @@
           <w:i/>
           <w:iCs/>
         </w:rPr>
-        <w:t xml:space="preserve">Generated: 2026-09-29T17:10:59Z — auto-generated from the machine-verifiable corpus. Regenerate with</w:t>
+        <w:t xml:space="preserve">Generated: 2026-09-30T01:21:29Z — auto-generated from the machine-verifiable corpus. Regenerate with</w:t>
       </w:r>
       <w:r>
         <w:rPr>

--- a/docs/artifacts/spec-documents/10-implementation-mapping-document.docx
+++ b/docs/artifacts/spec-documents/10-implementation-mapping-document.docx
@@ -23,7 +23,7 @@
         <w:pStyle w:val="Date"/>
       </w:pPr>
       <w:r>
-        <w:t xml:space="preserve">2026-09-30</w:t>
+        <w:t xml:space="preserve">2026-10-01</w:t>
       </w:r>
     </w:p>
     <w:sdt>
@@ -316,7 +316,7 @@
               <w:jc w:val="left"/>
             </w:pPr>
             <w:r>
-              <w:t xml:space="preserve">2026-09-30T01:21:29Z</w:t>
+              <w:t xml:space="preserve">2026-10-01T05:09:49Z</w:t>
             </w:r>
           </w:p>
         </w:tc>
@@ -5898,7 +5898,7 @@
         <w:rPr>
           <w:rStyle w:val="VerbatimChar"/>
         </w:rPr>
-        <w:t xml:space="preserve">FB2-SW-DSN-000001</w:t>
+        <w:t xml:space="preserve">FB2-SW-IMP-000001</w:t>
       </w:r>
       <w:r>
         <w:t xml:space="preserve"> </w:t>
@@ -5919,52 +5919,7 @@
         <w:t xml:space="preserve"> </w:t>
       </w:r>
       <w:r>
-        <w:t xml:space="preserve">→ sources:</w:t>
-      </w:r>
-      <w:r>
-        <w:t xml:space="preserve"> </w:t>
-      </w:r>
-      <w:r>
-        <w:rPr>
-          <w:rStyle w:val="VerbatimChar"/>
-        </w:rPr>
-        <w:t xml:space="preserve">src/app/driver/afe/ltc/6813-1/ltc_6813-1.c</w:t>
-      </w:r>
-      <w:r>
-        <w:t xml:space="preserve">,</w:t>
-      </w:r>
-      <w:r>
-        <w:t xml:space="preserve"> </w:t>
-      </w:r>
-      <w:r>
-        <w:rPr>
-          <w:rStyle w:val="VerbatimChar"/>
-        </w:rPr>
-        <w:t xml:space="preserve">src/app/driver/afe/ltc/common/ltc_afe.c</w:t>
-      </w:r>
-      <w:r>
-        <w:t xml:space="preserve">,</w:t>
-      </w:r>
-      <w:r>
-        <w:t xml:space="preserve"> </w:t>
-      </w:r>
-      <w:r>
-        <w:rPr>
-          <w:rStyle w:val="VerbatimChar"/>
-        </w:rPr>
-        <w:t xml:space="preserve">src/app/driver/afe/ltc/common/ltc_afe_dma.c</w:t>
-      </w:r>
-      <w:r>
-        <w:t xml:space="preserve">,</w:t>
-      </w:r>
-      <w:r>
-        <w:t xml:space="preserve"> </w:t>
-      </w:r>
-      <w:r>
-        <w:rPr>
-          <w:rStyle w:val="VerbatimChar"/>
-        </w:rPr>
-        <w:t xml:space="preserve">src/app/driver/afe/ltc/common/ltc_pec.c</w:t>
+        <w:t xml:space="preserve">→ sources: —</w:t>
       </w:r>
     </w:p>
     <w:p>
@@ -6025,7 +5980,7 @@
         <w:rPr>
           <w:rStyle w:val="VerbatimChar"/>
         </w:rPr>
-        <w:t xml:space="preserve">FB2-SW-DSN-000002</w:t>
+        <w:t xml:space="preserve">FB2-SW-IMP-000002</w:t>
       </w:r>
       <w:r>
         <w:t xml:space="preserve"> </w:t>
@@ -6046,28 +6001,7 @@
         <w:t xml:space="preserve"> </w:t>
       </w:r>
       <w:r>
-        <w:t xml:space="preserve">→ sources:</w:t>
-      </w:r>
-      <w:r>
-        <w:t xml:space="preserve"> </w:t>
-      </w:r>
-      <w:r>
-        <w:rPr>
-          <w:rStyle w:val="VerbatimChar"/>
-        </w:rPr>
-        <w:t xml:space="preserve">src/app/application/soa/soa.c</w:t>
-      </w:r>
-      <w:r>
-        <w:t xml:space="preserve">,</w:t>
-      </w:r>
-      <w:r>
-        <w:t xml:space="preserve"> </w:t>
-      </w:r>
-      <w:r>
-        <w:rPr>
-          <w:rStyle w:val="VerbatimChar"/>
-        </w:rPr>
-        <w:t xml:space="preserve">src/app/engine/diag/cbs/diag_cbs_voltage.c</w:t>
+        <w:t xml:space="preserve">→ sources: —</w:t>
       </w:r>
     </w:p>
     <w:p>
@@ -6128,7 +6062,7 @@
         <w:rPr>
           <w:rStyle w:val="VerbatimChar"/>
         </w:rPr>
-        <w:t xml:space="preserve">FB2-SW-DSN-000003</w:t>
+        <w:t xml:space="preserve">FB2-SW-IMP-000003</w:t>
       </w:r>
       <w:r>
         <w:t xml:space="preserve"> </w:t>
@@ -6149,40 +6083,7 @@
         <w:t xml:space="preserve"> </w:t>
       </w:r>
       <w:r>
-        <w:t xml:space="preserve">→ sources:</w:t>
-      </w:r>
-      <w:r>
-        <w:t xml:space="preserve"> </w:t>
-      </w:r>
-      <w:r>
-        <w:rPr>
-          <w:rStyle w:val="VerbatimChar"/>
-        </w:rPr>
-        <w:t xml:space="preserve">src/app/driver/contactor/contactor.c</w:t>
-      </w:r>
-      <w:r>
-        <w:t xml:space="preserve">,</w:t>
-      </w:r>
-      <w:r>
-        <w:t xml:space="preserve"> </w:t>
-      </w:r>
-      <w:r>
-        <w:rPr>
-          <w:rStyle w:val="VerbatimChar"/>
-        </w:rPr>
-        <w:t xml:space="preserve">src/app/driver/sbc/fs8x_driver/sbc_fs8x.c</w:t>
-      </w:r>
-      <w:r>
-        <w:t xml:space="preserve">,</w:t>
-      </w:r>
-      <w:r>
-        <w:t xml:space="preserve"> </w:t>
-      </w:r>
-      <w:r>
-        <w:rPr>
-          <w:rStyle w:val="VerbatimChar"/>
-        </w:rPr>
-        <w:t xml:space="preserve">src/app/engine/diag/cbs/diag_cbs_contactor.c</w:t>
+        <w:t xml:space="preserve">→ sources: —</w:t>
       </w:r>
     </w:p>
     <w:p>
@@ -6243,7 +6144,7 @@
         <w:rPr>
           <w:rStyle w:val="VerbatimChar"/>
         </w:rPr>
-        <w:t xml:space="preserve">FB2-SW-DSN-000001</w:t>
+        <w:t xml:space="preserve">FB2-SW-IMP-000001</w:t>
       </w:r>
       <w:r>
         <w:t xml:space="preserve"> </w:t>
@@ -6264,52 +6165,7 @@
         <w:t xml:space="preserve"> </w:t>
       </w:r>
       <w:r>
-        <w:t xml:space="preserve">→ sources:</w:t>
-      </w:r>
-      <w:r>
-        <w:t xml:space="preserve"> </w:t>
-      </w:r>
-      <w:r>
-        <w:rPr>
-          <w:rStyle w:val="VerbatimChar"/>
-        </w:rPr>
-        <w:t xml:space="preserve">src/app/driver/afe/ltc/6813-1/ltc_6813-1.c</w:t>
-      </w:r>
-      <w:r>
-        <w:t xml:space="preserve">,</w:t>
-      </w:r>
-      <w:r>
-        <w:t xml:space="preserve"> </w:t>
-      </w:r>
-      <w:r>
-        <w:rPr>
-          <w:rStyle w:val="VerbatimChar"/>
-        </w:rPr>
-        <w:t xml:space="preserve">src/app/driver/afe/ltc/common/ltc_afe.c</w:t>
-      </w:r>
-      <w:r>
-        <w:t xml:space="preserve">,</w:t>
-      </w:r>
-      <w:r>
-        <w:t xml:space="preserve"> </w:t>
-      </w:r>
-      <w:r>
-        <w:rPr>
-          <w:rStyle w:val="VerbatimChar"/>
-        </w:rPr>
-        <w:t xml:space="preserve">src/app/driver/afe/ltc/common/ltc_afe_dma.c</w:t>
-      </w:r>
-      <w:r>
-        <w:t xml:space="preserve">,</w:t>
-      </w:r>
-      <w:r>
-        <w:t xml:space="preserve"> </w:t>
-      </w:r>
-      <w:r>
-        <w:rPr>
-          <w:rStyle w:val="VerbatimChar"/>
-        </w:rPr>
-        <w:t xml:space="preserve">src/app/driver/afe/ltc/common/ltc_pec.c</w:t>
+        <w:t xml:space="preserve">→ sources: —</w:t>
       </w:r>
     </w:p>
     <w:p>
@@ -6382,7 +6238,7 @@
         <w:rPr>
           <w:rStyle w:val="VerbatimChar"/>
         </w:rPr>
-        <w:t xml:space="preserve">FB2-SW-DSN-000002</w:t>
+        <w:t xml:space="preserve">FB2-SW-IMP-000002</w:t>
       </w:r>
       <w:r>
         <w:t xml:space="preserve"> </w:t>
@@ -6403,28 +6259,7 @@
         <w:t xml:space="preserve"> </w:t>
       </w:r>
       <w:r>
-        <w:t xml:space="preserve">→ sources:</w:t>
-      </w:r>
-      <w:r>
-        <w:t xml:space="preserve"> </w:t>
-      </w:r>
-      <w:r>
-        <w:rPr>
-          <w:rStyle w:val="VerbatimChar"/>
-        </w:rPr>
-        <w:t xml:space="preserve">src/app/application/soa/soa.c</w:t>
-      </w:r>
-      <w:r>
-        <w:t xml:space="preserve">,</w:t>
-      </w:r>
-      <w:r>
-        <w:t xml:space="preserve"> </w:t>
-      </w:r>
-      <w:r>
-        <w:rPr>
-          <w:rStyle w:val="VerbatimChar"/>
-        </w:rPr>
-        <w:t xml:space="preserve">src/app/engine/diag/cbs/diag_cbs_voltage.c</w:t>
+        <w:t xml:space="preserve">→ sources: —</w:t>
       </w:r>
     </w:p>
     <w:p>
@@ -6509,7 +6344,7 @@
         <w:rPr>
           <w:rStyle w:val="VerbatimChar"/>
         </w:rPr>
-        <w:t xml:space="preserve">FB2-SW-DSN-000003</w:t>
+        <w:t xml:space="preserve">FB2-SW-IMP-000003</w:t>
       </w:r>
       <w:r>
         <w:t xml:space="preserve"> </w:t>
@@ -6530,40 +6365,7 @@
         <w:t xml:space="preserve"> </w:t>
       </w:r>
       <w:r>
-        <w:t xml:space="preserve">→ sources:</w:t>
-      </w:r>
-      <w:r>
-        <w:t xml:space="preserve"> </w:t>
-      </w:r>
-      <w:r>
-        <w:rPr>
-          <w:rStyle w:val="VerbatimChar"/>
-        </w:rPr>
-        <w:t xml:space="preserve">src/app/driver/contactor/contactor.c</w:t>
-      </w:r>
-      <w:r>
-        <w:t xml:space="preserve">,</w:t>
-      </w:r>
-      <w:r>
-        <w:t xml:space="preserve"> </w:t>
-      </w:r>
-      <w:r>
-        <w:rPr>
-          <w:rStyle w:val="VerbatimChar"/>
-        </w:rPr>
-        <w:t xml:space="preserve">src/app/driver/sbc/fs8x_driver/sbc_fs8x.c</w:t>
-      </w:r>
-      <w:r>
-        <w:t xml:space="preserve">,</w:t>
-      </w:r>
-      <w:r>
-        <w:t xml:space="preserve"> </w:t>
-      </w:r>
-      <w:r>
-        <w:rPr>
-          <w:rStyle w:val="VerbatimChar"/>
-        </w:rPr>
-        <w:t xml:space="preserve">src/app/engine/diag/cbs/diag_cbs_contactor.c</w:t>
+        <w:t xml:space="preserve">→ sources: —</w:t>
       </w:r>
     </w:p>
     <w:p>
@@ -10166,19 +9968,34 @@
                 <w:b/>
                 <w:bCs/>
               </w:rPr>
-              <w:t xml:space="preserve">COVERED-INDIRECT</w:t>
-            </w:r>
-          </w:p>
-        </w:tc>
-        <w:tc>
-          <w:tcPr/>
-          <w:p>
-            <w:pPr>
-              <w:pStyle w:val="Compact"/>
-              <w:jc w:val="left"/>
-            </w:pPr>
-            <w:r>
-              <w:t xml:space="preserve">—</w:t>
+              <w:t xml:space="preserve">COVERED-DIRECT</w:t>
+            </w:r>
+          </w:p>
+        </w:tc>
+        <w:tc>
+          <w:tcPr/>
+          <w:p>
+            <w:pPr>
+              <w:pStyle w:val="Compact"/>
+              <w:jc w:val="left"/>
+            </w:pPr>
+            <w:r>
+              <w:rPr>
+                <w:rStyle w:val="VerbatimChar"/>
+              </w:rPr>
+              <w:t xml:space="preserve">FB2-VER-TMS-000021</w:t>
+            </w:r>
+            <w:r>
+              <w:t xml:space="preserve">,</w:t>
+            </w:r>
+            <w:r>
+              <w:t xml:space="preserve"> </w:t>
+            </w:r>
+            <w:r>
+              <w:rPr>
+                <w:rStyle w:val="VerbatimChar"/>
+              </w:rPr>
+              <w:t xml:space="preserve">FB2-VER-TMS-000022</w:t>
             </w:r>
           </w:p>
         </w:tc>
@@ -10236,6 +10053,30 @@
                 <w:rStyle w:val="VerbatimChar"/>
               </w:rPr>
               <w:t xml:space="preserve">FB2-VER-TMS-000007</w:t>
+            </w:r>
+            <w:r>
+              <w:t xml:space="preserve">,</w:t>
+            </w:r>
+            <w:r>
+              <w:t xml:space="preserve"> </w:t>
+            </w:r>
+            <w:r>
+              <w:rPr>
+                <w:rStyle w:val="VerbatimChar"/>
+              </w:rPr>
+              <w:t xml:space="preserve">FB2-VER-TMS-000021</w:t>
+            </w:r>
+            <w:r>
+              <w:t xml:space="preserve">,</w:t>
+            </w:r>
+            <w:r>
+              <w:t xml:space="preserve"> </w:t>
+            </w:r>
+            <w:r>
+              <w:rPr>
+                <w:rStyle w:val="VerbatimChar"/>
+              </w:rPr>
+              <w:t xml:space="preserve">FB2-VER-TMS-000022</w:t>
             </w:r>
           </w:p>
         </w:tc>
@@ -10303,19 +10144,34 @@
                 <w:b/>
                 <w:bCs/>
               </w:rPr>
-              <w:t xml:space="preserve">COVERED-INDIRECT</w:t>
-            </w:r>
-          </w:p>
-        </w:tc>
-        <w:tc>
-          <w:tcPr/>
-          <w:p>
-            <w:pPr>
-              <w:pStyle w:val="Compact"/>
-              <w:jc w:val="left"/>
-            </w:pPr>
-            <w:r>
-              <w:t xml:space="preserve">—</w:t>
+              <w:t xml:space="preserve">COVERED-DIRECT</w:t>
+            </w:r>
+          </w:p>
+        </w:tc>
+        <w:tc>
+          <w:tcPr/>
+          <w:p>
+            <w:pPr>
+              <w:pStyle w:val="Compact"/>
+              <w:jc w:val="left"/>
+            </w:pPr>
+            <w:r>
+              <w:rPr>
+                <w:rStyle w:val="VerbatimChar"/>
+              </w:rPr>
+              <w:t xml:space="preserve">FB2-VER-TMS-000023</w:t>
+            </w:r>
+            <w:r>
+              <w:t xml:space="preserve">,</w:t>
+            </w:r>
+            <w:r>
+              <w:t xml:space="preserve"> </w:t>
+            </w:r>
+            <w:r>
+              <w:rPr>
+                <w:rStyle w:val="VerbatimChar"/>
+              </w:rPr>
+              <w:t xml:space="preserve">FB2-VER-TMS-000024</w:t>
             </w:r>
           </w:p>
         </w:tc>
@@ -10409,6 +10265,30 @@
                 <w:rStyle w:val="VerbatimChar"/>
               </w:rPr>
               <w:t xml:space="preserve">FB2-VER-TMS-000010</w:t>
+            </w:r>
+            <w:r>
+              <w:t xml:space="preserve">,</w:t>
+            </w:r>
+            <w:r>
+              <w:t xml:space="preserve"> </w:t>
+            </w:r>
+            <w:r>
+              <w:rPr>
+                <w:rStyle w:val="VerbatimChar"/>
+              </w:rPr>
+              <w:t xml:space="preserve">FB2-VER-TMS-000023</w:t>
+            </w:r>
+            <w:r>
+              <w:t xml:space="preserve">,</w:t>
+            </w:r>
+            <w:r>
+              <w:t xml:space="preserve"> </w:t>
+            </w:r>
+            <w:r>
+              <w:rPr>
+                <w:rStyle w:val="VerbatimChar"/>
+              </w:rPr>
+              <w:t xml:space="preserve">FB2-VER-TMS-000024</w:t>
             </w:r>
           </w:p>
         </w:tc>
@@ -10476,19 +10356,22 @@
                 <w:b/>
                 <w:bCs/>
               </w:rPr>
-              <w:t xml:space="preserve">COVERED-INDIRECT</w:t>
-            </w:r>
-          </w:p>
-        </w:tc>
-        <w:tc>
-          <w:tcPr/>
-          <w:p>
-            <w:pPr>
-              <w:pStyle w:val="Compact"/>
-              <w:jc w:val="left"/>
-            </w:pPr>
-            <w:r>
-              <w:t xml:space="preserve">—</w:t>
+              <w:t xml:space="preserve">COVERED-DIRECT</w:t>
+            </w:r>
+          </w:p>
+        </w:tc>
+        <w:tc>
+          <w:tcPr/>
+          <w:p>
+            <w:pPr>
+              <w:pStyle w:val="Compact"/>
+              <w:jc w:val="left"/>
+            </w:pPr>
+            <w:r>
+              <w:rPr>
+                <w:rStyle w:val="VerbatimChar"/>
+              </w:rPr>
+              <w:t xml:space="preserve">FB2-VER-TMS-000025</w:t>
             </w:r>
           </w:p>
         </w:tc>
@@ -10582,6 +10465,18 @@
                 <w:rStyle w:val="VerbatimChar"/>
               </w:rPr>
               <w:t xml:space="preserve">FB2-VER-TMS-000007</w:t>
+            </w:r>
+            <w:r>
+              <w:t xml:space="preserve">,</w:t>
+            </w:r>
+            <w:r>
+              <w:t xml:space="preserve"> </w:t>
+            </w:r>
+            <w:r>
+              <w:rPr>
+                <w:rStyle w:val="VerbatimChar"/>
+              </w:rPr>
+              <w:t xml:space="preserve">FB2-VER-TMS-000025</w:t>
             </w:r>
           </w:p>
         </w:tc>
@@ -10649,19 +10544,22 @@
                 <w:b/>
                 <w:bCs/>
               </w:rPr>
-              <w:t xml:space="preserve">COVERED-INDIRECT</w:t>
-            </w:r>
-          </w:p>
-        </w:tc>
-        <w:tc>
-          <w:tcPr/>
-          <w:p>
-            <w:pPr>
-              <w:pStyle w:val="Compact"/>
-              <w:jc w:val="left"/>
-            </w:pPr>
-            <w:r>
-              <w:t xml:space="preserve">—</w:t>
+              <w:t xml:space="preserve">COVERED-DIRECT</w:t>
+            </w:r>
+          </w:p>
+        </w:tc>
+        <w:tc>
+          <w:tcPr/>
+          <w:p>
+            <w:pPr>
+              <w:pStyle w:val="Compact"/>
+              <w:jc w:val="left"/>
+            </w:pPr>
+            <w:r>
+              <w:rPr>
+                <w:rStyle w:val="VerbatimChar"/>
+              </w:rPr>
+              <w:t xml:space="preserve">FB2-VER-TMS-000026</w:t>
             </w:r>
           </w:p>
         </w:tc>
@@ -10731,6 +10629,18 @@
                 <w:rStyle w:val="VerbatimChar"/>
               </w:rPr>
               <w:t xml:space="preserve">FB2-VER-TMS-000007</w:t>
+            </w:r>
+            <w:r>
+              <w:t xml:space="preserve">,</w:t>
+            </w:r>
+            <w:r>
+              <w:t xml:space="preserve"> </w:t>
+            </w:r>
+            <w:r>
+              <w:rPr>
+                <w:rStyle w:val="VerbatimChar"/>
+              </w:rPr>
+              <w:t xml:space="preserve">FB2-VER-TMS-000026</w:t>
             </w:r>
           </w:p>
         </w:tc>
@@ -10798,19 +10708,22 @@
                 <w:b/>
                 <w:bCs/>
               </w:rPr>
-              <w:t xml:space="preserve">COVERED-INDIRECT</w:t>
-            </w:r>
-          </w:p>
-        </w:tc>
-        <w:tc>
-          <w:tcPr/>
-          <w:p>
-            <w:pPr>
-              <w:pStyle w:val="Compact"/>
-              <w:jc w:val="left"/>
-            </w:pPr>
-            <w:r>
-              <w:t xml:space="preserve">—</w:t>
+              <w:t xml:space="preserve">COVERED-DIRECT</w:t>
+            </w:r>
+          </w:p>
+        </w:tc>
+        <w:tc>
+          <w:tcPr/>
+          <w:p>
+            <w:pPr>
+              <w:pStyle w:val="Compact"/>
+              <w:jc w:val="left"/>
+            </w:pPr>
+            <w:r>
+              <w:rPr>
+                <w:rStyle w:val="VerbatimChar"/>
+              </w:rPr>
+              <w:t xml:space="preserve">FB2-VER-TMS-000027</w:t>
             </w:r>
           </w:p>
         </w:tc>
@@ -10844,6 +10757,18 @@
                 <w:rStyle w:val="VerbatimChar"/>
               </w:rPr>
               <w:t xml:space="preserve">FB2-VER-TMS-000004</w:t>
+            </w:r>
+            <w:r>
+              <w:t xml:space="preserve">,</w:t>
+            </w:r>
+            <w:r>
+              <w:t xml:space="preserve"> </w:t>
+            </w:r>
+            <w:r>
+              <w:rPr>
+                <w:rStyle w:val="VerbatimChar"/>
+              </w:rPr>
+              <w:t xml:space="preserve">FB2-VER-TMS-000027</w:t>
             </w:r>
           </w:p>
         </w:tc>
@@ -10911,19 +10836,22 @@
                 <w:b/>
                 <w:bCs/>
               </w:rPr>
-              <w:t xml:space="preserve">COVERED-INDIRECT</w:t>
-            </w:r>
-          </w:p>
-        </w:tc>
-        <w:tc>
-          <w:tcPr/>
-          <w:p>
-            <w:pPr>
-              <w:pStyle w:val="Compact"/>
-              <w:jc w:val="left"/>
-            </w:pPr>
-            <w:r>
-              <w:t xml:space="preserve">—</w:t>
+              <w:t xml:space="preserve">COVERED-DIRECT</w:t>
+            </w:r>
+          </w:p>
+        </w:tc>
+        <w:tc>
+          <w:tcPr/>
+          <w:p>
+            <w:pPr>
+              <w:pStyle w:val="Compact"/>
+              <w:jc w:val="left"/>
+            </w:pPr>
+            <w:r>
+              <w:rPr>
+                <w:rStyle w:val="VerbatimChar"/>
+              </w:rPr>
+              <w:t xml:space="preserve">FB2-VER-TMS-000028</w:t>
             </w:r>
           </w:p>
         </w:tc>
@@ -10993,6 +10921,18 @@
                 <w:rStyle w:val="VerbatimChar"/>
               </w:rPr>
               <w:t xml:space="preserve">FB2-VER-TMS-000007</w:t>
+            </w:r>
+            <w:r>
+              <w:t xml:space="preserve">,</w:t>
+            </w:r>
+            <w:r>
+              <w:t xml:space="preserve"> </w:t>
+            </w:r>
+            <w:r>
+              <w:rPr>
+                <w:rStyle w:val="VerbatimChar"/>
+              </w:rPr>
+              <w:t xml:space="preserve">FB2-VER-TMS-000028</w:t>
             </w:r>
           </w:p>
         </w:tc>
@@ -15374,7 +15314,7 @@
           <w:i/>
           <w:iCs/>
         </w:rPr>
-        <w:t xml:space="preserve">Generated: 2026-09-30T01:21:29Z — auto-generated from the machine-verifiable corpus. Regenerate with</w:t>
+        <w:t xml:space="preserve">Generated: 2026-10-01T05:09:49Z — auto-generated from the machine-verifiable corpus. Regenerate with</w:t>
       </w:r>
       <w:r>
         <w:rPr>

--- a/docs/artifacts/spec-documents/10-implementation-mapping-document.docx
+++ b/docs/artifacts/spec-documents/10-implementation-mapping-document.docx
@@ -52,7 +52,7 @@
         </w:p>
       </w:sdtContent>
     </w:sdt>
-    <w:bookmarkStart w:id="42" w:name="foxbms-2-implementation-mapping-document"/>
+    <w:bookmarkStart w:id="45" w:name="foxbms-2-implementation-mapping-document"/>
     <w:p>
       <w:pPr>
         <w:pStyle w:val="Heading1"/>
@@ -316,7 +316,7 @@
               <w:jc w:val="left"/>
             </w:pPr>
             <w:r>
-              <w:t xml:space="preserve">2026-10-01T05:09:49Z</w:t>
+              <w:t xml:space="preserve">2026-10-01T13:26:59Z</w:t>
             </w:r>
           </w:p>
         </w:tc>
@@ -4272,7 +4272,7 @@
       </w:tr>
     </w:tbl>
     <w:bookmarkEnd w:id="21"/>
-    <w:bookmarkStart w:id="35" w:name="corpus-implementation-mapping"/>
+    <w:bookmarkStart w:id="38" w:name="corpus-implementation-mapping"/>
     <w:p>
       <w:pPr>
         <w:pStyle w:val="Heading2"/>
@@ -5853,16 +5853,4327 @@
       </w:tr>
     </w:tbl>
     <w:bookmarkEnd w:id="27"/>
-    <w:bookmarkStart w:id="34" w:name="requirement-design-source-test-chains"/>
+    <w:bookmarkStart w:id="28" w:name="X58c81f92aa5e175c64c393a87762aabbd75cf61"/>
     <w:p>
       <w:pPr>
         <w:pStyle w:val="Heading3"/>
       </w:pPr>
       <w:r>
+        <w:rPr>
+          <w:rStyle w:val="VerbatimChar"/>
+        </w:rPr>
+        <w:t xml:space="preserve">FB2-SW-DSN-000004</w:t>
+      </w:r>
+      <w:r>
+        <w:t xml:space="preserve"> </w:t>
+      </w:r>
+      <w:r>
+        <w:t xml:space="preserve">(synthetic_reference) — Detailed Design: LTC 6813-1 AFE measurement driver - internal units, PEC contrac…</w:t>
+      </w:r>
+    </w:p>
+    <w:tbl>
+      <w:tblPr>
+        <w:tblStyle w:val="Table"/>
+        <w:tblW w:type="pct" w:w="5000"/>
+        <w:jc w:val="left"/>
+        <w:tblLayout w:type="fixed"/>
+        <w:tblLook w:firstRow="1" w:lastRow="0" w:firstColumn="0" w:lastColumn="0" w:noHBand="0" w:noVBand="0" w:val="0020"/>
+      </w:tblPr>
+      <w:tblGrid>
+        <w:gridCol w:w="2640"/>
+        <w:gridCol w:w="2640"/>
+        <w:gridCol w:w="2640"/>
+      </w:tblGrid>
+      <w:tr>
+        <w:trPr>
+          <w:tblHeader w:val="on"/>
+        </w:trPr>
+        <w:tc>
+          <w:tcPr/>
+          <w:p>
+            <w:pPr>
+              <w:pStyle w:val="Compact"/>
+              <w:jc w:val="left"/>
+            </w:pPr>
+            <w:r>
+              <w:t xml:space="preserve">Source file</w:t>
+            </w:r>
+          </w:p>
+        </w:tc>
+        <w:tc>
+          <w:tcPr/>
+          <w:p>
+            <w:pPr>
+              <w:pStyle w:val="Compact"/>
+              <w:jc w:val="left"/>
+            </w:pPr>
+            <w:r>
+              <w:t xml:space="preserve">Symbol</w:t>
+            </w:r>
+          </w:p>
+        </w:tc>
+        <w:tc>
+          <w:tcPr/>
+          <w:p>
+            <w:pPr>
+              <w:pStyle w:val="Compact"/>
+              <w:jc w:val="left"/>
+            </w:pPr>
+            <w:r>
+              <w:t xml:space="preserve">Status</w:t>
+            </w:r>
+          </w:p>
+        </w:tc>
+      </w:tr>
+      <w:tr>
+        <w:tc>
+          <w:tcPr/>
+          <w:p>
+            <w:pPr>
+              <w:pStyle w:val="Compact"/>
+              <w:jc w:val="left"/>
+            </w:pPr>
+            <w:r>
+              <w:rPr>
+                <w:rStyle w:val="VerbatimChar"/>
+              </w:rPr>
+              <w:t xml:space="preserve">src/app/driver/afe/ltc/api/ltc_afe.c</w:t>
+            </w:r>
+          </w:p>
+        </w:tc>
+        <w:tc>
+          <w:tcPr/>
+          <w:p>
+            <w:pPr>
+              <w:pStyle w:val="Compact"/>
+              <w:jc w:val="left"/>
+            </w:pPr>
+            <w:r>
+              <w:rPr>
+                <w:rStyle w:val="VerbatimChar"/>
+              </w:rPr>
+              <w:t xml:space="preserve">AFE_StartMeasurement</w:t>
+            </w:r>
+          </w:p>
+        </w:tc>
+        <w:tc>
+          <w:tcPr/>
+          <w:p>
+            <w:pPr>
+              <w:pStyle w:val="Compact"/>
+              <w:jc w:val="left"/>
+            </w:pPr>
+            <w:r>
+              <w:rPr>
+                <w:rStyle w:val="VerbatimChar"/>
+              </w:rPr>
+              <w:t xml:space="preserve">implemented</w:t>
+            </w:r>
+          </w:p>
+        </w:tc>
+      </w:tr>
+      <w:tr>
+        <w:tc>
+          <w:tcPr/>
+          <w:p>
+            <w:pPr>
+              <w:pStyle w:val="Compact"/>
+              <w:jc w:val="left"/>
+            </w:pPr>
+            <w:r>
+              <w:rPr>
+                <w:rStyle w:val="VerbatimChar"/>
+              </w:rPr>
+              <w:t xml:space="preserve">src/app/driver/afe/ltc/api/ltc_afe.c</w:t>
+            </w:r>
+          </w:p>
+        </w:tc>
+        <w:tc>
+          <w:tcPr/>
+          <w:p>
+            <w:pPr>
+              <w:pStyle w:val="Compact"/>
+              <w:jc w:val="left"/>
+            </w:pPr>
+            <w:r>
+              <w:rPr>
+                <w:rStyle w:val="VerbatimChar"/>
+              </w:rPr>
+              <w:t xml:space="preserve">AFE_RequestTemperatureRead</w:t>
+            </w:r>
+          </w:p>
+        </w:tc>
+        <w:tc>
+          <w:tcPr/>
+          <w:p>
+            <w:pPr>
+              <w:pStyle w:val="Compact"/>
+              <w:jc w:val="left"/>
+            </w:pPr>
+            <w:r>
+              <w:rPr>
+                <w:rStyle w:val="VerbatimChar"/>
+              </w:rPr>
+              <w:t xml:space="preserve">implemented</w:t>
+            </w:r>
+          </w:p>
+        </w:tc>
+      </w:tr>
+      <w:tr>
+        <w:tc>
+          <w:tcPr/>
+          <w:p>
+            <w:pPr>
+              <w:pStyle w:val="Compact"/>
+              <w:jc w:val="left"/>
+            </w:pPr>
+            <w:r>
+              <w:rPr>
+                <w:rStyle w:val="VerbatimChar"/>
+              </w:rPr>
+              <w:t xml:space="preserve">src/app/driver/afe/ltc/api/ltc_afe.c</w:t>
+            </w:r>
+          </w:p>
+        </w:tc>
+        <w:tc>
+          <w:tcPr/>
+          <w:p>
+            <w:pPr>
+              <w:pStyle w:val="Compact"/>
+              <w:jc w:val="left"/>
+            </w:pPr>
+            <w:r>
+              <w:rPr>
+                <w:rStyle w:val="VerbatimChar"/>
+              </w:rPr>
+              <w:t xml:space="preserve">AFE_RequestBalancingFeedbackRead</w:t>
+            </w:r>
+          </w:p>
+        </w:tc>
+        <w:tc>
+          <w:tcPr/>
+          <w:p>
+            <w:pPr>
+              <w:pStyle w:val="Compact"/>
+              <w:jc w:val="left"/>
+            </w:pPr>
+            <w:r>
+              <w:rPr>
+                <w:rStyle w:val="VerbatimChar"/>
+              </w:rPr>
+              <w:t xml:space="preserve">implemented</w:t>
+            </w:r>
+          </w:p>
+        </w:tc>
+      </w:tr>
+      <w:tr>
+        <w:tc>
+          <w:tcPr/>
+          <w:p>
+            <w:pPr>
+              <w:pStyle w:val="Compact"/>
+              <w:jc w:val="left"/>
+            </w:pPr>
+            <w:r>
+              <w:rPr>
+                <w:rStyle w:val="VerbatimChar"/>
+              </w:rPr>
+              <w:t xml:space="preserve">src/app/driver/afe/ltc/api/ltc_afe.c</w:t>
+            </w:r>
+          </w:p>
+        </w:tc>
+        <w:tc>
+          <w:tcPr/>
+          <w:p>
+            <w:pPr>
+              <w:pStyle w:val="Compact"/>
+              <w:jc w:val="left"/>
+            </w:pPr>
+            <w:r>
+              <w:rPr>
+                <w:rStyle w:val="VerbatimChar"/>
+              </w:rPr>
+              <w:t xml:space="preserve">AFE_RequestOpenWireCheck</w:t>
+            </w:r>
+          </w:p>
+        </w:tc>
+        <w:tc>
+          <w:tcPr/>
+          <w:p>
+            <w:pPr>
+              <w:pStyle w:val="Compact"/>
+              <w:jc w:val="left"/>
+            </w:pPr>
+            <w:r>
+              <w:rPr>
+                <w:rStyle w:val="VerbatimChar"/>
+              </w:rPr>
+              <w:t xml:space="preserve">implemented</w:t>
+            </w:r>
+          </w:p>
+        </w:tc>
+      </w:tr>
+      <w:tr>
+        <w:tc>
+          <w:tcPr/>
+          <w:p>
+            <w:pPr>
+              <w:pStyle w:val="Compact"/>
+              <w:jc w:val="left"/>
+            </w:pPr>
+            <w:r>
+              <w:rPr>
+                <w:rStyle w:val="VerbatimChar"/>
+              </w:rPr>
+              <w:t xml:space="preserve">src/app/driver/afe/ltc/api/ltc_afe.c</w:t>
+            </w:r>
+          </w:p>
+        </w:tc>
+        <w:tc>
+          <w:tcPr/>
+          <w:p>
+            <w:pPr>
+              <w:pStyle w:val="Compact"/>
+              <w:jc w:val="left"/>
+            </w:pPr>
+            <w:r>
+              <w:rPr>
+                <w:rStyle w:val="VerbatimChar"/>
+              </w:rPr>
+              <w:t xml:space="preserve">AFE_TriggerIc</w:t>
+            </w:r>
+          </w:p>
+        </w:tc>
+        <w:tc>
+          <w:tcPr/>
+          <w:p>
+            <w:pPr>
+              <w:pStyle w:val="Compact"/>
+              <w:jc w:val="left"/>
+            </w:pPr>
+            <w:r>
+              <w:rPr>
+                <w:rStyle w:val="VerbatimChar"/>
+              </w:rPr>
+              <w:t xml:space="preserve">implemented</w:t>
+            </w:r>
+          </w:p>
+        </w:tc>
+      </w:tr>
+      <w:tr>
+        <w:tc>
+          <w:tcPr/>
+          <w:p>
+            <w:pPr>
+              <w:pStyle w:val="Compact"/>
+              <w:jc w:val="left"/>
+            </w:pPr>
+            <w:r>
+              <w:rPr>
+                <w:rStyle w:val="VerbatimChar"/>
+              </w:rPr>
+              <w:t xml:space="preserve">src/app/driver/afe/ltc/6813-1/ltc_6813-1.c</w:t>
+            </w:r>
+          </w:p>
+        </w:tc>
+        <w:tc>
+          <w:tcPr/>
+          <w:p>
+            <w:pPr>
+              <w:pStyle w:val="Compact"/>
+              <w:jc w:val="left"/>
+            </w:pPr>
+            <w:r>
+              <w:rPr>
+                <w:rStyle w:val="VerbatimChar"/>
+              </w:rPr>
+              <w:t xml:space="preserve">LTC_Trigger</w:t>
+            </w:r>
+          </w:p>
+        </w:tc>
+        <w:tc>
+          <w:tcPr/>
+          <w:p>
+            <w:pPr>
+              <w:pStyle w:val="Compact"/>
+              <w:jc w:val="left"/>
+            </w:pPr>
+            <w:r>
+              <w:rPr>
+                <w:rStyle w:val="VerbatimChar"/>
+              </w:rPr>
+              <w:t xml:space="preserve">implemented</w:t>
+            </w:r>
+          </w:p>
+        </w:tc>
+      </w:tr>
+      <w:tr>
+        <w:tc>
+          <w:tcPr/>
+          <w:p>
+            <w:pPr>
+              <w:pStyle w:val="Compact"/>
+              <w:jc w:val="left"/>
+            </w:pPr>
+            <w:r>
+              <w:rPr>
+                <w:rStyle w:val="VerbatimChar"/>
+              </w:rPr>
+              <w:t xml:space="preserve">src/app/driver/afe/ltc/6813-1/ltc_6813-1.c</w:t>
+            </w:r>
+          </w:p>
+        </w:tc>
+        <w:tc>
+          <w:tcPr/>
+          <w:p>
+            <w:pPr>
+              <w:pStyle w:val="Compact"/>
+              <w:jc w:val="left"/>
+            </w:pPr>
+            <w:r>
+              <w:rPr>
+                <w:rStyle w:val="VerbatimChar"/>
+              </w:rPr>
+              <w:t xml:space="preserve">LTC_CheckPec</w:t>
+            </w:r>
+          </w:p>
+        </w:tc>
+        <w:tc>
+          <w:tcPr/>
+          <w:p>
+            <w:pPr>
+              <w:pStyle w:val="Compact"/>
+              <w:jc w:val="left"/>
+            </w:pPr>
+            <w:r>
+              <w:rPr>
+                <w:rStyle w:val="VerbatimChar"/>
+              </w:rPr>
+              <w:t xml:space="preserve">implemented</w:t>
+            </w:r>
+          </w:p>
+        </w:tc>
+      </w:tr>
+      <w:tr>
+        <w:tc>
+          <w:tcPr/>
+          <w:p>
+            <w:pPr>
+              <w:pStyle w:val="Compact"/>
+              <w:jc w:val="left"/>
+            </w:pPr>
+            <w:r>
+              <w:rPr>
+                <w:rStyle w:val="VerbatimChar"/>
+              </w:rPr>
+              <w:t xml:space="preserve">src/app/driver/afe/ltc/6813-1/ltc_6813-1.c</w:t>
+            </w:r>
+          </w:p>
+        </w:tc>
+        <w:tc>
+          <w:tcPr/>
+          <w:p>
+            <w:pPr>
+              <w:pStyle w:val="Compact"/>
+              <w:jc w:val="left"/>
+            </w:pPr>
+            <w:r>
+              <w:rPr>
+                <w:rStyle w:val="VerbatimChar"/>
+              </w:rPr>
+              <w:t xml:space="preserve">LTC_StateTransition</w:t>
+            </w:r>
+          </w:p>
+        </w:tc>
+        <w:tc>
+          <w:tcPr/>
+          <w:p>
+            <w:pPr>
+              <w:pStyle w:val="Compact"/>
+              <w:jc w:val="left"/>
+            </w:pPr>
+            <w:r>
+              <w:rPr>
+                <w:rStyle w:val="VerbatimChar"/>
+              </w:rPr>
+              <w:t xml:space="preserve">implemented</w:t>
+            </w:r>
+          </w:p>
+        </w:tc>
+      </w:tr>
+      <w:tr>
+        <w:tc>
+          <w:tcPr/>
+          <w:p>
+            <w:pPr>
+              <w:pStyle w:val="Compact"/>
+              <w:jc w:val="left"/>
+            </w:pPr>
+            <w:r>
+              <w:rPr>
+                <w:rStyle w:val="VerbatimChar"/>
+              </w:rPr>
+              <w:t xml:space="preserve">src/app/driver/afe/ltc/6813-1/ltc_6813-1.c</w:t>
+            </w:r>
+          </w:p>
+        </w:tc>
+        <w:tc>
+          <w:tcPr/>
+          <w:p>
+            <w:pPr>
+              <w:pStyle w:val="Compact"/>
+              <w:jc w:val="left"/>
+            </w:pPr>
+            <w:r>
+              <w:rPr>
+                <w:rStyle w:val="VerbatimChar"/>
+              </w:rPr>
+              <w:t xml:space="preserve">LTC_CondBasedStateTransition</w:t>
+            </w:r>
+          </w:p>
+        </w:tc>
+        <w:tc>
+          <w:tcPr/>
+          <w:p>
+            <w:pPr>
+              <w:pStyle w:val="Compact"/>
+              <w:jc w:val="left"/>
+            </w:pPr>
+            <w:r>
+              <w:rPr>
+                <w:rStyle w:val="VerbatimChar"/>
+              </w:rPr>
+              <w:t xml:space="preserve">implemented</w:t>
+            </w:r>
+          </w:p>
+        </w:tc>
+      </w:tr>
+      <w:tr>
+        <w:tc>
+          <w:tcPr/>
+          <w:p>
+            <w:pPr>
+              <w:pStyle w:val="Compact"/>
+              <w:jc w:val="left"/>
+            </w:pPr>
+            <w:r>
+              <w:rPr>
+                <w:rStyle w:val="VerbatimChar"/>
+              </w:rPr>
+              <w:t xml:space="preserve">src/app/driver/afe/ltc/6813-1/ltc_6813-1.c</w:t>
+            </w:r>
+          </w:p>
+        </w:tc>
+        <w:tc>
+          <w:tcPr/>
+          <w:p>
+            <w:pPr>
+              <w:pStyle w:val="Compact"/>
+              <w:jc w:val="left"/>
+            </w:pPr>
+            <w:r>
+              <w:rPr>
+                <w:rStyle w:val="VerbatimChar"/>
+              </w:rPr>
+              <w:t xml:space="preserve">LTC_SaveVoltages</w:t>
+            </w:r>
+          </w:p>
+        </w:tc>
+        <w:tc>
+          <w:tcPr/>
+          <w:p>
+            <w:pPr>
+              <w:pStyle w:val="Compact"/>
+              <w:jc w:val="left"/>
+            </w:pPr>
+            <w:r>
+              <w:rPr>
+                <w:rStyle w:val="VerbatimChar"/>
+              </w:rPr>
+              <w:t xml:space="preserve">implemented</w:t>
+            </w:r>
+          </w:p>
+        </w:tc>
+      </w:tr>
+      <w:tr>
+        <w:tc>
+          <w:tcPr/>
+          <w:p>
+            <w:pPr>
+              <w:pStyle w:val="Compact"/>
+              <w:jc w:val="left"/>
+            </w:pPr>
+            <w:r>
+              <w:rPr>
+                <w:rStyle w:val="VerbatimChar"/>
+              </w:rPr>
+              <w:t xml:space="preserve">src/app/driver/afe/ltc/6813-1/ltc_6813-1.c</w:t>
+            </w:r>
+          </w:p>
+        </w:tc>
+        <w:tc>
+          <w:tcPr/>
+          <w:p>
+            <w:pPr>
+              <w:pStyle w:val="Compact"/>
+              <w:jc w:val="left"/>
+            </w:pPr>
+            <w:r>
+              <w:rPr>
+                <w:rStyle w:val="VerbatimChar"/>
+              </w:rPr>
+              <w:t xml:space="preserve">LTC_ResetErrorTable</w:t>
+            </w:r>
+          </w:p>
+        </w:tc>
+        <w:tc>
+          <w:tcPr/>
+          <w:p>
+            <w:pPr>
+              <w:pStyle w:val="Compact"/>
+              <w:jc w:val="left"/>
+            </w:pPr>
+            <w:r>
+              <w:rPr>
+                <w:rStyle w:val="VerbatimChar"/>
+              </w:rPr>
+              <w:t xml:space="preserve">implemented</w:t>
+            </w:r>
+          </w:p>
+        </w:tc>
+      </w:tr>
+      <w:tr>
+        <w:tc>
+          <w:tcPr/>
+          <w:p>
+            <w:pPr>
+              <w:pStyle w:val="Compact"/>
+              <w:jc w:val="left"/>
+            </w:pPr>
+            <w:r>
+              <w:rPr>
+                <w:rStyle w:val="VerbatimChar"/>
+              </w:rPr>
+              <w:t xml:space="preserve">src/app/driver/afe/ltc/6813-1/ltc_6813-1.c</w:t>
+            </w:r>
+          </w:p>
+        </w:tc>
+        <w:tc>
+          <w:tcPr/>
+          <w:p>
+            <w:pPr>
+              <w:pStyle w:val="Compact"/>
+              <w:jc w:val="left"/>
+            </w:pPr>
+            <w:r>
+              <w:rPr>
+                <w:rStyle w:val="VerbatimChar"/>
+              </w:rPr>
+              <w:t xml:space="preserve">ltc_RxPecBuffer</w:t>
+            </w:r>
+          </w:p>
+        </w:tc>
+        <w:tc>
+          <w:tcPr/>
+          <w:p>
+            <w:pPr>
+              <w:pStyle w:val="Compact"/>
+              <w:jc w:val="left"/>
+            </w:pPr>
+            <w:r>
+              <w:rPr>
+                <w:rStyle w:val="VerbatimChar"/>
+              </w:rPr>
+              <w:t xml:space="preserve">implemented</w:t>
+            </w:r>
+          </w:p>
+        </w:tc>
+      </w:tr>
+      <w:tr>
+        <w:tc>
+          <w:tcPr/>
+          <w:p>
+            <w:pPr>
+              <w:pStyle w:val="Compact"/>
+              <w:jc w:val="left"/>
+            </w:pPr>
+            <w:r>
+              <w:rPr>
+                <w:rStyle w:val="VerbatimChar"/>
+              </w:rPr>
+              <w:t xml:space="preserve">src/app/driver/afe/ltc/6813-1/ltc_6813-1.c</w:t>
+            </w:r>
+          </w:p>
+        </w:tc>
+        <w:tc>
+          <w:tcPr/>
+          <w:p>
+            <w:pPr>
+              <w:pStyle w:val="Compact"/>
+              <w:jc w:val="left"/>
+            </w:pPr>
+            <w:r>
+              <w:rPr>
+                <w:rStyle w:val="VerbatimChar"/>
+              </w:rPr>
+              <w:t xml:space="preserve">ltc_TxPecBuffer</w:t>
+            </w:r>
+          </w:p>
+        </w:tc>
+        <w:tc>
+          <w:tcPr/>
+          <w:p>
+            <w:pPr>
+              <w:pStyle w:val="Compact"/>
+              <w:jc w:val="left"/>
+            </w:pPr>
+            <w:r>
+              <w:rPr>
+                <w:rStyle w:val="VerbatimChar"/>
+              </w:rPr>
+              <w:t xml:space="preserve">implemented</w:t>
+            </w:r>
+          </w:p>
+        </w:tc>
+      </w:tr>
+      <w:tr>
+        <w:tc>
+          <w:tcPr/>
+          <w:p>
+            <w:pPr>
+              <w:pStyle w:val="Compact"/>
+              <w:jc w:val="left"/>
+            </w:pPr>
+            <w:r>
+              <w:rPr>
+                <w:rStyle w:val="VerbatimChar"/>
+              </w:rPr>
+              <w:t xml:space="preserve">src/app/driver/afe/ltc/6813-1/ltc_6813-1.c</w:t>
+            </w:r>
+          </w:p>
+        </w:tc>
+        <w:tc>
+          <w:tcPr/>
+          <w:p>
+            <w:pPr>
+              <w:pStyle w:val="Compact"/>
+              <w:jc w:val="left"/>
+            </w:pPr>
+            <w:r>
+              <w:rPr>
+                <w:rStyle w:val="VerbatimChar"/>
+              </w:rPr>
+              <w:t xml:space="preserve">ltc_errorTable</w:t>
+            </w:r>
+          </w:p>
+        </w:tc>
+        <w:tc>
+          <w:tcPr/>
+          <w:p>
+            <w:pPr>
+              <w:pStyle w:val="Compact"/>
+              <w:jc w:val="left"/>
+            </w:pPr>
+            <w:r>
+              <w:rPr>
+                <w:rStyle w:val="VerbatimChar"/>
+              </w:rPr>
+              <w:t xml:space="preserve">implemented</w:t>
+            </w:r>
+          </w:p>
+        </w:tc>
+      </w:tr>
+      <w:tr>
+        <w:tc>
+          <w:tcPr/>
+          <w:p>
+            <w:pPr>
+              <w:pStyle w:val="Compact"/>
+              <w:jc w:val="left"/>
+            </w:pPr>
+            <w:r>
+              <w:rPr>
+                <w:rStyle w:val="VerbatimChar"/>
+              </w:rPr>
+              <w:t xml:space="preserve">src/app/driver/afe/ltc/common/ltc_pec.c</w:t>
+            </w:r>
+          </w:p>
+        </w:tc>
+        <w:tc>
+          <w:tcPr/>
+          <w:p>
+            <w:pPr>
+              <w:pStyle w:val="Compact"/>
+              <w:jc w:val="left"/>
+            </w:pPr>
+            <w:r>
+              <w:rPr>
+                <w:rStyle w:val="VerbatimChar"/>
+              </w:rPr>
+              <w:t xml:space="preserve">LTC_CalculatePec15</w:t>
+            </w:r>
+          </w:p>
+        </w:tc>
+        <w:tc>
+          <w:tcPr/>
+          <w:p>
+            <w:pPr>
+              <w:pStyle w:val="Compact"/>
+              <w:jc w:val="left"/>
+            </w:pPr>
+            <w:r>
+              <w:rPr>
+                <w:rStyle w:val="VerbatimChar"/>
+              </w:rPr>
+              <w:t xml:space="preserve">implemented</w:t>
+            </w:r>
+          </w:p>
+        </w:tc>
+      </w:tr>
+      <w:tr>
+        <w:tc>
+          <w:tcPr/>
+          <w:p>
+            <w:pPr>
+              <w:pStyle w:val="Compact"/>
+              <w:jc w:val="left"/>
+            </w:pPr>
+            <w:r>
+              <w:rPr>
+                <w:rStyle w:val="VerbatimChar"/>
+              </w:rPr>
+              <w:t xml:space="preserve">src/app/driver/afe/ltc/common/ltc_pec.h</w:t>
+            </w:r>
+          </w:p>
+        </w:tc>
+        <w:tc>
+          <w:tcPr/>
+          <w:p>
+            <w:pPr>
+              <w:pStyle w:val="Compact"/>
+              <w:jc w:val="left"/>
+            </w:pPr>
+            <w:r>
+              <w:rPr>
+                <w:rStyle w:val="VerbatimChar"/>
+              </w:rPr>
+              <w:t xml:space="preserve">LTC_PEC_PRECOMPUTED_TABLE_SIZE</w:t>
+            </w:r>
+          </w:p>
+        </w:tc>
+        <w:tc>
+          <w:tcPr/>
+          <w:p>
+            <w:pPr>
+              <w:pStyle w:val="Compact"/>
+              <w:jc w:val="left"/>
+            </w:pPr>
+            <w:r>
+              <w:rPr>
+                <w:rStyle w:val="VerbatimChar"/>
+              </w:rPr>
+              <w:t xml:space="preserve">implemented</w:t>
+            </w:r>
+          </w:p>
+        </w:tc>
+      </w:tr>
+      <w:tr>
+        <w:tc>
+          <w:tcPr/>
+          <w:p>
+            <w:pPr>
+              <w:pStyle w:val="Compact"/>
+              <w:jc w:val="left"/>
+            </w:pPr>
+            <w:r>
+              <w:rPr>
+                <w:rStyle w:val="VerbatimChar"/>
+              </w:rPr>
+              <w:t xml:space="preserve">src/app/driver/afe/ltc/common/ltc_pec.h</w:t>
+            </w:r>
+          </w:p>
+        </w:tc>
+        <w:tc>
+          <w:tcPr/>
+          <w:p>
+            <w:pPr>
+              <w:pStyle w:val="Compact"/>
+              <w:jc w:val="left"/>
+            </w:pPr>
+            <w:r>
+              <w:rPr>
+                <w:rStyle w:val="VerbatimChar"/>
+              </w:rPr>
+              <w:t xml:space="preserve">LTC_PEC15_MASK</w:t>
+            </w:r>
+          </w:p>
+        </w:tc>
+        <w:tc>
+          <w:tcPr/>
+          <w:p>
+            <w:pPr>
+              <w:pStyle w:val="Compact"/>
+              <w:jc w:val="left"/>
+            </w:pPr>
+            <w:r>
+              <w:rPr>
+                <w:rStyle w:val="VerbatimChar"/>
+              </w:rPr>
+              <w:t xml:space="preserve">implemented</w:t>
+            </w:r>
+          </w:p>
+        </w:tc>
+      </w:tr>
+      <w:tr>
+        <w:tc>
+          <w:tcPr/>
+          <w:p>
+            <w:pPr>
+              <w:pStyle w:val="Compact"/>
+              <w:jc w:val="left"/>
+            </w:pPr>
+            <w:r>
+              <w:rPr>
+                <w:rStyle w:val="VerbatimChar"/>
+              </w:rPr>
+              <w:t xml:space="preserve">src/app/driver/afe/ltc/common/ltc_afe_dma.c</w:t>
+            </w:r>
+          </w:p>
+        </w:tc>
+        <w:tc>
+          <w:tcPr/>
+          <w:p>
+            <w:pPr>
+              <w:pStyle w:val="Compact"/>
+              <w:jc w:val="left"/>
+            </w:pPr>
+            <w:r>
+              <w:rPr>
+                <w:rStyle w:val="VerbatimChar"/>
+              </w:rPr>
+              <w:t xml:space="preserve">AFE_DmaCallback</w:t>
+            </w:r>
+          </w:p>
+        </w:tc>
+        <w:tc>
+          <w:tcPr/>
+          <w:p>
+            <w:pPr>
+              <w:pStyle w:val="Compact"/>
+              <w:jc w:val="left"/>
+            </w:pPr>
+            <w:r>
+              <w:rPr>
+                <w:rStyle w:val="VerbatimChar"/>
+              </w:rPr>
+              <w:t xml:space="preserve">implemented</w:t>
+            </w:r>
+          </w:p>
+        </w:tc>
+      </w:tr>
+      <w:tr>
+        <w:tc>
+          <w:tcPr/>
+          <w:p>
+            <w:pPr>
+              <w:pStyle w:val="Compact"/>
+              <w:jc w:val="left"/>
+            </w:pPr>
+            <w:r>
+              <w:rPr>
+                <w:rStyle w:val="VerbatimChar"/>
+              </w:rPr>
+              <w:t xml:space="preserve">src/app/driver/afe/ltc/common/ltc_afe_dma.c</w:t>
+            </w:r>
+          </w:p>
+        </w:tc>
+        <w:tc>
+          <w:tcPr/>
+          <w:p>
+            <w:pPr>
+              <w:pStyle w:val="Compact"/>
+              <w:jc w:val="left"/>
+            </w:pPr>
+            <w:r>
+              <w:rPr>
+                <w:rStyle w:val="VerbatimChar"/>
+              </w:rPr>
+              <w:t xml:space="preserve">AFE_IsTransmitOngoing</w:t>
+            </w:r>
+          </w:p>
+        </w:tc>
+        <w:tc>
+          <w:tcPr/>
+          <w:p>
+            <w:pPr>
+              <w:pStyle w:val="Compact"/>
+              <w:jc w:val="left"/>
+            </w:pPr>
+            <w:r>
+              <w:rPr>
+                <w:rStyle w:val="VerbatimChar"/>
+              </w:rPr>
+              <w:t xml:space="preserve">implemented</w:t>
+            </w:r>
+          </w:p>
+        </w:tc>
+      </w:tr>
+      <w:tr>
+        <w:tc>
+          <w:tcPr/>
+          <w:p>
+            <w:pPr>
+              <w:pStyle w:val="Compact"/>
+              <w:jc w:val="left"/>
+            </w:pPr>
+            <w:r>
+              <w:rPr>
+                <w:rStyle w:val="VerbatimChar"/>
+              </w:rPr>
+              <w:t xml:space="preserve">src/app/driver/afe/ltc/common/ltc_afe_dma.c</w:t>
+            </w:r>
+          </w:p>
+        </w:tc>
+        <w:tc>
+          <w:tcPr/>
+          <w:p>
+            <w:pPr>
+              <w:pStyle w:val="Compact"/>
+              <w:jc w:val="left"/>
+            </w:pPr>
+            <w:r>
+              <w:rPr>
+                <w:rStyle w:val="VerbatimChar"/>
+              </w:rPr>
+              <w:t xml:space="preserve">AFE_SetTransmitOngoing</w:t>
+            </w:r>
+          </w:p>
+        </w:tc>
+        <w:tc>
+          <w:tcPr/>
+          <w:p>
+            <w:pPr>
+              <w:pStyle w:val="Compact"/>
+              <w:jc w:val="left"/>
+            </w:pPr>
+            <w:r>
+              <w:rPr>
+                <w:rStyle w:val="VerbatimChar"/>
+              </w:rPr>
+              <w:t xml:space="preserve">implemented</w:t>
+            </w:r>
+          </w:p>
+        </w:tc>
+      </w:tr>
+      <w:tr>
+        <w:tc>
+          <w:tcPr/>
+          <w:p>
+            <w:pPr>
+              <w:pStyle w:val="Compact"/>
+              <w:jc w:val="left"/>
+            </w:pPr>
+            <w:r>
+              <w:rPr>
+                <w:rStyle w:val="VerbatimChar"/>
+              </w:rPr>
+              <w:t xml:space="preserve">src/app/driver/afe/ltc/common/ltc_defs.h</w:t>
+            </w:r>
+          </w:p>
+        </w:tc>
+        <w:tc>
+          <w:tcPr/>
+          <w:p>
+            <w:pPr>
+              <w:pStyle w:val="Compact"/>
+              <w:jc w:val="left"/>
+            </w:pPr>
+            <w:r>
+              <w:rPr>
+                <w:rStyle w:val="VerbatimChar"/>
+              </w:rPr>
+              <w:t xml:space="preserve">LTC_DATA_SIZE_IN_BYTES</w:t>
+            </w:r>
+          </w:p>
+        </w:tc>
+        <w:tc>
+          <w:tcPr/>
+          <w:p>
+            <w:pPr>
+              <w:pStyle w:val="Compact"/>
+              <w:jc w:val="left"/>
+            </w:pPr>
+            <w:r>
+              <w:rPr>
+                <w:rStyle w:val="VerbatimChar"/>
+              </w:rPr>
+              <w:t xml:space="preserve">implemented</w:t>
+            </w:r>
+          </w:p>
+        </w:tc>
+      </w:tr>
+      <w:tr>
+        <w:tc>
+          <w:tcPr/>
+          <w:p>
+            <w:pPr>
+              <w:pStyle w:val="Compact"/>
+              <w:jc w:val="left"/>
+            </w:pPr>
+            <w:r>
+              <w:rPr>
+                <w:rStyle w:val="VerbatimChar"/>
+              </w:rPr>
+              <w:t xml:space="preserve">src/app/driver/afe/ltc/common/config/ltc_cfg.h</w:t>
+            </w:r>
+          </w:p>
+        </w:tc>
+        <w:tc>
+          <w:tcPr/>
+          <w:p>
+            <w:pPr>
+              <w:pStyle w:val="Compact"/>
+              <w:jc w:val="left"/>
+            </w:pPr>
+            <w:r>
+              <w:rPr>
+                <w:rStyle w:val="VerbatimChar"/>
+              </w:rPr>
+              <w:t xml:space="preserve">LTC_N_BYTES_FOR_DATA_TRANSMISSION</w:t>
+            </w:r>
+          </w:p>
+        </w:tc>
+        <w:tc>
+          <w:tcPr/>
+          <w:p>
+            <w:pPr>
+              <w:pStyle w:val="Compact"/>
+              <w:jc w:val="left"/>
+            </w:pPr>
+            <w:r>
+              <w:rPr>
+                <w:rStyle w:val="VerbatimChar"/>
+              </w:rPr>
+              <w:t xml:space="preserve">implemented</w:t>
+            </w:r>
+          </w:p>
+        </w:tc>
+      </w:tr>
+      <w:tr>
+        <w:tc>
+          <w:tcPr/>
+          <w:p>
+            <w:pPr>
+              <w:pStyle w:val="Compact"/>
+              <w:jc w:val="left"/>
+            </w:pPr>
+            <w:r>
+              <w:rPr>
+                <w:rStyle w:val="VerbatimChar"/>
+              </w:rPr>
+              <w:t xml:space="preserve">src/app/driver/afe/ltc/6813-1/config/ltc_6813-1_cfg.h</w:t>
+            </w:r>
+          </w:p>
+        </w:tc>
+        <w:tc>
+          <w:tcPr/>
+          <w:p>
+            <w:pPr>
+              <w:pStyle w:val="Compact"/>
+              <w:jc w:val="left"/>
+            </w:pPr>
+            <w:r>
+              <w:rPr>
+                <w:rStyle w:val="VerbatimChar"/>
+              </w:rPr>
+              <w:t xml:space="preserve">LTC_TRANSMISSION_TIMEOUT</w:t>
+            </w:r>
+          </w:p>
+        </w:tc>
+        <w:tc>
+          <w:tcPr/>
+          <w:p>
+            <w:pPr>
+              <w:pStyle w:val="Compact"/>
+              <w:jc w:val="left"/>
+            </w:pPr>
+            <w:r>
+              <w:rPr>
+                <w:rStyle w:val="VerbatimChar"/>
+              </w:rPr>
+              <w:t xml:space="preserve">implemented</w:t>
+            </w:r>
+          </w:p>
+        </w:tc>
+      </w:tr>
+      <w:tr>
+        <w:tc>
+          <w:tcPr/>
+          <w:p>
+            <w:pPr>
+              <w:pStyle w:val="Compact"/>
+              <w:jc w:val="left"/>
+            </w:pPr>
+            <w:r>
+              <w:rPr>
+                <w:rStyle w:val="VerbatimChar"/>
+              </w:rPr>
+              <w:t xml:space="preserve">src/app/driver/afe/ltc/6813-1/config/ltc_6813-1_cfg.h</w:t>
+            </w:r>
+          </w:p>
+        </w:tc>
+        <w:tc>
+          <w:tcPr/>
+          <w:p>
+            <w:pPr>
+              <w:pStyle w:val="Compact"/>
+              <w:jc w:val="left"/>
+            </w:pPr>
+            <w:r>
+              <w:rPr>
+                <w:rStyle w:val="VerbatimChar"/>
+              </w:rPr>
+              <w:t xml:space="preserve">LTC_DISCARD_PEC</w:t>
+            </w:r>
+          </w:p>
+        </w:tc>
+        <w:tc>
+          <w:tcPr/>
+          <w:p>
+            <w:pPr>
+              <w:pStyle w:val="Compact"/>
+              <w:jc w:val="left"/>
+            </w:pPr>
+            <w:r>
+              <w:rPr>
+                <w:rStyle w:val="VerbatimChar"/>
+              </w:rPr>
+              <w:t xml:space="preserve">implemented</w:t>
+            </w:r>
+          </w:p>
+        </w:tc>
+      </w:tr>
+      <w:tr>
+        <w:tc>
+          <w:tcPr/>
+          <w:p>
+            <w:pPr>
+              <w:pStyle w:val="Compact"/>
+              <w:jc w:val="left"/>
+            </w:pPr>
+            <w:r>
+              <w:rPr>
+                <w:rStyle w:val="VerbatimChar"/>
+              </w:rPr>
+              <w:t xml:space="preserve">src/app/driver/afe/ltc/6813-1/config/ltc_6813-1_cfg.h</w:t>
+            </w:r>
+          </w:p>
+        </w:tc>
+        <w:tc>
+          <w:tcPr/>
+          <w:p>
+            <w:pPr>
+              <w:pStyle w:val="Compact"/>
+              <w:jc w:val="left"/>
+            </w:pPr>
+            <w:r>
+              <w:rPr>
+                <w:rStyle w:val="VerbatimChar"/>
+              </w:rPr>
+              <w:t xml:space="preserve">LTC_NUMBER_OF_CELL_VOLTAGES_PER_REGISTER</w:t>
+            </w:r>
+          </w:p>
+        </w:tc>
+        <w:tc>
+          <w:tcPr/>
+          <w:p>
+            <w:pPr>
+              <w:pStyle w:val="Compact"/>
+              <w:jc w:val="left"/>
+            </w:pPr>
+            <w:r>
+              <w:rPr>
+                <w:rStyle w:val="VerbatimChar"/>
+              </w:rPr>
+              <w:t xml:space="preserve">implemented</w:t>
+            </w:r>
+          </w:p>
+        </w:tc>
+      </w:tr>
+      <w:tr>
+        <w:tc>
+          <w:tcPr/>
+          <w:p>
+            <w:pPr>
+              <w:pStyle w:val="Compact"/>
+              <w:jc w:val="left"/>
+            </w:pPr>
+            <w:r>
+              <w:rPr>
+                <w:rStyle w:val="VerbatimChar"/>
+              </w:rPr>
+              <w:t xml:space="preserve">src/app/driver/meas/meas.c</w:t>
+            </w:r>
+          </w:p>
+        </w:tc>
+        <w:tc>
+          <w:tcPr/>
+          <w:p>
+            <w:pPr>
+              <w:pStyle w:val="Compact"/>
+              <w:jc w:val="left"/>
+            </w:pPr>
+            <w:r>
+              <w:rPr>
+                <w:rStyle w:val="VerbatimChar"/>
+              </w:rPr>
+              <w:t xml:space="preserve">MEAS_Control</w:t>
+            </w:r>
+          </w:p>
+        </w:tc>
+        <w:tc>
+          <w:tcPr/>
+          <w:p>
+            <w:pPr>
+              <w:pStyle w:val="Compact"/>
+              <w:jc w:val="left"/>
+            </w:pPr>
+            <w:r>
+              <w:rPr>
+                <w:rStyle w:val="VerbatimChar"/>
+              </w:rPr>
+              <w:t xml:space="preserve">implemented</w:t>
+            </w:r>
+          </w:p>
+        </w:tc>
+      </w:tr>
+      <w:tr>
+        <w:tc>
+          <w:tcPr/>
+          <w:p>
+            <w:pPr>
+              <w:pStyle w:val="Compact"/>
+              <w:jc w:val="left"/>
+            </w:pPr>
+            <w:r>
+              <w:rPr>
+                <w:rStyle w:val="VerbatimChar"/>
+              </w:rPr>
+              <w:t xml:space="preserve">src/app/task/config/ftask_cfg.h</w:t>
+            </w:r>
+          </w:p>
+        </w:tc>
+        <w:tc>
+          <w:tcPr/>
+          <w:p>
+            <w:pPr>
+              <w:pStyle w:val="Compact"/>
+              <w:jc w:val="left"/>
+            </w:pPr>
+            <w:r>
+              <w:rPr>
+                <w:rStyle w:val="VerbatimChar"/>
+              </w:rPr>
+              <w:t xml:space="preserve">FTSK_TASK_AFE_STACK_SIZE_IN_BYTES</w:t>
+            </w:r>
+          </w:p>
+        </w:tc>
+        <w:tc>
+          <w:tcPr/>
+          <w:p>
+            <w:pPr>
+              <w:pStyle w:val="Compact"/>
+              <w:jc w:val="left"/>
+            </w:pPr>
+            <w:r>
+              <w:rPr>
+                <w:rStyle w:val="VerbatimChar"/>
+              </w:rPr>
+              <w:t xml:space="preserve">implemented</w:t>
+            </w:r>
+          </w:p>
+        </w:tc>
+      </w:tr>
+      <w:tr>
+        <w:tc>
+          <w:tcPr/>
+          <w:p>
+            <w:pPr>
+              <w:pStyle w:val="Compact"/>
+              <w:jc w:val="left"/>
+            </w:pPr>
+            <w:r>
+              <w:rPr>
+                <w:rStyle w:val="VerbatimChar"/>
+              </w:rPr>
+              <w:t xml:space="preserve">src/app/task/config/ftask_cfg.h</w:t>
+            </w:r>
+          </w:p>
+        </w:tc>
+        <w:tc>
+          <w:tcPr/>
+          <w:p>
+            <w:pPr>
+              <w:pStyle w:val="Compact"/>
+              <w:jc w:val="left"/>
+            </w:pPr>
+            <w:r>
+              <w:rPr>
+                <w:rStyle w:val="VerbatimChar"/>
+              </w:rPr>
+              <w:t xml:space="preserve">FTSK_TASK_AFE_CYCLE_TIME</w:t>
+            </w:r>
+          </w:p>
+        </w:tc>
+        <w:tc>
+          <w:tcPr/>
+          <w:p>
+            <w:pPr>
+              <w:pStyle w:val="Compact"/>
+              <w:jc w:val="left"/>
+            </w:pPr>
+            <w:r>
+              <w:rPr>
+                <w:rStyle w:val="VerbatimChar"/>
+              </w:rPr>
+              <w:t xml:space="preserve">implemented</w:t>
+            </w:r>
+          </w:p>
+        </w:tc>
+      </w:tr>
+      <w:tr>
+        <w:tc>
+          <w:tcPr/>
+          <w:p>
+            <w:pPr>
+              <w:pStyle w:val="Compact"/>
+              <w:jc w:val="left"/>
+            </w:pPr>
+            <w:r>
+              <w:rPr>
+                <w:rStyle w:val="VerbatimChar"/>
+              </w:rPr>
+              <w:t xml:space="preserve">tools/waf-tools/bms_config_validator.py</w:t>
+            </w:r>
+          </w:p>
+        </w:tc>
+        <w:tc>
+          <w:tcPr/>
+          <w:p>
+            <w:pPr>
+              <w:pStyle w:val="Compact"/>
+              <w:jc w:val="left"/>
+            </w:pPr>
+            <w:r>
+              <w:rPr>
+                <w:rStyle w:val="VerbatimChar"/>
+              </w:rPr>
+              <w:t xml:space="preserve">afe_driver_type</w:t>
+            </w:r>
+          </w:p>
+        </w:tc>
+        <w:tc>
+          <w:tcPr/>
+          <w:p>
+            <w:pPr>
+              <w:pStyle w:val="Compact"/>
+              <w:jc w:val="left"/>
+            </w:pPr>
+            <w:r>
+              <w:rPr>
+                <w:rStyle w:val="VerbatimChar"/>
+              </w:rPr>
+              <w:t xml:space="preserve">implemented</w:t>
+            </w:r>
+          </w:p>
+        </w:tc>
+      </w:tr>
+      <w:tr>
+        <w:tc>
+          <w:tcPr/>
+          <w:p>
+            <w:pPr>
+              <w:pStyle w:val="Compact"/>
+              <w:jc w:val="left"/>
+            </w:pPr>
+            <w:r>
+              <w:rPr>
+                <w:rStyle w:val="VerbatimChar"/>
+              </w:rPr>
+              <w:t xml:space="preserve">src/app/driver/afe/api/afe_plausibility.h</w:t>
+            </w:r>
+          </w:p>
+        </w:tc>
+        <w:tc>
+          <w:tcPr/>
+          <w:p>
+            <w:pPr>
+              <w:pStyle w:val="Compact"/>
+              <w:jc w:val="left"/>
+            </w:pPr>
+            <w:r>
+              <w:rPr>
+                <w:rStyle w:val="VerbatimChar"/>
+              </w:rPr>
+              <w:t xml:space="preserve">AFE_PlausibilityCheckVoltageMeasurementRange</w:t>
+            </w:r>
+          </w:p>
+        </w:tc>
+        <w:tc>
+          <w:tcPr/>
+          <w:p>
+            <w:pPr>
+              <w:pStyle w:val="Compact"/>
+              <w:jc w:val="left"/>
+            </w:pPr>
+            <w:r>
+              <w:rPr>
+                <w:rStyle w:val="VerbatimChar"/>
+              </w:rPr>
+              <w:t xml:space="preserve">not_in_source</w:t>
+            </w:r>
+          </w:p>
+        </w:tc>
+      </w:tr>
+    </w:tbl>
+    <w:bookmarkEnd w:id="28"/>
+    <w:bookmarkStart w:id="29" w:name="Xb12d171a6cdffd05c75575ec19b2986ed847833"/>
+    <w:p>
+      <w:pPr>
+        <w:pStyle w:val="Heading3"/>
+      </w:pPr>
+      <w:r>
+        <w:rPr>
+          <w:rStyle w:val="VerbatimChar"/>
+        </w:rPr>
+        <w:t xml:space="preserve">FB2-SW-DSN-000005</w:t>
+      </w:r>
+      <w:r>
+        <w:t xml:space="preserve"> </w:t>
+      </w:r>
+      <w:r>
+        <w:t xml:space="preserve">(synthetic_reference) — Detailed Design: SOA monitoring - tiered limit evaluation, limit-provider split,…</w:t>
+      </w:r>
+    </w:p>
+    <w:tbl>
+      <w:tblPr>
+        <w:tblStyle w:val="Table"/>
+        <w:tblW w:type="pct" w:w="5000"/>
+        <w:jc w:val="left"/>
+        <w:tblLayout w:type="fixed"/>
+        <w:tblLook w:firstRow="1" w:lastRow="0" w:firstColumn="0" w:lastColumn="0" w:noHBand="0" w:noVBand="0" w:val="0020"/>
+      </w:tblPr>
+      <w:tblGrid>
+        <w:gridCol w:w="2640"/>
+        <w:gridCol w:w="2640"/>
+        <w:gridCol w:w="2640"/>
+      </w:tblGrid>
+      <w:tr>
+        <w:trPr>
+          <w:tblHeader w:val="on"/>
+        </w:trPr>
+        <w:tc>
+          <w:tcPr/>
+          <w:p>
+            <w:pPr>
+              <w:pStyle w:val="Compact"/>
+              <w:jc w:val="left"/>
+            </w:pPr>
+            <w:r>
+              <w:t xml:space="preserve">Source file</w:t>
+            </w:r>
+          </w:p>
+        </w:tc>
+        <w:tc>
+          <w:tcPr/>
+          <w:p>
+            <w:pPr>
+              <w:pStyle w:val="Compact"/>
+              <w:jc w:val="left"/>
+            </w:pPr>
+            <w:r>
+              <w:t xml:space="preserve">Symbol</w:t>
+            </w:r>
+          </w:p>
+        </w:tc>
+        <w:tc>
+          <w:tcPr/>
+          <w:p>
+            <w:pPr>
+              <w:pStyle w:val="Compact"/>
+              <w:jc w:val="left"/>
+            </w:pPr>
+            <w:r>
+              <w:t xml:space="preserve">Status</w:t>
+            </w:r>
+          </w:p>
+        </w:tc>
+      </w:tr>
+      <w:tr>
+        <w:tc>
+          <w:tcPr/>
+          <w:p>
+            <w:pPr>
+              <w:pStyle w:val="Compact"/>
+              <w:jc w:val="left"/>
+            </w:pPr>
+            <w:r>
+              <w:rPr>
+                <w:rStyle w:val="VerbatimChar"/>
+              </w:rPr>
+              <w:t xml:space="preserve">src/app/application/soa/soa.c</w:t>
+            </w:r>
+          </w:p>
+        </w:tc>
+        <w:tc>
+          <w:tcPr/>
+          <w:p>
+            <w:pPr>
+              <w:pStyle w:val="Compact"/>
+              <w:jc w:val="left"/>
+            </w:pPr>
+            <w:r>
+              <w:rPr>
+                <w:rStyle w:val="VerbatimChar"/>
+              </w:rPr>
+              <w:t xml:space="preserve">SOA_CheckVoltages</w:t>
+            </w:r>
+          </w:p>
+        </w:tc>
+        <w:tc>
+          <w:tcPr/>
+          <w:p>
+            <w:pPr>
+              <w:pStyle w:val="Compact"/>
+              <w:jc w:val="left"/>
+            </w:pPr>
+            <w:r>
+              <w:rPr>
+                <w:rStyle w:val="VerbatimChar"/>
+              </w:rPr>
+              <w:t xml:space="preserve">implemented</w:t>
+            </w:r>
+          </w:p>
+        </w:tc>
+      </w:tr>
+      <w:tr>
+        <w:tc>
+          <w:tcPr/>
+          <w:p>
+            <w:pPr>
+              <w:pStyle w:val="Compact"/>
+              <w:jc w:val="left"/>
+            </w:pPr>
+            <w:r>
+              <w:rPr>
+                <w:rStyle w:val="VerbatimChar"/>
+              </w:rPr>
+              <w:t xml:space="preserve">src/app/application/soa/soa.c</w:t>
+            </w:r>
+          </w:p>
+        </w:tc>
+        <w:tc>
+          <w:tcPr/>
+          <w:p>
+            <w:pPr>
+              <w:pStyle w:val="Compact"/>
+              <w:jc w:val="left"/>
+            </w:pPr>
+            <w:r>
+              <w:rPr>
+                <w:rStyle w:val="VerbatimChar"/>
+              </w:rPr>
+              <w:t xml:space="preserve">SOA_CheckTemperatures</w:t>
+            </w:r>
+          </w:p>
+        </w:tc>
+        <w:tc>
+          <w:tcPr/>
+          <w:p>
+            <w:pPr>
+              <w:pStyle w:val="Compact"/>
+              <w:jc w:val="left"/>
+            </w:pPr>
+            <w:r>
+              <w:rPr>
+                <w:rStyle w:val="VerbatimChar"/>
+              </w:rPr>
+              <w:t xml:space="preserve">implemented</w:t>
+            </w:r>
+          </w:p>
+        </w:tc>
+      </w:tr>
+      <w:tr>
+        <w:tc>
+          <w:tcPr/>
+          <w:p>
+            <w:pPr>
+              <w:pStyle w:val="Compact"/>
+              <w:jc w:val="left"/>
+            </w:pPr>
+            <w:r>
+              <w:rPr>
+                <w:rStyle w:val="VerbatimChar"/>
+              </w:rPr>
+              <w:t xml:space="preserve">src/app/application/soa/soa.c</w:t>
+            </w:r>
+          </w:p>
+        </w:tc>
+        <w:tc>
+          <w:tcPr/>
+          <w:p>
+            <w:pPr>
+              <w:pStyle w:val="Compact"/>
+              <w:jc w:val="left"/>
+            </w:pPr>
+            <w:r>
+              <w:rPr>
+                <w:rStyle w:val="VerbatimChar"/>
+              </w:rPr>
+              <w:t xml:space="preserve">SOA_CheckCurrent</w:t>
+            </w:r>
+          </w:p>
+        </w:tc>
+        <w:tc>
+          <w:tcPr/>
+          <w:p>
+            <w:pPr>
+              <w:pStyle w:val="Compact"/>
+              <w:jc w:val="left"/>
+            </w:pPr>
+            <w:r>
+              <w:rPr>
+                <w:rStyle w:val="VerbatimChar"/>
+              </w:rPr>
+              <w:t xml:space="preserve">implemented</w:t>
+            </w:r>
+          </w:p>
+        </w:tc>
+      </w:tr>
+      <w:tr>
+        <w:tc>
+          <w:tcPr/>
+          <w:p>
+            <w:pPr>
+              <w:pStyle w:val="Compact"/>
+              <w:jc w:val="left"/>
+            </w:pPr>
+            <w:r>
+              <w:rPr>
+                <w:rStyle w:val="VerbatimChar"/>
+              </w:rPr>
+              <w:t xml:space="preserve">src/app/application/soa/soa.c</w:t>
+            </w:r>
+          </w:p>
+        </w:tc>
+        <w:tc>
+          <w:tcPr/>
+          <w:p>
+            <w:pPr>
+              <w:pStyle w:val="Compact"/>
+              <w:jc w:val="left"/>
+            </w:pPr>
+            <w:r>
+              <w:rPr>
+                <w:rStyle w:val="VerbatimChar"/>
+              </w:rPr>
+              <w:t xml:space="preserve">SOA_CheckSlaveTemperatures</w:t>
+            </w:r>
+          </w:p>
+        </w:tc>
+        <w:tc>
+          <w:tcPr/>
+          <w:p>
+            <w:pPr>
+              <w:pStyle w:val="Compact"/>
+              <w:jc w:val="left"/>
+            </w:pPr>
+            <w:r>
+              <w:rPr>
+                <w:rStyle w:val="VerbatimChar"/>
+              </w:rPr>
+              <w:t xml:space="preserve">not_in_source</w:t>
+            </w:r>
+          </w:p>
+        </w:tc>
+      </w:tr>
+      <w:tr>
+        <w:tc>
+          <w:tcPr/>
+          <w:p>
+            <w:pPr>
+              <w:pStyle w:val="Compact"/>
+              <w:jc w:val="left"/>
+            </w:pPr>
+            <w:r>
+              <w:rPr>
+                <w:rStyle w:val="VerbatimChar"/>
+              </w:rPr>
+              <w:t xml:space="preserve">src/app/application/soa/soa.h</w:t>
+            </w:r>
+          </w:p>
+        </w:tc>
+        <w:tc>
+          <w:tcPr/>
+          <w:p>
+            <w:pPr>
+              <w:pStyle w:val="Compact"/>
+              <w:jc w:val="left"/>
+            </w:pPr>
+            <w:r>
+              <w:rPr>
+                <w:rStyle w:val="VerbatimChar"/>
+              </w:rPr>
+              <w:t xml:space="preserve">SOA_CheckVoltages</w:t>
+            </w:r>
+          </w:p>
+        </w:tc>
+        <w:tc>
+          <w:tcPr/>
+          <w:p>
+            <w:pPr>
+              <w:pStyle w:val="Compact"/>
+              <w:jc w:val="left"/>
+            </w:pPr>
+            <w:r>
+              <w:rPr>
+                <w:rStyle w:val="VerbatimChar"/>
+              </w:rPr>
+              <w:t xml:space="preserve">implemented</w:t>
+            </w:r>
+          </w:p>
+        </w:tc>
+      </w:tr>
+      <w:tr>
+        <w:tc>
+          <w:tcPr/>
+          <w:p>
+            <w:pPr>
+              <w:pStyle w:val="Compact"/>
+              <w:jc w:val="left"/>
+            </w:pPr>
+            <w:r>
+              <w:rPr>
+                <w:rStyle w:val="VerbatimChar"/>
+              </w:rPr>
+              <w:t xml:space="preserve">src/app/application/config/soa_cfg.c</w:t>
+            </w:r>
+          </w:p>
+        </w:tc>
+        <w:tc>
+          <w:tcPr/>
+          <w:p>
+            <w:pPr>
+              <w:pStyle w:val="Compact"/>
+              <w:jc w:val="left"/>
+            </w:pPr>
+            <w:r>
+              <w:rPr>
+                <w:rStyle w:val="VerbatimChar"/>
+              </w:rPr>
+              <w:t xml:space="preserve">SOA_IsPackCurrentLimitViolated</w:t>
+            </w:r>
+          </w:p>
+        </w:tc>
+        <w:tc>
+          <w:tcPr/>
+          <w:p>
+            <w:pPr>
+              <w:pStyle w:val="Compact"/>
+              <w:jc w:val="left"/>
+            </w:pPr>
+            <w:r>
+              <w:rPr>
+                <w:rStyle w:val="VerbatimChar"/>
+              </w:rPr>
+              <w:t xml:space="preserve">implemented</w:t>
+            </w:r>
+          </w:p>
+        </w:tc>
+      </w:tr>
+      <w:tr>
+        <w:tc>
+          <w:tcPr/>
+          <w:p>
+            <w:pPr>
+              <w:pStyle w:val="Compact"/>
+              <w:jc w:val="left"/>
+            </w:pPr>
+            <w:r>
+              <w:rPr>
+                <w:rStyle w:val="VerbatimChar"/>
+              </w:rPr>
+              <w:t xml:space="preserve">src/app/application/config/soa_cfg.c</w:t>
+            </w:r>
+          </w:p>
+        </w:tc>
+        <w:tc>
+          <w:tcPr/>
+          <w:p>
+            <w:pPr>
+              <w:pStyle w:val="Compact"/>
+              <w:jc w:val="left"/>
+            </w:pPr>
+            <w:r>
+              <w:rPr>
+                <w:rStyle w:val="VerbatimChar"/>
+              </w:rPr>
+              <w:t xml:space="preserve">SOA_IsStringCurrentLimitViolated</w:t>
+            </w:r>
+          </w:p>
+        </w:tc>
+        <w:tc>
+          <w:tcPr/>
+          <w:p>
+            <w:pPr>
+              <w:pStyle w:val="Compact"/>
+              <w:jc w:val="left"/>
+            </w:pPr>
+            <w:r>
+              <w:rPr>
+                <w:rStyle w:val="VerbatimChar"/>
+              </w:rPr>
+              <w:t xml:space="preserve">implemented</w:t>
+            </w:r>
+          </w:p>
+        </w:tc>
+      </w:tr>
+      <w:tr>
+        <w:tc>
+          <w:tcPr/>
+          <w:p>
+            <w:pPr>
+              <w:pStyle w:val="Compact"/>
+              <w:jc w:val="left"/>
+            </w:pPr>
+            <w:r>
+              <w:rPr>
+                <w:rStyle w:val="VerbatimChar"/>
+              </w:rPr>
+              <w:t xml:space="preserve">src/app/application/config/soa_cfg.c</w:t>
+            </w:r>
+          </w:p>
+        </w:tc>
+        <w:tc>
+          <w:tcPr/>
+          <w:p>
+            <w:pPr>
+              <w:pStyle w:val="Compact"/>
+              <w:jc w:val="left"/>
+            </w:pPr>
+            <w:r>
+              <w:rPr>
+                <w:rStyle w:val="VerbatimChar"/>
+              </w:rPr>
+              <w:t xml:space="preserve">SOA_IsCellCurrentLimitViolated</w:t>
+            </w:r>
+          </w:p>
+        </w:tc>
+        <w:tc>
+          <w:tcPr/>
+          <w:p>
+            <w:pPr>
+              <w:pStyle w:val="Compact"/>
+              <w:jc w:val="left"/>
+            </w:pPr>
+            <w:r>
+              <w:rPr>
+                <w:rStyle w:val="VerbatimChar"/>
+              </w:rPr>
+              <w:t xml:space="preserve">implemented</w:t>
+            </w:r>
+          </w:p>
+        </w:tc>
+      </w:tr>
+      <w:tr>
+        <w:tc>
+          <w:tcPr/>
+          <w:p>
+            <w:pPr>
+              <w:pStyle w:val="Compact"/>
+              <w:jc w:val="left"/>
+            </w:pPr>
+            <w:r>
+              <w:rPr>
+                <w:rStyle w:val="VerbatimChar"/>
+              </w:rPr>
+              <w:t xml:space="preserve">src/app/application/config/soa_cfg.c</w:t>
+            </w:r>
+          </w:p>
+        </w:tc>
+        <w:tc>
+          <w:tcPr/>
+          <w:p>
+            <w:pPr>
+              <w:pStyle w:val="Compact"/>
+              <w:jc w:val="left"/>
+            </w:pPr>
+            <w:r>
+              <w:rPr>
+                <w:rStyle w:val="VerbatimChar"/>
+              </w:rPr>
+              <w:t xml:space="preserve">SOA_IsCurrentOnOpenString</w:t>
+            </w:r>
+          </w:p>
+        </w:tc>
+        <w:tc>
+          <w:tcPr/>
+          <w:p>
+            <w:pPr>
+              <w:pStyle w:val="Compact"/>
+              <w:jc w:val="left"/>
+            </w:pPr>
+            <w:r>
+              <w:rPr>
+                <w:rStyle w:val="VerbatimChar"/>
+              </w:rPr>
+              <w:t xml:space="preserve">implemented</w:t>
+            </w:r>
+          </w:p>
+        </w:tc>
+      </w:tr>
+      <w:tr>
+        <w:tc>
+          <w:tcPr/>
+          <w:p>
+            <w:pPr>
+              <w:pStyle w:val="Compact"/>
+              <w:jc w:val="left"/>
+            </w:pPr>
+            <w:r>
+              <w:rPr>
+                <w:rStyle w:val="VerbatimChar"/>
+              </w:rPr>
+              <w:t xml:space="preserve">src/app/application/soa/soa.c</w:t>
+            </w:r>
+          </w:p>
+        </w:tc>
+        <w:tc>
+          <w:tcPr/>
+          <w:p>
+            <w:pPr>
+              <w:pStyle w:val="Compact"/>
+              <w:jc w:val="left"/>
+            </w:pPr>
+            <w:r>
+              <w:rPr>
+                <w:rStyle w:val="VerbatimChar"/>
+              </w:rPr>
+              <w:t xml:space="preserve">DIAG_Handler</w:t>
+            </w:r>
+          </w:p>
+        </w:tc>
+        <w:tc>
+          <w:tcPr/>
+          <w:p>
+            <w:pPr>
+              <w:pStyle w:val="Compact"/>
+              <w:jc w:val="left"/>
+            </w:pPr>
+            <w:r>
+              <w:rPr>
+                <w:rStyle w:val="VerbatimChar"/>
+              </w:rPr>
+              <w:t xml:space="preserve">implemented</w:t>
+            </w:r>
+          </w:p>
+        </w:tc>
+      </w:tr>
+      <w:tr>
+        <w:tc>
+          <w:tcPr/>
+          <w:p>
+            <w:pPr>
+              <w:pStyle w:val="Compact"/>
+              <w:jc w:val="left"/>
+            </w:pPr>
+            <w:r>
+              <w:rPr>
+                <w:rStyle w:val="VerbatimChar"/>
+              </w:rPr>
+              <w:t xml:space="preserve">src/app/application/bms/bms.c</w:t>
+            </w:r>
+          </w:p>
+        </w:tc>
+        <w:tc>
+          <w:tcPr/>
+          <w:p>
+            <w:pPr>
+              <w:pStyle w:val="Compact"/>
+              <w:jc w:val="left"/>
+            </w:pPr>
+            <w:r>
+              <w:rPr>
+                <w:rStyle w:val="VerbatimChar"/>
+              </w:rPr>
+              <w:t xml:space="preserve">BMS_Trigger</w:t>
+            </w:r>
+          </w:p>
+        </w:tc>
+        <w:tc>
+          <w:tcPr/>
+          <w:p>
+            <w:pPr>
+              <w:pStyle w:val="Compact"/>
+              <w:jc w:val="left"/>
+            </w:pPr>
+            <w:r>
+              <w:rPr>
+                <w:rStyle w:val="VerbatimChar"/>
+              </w:rPr>
+              <w:t xml:space="preserve">implemented</w:t>
+            </w:r>
+          </w:p>
+        </w:tc>
+      </w:tr>
+      <w:tr>
+        <w:tc>
+          <w:tcPr/>
+          <w:p>
+            <w:pPr>
+              <w:pStyle w:val="Compact"/>
+              <w:jc w:val="left"/>
+            </w:pPr>
+            <w:r>
+              <w:rPr>
+                <w:rStyle w:val="VerbatimChar"/>
+              </w:rPr>
+              <w:t xml:space="preserve">src/app/application/bms/bms.c</w:t>
+            </w:r>
+          </w:p>
+        </w:tc>
+        <w:tc>
+          <w:tcPr/>
+          <w:p>
+            <w:pPr>
+              <w:pStyle w:val="Compact"/>
+              <w:jc w:val="left"/>
+            </w:pPr>
+            <w:r>
+              <w:rPr>
+                <w:rStyle w:val="VerbatimChar"/>
+              </w:rPr>
+              <w:t xml:space="preserve">BMS_GetCurrentFlowDirection</w:t>
+            </w:r>
+          </w:p>
+        </w:tc>
+        <w:tc>
+          <w:tcPr/>
+          <w:p>
+            <w:pPr>
+              <w:pStyle w:val="Compact"/>
+              <w:jc w:val="left"/>
+            </w:pPr>
+            <w:r>
+              <w:rPr>
+                <w:rStyle w:val="VerbatimChar"/>
+              </w:rPr>
+              <w:t xml:space="preserve">implemented</w:t>
+            </w:r>
+          </w:p>
+        </w:tc>
+      </w:tr>
+      <w:tr>
+        <w:tc>
+          <w:tcPr/>
+          <w:p>
+            <w:pPr>
+              <w:pStyle w:val="Compact"/>
+              <w:jc w:val="left"/>
+            </w:pPr>
+            <w:r>
+              <w:rPr>
+                <w:rStyle w:val="VerbatimChar"/>
+              </w:rPr>
+              <w:t xml:space="preserve">src/app/task/config/ftask_cfg.c</w:t>
+            </w:r>
+          </w:p>
+        </w:tc>
+        <w:tc>
+          <w:tcPr/>
+          <w:p>
+            <w:pPr>
+              <w:pStyle w:val="Compact"/>
+              <w:jc w:val="left"/>
+            </w:pPr>
+            <w:r>
+              <w:rPr>
+                <w:rStyle w:val="VerbatimChar"/>
+              </w:rPr>
+              <w:t xml:space="preserve">FTSK_RunUserCodeCyclic10ms</w:t>
+            </w:r>
+          </w:p>
+        </w:tc>
+        <w:tc>
+          <w:tcPr/>
+          <w:p>
+            <w:pPr>
+              <w:pStyle w:val="Compact"/>
+              <w:jc w:val="left"/>
+            </w:pPr>
+            <w:r>
+              <w:rPr>
+                <w:rStyle w:val="VerbatimChar"/>
+              </w:rPr>
+              <w:t xml:space="preserve">implemented</w:t>
+            </w:r>
+          </w:p>
+        </w:tc>
+      </w:tr>
+      <w:tr>
+        <w:tc>
+          <w:tcPr/>
+          <w:p>
+            <w:pPr>
+              <w:pStyle w:val="Compact"/>
+              <w:jc w:val="left"/>
+            </w:pPr>
+            <w:r>
+              <w:rPr>
+                <w:rStyle w:val="VerbatimChar"/>
+              </w:rPr>
+              <w:t xml:space="preserve">src/app/engine/diag/diag.h</w:t>
+            </w:r>
+          </w:p>
+        </w:tc>
+        <w:tc>
+          <w:tcPr/>
+          <w:p>
+            <w:pPr>
+              <w:pStyle w:val="Compact"/>
+              <w:jc w:val="left"/>
+            </w:pPr>
+            <w:r>
+              <w:rPr>
+                <w:rStyle w:val="VerbatimChar"/>
+              </w:rPr>
+              <w:t xml:space="preserve">DIAG_HANDLER_RETURN_ERR_OCCURRED</w:t>
+            </w:r>
+          </w:p>
+        </w:tc>
+        <w:tc>
+          <w:tcPr/>
+          <w:p>
+            <w:pPr>
+              <w:pStyle w:val="Compact"/>
+              <w:jc w:val="left"/>
+            </w:pPr>
+            <w:r>
+              <w:rPr>
+                <w:rStyle w:val="VerbatimChar"/>
+              </w:rPr>
+              <w:t xml:space="preserve">implemented</w:t>
+            </w:r>
+          </w:p>
+        </w:tc>
+      </w:tr>
+      <w:tr>
+        <w:tc>
+          <w:tcPr/>
+          <w:p>
+            <w:pPr>
+              <w:pStyle w:val="Compact"/>
+              <w:jc w:val="left"/>
+            </w:pPr>
+            <w:r>
+              <w:rPr>
+                <w:rStyle w:val="VerbatimChar"/>
+              </w:rPr>
+              <w:t xml:space="preserve">src/app/engine/diag/diag.h</w:t>
+            </w:r>
+          </w:p>
+        </w:tc>
+        <w:tc>
+          <w:tcPr/>
+          <w:p>
+            <w:pPr>
+              <w:pStyle w:val="Compact"/>
+              <w:jc w:val="left"/>
+            </w:pPr>
+            <w:r>
+              <w:rPr>
+                <w:rStyle w:val="VerbatimChar"/>
+              </w:rPr>
+              <w:t xml:space="preserve">extern DIAG_RETURNTYPE_e DIAG_Handler</w:t>
+            </w:r>
+          </w:p>
+        </w:tc>
+        <w:tc>
+          <w:tcPr/>
+          <w:p>
+            <w:pPr>
+              <w:pStyle w:val="Compact"/>
+              <w:jc w:val="left"/>
+            </w:pPr>
+            <w:r>
+              <w:rPr>
+                <w:rStyle w:val="VerbatimChar"/>
+              </w:rPr>
+              <w:t xml:space="preserve">implemented</w:t>
+            </w:r>
+          </w:p>
+        </w:tc>
+      </w:tr>
+      <w:tr>
+        <w:tc>
+          <w:tcPr/>
+          <w:p>
+            <w:pPr>
+              <w:pStyle w:val="Compact"/>
+              <w:jc w:val="left"/>
+            </w:pPr>
+            <w:r>
+              <w:rPr>
+                <w:rStyle w:val="VerbatimChar"/>
+              </w:rPr>
+              <w:t xml:space="preserve">src/app/engine/config/database_cfg.h</w:t>
+            </w:r>
+          </w:p>
+        </w:tc>
+        <w:tc>
+          <w:tcPr/>
+          <w:p>
+            <w:pPr>
+              <w:pStyle w:val="Compact"/>
+              <w:jc w:val="left"/>
+            </w:pPr>
+            <w:r>
+              <w:rPr>
+                <w:rStyle w:val="VerbatimChar"/>
+              </w:rPr>
+              <w:t xml:space="preserve">invalidStringCurrent</w:t>
+            </w:r>
+          </w:p>
+        </w:tc>
+        <w:tc>
+          <w:tcPr/>
+          <w:p>
+            <w:pPr>
+              <w:pStyle w:val="Compact"/>
+              <w:jc w:val="left"/>
+            </w:pPr>
+            <w:r>
+              <w:rPr>
+                <w:rStyle w:val="VerbatimChar"/>
+              </w:rPr>
+              <w:t xml:space="preserve">implemented</w:t>
+            </w:r>
+          </w:p>
+        </w:tc>
+      </w:tr>
+      <w:tr>
+        <w:tc>
+          <w:tcPr/>
+          <w:p>
+            <w:pPr>
+              <w:pStyle w:val="Compact"/>
+              <w:jc w:val="left"/>
+            </w:pPr>
+            <w:r>
+              <w:rPr>
+                <w:rStyle w:val="VerbatimChar"/>
+              </w:rPr>
+              <w:t xml:space="preserve">src/app/engine/config/database_cfg.h</w:t>
+            </w:r>
+          </w:p>
+        </w:tc>
+        <w:tc>
+          <w:tcPr/>
+          <w:p>
+            <w:pPr>
+              <w:pStyle w:val="Compact"/>
+              <w:jc w:val="left"/>
+            </w:pPr>
+            <w:r>
+              <w:rPr>
+                <w:rStyle w:val="VerbatimChar"/>
+              </w:rPr>
+              <w:t xml:space="preserve">invalidPackCurrent</w:t>
+            </w:r>
+          </w:p>
+        </w:tc>
+        <w:tc>
+          <w:tcPr/>
+          <w:p>
+            <w:pPr>
+              <w:pStyle w:val="Compact"/>
+              <w:jc w:val="left"/>
+            </w:pPr>
+            <w:r>
+              <w:rPr>
+                <w:rStyle w:val="VerbatimChar"/>
+              </w:rPr>
+              <w:t xml:space="preserve">implemented</w:t>
+            </w:r>
+          </w:p>
+        </w:tc>
+      </w:tr>
+      <w:tr>
+        <w:tc>
+          <w:tcPr/>
+          <w:p>
+            <w:pPr>
+              <w:pStyle w:val="Compact"/>
+              <w:jc w:val="left"/>
+            </w:pPr>
+            <w:r>
+              <w:rPr>
+                <w:rStyle w:val="VerbatimChar"/>
+              </w:rPr>
+              <w:t xml:space="preserve">src/app/application/config/battery_system_cfg.h</w:t>
+            </w:r>
+          </w:p>
+        </w:tc>
+        <w:tc>
+          <w:tcPr/>
+          <w:p>
+            <w:pPr>
+              <w:pStyle w:val="Compact"/>
+              <w:jc w:val="left"/>
+            </w:pPr>
+            <w:r>
+              <w:rPr>
+                <w:rStyle w:val="VerbatimChar"/>
+              </w:rPr>
+              <w:t xml:space="preserve">BS_NR_OF_STRINGS</w:t>
+            </w:r>
+          </w:p>
+        </w:tc>
+        <w:tc>
+          <w:tcPr/>
+          <w:p>
+            <w:pPr>
+              <w:pStyle w:val="Compact"/>
+              <w:jc w:val="left"/>
+            </w:pPr>
+            <w:r>
+              <w:rPr>
+                <w:rStyle w:val="VerbatimChar"/>
+              </w:rPr>
+              <w:t xml:space="preserve">implemented</w:t>
+            </w:r>
+          </w:p>
+        </w:tc>
+      </w:tr>
+      <w:tr>
+        <w:tc>
+          <w:tcPr/>
+          <w:p>
+            <w:pPr>
+              <w:pStyle w:val="Compact"/>
+              <w:jc w:val="left"/>
+            </w:pPr>
+            <w:r>
+              <w:rPr>
+                <w:rStyle w:val="VerbatimChar"/>
+              </w:rPr>
+              <w:t xml:space="preserve">src/app/application/config/battery_system_cfg.h</w:t>
+            </w:r>
+          </w:p>
+        </w:tc>
+        <w:tc>
+          <w:tcPr/>
+          <w:p>
+            <w:pPr>
+              <w:pStyle w:val="Compact"/>
+              <w:jc w:val="left"/>
+            </w:pPr>
+            <w:r>
+              <w:rPr>
+                <w:rStyle w:val="VerbatimChar"/>
+              </w:rPr>
+              <w:t xml:space="preserve">BS_REST_CURRENT_mA</w:t>
+            </w:r>
+          </w:p>
+        </w:tc>
+        <w:tc>
+          <w:tcPr/>
+          <w:p>
+            <w:pPr>
+              <w:pStyle w:val="Compact"/>
+              <w:jc w:val="left"/>
+            </w:pPr>
+            <w:r>
+              <w:rPr>
+                <w:rStyle w:val="VerbatimChar"/>
+              </w:rPr>
+              <w:t xml:space="preserve">implemented</w:t>
+            </w:r>
+          </w:p>
+        </w:tc>
+      </w:tr>
+      <w:tr>
+        <w:tc>
+          <w:tcPr/>
+          <w:p>
+            <w:pPr>
+              <w:pStyle w:val="Compact"/>
+              <w:jc w:val="left"/>
+            </w:pPr>
+            <w:r>
+              <w:rPr>
+                <w:rStyle w:val="VerbatimChar"/>
+              </w:rPr>
+              <w:t xml:space="preserve">src/app/application/config/battery_system_cfg.h</w:t>
+            </w:r>
+          </w:p>
+        </w:tc>
+        <w:tc>
+          <w:tcPr/>
+          <w:p>
+            <w:pPr>
+              <w:pStyle w:val="Compact"/>
+              <w:jc w:val="left"/>
+            </w:pPr>
+            <w:r>
+              <w:rPr>
+                <w:rStyle w:val="VerbatimChar"/>
+              </w:rPr>
+              <w:t xml:space="preserve">BS_MAXIMUM_STRING_CURRENT_mA</w:t>
+            </w:r>
+          </w:p>
+        </w:tc>
+        <w:tc>
+          <w:tcPr/>
+          <w:p>
+            <w:pPr>
+              <w:pStyle w:val="Compact"/>
+              <w:jc w:val="left"/>
+            </w:pPr>
+            <w:r>
+              <w:rPr>
+                <w:rStyle w:val="VerbatimChar"/>
+              </w:rPr>
+              <w:t xml:space="preserve">implemented</w:t>
+            </w:r>
+          </w:p>
+        </w:tc>
+      </w:tr>
+      <w:tr>
+        <w:tc>
+          <w:tcPr/>
+          <w:p>
+            <w:pPr>
+              <w:pStyle w:val="Compact"/>
+              <w:jc w:val="left"/>
+            </w:pPr>
+            <w:r>
+              <w:rPr>
+                <w:rStyle w:val="VerbatimChar"/>
+              </w:rPr>
+              <w:t xml:space="preserve">src/app/application/config/battery_system_cfg.h</w:t>
+            </w:r>
+          </w:p>
+        </w:tc>
+        <w:tc>
+          <w:tcPr/>
+          <w:p>
+            <w:pPr>
+              <w:pStyle w:val="Compact"/>
+              <w:jc w:val="left"/>
+            </w:pPr>
+            <w:r>
+              <w:rPr>
+                <w:rStyle w:val="VerbatimChar"/>
+              </w:rPr>
+              <w:t xml:space="preserve">BS_MAXIMUM_PACK_CURRENT_mA</w:t>
+            </w:r>
+          </w:p>
+        </w:tc>
+        <w:tc>
+          <w:tcPr/>
+          <w:p>
+            <w:pPr>
+              <w:pStyle w:val="Compact"/>
+              <w:jc w:val="left"/>
+            </w:pPr>
+            <w:r>
+              <w:rPr>
+                <w:rStyle w:val="VerbatimChar"/>
+              </w:rPr>
+              <w:t xml:space="preserve">implemented</w:t>
+            </w:r>
+          </w:p>
+        </w:tc>
+      </w:tr>
+      <w:tr>
+        <w:tc>
+          <w:tcPr/>
+          <w:p>
+            <w:pPr>
+              <w:pStyle w:val="Compact"/>
+              <w:jc w:val="left"/>
+            </w:pPr>
+            <w:r>
+              <w:rPr>
+                <w:rStyle w:val="VerbatimChar"/>
+              </w:rPr>
+              <w:t xml:space="preserve">src/app/application/config/battery_system_cfg.h</w:t>
+            </w:r>
+          </w:p>
+        </w:tc>
+        <w:tc>
+          <w:tcPr/>
+          <w:p>
+            <w:pPr>
+              <w:pStyle w:val="Compact"/>
+              <w:jc w:val="left"/>
+            </w:pPr>
+            <w:r>
+              <w:rPr>
+                <w:rStyle w:val="VerbatimChar"/>
+              </w:rPr>
+              <w:t xml:space="preserve">BS_NR_OF_PARALLEL_CELLS_PER_CELL_BLOCK</w:t>
+            </w:r>
+          </w:p>
+        </w:tc>
+        <w:tc>
+          <w:tcPr/>
+          <w:p>
+            <w:pPr>
+              <w:pStyle w:val="Compact"/>
+              <w:jc w:val="left"/>
+            </w:pPr>
+            <w:r>
+              <w:rPr>
+                <w:rStyle w:val="VerbatimChar"/>
+              </w:rPr>
+              <w:t xml:space="preserve">implemented</w:t>
+            </w:r>
+          </w:p>
+        </w:tc>
+      </w:tr>
+      <w:tr>
+        <w:tc>
+          <w:tcPr/>
+          <w:p>
+            <w:pPr>
+              <w:pStyle w:val="Compact"/>
+              <w:jc w:val="left"/>
+            </w:pPr>
+            <w:r>
+              <w:rPr>
+                <w:rStyle w:val="VerbatimChar"/>
+              </w:rPr>
+              <w:t xml:space="preserve">src/app/application/config/battery_system_cfg.h</w:t>
+            </w:r>
+          </w:p>
+        </w:tc>
+        <w:tc>
+          <w:tcPr/>
+          <w:p>
+            <w:pPr>
+              <w:pStyle w:val="Compact"/>
+              <w:jc w:val="left"/>
+            </w:pPr>
+            <w:r>
+              <w:rPr>
+                <w:rStyle w:val="VerbatimChar"/>
+              </w:rPr>
+              <w:t xml:space="preserve">BS_POSITIVE_DISCHARGE_CURRENT</w:t>
+            </w:r>
+          </w:p>
+        </w:tc>
+        <w:tc>
+          <w:tcPr/>
+          <w:p>
+            <w:pPr>
+              <w:pStyle w:val="Compact"/>
+              <w:jc w:val="left"/>
+            </w:pPr>
+            <w:r>
+              <w:rPr>
+                <w:rStyle w:val="VerbatimChar"/>
+              </w:rPr>
+              <w:t xml:space="preserve">implemented</w:t>
+            </w:r>
+          </w:p>
+        </w:tc>
+      </w:tr>
+      <w:tr>
+        <w:tc>
+          <w:tcPr/>
+          <w:p>
+            <w:pPr>
+              <w:pStyle w:val="Compact"/>
+              <w:jc w:val="left"/>
+            </w:pPr>
+            <w:r>
+              <w:rPr>
+                <w:rStyle w:val="VerbatimChar"/>
+              </w:rPr>
+              <w:t xml:space="preserve">src/app/application/config/battery_cell_cfg.h</w:t>
+            </w:r>
+          </w:p>
+        </w:tc>
+        <w:tc>
+          <w:tcPr/>
+          <w:p>
+            <w:pPr>
+              <w:pStyle w:val="Compact"/>
+              <w:jc w:val="left"/>
+            </w:pPr>
+            <w:r>
+              <w:rPr>
+                <w:rStyle w:val="VerbatimChar"/>
+              </w:rPr>
+              <w:t xml:space="preserve">BC_VOLTAGE_MAX_MOL_mV</w:t>
+            </w:r>
+          </w:p>
+        </w:tc>
+        <w:tc>
+          <w:tcPr/>
+          <w:p>
+            <w:pPr>
+              <w:pStyle w:val="Compact"/>
+              <w:jc w:val="left"/>
+            </w:pPr>
+            <w:r>
+              <w:rPr>
+                <w:rStyle w:val="VerbatimChar"/>
+              </w:rPr>
+              <w:t xml:space="preserve">implemented</w:t>
+            </w:r>
+          </w:p>
+        </w:tc>
+      </w:tr>
+      <w:tr>
+        <w:tc>
+          <w:tcPr/>
+          <w:p>
+            <w:pPr>
+              <w:pStyle w:val="Compact"/>
+              <w:jc w:val="left"/>
+            </w:pPr>
+            <w:r>
+              <w:rPr>
+                <w:rStyle w:val="VerbatimChar"/>
+              </w:rPr>
+              <w:t xml:space="preserve">src/app/application/config/battery_cell_cfg.h</w:t>
+            </w:r>
+          </w:p>
+        </w:tc>
+        <w:tc>
+          <w:tcPr/>
+          <w:p>
+            <w:pPr>
+              <w:pStyle w:val="Compact"/>
+              <w:jc w:val="left"/>
+            </w:pPr>
+            <w:r>
+              <w:rPr>
+                <w:rStyle w:val="VerbatimChar"/>
+              </w:rPr>
+              <w:t xml:space="preserve">BC_VOLTAGE_DEEP_DISCHARGE_mV</w:t>
+            </w:r>
+          </w:p>
+        </w:tc>
+        <w:tc>
+          <w:tcPr/>
+          <w:p>
+            <w:pPr>
+              <w:pStyle w:val="Compact"/>
+              <w:jc w:val="left"/>
+            </w:pPr>
+            <w:r>
+              <w:rPr>
+                <w:rStyle w:val="VerbatimChar"/>
+              </w:rPr>
+              <w:t xml:space="preserve">implemented</w:t>
+            </w:r>
+          </w:p>
+        </w:tc>
+      </w:tr>
+      <w:tr>
+        <w:tc>
+          <w:tcPr/>
+          <w:p>
+            <w:pPr>
+              <w:pStyle w:val="Compact"/>
+              <w:jc w:val="left"/>
+            </w:pPr>
+            <w:r>
+              <w:rPr>
+                <w:rStyle w:val="VerbatimChar"/>
+              </w:rPr>
+              <w:t xml:space="preserve">src/app/application/config/battery_cell_cfg.h</w:t>
+            </w:r>
+          </w:p>
+        </w:tc>
+        <w:tc>
+          <w:tcPr/>
+          <w:p>
+            <w:pPr>
+              <w:pStyle w:val="Compact"/>
+              <w:jc w:val="left"/>
+            </w:pPr>
+            <w:r>
+              <w:rPr>
+                <w:rStyle w:val="VerbatimChar"/>
+              </w:rPr>
+              <w:t xml:space="preserve">BC_TEMPERATURE_MAX_DISCHARGE_MSL_ddegC</w:t>
+            </w:r>
+          </w:p>
+        </w:tc>
+        <w:tc>
+          <w:tcPr/>
+          <w:p>
+            <w:pPr>
+              <w:pStyle w:val="Compact"/>
+              <w:jc w:val="left"/>
+            </w:pPr>
+            <w:r>
+              <w:rPr>
+                <w:rStyle w:val="VerbatimChar"/>
+              </w:rPr>
+              <w:t xml:space="preserve">implemented</w:t>
+            </w:r>
+          </w:p>
+        </w:tc>
+      </w:tr>
+      <w:tr>
+        <w:tc>
+          <w:tcPr/>
+          <w:p>
+            <w:pPr>
+              <w:pStyle w:val="Compact"/>
+              <w:jc w:val="left"/>
+            </w:pPr>
+            <w:r>
+              <w:rPr>
+                <w:rStyle w:val="VerbatimChar"/>
+              </w:rPr>
+              <w:t xml:space="preserve">src/app/application/config/battery_cell_cfg.h</w:t>
+            </w:r>
+          </w:p>
+        </w:tc>
+        <w:tc>
+          <w:tcPr/>
+          <w:p>
+            <w:pPr>
+              <w:pStyle w:val="Compact"/>
+              <w:jc w:val="left"/>
+            </w:pPr>
+            <w:r>
+              <w:rPr>
+                <w:rStyle w:val="VerbatimChar"/>
+              </w:rPr>
+              <w:t xml:space="preserve">BC_TEMPERATURE_MIN_CHARGE_MOL_ddegC</w:t>
+            </w:r>
+          </w:p>
+        </w:tc>
+        <w:tc>
+          <w:tcPr/>
+          <w:p>
+            <w:pPr>
+              <w:pStyle w:val="Compact"/>
+              <w:jc w:val="left"/>
+            </w:pPr>
+            <w:r>
+              <w:rPr>
+                <w:rStyle w:val="VerbatimChar"/>
+              </w:rPr>
+              <w:t xml:space="preserve">implemented</w:t>
+            </w:r>
+          </w:p>
+        </w:tc>
+      </w:tr>
+      <w:tr>
+        <w:tc>
+          <w:tcPr/>
+          <w:p>
+            <w:pPr>
+              <w:pStyle w:val="Compact"/>
+              <w:jc w:val="left"/>
+            </w:pPr>
+            <w:r>
+              <w:rPr>
+                <w:rStyle w:val="VerbatimChar"/>
+              </w:rPr>
+              <w:t xml:space="preserve">src/app/application/config/battery_cell_cfg.h</w:t>
+            </w:r>
+          </w:p>
+        </w:tc>
+        <w:tc>
+          <w:tcPr/>
+          <w:p>
+            <w:pPr>
+              <w:pStyle w:val="Compact"/>
+              <w:jc w:val="left"/>
+            </w:pPr>
+            <w:r>
+              <w:rPr>
+                <w:rStyle w:val="VerbatimChar"/>
+              </w:rPr>
+              <w:t xml:space="preserve">BC_CURRENT_MAX_CHARGE_MSL_mA</w:t>
+            </w:r>
+          </w:p>
+        </w:tc>
+        <w:tc>
+          <w:tcPr/>
+          <w:p>
+            <w:pPr>
+              <w:pStyle w:val="Compact"/>
+              <w:jc w:val="left"/>
+            </w:pPr>
+            <w:r>
+              <w:rPr>
+                <w:rStyle w:val="VerbatimChar"/>
+              </w:rPr>
+              <w:t xml:space="preserve">implemented</w:t>
+            </w:r>
+          </w:p>
+        </w:tc>
+      </w:tr>
+    </w:tbl>
+    <w:bookmarkEnd w:id="29"/>
+    <w:bookmarkStart w:id="30" w:name="X64f36f67d6e99a797879841184c1e5cc73c5c0d"/>
+    <w:p>
+      <w:pPr>
+        <w:pStyle w:val="Heading3"/>
+      </w:pPr>
+      <w:r>
+        <w:rPr>
+          <w:rStyle w:val="VerbatimChar"/>
+        </w:rPr>
+        <w:t xml:space="preserve">FB2-SW-DSN-000006</w:t>
+      </w:r>
+      <w:r>
+        <w:t xml:space="preserve"> </w:t>
+      </w:r>
+      <w:r>
+        <w:t xml:space="preserve">(synthetic_reference) — Detailed Design: contactor actuation and auxiliary feedback - registry, command/…</w:t>
+      </w:r>
+    </w:p>
+    <w:tbl>
+      <w:tblPr>
+        <w:tblStyle w:val="Table"/>
+        <w:tblW w:type="pct" w:w="5000"/>
+        <w:jc w:val="left"/>
+        <w:tblLayout w:type="fixed"/>
+        <w:tblLook w:firstRow="1" w:lastRow="0" w:firstColumn="0" w:lastColumn="0" w:noHBand="0" w:noVBand="0" w:val="0020"/>
+      </w:tblPr>
+      <w:tblGrid>
+        <w:gridCol w:w="2640"/>
+        <w:gridCol w:w="2640"/>
+        <w:gridCol w:w="2640"/>
+      </w:tblGrid>
+      <w:tr>
+        <w:trPr>
+          <w:tblHeader w:val="on"/>
+        </w:trPr>
+        <w:tc>
+          <w:tcPr/>
+          <w:p>
+            <w:pPr>
+              <w:pStyle w:val="Compact"/>
+              <w:jc w:val="left"/>
+            </w:pPr>
+            <w:r>
+              <w:t xml:space="preserve">Source file</w:t>
+            </w:r>
+          </w:p>
+        </w:tc>
+        <w:tc>
+          <w:tcPr/>
+          <w:p>
+            <w:pPr>
+              <w:pStyle w:val="Compact"/>
+              <w:jc w:val="left"/>
+            </w:pPr>
+            <w:r>
+              <w:t xml:space="preserve">Symbol</w:t>
+            </w:r>
+          </w:p>
+        </w:tc>
+        <w:tc>
+          <w:tcPr/>
+          <w:p>
+            <w:pPr>
+              <w:pStyle w:val="Compact"/>
+              <w:jc w:val="left"/>
+            </w:pPr>
+            <w:r>
+              <w:t xml:space="preserve">Status</w:t>
+            </w:r>
+          </w:p>
+        </w:tc>
+      </w:tr>
+      <w:tr>
+        <w:tc>
+          <w:tcPr/>
+          <w:p>
+            <w:pPr>
+              <w:pStyle w:val="Compact"/>
+              <w:jc w:val="left"/>
+            </w:pPr>
+            <w:r>
+              <w:rPr>
+                <w:rStyle w:val="VerbatimChar"/>
+              </w:rPr>
+              <w:t xml:space="preserve">src/app/driver/contactor/contactor.c</w:t>
+            </w:r>
+          </w:p>
+        </w:tc>
+        <w:tc>
+          <w:tcPr/>
+          <w:p>
+            <w:pPr>
+              <w:pStyle w:val="Compact"/>
+              <w:jc w:val="left"/>
+            </w:pPr>
+            <w:r>
+              <w:rPr>
+                <w:rStyle w:val="VerbatimChar"/>
+              </w:rPr>
+              <w:t xml:space="preserve">CONT_CheckFeedback</w:t>
+            </w:r>
+          </w:p>
+        </w:tc>
+        <w:tc>
+          <w:tcPr/>
+          <w:p>
+            <w:pPr>
+              <w:pStyle w:val="Compact"/>
+              <w:jc w:val="left"/>
+            </w:pPr>
+            <w:r>
+              <w:rPr>
+                <w:rStyle w:val="VerbatimChar"/>
+              </w:rPr>
+              <w:t xml:space="preserve">implemented</w:t>
+            </w:r>
+          </w:p>
+        </w:tc>
+      </w:tr>
+      <w:tr>
+        <w:tc>
+          <w:tcPr/>
+          <w:p>
+            <w:pPr>
+              <w:pStyle w:val="Compact"/>
+              <w:jc w:val="left"/>
+            </w:pPr>
+            <w:r>
+              <w:rPr>
+                <w:rStyle w:val="VerbatimChar"/>
+              </w:rPr>
+              <w:t xml:space="preserve">src/app/driver/contactor/contactor.c</w:t>
+            </w:r>
+          </w:p>
+        </w:tc>
+        <w:tc>
+          <w:tcPr/>
+          <w:p>
+            <w:pPr>
+              <w:pStyle w:val="Compact"/>
+              <w:jc w:val="left"/>
+            </w:pPr>
+            <w:r>
+              <w:rPr>
+                <w:rStyle w:val="VerbatimChar"/>
+              </w:rPr>
+              <w:t xml:space="preserve">CONT_GetFeedbackOfAllContactors</w:t>
+            </w:r>
+          </w:p>
+        </w:tc>
+        <w:tc>
+          <w:tcPr/>
+          <w:p>
+            <w:pPr>
+              <w:pStyle w:val="Compact"/>
+              <w:jc w:val="left"/>
+            </w:pPr>
+            <w:r>
+              <w:rPr>
+                <w:rStyle w:val="VerbatimChar"/>
+              </w:rPr>
+              <w:t xml:space="preserve">implemented</w:t>
+            </w:r>
+          </w:p>
+        </w:tc>
+      </w:tr>
+      <w:tr>
+        <w:tc>
+          <w:tcPr/>
+          <w:p>
+            <w:pPr>
+              <w:pStyle w:val="Compact"/>
+              <w:jc w:val="left"/>
+            </w:pPr>
+            <w:r>
+              <w:rPr>
+                <w:rStyle w:val="VerbatimChar"/>
+              </w:rPr>
+              <w:t xml:space="preserve">src/app/driver/contactor/contactor.c</w:t>
+            </w:r>
+          </w:p>
+        </w:tc>
+        <w:tc>
+          <w:tcPr/>
+          <w:p>
+            <w:pPr>
+              <w:pStyle w:val="Compact"/>
+              <w:jc w:val="left"/>
+            </w:pPr>
+            <w:r>
+              <w:rPr>
+                <w:rStyle w:val="VerbatimChar"/>
+              </w:rPr>
+              <w:t xml:space="preserve">CONT_InitializationCheckOfContactorRegistry</w:t>
+            </w:r>
+          </w:p>
+        </w:tc>
+        <w:tc>
+          <w:tcPr/>
+          <w:p>
+            <w:pPr>
+              <w:pStyle w:val="Compact"/>
+              <w:jc w:val="left"/>
+            </w:pPr>
+            <w:r>
+              <w:rPr>
+                <w:rStyle w:val="VerbatimChar"/>
+              </w:rPr>
+              <w:t xml:space="preserve">implemented</w:t>
+            </w:r>
+          </w:p>
+        </w:tc>
+      </w:tr>
+      <w:tr>
+        <w:tc>
+          <w:tcPr/>
+          <w:p>
+            <w:pPr>
+              <w:pStyle w:val="Compact"/>
+              <w:jc w:val="left"/>
+            </w:pPr>
+            <w:r>
+              <w:rPr>
+                <w:rStyle w:val="VerbatimChar"/>
+              </w:rPr>
+              <w:t xml:space="preserve">src/app/driver/contactor/contactor.c</w:t>
+            </w:r>
+          </w:p>
+        </w:tc>
+        <w:tc>
+          <w:tcPr/>
+          <w:p>
+            <w:pPr>
+              <w:pStyle w:val="Compact"/>
+              <w:jc w:val="left"/>
+            </w:pPr>
+            <w:r>
+              <w:rPr>
+                <w:rStyle w:val="VerbatimChar"/>
+              </w:rPr>
+              <w:t xml:space="preserve">CONT_OpenContactor</w:t>
+            </w:r>
+          </w:p>
+        </w:tc>
+        <w:tc>
+          <w:tcPr/>
+          <w:p>
+            <w:pPr>
+              <w:pStyle w:val="Compact"/>
+              <w:jc w:val="left"/>
+            </w:pPr>
+            <w:r>
+              <w:rPr>
+                <w:rStyle w:val="VerbatimChar"/>
+              </w:rPr>
+              <w:t xml:space="preserve">implemented</w:t>
+            </w:r>
+          </w:p>
+        </w:tc>
+      </w:tr>
+      <w:tr>
+        <w:tc>
+          <w:tcPr/>
+          <w:p>
+            <w:pPr>
+              <w:pStyle w:val="Compact"/>
+              <w:jc w:val="left"/>
+            </w:pPr>
+            <w:r>
+              <w:rPr>
+                <w:rStyle w:val="VerbatimChar"/>
+              </w:rPr>
+              <w:t xml:space="preserve">src/app/driver/contactor/contactor.c</w:t>
+            </w:r>
+          </w:p>
+        </w:tc>
+        <w:tc>
+          <w:tcPr/>
+          <w:p>
+            <w:pPr>
+              <w:pStyle w:val="Compact"/>
+              <w:jc w:val="left"/>
+            </w:pPr>
+            <w:r>
+              <w:rPr>
+                <w:rStyle w:val="VerbatimChar"/>
+              </w:rPr>
+              <w:t xml:space="preserve">CONT_CloseContactor</w:t>
+            </w:r>
+          </w:p>
+        </w:tc>
+        <w:tc>
+          <w:tcPr/>
+          <w:p>
+            <w:pPr>
+              <w:pStyle w:val="Compact"/>
+              <w:jc w:val="left"/>
+            </w:pPr>
+            <w:r>
+              <w:rPr>
+                <w:rStyle w:val="VerbatimChar"/>
+              </w:rPr>
+              <w:t xml:space="preserve">implemented</w:t>
+            </w:r>
+          </w:p>
+        </w:tc>
+      </w:tr>
+      <w:tr>
+        <w:tc>
+          <w:tcPr/>
+          <w:p>
+            <w:pPr>
+              <w:pStyle w:val="Compact"/>
+              <w:jc w:val="left"/>
+            </w:pPr>
+            <w:r>
+              <w:rPr>
+                <w:rStyle w:val="VerbatimChar"/>
+              </w:rPr>
+              <w:t xml:space="preserve">src/app/driver/contactor/contactor.c</w:t>
+            </w:r>
+          </w:p>
+        </w:tc>
+        <w:tc>
+          <w:tcPr/>
+          <w:p>
+            <w:pPr>
+              <w:pStyle w:val="Compact"/>
+              <w:jc w:val="left"/>
+            </w:pPr>
+            <w:r>
+              <w:rPr>
+                <w:rStyle w:val="VerbatimChar"/>
+              </w:rPr>
+              <w:t xml:space="preserve">CONT_ClosePrecharge</w:t>
+            </w:r>
+          </w:p>
+        </w:tc>
+        <w:tc>
+          <w:tcPr/>
+          <w:p>
+            <w:pPr>
+              <w:pStyle w:val="Compact"/>
+              <w:jc w:val="left"/>
+            </w:pPr>
+            <w:r>
+              <w:rPr>
+                <w:rStyle w:val="VerbatimChar"/>
+              </w:rPr>
+              <w:t xml:space="preserve">implemented</w:t>
+            </w:r>
+          </w:p>
+        </w:tc>
+      </w:tr>
+      <w:tr>
+        <w:tc>
+          <w:tcPr/>
+          <w:p>
+            <w:pPr>
+              <w:pStyle w:val="Compact"/>
+              <w:jc w:val="left"/>
+            </w:pPr>
+            <w:r>
+              <w:rPr>
+                <w:rStyle w:val="VerbatimChar"/>
+              </w:rPr>
+              <w:t xml:space="preserve">src/app/driver/contactor/contactor.c</w:t>
+            </w:r>
+          </w:p>
+        </w:tc>
+        <w:tc>
+          <w:tcPr/>
+          <w:p>
+            <w:pPr>
+              <w:pStyle w:val="Compact"/>
+              <w:jc w:val="left"/>
+            </w:pPr>
+            <w:r>
+              <w:rPr>
+                <w:rStyle w:val="VerbatimChar"/>
+              </w:rPr>
+              <w:t xml:space="preserve">CONT_OpenPrecharge</w:t>
+            </w:r>
+          </w:p>
+        </w:tc>
+        <w:tc>
+          <w:tcPr/>
+          <w:p>
+            <w:pPr>
+              <w:pStyle w:val="Compact"/>
+              <w:jc w:val="left"/>
+            </w:pPr>
+            <w:r>
+              <w:rPr>
+                <w:rStyle w:val="VerbatimChar"/>
+              </w:rPr>
+              <w:t xml:space="preserve">implemented</w:t>
+            </w:r>
+          </w:p>
+        </w:tc>
+      </w:tr>
+      <w:tr>
+        <w:tc>
+          <w:tcPr/>
+          <w:p>
+            <w:pPr>
+              <w:pStyle w:val="Compact"/>
+              <w:jc w:val="left"/>
+            </w:pPr>
+            <w:r>
+              <w:rPr>
+                <w:rStyle w:val="VerbatimChar"/>
+              </w:rPr>
+              <w:t xml:space="preserve">src/app/driver/contactor/contactor.c</w:t>
+            </w:r>
+          </w:p>
+        </w:tc>
+        <w:tc>
+          <w:tcPr/>
+          <w:p>
+            <w:pPr>
+              <w:pStyle w:val="Compact"/>
+              <w:jc w:val="left"/>
+            </w:pPr>
+            <w:r>
+              <w:rPr>
+                <w:rStyle w:val="VerbatimChar"/>
+              </w:rPr>
+              <w:t xml:space="preserve">CONT_OpenAllPrechargeContactors</w:t>
+            </w:r>
+          </w:p>
+        </w:tc>
+        <w:tc>
+          <w:tcPr/>
+          <w:p>
+            <w:pPr>
+              <w:pStyle w:val="Compact"/>
+              <w:jc w:val="left"/>
+            </w:pPr>
+            <w:r>
+              <w:rPr>
+                <w:rStyle w:val="VerbatimChar"/>
+              </w:rPr>
+              <w:t xml:space="preserve">implemented</w:t>
+            </w:r>
+          </w:p>
+        </w:tc>
+      </w:tr>
+      <w:tr>
+        <w:tc>
+          <w:tcPr/>
+          <w:p>
+            <w:pPr>
+              <w:pStyle w:val="Compact"/>
+              <w:jc w:val="left"/>
+            </w:pPr>
+            <w:r>
+              <w:rPr>
+                <w:rStyle w:val="VerbatimChar"/>
+              </w:rPr>
+              <w:t xml:space="preserve">src/app/driver/contactor/contactor.c</w:t>
+            </w:r>
+          </w:p>
+        </w:tc>
+        <w:tc>
+          <w:tcPr/>
+          <w:p>
+            <w:pPr>
+              <w:pStyle w:val="Compact"/>
+              <w:jc w:val="left"/>
+            </w:pPr>
+            <w:r>
+              <w:rPr>
+                <w:rStyle w:val="VerbatimChar"/>
+              </w:rPr>
+              <w:t xml:space="preserve">CONT_OpenAllContactors</w:t>
+            </w:r>
+          </w:p>
+        </w:tc>
+        <w:tc>
+          <w:tcPr/>
+          <w:p>
+            <w:pPr>
+              <w:pStyle w:val="Compact"/>
+              <w:jc w:val="left"/>
+            </w:pPr>
+            <w:r>
+              <w:rPr>
+                <w:rStyle w:val="VerbatimChar"/>
+              </w:rPr>
+              <w:t xml:space="preserve">implemented</w:t>
+            </w:r>
+          </w:p>
+        </w:tc>
+      </w:tr>
+      <w:tr>
+        <w:tc>
+          <w:tcPr/>
+          <w:p>
+            <w:pPr>
+              <w:pStyle w:val="Compact"/>
+              <w:jc w:val="left"/>
+            </w:pPr>
+            <w:r>
+              <w:rPr>
+                <w:rStyle w:val="VerbatimChar"/>
+              </w:rPr>
+              <w:t xml:space="preserve">src/app/driver/contactor/contactor.c</w:t>
+            </w:r>
+          </w:p>
+        </w:tc>
+        <w:tc>
+          <w:tcPr/>
+          <w:p>
+            <w:pPr>
+              <w:pStyle w:val="Compact"/>
+              <w:jc w:val="left"/>
+            </w:pPr>
+            <w:r>
+              <w:rPr>
+                <w:rStyle w:val="VerbatimChar"/>
+              </w:rPr>
+              <w:t xml:space="preserve">CONT_GetContactorState</w:t>
+            </w:r>
+          </w:p>
+        </w:tc>
+        <w:tc>
+          <w:tcPr/>
+          <w:p>
+            <w:pPr>
+              <w:pStyle w:val="Compact"/>
+              <w:jc w:val="left"/>
+            </w:pPr>
+            <w:r>
+              <w:rPr>
+                <w:rStyle w:val="VerbatimChar"/>
+              </w:rPr>
+              <w:t xml:space="preserve">implemented</w:t>
+            </w:r>
+          </w:p>
+        </w:tc>
+      </w:tr>
+      <w:tr>
+        <w:tc>
+          <w:tcPr/>
+          <w:p>
+            <w:pPr>
+              <w:pStyle w:val="Compact"/>
+              <w:jc w:val="left"/>
+            </w:pPr>
+            <w:r>
+              <w:rPr>
+                <w:rStyle w:val="VerbatimChar"/>
+              </w:rPr>
+              <w:t xml:space="preserve">src/app/driver/contactor/contactor.c</w:t>
+            </w:r>
+          </w:p>
+        </w:tc>
+        <w:tc>
+          <w:tcPr/>
+          <w:p>
+            <w:pPr>
+              <w:pStyle w:val="Compact"/>
+              <w:jc w:val="left"/>
+            </w:pPr>
+            <w:r>
+              <w:rPr>
+                <w:rStyle w:val="VerbatimChar"/>
+              </w:rPr>
+              <w:t xml:space="preserve">CONT_Initialize</w:t>
+            </w:r>
+          </w:p>
+        </w:tc>
+        <w:tc>
+          <w:tcPr/>
+          <w:p>
+            <w:pPr>
+              <w:pStyle w:val="Compact"/>
+              <w:jc w:val="left"/>
+            </w:pPr>
+            <w:r>
+              <w:rPr>
+                <w:rStyle w:val="VerbatimChar"/>
+              </w:rPr>
+              <w:t xml:space="preserve">implemented</w:t>
+            </w:r>
+          </w:p>
+        </w:tc>
+      </w:tr>
+      <w:tr>
+        <w:tc>
+          <w:tcPr/>
+          <w:p>
+            <w:pPr>
+              <w:pStyle w:val="Compact"/>
+              <w:jc w:val="left"/>
+            </w:pPr>
+            <w:r>
+              <w:rPr>
+                <w:rStyle w:val="VerbatimChar"/>
+              </w:rPr>
+              <w:t xml:space="preserve">src/app/driver/contactor/contactor.c</w:t>
+            </w:r>
+          </w:p>
+        </w:tc>
+        <w:tc>
+          <w:tcPr/>
+          <w:p>
+            <w:pPr>
+              <w:pStyle w:val="Compact"/>
+              <w:jc w:val="left"/>
+            </w:pPr>
+            <w:r>
+              <w:rPr>
+                <w:rStyle w:val="VerbatimChar"/>
+              </w:rPr>
+              <w:t xml:space="preserve">TEST_CONT_InitializationCheckOfContactorRegistry</w:t>
+            </w:r>
+          </w:p>
+        </w:tc>
+        <w:tc>
+          <w:tcPr/>
+          <w:p>
+            <w:pPr>
+              <w:pStyle w:val="Compact"/>
+              <w:jc w:val="left"/>
+            </w:pPr>
+            <w:r>
+              <w:rPr>
+                <w:rStyle w:val="VerbatimChar"/>
+              </w:rPr>
+              <w:t xml:space="preserve">implemented</w:t>
+            </w:r>
+          </w:p>
+        </w:tc>
+      </w:tr>
+      <w:tr>
+        <w:tc>
+          <w:tcPr/>
+          <w:p>
+            <w:pPr>
+              <w:pStyle w:val="Compact"/>
+              <w:jc w:val="left"/>
+            </w:pPr>
+            <w:r>
+              <w:rPr>
+                <w:rStyle w:val="VerbatimChar"/>
+              </w:rPr>
+              <w:t xml:space="preserve">src/app/driver/contactor/contactor.c</w:t>
+            </w:r>
+          </w:p>
+        </w:tc>
+        <w:tc>
+          <w:tcPr/>
+          <w:p>
+            <w:pPr>
+              <w:pStyle w:val="Compact"/>
+              <w:jc w:val="left"/>
+            </w:pPr>
+            <w:r>
+              <w:rPr>
+                <w:rStyle w:val="VerbatimChar"/>
+              </w:rPr>
+              <w:t xml:space="preserve">FAS_ASSERT(FAS_TRAP)</w:t>
+            </w:r>
+          </w:p>
+        </w:tc>
+        <w:tc>
+          <w:tcPr/>
+          <w:p>
+            <w:pPr>
+              <w:pStyle w:val="Compact"/>
+              <w:jc w:val="left"/>
+            </w:pPr>
+            <w:r>
+              <w:rPr>
+                <w:rStyle w:val="VerbatimChar"/>
+              </w:rPr>
+              <w:t xml:space="preserve">implemented</w:t>
+            </w:r>
+          </w:p>
+        </w:tc>
+      </w:tr>
+      <w:tr>
+        <w:tc>
+          <w:tcPr/>
+          <w:p>
+            <w:pPr>
+              <w:pStyle w:val="Compact"/>
+              <w:jc w:val="left"/>
+            </w:pPr>
+            <w:r>
+              <w:rPr>
+                <w:rStyle w:val="VerbatimChar"/>
+              </w:rPr>
+              <w:t xml:space="preserve">src/app/driver/contactor/contactor.c</w:t>
+            </w:r>
+          </w:p>
+        </w:tc>
+        <w:tc>
+          <w:tcPr/>
+          <w:p>
+            <w:pPr>
+              <w:pStyle w:val="Compact"/>
+              <w:jc w:val="left"/>
+            </w:pPr>
+            <w:r>
+              <w:rPr>
+                <w:rStyle w:val="VerbatimChar"/>
+              </w:rPr>
+              <w:t xml:space="preserve">SPS_NR_OF_AVAILABLE_SPS_CHANNELS</w:t>
+            </w:r>
+          </w:p>
+        </w:tc>
+        <w:tc>
+          <w:tcPr/>
+          <w:p>
+            <w:pPr>
+              <w:pStyle w:val="Compact"/>
+              <w:jc w:val="left"/>
+            </w:pPr>
+            <w:r>
+              <w:rPr>
+                <w:rStyle w:val="VerbatimChar"/>
+              </w:rPr>
+              <w:t xml:space="preserve">implemented</w:t>
+            </w:r>
+          </w:p>
+        </w:tc>
+      </w:tr>
+      <w:tr>
+        <w:tc>
+          <w:tcPr/>
+          <w:p>
+            <w:pPr>
+              <w:pStyle w:val="Compact"/>
+              <w:jc w:val="left"/>
+            </w:pPr>
+            <w:r>
+              <w:rPr>
+                <w:rStyle w:val="VerbatimChar"/>
+              </w:rPr>
+              <w:t xml:space="preserve">src/app/driver/contactor/contactor.h</w:t>
+            </w:r>
+          </w:p>
+        </w:tc>
+        <w:tc>
+          <w:tcPr/>
+          <w:p>
+            <w:pPr>
+              <w:pStyle w:val="Compact"/>
+              <w:jc w:val="left"/>
+            </w:pPr>
+            <w:r>
+              <w:rPr>
+                <w:rStyle w:val="VerbatimChar"/>
+              </w:rPr>
+              <w:t xml:space="preserve">CONT_OpenContactor</w:t>
+            </w:r>
+          </w:p>
+        </w:tc>
+        <w:tc>
+          <w:tcPr/>
+          <w:p>
+            <w:pPr>
+              <w:pStyle w:val="Compact"/>
+              <w:jc w:val="left"/>
+            </w:pPr>
+            <w:r>
+              <w:rPr>
+                <w:rStyle w:val="VerbatimChar"/>
+              </w:rPr>
+              <w:t xml:space="preserve">implemented</w:t>
+            </w:r>
+          </w:p>
+        </w:tc>
+      </w:tr>
+      <w:tr>
+        <w:tc>
+          <w:tcPr/>
+          <w:p>
+            <w:pPr>
+              <w:pStyle w:val="Compact"/>
+              <w:jc w:val="left"/>
+            </w:pPr>
+            <w:r>
+              <w:rPr>
+                <w:rStyle w:val="VerbatimChar"/>
+              </w:rPr>
+              <w:t xml:space="preserve">src/app/driver/contactor/contactor.h</w:t>
+            </w:r>
+          </w:p>
+        </w:tc>
+        <w:tc>
+          <w:tcPr/>
+          <w:p>
+            <w:pPr>
+              <w:pStyle w:val="Compact"/>
+              <w:jc w:val="left"/>
+            </w:pPr>
+            <w:r>
+              <w:rPr>
+                <w:rStyle w:val="VerbatimChar"/>
+              </w:rPr>
+              <w:t xml:space="preserve">CONT_GetContactorState</w:t>
+            </w:r>
+          </w:p>
+        </w:tc>
+        <w:tc>
+          <w:tcPr/>
+          <w:p>
+            <w:pPr>
+              <w:pStyle w:val="Compact"/>
+              <w:jc w:val="left"/>
+            </w:pPr>
+            <w:r>
+              <w:rPr>
+                <w:rStyle w:val="VerbatimChar"/>
+              </w:rPr>
+              <w:t xml:space="preserve">implemented</w:t>
+            </w:r>
+          </w:p>
+        </w:tc>
+      </w:tr>
+      <w:tr>
+        <w:tc>
+          <w:tcPr/>
+          <w:p>
+            <w:pPr>
+              <w:pStyle w:val="Compact"/>
+              <w:jc w:val="left"/>
+            </w:pPr>
+            <w:r>
+              <w:rPr>
+                <w:rStyle w:val="VerbatimChar"/>
+              </w:rPr>
+              <w:t xml:space="preserve">src/app/driver/contactor/contactor.h</w:t>
+            </w:r>
+          </w:p>
+        </w:tc>
+        <w:tc>
+          <w:tcPr/>
+          <w:p>
+            <w:pPr>
+              <w:pStyle w:val="Compact"/>
+              <w:jc w:val="left"/>
+            </w:pPr>
+            <w:r>
+              <w:rPr>
+                <w:rStyle w:val="VerbatimChar"/>
+              </w:rPr>
+              <w:t xml:space="preserve">CONT_CheckFeedback</w:t>
+            </w:r>
+          </w:p>
+        </w:tc>
+        <w:tc>
+          <w:tcPr/>
+          <w:p>
+            <w:pPr>
+              <w:pStyle w:val="Compact"/>
+              <w:jc w:val="left"/>
+            </w:pPr>
+            <w:r>
+              <w:rPr>
+                <w:rStyle w:val="VerbatimChar"/>
+              </w:rPr>
+              <w:t xml:space="preserve">implemented</w:t>
+            </w:r>
+          </w:p>
+        </w:tc>
+      </w:tr>
+      <w:tr>
+        <w:tc>
+          <w:tcPr/>
+          <w:p>
+            <w:pPr>
+              <w:pStyle w:val="Compact"/>
+              <w:jc w:val="left"/>
+            </w:pPr>
+            <w:r>
+              <w:rPr>
+                <w:rStyle w:val="VerbatimChar"/>
+              </w:rPr>
+              <w:t xml:space="preserve">src/app/driver/config/contactor_cfg.h</w:t>
+            </w:r>
+          </w:p>
+        </w:tc>
+        <w:tc>
+          <w:tcPr/>
+          <w:p>
+            <w:pPr>
+              <w:pStyle w:val="Compact"/>
+              <w:jc w:val="left"/>
+            </w:pPr>
+            <w:r>
+              <w:rPr>
+                <w:rStyle w:val="VerbatimChar"/>
+              </w:rPr>
+              <w:t xml:space="preserve">cont_contactorStates</w:t>
+            </w:r>
+          </w:p>
+        </w:tc>
+        <w:tc>
+          <w:tcPr/>
+          <w:p>
+            <w:pPr>
+              <w:pStyle w:val="Compact"/>
+              <w:jc w:val="left"/>
+            </w:pPr>
+            <w:r>
+              <w:rPr>
+                <w:rStyle w:val="VerbatimChar"/>
+              </w:rPr>
+              <w:t xml:space="preserve">implemented</w:t>
+            </w:r>
+          </w:p>
+        </w:tc>
+      </w:tr>
+      <w:tr>
+        <w:tc>
+          <w:tcPr/>
+          <w:p>
+            <w:pPr>
+              <w:pStyle w:val="Compact"/>
+              <w:jc w:val="left"/>
+            </w:pPr>
+            <w:r>
+              <w:rPr>
+                <w:rStyle w:val="VerbatimChar"/>
+              </w:rPr>
+              <w:t xml:space="preserve">src/app/driver/config/contactor_cfg.h</w:t>
+            </w:r>
+          </w:p>
+        </w:tc>
+        <w:tc>
+          <w:tcPr/>
+          <w:p>
+            <w:pPr>
+              <w:pStyle w:val="Compact"/>
+              <w:jc w:val="left"/>
+            </w:pPr>
+            <w:r>
+              <w:rPr>
+                <w:rStyle w:val="VerbatimChar"/>
+              </w:rPr>
+              <w:t xml:space="preserve">CONT_CONTACTOR_INDEX</w:t>
+            </w:r>
+          </w:p>
+        </w:tc>
+        <w:tc>
+          <w:tcPr/>
+          <w:p>
+            <w:pPr>
+              <w:pStyle w:val="Compact"/>
+              <w:jc w:val="left"/>
+            </w:pPr>
+            <w:r>
+              <w:rPr>
+                <w:rStyle w:val="VerbatimChar"/>
+              </w:rPr>
+              <w:t xml:space="preserve">implemented</w:t>
+            </w:r>
+          </w:p>
+        </w:tc>
+      </w:tr>
+      <w:tr>
+        <w:tc>
+          <w:tcPr/>
+          <w:p>
+            <w:pPr>
+              <w:pStyle w:val="Compact"/>
+              <w:jc w:val="left"/>
+            </w:pPr>
+            <w:r>
+              <w:rPr>
+                <w:rStyle w:val="VerbatimChar"/>
+              </w:rPr>
+              <w:t xml:space="preserve">src/app/driver/config/contactor_cfg.h</w:t>
+            </w:r>
+          </w:p>
+        </w:tc>
+        <w:tc>
+          <w:tcPr/>
+          <w:p>
+            <w:pPr>
+              <w:pStyle w:val="Compact"/>
+              <w:jc w:val="left"/>
+            </w:pPr>
+            <w:r>
+              <w:rPr>
+                <w:rStyle w:val="VerbatimChar"/>
+              </w:rPr>
+              <w:t xml:space="preserve">CONT_FEEDBACK_NORMALLY_CLOSED</w:t>
+            </w:r>
+          </w:p>
+        </w:tc>
+        <w:tc>
+          <w:tcPr/>
+          <w:p>
+            <w:pPr>
+              <w:pStyle w:val="Compact"/>
+              <w:jc w:val="left"/>
+            </w:pPr>
+            <w:r>
+              <w:rPr>
+                <w:rStyle w:val="VerbatimChar"/>
+              </w:rPr>
+              <w:t xml:space="preserve">implemented</w:t>
+            </w:r>
+          </w:p>
+        </w:tc>
+      </w:tr>
+      <w:tr>
+        <w:tc>
+          <w:tcPr/>
+          <w:p>
+            <w:pPr>
+              <w:pStyle w:val="Compact"/>
+              <w:jc w:val="left"/>
+            </w:pPr>
+            <w:r>
+              <w:rPr>
+                <w:rStyle w:val="VerbatimChar"/>
+              </w:rPr>
+              <w:t xml:space="preserve">src/app/driver/config/contactor_cfg.h</w:t>
+            </w:r>
+          </w:p>
+        </w:tc>
+        <w:tc>
+          <w:tcPr/>
+          <w:p>
+            <w:pPr>
+              <w:pStyle w:val="Compact"/>
+              <w:jc w:val="left"/>
+            </w:pPr>
+            <w:r>
+              <w:rPr>
+                <w:rStyle w:val="VerbatimChar"/>
+              </w:rPr>
+              <w:t xml:space="preserve">CONT_BIDIRECTIONAL</w:t>
+            </w:r>
+          </w:p>
+        </w:tc>
+        <w:tc>
+          <w:tcPr/>
+          <w:p>
+            <w:pPr>
+              <w:pStyle w:val="Compact"/>
+              <w:jc w:val="left"/>
+            </w:pPr>
+            <w:r>
+              <w:rPr>
+                <w:rStyle w:val="VerbatimChar"/>
+              </w:rPr>
+              <w:t xml:space="preserve">implemented</w:t>
+            </w:r>
+          </w:p>
+        </w:tc>
+      </w:tr>
+      <w:tr>
+        <w:tc>
+          <w:tcPr/>
+          <w:p>
+            <w:pPr>
+              <w:pStyle w:val="Compact"/>
+              <w:jc w:val="left"/>
+            </w:pPr>
+            <w:r>
+              <w:rPr>
+                <w:rStyle w:val="VerbatimChar"/>
+              </w:rPr>
+              <w:t xml:space="preserve">src/app/driver/config/contactor_cfg.c</w:t>
+            </w:r>
+          </w:p>
+        </w:tc>
+        <w:tc>
+          <w:tcPr/>
+          <w:p>
+            <w:pPr>
+              <w:pStyle w:val="Compact"/>
+              <w:jc w:val="left"/>
+            </w:pPr>
+            <w:r>
+              <w:rPr>
+                <w:rStyle w:val="VerbatimChar"/>
+              </w:rPr>
+              <w:t xml:space="preserve">cont_contactorStates</w:t>
+            </w:r>
+          </w:p>
+        </w:tc>
+        <w:tc>
+          <w:tcPr/>
+          <w:p>
+            <w:pPr>
+              <w:pStyle w:val="Compact"/>
+              <w:jc w:val="left"/>
+            </w:pPr>
+            <w:r>
+              <w:rPr>
+                <w:rStyle w:val="VerbatimChar"/>
+              </w:rPr>
+              <w:t xml:space="preserve">implemented</w:t>
+            </w:r>
+          </w:p>
+        </w:tc>
+      </w:tr>
+      <w:tr>
+        <w:tc>
+          <w:tcPr/>
+          <w:p>
+            <w:pPr>
+              <w:pStyle w:val="Compact"/>
+              <w:jc w:val="left"/>
+            </w:pPr>
+            <w:r>
+              <w:rPr>
+                <w:rStyle w:val="VerbatimChar"/>
+              </w:rPr>
+              <w:t xml:space="preserve">src/app/driver/config/sps_cfg.h</w:t>
+            </w:r>
+          </w:p>
+        </w:tc>
+        <w:tc>
+          <w:tcPr/>
+          <w:p>
+            <w:pPr>
+              <w:pStyle w:val="Compact"/>
+              <w:jc w:val="left"/>
+            </w:pPr>
+            <w:r>
+              <w:rPr>
+                <w:rStyle w:val="VerbatimChar"/>
+              </w:rPr>
+              <w:t xml:space="preserve">SPS_NR_OF_AVAILABLE_SPS_CHANNELS</w:t>
+            </w:r>
+          </w:p>
+        </w:tc>
+        <w:tc>
+          <w:tcPr/>
+          <w:p>
+            <w:pPr>
+              <w:pStyle w:val="Compact"/>
+              <w:jc w:val="left"/>
+            </w:pPr>
+            <w:r>
+              <w:rPr>
+                <w:rStyle w:val="VerbatimChar"/>
+              </w:rPr>
+              <w:t xml:space="preserve">implemented</w:t>
+            </w:r>
+          </w:p>
+        </w:tc>
+      </w:tr>
+      <w:tr>
+        <w:tc>
+          <w:tcPr/>
+          <w:p>
+            <w:pPr>
+              <w:pStyle w:val="Compact"/>
+              <w:jc w:val="left"/>
+            </w:pPr>
+            <w:r>
+              <w:rPr>
+                <w:rStyle w:val="VerbatimChar"/>
+              </w:rPr>
+              <w:t xml:space="preserve">src/app/driver/config/sps_cfg.h</w:t>
+            </w:r>
+          </w:p>
+        </w:tc>
+        <w:tc>
+          <w:tcPr/>
+          <w:p>
+            <w:pPr>
+              <w:pStyle w:val="Compact"/>
+              <w:jc w:val="left"/>
+            </w:pPr>
+            <w:r>
+              <w:rPr>
+                <w:rStyle w:val="VerbatimChar"/>
+              </w:rPr>
+              <w:t xml:space="preserve">SPS_NR_OF_REQUIRED_CONTACTOR_CHANNELS</w:t>
+            </w:r>
+          </w:p>
+        </w:tc>
+        <w:tc>
+          <w:tcPr/>
+          <w:p>
+            <w:pPr>
+              <w:pStyle w:val="Compact"/>
+              <w:jc w:val="left"/>
+            </w:pPr>
+            <w:r>
+              <w:rPr>
+                <w:rStyle w:val="VerbatimChar"/>
+              </w:rPr>
+              <w:t xml:space="preserve">implemented</w:t>
+            </w:r>
+          </w:p>
+        </w:tc>
+      </w:tr>
+      <w:tr>
+        <w:tc>
+          <w:tcPr/>
+          <w:p>
+            <w:pPr>
+              <w:pStyle w:val="Compact"/>
+              <w:jc w:val="left"/>
+            </w:pPr>
+            <w:r>
+              <w:rPr>
+                <w:rStyle w:val="VerbatimChar"/>
+              </w:rPr>
+              <w:t xml:space="preserve">src/app/application/config/battery_system_cfg.h</w:t>
+            </w:r>
+          </w:p>
+        </w:tc>
+        <w:tc>
+          <w:tcPr/>
+          <w:p>
+            <w:pPr>
+              <w:pStyle w:val="Compact"/>
+              <w:jc w:val="left"/>
+            </w:pPr>
+            <w:r>
+              <w:rPr>
+                <w:rStyle w:val="VerbatimChar"/>
+              </w:rPr>
+              <w:t xml:space="preserve">BS_NR_OF_CONTACTORS</w:t>
+            </w:r>
+          </w:p>
+        </w:tc>
+        <w:tc>
+          <w:tcPr/>
+          <w:p>
+            <w:pPr>
+              <w:pStyle w:val="Compact"/>
+              <w:jc w:val="left"/>
+            </w:pPr>
+            <w:r>
+              <w:rPr>
+                <w:rStyle w:val="VerbatimChar"/>
+              </w:rPr>
+              <w:t xml:space="preserve">implemented</w:t>
+            </w:r>
+          </w:p>
+        </w:tc>
+      </w:tr>
+      <w:tr>
+        <w:tc>
+          <w:tcPr/>
+          <w:p>
+            <w:pPr>
+              <w:pStyle w:val="Compact"/>
+              <w:jc w:val="left"/>
+            </w:pPr>
+            <w:r>
+              <w:rPr>
+                <w:rStyle w:val="VerbatimChar"/>
+              </w:rPr>
+              <w:t xml:space="preserve">src/app/application/config/battery_system_cfg.h</w:t>
+            </w:r>
+          </w:p>
+        </w:tc>
+        <w:tc>
+          <w:tcPr/>
+          <w:p>
+            <w:pPr>
+              <w:pStyle w:val="Compact"/>
+              <w:jc w:val="left"/>
+            </w:pPr>
+            <w:r>
+              <w:rPr>
+                <w:rStyle w:val="VerbatimChar"/>
+              </w:rPr>
+              <w:t xml:space="preserve">BS_NR_OF_CONTACTORS_OUTSIDE_STRINGS</w:t>
+            </w:r>
+          </w:p>
+        </w:tc>
+        <w:tc>
+          <w:tcPr/>
+          <w:p>
+            <w:pPr>
+              <w:pStyle w:val="Compact"/>
+              <w:jc w:val="left"/>
+            </w:pPr>
+            <w:r>
+              <w:rPr>
+                <w:rStyle w:val="VerbatimChar"/>
+              </w:rPr>
+              <w:t xml:space="preserve">implemented</w:t>
+            </w:r>
+          </w:p>
+        </w:tc>
+      </w:tr>
+      <w:tr>
+        <w:tc>
+          <w:tcPr/>
+          <w:p>
+            <w:pPr>
+              <w:pStyle w:val="Compact"/>
+              <w:jc w:val="left"/>
+            </w:pPr>
+            <w:r>
+              <w:rPr>
+                <w:rStyle w:val="VerbatimChar"/>
+              </w:rPr>
+              <w:t xml:space="preserve">src/app/application/bms/bms.c</w:t>
+            </w:r>
+          </w:p>
+        </w:tc>
+        <w:tc>
+          <w:tcPr/>
+          <w:p>
+            <w:pPr>
+              <w:pStyle w:val="Compact"/>
+              <w:jc w:val="left"/>
+            </w:pPr>
+            <w:r>
+              <w:rPr>
+                <w:rStyle w:val="VerbatimChar"/>
+              </w:rPr>
+              <w:t xml:space="preserve">CONT_OpenAllContactors</w:t>
+            </w:r>
+          </w:p>
+        </w:tc>
+        <w:tc>
+          <w:tcPr/>
+          <w:p>
+            <w:pPr>
+              <w:pStyle w:val="Compact"/>
+              <w:jc w:val="left"/>
+            </w:pPr>
+            <w:r>
+              <w:rPr>
+                <w:rStyle w:val="VerbatimChar"/>
+              </w:rPr>
+              <w:t xml:space="preserve">implemented</w:t>
+            </w:r>
+          </w:p>
+        </w:tc>
+      </w:tr>
+      <w:tr>
+        <w:tc>
+          <w:tcPr/>
+          <w:p>
+            <w:pPr>
+              <w:pStyle w:val="Compact"/>
+              <w:jc w:val="left"/>
+            </w:pPr>
+            <w:r>
+              <w:rPr>
+                <w:rStyle w:val="VerbatimChar"/>
+              </w:rPr>
+              <w:t xml:space="preserve">src/app/application/bms/bms.c</w:t>
+            </w:r>
+          </w:p>
+        </w:tc>
+        <w:tc>
+          <w:tcPr/>
+          <w:p>
+            <w:pPr>
+              <w:pStyle w:val="Compact"/>
+              <w:jc w:val="left"/>
+            </w:pPr>
+            <w:r>
+              <w:rPr>
+                <w:rStyle w:val="VerbatimChar"/>
+              </w:rPr>
+              <w:t xml:space="preserve">BMS_Trigger</w:t>
+            </w:r>
+          </w:p>
+        </w:tc>
+        <w:tc>
+          <w:tcPr/>
+          <w:p>
+            <w:pPr>
+              <w:pStyle w:val="Compact"/>
+              <w:jc w:val="left"/>
+            </w:pPr>
+            <w:r>
+              <w:rPr>
+                <w:rStyle w:val="VerbatimChar"/>
+              </w:rPr>
+              <w:t xml:space="preserve">implemented</w:t>
+            </w:r>
+          </w:p>
+        </w:tc>
+      </w:tr>
+      <w:tr>
+        <w:tc>
+          <w:tcPr/>
+          <w:p>
+            <w:pPr>
+              <w:pStyle w:val="Compact"/>
+              <w:jc w:val="left"/>
+            </w:pPr>
+            <w:r>
+              <w:rPr>
+                <w:rStyle w:val="VerbatimChar"/>
+              </w:rPr>
+              <w:t xml:space="preserve">src/app/task/config/ftask_cfg.c</w:t>
+            </w:r>
+          </w:p>
+        </w:tc>
+        <w:tc>
+          <w:tcPr/>
+          <w:p>
+            <w:pPr>
+              <w:pStyle w:val="Compact"/>
+              <w:jc w:val="left"/>
+            </w:pPr>
+            <w:r>
+              <w:rPr>
+                <w:rStyle w:val="VerbatimChar"/>
+              </w:rPr>
+              <w:t xml:space="preserve">FTSK_RunUserCodeCyclic10ms</w:t>
+            </w:r>
+          </w:p>
+        </w:tc>
+        <w:tc>
+          <w:tcPr/>
+          <w:p>
+            <w:pPr>
+              <w:pStyle w:val="Compact"/>
+              <w:jc w:val="left"/>
+            </w:pPr>
+            <w:r>
+              <w:rPr>
+                <w:rStyle w:val="VerbatimChar"/>
+              </w:rPr>
+              <w:t xml:space="preserve">implemented</w:t>
+            </w:r>
+          </w:p>
+        </w:tc>
+      </w:tr>
+    </w:tbl>
+    <w:bookmarkEnd w:id="30"/>
+    <w:bookmarkStart w:id="37" w:name="requirement-design-source-test-chains"/>
+    <w:p>
+      <w:pPr>
+        <w:pStyle w:val="Heading3"/>
+      </w:pPr>
+      <w:r>
         <w:t xml:space="preserve">Requirement → Design → Source → Test Chains</w:t>
       </w:r>
     </w:p>
-    <w:bookmarkStart w:id="28" w:name="fb2-sw-swr-000001-as_is"/>
+    <w:bookmarkStart w:id="31" w:name="fb2-sw-swr-000001-as_is"/>
     <w:p>
       <w:pPr>
         <w:pStyle w:val="Heading4"/>
@@ -5943,8 +10254,8 @@
         <w:t xml:space="preserve">FB2-VER-TMS-000003</w:t>
       </w:r>
     </w:p>
-    <w:bookmarkEnd w:id="28"/>
-    <w:bookmarkStart w:id="29" w:name="fb2-sw-swr-000002-as_is"/>
+    <w:bookmarkEnd w:id="31"/>
+    <w:bookmarkStart w:id="32" w:name="fb2-sw-swr-000002-as_is"/>
     <w:p>
       <w:pPr>
         <w:pStyle w:val="Heading4"/>
@@ -6025,8 +10336,8 @@
         <w:t xml:space="preserve">FB2-VER-TMS-000001</w:t>
       </w:r>
     </w:p>
-    <w:bookmarkEnd w:id="29"/>
-    <w:bookmarkStart w:id="30" w:name="fb2-sw-swr-000003-as_is"/>
+    <w:bookmarkEnd w:id="32"/>
+    <w:bookmarkStart w:id="33" w:name="fb2-sw-swr-000003-as_is"/>
     <w:p>
       <w:pPr>
         <w:pStyle w:val="Heading4"/>
@@ -6107,8 +10418,8 @@
         <w:t xml:space="preserve">FB2-VER-TMS-000002</w:t>
       </w:r>
     </w:p>
-    <w:bookmarkEnd w:id="30"/>
-    <w:bookmarkStart w:id="31" w:name="fb2-sw-swr-000001-synthetic_reference"/>
+    <w:bookmarkEnd w:id="33"/>
+    <w:bookmarkStart w:id="34" w:name="fb2-sw-swr-000001-synthetic_reference"/>
     <w:p>
       <w:pPr>
         <w:pStyle w:val="Heading4"/>
@@ -6201,8 +10512,8 @@
         <w:t xml:space="preserve">FB2-VER-TMS-000007</w:t>
       </w:r>
     </w:p>
-    <w:bookmarkEnd w:id="31"/>
-    <w:bookmarkStart w:id="32" w:name="fb2-sw-swr-000002-synthetic_reference"/>
+    <w:bookmarkEnd w:id="34"/>
+    <w:bookmarkStart w:id="35" w:name="fb2-sw-swr-000002-synthetic_reference"/>
     <w:p>
       <w:pPr>
         <w:pStyle w:val="Heading4"/>
@@ -6307,8 +10618,8 @@
         <w:t xml:space="preserve">FB2-VER-TMS-000010</w:t>
       </w:r>
     </w:p>
-    <w:bookmarkEnd w:id="32"/>
-    <w:bookmarkStart w:id="33" w:name="fb2-sw-swr-000003-synthetic_reference"/>
+    <w:bookmarkEnd w:id="35"/>
+    <w:bookmarkStart w:id="36" w:name="fb2-sw-swr-000003-synthetic_reference"/>
     <w:p>
       <w:pPr>
         <w:pStyle w:val="Heading4"/>
@@ -6401,10 +10712,10 @@
         <w:t xml:space="preserve">FB2-VER-TMS-000007</w:t>
       </w:r>
     </w:p>
-    <w:bookmarkEnd w:id="33"/>
-    <w:bookmarkEnd w:id="34"/>
-    <w:bookmarkEnd w:id="35"/>
-    <w:bookmarkStart w:id="37" w:name="requirement-to-test-coverage-matrix"/>
+    <w:bookmarkEnd w:id="36"/>
+    <w:bookmarkEnd w:id="37"/>
+    <w:bookmarkEnd w:id="38"/>
+    <w:bookmarkStart w:id="40" w:name="requirement-to-test-coverage-matrix"/>
     <w:p>
       <w:pPr>
         <w:pStyle w:val="Heading2"/>
@@ -11466,7 +15777,7 @@
         </w:tc>
       </w:tr>
     </w:tbl>
-    <w:bookmarkStart w:id="36" w:name="coverage-summary"/>
+    <w:bookmarkStart w:id="39" w:name="coverage-summary"/>
     <w:p>
       <w:pPr>
         <w:pStyle w:val="Heading3"/>
@@ -11607,9 +15918,9 @@
         <w:t xml:space="preserve">or a host run of the real product code, and none of them is a run on the target hardware. A requirement whose only route is an allocated child that is itself blocked is uncovered in substance and covered in form, and the coverage matrix reports the form because that is what it measures.</w:t>
       </w:r>
     </w:p>
-    <w:bookmarkEnd w:id="36"/>
-    <w:bookmarkEnd w:id="37"/>
-    <w:bookmarkStart w:id="41" w:name="change-impact-mapping"/>
+    <w:bookmarkEnd w:id="39"/>
+    <w:bookmarkEnd w:id="40"/>
+    <w:bookmarkStart w:id="44" w:name="change-impact-mapping"/>
     <w:p>
       <w:pPr>
         <w:pStyle w:val="Heading2"/>
@@ -12875,7 +17186,7 @@
         </w:tc>
       </w:tr>
     </w:tbl>
-    <w:bookmarkStart w:id="38" w:name="suspect-links"/>
+    <w:bookmarkStart w:id="41" w:name="suspect-links"/>
     <w:p>
       <w:pPr>
         <w:pStyle w:val="Heading3"/>
@@ -14379,8 +18690,8 @@
         </w:tc>
       </w:tr>
     </w:tbl>
-    <w:bookmarkEnd w:id="38"/>
-    <w:bookmarkStart w:id="39" w:name="decision-and-approval-state"/>
+    <w:bookmarkEnd w:id="41"/>
+    <w:bookmarkStart w:id="42" w:name="decision-and-approval-state"/>
     <w:p>
       <w:pPr>
         <w:pStyle w:val="Heading3"/>
@@ -14992,8 +19303,8 @@
         <w:t xml:space="preserve">is touched by them. No row in this section asserts that any change was made, approved or verified in any real project, and no row asserts a measured test result.</w:t>
       </w:r>
     </w:p>
-    <w:bookmarkEnd w:id="39"/>
-    <w:bookmarkStart w:id="40" w:name="corpus-consistency-notes"/>
+    <w:bookmarkEnd w:id="42"/>
+    <w:bookmarkStart w:id="43" w:name="corpus-consistency-notes"/>
     <w:p>
       <w:pPr>
         <w:pStyle w:val="Heading3"/>
@@ -15314,7 +19625,7 @@
           <w:i/>
           <w:iCs/>
         </w:rPr>
-        <w:t xml:space="preserve">Generated: 2026-10-01T05:09:49Z — auto-generated from the machine-verifiable corpus. Regenerate with</w:t>
+        <w:t xml:space="preserve">Generated: 2026-10-01T13:26:59Z — auto-generated from the machine-verifiable corpus. Regenerate with</w:t>
       </w:r>
       <w:r>
         <w:rPr>
@@ -15339,9 +19650,9 @@
         <w:t xml:space="preserve">.</w:t>
       </w:r>
     </w:p>
-    <w:bookmarkEnd w:id="40"/>
-    <w:bookmarkEnd w:id="41"/>
-    <w:bookmarkEnd w:id="42"/>
+    <w:bookmarkEnd w:id="43"/>
+    <w:bookmarkEnd w:id="44"/>
+    <w:bookmarkEnd w:id="45"/>
     <w:sectPr/>
   </w:body>
 </w:document>

--- a/docs/artifacts/spec-documents/10-implementation-mapping-document.docx
+++ b/docs/artifacts/spec-documents/10-implementation-mapping-document.docx
@@ -316,7 +316,7 @@
               <w:jc w:val="left"/>
             </w:pPr>
             <w:r>
-              <w:t xml:space="preserve">2026-10-01T13:26:59Z</w:t>
+              <w:t xml:space="preserve">2026-10-01T16:36:58Z</w:t>
             </w:r>
           </w:p>
         </w:tc>
@@ -10497,6 +10497,18 @@
         <w:rPr>
           <w:rStyle w:val="VerbatimChar"/>
         </w:rPr>
+        <w:t xml:space="preserve">FB2-VER-SQP-000001</w:t>
+      </w:r>
+      <w:r>
+        <w:t xml:space="preserve">,</w:t>
+      </w:r>
+      <w:r>
+        <w:t xml:space="preserve"> </w:t>
+      </w:r>
+      <w:r>
+        <w:rPr>
+          <w:rStyle w:val="VerbatimChar"/>
+        </w:rPr>
         <w:t xml:space="preserve">FB2-VER-TMS-000003</w:t>
       </w:r>
       <w:r>
@@ -10591,6 +10603,18 @@
         <w:rPr>
           <w:rStyle w:val="VerbatimChar"/>
         </w:rPr>
+        <w:t xml:space="preserve">FB2-VER-SQP-000001</w:t>
+      </w:r>
+      <w:r>
+        <w:t xml:space="preserve">,</w:t>
+      </w:r>
+      <w:r>
+        <w:t xml:space="preserve"> </w:t>
+      </w:r>
+      <w:r>
+        <w:rPr>
+          <w:rStyle w:val="VerbatimChar"/>
+        </w:rPr>
         <w:t xml:space="preserve">FB2-VER-TMS-000001</w:t>
       </w:r>
       <w:r>
@@ -10689,6 +10713,18 @@
       </w:pPr>
       <w:r>
         <w:t xml:space="preserve">Verifying test measures:</w:t>
+      </w:r>
+      <w:r>
+        <w:t xml:space="preserve"> </w:t>
+      </w:r>
+      <w:r>
+        <w:rPr>
+          <w:rStyle w:val="VerbatimChar"/>
+        </w:rPr>
+        <w:t xml:space="preserve">FB2-VER-SQP-000001</w:t>
+      </w:r>
+      <w:r>
+        <w:t xml:space="preserve">,</w:t>
       </w:r>
       <w:r>
         <w:t xml:space="preserve"> </w:t>
@@ -12620,17 +12656,29 @@
               <w:t xml:space="preserve">FB2-SW-SWR-000001</w:t>
             </w:r>
             <w:r>
-              <w:t xml:space="preserve">←FB2-VER-TMS-000003,FB2-VER-TMS-000007</w:t>
-            </w:r>
-          </w:p>
-        </w:tc>
-        <w:tc>
-          <w:tcPr/>
-          <w:p>
-            <w:pPr>
-              <w:pStyle w:val="Compact"/>
-              <w:jc w:val="left"/>
-            </w:pPr>
+              <w:t xml:space="preserve">←FB2-VER-SQP-000001,FB2-VER-TMS-000003,FB2-VER-TMS-000007</w:t>
+            </w:r>
+          </w:p>
+        </w:tc>
+        <w:tc>
+          <w:tcPr/>
+          <w:p>
+            <w:pPr>
+              <w:pStyle w:val="Compact"/>
+              <w:jc w:val="left"/>
+            </w:pPr>
+            <w:r>
+              <w:rPr>
+                <w:rStyle w:val="VerbatimChar"/>
+              </w:rPr>
+              <w:t xml:space="preserve">FB2-VER-SQP-000001</w:t>
+            </w:r>
+            <w:r>
+              <w:t xml:space="preserve">,</w:t>
+            </w:r>
+            <w:r>
+              <w:t xml:space="preserve"> </w:t>
+            </w:r>
             <w:r>
               <w:rPr>
                 <w:rStyle w:val="VerbatimChar"/>
@@ -12808,17 +12856,29 @@
               <w:t xml:space="preserve">FB2-SW-SWR-000002</w:t>
             </w:r>
             <w:r>
-              <w:t xml:space="preserve">←FB2-VER-TMS-000001,FB2-VER-TMS-000007,FB2-VER-TMS-000010</w:t>
-            </w:r>
-          </w:p>
-        </w:tc>
-        <w:tc>
-          <w:tcPr/>
-          <w:p>
-            <w:pPr>
-              <w:pStyle w:val="Compact"/>
-              <w:jc w:val="left"/>
-            </w:pPr>
+              <w:t xml:space="preserve">←FB2-VER-SQP-000001,FB2-VER-TMS-000001,FB2-VER-TMS-000007,FB2-VER-TMS-000010</w:t>
+            </w:r>
+          </w:p>
+        </w:tc>
+        <w:tc>
+          <w:tcPr/>
+          <w:p>
+            <w:pPr>
+              <w:pStyle w:val="Compact"/>
+              <w:jc w:val="left"/>
+            </w:pPr>
+            <w:r>
+              <w:rPr>
+                <w:rStyle w:val="VerbatimChar"/>
+              </w:rPr>
+              <w:t xml:space="preserve">FB2-VER-SQP-000001</w:t>
+            </w:r>
+            <w:r>
+              <w:t xml:space="preserve">,</w:t>
+            </w:r>
+            <w:r>
+              <w:t xml:space="preserve"> </w:t>
+            </w:r>
             <w:r>
               <w:rPr>
                 <w:rStyle w:val="VerbatimChar"/>
@@ -13008,17 +13068,29 @@
               <w:t xml:space="preserve">FB2-SW-SWR-000003</w:t>
             </w:r>
             <w:r>
-              <w:t xml:space="preserve">←FB2-VER-TMS-000002,FB2-VER-TMS-000007</w:t>
-            </w:r>
-          </w:p>
-        </w:tc>
-        <w:tc>
-          <w:tcPr/>
-          <w:p>
-            <w:pPr>
-              <w:pStyle w:val="Compact"/>
-              <w:jc w:val="left"/>
-            </w:pPr>
+              <w:t xml:space="preserve">←FB2-VER-SQP-000001,FB2-VER-TMS-000002,FB2-VER-TMS-000007</w:t>
+            </w:r>
+          </w:p>
+        </w:tc>
+        <w:tc>
+          <w:tcPr/>
+          <w:p>
+            <w:pPr>
+              <w:pStyle w:val="Compact"/>
+              <w:jc w:val="left"/>
+            </w:pPr>
+            <w:r>
+              <w:rPr>
+                <w:rStyle w:val="VerbatimChar"/>
+              </w:rPr>
+              <w:t xml:space="preserve">FB2-VER-SQP-000001</w:t>
+            </w:r>
+            <w:r>
+              <w:t xml:space="preserve">,</w:t>
+            </w:r>
+            <w:r>
+              <w:t xml:space="preserve"> </w:t>
+            </w:r>
             <w:r>
               <w:rPr>
                 <w:rStyle w:val="VerbatimChar"/>
@@ -13868,6 +13940,18 @@
               <w:rPr>
                 <w:rStyle w:val="VerbatimChar"/>
               </w:rPr>
+              <w:t xml:space="preserve">FB2-VER-SQP-000001</w:t>
+            </w:r>
+            <w:r>
+              <w:t xml:space="preserve">,</w:t>
+            </w:r>
+            <w:r>
+              <w:t xml:space="preserve"> </w:t>
+            </w:r>
+            <w:r>
+              <w:rPr>
+                <w:rStyle w:val="VerbatimChar"/>
+              </w:rPr>
               <w:t xml:space="preserve">FB2-VER-TMS-000003</w:t>
             </w:r>
             <w:r>
@@ -13903,6 +13987,18 @@
               <w:pStyle w:val="Compact"/>
               <w:jc w:val="left"/>
             </w:pPr>
+            <w:r>
+              <w:rPr>
+                <w:rStyle w:val="VerbatimChar"/>
+              </w:rPr>
+              <w:t xml:space="preserve">FB2-VER-SQP-000001</w:t>
+            </w:r>
+            <w:r>
+              <w:t xml:space="preserve">,</w:t>
+            </w:r>
+            <w:r>
+              <w:t xml:space="preserve"> </w:t>
+            </w:r>
             <w:r>
               <w:rPr>
                 <w:rStyle w:val="VerbatimChar"/>
@@ -14002,6 +14098,18 @@
               <w:rPr>
                 <w:rStyle w:val="VerbatimChar"/>
               </w:rPr>
+              <w:t xml:space="preserve">FB2-VER-SQP-000001</w:t>
+            </w:r>
+            <w:r>
+              <w:t xml:space="preserve">,</w:t>
+            </w:r>
+            <w:r>
+              <w:t xml:space="preserve"> </w:t>
+            </w:r>
+            <w:r>
+              <w:rPr>
+                <w:rStyle w:val="VerbatimChar"/>
+              </w:rPr>
               <w:t xml:space="preserve">FB2-VER-TMS-000001</w:t>
             </w:r>
             <w:r>
@@ -14049,6 +14157,18 @@
               <w:pStyle w:val="Compact"/>
               <w:jc w:val="left"/>
             </w:pPr>
+            <w:r>
+              <w:rPr>
+                <w:rStyle w:val="VerbatimChar"/>
+              </w:rPr>
+              <w:t xml:space="preserve">FB2-VER-SQP-000001</w:t>
+            </w:r>
+            <w:r>
+              <w:t xml:space="preserve">,</w:t>
+            </w:r>
+            <w:r>
+              <w:t xml:space="preserve"> </w:t>
+            </w:r>
             <w:r>
               <w:rPr>
                 <w:rStyle w:val="VerbatimChar"/>
@@ -14160,6 +14280,18 @@
               <w:rPr>
                 <w:rStyle w:val="VerbatimChar"/>
               </w:rPr>
+              <w:t xml:space="preserve">FB2-VER-SQP-000001</w:t>
+            </w:r>
+            <w:r>
+              <w:t xml:space="preserve">,</w:t>
+            </w:r>
+            <w:r>
+              <w:t xml:space="preserve"> </w:t>
+            </w:r>
+            <w:r>
+              <w:rPr>
+                <w:rStyle w:val="VerbatimChar"/>
+              </w:rPr>
               <w:t xml:space="preserve">FB2-VER-TMS-000002</w:t>
             </w:r>
             <w:r>
@@ -14195,6 +14327,18 @@
               <w:pStyle w:val="Compact"/>
               <w:jc w:val="left"/>
             </w:pPr>
+            <w:r>
+              <w:rPr>
+                <w:rStyle w:val="VerbatimChar"/>
+              </w:rPr>
+              <w:t xml:space="preserve">FB2-VER-SQP-000001</w:t>
+            </w:r>
+            <w:r>
+              <w:t xml:space="preserve">,</w:t>
+            </w:r>
+            <w:r>
+              <w:t xml:space="preserve"> </w:t>
+            </w:r>
             <w:r>
               <w:rPr>
                 <w:rStyle w:val="VerbatimChar"/>
@@ -14336,17 +14480,29 @@
               <w:t xml:space="preserve">FB2-SW-SWR-000001</w:t>
             </w:r>
             <w:r>
-              <w:t xml:space="preserve">←FB2-VER-TMS-000003,FB2-VER-TMS-000007</w:t>
-            </w:r>
-          </w:p>
-        </w:tc>
-        <w:tc>
-          <w:tcPr/>
-          <w:p>
-            <w:pPr>
-              <w:pStyle w:val="Compact"/>
-              <w:jc w:val="left"/>
-            </w:pPr>
+              <w:t xml:space="preserve">←FB2-VER-SQP-000001,FB2-VER-TMS-000003,FB2-VER-TMS-000007</w:t>
+            </w:r>
+          </w:p>
+        </w:tc>
+        <w:tc>
+          <w:tcPr/>
+          <w:p>
+            <w:pPr>
+              <w:pStyle w:val="Compact"/>
+              <w:jc w:val="left"/>
+            </w:pPr>
+            <w:r>
+              <w:rPr>
+                <w:rStyle w:val="VerbatimChar"/>
+              </w:rPr>
+              <w:t xml:space="preserve">FB2-VER-SQP-000001</w:t>
+            </w:r>
+            <w:r>
+              <w:t xml:space="preserve">,</w:t>
+            </w:r>
+            <w:r>
+              <w:t xml:space="preserve"> </w:t>
+            </w:r>
             <w:r>
               <w:rPr>
                 <w:rStyle w:val="VerbatimChar"/>
@@ -14512,7 +14668,7 @@
               <w:t xml:space="preserve">FB2-SW-SWR-000001</w:t>
             </w:r>
             <w:r>
-              <w:t xml:space="preserve">←FB2-VER-TMS-000003,FB2-VER-TMS-000007,</w:t>
+              <w:t xml:space="preserve">←FB2-VER-SQP-000001,FB2-VER-TMS-000003,FB2-VER-TMS-000007,</w:t>
             </w:r>
             <w:r>
               <w:t xml:space="preserve"> </w:t>
@@ -14524,17 +14680,29 @@
               <w:t xml:space="preserve">FB2-SW-SWR-000002</w:t>
             </w:r>
             <w:r>
-              <w:t xml:space="preserve">←FB2-VER-TMS-000001,FB2-VER-TMS-000007,FB2-VER-TMS-000010</w:t>
-            </w:r>
-          </w:p>
-        </w:tc>
-        <w:tc>
-          <w:tcPr/>
-          <w:p>
-            <w:pPr>
-              <w:pStyle w:val="Compact"/>
-              <w:jc w:val="left"/>
-            </w:pPr>
+              <w:t xml:space="preserve">←FB2-VER-SQP-000001,FB2-VER-TMS-000001,FB2-VER-TMS-000007,FB2-VER-TMS-000010</w:t>
+            </w:r>
+          </w:p>
+        </w:tc>
+        <w:tc>
+          <w:tcPr/>
+          <w:p>
+            <w:pPr>
+              <w:pStyle w:val="Compact"/>
+              <w:jc w:val="left"/>
+            </w:pPr>
+            <w:r>
+              <w:rPr>
+                <w:rStyle w:val="VerbatimChar"/>
+              </w:rPr>
+              <w:t xml:space="preserve">FB2-VER-SQP-000001</w:t>
+            </w:r>
+            <w:r>
+              <w:t xml:space="preserve">,</w:t>
+            </w:r>
+            <w:r>
+              <w:t xml:space="preserve"> </w:t>
+            </w:r>
             <w:r>
               <w:rPr>
                 <w:rStyle w:val="VerbatimChar"/>
@@ -14724,17 +14892,29 @@
               <w:t xml:space="preserve">FB2-SW-SWR-000003</w:t>
             </w:r>
             <w:r>
-              <w:t xml:space="preserve">←FB2-VER-TMS-000002,FB2-VER-TMS-000007</w:t>
-            </w:r>
-          </w:p>
-        </w:tc>
-        <w:tc>
-          <w:tcPr/>
-          <w:p>
-            <w:pPr>
-              <w:pStyle w:val="Compact"/>
-              <w:jc w:val="left"/>
-            </w:pPr>
+              <w:t xml:space="preserve">←FB2-VER-SQP-000001,FB2-VER-TMS-000002,FB2-VER-TMS-000007</w:t>
+            </w:r>
+          </w:p>
+        </w:tc>
+        <w:tc>
+          <w:tcPr/>
+          <w:p>
+            <w:pPr>
+              <w:pStyle w:val="Compact"/>
+              <w:jc w:val="left"/>
+            </w:pPr>
+            <w:r>
+              <w:rPr>
+                <w:rStyle w:val="VerbatimChar"/>
+              </w:rPr>
+              <w:t xml:space="preserve">FB2-VER-SQP-000001</w:t>
+            </w:r>
+            <w:r>
+              <w:t xml:space="preserve">,</w:t>
+            </w:r>
+            <w:r>
+              <w:t xml:space="preserve"> </w:t>
+            </w:r>
             <w:r>
               <w:rPr>
                 <w:rStyle w:val="VerbatimChar"/>
@@ -14900,17 +15080,29 @@
               <w:t xml:space="preserve">FB2-SW-SWR-000003</w:t>
             </w:r>
             <w:r>
-              <w:t xml:space="preserve">←FB2-VER-TMS-000002,FB2-VER-TMS-000007</w:t>
-            </w:r>
-          </w:p>
-        </w:tc>
-        <w:tc>
-          <w:tcPr/>
-          <w:p>
-            <w:pPr>
-              <w:pStyle w:val="Compact"/>
-              <w:jc w:val="left"/>
-            </w:pPr>
+              <w:t xml:space="preserve">←FB2-VER-SQP-000001,FB2-VER-TMS-000002,FB2-VER-TMS-000007</w:t>
+            </w:r>
+          </w:p>
+        </w:tc>
+        <w:tc>
+          <w:tcPr/>
+          <w:p>
+            <w:pPr>
+              <w:pStyle w:val="Compact"/>
+              <w:jc w:val="left"/>
+            </w:pPr>
+            <w:r>
+              <w:rPr>
+                <w:rStyle w:val="VerbatimChar"/>
+              </w:rPr>
+              <w:t xml:space="preserve">FB2-VER-SQP-000001</w:t>
+            </w:r>
+            <w:r>
+              <w:t xml:space="preserve">,</w:t>
+            </w:r>
+            <w:r>
+              <w:t xml:space="preserve"> </w:t>
+            </w:r>
             <w:r>
               <w:rPr>
                 <w:rStyle w:val="VerbatimChar"/>
@@ -15192,17 +15384,29 @@
               <w:t xml:space="preserve">FB2-SW-SWR-000001</w:t>
             </w:r>
             <w:r>
-              <w:t xml:space="preserve">←FB2-VER-TMS-000003,FB2-VER-TMS-000007</w:t>
-            </w:r>
-          </w:p>
-        </w:tc>
-        <w:tc>
-          <w:tcPr/>
-          <w:p>
-            <w:pPr>
-              <w:pStyle w:val="Compact"/>
-              <w:jc w:val="left"/>
-            </w:pPr>
+              <w:t xml:space="preserve">←FB2-VER-SQP-000001,FB2-VER-TMS-000003,FB2-VER-TMS-000007</w:t>
+            </w:r>
+          </w:p>
+        </w:tc>
+        <w:tc>
+          <w:tcPr/>
+          <w:p>
+            <w:pPr>
+              <w:pStyle w:val="Compact"/>
+              <w:jc w:val="left"/>
+            </w:pPr>
+            <w:r>
+              <w:rPr>
+                <w:rStyle w:val="VerbatimChar"/>
+              </w:rPr>
+              <w:t xml:space="preserve">FB2-VER-SQP-000001</w:t>
+            </w:r>
+            <w:r>
+              <w:t xml:space="preserve">,</w:t>
+            </w:r>
+            <w:r>
+              <w:t xml:space="preserve"> </w:t>
+            </w:r>
             <w:r>
               <w:rPr>
                 <w:rStyle w:val="VerbatimChar"/>
@@ -15404,17 +15608,29 @@
               <w:t xml:space="preserve">FB2-SW-SWR-000001</w:t>
             </w:r>
             <w:r>
-              <w:t xml:space="preserve">←FB2-VER-TMS-000003,FB2-VER-TMS-000007</w:t>
-            </w:r>
-          </w:p>
-        </w:tc>
-        <w:tc>
-          <w:tcPr/>
-          <w:p>
-            <w:pPr>
-              <w:pStyle w:val="Compact"/>
-              <w:jc w:val="left"/>
-            </w:pPr>
+              <w:t xml:space="preserve">←FB2-VER-SQP-000001,FB2-VER-TMS-000003,FB2-VER-TMS-000007</w:t>
+            </w:r>
+          </w:p>
+        </w:tc>
+        <w:tc>
+          <w:tcPr/>
+          <w:p>
+            <w:pPr>
+              <w:pStyle w:val="Compact"/>
+              <w:jc w:val="left"/>
+            </w:pPr>
+            <w:r>
+              <w:rPr>
+                <w:rStyle w:val="VerbatimChar"/>
+              </w:rPr>
+              <w:t xml:space="preserve">FB2-VER-SQP-000001</w:t>
+            </w:r>
+            <w:r>
+              <w:t xml:space="preserve">,</w:t>
+            </w:r>
+            <w:r>
+              <w:t xml:space="preserve"> </w:t>
+            </w:r>
             <w:r>
               <w:rPr>
                 <w:rStyle w:val="VerbatimChar"/>
@@ -15676,17 +15892,29 @@
               <w:t xml:space="preserve">FB2-SW-SWR-000003</w:t>
             </w:r>
             <w:r>
-              <w:t xml:space="preserve">←FB2-VER-TMS-000002,FB2-VER-TMS-000007</w:t>
-            </w:r>
-          </w:p>
-        </w:tc>
-        <w:tc>
-          <w:tcPr/>
-          <w:p>
-            <w:pPr>
-              <w:pStyle w:val="Compact"/>
-              <w:jc w:val="left"/>
-            </w:pPr>
+              <w:t xml:space="preserve">←FB2-VER-SQP-000001,FB2-VER-TMS-000002,FB2-VER-TMS-000007</w:t>
+            </w:r>
+          </w:p>
+        </w:tc>
+        <w:tc>
+          <w:tcPr/>
+          <w:p>
+            <w:pPr>
+              <w:pStyle w:val="Compact"/>
+              <w:jc w:val="left"/>
+            </w:pPr>
+            <w:r>
+              <w:rPr>
+                <w:rStyle w:val="VerbatimChar"/>
+              </w:rPr>
+              <w:t xml:space="preserve">FB2-VER-SQP-000001</w:t>
+            </w:r>
+            <w:r>
+              <w:t xml:space="preserve">,</w:t>
+            </w:r>
+            <w:r>
+              <w:t xml:space="preserve"> </w:t>
+            </w:r>
             <w:r>
               <w:rPr>
                 <w:rStyle w:val="VerbatimChar"/>
@@ -19625,7 +19853,7 @@
           <w:i/>
           <w:iCs/>
         </w:rPr>
-        <w:t xml:space="preserve">Generated: 2026-10-01T13:26:59Z — auto-generated from the machine-verifiable corpus. Regenerate with</w:t>
+        <w:t xml:space="preserve">Generated: 2026-10-01T16:36:58Z — auto-generated from the machine-verifiable corpus. Regenerate with</w:t>
       </w:r>
       <w:r>
         <w:rPr>

--- a/docs/artifacts/spec-documents/10-implementation-mapping-document.docx
+++ b/docs/artifacts/spec-documents/10-implementation-mapping-document.docx
@@ -316,7 +316,7 @@
               <w:jc w:val="left"/>
             </w:pPr>
             <w:r>
-              <w:t xml:space="preserve">2026-10-01T16:36:58Z</w:t>
+              <w:t xml:space="preserve">2026-10-01T19:25:12Z</w:t>
             </w:r>
           </w:p>
         </w:tc>
@@ -13897,6 +13897,438 @@
               <w:rPr>
                 <w:rStyle w:val="VerbatimChar"/>
               </w:rPr>
+              <w:t xml:space="preserve">FB2-SW-SIR-000001</w:t>
+            </w:r>
+          </w:p>
+        </w:tc>
+        <w:tc>
+          <w:tcPr/>
+          <w:p>
+            <w:pPr>
+              <w:pStyle w:val="Compact"/>
+              <w:jc w:val="left"/>
+            </w:pPr>
+            <w:r>
+              <w:t xml:space="preserve">MGT</w:t>
+            </w:r>
+          </w:p>
+        </w:tc>
+        <w:tc>
+          <w:tcPr/>
+          <w:p>
+            <w:pPr>
+              <w:pStyle w:val="Compact"/>
+              <w:jc w:val="left"/>
+            </w:pPr>
+            <w:r>
+              <w:rPr>
+                <w:b/>
+                <w:bCs/>
+              </w:rPr>
+              <w:t xml:space="preserve">UNCOVERED</w:t>
+            </w:r>
+          </w:p>
+        </w:tc>
+        <w:tc>
+          <w:tcPr/>
+          <w:p>
+            <w:pPr>
+              <w:pStyle w:val="Compact"/>
+              <w:jc w:val="left"/>
+            </w:pPr>
+            <w:r>
+              <w:t xml:space="preserve">—</w:t>
+            </w:r>
+          </w:p>
+        </w:tc>
+        <w:tc>
+          <w:tcPr/>
+          <w:p>
+            <w:pPr>
+              <w:pStyle w:val="Compact"/>
+              <w:jc w:val="left"/>
+            </w:pPr>
+            <w:r>
+              <w:t xml:space="preserve">—</w:t>
+            </w:r>
+          </w:p>
+        </w:tc>
+        <w:tc>
+          <w:tcPr/>
+          <w:p>
+            <w:pPr>
+              <w:pStyle w:val="Compact"/>
+              <w:jc w:val="left"/>
+            </w:pPr>
+            <w:r>
+              <w:t xml:space="preserve">—</w:t>
+            </w:r>
+          </w:p>
+        </w:tc>
+        <w:tc>
+          <w:tcPr/>
+          <w:p>
+            <w:pPr>
+              <w:pStyle w:val="Compact"/>
+              <w:jc w:val="left"/>
+            </w:pPr>
+            <w:r>
+              <w:t xml:space="preserve">No direct, indirect, or embedded test coverage in corpus</w:t>
+            </w:r>
+          </w:p>
+        </w:tc>
+      </w:tr>
+      <w:tr>
+        <w:tc>
+          <w:tcPr/>
+          <w:p>
+            <w:pPr>
+              <w:pStyle w:val="Compact"/>
+              <w:jc w:val="left"/>
+            </w:pPr>
+            <w:r>
+              <w:rPr>
+                <w:rStyle w:val="VerbatimChar"/>
+              </w:rPr>
+              <w:t xml:space="preserve">synthetic_reference</w:t>
+            </w:r>
+          </w:p>
+        </w:tc>
+        <w:tc>
+          <w:tcPr/>
+          <w:p>
+            <w:pPr>
+              <w:pStyle w:val="Compact"/>
+              <w:jc w:val="left"/>
+            </w:pPr>
+            <w:r>
+              <w:rPr>
+                <w:rStyle w:val="VerbatimChar"/>
+              </w:rPr>
+              <w:t xml:space="preserve">FB2-SW-SIR-000002</w:t>
+            </w:r>
+          </w:p>
+        </w:tc>
+        <w:tc>
+          <w:tcPr/>
+          <w:p>
+            <w:pPr>
+              <w:pStyle w:val="Compact"/>
+              <w:jc w:val="left"/>
+            </w:pPr>
+            <w:r>
+              <w:t xml:space="preserve">MGT</w:t>
+            </w:r>
+          </w:p>
+        </w:tc>
+        <w:tc>
+          <w:tcPr/>
+          <w:p>
+            <w:pPr>
+              <w:pStyle w:val="Compact"/>
+              <w:jc w:val="left"/>
+            </w:pPr>
+            <w:r>
+              <w:rPr>
+                <w:b/>
+                <w:bCs/>
+              </w:rPr>
+              <w:t xml:space="preserve">UNCOVERED</w:t>
+            </w:r>
+          </w:p>
+        </w:tc>
+        <w:tc>
+          <w:tcPr/>
+          <w:p>
+            <w:pPr>
+              <w:pStyle w:val="Compact"/>
+              <w:jc w:val="left"/>
+            </w:pPr>
+            <w:r>
+              <w:t xml:space="preserve">—</w:t>
+            </w:r>
+          </w:p>
+        </w:tc>
+        <w:tc>
+          <w:tcPr/>
+          <w:p>
+            <w:pPr>
+              <w:pStyle w:val="Compact"/>
+              <w:jc w:val="left"/>
+            </w:pPr>
+            <w:r>
+              <w:t xml:space="preserve">—</w:t>
+            </w:r>
+          </w:p>
+        </w:tc>
+        <w:tc>
+          <w:tcPr/>
+          <w:p>
+            <w:pPr>
+              <w:pStyle w:val="Compact"/>
+              <w:jc w:val="left"/>
+            </w:pPr>
+            <w:r>
+              <w:t xml:space="preserve">—</w:t>
+            </w:r>
+          </w:p>
+        </w:tc>
+        <w:tc>
+          <w:tcPr/>
+          <w:p>
+            <w:pPr>
+              <w:pStyle w:val="Compact"/>
+              <w:jc w:val="left"/>
+            </w:pPr>
+            <w:r>
+              <w:t xml:space="preserve">No direct, indirect, or embedded test coverage in corpus</w:t>
+            </w:r>
+          </w:p>
+        </w:tc>
+      </w:tr>
+      <w:tr>
+        <w:tc>
+          <w:tcPr/>
+          <w:p>
+            <w:pPr>
+              <w:pStyle w:val="Compact"/>
+              <w:jc w:val="left"/>
+            </w:pPr>
+            <w:r>
+              <w:rPr>
+                <w:rStyle w:val="VerbatimChar"/>
+              </w:rPr>
+              <w:t xml:space="preserve">synthetic_reference</w:t>
+            </w:r>
+          </w:p>
+        </w:tc>
+        <w:tc>
+          <w:tcPr/>
+          <w:p>
+            <w:pPr>
+              <w:pStyle w:val="Compact"/>
+              <w:jc w:val="left"/>
+            </w:pPr>
+            <w:r>
+              <w:rPr>
+                <w:rStyle w:val="VerbatimChar"/>
+              </w:rPr>
+              <w:t xml:space="preserve">FB2-SW-SIR-000003</w:t>
+            </w:r>
+          </w:p>
+        </w:tc>
+        <w:tc>
+          <w:tcPr/>
+          <w:p>
+            <w:pPr>
+              <w:pStyle w:val="Compact"/>
+              <w:jc w:val="left"/>
+            </w:pPr>
+            <w:r>
+              <w:t xml:space="preserve">MGT</w:t>
+            </w:r>
+          </w:p>
+        </w:tc>
+        <w:tc>
+          <w:tcPr/>
+          <w:p>
+            <w:pPr>
+              <w:pStyle w:val="Compact"/>
+              <w:jc w:val="left"/>
+            </w:pPr>
+            <w:r>
+              <w:rPr>
+                <w:b/>
+                <w:bCs/>
+              </w:rPr>
+              <w:t xml:space="preserve">UNCOVERED</w:t>
+            </w:r>
+          </w:p>
+        </w:tc>
+        <w:tc>
+          <w:tcPr/>
+          <w:p>
+            <w:pPr>
+              <w:pStyle w:val="Compact"/>
+              <w:jc w:val="left"/>
+            </w:pPr>
+            <w:r>
+              <w:t xml:space="preserve">—</w:t>
+            </w:r>
+          </w:p>
+        </w:tc>
+        <w:tc>
+          <w:tcPr/>
+          <w:p>
+            <w:pPr>
+              <w:pStyle w:val="Compact"/>
+              <w:jc w:val="left"/>
+            </w:pPr>
+            <w:r>
+              <w:t xml:space="preserve">—</w:t>
+            </w:r>
+          </w:p>
+        </w:tc>
+        <w:tc>
+          <w:tcPr/>
+          <w:p>
+            <w:pPr>
+              <w:pStyle w:val="Compact"/>
+              <w:jc w:val="left"/>
+            </w:pPr>
+            <w:r>
+              <w:t xml:space="preserve">—</w:t>
+            </w:r>
+          </w:p>
+        </w:tc>
+        <w:tc>
+          <w:tcPr/>
+          <w:p>
+            <w:pPr>
+              <w:pStyle w:val="Compact"/>
+              <w:jc w:val="left"/>
+            </w:pPr>
+            <w:r>
+              <w:t xml:space="preserve">No direct, indirect, or embedded test coverage in corpus</w:t>
+            </w:r>
+          </w:p>
+        </w:tc>
+      </w:tr>
+      <w:tr>
+        <w:tc>
+          <w:tcPr/>
+          <w:p>
+            <w:pPr>
+              <w:pStyle w:val="Compact"/>
+              <w:jc w:val="left"/>
+            </w:pPr>
+            <w:r>
+              <w:rPr>
+                <w:rStyle w:val="VerbatimChar"/>
+              </w:rPr>
+              <w:t xml:space="preserve">synthetic_reference</w:t>
+            </w:r>
+          </w:p>
+        </w:tc>
+        <w:tc>
+          <w:tcPr/>
+          <w:p>
+            <w:pPr>
+              <w:pStyle w:val="Compact"/>
+              <w:jc w:val="left"/>
+            </w:pPr>
+            <w:r>
+              <w:rPr>
+                <w:rStyle w:val="VerbatimChar"/>
+              </w:rPr>
+              <w:t xml:space="preserve">FB2-SW-SIR-000004</w:t>
+            </w:r>
+          </w:p>
+        </w:tc>
+        <w:tc>
+          <w:tcPr/>
+          <w:p>
+            <w:pPr>
+              <w:pStyle w:val="Compact"/>
+              <w:jc w:val="left"/>
+            </w:pPr>
+            <w:r>
+              <w:t xml:space="preserve">MGT</w:t>
+            </w:r>
+          </w:p>
+        </w:tc>
+        <w:tc>
+          <w:tcPr/>
+          <w:p>
+            <w:pPr>
+              <w:pStyle w:val="Compact"/>
+              <w:jc w:val="left"/>
+            </w:pPr>
+            <w:r>
+              <w:rPr>
+                <w:b/>
+                <w:bCs/>
+              </w:rPr>
+              <w:t xml:space="preserve">UNCOVERED</w:t>
+            </w:r>
+          </w:p>
+        </w:tc>
+        <w:tc>
+          <w:tcPr/>
+          <w:p>
+            <w:pPr>
+              <w:pStyle w:val="Compact"/>
+              <w:jc w:val="left"/>
+            </w:pPr>
+            <w:r>
+              <w:t xml:space="preserve">—</w:t>
+            </w:r>
+          </w:p>
+        </w:tc>
+        <w:tc>
+          <w:tcPr/>
+          <w:p>
+            <w:pPr>
+              <w:pStyle w:val="Compact"/>
+              <w:jc w:val="left"/>
+            </w:pPr>
+            <w:r>
+              <w:t xml:space="preserve">—</w:t>
+            </w:r>
+          </w:p>
+        </w:tc>
+        <w:tc>
+          <w:tcPr/>
+          <w:p>
+            <w:pPr>
+              <w:pStyle w:val="Compact"/>
+              <w:jc w:val="left"/>
+            </w:pPr>
+            <w:r>
+              <w:t xml:space="preserve">—</w:t>
+            </w:r>
+          </w:p>
+        </w:tc>
+        <w:tc>
+          <w:tcPr/>
+          <w:p>
+            <w:pPr>
+              <w:pStyle w:val="Compact"/>
+              <w:jc w:val="left"/>
+            </w:pPr>
+            <w:r>
+              <w:t xml:space="preserve">No direct, indirect, or embedded test coverage in corpus</w:t>
+            </w:r>
+          </w:p>
+        </w:tc>
+      </w:tr>
+      <w:tr>
+        <w:tc>
+          <w:tcPr/>
+          <w:p>
+            <w:pPr>
+              <w:pStyle w:val="Compact"/>
+              <w:jc w:val="left"/>
+            </w:pPr>
+            <w:r>
+              <w:rPr>
+                <w:rStyle w:val="VerbatimChar"/>
+              </w:rPr>
+              <w:t xml:space="preserve">synthetic_reference</w:t>
+            </w:r>
+          </w:p>
+        </w:tc>
+        <w:tc>
+          <w:tcPr/>
+          <w:p>
+            <w:pPr>
+              <w:pStyle w:val="Compact"/>
+              <w:jc w:val="left"/>
+            </w:pPr>
+            <w:r>
+              <w:rPr>
+                <w:rStyle w:val="VerbatimChar"/>
+              </w:rPr>
               <w:t xml:space="preserve">FB2-SW-SWR-000001</w:t>
             </w:r>
           </w:p>
@@ -16030,7 +16462,7 @@
         <w:t xml:space="preserve">Total requirement artifacts</w:t>
       </w:r>
       <w:r>
-        <w:t xml:space="preserve">: 34</w:t>
+        <w:t xml:space="preserve">: 38</w:t>
       </w:r>
     </w:p>
     <w:p>
@@ -16049,7 +16481,7 @@
         <w:t xml:space="preserve">Covered (any status)</w:t>
       </w:r>
       <w:r>
-        <w:t xml:space="preserve">: 34 (100%)</w:t>
+        <w:t xml:space="preserve">: 34 (89%)</w:t>
       </w:r>
     </w:p>
     <w:p>
@@ -16068,7 +16500,127 @@
         <w:t xml:space="preserve">UNCOVERED</w:t>
       </w:r>
       <w:r>
-        <w:t xml:space="preserve">: 0</w:t>
+        <w:t xml:space="preserve">: 4</w:t>
+      </w:r>
+    </w:p>
+    <w:p>
+      <w:pPr>
+        <w:pStyle w:val="Compact"/>
+        <w:numPr>
+          <w:ilvl w:val="1"/>
+          <w:numId w:val="1008"/>
+        </w:numPr>
+      </w:pPr>
+      <w:r>
+        <w:rPr>
+          <w:rStyle w:val="VerbatimChar"/>
+        </w:rPr>
+        <w:t xml:space="preserve">FB2-SW-SIR-000001</w:t>
+      </w:r>
+      <w:r>
+        <w:t xml:space="preserve"> </w:t>
+      </w:r>
+      <w:r>
+        <w:t xml:space="preserve">(</w:t>
+      </w:r>
+      <w:r>
+        <w:rPr>
+          <w:rStyle w:val="VerbatimChar"/>
+        </w:rPr>
+        <w:t xml:space="preserve">synthetic_reference</w:t>
+      </w:r>
+      <w:r>
+        <w:t xml:space="preserve">)</w:t>
+      </w:r>
+    </w:p>
+    <w:p>
+      <w:pPr>
+        <w:pStyle w:val="Compact"/>
+        <w:numPr>
+          <w:ilvl w:val="1"/>
+          <w:numId w:val="1008"/>
+        </w:numPr>
+      </w:pPr>
+      <w:r>
+        <w:rPr>
+          <w:rStyle w:val="VerbatimChar"/>
+        </w:rPr>
+        <w:t xml:space="preserve">FB2-SW-SIR-000002</w:t>
+      </w:r>
+      <w:r>
+        <w:t xml:space="preserve"> </w:t>
+      </w:r>
+      <w:r>
+        <w:t xml:space="preserve">(</w:t>
+      </w:r>
+      <w:r>
+        <w:rPr>
+          <w:rStyle w:val="VerbatimChar"/>
+        </w:rPr>
+        <w:t xml:space="preserve">synthetic_reference</w:t>
+      </w:r>
+      <w:r>
+        <w:t xml:space="preserve">)</w:t>
+      </w:r>
+    </w:p>
+    <w:p>
+      <w:pPr>
+        <w:pStyle w:val="Compact"/>
+        <w:numPr>
+          <w:ilvl w:val="1"/>
+          <w:numId w:val="1008"/>
+        </w:numPr>
+      </w:pPr>
+      <w:r>
+        <w:rPr>
+          <w:rStyle w:val="VerbatimChar"/>
+        </w:rPr>
+        <w:t xml:space="preserve">FB2-SW-SIR-000003</w:t>
+      </w:r>
+      <w:r>
+        <w:t xml:space="preserve"> </w:t>
+      </w:r>
+      <w:r>
+        <w:t xml:space="preserve">(</w:t>
+      </w:r>
+      <w:r>
+        <w:rPr>
+          <w:rStyle w:val="VerbatimChar"/>
+        </w:rPr>
+        <w:t xml:space="preserve">synthetic_reference</w:t>
+      </w:r>
+      <w:r>
+        <w:t xml:space="preserve">)</w:t>
+      </w:r>
+    </w:p>
+    <w:p>
+      <w:pPr>
+        <w:pStyle w:val="Compact"/>
+        <w:numPr>
+          <w:ilvl w:val="1"/>
+          <w:numId w:val="1008"/>
+        </w:numPr>
+      </w:pPr>
+      <w:r>
+        <w:rPr>
+          <w:rStyle w:val="VerbatimChar"/>
+        </w:rPr>
+        <w:t xml:space="preserve">FB2-SW-SIR-000004</w:t>
+      </w:r>
+      <w:r>
+        <w:t xml:space="preserve"> </w:t>
+      </w:r>
+      <w:r>
+        <w:t xml:space="preserve">(</w:t>
+      </w:r>
+      <w:r>
+        <w:rPr>
+          <w:rStyle w:val="VerbatimChar"/>
+        </w:rPr>
+        <w:t xml:space="preserve">synthetic_reference</w:t>
+      </w:r>
+      <w:r>
+        <w:t xml:space="preserve">)</w:t>
       </w:r>
     </w:p>
     <w:p>
@@ -16076,74 +16628,7 @@
         <w:pStyle w:val="FirstParagraph"/>
       </w:pPr>
       <w:r>
-        <w:t xml:space="preserve">Every requirement artifact has at least one verification route: a direct</w:t>
-      </w:r>
-      <w:r>
-        <w:t xml:space="preserve"> </w:t>
-      </w:r>
-      <w:r>
-        <w:rPr>
-          <w:rStyle w:val="VerbatimChar"/>
-        </w:rPr>
-        <w:t xml:space="preserve">verifies</w:t>
-      </w:r>
-      <w:r>
-        <w:t xml:space="preserve"> </w:t>
-      </w:r>
-      <w:r>
-        <w:t xml:space="preserve">link, an allocated child that is verified, or a test measure that names it.</w:t>
-      </w:r>
-      <w:r>
-        <w:t xml:space="preserve"> </w:t>
-      </w:r>
-      <w:r>
-        <w:rPr>
-          <w:b/>
-          <w:bCs/>
-        </w:rPr>
-        <w:t xml:space="preserve">This is a statement about the traceability graph and not about verification evidence.</w:t>
-      </w:r>
-      <w:r>
-        <w:t xml:space="preserve"> </w:t>
-      </w:r>
-      <w:r>
-        <w:t xml:space="preserve">COVERED-INDIRECT means a lower-level requirement is verified by some measure; it says nothing about whether that measure was executed, and in this corpus most were not. The executions that exist carry</w:t>
-      </w:r>
-      <w:r>
-        <w:t xml:space="preserve"> </w:t>
-      </w:r>
-      <w:r>
-        <w:rPr>
-          <w:rStyle w:val="VerbatimChar"/>
-        </w:rPr>
-        <w:t xml:space="preserve">execution_kind</w:t>
-      </w:r>
-      <w:r>
-        <w:t xml:space="preserve"> </w:t>
-      </w:r>
-      <w:r>
-        <w:rPr>
-          <w:rStyle w:val="VerbatimChar"/>
-        </w:rPr>
-        <w:t xml:space="preserve">synthetic_fixture</w:t>
-      </w:r>
-      <w:r>
-        <w:t xml:space="preserve">,</w:t>
-      </w:r>
-      <w:r>
-        <w:t xml:space="preserve"> </w:t>
-      </w:r>
-      <w:r>
-        <w:rPr>
-          <w:rStyle w:val="VerbatimChar"/>
-        </w:rPr>
-        <w:t xml:space="preserve">none</w:t>
-      </w:r>
-      <w:r>
-        <w:t xml:space="preserve"> </w:t>
-      </w:r>
-      <w:r>
-        <w:t xml:space="preserve">or a host run of the real product code, and none of them is a run on the target hardware. A requirement whose only route is an allocated child that is itself blocked is uncovered in substance and covered in form, and the coverage matrix reports the form because that is what it measures.</w:t>
+        <w:t xml:space="preserve">4 requirement artifact(s) remain UNCOVERED and that is the honest corpus state; the gaps are tracked by review dispositions and by the gap report. No coverage is fabricated.</w:t>
       </w:r>
     </w:p>
     <w:bookmarkEnd w:id="39"/>
@@ -19554,7 +20039,7 @@
         <w:pStyle w:val="Compact"/>
         <w:numPr>
           <w:ilvl w:val="0"/>
-          <w:numId w:val="1008"/>
+          <w:numId w:val="1009"/>
         </w:numPr>
       </w:pPr>
       <w:r>
@@ -19644,7 +20129,7 @@
         <w:pStyle w:val="Compact"/>
         <w:numPr>
           <w:ilvl w:val="0"/>
-          <w:numId w:val="1008"/>
+          <w:numId w:val="1009"/>
         </w:numPr>
       </w:pPr>
       <w:r>
@@ -19776,7 +20261,7 @@
         <w:pStyle w:val="Compact"/>
         <w:numPr>
           <w:ilvl w:val="0"/>
-          <w:numId w:val="1008"/>
+          <w:numId w:val="1009"/>
         </w:numPr>
       </w:pPr>
       <w:r>
@@ -19853,7 +20338,7 @@
           <w:i/>
           <w:iCs/>
         </w:rPr>
-        <w:t xml:space="preserve">Generated: 2026-10-01T16:36:58Z — auto-generated from the machine-verifiable corpus. Regenerate with</w:t>
+        <w:t xml:space="preserve">Generated: 2026-10-01T19:25:12Z — auto-generated from the machine-verifiable corpus. Regenerate with</w:t>
       </w:r>
       <w:r>
         <w:rPr>
@@ -20088,6 +20573,9 @@
     <w:abstractNumId w:val="991"/>
   </w:num>
   <w:num w:numId="1008">
+    <w:abstractNumId w:val="991"/>
+  </w:num>
+  <w:num w:numId="1009">
     <w:abstractNumId w:val="991"/>
   </w:num>
 </w:numbering>

--- a/docs/artifacts/spec-documents/10-implementation-mapping-document.docx
+++ b/docs/artifacts/spec-documents/10-implementation-mapping-document.docx
@@ -23,7 +23,7 @@
         <w:pStyle w:val="Date"/>
       </w:pPr>
       <w:r>
-        <w:t xml:space="preserve">2026-10-01</w:t>
+        <w:t xml:space="preserve">2026-10-02</w:t>
       </w:r>
     </w:p>
     <w:sdt>
@@ -316,7 +316,7 @@
               <w:jc w:val="left"/>
             </w:pPr>
             <w:r>
-              <w:t xml:space="preserve">2026-10-01T19:25:12Z</w:t>
+              <w:t xml:space="preserve">2026-10-02T01:21:37Z</w:t>
             </w:r>
           </w:p>
         </w:tc>
@@ -14033,7 +14033,22 @@
                 <w:b/>
                 <w:bCs/>
               </w:rPr>
-              <w:t xml:space="preserve">UNCOVERED</w:t>
+              <w:t xml:space="preserve">COVERED-DIRECT</w:t>
+            </w:r>
+          </w:p>
+        </w:tc>
+        <w:tc>
+          <w:tcPr/>
+          <w:p>
+            <w:pPr>
+              <w:pStyle w:val="Compact"/>
+              <w:jc w:val="left"/>
+            </w:pPr>
+            <w:r>
+              <w:rPr>
+                <w:rStyle w:val="VerbatimChar"/>
+              </w:rPr>
+              <w:t xml:space="preserve">FB2-SW-SIR-000005</w:t>
             </w:r>
           </w:p>
         </w:tc>
@@ -14057,32 +14072,19 @@
               <w:jc w:val="left"/>
             </w:pPr>
             <w:r>
-              <w:t xml:space="preserve">—</w:t>
-            </w:r>
-          </w:p>
-        </w:tc>
-        <w:tc>
-          <w:tcPr/>
-          <w:p>
-            <w:pPr>
-              <w:pStyle w:val="Compact"/>
-              <w:jc w:val="left"/>
-            </w:pPr>
-            <w:r>
-              <w:t xml:space="preserve">—</w:t>
-            </w:r>
-          </w:p>
-        </w:tc>
-        <w:tc>
-          <w:tcPr/>
-          <w:p>
-            <w:pPr>
-              <w:pStyle w:val="Compact"/>
-              <w:jc w:val="left"/>
-            </w:pPr>
-            <w:r>
-              <w:t xml:space="preserve">No direct, indirect, or embedded test coverage in corpus</w:t>
-            </w:r>
+              <w:rPr>
+                <w:rStyle w:val="VerbatimChar"/>
+              </w:rPr>
+              <w:t xml:space="preserve">FB2-SW-SIR-000005</w:t>
+            </w:r>
+          </w:p>
+        </w:tc>
+        <w:tc>
+          <w:tcPr/>
+          <w:p>
+            <w:pPr>
+              <w:pStyle w:val="Compact"/>
+            </w:pPr>
           </w:p>
         </w:tc>
       </w:tr>
@@ -14141,6 +14143,226 @@
                 <w:b/>
                 <w:bCs/>
               </w:rPr>
+              <w:t xml:space="preserve">COVERED-DIRECT</w:t>
+            </w:r>
+          </w:p>
+        </w:tc>
+        <w:tc>
+          <w:tcPr/>
+          <w:p>
+            <w:pPr>
+              <w:pStyle w:val="Compact"/>
+              <w:jc w:val="left"/>
+            </w:pPr>
+            <w:r>
+              <w:rPr>
+                <w:rStyle w:val="VerbatimChar"/>
+              </w:rPr>
+              <w:t xml:space="preserve">FB2-SW-SIR-000005</w:t>
+            </w:r>
+          </w:p>
+        </w:tc>
+        <w:tc>
+          <w:tcPr/>
+          <w:p>
+            <w:pPr>
+              <w:pStyle w:val="Compact"/>
+              <w:jc w:val="left"/>
+            </w:pPr>
+            <w:r>
+              <w:t xml:space="preserve">—</w:t>
+            </w:r>
+          </w:p>
+        </w:tc>
+        <w:tc>
+          <w:tcPr/>
+          <w:p>
+            <w:pPr>
+              <w:pStyle w:val="Compact"/>
+              <w:jc w:val="left"/>
+            </w:pPr>
+            <w:r>
+              <w:rPr>
+                <w:rStyle w:val="VerbatimChar"/>
+              </w:rPr>
+              <w:t xml:space="preserve">FB2-SW-SIR-000005</w:t>
+            </w:r>
+          </w:p>
+        </w:tc>
+        <w:tc>
+          <w:tcPr/>
+          <w:p>
+            <w:pPr>
+              <w:pStyle w:val="Compact"/>
+            </w:pPr>
+          </w:p>
+        </w:tc>
+      </w:tr>
+      <w:tr>
+        <w:tc>
+          <w:tcPr/>
+          <w:p>
+            <w:pPr>
+              <w:pStyle w:val="Compact"/>
+              <w:jc w:val="left"/>
+            </w:pPr>
+            <w:r>
+              <w:rPr>
+                <w:rStyle w:val="VerbatimChar"/>
+              </w:rPr>
+              <w:t xml:space="preserve">synthetic_reference</w:t>
+            </w:r>
+          </w:p>
+        </w:tc>
+        <w:tc>
+          <w:tcPr/>
+          <w:p>
+            <w:pPr>
+              <w:pStyle w:val="Compact"/>
+              <w:jc w:val="left"/>
+            </w:pPr>
+            <w:r>
+              <w:rPr>
+                <w:rStyle w:val="VerbatimChar"/>
+              </w:rPr>
+              <w:t xml:space="preserve">FB2-SW-SIR-000004</w:t>
+            </w:r>
+          </w:p>
+        </w:tc>
+        <w:tc>
+          <w:tcPr/>
+          <w:p>
+            <w:pPr>
+              <w:pStyle w:val="Compact"/>
+              <w:jc w:val="left"/>
+            </w:pPr>
+            <w:r>
+              <w:t xml:space="preserve">MGT</w:t>
+            </w:r>
+          </w:p>
+        </w:tc>
+        <w:tc>
+          <w:tcPr/>
+          <w:p>
+            <w:pPr>
+              <w:pStyle w:val="Compact"/>
+              <w:jc w:val="left"/>
+            </w:pPr>
+            <w:r>
+              <w:rPr>
+                <w:b/>
+                <w:bCs/>
+              </w:rPr>
+              <w:t xml:space="preserve">COVERED-DIRECT</w:t>
+            </w:r>
+          </w:p>
+        </w:tc>
+        <w:tc>
+          <w:tcPr/>
+          <w:p>
+            <w:pPr>
+              <w:pStyle w:val="Compact"/>
+              <w:jc w:val="left"/>
+            </w:pPr>
+            <w:r>
+              <w:rPr>
+                <w:rStyle w:val="VerbatimChar"/>
+              </w:rPr>
+              <w:t xml:space="preserve">FB2-SW-SIR-000005</w:t>
+            </w:r>
+          </w:p>
+        </w:tc>
+        <w:tc>
+          <w:tcPr/>
+          <w:p>
+            <w:pPr>
+              <w:pStyle w:val="Compact"/>
+              <w:jc w:val="left"/>
+            </w:pPr>
+            <w:r>
+              <w:t xml:space="preserve">—</w:t>
+            </w:r>
+          </w:p>
+        </w:tc>
+        <w:tc>
+          <w:tcPr/>
+          <w:p>
+            <w:pPr>
+              <w:pStyle w:val="Compact"/>
+              <w:jc w:val="left"/>
+            </w:pPr>
+            <w:r>
+              <w:rPr>
+                <w:rStyle w:val="VerbatimChar"/>
+              </w:rPr>
+              <w:t xml:space="preserve">FB2-SW-SIR-000005</w:t>
+            </w:r>
+          </w:p>
+        </w:tc>
+        <w:tc>
+          <w:tcPr/>
+          <w:p>
+            <w:pPr>
+              <w:pStyle w:val="Compact"/>
+            </w:pPr>
+          </w:p>
+        </w:tc>
+      </w:tr>
+      <w:tr>
+        <w:tc>
+          <w:tcPr/>
+          <w:p>
+            <w:pPr>
+              <w:pStyle w:val="Compact"/>
+              <w:jc w:val="left"/>
+            </w:pPr>
+            <w:r>
+              <w:rPr>
+                <w:rStyle w:val="VerbatimChar"/>
+              </w:rPr>
+              <w:t xml:space="preserve">synthetic_reference</w:t>
+            </w:r>
+          </w:p>
+        </w:tc>
+        <w:tc>
+          <w:tcPr/>
+          <w:p>
+            <w:pPr>
+              <w:pStyle w:val="Compact"/>
+              <w:jc w:val="left"/>
+            </w:pPr>
+            <w:r>
+              <w:rPr>
+                <w:rStyle w:val="VerbatimChar"/>
+              </w:rPr>
+              <w:t xml:space="preserve">FB2-SW-SIR-000005</w:t>
+            </w:r>
+          </w:p>
+        </w:tc>
+        <w:tc>
+          <w:tcPr/>
+          <w:p>
+            <w:pPr>
+              <w:pStyle w:val="Compact"/>
+              <w:jc w:val="left"/>
+            </w:pPr>
+            <w:r>
+              <w:t xml:space="preserve">MGT</w:t>
+            </w:r>
+          </w:p>
+        </w:tc>
+        <w:tc>
+          <w:tcPr/>
+          <w:p>
+            <w:pPr>
+              <w:pStyle w:val="Compact"/>
+              <w:jc w:val="left"/>
+            </w:pPr>
+            <w:r>
+              <w:rPr>
+                <w:b/>
+                <w:bCs/>
+              </w:rPr>
               <w:t xml:space="preserve">UNCOVERED</w:t>
             </w:r>
           </w:p>
@@ -14221,7 +14443,7 @@
               <w:rPr>
                 <w:rStyle w:val="VerbatimChar"/>
               </w:rPr>
-              <w:t xml:space="preserve">FB2-SW-SIR-000004</w:t>
+              <w:t xml:space="preserve">FB2-SW-SIR-000006</w:t>
             </w:r>
           </w:p>
         </w:tc>
@@ -16462,7 +16684,7 @@
         <w:t xml:space="preserve">Total requirement artifacts</w:t>
       </w:r>
       <w:r>
-        <w:t xml:space="preserve">: 38</w:t>
+        <w:t xml:space="preserve">: 40</w:t>
       </w:r>
     </w:p>
     <w:p>
@@ -16481,7 +16703,7 @@
         <w:t xml:space="preserve">Covered (any status)</w:t>
       </w:r>
       <w:r>
-        <w:t xml:space="preserve">: 34 (89%)</w:t>
+        <w:t xml:space="preserve">: 37 (92%)</w:t>
       </w:r>
     </w:p>
     <w:p>
@@ -16500,7 +16722,7 @@
         <w:t xml:space="preserve">UNCOVERED</w:t>
       </w:r>
       <w:r>
-        <w:t xml:space="preserve">: 4</w:t>
+        <w:t xml:space="preserve">: 3</w:t>
       </w:r>
     </w:p>
     <w:p>
@@ -16545,7 +16767,7 @@
         <w:rPr>
           <w:rStyle w:val="VerbatimChar"/>
         </w:rPr>
-        <w:t xml:space="preserve">FB2-SW-SIR-000002</w:t>
+        <w:t xml:space="preserve">FB2-SW-SIR-000005</w:t>
       </w:r>
       <w:r>
         <w:t xml:space="preserve"> </w:t>
@@ -16575,37 +16797,7 @@
         <w:rPr>
           <w:rStyle w:val="VerbatimChar"/>
         </w:rPr>
-        <w:t xml:space="preserve">FB2-SW-SIR-000003</w:t>
-      </w:r>
-      <w:r>
-        <w:t xml:space="preserve"> </w:t>
-      </w:r>
-      <w:r>
-        <w:t xml:space="preserve">(</w:t>
-      </w:r>
-      <w:r>
-        <w:rPr>
-          <w:rStyle w:val="VerbatimChar"/>
-        </w:rPr>
-        <w:t xml:space="preserve">synthetic_reference</w:t>
-      </w:r>
-      <w:r>
-        <w:t xml:space="preserve">)</w:t>
-      </w:r>
-    </w:p>
-    <w:p>
-      <w:pPr>
-        <w:pStyle w:val="Compact"/>
-        <w:numPr>
-          <w:ilvl w:val="1"/>
-          <w:numId w:val="1008"/>
-        </w:numPr>
-      </w:pPr>
-      <w:r>
-        <w:rPr>
-          <w:rStyle w:val="VerbatimChar"/>
-        </w:rPr>
-        <w:t xml:space="preserve">FB2-SW-SIR-000004</w:t>
+        <w:t xml:space="preserve">FB2-SW-SIR-000006</w:t>
       </w:r>
       <w:r>
         <w:t xml:space="preserve"> </w:t>
@@ -16628,7 +16820,7 @@
         <w:pStyle w:val="FirstParagraph"/>
       </w:pPr>
       <w:r>
-        <w:t xml:space="preserve">4 requirement artifact(s) remain UNCOVERED and that is the honest corpus state; the gaps are tracked by review dispositions and by the gap report. No coverage is fabricated.</w:t>
+        <w:t xml:space="preserve">3 requirement artifact(s) remain UNCOVERED and that is the honest corpus state; the gaps are tracked by review dispositions and by the gap report. No coverage is fabricated.</w:t>
       </w:r>
     </w:p>
     <w:bookmarkEnd w:id="39"/>
@@ -20338,7 +20530,7 @@
           <w:i/>
           <w:iCs/>
         </w:rPr>
-        <w:t xml:space="preserve">Generated: 2026-10-01T19:25:12Z — auto-generated from the machine-verifiable corpus. Regenerate with</w:t>
+        <w:t xml:space="preserve">Generated: 2026-10-02T01:21:37Z — auto-generated from the machine-verifiable corpus. Regenerate with</w:t>
       </w:r>
       <w:r>
         <w:rPr>

--- a/docs/artifacts/spec-documents/10-implementation-mapping-document.docx
+++ b/docs/artifacts/spec-documents/10-implementation-mapping-document.docx
@@ -23,7 +23,7 @@
         <w:pStyle w:val="Date"/>
       </w:pPr>
       <w:r>
-        <w:t xml:space="preserve">2026-10-02</w:t>
+        <w:t xml:space="preserve">2026-10-03</w:t>
       </w:r>
     </w:p>
     <w:sdt>
@@ -316,7 +316,7 @@
               <w:jc w:val="left"/>
             </w:pPr>
             <w:r>
-              <w:t xml:space="preserve">2026-10-02T01:21:37Z</w:t>
+              <w:t xml:space="preserve">2026-10-03T11:20:05Z</w:t>
             </w:r>
           </w:p>
         </w:tc>
@@ -20530,7 +20530,7 @@
           <w:i/>
           <w:iCs/>
         </w:rPr>
-        <w:t xml:space="preserve">Generated: 2026-10-02T01:21:37Z — auto-generated from the machine-verifiable corpus. Regenerate with</w:t>
+        <w:t xml:space="preserve">Generated: 2026-10-03T11:20:05Z — auto-generated from the machine-verifiable corpus. Regenerate with</w:t>
       </w:r>
       <w:r>
         <w:rPr>

--- a/docs/artifacts/spec-documents/10-implementation-mapping-document.docx
+++ b/docs/artifacts/spec-documents/10-implementation-mapping-document.docx
@@ -23,7 +23,7 @@
         <w:pStyle w:val="Date"/>
       </w:pPr>
       <w:r>
-        <w:t xml:space="preserve">2026-10-03</w:t>
+        <w:t xml:space="preserve">2026-10-04</w:t>
       </w:r>
     </w:p>
     <w:sdt>
@@ -316,7 +316,7 @@
               <w:jc w:val="left"/>
             </w:pPr>
             <w:r>
-              <w:t xml:space="preserve">2026-10-03T11:20:05Z</w:t>
+              <w:t xml:space="preserve">2026-10-04T00:17:01Z</w:t>
             </w:r>
           </w:p>
         </w:tc>
@@ -20530,7 +20530,7 @@
           <w:i/>
           <w:iCs/>
         </w:rPr>
-        <w:t xml:space="preserve">Generated: 2026-10-03T11:20:05Z — auto-generated from the machine-verifiable corpus. Regenerate with</w:t>
+        <w:t xml:space="preserve">Generated: 2026-10-04T00:17:01Z — auto-generated from the machine-verifiable corpus. Regenerate with</w:t>
       </w:r>
       <w:r>
         <w:rPr>
